--- a/Cyber Security Architecture.docx
+++ b/Cyber Security Architecture.docx
@@ -717,6 +717,29 @@
         </w:rPr>
         <w:t>- Google advance protection program</w:t>
       </w:r>
+      <w:r>
+        <w:rPr>
+          <w:rFonts w:ascii="Assistant Medium" w:hAnsi="Assistant Medium" w:cs="Assistant Medium"/>
+          <w:lang w:val="en-US"/>
+        </w:rPr>
+        <w:t>.</w:t>
+      </w:r>
+    </w:p>
+    <w:p>
+      <w:pPr>
+        <w:spacing w:after="0" w:line="240" w:lineRule="auto"/>
+        <w:rPr>
+          <w:rFonts w:ascii="Assistant Medium" w:hAnsi="Assistant Medium" w:cs="Assistant Medium"/>
+          <w:lang w:val="en-US"/>
+        </w:rPr>
+      </w:pPr>
+      <w:r>
+        <w:rPr>
+          <w:rFonts w:ascii="Assistant Medium" w:hAnsi="Assistant Medium" w:cs="Assistant Medium"/>
+          <w:lang w:val="en-US"/>
+        </w:rPr>
+        <w:t>- Tuecaller family premium.</w:t>
+      </w:r>
     </w:p>
     <w:p>
       <w:pPr>
@@ -2218,6 +2241,34 @@
     </w:p>
     <w:p>
       <w:pPr>
+        <w:pStyle w:val="ListParagraph"/>
+        <w:numPr>
+          <w:ilvl w:val="0"/>
+          <w:numId w:val="3"/>
+        </w:numPr>
+        <w:spacing w:after="0" w:line="360" w:lineRule="auto"/>
+        <w:rPr>
+          <w:rFonts w:ascii="Assistant Medium" w:hAnsi="Assistant Medium" w:cs="Assistant Medium"/>
+          <w:lang w:val="en-US"/>
+        </w:rPr>
+      </w:pPr>
+      <w:r>
+        <w:rPr>
+          <w:rFonts w:ascii="Assistant Medium" w:hAnsi="Assistant Medium" w:cs="Assistant Medium"/>
+          <w:lang w:val="en-US"/>
+        </w:rPr>
+        <w:t>Truecaller</w:t>
+      </w:r>
+      <w:r>
+        <w:rPr>
+          <w:rFonts w:ascii="Assistant Medium" w:hAnsi="Assistant Medium" w:cs="Assistant Medium"/>
+          <w:lang w:val="en-US"/>
+        </w:rPr>
+        <w:t xml:space="preserve"> premium for family.</w:t>
+      </w:r>
+    </w:p>
+    <w:p>
+      <w:pPr>
         <w:spacing w:after="0" w:line="360" w:lineRule="auto"/>
         <w:rPr>
           <w:rFonts w:ascii="Assistant Medium" w:hAnsi="Assistant Medium" w:cs="Assistant Medium"/>
@@ -2332,671 +2383,671 @@
           <w:u w:val="single"/>
           <w:lang w:val="en-US"/>
         </w:rPr>
+        <w:t>Network</w:t>
+      </w:r>
+    </w:p>
+    <w:p>
+      <w:pPr>
+        <w:spacing w:after="0" w:line="360" w:lineRule="auto"/>
+        <w:rPr>
+          <w:rFonts w:ascii="Assistant Medium" w:hAnsi="Assistant Medium" w:cs="Assistant Medium"/>
+          <w:b/>
+          <w:bCs/>
+          <w:lang w:val="en-US"/>
+        </w:rPr>
+      </w:pPr>
+      <w:r>
+        <w:rPr>
+          <w:rFonts w:ascii="Assistant Medium" w:hAnsi="Assistant Medium" w:cs="Assistant Medium"/>
+          <w:b/>
+          <w:bCs/>
+          <w:lang w:val="en-US"/>
+        </w:rPr>
+        <w:t>For the family</w:t>
+      </w:r>
+    </w:p>
+    <w:p>
+      <w:pPr>
+        <w:pStyle w:val="ListParagraph"/>
+        <w:numPr>
+          <w:ilvl w:val="0"/>
+          <w:numId w:val="2"/>
+        </w:numPr>
+        <w:spacing w:after="0" w:line="360" w:lineRule="auto"/>
+        <w:rPr>
+          <w:rFonts w:ascii="Assistant Medium" w:hAnsi="Assistant Medium" w:cs="Assistant Medium"/>
+          <w:lang w:val="en-US"/>
+        </w:rPr>
+      </w:pPr>
+      <w:r>
+        <w:rPr>
+          <w:rFonts w:ascii="Assistant Medium" w:hAnsi="Assistant Medium" w:cs="Assistant Medium"/>
+          <w:lang w:val="en-US"/>
+        </w:rPr>
+        <w:t>Sophos Firewalls.</w:t>
+      </w:r>
+    </w:p>
+    <w:p>
+      <w:pPr>
+        <w:pStyle w:val="ListParagraph"/>
+        <w:numPr>
+          <w:ilvl w:val="0"/>
+          <w:numId w:val="4"/>
+        </w:numPr>
+        <w:spacing w:after="0" w:line="360" w:lineRule="auto"/>
+        <w:rPr>
+          <w:rFonts w:ascii="Assistant Medium" w:hAnsi="Assistant Medium" w:cs="Assistant Medium"/>
+          <w:lang w:val="en-US"/>
+        </w:rPr>
+      </w:pPr>
+      <w:r>
+        <w:rPr>
+          <w:rFonts w:ascii="Assistant Medium" w:hAnsi="Assistant Medium" w:cs="Assistant Medium"/>
+          <w:lang w:val="en-US"/>
+        </w:rPr>
+        <w:t>URLF.</w:t>
+      </w:r>
+    </w:p>
+    <w:p>
+      <w:pPr>
+        <w:pStyle w:val="ListParagraph"/>
+        <w:numPr>
+          <w:ilvl w:val="0"/>
+          <w:numId w:val="4"/>
+        </w:numPr>
+        <w:spacing w:after="0" w:line="360" w:lineRule="auto"/>
+        <w:rPr>
+          <w:rFonts w:ascii="Assistant Medium" w:hAnsi="Assistant Medium" w:cs="Assistant Medium"/>
+          <w:lang w:val="en-US"/>
+        </w:rPr>
+      </w:pPr>
+      <w:r>
+        <w:rPr>
+          <w:rFonts w:ascii="Assistant Medium" w:hAnsi="Assistant Medium" w:cs="Assistant Medium"/>
+          <w:lang w:val="en-US"/>
+        </w:rPr>
+        <w:t>IPS.</w:t>
+      </w:r>
+    </w:p>
+    <w:p>
+      <w:pPr>
+        <w:pStyle w:val="ListParagraph"/>
+        <w:numPr>
+          <w:ilvl w:val="0"/>
+          <w:numId w:val="4"/>
+        </w:numPr>
+        <w:spacing w:after="0" w:line="360" w:lineRule="auto"/>
+        <w:rPr>
+          <w:rFonts w:ascii="Assistant Medium" w:hAnsi="Assistant Medium" w:cs="Assistant Medium"/>
+          <w:lang w:val="en-US"/>
+        </w:rPr>
+      </w:pPr>
+      <w:r>
+        <w:rPr>
+          <w:rFonts w:ascii="Assistant Medium" w:hAnsi="Assistant Medium" w:cs="Assistant Medium"/>
+          <w:lang w:val="en-US"/>
+        </w:rPr>
+        <w:t xml:space="preserve">2 </w:t>
+      </w:r>
+      <w:r>
+        <w:rPr>
+          <w:rFonts w:ascii="Assistant Medium" w:hAnsi="Assistant Medium" w:cs="Assistant Medium"/>
+          <w:lang w:val="en-US"/>
+        </w:rPr>
+        <w:t>Anti malware</w:t>
+      </w:r>
+      <w:r>
+        <w:rPr>
+          <w:rFonts w:ascii="Assistant Medium" w:hAnsi="Assistant Medium" w:cs="Assistant Medium"/>
+          <w:lang w:val="en-US"/>
+        </w:rPr>
+        <w:t xml:space="preserve"> engines.</w:t>
+      </w:r>
+    </w:p>
+    <w:p>
+      <w:pPr>
+        <w:pStyle w:val="ListParagraph"/>
+        <w:numPr>
+          <w:ilvl w:val="0"/>
+          <w:numId w:val="4"/>
+        </w:numPr>
+        <w:spacing w:after="0" w:line="360" w:lineRule="auto"/>
+        <w:rPr>
+          <w:rFonts w:ascii="Assistant Medium" w:hAnsi="Assistant Medium" w:cs="Assistant Medium"/>
+          <w:lang w:val="en-US"/>
+        </w:rPr>
+      </w:pPr>
+      <w:r>
+        <w:rPr>
+          <w:rFonts w:ascii="Assistant Medium" w:hAnsi="Assistant Medium" w:cs="Assistant Medium"/>
+          <w:lang w:val="en-US"/>
+        </w:rPr>
+        <w:t>Sandbox.</w:t>
+      </w:r>
+    </w:p>
+    <w:p>
+      <w:pPr>
+        <w:pStyle w:val="ListParagraph"/>
+        <w:numPr>
+          <w:ilvl w:val="0"/>
+          <w:numId w:val="4"/>
+        </w:numPr>
+        <w:spacing w:after="0" w:line="360" w:lineRule="auto"/>
+        <w:rPr>
+          <w:rFonts w:ascii="Assistant Medium" w:hAnsi="Assistant Medium" w:cs="Assistant Medium"/>
+          <w:lang w:val="en-US"/>
+        </w:rPr>
+      </w:pPr>
+      <w:r>
+        <w:rPr>
+          <w:rFonts w:ascii="Assistant Medium" w:hAnsi="Assistant Medium" w:cs="Assistant Medium"/>
+          <w:lang w:val="en-US"/>
+        </w:rPr>
+        <w:t xml:space="preserve">Sophos </w:t>
+      </w:r>
+      <w:r>
+        <w:rPr>
+          <w:rFonts w:ascii="Assistant Medium" w:hAnsi="Assistant Medium" w:cs="Assistant Medium"/>
+          <w:lang w:val="en-US"/>
+        </w:rPr>
+        <w:t>active</w:t>
+      </w:r>
+      <w:r>
+        <w:rPr>
+          <w:rFonts w:ascii="Assistant Medium" w:hAnsi="Assistant Medium" w:cs="Assistant Medium"/>
+          <w:lang w:val="en-US"/>
+        </w:rPr>
+        <w:t xml:space="preserve"> threat protection.</w:t>
+      </w:r>
+    </w:p>
+    <w:p>
+      <w:pPr>
+        <w:pStyle w:val="ListParagraph"/>
+        <w:numPr>
+          <w:ilvl w:val="0"/>
+          <w:numId w:val="4"/>
+        </w:numPr>
+        <w:spacing w:after="0" w:line="360" w:lineRule="auto"/>
+        <w:rPr>
+          <w:rFonts w:ascii="Assistant Medium" w:hAnsi="Assistant Medium" w:cs="Assistant Medium"/>
+          <w:lang w:val="en-US"/>
+        </w:rPr>
+      </w:pPr>
+      <w:r>
+        <w:rPr>
+          <w:rFonts w:ascii="Assistant Medium" w:hAnsi="Assistant Medium" w:cs="Assistant Medium"/>
+          <w:lang w:val="en-US"/>
+        </w:rPr>
+        <w:t>Custom IOC Feeds</w:t>
+      </w:r>
+      <w:r>
+        <w:rPr>
+          <w:rFonts w:ascii="Assistant Medium" w:hAnsi="Assistant Medium" w:cs="Assistant Medium"/>
+          <w:lang w:val="en-US"/>
+        </w:rPr>
+        <w:t xml:space="preserve"> with more than 200,000 objects.</w:t>
+      </w:r>
+    </w:p>
+    <w:p>
+      <w:pPr>
+        <w:pStyle w:val="ListParagraph"/>
+        <w:numPr>
+          <w:ilvl w:val="0"/>
+          <w:numId w:val="4"/>
+        </w:numPr>
+        <w:spacing w:after="0" w:line="360" w:lineRule="auto"/>
+        <w:rPr>
+          <w:rFonts w:ascii="Assistant Medium" w:hAnsi="Assistant Medium" w:cs="Assistant Medium"/>
+          <w:lang w:val="en-US"/>
+        </w:rPr>
+      </w:pPr>
+      <w:r>
+        <w:rPr>
+          <w:rFonts w:ascii="Assistant Medium" w:hAnsi="Assistant Medium" w:cs="Assistant Medium"/>
+          <w:lang w:val="en-US"/>
+        </w:rPr>
+        <w:t>DPI</w:t>
+      </w:r>
+      <w:r>
+        <w:rPr>
+          <w:rFonts w:ascii="Assistant Medium" w:hAnsi="Assistant Medium" w:cs="Assistant Medium"/>
+          <w:lang w:val="en-US"/>
+        </w:rPr>
+        <w:t xml:space="preserve"> and also drop weak ciphers, old ssl, compressed ssl and other certificates.</w:t>
+      </w:r>
+    </w:p>
+    <w:p>
+      <w:pPr>
+        <w:pStyle w:val="ListParagraph"/>
+        <w:numPr>
+          <w:ilvl w:val="0"/>
+          <w:numId w:val="4"/>
+        </w:numPr>
+        <w:spacing w:after="0" w:line="360" w:lineRule="auto"/>
+        <w:rPr>
+          <w:rFonts w:ascii="Assistant Medium" w:hAnsi="Assistant Medium" w:cs="Assistant Medium"/>
+          <w:lang w:val="en-US"/>
+        </w:rPr>
+      </w:pPr>
+      <w:r>
+        <w:rPr>
+          <w:rFonts w:ascii="Assistant Medium" w:hAnsi="Assistant Medium" w:cs="Assistant Medium"/>
+          <w:lang w:val="en-US"/>
+        </w:rPr>
+        <w:t>Layer 2 total client Isolation</w:t>
+      </w:r>
+      <w:r>
+        <w:rPr>
+          <w:rFonts w:ascii="Assistant Medium" w:hAnsi="Assistant Medium" w:cs="Assistant Medium"/>
+          <w:lang w:val="en-US"/>
+        </w:rPr>
+        <w:t xml:space="preserve"> (On access point).</w:t>
+      </w:r>
+    </w:p>
+    <w:p>
+      <w:pPr>
+        <w:pStyle w:val="ListParagraph"/>
+        <w:numPr>
+          <w:ilvl w:val="0"/>
+          <w:numId w:val="4"/>
+        </w:numPr>
+        <w:spacing w:after="0" w:line="360" w:lineRule="auto"/>
+        <w:rPr>
+          <w:rFonts w:ascii="Assistant Medium" w:hAnsi="Assistant Medium" w:cs="Assistant Medium"/>
+          <w:lang w:val="en-US"/>
+        </w:rPr>
+      </w:pPr>
+      <w:r>
+        <w:rPr>
+          <w:rFonts w:ascii="Assistant Medium" w:hAnsi="Assistant Medium" w:cs="Assistant Medium"/>
+          <w:lang w:val="en-US"/>
+        </w:rPr>
+        <w:t>Layer 3 block most lan to lan.</w:t>
+      </w:r>
+    </w:p>
+    <w:p>
+      <w:pPr>
+        <w:pStyle w:val="ListParagraph"/>
+        <w:numPr>
+          <w:ilvl w:val="0"/>
+          <w:numId w:val="4"/>
+        </w:numPr>
+        <w:spacing w:after="0" w:line="360" w:lineRule="auto"/>
+        <w:rPr>
+          <w:rFonts w:ascii="Assistant Medium" w:hAnsi="Assistant Medium" w:cs="Assistant Medium"/>
+          <w:lang w:val="en-US"/>
+        </w:rPr>
+      </w:pPr>
+      <w:r>
+        <w:rPr>
+          <w:rFonts w:ascii="Assistant Medium" w:hAnsi="Assistant Medium" w:cs="Assistant Medium"/>
+          <w:lang w:val="en-US"/>
+        </w:rPr>
+        <w:t>Block wan to lan.</w:t>
+      </w:r>
+    </w:p>
+    <w:p>
+      <w:pPr>
+        <w:pStyle w:val="ListParagraph"/>
+        <w:numPr>
+          <w:ilvl w:val="0"/>
+          <w:numId w:val="4"/>
+        </w:numPr>
+        <w:spacing w:after="0" w:line="360" w:lineRule="auto"/>
+        <w:rPr>
+          <w:rFonts w:ascii="Assistant Medium" w:hAnsi="Assistant Medium" w:cs="Assistant Medium"/>
+          <w:lang w:val="en-US"/>
+        </w:rPr>
+      </w:pPr>
+      <w:r>
+        <w:rPr>
+          <w:rFonts w:ascii="Assistant Medium" w:hAnsi="Assistant Medium" w:cs="Assistant Medium"/>
+          <w:lang w:val="en-US"/>
+        </w:rPr>
+        <w:t>Block outbound risky ports.</w:t>
+      </w:r>
+    </w:p>
+    <w:p>
+      <w:pPr>
+        <w:pStyle w:val="ListParagraph"/>
+        <w:numPr>
+          <w:ilvl w:val="0"/>
+          <w:numId w:val="4"/>
+        </w:numPr>
+        <w:spacing w:after="0" w:line="360" w:lineRule="auto"/>
+        <w:rPr>
+          <w:rFonts w:ascii="Assistant Medium" w:hAnsi="Assistant Medium" w:cs="Assistant Medium"/>
+          <w:lang w:val="en-US"/>
+        </w:rPr>
+      </w:pPr>
+      <w:r>
+        <w:rPr>
+          <w:rFonts w:ascii="Assistant Medium" w:hAnsi="Assistant Medium" w:cs="Assistant Medium"/>
+          <w:lang w:val="en-US"/>
+        </w:rPr>
+        <w:t>Connected to DNS Firewall via DNS server on AWS.</w:t>
+      </w:r>
+    </w:p>
+    <w:p>
+      <w:pPr>
+        <w:pStyle w:val="ListParagraph"/>
+        <w:numPr>
+          <w:ilvl w:val="0"/>
+          <w:numId w:val="4"/>
+        </w:numPr>
+        <w:spacing w:after="0" w:line="360" w:lineRule="auto"/>
+        <w:rPr>
+          <w:rFonts w:ascii="Assistant Medium" w:hAnsi="Assistant Medium" w:cs="Assistant Medium"/>
+          <w:lang w:val="en-US"/>
+        </w:rPr>
+      </w:pPr>
+      <w:r>
+        <w:rPr>
+          <w:rFonts w:ascii="Assistant Medium" w:hAnsi="Assistant Medium" w:cs="Assistant Medium"/>
+          <w:lang w:val="en-US"/>
+        </w:rPr>
+        <w:t>Geo</w:t>
+      </w:r>
+      <w:r>
+        <w:rPr>
+          <w:rFonts w:ascii="Assistant Medium" w:hAnsi="Assistant Medium" w:cs="Assistant Medium"/>
+          <w:lang w:val="en-US"/>
+        </w:rPr>
+        <w:t xml:space="preserve"> blocking</w:t>
+      </w:r>
+      <w:r>
+        <w:rPr>
+          <w:rFonts w:ascii="Assistant Medium" w:hAnsi="Assistant Medium" w:cs="Assistant Medium"/>
+          <w:lang w:val="en-US"/>
+        </w:rPr>
+        <w:t xml:space="preserve"> also to oudbound.</w:t>
+      </w:r>
+    </w:p>
+    <w:p>
+      <w:pPr>
+        <w:pStyle w:val="ListParagraph"/>
+        <w:numPr>
+          <w:ilvl w:val="0"/>
+          <w:numId w:val="4"/>
+        </w:numPr>
+        <w:spacing w:after="0" w:line="360" w:lineRule="auto"/>
+        <w:rPr>
+          <w:rFonts w:ascii="Assistant Medium" w:hAnsi="Assistant Medium" w:cs="Assistant Medium"/>
+          <w:lang w:val="en-US"/>
+        </w:rPr>
+      </w:pPr>
+      <w:r>
+        <w:rPr>
+          <w:rFonts w:ascii="Assistant Medium" w:hAnsi="Assistant Medium" w:cs="Assistant Medium"/>
+          <w:lang w:val="en-US"/>
+        </w:rPr>
+        <w:t>MFA for login</w:t>
+      </w:r>
+      <w:r>
+        <w:rPr>
+          <w:rFonts w:ascii="Assistant Medium" w:hAnsi="Assistant Medium" w:cs="Assistant Medium"/>
+          <w:lang w:val="en-US"/>
+        </w:rPr>
+        <w:t xml:space="preserve"> from LAN.</w:t>
+      </w:r>
+    </w:p>
+    <w:p>
+      <w:pPr>
+        <w:pStyle w:val="ListParagraph"/>
+        <w:numPr>
+          <w:ilvl w:val="0"/>
+          <w:numId w:val="2"/>
+        </w:numPr>
+        <w:spacing w:after="0" w:line="360" w:lineRule="auto"/>
+        <w:rPr>
+          <w:rFonts w:ascii="Assistant Medium" w:hAnsi="Assistant Medium" w:cs="Assistant Medium"/>
+          <w:lang w:val="en-US"/>
+        </w:rPr>
+      </w:pPr>
+      <w:r>
+        <w:rPr>
+          <w:rFonts w:ascii="Assistant Medium" w:hAnsi="Assistant Medium" w:cs="Assistant Medium"/>
+          <w:lang w:val="en-US"/>
+        </w:rPr>
+        <w:t>DNS Firewall</w:t>
+      </w:r>
+      <w:r>
+        <w:rPr>
+          <w:rFonts w:ascii="Assistant Medium" w:hAnsi="Assistant Medium" w:cs="Assistant Medium"/>
+          <w:lang w:val="en-US"/>
+        </w:rPr>
+        <w:t xml:space="preserve"> – NextDNS.</w:t>
+      </w:r>
+    </w:p>
+    <w:p>
+      <w:pPr>
+        <w:pStyle w:val="ListParagraph"/>
+        <w:numPr>
+          <w:ilvl w:val="0"/>
+          <w:numId w:val="4"/>
+        </w:numPr>
+        <w:spacing w:after="0" w:line="360" w:lineRule="auto"/>
+        <w:rPr>
+          <w:rFonts w:ascii="Assistant Medium" w:hAnsi="Assistant Medium" w:cs="Assistant Medium"/>
+          <w:lang w:val="en-US"/>
+        </w:rPr>
+      </w:pPr>
+      <w:r>
+        <w:rPr>
+          <w:rFonts w:ascii="Assistant Medium" w:hAnsi="Assistant Medium" w:cs="Assistant Medium"/>
+          <w:lang w:val="en-US"/>
+        </w:rPr>
+        <w:t>Threat intelligence blocking feeds.</w:t>
+      </w:r>
+    </w:p>
+    <w:p>
+      <w:pPr>
+        <w:pStyle w:val="ListParagraph"/>
+        <w:numPr>
+          <w:ilvl w:val="0"/>
+          <w:numId w:val="4"/>
+        </w:numPr>
+        <w:spacing w:after="0" w:line="360" w:lineRule="auto"/>
+        <w:rPr>
+          <w:rFonts w:ascii="Assistant Medium" w:hAnsi="Assistant Medium" w:cs="Assistant Medium"/>
+          <w:lang w:val="en-US"/>
+        </w:rPr>
+      </w:pPr>
+      <w:r>
+        <w:rPr>
+          <w:rFonts w:ascii="Assistant Medium" w:hAnsi="Assistant Medium" w:cs="Assistant Medium"/>
+          <w:lang w:val="en-US"/>
+        </w:rPr>
+        <w:t>AI-Driven Threat Detection.</w:t>
+      </w:r>
+    </w:p>
+    <w:p>
+      <w:pPr>
+        <w:pStyle w:val="ListParagraph"/>
+        <w:numPr>
+          <w:ilvl w:val="0"/>
+          <w:numId w:val="4"/>
+        </w:numPr>
+        <w:spacing w:after="0" w:line="360" w:lineRule="auto"/>
+        <w:rPr>
+          <w:rFonts w:ascii="Assistant Medium" w:hAnsi="Assistant Medium" w:cs="Assistant Medium"/>
+          <w:lang w:val="en-US"/>
+        </w:rPr>
+      </w:pPr>
+      <w:r>
+        <w:rPr>
+          <w:rFonts w:ascii="Assistant Medium" w:hAnsi="Assistant Medium" w:cs="Assistant Medium"/>
+          <w:lang w:val="en-US"/>
+        </w:rPr>
+        <w:t>Google Safe Browsing.</w:t>
+      </w:r>
+    </w:p>
+    <w:p>
+      <w:pPr>
+        <w:pStyle w:val="ListParagraph"/>
+        <w:numPr>
+          <w:ilvl w:val="0"/>
+          <w:numId w:val="4"/>
+        </w:numPr>
+        <w:spacing w:after="0" w:line="360" w:lineRule="auto"/>
+        <w:rPr>
+          <w:rFonts w:ascii="Assistant Medium" w:hAnsi="Assistant Medium" w:cs="Assistant Medium"/>
+          <w:lang w:val="en-US"/>
+        </w:rPr>
+      </w:pPr>
+      <w:r>
+        <w:rPr>
+          <w:rFonts w:ascii="Assistant Medium" w:hAnsi="Assistant Medium" w:cs="Assistant Medium"/>
+          <w:lang w:val="en-US"/>
+        </w:rPr>
+        <w:t>Cryptojacking Protection.</w:t>
+      </w:r>
+    </w:p>
+    <w:p>
+      <w:pPr>
+        <w:pStyle w:val="ListParagraph"/>
+        <w:numPr>
+          <w:ilvl w:val="0"/>
+          <w:numId w:val="4"/>
+        </w:numPr>
+        <w:spacing w:after="0" w:line="360" w:lineRule="auto"/>
+        <w:rPr>
+          <w:rFonts w:ascii="Assistant Medium" w:hAnsi="Assistant Medium" w:cs="Assistant Medium"/>
+          <w:lang w:val="en-US"/>
+        </w:rPr>
+      </w:pPr>
+      <w:r>
+        <w:rPr>
+          <w:rFonts w:ascii="Assistant Medium" w:hAnsi="Assistant Medium" w:cs="Assistant Medium"/>
+          <w:lang w:val="en-US"/>
+        </w:rPr>
+        <w:t>IDN Homograph Attacks Protection.</w:t>
+      </w:r>
+    </w:p>
+    <w:p>
+      <w:pPr>
+        <w:pStyle w:val="ListParagraph"/>
+        <w:numPr>
+          <w:ilvl w:val="0"/>
+          <w:numId w:val="4"/>
+        </w:numPr>
+        <w:spacing w:after="0" w:line="360" w:lineRule="auto"/>
+        <w:rPr>
+          <w:rFonts w:ascii="Assistant Medium" w:hAnsi="Assistant Medium" w:cs="Assistant Medium"/>
+          <w:lang w:val="en-US"/>
+        </w:rPr>
+      </w:pPr>
+      <w:r>
+        <w:rPr>
+          <w:rFonts w:ascii="Assistant Medium" w:hAnsi="Assistant Medium" w:cs="Assistant Medium"/>
+          <w:lang w:val="en-US"/>
+        </w:rPr>
+        <w:t>Typosquatting Protection.</w:t>
+      </w:r>
+    </w:p>
+    <w:p>
+      <w:pPr>
+        <w:pStyle w:val="ListParagraph"/>
+        <w:numPr>
+          <w:ilvl w:val="0"/>
+          <w:numId w:val="4"/>
+        </w:numPr>
+        <w:spacing w:after="0" w:line="360" w:lineRule="auto"/>
+        <w:rPr>
+          <w:rFonts w:ascii="Assistant Medium" w:hAnsi="Assistant Medium" w:cs="Assistant Medium"/>
+          <w:lang w:val="en-US"/>
+        </w:rPr>
+      </w:pPr>
+      <w:r>
+        <w:rPr>
+          <w:rFonts w:ascii="Assistant Medium" w:hAnsi="Assistant Medium" w:cs="Assistant Medium"/>
+          <w:lang w:val="en-US"/>
+        </w:rPr>
+        <w:t>Domain Generation Algorithms (DGAs) Protection.</w:t>
+      </w:r>
+    </w:p>
+    <w:p>
+      <w:pPr>
+        <w:pStyle w:val="ListParagraph"/>
+        <w:numPr>
+          <w:ilvl w:val="0"/>
+          <w:numId w:val="4"/>
+        </w:numPr>
+        <w:spacing w:after="0" w:line="360" w:lineRule="auto"/>
+        <w:rPr>
+          <w:rFonts w:ascii="Assistant Medium" w:hAnsi="Assistant Medium" w:cs="Assistant Medium"/>
+          <w:lang w:val="en-US"/>
+        </w:rPr>
+      </w:pPr>
+      <w:r>
+        <w:rPr>
+          <w:rFonts w:ascii="Assistant Medium" w:hAnsi="Assistant Medium" w:cs="Assistant Medium"/>
+          <w:lang w:val="en-US"/>
+        </w:rPr>
+        <w:t>Block Newly Registered Domains (NRDs).</w:t>
+      </w:r>
+    </w:p>
+    <w:p>
+      <w:pPr>
+        <w:pStyle w:val="ListParagraph"/>
+        <w:numPr>
+          <w:ilvl w:val="0"/>
+          <w:numId w:val="4"/>
+        </w:numPr>
+        <w:spacing w:after="0" w:line="360" w:lineRule="auto"/>
+        <w:rPr>
+          <w:rFonts w:ascii="Assistant Medium" w:hAnsi="Assistant Medium" w:cs="Assistant Medium"/>
+          <w:lang w:val="en-US"/>
+        </w:rPr>
+      </w:pPr>
+      <w:r>
+        <w:rPr>
+          <w:rFonts w:ascii="Assistant Medium" w:hAnsi="Assistant Medium" w:cs="Assistant Medium"/>
+          <w:lang w:val="en-US"/>
+        </w:rPr>
+        <w:t>Block Dynamic DNS Hostnames.</w:t>
+      </w:r>
+    </w:p>
+    <w:p>
+      <w:pPr>
+        <w:pStyle w:val="ListParagraph"/>
+        <w:numPr>
+          <w:ilvl w:val="0"/>
+          <w:numId w:val="4"/>
+        </w:numPr>
+        <w:spacing w:after="0" w:line="360" w:lineRule="auto"/>
+        <w:rPr>
+          <w:rFonts w:ascii="Assistant Medium" w:hAnsi="Assistant Medium" w:cs="Assistant Medium"/>
+          <w:lang w:val="en-US"/>
+        </w:rPr>
+      </w:pPr>
+      <w:r>
+        <w:rPr>
+          <w:rFonts w:ascii="Assistant Medium" w:hAnsi="Assistant Medium" w:cs="Assistant Medium"/>
+          <w:lang w:val="en-US"/>
+        </w:rPr>
+        <w:t>Block Parked Domains.</w:t>
+      </w:r>
+    </w:p>
+    <w:p>
+      <w:pPr>
+        <w:pStyle w:val="ListParagraph"/>
+        <w:numPr>
+          <w:ilvl w:val="0"/>
+          <w:numId w:val="4"/>
+        </w:numPr>
+        <w:spacing w:after="0" w:line="360" w:lineRule="auto"/>
+        <w:rPr>
+          <w:rFonts w:ascii="Assistant Medium" w:hAnsi="Assistant Medium" w:cs="Assistant Medium"/>
+          <w:lang w:val="en-US"/>
+        </w:rPr>
+      </w:pPr>
+      <w:r>
+        <w:rPr>
+          <w:rFonts w:ascii="Assistant Medium" w:hAnsi="Assistant Medium" w:cs="Assistant Medium"/>
+          <w:lang w:val="en-US"/>
+        </w:rPr>
         <w:lastRenderedPageBreak/>
-        <w:t>Network</w:t>
-      </w:r>
-    </w:p>
-    <w:p>
-      <w:pPr>
-        <w:spacing w:after="0" w:line="360" w:lineRule="auto"/>
-        <w:rPr>
-          <w:rFonts w:ascii="Assistant Medium" w:hAnsi="Assistant Medium" w:cs="Assistant Medium"/>
-          <w:b/>
-          <w:bCs/>
-          <w:lang w:val="en-US"/>
-        </w:rPr>
-      </w:pPr>
-      <w:r>
-        <w:rPr>
-          <w:rFonts w:ascii="Assistant Medium" w:hAnsi="Assistant Medium" w:cs="Assistant Medium"/>
-          <w:b/>
-          <w:bCs/>
-          <w:lang w:val="en-US"/>
-        </w:rPr>
-        <w:t>For the family</w:t>
-      </w:r>
-    </w:p>
-    <w:p>
-      <w:pPr>
-        <w:pStyle w:val="ListParagraph"/>
-        <w:numPr>
-          <w:ilvl w:val="0"/>
-          <w:numId w:val="2"/>
-        </w:numPr>
-        <w:spacing w:after="0" w:line="360" w:lineRule="auto"/>
-        <w:rPr>
-          <w:rFonts w:ascii="Assistant Medium" w:hAnsi="Assistant Medium" w:cs="Assistant Medium"/>
-          <w:lang w:val="en-US"/>
-        </w:rPr>
-      </w:pPr>
-      <w:r>
-        <w:rPr>
-          <w:rFonts w:ascii="Assistant Medium" w:hAnsi="Assistant Medium" w:cs="Assistant Medium"/>
-          <w:lang w:val="en-US"/>
-        </w:rPr>
-        <w:t>Sophos Firewalls.</w:t>
-      </w:r>
-    </w:p>
-    <w:p>
-      <w:pPr>
-        <w:pStyle w:val="ListParagraph"/>
-        <w:numPr>
-          <w:ilvl w:val="0"/>
-          <w:numId w:val="4"/>
-        </w:numPr>
-        <w:spacing w:after="0" w:line="360" w:lineRule="auto"/>
-        <w:rPr>
-          <w:rFonts w:ascii="Assistant Medium" w:hAnsi="Assistant Medium" w:cs="Assistant Medium"/>
-          <w:lang w:val="en-US"/>
-        </w:rPr>
-      </w:pPr>
-      <w:r>
-        <w:rPr>
-          <w:rFonts w:ascii="Assistant Medium" w:hAnsi="Assistant Medium" w:cs="Assistant Medium"/>
-          <w:lang w:val="en-US"/>
-        </w:rPr>
-        <w:t>URLF.</w:t>
-      </w:r>
-    </w:p>
-    <w:p>
-      <w:pPr>
-        <w:pStyle w:val="ListParagraph"/>
-        <w:numPr>
-          <w:ilvl w:val="0"/>
-          <w:numId w:val="4"/>
-        </w:numPr>
-        <w:spacing w:after="0" w:line="360" w:lineRule="auto"/>
-        <w:rPr>
-          <w:rFonts w:ascii="Assistant Medium" w:hAnsi="Assistant Medium" w:cs="Assistant Medium"/>
-          <w:lang w:val="en-US"/>
-        </w:rPr>
-      </w:pPr>
-      <w:r>
-        <w:rPr>
-          <w:rFonts w:ascii="Assistant Medium" w:hAnsi="Assistant Medium" w:cs="Assistant Medium"/>
-          <w:lang w:val="en-US"/>
-        </w:rPr>
-        <w:t>IPS.</w:t>
-      </w:r>
-    </w:p>
-    <w:p>
-      <w:pPr>
-        <w:pStyle w:val="ListParagraph"/>
-        <w:numPr>
-          <w:ilvl w:val="0"/>
-          <w:numId w:val="4"/>
-        </w:numPr>
-        <w:spacing w:after="0" w:line="360" w:lineRule="auto"/>
-        <w:rPr>
-          <w:rFonts w:ascii="Assistant Medium" w:hAnsi="Assistant Medium" w:cs="Assistant Medium"/>
-          <w:lang w:val="en-US"/>
-        </w:rPr>
-      </w:pPr>
-      <w:r>
-        <w:rPr>
-          <w:rFonts w:ascii="Assistant Medium" w:hAnsi="Assistant Medium" w:cs="Assistant Medium"/>
-          <w:lang w:val="en-US"/>
-        </w:rPr>
-        <w:t xml:space="preserve">2 </w:t>
-      </w:r>
-      <w:r>
-        <w:rPr>
-          <w:rFonts w:ascii="Assistant Medium" w:hAnsi="Assistant Medium" w:cs="Assistant Medium"/>
-          <w:lang w:val="en-US"/>
-        </w:rPr>
-        <w:t>Anti malware</w:t>
-      </w:r>
-      <w:r>
-        <w:rPr>
-          <w:rFonts w:ascii="Assistant Medium" w:hAnsi="Assistant Medium" w:cs="Assistant Medium"/>
-          <w:lang w:val="en-US"/>
-        </w:rPr>
-        <w:t xml:space="preserve"> engines.</w:t>
-      </w:r>
-    </w:p>
-    <w:p>
-      <w:pPr>
-        <w:pStyle w:val="ListParagraph"/>
-        <w:numPr>
-          <w:ilvl w:val="0"/>
-          <w:numId w:val="4"/>
-        </w:numPr>
-        <w:spacing w:after="0" w:line="360" w:lineRule="auto"/>
-        <w:rPr>
-          <w:rFonts w:ascii="Assistant Medium" w:hAnsi="Assistant Medium" w:cs="Assistant Medium"/>
-          <w:lang w:val="en-US"/>
-        </w:rPr>
-      </w:pPr>
-      <w:r>
-        <w:rPr>
-          <w:rFonts w:ascii="Assistant Medium" w:hAnsi="Assistant Medium" w:cs="Assistant Medium"/>
-          <w:lang w:val="en-US"/>
-        </w:rPr>
-        <w:t>Sandbox.</w:t>
-      </w:r>
-    </w:p>
-    <w:p>
-      <w:pPr>
-        <w:pStyle w:val="ListParagraph"/>
-        <w:numPr>
-          <w:ilvl w:val="0"/>
-          <w:numId w:val="4"/>
-        </w:numPr>
-        <w:spacing w:after="0" w:line="360" w:lineRule="auto"/>
-        <w:rPr>
-          <w:rFonts w:ascii="Assistant Medium" w:hAnsi="Assistant Medium" w:cs="Assistant Medium"/>
-          <w:lang w:val="en-US"/>
-        </w:rPr>
-      </w:pPr>
-      <w:r>
-        <w:rPr>
-          <w:rFonts w:ascii="Assistant Medium" w:hAnsi="Assistant Medium" w:cs="Assistant Medium"/>
-          <w:lang w:val="en-US"/>
-        </w:rPr>
-        <w:t xml:space="preserve">Sophos </w:t>
-      </w:r>
-      <w:r>
-        <w:rPr>
-          <w:rFonts w:ascii="Assistant Medium" w:hAnsi="Assistant Medium" w:cs="Assistant Medium"/>
-          <w:lang w:val="en-US"/>
-        </w:rPr>
-        <w:t>active</w:t>
-      </w:r>
-      <w:r>
-        <w:rPr>
-          <w:rFonts w:ascii="Assistant Medium" w:hAnsi="Assistant Medium" w:cs="Assistant Medium"/>
-          <w:lang w:val="en-US"/>
-        </w:rPr>
-        <w:t xml:space="preserve"> threat protection.</w:t>
-      </w:r>
-    </w:p>
-    <w:p>
-      <w:pPr>
-        <w:pStyle w:val="ListParagraph"/>
-        <w:numPr>
-          <w:ilvl w:val="0"/>
-          <w:numId w:val="4"/>
-        </w:numPr>
-        <w:spacing w:after="0" w:line="360" w:lineRule="auto"/>
-        <w:rPr>
-          <w:rFonts w:ascii="Assistant Medium" w:hAnsi="Assistant Medium" w:cs="Assistant Medium"/>
-          <w:lang w:val="en-US"/>
-        </w:rPr>
-      </w:pPr>
-      <w:r>
-        <w:rPr>
-          <w:rFonts w:ascii="Assistant Medium" w:hAnsi="Assistant Medium" w:cs="Assistant Medium"/>
-          <w:lang w:val="en-US"/>
-        </w:rPr>
-        <w:t>Custom IOC Feeds</w:t>
-      </w:r>
-      <w:r>
-        <w:rPr>
-          <w:rFonts w:ascii="Assistant Medium" w:hAnsi="Assistant Medium" w:cs="Assistant Medium"/>
-          <w:lang w:val="en-US"/>
-        </w:rPr>
-        <w:t xml:space="preserve"> with more than 200,000 objects.</w:t>
-      </w:r>
-    </w:p>
-    <w:p>
-      <w:pPr>
-        <w:pStyle w:val="ListParagraph"/>
-        <w:numPr>
-          <w:ilvl w:val="0"/>
-          <w:numId w:val="4"/>
-        </w:numPr>
-        <w:spacing w:after="0" w:line="360" w:lineRule="auto"/>
-        <w:rPr>
-          <w:rFonts w:ascii="Assistant Medium" w:hAnsi="Assistant Medium" w:cs="Assistant Medium"/>
-          <w:lang w:val="en-US"/>
-        </w:rPr>
-      </w:pPr>
-      <w:r>
-        <w:rPr>
-          <w:rFonts w:ascii="Assistant Medium" w:hAnsi="Assistant Medium" w:cs="Assistant Medium"/>
-          <w:lang w:val="en-US"/>
-        </w:rPr>
-        <w:t>DPI</w:t>
-      </w:r>
-      <w:r>
-        <w:rPr>
-          <w:rFonts w:ascii="Assistant Medium" w:hAnsi="Assistant Medium" w:cs="Assistant Medium"/>
-          <w:lang w:val="en-US"/>
-        </w:rPr>
-        <w:t xml:space="preserve"> and also drop weak ciphers, old ssl, compressed ssl and other certificates.</w:t>
-      </w:r>
-    </w:p>
-    <w:p>
-      <w:pPr>
-        <w:pStyle w:val="ListParagraph"/>
-        <w:numPr>
-          <w:ilvl w:val="0"/>
-          <w:numId w:val="4"/>
-        </w:numPr>
-        <w:spacing w:after="0" w:line="360" w:lineRule="auto"/>
-        <w:rPr>
-          <w:rFonts w:ascii="Assistant Medium" w:hAnsi="Assistant Medium" w:cs="Assistant Medium"/>
-          <w:lang w:val="en-US"/>
-        </w:rPr>
-      </w:pPr>
-      <w:r>
-        <w:rPr>
-          <w:rFonts w:ascii="Assistant Medium" w:hAnsi="Assistant Medium" w:cs="Assistant Medium"/>
-          <w:lang w:val="en-US"/>
-        </w:rPr>
-        <w:t>Layer 2 total client Isolation</w:t>
-      </w:r>
-      <w:r>
-        <w:rPr>
-          <w:rFonts w:ascii="Assistant Medium" w:hAnsi="Assistant Medium" w:cs="Assistant Medium"/>
-          <w:lang w:val="en-US"/>
-        </w:rPr>
-        <w:t xml:space="preserve"> (On access point).</w:t>
-      </w:r>
-    </w:p>
-    <w:p>
-      <w:pPr>
-        <w:pStyle w:val="ListParagraph"/>
-        <w:numPr>
-          <w:ilvl w:val="0"/>
-          <w:numId w:val="4"/>
-        </w:numPr>
-        <w:spacing w:after="0" w:line="360" w:lineRule="auto"/>
-        <w:rPr>
-          <w:rFonts w:ascii="Assistant Medium" w:hAnsi="Assistant Medium" w:cs="Assistant Medium"/>
-          <w:lang w:val="en-US"/>
-        </w:rPr>
-      </w:pPr>
-      <w:r>
-        <w:rPr>
-          <w:rFonts w:ascii="Assistant Medium" w:hAnsi="Assistant Medium" w:cs="Assistant Medium"/>
-          <w:lang w:val="en-US"/>
-        </w:rPr>
-        <w:t>Layer 3 block most lan to lan.</w:t>
-      </w:r>
-    </w:p>
-    <w:p>
-      <w:pPr>
-        <w:pStyle w:val="ListParagraph"/>
-        <w:numPr>
-          <w:ilvl w:val="0"/>
-          <w:numId w:val="4"/>
-        </w:numPr>
-        <w:spacing w:after="0" w:line="360" w:lineRule="auto"/>
-        <w:rPr>
-          <w:rFonts w:ascii="Assistant Medium" w:hAnsi="Assistant Medium" w:cs="Assistant Medium"/>
-          <w:lang w:val="en-US"/>
-        </w:rPr>
-      </w:pPr>
-      <w:r>
-        <w:rPr>
-          <w:rFonts w:ascii="Assistant Medium" w:hAnsi="Assistant Medium" w:cs="Assistant Medium"/>
-          <w:lang w:val="en-US"/>
-        </w:rPr>
-        <w:t>Block wan to lan.</w:t>
-      </w:r>
-    </w:p>
-    <w:p>
-      <w:pPr>
-        <w:pStyle w:val="ListParagraph"/>
-        <w:numPr>
-          <w:ilvl w:val="0"/>
-          <w:numId w:val="4"/>
-        </w:numPr>
-        <w:spacing w:after="0" w:line="360" w:lineRule="auto"/>
-        <w:rPr>
-          <w:rFonts w:ascii="Assistant Medium" w:hAnsi="Assistant Medium" w:cs="Assistant Medium"/>
-          <w:lang w:val="en-US"/>
-        </w:rPr>
-      </w:pPr>
-      <w:r>
-        <w:rPr>
-          <w:rFonts w:ascii="Assistant Medium" w:hAnsi="Assistant Medium" w:cs="Assistant Medium"/>
-          <w:lang w:val="en-US"/>
-        </w:rPr>
-        <w:t>Block outbound risky ports.</w:t>
-      </w:r>
-    </w:p>
-    <w:p>
-      <w:pPr>
-        <w:pStyle w:val="ListParagraph"/>
-        <w:numPr>
-          <w:ilvl w:val="0"/>
-          <w:numId w:val="4"/>
-        </w:numPr>
-        <w:spacing w:after="0" w:line="360" w:lineRule="auto"/>
-        <w:rPr>
-          <w:rFonts w:ascii="Assistant Medium" w:hAnsi="Assistant Medium" w:cs="Assistant Medium"/>
-          <w:lang w:val="en-US"/>
-        </w:rPr>
-      </w:pPr>
-      <w:r>
-        <w:rPr>
-          <w:rFonts w:ascii="Assistant Medium" w:hAnsi="Assistant Medium" w:cs="Assistant Medium"/>
-          <w:lang w:val="en-US"/>
-        </w:rPr>
-        <w:t>Connected to DNS Firewall via DNS server on AWS.</w:t>
-      </w:r>
-    </w:p>
-    <w:p>
-      <w:pPr>
-        <w:pStyle w:val="ListParagraph"/>
-        <w:numPr>
-          <w:ilvl w:val="0"/>
-          <w:numId w:val="4"/>
-        </w:numPr>
-        <w:spacing w:after="0" w:line="360" w:lineRule="auto"/>
-        <w:rPr>
-          <w:rFonts w:ascii="Assistant Medium" w:hAnsi="Assistant Medium" w:cs="Assistant Medium"/>
-          <w:lang w:val="en-US"/>
-        </w:rPr>
-      </w:pPr>
-      <w:r>
-        <w:rPr>
-          <w:rFonts w:ascii="Assistant Medium" w:hAnsi="Assistant Medium" w:cs="Assistant Medium"/>
-          <w:lang w:val="en-US"/>
-        </w:rPr>
-        <w:t>Geo</w:t>
-      </w:r>
-      <w:r>
-        <w:rPr>
-          <w:rFonts w:ascii="Assistant Medium" w:hAnsi="Assistant Medium" w:cs="Assistant Medium"/>
-          <w:lang w:val="en-US"/>
-        </w:rPr>
-        <w:t xml:space="preserve"> blocking</w:t>
-      </w:r>
-      <w:r>
-        <w:rPr>
-          <w:rFonts w:ascii="Assistant Medium" w:hAnsi="Assistant Medium" w:cs="Assistant Medium"/>
-          <w:lang w:val="en-US"/>
-        </w:rPr>
-        <w:t xml:space="preserve"> also to oudbound.</w:t>
-      </w:r>
-    </w:p>
-    <w:p>
-      <w:pPr>
-        <w:pStyle w:val="ListParagraph"/>
-        <w:numPr>
-          <w:ilvl w:val="0"/>
-          <w:numId w:val="4"/>
-        </w:numPr>
-        <w:spacing w:after="0" w:line="360" w:lineRule="auto"/>
-        <w:rPr>
-          <w:rFonts w:ascii="Assistant Medium" w:hAnsi="Assistant Medium" w:cs="Assistant Medium"/>
-          <w:lang w:val="en-US"/>
-        </w:rPr>
-      </w:pPr>
-      <w:r>
-        <w:rPr>
-          <w:rFonts w:ascii="Assistant Medium" w:hAnsi="Assistant Medium" w:cs="Assistant Medium"/>
-          <w:lang w:val="en-US"/>
-        </w:rPr>
-        <w:t>MFA for login</w:t>
-      </w:r>
-      <w:r>
-        <w:rPr>
-          <w:rFonts w:ascii="Assistant Medium" w:hAnsi="Assistant Medium" w:cs="Assistant Medium"/>
-          <w:lang w:val="en-US"/>
-        </w:rPr>
-        <w:t xml:space="preserve"> from LAN.</w:t>
-      </w:r>
-    </w:p>
-    <w:p>
-      <w:pPr>
-        <w:pStyle w:val="ListParagraph"/>
-        <w:numPr>
-          <w:ilvl w:val="0"/>
-          <w:numId w:val="2"/>
-        </w:numPr>
-        <w:spacing w:after="0" w:line="360" w:lineRule="auto"/>
-        <w:rPr>
-          <w:rFonts w:ascii="Assistant Medium" w:hAnsi="Assistant Medium" w:cs="Assistant Medium"/>
-          <w:lang w:val="en-US"/>
-        </w:rPr>
-      </w:pPr>
-      <w:r>
-        <w:rPr>
-          <w:rFonts w:ascii="Assistant Medium" w:hAnsi="Assistant Medium" w:cs="Assistant Medium"/>
-          <w:lang w:val="en-US"/>
-        </w:rPr>
-        <w:t>DNS Firewall</w:t>
-      </w:r>
-      <w:r>
-        <w:rPr>
-          <w:rFonts w:ascii="Assistant Medium" w:hAnsi="Assistant Medium" w:cs="Assistant Medium"/>
-          <w:lang w:val="en-US"/>
-        </w:rPr>
-        <w:t xml:space="preserve"> – NextDNS.</w:t>
-      </w:r>
-    </w:p>
-    <w:p>
-      <w:pPr>
-        <w:pStyle w:val="ListParagraph"/>
-        <w:numPr>
-          <w:ilvl w:val="0"/>
-          <w:numId w:val="4"/>
-        </w:numPr>
-        <w:spacing w:after="0" w:line="360" w:lineRule="auto"/>
-        <w:rPr>
-          <w:rFonts w:ascii="Assistant Medium" w:hAnsi="Assistant Medium" w:cs="Assistant Medium"/>
-          <w:lang w:val="en-US"/>
-        </w:rPr>
-      </w:pPr>
-      <w:r>
-        <w:rPr>
-          <w:rFonts w:ascii="Assistant Medium" w:hAnsi="Assistant Medium" w:cs="Assistant Medium"/>
-          <w:lang w:val="en-US"/>
-        </w:rPr>
-        <w:t>Threat intelligence blocking feeds.</w:t>
-      </w:r>
-    </w:p>
-    <w:p>
-      <w:pPr>
-        <w:pStyle w:val="ListParagraph"/>
-        <w:numPr>
-          <w:ilvl w:val="0"/>
-          <w:numId w:val="4"/>
-        </w:numPr>
-        <w:spacing w:after="0" w:line="360" w:lineRule="auto"/>
-        <w:rPr>
-          <w:rFonts w:ascii="Assistant Medium" w:hAnsi="Assistant Medium" w:cs="Assistant Medium"/>
-          <w:lang w:val="en-US"/>
-        </w:rPr>
-      </w:pPr>
-      <w:r>
-        <w:rPr>
-          <w:rFonts w:ascii="Assistant Medium" w:hAnsi="Assistant Medium" w:cs="Assistant Medium"/>
-          <w:lang w:val="en-US"/>
-        </w:rPr>
-        <w:t>AI-Driven Threat Detection.</w:t>
-      </w:r>
-    </w:p>
-    <w:p>
-      <w:pPr>
-        <w:pStyle w:val="ListParagraph"/>
-        <w:numPr>
-          <w:ilvl w:val="0"/>
-          <w:numId w:val="4"/>
-        </w:numPr>
-        <w:spacing w:after="0" w:line="360" w:lineRule="auto"/>
-        <w:rPr>
-          <w:rFonts w:ascii="Assistant Medium" w:hAnsi="Assistant Medium" w:cs="Assistant Medium"/>
-          <w:lang w:val="en-US"/>
-        </w:rPr>
-      </w:pPr>
-      <w:r>
-        <w:rPr>
-          <w:rFonts w:ascii="Assistant Medium" w:hAnsi="Assistant Medium" w:cs="Assistant Medium"/>
-          <w:lang w:val="en-US"/>
-        </w:rPr>
-        <w:t>Google Safe Browsing.</w:t>
-      </w:r>
-    </w:p>
-    <w:p>
-      <w:pPr>
-        <w:pStyle w:val="ListParagraph"/>
-        <w:numPr>
-          <w:ilvl w:val="0"/>
-          <w:numId w:val="4"/>
-        </w:numPr>
-        <w:spacing w:after="0" w:line="360" w:lineRule="auto"/>
-        <w:rPr>
-          <w:rFonts w:ascii="Assistant Medium" w:hAnsi="Assistant Medium" w:cs="Assistant Medium"/>
-          <w:lang w:val="en-US"/>
-        </w:rPr>
-      </w:pPr>
-      <w:r>
-        <w:rPr>
-          <w:rFonts w:ascii="Assistant Medium" w:hAnsi="Assistant Medium" w:cs="Assistant Medium"/>
-          <w:lang w:val="en-US"/>
-        </w:rPr>
-        <w:t>Cryptojacking Protection.</w:t>
-      </w:r>
-    </w:p>
-    <w:p>
-      <w:pPr>
-        <w:pStyle w:val="ListParagraph"/>
-        <w:numPr>
-          <w:ilvl w:val="0"/>
-          <w:numId w:val="4"/>
-        </w:numPr>
-        <w:spacing w:after="0" w:line="360" w:lineRule="auto"/>
-        <w:rPr>
-          <w:rFonts w:ascii="Assistant Medium" w:hAnsi="Assistant Medium" w:cs="Assistant Medium"/>
-          <w:lang w:val="en-US"/>
-        </w:rPr>
-      </w:pPr>
-      <w:r>
-        <w:rPr>
-          <w:rFonts w:ascii="Assistant Medium" w:hAnsi="Assistant Medium" w:cs="Assistant Medium"/>
-          <w:lang w:val="en-US"/>
-        </w:rPr>
-        <w:t>IDN Homograph Attacks Protection.</w:t>
-      </w:r>
-    </w:p>
-    <w:p>
-      <w:pPr>
-        <w:pStyle w:val="ListParagraph"/>
-        <w:numPr>
-          <w:ilvl w:val="0"/>
-          <w:numId w:val="4"/>
-        </w:numPr>
-        <w:spacing w:after="0" w:line="360" w:lineRule="auto"/>
-        <w:rPr>
-          <w:rFonts w:ascii="Assistant Medium" w:hAnsi="Assistant Medium" w:cs="Assistant Medium"/>
-          <w:lang w:val="en-US"/>
-        </w:rPr>
-      </w:pPr>
-      <w:r>
-        <w:rPr>
-          <w:rFonts w:ascii="Assistant Medium" w:hAnsi="Assistant Medium" w:cs="Assistant Medium"/>
-          <w:lang w:val="en-US"/>
-        </w:rPr>
-        <w:t>Typosquatting Protection.</w:t>
-      </w:r>
-    </w:p>
-    <w:p>
-      <w:pPr>
-        <w:pStyle w:val="ListParagraph"/>
-        <w:numPr>
-          <w:ilvl w:val="0"/>
-          <w:numId w:val="4"/>
-        </w:numPr>
-        <w:spacing w:after="0" w:line="360" w:lineRule="auto"/>
-        <w:rPr>
-          <w:rFonts w:ascii="Assistant Medium" w:hAnsi="Assistant Medium" w:cs="Assistant Medium"/>
-          <w:lang w:val="en-US"/>
-        </w:rPr>
-      </w:pPr>
-      <w:r>
-        <w:rPr>
-          <w:rFonts w:ascii="Assistant Medium" w:hAnsi="Assistant Medium" w:cs="Assistant Medium"/>
-          <w:lang w:val="en-US"/>
-        </w:rPr>
-        <w:t>Domain Generation Algorithms (DGAs) Protection.</w:t>
-      </w:r>
-    </w:p>
-    <w:p>
-      <w:pPr>
-        <w:pStyle w:val="ListParagraph"/>
-        <w:numPr>
-          <w:ilvl w:val="0"/>
-          <w:numId w:val="4"/>
-        </w:numPr>
-        <w:spacing w:after="0" w:line="360" w:lineRule="auto"/>
-        <w:rPr>
-          <w:rFonts w:ascii="Assistant Medium" w:hAnsi="Assistant Medium" w:cs="Assistant Medium"/>
-          <w:lang w:val="en-US"/>
-        </w:rPr>
-      </w:pPr>
-      <w:r>
-        <w:rPr>
-          <w:rFonts w:ascii="Assistant Medium" w:hAnsi="Assistant Medium" w:cs="Assistant Medium"/>
-          <w:lang w:val="en-US"/>
-        </w:rPr>
-        <w:t>Block Newly Registered Domains (NRDs).</w:t>
-      </w:r>
-    </w:p>
-    <w:p>
-      <w:pPr>
-        <w:pStyle w:val="ListParagraph"/>
-        <w:numPr>
-          <w:ilvl w:val="0"/>
-          <w:numId w:val="4"/>
-        </w:numPr>
-        <w:spacing w:after="0" w:line="360" w:lineRule="auto"/>
-        <w:rPr>
-          <w:rFonts w:ascii="Assistant Medium" w:hAnsi="Assistant Medium" w:cs="Assistant Medium"/>
-          <w:lang w:val="en-US"/>
-        </w:rPr>
-      </w:pPr>
-      <w:r>
-        <w:rPr>
-          <w:rFonts w:ascii="Assistant Medium" w:hAnsi="Assistant Medium" w:cs="Assistant Medium"/>
-          <w:lang w:val="en-US"/>
-        </w:rPr>
-        <w:t>Block Dynamic DNS Hostnames.</w:t>
-      </w:r>
-    </w:p>
-    <w:p>
-      <w:pPr>
-        <w:pStyle w:val="ListParagraph"/>
-        <w:numPr>
-          <w:ilvl w:val="0"/>
-          <w:numId w:val="4"/>
-        </w:numPr>
-        <w:spacing w:after="0" w:line="360" w:lineRule="auto"/>
-        <w:rPr>
-          <w:rFonts w:ascii="Assistant Medium" w:hAnsi="Assistant Medium" w:cs="Assistant Medium"/>
-          <w:lang w:val="en-US"/>
-        </w:rPr>
-      </w:pPr>
-      <w:r>
-        <w:rPr>
-          <w:rFonts w:ascii="Assistant Medium" w:hAnsi="Assistant Medium" w:cs="Assistant Medium"/>
-          <w:lang w:val="en-US"/>
-        </w:rPr>
-        <w:t>Block Parked Domains.</w:t>
-      </w:r>
-    </w:p>
-    <w:p>
-      <w:pPr>
-        <w:pStyle w:val="ListParagraph"/>
-        <w:numPr>
-          <w:ilvl w:val="0"/>
-          <w:numId w:val="4"/>
-        </w:numPr>
-        <w:spacing w:after="0" w:line="360" w:lineRule="auto"/>
-        <w:rPr>
-          <w:rFonts w:ascii="Assistant Medium" w:hAnsi="Assistant Medium" w:cs="Assistant Medium"/>
-          <w:lang w:val="en-US"/>
-        </w:rPr>
-      </w:pPr>
-      <w:r>
-        <w:rPr>
-          <w:rFonts w:ascii="Assistant Medium" w:hAnsi="Assistant Medium" w:cs="Assistant Medium"/>
-          <w:lang w:val="en-US"/>
-        </w:rPr>
         <w:t>Block many risky Top-Level Domains (TLDs)</w:t>
       </w:r>
     </w:p>
@@ -3018,7 +3069,6 @@
           <w:rFonts w:ascii="Assistant Medium" w:hAnsi="Assistant Medium" w:cs="Assistant Medium"/>
           <w:lang w:val="en-US"/>
         </w:rPr>
-        <w:lastRenderedPageBreak/>
         <w:t>Ad blocking</w:t>
       </w:r>
     </w:p>
@@ -3655,7 +3705,6 @@
           <w:u w:val="single"/>
           <w:lang w:val="en-US"/>
         </w:rPr>
-        <w:lastRenderedPageBreak/>
         <w:t>Monitoring</w:t>
       </w:r>
     </w:p>
@@ -4262,7 +4311,6 @@
           <w:u w:val="single"/>
           <w:lang w:val="en-US"/>
         </w:rPr>
-        <w:lastRenderedPageBreak/>
         <w:t>Servers</w:t>
       </w:r>
     </w:p>
@@ -4865,7 +4913,6 @@
           <w:u w:val="single"/>
           <w:lang w:val="en-US"/>
         </w:rPr>
-        <w:lastRenderedPageBreak/>
         <w:t>Website</w:t>
       </w:r>
     </w:p>
@@ -5547,7 +5594,6 @@
           <w:u w:val="single"/>
           <w:lang w:val="en-US"/>
         </w:rPr>
-        <w:lastRenderedPageBreak/>
         <w:t>Backups</w:t>
       </w:r>
     </w:p>

--- a/Cyber Security Architecture.docx
+++ b/Cyber Security Architecture.docx
@@ -667,8 +667,17 @@
           <w:rFonts w:ascii="Assistant Medium" w:hAnsi="Assistant Medium" w:cs="Assistant Medium"/>
           <w:lang w:val="en-US"/>
         </w:rPr>
-        <w:t>- Yubikey</w:t>
-      </w:r>
+        <w:t xml:space="preserve">- </w:t>
+      </w:r>
+      <w:proofErr w:type="spellStart"/>
+      <w:r>
+        <w:rPr>
+          <w:rFonts w:ascii="Assistant Medium" w:hAnsi="Assistant Medium" w:cs="Assistant Medium"/>
+          <w:lang w:val="en-US"/>
+        </w:rPr>
+        <w:t>Yubikey</w:t>
+      </w:r>
+      <w:proofErr w:type="spellEnd"/>
     </w:p>
     <w:p>
       <w:pPr>
@@ -738,7 +747,23 @@
           <w:rFonts w:ascii="Assistant Medium" w:hAnsi="Assistant Medium" w:cs="Assistant Medium"/>
           <w:lang w:val="en-US"/>
         </w:rPr>
-        <w:t>- Tuecaller family premium.</w:t>
+        <w:t xml:space="preserve">- </w:t>
+      </w:r>
+      <w:proofErr w:type="spellStart"/>
+      <w:r>
+        <w:rPr>
+          <w:rFonts w:ascii="Assistant Medium" w:hAnsi="Assistant Medium" w:cs="Assistant Medium"/>
+          <w:lang w:val="en-US"/>
+        </w:rPr>
+        <w:t>Tuecaller</w:t>
+      </w:r>
+      <w:proofErr w:type="spellEnd"/>
+      <w:r>
+        <w:rPr>
+          <w:rFonts w:ascii="Assistant Medium" w:hAnsi="Assistant Medium" w:cs="Assistant Medium"/>
+          <w:lang w:val="en-US"/>
+        </w:rPr>
+        <w:t xml:space="preserve"> family premium.</w:t>
       </w:r>
     </w:p>
     <w:p>
@@ -1134,12 +1159,21 @@
           <w:lang w:val="en-US"/>
         </w:rPr>
       </w:pPr>
-      <w:r>
-        <w:rPr>
-          <w:rFonts w:ascii="Assistant Medium" w:hAnsi="Assistant Medium" w:cs="Assistant Medium"/>
-          <w:lang w:val="en-US"/>
-        </w:rPr>
-        <w:t>Manageengine patch management on auto update</w:t>
+      <w:proofErr w:type="spellStart"/>
+      <w:r>
+        <w:rPr>
+          <w:rFonts w:ascii="Assistant Medium" w:hAnsi="Assistant Medium" w:cs="Assistant Medium"/>
+          <w:lang w:val="en-US"/>
+        </w:rPr>
+        <w:t>Manageengine</w:t>
+      </w:r>
+      <w:proofErr w:type="spellEnd"/>
+      <w:r>
+        <w:rPr>
+          <w:rFonts w:ascii="Assistant Medium" w:hAnsi="Assistant Medium" w:cs="Assistant Medium"/>
+          <w:lang w:val="en-US"/>
+        </w:rPr>
+        <w:t xml:space="preserve"> patch management on auto update</w:t>
       </w:r>
       <w:r>
         <w:rPr>
@@ -1162,19 +1196,44 @@
           <w:lang w:val="en-US"/>
         </w:rPr>
       </w:pPr>
-      <w:r>
-        <w:rPr>
-          <w:rFonts w:ascii="Assistant Medium" w:hAnsi="Assistant Medium" w:cs="Assistant Medium"/>
-          <w:lang w:val="en-US"/>
-        </w:rPr>
-        <w:t>Opswat patch management</w:t>
-      </w:r>
-      <w:r>
-        <w:rPr>
-          <w:rFonts w:ascii="Assistant Medium" w:hAnsi="Assistant Medium" w:cs="Assistant Medium"/>
-          <w:lang w:val="en-US"/>
-        </w:rPr>
-        <w:t xml:space="preserve"> on auto update (updating apps that manageengine miss)</w:t>
+      <w:proofErr w:type="spellStart"/>
+      <w:r>
+        <w:rPr>
+          <w:rFonts w:ascii="Assistant Medium" w:hAnsi="Assistant Medium" w:cs="Assistant Medium"/>
+          <w:lang w:val="en-US"/>
+        </w:rPr>
+        <w:t>Opswat</w:t>
+      </w:r>
+      <w:proofErr w:type="spellEnd"/>
+      <w:r>
+        <w:rPr>
+          <w:rFonts w:ascii="Assistant Medium" w:hAnsi="Assistant Medium" w:cs="Assistant Medium"/>
+          <w:lang w:val="en-US"/>
+        </w:rPr>
+        <w:t xml:space="preserve"> patch management</w:t>
+      </w:r>
+      <w:r>
+        <w:rPr>
+          <w:rFonts w:ascii="Assistant Medium" w:hAnsi="Assistant Medium" w:cs="Assistant Medium"/>
+          <w:lang w:val="en-US"/>
+        </w:rPr>
+        <w:t xml:space="preserve"> on auto update (updating apps that </w:t>
+      </w:r>
+      <w:proofErr w:type="spellStart"/>
+      <w:r>
+        <w:rPr>
+          <w:rFonts w:ascii="Assistant Medium" w:hAnsi="Assistant Medium" w:cs="Assistant Medium"/>
+          <w:lang w:val="en-US"/>
+        </w:rPr>
+        <w:t>manageengine</w:t>
+      </w:r>
+      <w:proofErr w:type="spellEnd"/>
+      <w:r>
+        <w:rPr>
+          <w:rFonts w:ascii="Assistant Medium" w:hAnsi="Assistant Medium" w:cs="Assistant Medium"/>
+          <w:lang w:val="en-US"/>
+        </w:rPr>
+        <w:t xml:space="preserve"> miss)</w:t>
       </w:r>
       <w:r>
         <w:rPr>
@@ -1279,7 +1338,23 @@
           <w:rFonts w:ascii="Assistant Medium" w:hAnsi="Assistant Medium" w:cs="Assistant Medium"/>
           <w:lang w:val="en-US"/>
         </w:rPr>
-        <w:t xml:space="preserve"> managed dns </w:t>
+        <w:t xml:space="preserve"> managed </w:t>
+      </w:r>
+      <w:proofErr w:type="spellStart"/>
+      <w:r>
+        <w:rPr>
+          <w:rFonts w:ascii="Assistant Medium" w:hAnsi="Assistant Medium" w:cs="Assistant Medium"/>
+          <w:lang w:val="en-US"/>
+        </w:rPr>
+        <w:t>dns</w:t>
+      </w:r>
+      <w:proofErr w:type="spellEnd"/>
+      <w:r>
+        <w:rPr>
+          <w:rFonts w:ascii="Assistant Medium" w:hAnsi="Assistant Medium" w:cs="Assistant Medium"/>
+          <w:lang w:val="en-US"/>
+        </w:rPr>
+        <w:t xml:space="preserve"> </w:t>
       </w:r>
       <w:r>
         <w:rPr>
@@ -1419,12 +1494,21 @@
           <w:lang w:val="en-US"/>
         </w:rPr>
       </w:pPr>
-      <w:r>
-        <w:rPr>
-          <w:rFonts w:ascii="Assistant Medium" w:hAnsi="Assistant Medium" w:cs="Assistant Medium"/>
-          <w:lang w:val="en-US"/>
-        </w:rPr>
-        <w:t>Virustotal check for selected directories</w:t>
+      <w:proofErr w:type="spellStart"/>
+      <w:r>
+        <w:rPr>
+          <w:rFonts w:ascii="Assistant Medium" w:hAnsi="Assistant Medium" w:cs="Assistant Medium"/>
+          <w:lang w:val="en-US"/>
+        </w:rPr>
+        <w:t>Virustotal</w:t>
+      </w:r>
+      <w:proofErr w:type="spellEnd"/>
+      <w:r>
+        <w:rPr>
+          <w:rFonts w:ascii="Assistant Medium" w:hAnsi="Assistant Medium" w:cs="Assistant Medium"/>
+          <w:lang w:val="en-US"/>
+        </w:rPr>
+        <w:t xml:space="preserve"> check for selected directories</w:t>
       </w:r>
       <w:r>
         <w:rPr>
@@ -1484,8 +1568,17 @@
           <w:rFonts w:ascii="Assistant Medium" w:hAnsi="Assistant Medium" w:cs="Assistant Medium"/>
           <w:lang w:val="en-US"/>
         </w:rPr>
-        <w:t>Windows logs and more to siem</w:t>
-      </w:r>
+        <w:t xml:space="preserve">Windows logs and more to </w:t>
+      </w:r>
+      <w:proofErr w:type="spellStart"/>
+      <w:r>
+        <w:rPr>
+          <w:rFonts w:ascii="Assistant Medium" w:hAnsi="Assistant Medium" w:cs="Assistant Medium"/>
+          <w:lang w:val="en-US"/>
+        </w:rPr>
+        <w:t>siem</w:t>
+      </w:r>
+      <w:proofErr w:type="spellEnd"/>
     </w:p>
     <w:p>
       <w:pPr>
@@ -1502,12 +1595,21 @@
           <w:lang w:val="en-US"/>
         </w:rPr>
       </w:pPr>
-      <w:r>
-        <w:rPr>
-          <w:rFonts w:ascii="Assistant Medium" w:hAnsi="Assistant Medium" w:cs="Assistant Medium"/>
-          <w:lang w:val="en-US"/>
-        </w:rPr>
-        <w:t>Roboform password manager.</w:t>
+      <w:proofErr w:type="spellStart"/>
+      <w:r>
+        <w:rPr>
+          <w:rFonts w:ascii="Assistant Medium" w:hAnsi="Assistant Medium" w:cs="Assistant Medium"/>
+          <w:lang w:val="en-US"/>
+        </w:rPr>
+        <w:t>Roboform</w:t>
+      </w:r>
+      <w:proofErr w:type="spellEnd"/>
+      <w:r>
+        <w:rPr>
+          <w:rFonts w:ascii="Assistant Medium" w:hAnsi="Assistant Medium" w:cs="Assistant Medium"/>
+          <w:lang w:val="en-US"/>
+        </w:rPr>
+        <w:t xml:space="preserve"> password manager.</w:t>
       </w:r>
     </w:p>
     <w:p>
@@ -1548,12 +1650,21 @@
           <w:lang w:val="en-US"/>
         </w:rPr>
       </w:pPr>
-      <w:r>
-        <w:rPr>
-          <w:rFonts w:ascii="Assistant Medium" w:hAnsi="Assistant Medium" w:cs="Assistant Medium"/>
-          <w:lang w:val="en-US"/>
-        </w:rPr>
-        <w:t>Ublock origin for ad blocking.</w:t>
+      <w:proofErr w:type="spellStart"/>
+      <w:r>
+        <w:rPr>
+          <w:rFonts w:ascii="Assistant Medium" w:hAnsi="Assistant Medium" w:cs="Assistant Medium"/>
+          <w:lang w:val="en-US"/>
+        </w:rPr>
+        <w:t>Ublock</w:t>
+      </w:r>
+      <w:proofErr w:type="spellEnd"/>
+      <w:r>
+        <w:rPr>
+          <w:rFonts w:ascii="Assistant Medium" w:hAnsi="Assistant Medium" w:cs="Assistant Medium"/>
+          <w:lang w:val="en-US"/>
+        </w:rPr>
+        <w:t xml:space="preserve"> origin for ad blocking.</w:t>
       </w:r>
     </w:p>
     <w:p>
@@ -1705,12 +1816,21 @@
         </w:rPr>
         <w:t xml:space="preserve">selected </w:t>
       </w:r>
-      <w:r>
-        <w:rPr>
-          <w:rFonts w:ascii="Assistant Medium" w:hAnsi="Assistant Medium" w:cs="Assistant Medium"/>
-          <w:lang w:val="en-US"/>
-        </w:rPr>
-        <w:t>bloatwares from windows</w:t>
+      <w:proofErr w:type="spellStart"/>
+      <w:r>
+        <w:rPr>
+          <w:rFonts w:ascii="Assistant Medium" w:hAnsi="Assistant Medium" w:cs="Assistant Medium"/>
+          <w:lang w:val="en-US"/>
+        </w:rPr>
+        <w:t>bloatwares</w:t>
+      </w:r>
+      <w:proofErr w:type="spellEnd"/>
+      <w:r>
+        <w:rPr>
+          <w:rFonts w:ascii="Assistant Medium" w:hAnsi="Assistant Medium" w:cs="Assistant Medium"/>
+          <w:lang w:val="en-US"/>
+        </w:rPr>
+        <w:t xml:space="preserve"> from windows</w:t>
       </w:r>
       <w:r>
         <w:rPr>
@@ -1747,7 +1867,53 @@
           <w:rFonts w:ascii="Assistant Medium" w:hAnsi="Assistant Medium" w:cs="Assistant Medium"/>
           <w:lang w:val="en-US"/>
         </w:rPr>
-        <w:t>Commercial vpn for selected members.</w:t>
+        <w:t>Microsoft defender periodic scanning</w:t>
+      </w:r>
+      <w:r>
+        <w:rPr>
+          <w:rFonts w:ascii="Assistant Medium" w:hAnsi="Assistant Medium" w:cs="Assistant Medium"/>
+          <w:lang w:val="en-US"/>
+        </w:rPr>
+        <w:t xml:space="preserve"> (No real time).</w:t>
+      </w:r>
+    </w:p>
+    <w:p>
+      <w:pPr>
+        <w:pStyle w:val="ListParagraph"/>
+        <w:numPr>
+          <w:ilvl w:val="0"/>
+          <w:numId w:val="2"/>
+        </w:numPr>
+        <w:spacing w:after="0" w:line="360" w:lineRule="auto"/>
+        <w:rPr>
+          <w:rFonts w:ascii="Assistant Medium" w:hAnsi="Assistant Medium" w:cs="Assistant Medium"/>
+          <w:b/>
+          <w:bCs/>
+          <w:lang w:val="en-US"/>
+        </w:rPr>
+      </w:pPr>
+      <w:r>
+        <w:rPr>
+          <w:rFonts w:ascii="Assistant Medium" w:hAnsi="Assistant Medium" w:cs="Assistant Medium"/>
+          <w:lang w:val="en-US"/>
+        </w:rPr>
+        <w:t xml:space="preserve">Commercial </w:t>
+      </w:r>
+      <w:proofErr w:type="spellStart"/>
+      <w:r>
+        <w:rPr>
+          <w:rFonts w:ascii="Assistant Medium" w:hAnsi="Assistant Medium" w:cs="Assistant Medium"/>
+          <w:lang w:val="en-US"/>
+        </w:rPr>
+        <w:t>vpn</w:t>
+      </w:r>
+      <w:proofErr w:type="spellEnd"/>
+      <w:r>
+        <w:rPr>
+          <w:rFonts w:ascii="Assistant Medium" w:hAnsi="Assistant Medium" w:cs="Assistant Medium"/>
+          <w:lang w:val="en-US"/>
+        </w:rPr>
+        <w:t xml:space="preserve"> for selected members.</w:t>
       </w:r>
     </w:p>
     <w:p>
@@ -1879,12 +2045,21 @@
           <w:lang w:val="en-US"/>
         </w:rPr>
       </w:pPr>
-      <w:r>
-        <w:rPr>
-          <w:rFonts w:ascii="Assistant Medium" w:hAnsi="Assistant Medium" w:cs="Assistant Medium"/>
-          <w:lang w:val="en-US"/>
-        </w:rPr>
-        <w:t>Yubikey as hardware key</w:t>
+      <w:proofErr w:type="spellStart"/>
+      <w:r>
+        <w:rPr>
+          <w:rFonts w:ascii="Assistant Medium" w:hAnsi="Assistant Medium" w:cs="Assistant Medium"/>
+          <w:lang w:val="en-US"/>
+        </w:rPr>
+        <w:t>Yubikey</w:t>
+      </w:r>
+      <w:proofErr w:type="spellEnd"/>
+      <w:r>
+        <w:rPr>
+          <w:rFonts w:ascii="Assistant Medium" w:hAnsi="Assistant Medium" w:cs="Assistant Medium"/>
+          <w:lang w:val="en-US"/>
+        </w:rPr>
+        <w:t xml:space="preserve"> as hardware key</w:t>
       </w:r>
       <w:r>
         <w:rPr>
@@ -1914,12 +2089,21 @@
           <w:lang w:val="en-US"/>
         </w:rPr>
       </w:pPr>
-      <w:r>
-        <w:rPr>
-          <w:rFonts w:ascii="Assistant Medium" w:hAnsi="Assistant Medium" w:cs="Assistant Medium"/>
-          <w:lang w:val="en-US"/>
-        </w:rPr>
-        <w:t>Keepassxc.</w:t>
+      <w:proofErr w:type="spellStart"/>
+      <w:r>
+        <w:rPr>
+          <w:rFonts w:ascii="Assistant Medium" w:hAnsi="Assistant Medium" w:cs="Assistant Medium"/>
+          <w:lang w:val="en-US"/>
+        </w:rPr>
+        <w:t>Keepassxc</w:t>
+      </w:r>
+      <w:proofErr w:type="spellEnd"/>
+      <w:r>
+        <w:rPr>
+          <w:rFonts w:ascii="Assistant Medium" w:hAnsi="Assistant Medium" w:cs="Assistant Medium"/>
+          <w:lang w:val="en-US"/>
+        </w:rPr>
+        <w:t>.</w:t>
       </w:r>
     </w:p>
     <w:p>
@@ -2252,6 +2436,7 @@
           <w:lang w:val="en-US"/>
         </w:rPr>
       </w:pPr>
+      <w:proofErr w:type="spellStart"/>
       <w:r>
         <w:rPr>
           <w:rFonts w:ascii="Assistant Medium" w:hAnsi="Assistant Medium" w:cs="Assistant Medium"/>
@@ -2259,6 +2444,7 @@
         </w:rPr>
         <w:t>Truecaller</w:t>
       </w:r>
+      <w:proofErr w:type="spellEnd"/>
       <w:r>
         <w:rPr>
           <w:rFonts w:ascii="Assistant Medium" w:hAnsi="Assistant Medium" w:cs="Assistant Medium"/>
@@ -2613,7 +2799,39 @@
           <w:rFonts w:ascii="Assistant Medium" w:hAnsi="Assistant Medium" w:cs="Assistant Medium"/>
           <w:lang w:val="en-US"/>
         </w:rPr>
-        <w:t xml:space="preserve"> and also drop weak ciphers, old ssl, compressed ssl and other certificates.</w:t>
+        <w:t xml:space="preserve"> and also drop weak ciphers, old </w:t>
+      </w:r>
+      <w:proofErr w:type="spellStart"/>
+      <w:r>
+        <w:rPr>
+          <w:rFonts w:ascii="Assistant Medium" w:hAnsi="Assistant Medium" w:cs="Assistant Medium"/>
+          <w:lang w:val="en-US"/>
+        </w:rPr>
+        <w:t>ssl</w:t>
+      </w:r>
+      <w:proofErr w:type="spellEnd"/>
+      <w:r>
+        <w:rPr>
+          <w:rFonts w:ascii="Assistant Medium" w:hAnsi="Assistant Medium" w:cs="Assistant Medium"/>
+          <w:lang w:val="en-US"/>
+        </w:rPr>
+        <w:t xml:space="preserve">, compressed </w:t>
+      </w:r>
+      <w:proofErr w:type="spellStart"/>
+      <w:r>
+        <w:rPr>
+          <w:rFonts w:ascii="Assistant Medium" w:hAnsi="Assistant Medium" w:cs="Assistant Medium"/>
+          <w:lang w:val="en-US"/>
+        </w:rPr>
+        <w:t>ssl</w:t>
+      </w:r>
+      <w:proofErr w:type="spellEnd"/>
+      <w:r>
+        <w:rPr>
+          <w:rFonts w:ascii="Assistant Medium" w:hAnsi="Assistant Medium" w:cs="Assistant Medium"/>
+          <w:lang w:val="en-US"/>
+        </w:rPr>
+        <w:t xml:space="preserve"> and other certificates.</w:t>
       </w:r>
     </w:p>
     <w:p>
@@ -2760,7 +2978,23 @@
           <w:rFonts w:ascii="Assistant Medium" w:hAnsi="Assistant Medium" w:cs="Assistant Medium"/>
           <w:lang w:val="en-US"/>
         </w:rPr>
-        <w:t xml:space="preserve"> also to oudbound.</w:t>
+        <w:t xml:space="preserve"> also to </w:t>
+      </w:r>
+      <w:proofErr w:type="spellStart"/>
+      <w:r>
+        <w:rPr>
+          <w:rFonts w:ascii="Assistant Medium" w:hAnsi="Assistant Medium" w:cs="Assistant Medium"/>
+          <w:lang w:val="en-US"/>
+        </w:rPr>
+        <w:t>oudbound</w:t>
+      </w:r>
+      <w:proofErr w:type="spellEnd"/>
+      <w:r>
+        <w:rPr>
+          <w:rFonts w:ascii="Assistant Medium" w:hAnsi="Assistant Medium" w:cs="Assistant Medium"/>
+          <w:lang w:val="en-US"/>
+        </w:rPr>
+        <w:t>.</w:t>
       </w:r>
     </w:p>
     <w:p>
@@ -2816,7 +3050,23 @@
           <w:rFonts w:ascii="Assistant Medium" w:hAnsi="Assistant Medium" w:cs="Assistant Medium"/>
           <w:lang w:val="en-US"/>
         </w:rPr>
-        <w:t xml:space="preserve"> – NextDNS.</w:t>
+        <w:t xml:space="preserve"> – </w:t>
+      </w:r>
+      <w:proofErr w:type="spellStart"/>
+      <w:r>
+        <w:rPr>
+          <w:rFonts w:ascii="Assistant Medium" w:hAnsi="Assistant Medium" w:cs="Assistant Medium"/>
+          <w:lang w:val="en-US"/>
+        </w:rPr>
+        <w:t>NextDNS</w:t>
+      </w:r>
+      <w:proofErr w:type="spellEnd"/>
+      <w:r>
+        <w:rPr>
+          <w:rFonts w:ascii="Assistant Medium" w:hAnsi="Assistant Medium" w:cs="Assistant Medium"/>
+          <w:lang w:val="en-US"/>
+        </w:rPr>
+        <w:t>.</w:t>
       </w:r>
     </w:p>
     <w:p>
@@ -2937,12 +3187,21 @@
           <w:lang w:val="en-US"/>
         </w:rPr>
       </w:pPr>
-      <w:r>
-        <w:rPr>
-          <w:rFonts w:ascii="Assistant Medium" w:hAnsi="Assistant Medium" w:cs="Assistant Medium"/>
-          <w:lang w:val="en-US"/>
-        </w:rPr>
-        <w:t>Typosquatting Protection.</w:t>
+      <w:proofErr w:type="spellStart"/>
+      <w:r>
+        <w:rPr>
+          <w:rFonts w:ascii="Assistant Medium" w:hAnsi="Assistant Medium" w:cs="Assistant Medium"/>
+          <w:lang w:val="en-US"/>
+        </w:rPr>
+        <w:t>Typosquatting</w:t>
+      </w:r>
+      <w:proofErr w:type="spellEnd"/>
+      <w:r>
+        <w:rPr>
+          <w:rFonts w:ascii="Assistant Medium" w:hAnsi="Assistant Medium" w:cs="Assistant Medium"/>
+          <w:lang w:val="en-US"/>
+        </w:rPr>
+        <w:t xml:space="preserve"> Protection.</w:t>
       </w:r>
     </w:p>
     <w:p>
@@ -3026,6 +3285,7 @@
           <w:rFonts w:ascii="Assistant Medium" w:hAnsi="Assistant Medium" w:cs="Assistant Medium"/>
           <w:lang w:val="en-US"/>
         </w:rPr>
+        <w:lastRenderedPageBreak/>
         <w:t>Block Parked Domains.</w:t>
       </w:r>
     </w:p>
@@ -3047,7 +3307,6 @@
           <w:rFonts w:ascii="Assistant Medium" w:hAnsi="Assistant Medium" w:cs="Assistant Medium"/>
           <w:lang w:val="en-US"/>
         </w:rPr>
-        <w:lastRenderedPageBreak/>
         <w:t>Block many risky Top-Level Domains (TLDs)</w:t>
       </w:r>
     </w:p>
@@ -3111,7 +3370,23 @@
           <w:rFonts w:ascii="Assistant Medium" w:hAnsi="Assistant Medium" w:cs="Assistant Medium"/>
           <w:lang w:val="en-US"/>
         </w:rPr>
-        <w:t>Support dnssec.</w:t>
+        <w:t xml:space="preserve">Support </w:t>
+      </w:r>
+      <w:proofErr w:type="spellStart"/>
+      <w:r>
+        <w:rPr>
+          <w:rFonts w:ascii="Assistant Medium" w:hAnsi="Assistant Medium" w:cs="Assistant Medium"/>
+          <w:lang w:val="en-US"/>
+        </w:rPr>
+        <w:t>dnssec</w:t>
+      </w:r>
+      <w:proofErr w:type="spellEnd"/>
+      <w:r>
+        <w:rPr>
+          <w:rFonts w:ascii="Assistant Medium" w:hAnsi="Assistant Medium" w:cs="Assistant Medium"/>
+          <w:lang w:val="en-US"/>
+        </w:rPr>
+        <w:t>.</w:t>
       </w:r>
     </w:p>
     <w:p>
@@ -3132,7 +3407,39 @@
           <w:rFonts w:ascii="Assistant Medium" w:hAnsi="Assistant Medium" w:cs="Assistant Medium"/>
           <w:lang w:val="en-US"/>
         </w:rPr>
-        <w:t>Used with dns over tls or https.</w:t>
+        <w:t xml:space="preserve">Used with </w:t>
+      </w:r>
+      <w:proofErr w:type="spellStart"/>
+      <w:r>
+        <w:rPr>
+          <w:rFonts w:ascii="Assistant Medium" w:hAnsi="Assistant Medium" w:cs="Assistant Medium"/>
+          <w:lang w:val="en-US"/>
+        </w:rPr>
+        <w:t>dns</w:t>
+      </w:r>
+      <w:proofErr w:type="spellEnd"/>
+      <w:r>
+        <w:rPr>
+          <w:rFonts w:ascii="Assistant Medium" w:hAnsi="Assistant Medium" w:cs="Assistant Medium"/>
+          <w:lang w:val="en-US"/>
+        </w:rPr>
+        <w:t xml:space="preserve"> over </w:t>
+      </w:r>
+      <w:proofErr w:type="spellStart"/>
+      <w:r>
+        <w:rPr>
+          <w:rFonts w:ascii="Assistant Medium" w:hAnsi="Assistant Medium" w:cs="Assistant Medium"/>
+          <w:lang w:val="en-US"/>
+        </w:rPr>
+        <w:t>tls</w:t>
+      </w:r>
+      <w:proofErr w:type="spellEnd"/>
+      <w:r>
+        <w:rPr>
+          <w:rFonts w:ascii="Assistant Medium" w:hAnsi="Assistant Medium" w:cs="Assistant Medium"/>
+          <w:lang w:val="en-US"/>
+        </w:rPr>
+        <w:t xml:space="preserve"> or https.</w:t>
       </w:r>
     </w:p>
     <w:p>
@@ -3153,14 +3460,46 @@
           <w:rFonts w:ascii="Assistant Medium" w:hAnsi="Assistant Medium" w:cs="Assistant Medium"/>
           <w:lang w:val="en-US"/>
         </w:rPr>
-        <w:t>DNS server on AWS – Adguard home</w:t>
-      </w:r>
-      <w:r>
-        <w:rPr>
-          <w:rFonts w:ascii="Assistant Medium" w:hAnsi="Assistant Medium" w:cs="Assistant Medium"/>
-          <w:lang w:val="en-US"/>
-        </w:rPr>
-        <w:t xml:space="preserve"> – connected to dns firewall.</w:t>
+        <w:t xml:space="preserve">DNS server on AWS – </w:t>
+      </w:r>
+      <w:proofErr w:type="spellStart"/>
+      <w:r>
+        <w:rPr>
+          <w:rFonts w:ascii="Assistant Medium" w:hAnsi="Assistant Medium" w:cs="Assistant Medium"/>
+          <w:lang w:val="en-US"/>
+        </w:rPr>
+        <w:t>Adguard</w:t>
+      </w:r>
+      <w:proofErr w:type="spellEnd"/>
+      <w:r>
+        <w:rPr>
+          <w:rFonts w:ascii="Assistant Medium" w:hAnsi="Assistant Medium" w:cs="Assistant Medium"/>
+          <w:lang w:val="en-US"/>
+        </w:rPr>
+        <w:t xml:space="preserve"> home</w:t>
+      </w:r>
+      <w:r>
+        <w:rPr>
+          <w:rFonts w:ascii="Assistant Medium" w:hAnsi="Assistant Medium" w:cs="Assistant Medium"/>
+          <w:lang w:val="en-US"/>
+        </w:rPr>
+        <w:t xml:space="preserve"> – connected to </w:t>
+      </w:r>
+      <w:proofErr w:type="spellStart"/>
+      <w:r>
+        <w:rPr>
+          <w:rFonts w:ascii="Assistant Medium" w:hAnsi="Assistant Medium" w:cs="Assistant Medium"/>
+          <w:lang w:val="en-US"/>
+        </w:rPr>
+        <w:t>dns</w:t>
+      </w:r>
+      <w:proofErr w:type="spellEnd"/>
+      <w:r>
+        <w:rPr>
+          <w:rFonts w:ascii="Assistant Medium" w:hAnsi="Assistant Medium" w:cs="Assistant Medium"/>
+          <w:lang w:val="en-US"/>
+        </w:rPr>
+        <w:t xml:space="preserve"> firewall.</w:t>
       </w:r>
     </w:p>
     <w:p>
@@ -3453,12 +3792,21 @@
           <w:lang w:val="en-US"/>
         </w:rPr>
       </w:pPr>
-      <w:r>
-        <w:rPr>
-          <w:rFonts w:ascii="Assistant Medium" w:hAnsi="Assistant Medium" w:cs="Assistant Medium"/>
-          <w:lang w:val="en-US"/>
-        </w:rPr>
-        <w:t>Yubikey login</w:t>
+      <w:proofErr w:type="spellStart"/>
+      <w:r>
+        <w:rPr>
+          <w:rFonts w:ascii="Assistant Medium" w:hAnsi="Assistant Medium" w:cs="Assistant Medium"/>
+          <w:lang w:val="en-US"/>
+        </w:rPr>
+        <w:t>Yubikey</w:t>
+      </w:r>
+      <w:proofErr w:type="spellEnd"/>
+      <w:r>
+        <w:rPr>
+          <w:rFonts w:ascii="Assistant Medium" w:hAnsi="Assistant Medium" w:cs="Assistant Medium"/>
+          <w:lang w:val="en-US"/>
+        </w:rPr>
+        <w:t xml:space="preserve"> login</w:t>
       </w:r>
     </w:p>
     <w:p>
@@ -3537,6 +3885,7 @@
           <w:lang w:val="en-US"/>
         </w:rPr>
       </w:pPr>
+      <w:proofErr w:type="spellStart"/>
       <w:r>
         <w:rPr>
           <w:rFonts w:ascii="Assistant Medium" w:hAnsi="Assistant Medium" w:cs="Assistant Medium"/>
@@ -3544,6 +3893,7 @@
         </w:rPr>
         <w:t>Dnssec</w:t>
       </w:r>
+      <w:proofErr w:type="spellEnd"/>
     </w:p>
     <w:p>
       <w:pPr>
@@ -3558,6 +3908,7 @@
           <w:lang w:val="en-US"/>
         </w:rPr>
       </w:pPr>
+      <w:proofErr w:type="spellStart"/>
       <w:r>
         <w:rPr>
           <w:rFonts w:ascii="Assistant Medium" w:hAnsi="Assistant Medium" w:cs="Assistant Medium"/>
@@ -3565,6 +3916,7 @@
         </w:rPr>
         <w:t>Spf</w:t>
       </w:r>
+      <w:proofErr w:type="spellEnd"/>
     </w:p>
     <w:p>
       <w:pPr>
@@ -3579,6 +3931,7 @@
           <w:lang w:val="en-US"/>
         </w:rPr>
       </w:pPr>
+      <w:proofErr w:type="spellStart"/>
       <w:r>
         <w:rPr>
           <w:rFonts w:ascii="Assistant Medium" w:hAnsi="Assistant Medium" w:cs="Assistant Medium"/>
@@ -3586,6 +3939,7 @@
         </w:rPr>
         <w:t>Mta-sts</w:t>
       </w:r>
+      <w:proofErr w:type="spellEnd"/>
     </w:p>
     <w:p>
       <w:pPr>
@@ -3600,6 +3954,7 @@
           <w:lang w:val="en-US"/>
         </w:rPr>
       </w:pPr>
+      <w:proofErr w:type="spellStart"/>
       <w:r>
         <w:rPr>
           <w:rFonts w:ascii="Assistant Medium" w:hAnsi="Assistant Medium" w:cs="Assistant Medium"/>
@@ -3607,6 +3962,7 @@
         </w:rPr>
         <w:t>Dmarc</w:t>
       </w:r>
+      <w:proofErr w:type="spellEnd"/>
     </w:p>
     <w:p>
       <w:pPr>
@@ -3621,6 +3977,7 @@
           <w:lang w:val="en-US"/>
         </w:rPr>
       </w:pPr>
+      <w:proofErr w:type="spellStart"/>
       <w:r>
         <w:rPr>
           <w:rFonts w:ascii="Assistant Medium" w:hAnsi="Assistant Medium" w:cs="Assistant Medium"/>
@@ -3628,6 +3985,7 @@
         </w:rPr>
         <w:t>Dkim</w:t>
       </w:r>
+      <w:proofErr w:type="spellEnd"/>
     </w:p>
     <w:p>
       <w:pPr>
@@ -3642,6 +4000,7 @@
           <w:lang w:val="en-US"/>
         </w:rPr>
       </w:pPr>
+      <w:proofErr w:type="spellStart"/>
       <w:r>
         <w:rPr>
           <w:rFonts w:ascii="Assistant Medium" w:hAnsi="Assistant Medium" w:cs="Assistant Medium"/>
@@ -3649,6 +4008,7 @@
         </w:rPr>
         <w:t>caa</w:t>
       </w:r>
+      <w:proofErr w:type="spellEnd"/>
     </w:p>
     <w:p>
       <w:pPr>
@@ -3980,12 +4340,21 @@
           <w:lang w:val="en-US"/>
         </w:rPr>
       </w:pPr>
-      <w:r>
-        <w:rPr>
-          <w:rFonts w:ascii="Assistant Medium" w:hAnsi="Assistant Medium" w:cs="Assistant Medium"/>
-          <w:lang w:val="en-US"/>
-        </w:rPr>
-        <w:t>Virustotal on windows pc by agent.</w:t>
+      <w:proofErr w:type="spellStart"/>
+      <w:r>
+        <w:rPr>
+          <w:rFonts w:ascii="Assistant Medium" w:hAnsi="Assistant Medium" w:cs="Assistant Medium"/>
+          <w:lang w:val="en-US"/>
+        </w:rPr>
+        <w:t>Virustotal</w:t>
+      </w:r>
+      <w:proofErr w:type="spellEnd"/>
+      <w:r>
+        <w:rPr>
+          <w:rFonts w:ascii="Assistant Medium" w:hAnsi="Assistant Medium" w:cs="Assistant Medium"/>
+          <w:lang w:val="en-US"/>
+        </w:rPr>
+        <w:t xml:space="preserve"> on windows pc by agent.</w:t>
       </w:r>
     </w:p>
     <w:p>
@@ -4069,7 +4438,23 @@
           <w:rFonts w:ascii="Assistant Medium" w:hAnsi="Assistant Medium" w:cs="Assistant Medium"/>
           <w:lang w:val="en-US"/>
         </w:rPr>
-        <w:t>Website monitoring for failures and ddos.</w:t>
+        <w:t xml:space="preserve">Website monitoring for failures and </w:t>
+      </w:r>
+      <w:proofErr w:type="spellStart"/>
+      <w:r>
+        <w:rPr>
+          <w:rFonts w:ascii="Assistant Medium" w:hAnsi="Assistant Medium" w:cs="Assistant Medium"/>
+          <w:lang w:val="en-US"/>
+        </w:rPr>
+        <w:t>ddos</w:t>
+      </w:r>
+      <w:proofErr w:type="spellEnd"/>
+      <w:r>
+        <w:rPr>
+          <w:rFonts w:ascii="Assistant Medium" w:hAnsi="Assistant Medium" w:cs="Assistant Medium"/>
+          <w:lang w:val="en-US"/>
+        </w:rPr>
+        <w:t>.</w:t>
       </w:r>
     </w:p>
     <w:p>
@@ -4127,12 +4512,37 @@
           <w:lang w:val="en-US"/>
         </w:rPr>
       </w:pPr>
-      <w:r>
-        <w:rPr>
-          <w:rFonts w:ascii="Assistant Medium" w:hAnsi="Assistant Medium" w:cs="Assistant Medium"/>
-          <w:lang w:val="en-US"/>
-        </w:rPr>
-        <w:t>Nordvpn darkweb monitoring</w:t>
+      <w:proofErr w:type="spellStart"/>
+      <w:r>
+        <w:rPr>
+          <w:rFonts w:ascii="Assistant Medium" w:hAnsi="Assistant Medium" w:cs="Assistant Medium"/>
+          <w:lang w:val="en-US"/>
+        </w:rPr>
+        <w:t>Nordvpn</w:t>
+      </w:r>
+      <w:proofErr w:type="spellEnd"/>
+      <w:r>
+        <w:rPr>
+          <w:rFonts w:ascii="Assistant Medium" w:hAnsi="Assistant Medium" w:cs="Assistant Medium"/>
+          <w:lang w:val="en-US"/>
+        </w:rPr>
+        <w:t xml:space="preserve"> </w:t>
+      </w:r>
+      <w:proofErr w:type="spellStart"/>
+      <w:r>
+        <w:rPr>
+          <w:rFonts w:ascii="Assistant Medium" w:hAnsi="Assistant Medium" w:cs="Assistant Medium"/>
+          <w:lang w:val="en-US"/>
+        </w:rPr>
+        <w:t>darkweb</w:t>
+      </w:r>
+      <w:proofErr w:type="spellEnd"/>
+      <w:r>
+        <w:rPr>
+          <w:rFonts w:ascii="Assistant Medium" w:hAnsi="Assistant Medium" w:cs="Assistant Medium"/>
+          <w:lang w:val="en-US"/>
+        </w:rPr>
+        <w:t xml:space="preserve"> monitoring</w:t>
       </w:r>
     </w:p>
     <w:p>
@@ -4148,12 +4558,21 @@
           <w:lang w:val="en-US"/>
         </w:rPr>
       </w:pPr>
-      <w:r>
-        <w:rPr>
-          <w:rFonts w:ascii="Assistant Medium" w:hAnsi="Assistant Medium" w:cs="Assistant Medium"/>
-          <w:lang w:val="en-US"/>
-        </w:rPr>
-        <w:t>Roboform – part of their dark web monitoring.</w:t>
+      <w:proofErr w:type="spellStart"/>
+      <w:r>
+        <w:rPr>
+          <w:rFonts w:ascii="Assistant Medium" w:hAnsi="Assistant Medium" w:cs="Assistant Medium"/>
+          <w:lang w:val="en-US"/>
+        </w:rPr>
+        <w:t>Roboform</w:t>
+      </w:r>
+      <w:proofErr w:type="spellEnd"/>
+      <w:r>
+        <w:rPr>
+          <w:rFonts w:ascii="Assistant Medium" w:hAnsi="Assistant Medium" w:cs="Assistant Medium"/>
+          <w:lang w:val="en-US"/>
+        </w:rPr>
+        <w:t xml:space="preserve"> – part of their dark web monitoring.</w:t>
       </w:r>
     </w:p>
     <w:p>
@@ -4210,12 +4629,21 @@
           <w:lang w:val="en-US"/>
         </w:rPr>
       </w:pPr>
-      <w:r>
-        <w:rPr>
-          <w:rFonts w:ascii="Assistant Medium" w:hAnsi="Assistant Medium" w:cs="Assistant Medium"/>
-          <w:lang w:val="en-US"/>
-        </w:rPr>
-        <w:t>Guardduty – For AWS.</w:t>
+      <w:proofErr w:type="spellStart"/>
+      <w:r>
+        <w:rPr>
+          <w:rFonts w:ascii="Assistant Medium" w:hAnsi="Assistant Medium" w:cs="Assistant Medium"/>
+          <w:lang w:val="en-US"/>
+        </w:rPr>
+        <w:t>Guardduty</w:t>
+      </w:r>
+      <w:proofErr w:type="spellEnd"/>
+      <w:r>
+        <w:rPr>
+          <w:rFonts w:ascii="Assistant Medium" w:hAnsi="Assistant Medium" w:cs="Assistant Medium"/>
+          <w:lang w:val="en-US"/>
+        </w:rPr>
+        <w:t xml:space="preserve"> – For AWS.</w:t>
       </w:r>
     </w:p>
     <w:p>
@@ -4465,12 +4893,21 @@
           <w:lang w:val="en-US"/>
         </w:rPr>
       </w:pPr>
-      <w:r>
-        <w:rPr>
-          <w:rFonts w:ascii="Assistant Medium" w:hAnsi="Assistant Medium" w:cs="Assistant Medium"/>
-          <w:lang w:val="en-US"/>
-        </w:rPr>
-        <w:t>Auditd.</w:t>
+      <w:proofErr w:type="spellStart"/>
+      <w:r>
+        <w:rPr>
+          <w:rFonts w:ascii="Assistant Medium" w:hAnsi="Assistant Medium" w:cs="Assistant Medium"/>
+          <w:lang w:val="en-US"/>
+        </w:rPr>
+        <w:t>Auditd</w:t>
+      </w:r>
+      <w:proofErr w:type="spellEnd"/>
+      <w:r>
+        <w:rPr>
+          <w:rFonts w:ascii="Assistant Medium" w:hAnsi="Assistant Medium" w:cs="Assistant Medium"/>
+          <w:lang w:val="en-US"/>
+        </w:rPr>
+        <w:t>.</w:t>
       </w:r>
     </w:p>
     <w:p>
@@ -4486,12 +4923,21 @@
           <w:lang w:val="en-US"/>
         </w:rPr>
       </w:pPr>
-      <w:r>
-        <w:rPr>
-          <w:rFonts w:ascii="Assistant Medium" w:hAnsi="Assistant Medium" w:cs="Assistant Medium"/>
-          <w:lang w:val="en-US"/>
-        </w:rPr>
-        <w:t>Guardduty.</w:t>
+      <w:proofErr w:type="spellStart"/>
+      <w:r>
+        <w:rPr>
+          <w:rFonts w:ascii="Assistant Medium" w:hAnsi="Assistant Medium" w:cs="Assistant Medium"/>
+          <w:lang w:val="en-US"/>
+        </w:rPr>
+        <w:t>Guardduty</w:t>
+      </w:r>
+      <w:proofErr w:type="spellEnd"/>
+      <w:r>
+        <w:rPr>
+          <w:rFonts w:ascii="Assistant Medium" w:hAnsi="Assistant Medium" w:cs="Assistant Medium"/>
+          <w:lang w:val="en-US"/>
+        </w:rPr>
+        <w:t>.</w:t>
       </w:r>
     </w:p>
     <w:p>
@@ -4716,12 +5162,21 @@
           <w:lang w:val="en-US"/>
         </w:rPr>
       </w:pPr>
-      <w:r>
-        <w:rPr>
-          <w:rFonts w:ascii="Assistant Medium" w:hAnsi="Assistant Medium" w:cs="Assistant Medium"/>
-          <w:lang w:val="en-US"/>
-        </w:rPr>
-        <w:t>Ubunto pro</w:t>
+      <w:proofErr w:type="spellStart"/>
+      <w:r>
+        <w:rPr>
+          <w:rFonts w:ascii="Assistant Medium" w:hAnsi="Assistant Medium" w:cs="Assistant Medium"/>
+          <w:lang w:val="en-US"/>
+        </w:rPr>
+        <w:t>Ubunto</w:t>
+      </w:r>
+      <w:proofErr w:type="spellEnd"/>
+      <w:r>
+        <w:rPr>
+          <w:rFonts w:ascii="Assistant Medium" w:hAnsi="Assistant Medium" w:cs="Assistant Medium"/>
+          <w:lang w:val="en-US"/>
+        </w:rPr>
+        <w:t xml:space="preserve"> pro</w:t>
       </w:r>
       <w:r>
         <w:rPr>
@@ -4744,12 +5199,21 @@
           <w:lang w:val="en-US"/>
         </w:rPr>
       </w:pPr>
-      <w:r>
-        <w:rPr>
-          <w:rFonts w:ascii="Assistant Medium" w:hAnsi="Assistant Medium" w:cs="Assistant Medium"/>
-          <w:lang w:val="en-US"/>
-        </w:rPr>
-        <w:t>Cloudtrail monitoring.</w:t>
+      <w:proofErr w:type="spellStart"/>
+      <w:r>
+        <w:rPr>
+          <w:rFonts w:ascii="Assistant Medium" w:hAnsi="Assistant Medium" w:cs="Assistant Medium"/>
+          <w:lang w:val="en-US"/>
+        </w:rPr>
+        <w:t>Cloudtrail</w:t>
+      </w:r>
+      <w:proofErr w:type="spellEnd"/>
+      <w:r>
+        <w:rPr>
+          <w:rFonts w:ascii="Assistant Medium" w:hAnsi="Assistant Medium" w:cs="Assistant Medium"/>
+          <w:lang w:val="en-US"/>
+        </w:rPr>
+        <w:t xml:space="preserve"> monitoring.</w:t>
       </w:r>
       <w:r>
         <w:rPr>
@@ -4933,8 +5397,19 @@
           <w:bCs/>
           <w:lang w:val="en-US"/>
         </w:rPr>
-        <w:t>Squarespace and bunny cdn</w:t>
-      </w:r>
+        <w:t xml:space="preserve">Squarespace and bunny </w:t>
+      </w:r>
+      <w:proofErr w:type="spellStart"/>
+      <w:r>
+        <w:rPr>
+          <w:rFonts w:ascii="Assistant Medium" w:hAnsi="Assistant Medium" w:cs="Assistant Medium"/>
+          <w:b/>
+          <w:bCs/>
+          <w:lang w:val="en-US"/>
+        </w:rPr>
+        <w:t>cdn</w:t>
+      </w:r>
+      <w:proofErr w:type="spellEnd"/>
     </w:p>
     <w:p>
       <w:pPr>
@@ -4997,6 +5472,7 @@
           <w:lang w:val="en-US"/>
         </w:rPr>
       </w:pPr>
+      <w:proofErr w:type="spellStart"/>
       <w:r>
         <w:rPr>
           <w:rFonts w:ascii="Assistant Medium" w:hAnsi="Assistant Medium" w:cs="Assistant Medium"/>
@@ -5004,6 +5480,7 @@
         </w:rPr>
         <w:t>Dnssec</w:t>
       </w:r>
+      <w:proofErr w:type="spellEnd"/>
     </w:p>
     <w:p>
       <w:pPr>
@@ -5018,6 +5495,7 @@
           <w:lang w:val="en-US"/>
         </w:rPr>
       </w:pPr>
+      <w:proofErr w:type="spellStart"/>
       <w:r>
         <w:rPr>
           <w:rFonts w:ascii="Assistant Medium" w:hAnsi="Assistant Medium" w:cs="Assistant Medium"/>
@@ -5025,6 +5503,7 @@
         </w:rPr>
         <w:t>Spf</w:t>
       </w:r>
+      <w:proofErr w:type="spellEnd"/>
     </w:p>
     <w:p>
       <w:pPr>
@@ -5039,6 +5518,7 @@
           <w:lang w:val="en-US"/>
         </w:rPr>
       </w:pPr>
+      <w:proofErr w:type="spellStart"/>
       <w:r>
         <w:rPr>
           <w:rFonts w:ascii="Assistant Medium" w:hAnsi="Assistant Medium" w:cs="Assistant Medium"/>
@@ -5046,6 +5526,7 @@
         </w:rPr>
         <w:t>Mta-sts</w:t>
       </w:r>
+      <w:proofErr w:type="spellEnd"/>
     </w:p>
     <w:p>
       <w:pPr>
@@ -5060,6 +5541,7 @@
           <w:lang w:val="en-US"/>
         </w:rPr>
       </w:pPr>
+      <w:proofErr w:type="spellStart"/>
       <w:r>
         <w:rPr>
           <w:rFonts w:ascii="Assistant Medium" w:hAnsi="Assistant Medium" w:cs="Assistant Medium"/>
@@ -5067,6 +5549,7 @@
         </w:rPr>
         <w:t>Dmarc</w:t>
       </w:r>
+      <w:proofErr w:type="spellEnd"/>
     </w:p>
     <w:p>
       <w:pPr>
@@ -5081,6 +5564,7 @@
           <w:lang w:val="en-US"/>
         </w:rPr>
       </w:pPr>
+      <w:proofErr w:type="spellStart"/>
       <w:r>
         <w:rPr>
           <w:rFonts w:ascii="Assistant Medium" w:hAnsi="Assistant Medium" w:cs="Assistant Medium"/>
@@ -5088,6 +5572,7 @@
         </w:rPr>
         <w:t>Dkim</w:t>
       </w:r>
+      <w:proofErr w:type="spellEnd"/>
     </w:p>
     <w:p>
       <w:pPr>
@@ -5102,6 +5587,7 @@
           <w:lang w:val="en-US"/>
         </w:rPr>
       </w:pPr>
+      <w:proofErr w:type="spellStart"/>
       <w:r>
         <w:rPr>
           <w:rFonts w:ascii="Assistant Medium" w:hAnsi="Assistant Medium" w:cs="Assistant Medium"/>
@@ -5109,6 +5595,7 @@
         </w:rPr>
         <w:t>Caa</w:t>
       </w:r>
+      <w:proofErr w:type="spellEnd"/>
     </w:p>
     <w:p>
       <w:pPr>
@@ -5387,12 +5874,21 @@
           <w:lang w:val="en-US"/>
         </w:rPr>
       </w:pPr>
-      <w:r>
-        <w:rPr>
-          <w:rFonts w:ascii="Assistant Medium" w:hAnsi="Assistant Medium" w:cs="Assistant Medium"/>
-          <w:lang w:val="en-US"/>
-        </w:rPr>
-        <w:t>Abuseipdb and other known feeds.</w:t>
+      <w:proofErr w:type="spellStart"/>
+      <w:r>
+        <w:rPr>
+          <w:rFonts w:ascii="Assistant Medium" w:hAnsi="Assistant Medium" w:cs="Assistant Medium"/>
+          <w:lang w:val="en-US"/>
+        </w:rPr>
+        <w:t>Abuseipdb</w:t>
+      </w:r>
+      <w:proofErr w:type="spellEnd"/>
+      <w:r>
+        <w:rPr>
+          <w:rFonts w:ascii="Assistant Medium" w:hAnsi="Assistant Medium" w:cs="Assistant Medium"/>
+          <w:lang w:val="en-US"/>
+        </w:rPr>
+        <w:t xml:space="preserve"> and other known feeds.</w:t>
       </w:r>
     </w:p>
     <w:p>
@@ -5466,12 +5962,21 @@
           <w:lang w:val="en-US"/>
         </w:rPr>
       </w:pPr>
-      <w:r>
-        <w:rPr>
-          <w:rFonts w:ascii="Assistant Medium" w:hAnsi="Assistant Medium" w:cs="Assistant Medium"/>
-          <w:lang w:val="en-US"/>
-        </w:rPr>
-        <w:t>Whois privacy.</w:t>
+      <w:proofErr w:type="spellStart"/>
+      <w:r>
+        <w:rPr>
+          <w:rFonts w:ascii="Assistant Medium" w:hAnsi="Assistant Medium" w:cs="Assistant Medium"/>
+          <w:lang w:val="en-US"/>
+        </w:rPr>
+        <w:t>Whois</w:t>
+      </w:r>
+      <w:proofErr w:type="spellEnd"/>
+      <w:r>
+        <w:rPr>
+          <w:rFonts w:ascii="Assistant Medium" w:hAnsi="Assistant Medium" w:cs="Assistant Medium"/>
+          <w:lang w:val="en-US"/>
+        </w:rPr>
+        <w:t xml:space="preserve"> privacy.</w:t>
       </w:r>
     </w:p>
     <w:p>
@@ -5683,12 +6188,21 @@
           <w:lang w:val="en-US"/>
         </w:rPr>
       </w:pPr>
-      <w:r>
-        <w:rPr>
-          <w:rFonts w:ascii="Assistant Medium" w:hAnsi="Assistant Medium" w:cs="Assistant Medium"/>
-          <w:lang w:val="en-US"/>
-        </w:rPr>
-        <w:t>Onedrive (6x1TB).</w:t>
+      <w:proofErr w:type="spellStart"/>
+      <w:r>
+        <w:rPr>
+          <w:rFonts w:ascii="Assistant Medium" w:hAnsi="Assistant Medium" w:cs="Assistant Medium"/>
+          <w:lang w:val="en-US"/>
+        </w:rPr>
+        <w:t>Onedrive</w:t>
+      </w:r>
+      <w:proofErr w:type="spellEnd"/>
+      <w:r>
+        <w:rPr>
+          <w:rFonts w:ascii="Assistant Medium" w:hAnsi="Assistant Medium" w:cs="Assistant Medium"/>
+          <w:lang w:val="en-US"/>
+        </w:rPr>
+        <w:t xml:space="preserve"> (6x1TB).</w:t>
       </w:r>
     </w:p>
     <w:p>
@@ -5910,7 +6424,23 @@
           <w:rFonts w:ascii="Assistant Medium" w:hAnsi="Assistant Medium" w:cs="Assistant Medium"/>
           <w:lang w:val="en-US"/>
         </w:rPr>
-        <w:t xml:space="preserve"> data broker removal, osint intel</w:t>
+        <w:t xml:space="preserve"> data broker removal, </w:t>
+      </w:r>
+      <w:proofErr w:type="spellStart"/>
+      <w:r>
+        <w:rPr>
+          <w:rFonts w:ascii="Assistant Medium" w:hAnsi="Assistant Medium" w:cs="Assistant Medium"/>
+          <w:lang w:val="en-US"/>
+        </w:rPr>
+        <w:t>osint</w:t>
+      </w:r>
+      <w:proofErr w:type="spellEnd"/>
+      <w:r>
+        <w:rPr>
+          <w:rFonts w:ascii="Assistant Medium" w:hAnsi="Assistant Medium" w:cs="Assistant Medium"/>
+          <w:lang w:val="en-US"/>
+        </w:rPr>
+        <w:t xml:space="preserve"> intel</w:t>
       </w:r>
       <w:r>
         <w:rPr>

--- a/Cyber Security Architecture.docx
+++ b/Cyber Security Architecture.docx
@@ -158,7 +158,7 @@
           <w:u w:val="single"/>
           <w:lang w:val="en-US"/>
         </w:rPr>
-        <w:t>2</w:t>
+        <w:t>06</w:t>
       </w:r>
       <w:r>
         <w:rPr>
@@ -170,7 +170,7 @@
           <w:u w:val="single"/>
           <w:lang w:val="en-US"/>
         </w:rPr>
-        <w:t>8</w:t>
+        <w:t>/</w:t>
       </w:r>
       <w:r>
         <w:rPr>
@@ -182,19 +182,8 @@
           <w:u w:val="single"/>
           <w:lang w:val="en-US"/>
         </w:rPr>
-        <w:t>/Mar/2026</w:t>
-      </w:r>
-    </w:p>
-    <w:p>
-      <w:pPr>
-        <w:spacing w:after="0" w:line="240" w:lineRule="auto"/>
-        <w:rPr>
-          <w:rFonts w:ascii="Assistant Medium" w:hAnsi="Assistant Medium" w:cs="Assistant Medium"/>
-          <w:sz w:val="26"/>
-          <w:szCs w:val="26"/>
-          <w:lang w:val="en-US"/>
-        </w:rPr>
-      </w:pPr>
+        <w:t>Apr</w:t>
+      </w:r>
       <w:r>
         <w:rPr>
           <w:rFonts w:ascii="Assistant Medium" w:hAnsi="Assistant Medium" w:cs="Assistant Medium"/>
@@ -205,149 +194,7 @@
           <w:u w:val="single"/>
           <w:lang w:val="en-US"/>
         </w:rPr>
-        <w:br/>
-      </w:r>
-      <w:r>
-        <w:rPr>
-          <w:rFonts w:ascii="Assistant Medium" w:hAnsi="Assistant Medium" w:cs="Assistant Medium"/>
-          <w:sz w:val="26"/>
-          <w:szCs w:val="26"/>
-        </w:rPr>
-        <w:t>Self-Manage and monitor cyber security solutions</w:t>
-      </w:r>
-      <w:r>
-        <w:rPr>
-          <w:rFonts w:ascii="Assistant Medium" w:hAnsi="Assistant Medium" w:cs="Assistant Medium"/>
-          <w:sz w:val="26"/>
-          <w:szCs w:val="26"/>
-          <w:lang w:val="en-US"/>
-        </w:rPr>
-        <w:t xml:space="preserve"> as a hobby </w:t>
-      </w:r>
-      <w:r>
-        <w:rPr>
-          <w:rFonts w:ascii="Assistant Medium" w:hAnsi="Assistant Medium" w:cs="Assistant Medium"/>
-          <w:sz w:val="26"/>
-          <w:szCs w:val="26"/>
-        </w:rPr>
-        <w:t>for my family devices and network.</w:t>
-      </w:r>
-      <w:r>
-        <w:rPr>
-          <w:rFonts w:ascii="Assistant Medium" w:hAnsi="Assistant Medium" w:cs="Assistant Medium"/>
-          <w:sz w:val="26"/>
-          <w:szCs w:val="26"/>
-          <w:lang w:val="en-US"/>
-        </w:rPr>
-        <w:t xml:space="preserve"> </w:t>
-      </w:r>
-      <w:r>
-        <w:rPr>
-          <w:rFonts w:ascii="Assistant Medium" w:hAnsi="Assistant Medium" w:cs="Assistant Medium"/>
-          <w:sz w:val="26"/>
-          <w:szCs w:val="26"/>
-          <w:lang w:val="en-US"/>
-        </w:rPr>
-        <w:t xml:space="preserve">Everything here is working in production and rarely </w:t>
-      </w:r>
-      <w:r>
-        <w:rPr>
-          <w:rFonts w:ascii="Assistant Medium" w:hAnsi="Assistant Medium" w:cs="Assistant Medium"/>
-          <w:sz w:val="26"/>
-          <w:szCs w:val="26"/>
-          <w:lang w:val="en-US"/>
-        </w:rPr>
-        <w:t>is there</w:t>
-      </w:r>
-      <w:r>
-        <w:rPr>
-          <w:rFonts w:ascii="Assistant Medium" w:hAnsi="Assistant Medium" w:cs="Assistant Medium"/>
-          <w:sz w:val="26"/>
-          <w:szCs w:val="26"/>
-          <w:lang w:val="en-US"/>
-        </w:rPr>
-        <w:t xml:space="preserve"> an issue</w:t>
-      </w:r>
-      <w:r>
-        <w:rPr>
-          <w:rFonts w:ascii="Assistant Medium" w:hAnsi="Assistant Medium" w:cs="Assistant Medium"/>
-          <w:sz w:val="26"/>
-          <w:szCs w:val="26"/>
-          <w:lang w:val="en-US"/>
-        </w:rPr>
-        <w:t>, except whitelist</w:t>
-      </w:r>
-      <w:r>
-        <w:rPr>
-          <w:rFonts w:ascii="Assistant Medium" w:hAnsi="Assistant Medium" w:cs="Assistant Medium"/>
-          <w:sz w:val="26"/>
-          <w:szCs w:val="26"/>
-          <w:lang w:val="en-US"/>
-        </w:rPr>
-        <w:t>s</w:t>
-      </w:r>
-      <w:r>
-        <w:rPr>
-          <w:rFonts w:ascii="Assistant Medium" w:hAnsi="Assistant Medium" w:cs="Assistant Medium"/>
-          <w:sz w:val="26"/>
-          <w:szCs w:val="26"/>
-          <w:lang w:val="en-US"/>
-        </w:rPr>
-        <w:t xml:space="preserve"> from time to time</w:t>
-      </w:r>
-      <w:r>
-        <w:rPr>
-          <w:rFonts w:ascii="Assistant Medium" w:hAnsi="Assistant Medium" w:cs="Assistant Medium"/>
-          <w:sz w:val="26"/>
-          <w:szCs w:val="26"/>
-          <w:lang w:val="en-US"/>
-        </w:rPr>
-        <w:t>. Great experience and performance</w:t>
-      </w:r>
-      <w:r>
-        <w:rPr>
-          <w:rFonts w:ascii="Assistant Medium" w:hAnsi="Assistant Medium" w:cs="Assistant Medium"/>
-          <w:sz w:val="26"/>
-          <w:szCs w:val="26"/>
-          <w:lang w:val="en-US"/>
-        </w:rPr>
-        <w:t xml:space="preserve"> with no major complaints</w:t>
-      </w:r>
-      <w:r>
-        <w:rPr>
-          <w:rFonts w:ascii="Assistant Medium" w:hAnsi="Assistant Medium" w:cs="Assistant Medium"/>
-          <w:sz w:val="26"/>
-          <w:szCs w:val="26"/>
-          <w:lang w:val="en-US"/>
-        </w:rPr>
-        <w:t>.</w:t>
-      </w:r>
-      <w:r>
-        <w:rPr>
-          <w:rFonts w:ascii="Assistant Medium" w:hAnsi="Assistant Medium" w:cs="Assistant Medium"/>
-          <w:sz w:val="26"/>
-          <w:szCs w:val="26"/>
-          <w:lang w:val="en-US"/>
-        </w:rPr>
-        <w:t xml:space="preserve"> The next list shows main </w:t>
-      </w:r>
-      <w:r>
-        <w:rPr>
-          <w:rFonts w:ascii="Assistant Medium" w:hAnsi="Assistant Medium" w:cs="Assistant Medium"/>
-          <w:sz w:val="26"/>
-          <w:szCs w:val="26"/>
-          <w:lang w:val="en-US"/>
-        </w:rPr>
-        <w:t>ingredients</w:t>
-      </w:r>
-      <w:r>
-        <w:rPr>
-          <w:rFonts w:ascii="Assistant Medium" w:hAnsi="Assistant Medium" w:cs="Assistant Medium"/>
-          <w:sz w:val="26"/>
-          <w:szCs w:val="26"/>
-          <w:lang w:val="en-US"/>
-        </w:rPr>
-        <w:t>.</w:t>
+        <w:t>/2026</w:t>
       </w:r>
     </w:p>
     <w:p>
@@ -355,15 +202,10 @@
         <w:spacing w:after="0" w:line="240" w:lineRule="auto"/>
         <w:rPr>
           <w:rFonts w:ascii="Assistant Medium" w:hAnsi="Assistant Medium" w:cs="Assistant Medium"/>
-          <w:sz w:val="28"/>
-          <w:szCs w:val="28"/>
-          <w:lang w:val="en-US"/>
-        </w:rPr>
-      </w:pPr>
-    </w:p>
-    <w:p>
-      <w:pPr>
-        <w:spacing w:after="0" w:line="240" w:lineRule="auto"/>
+          <w:lang w:val="en-US"/>
+        </w:rPr>
+      </w:pPr>
+      <w:r>
         <w:rPr>
           <w:rFonts w:ascii="Assistant Medium" w:hAnsi="Assistant Medium" w:cs="Assistant Medium"/>
           <w:b/>
@@ -373,226 +215,83 @@
           <w:u w:val="single"/>
           <w:lang w:val="en-US"/>
         </w:rPr>
-      </w:pPr>
-      <w:r>
-        <w:rPr>
-          <w:rFonts w:ascii="Assistant Medium" w:hAnsi="Assistant Medium" w:cs="Assistant Medium"/>
-          <w:b/>
-          <w:bCs/>
-          <w:sz w:val="32"/>
-          <w:szCs w:val="32"/>
-          <w:u w:val="single"/>
-          <w:lang w:val="en-US"/>
-        </w:rPr>
-        <w:t>Summary</w:t>
-      </w:r>
-      <w:r>
-        <w:rPr>
-          <w:rFonts w:ascii="Assistant Medium" w:hAnsi="Assistant Medium" w:cs="Assistant Medium"/>
-          <w:b/>
-          <w:bCs/>
-          <w:sz w:val="32"/>
-          <w:szCs w:val="32"/>
-          <w:u w:val="single"/>
+        <w:br/>
+      </w:r>
+      <w:r>
+        <w:rPr>
+          <w:rFonts w:ascii="Assistant Medium" w:hAnsi="Assistant Medium" w:cs="Assistant Medium"/>
+          <w:sz w:val="26"/>
+          <w:szCs w:val="26"/>
+        </w:rPr>
+        <w:t>Self-Manage and monitor cyber security solutions</w:t>
+      </w:r>
+      <w:r>
+        <w:rPr>
+          <w:rFonts w:ascii="Assistant Medium" w:hAnsi="Assistant Medium" w:cs="Assistant Medium"/>
+          <w:sz w:val="26"/>
+          <w:szCs w:val="26"/>
+          <w:lang w:val="en-US"/>
+        </w:rPr>
+        <w:t xml:space="preserve"> as a hobby </w:t>
+      </w:r>
+      <w:r>
+        <w:rPr>
+          <w:rFonts w:ascii="Assistant Medium" w:hAnsi="Assistant Medium" w:cs="Assistant Medium"/>
+          <w:sz w:val="26"/>
+          <w:szCs w:val="26"/>
+        </w:rPr>
+        <w:t>for my family devices and network.</w:t>
+      </w:r>
+      <w:r>
+        <w:rPr>
+          <w:rFonts w:ascii="Assistant Medium" w:hAnsi="Assistant Medium" w:cs="Assistant Medium"/>
+          <w:sz w:val="26"/>
+          <w:szCs w:val="26"/>
           <w:lang w:val="en-US"/>
         </w:rPr>
         <w:t xml:space="preserve"> </w:t>
       </w:r>
-    </w:p>
-    <w:p>
-      <w:pPr>
-        <w:spacing w:after="0" w:line="240" w:lineRule="auto"/>
-        <w:rPr>
-          <w:rFonts w:ascii="Assistant Medium" w:hAnsi="Assistant Medium" w:cs="Assistant Medium"/>
-          <w:lang w:val="en-US"/>
-        </w:rPr>
-      </w:pPr>
-      <w:r>
-        <w:rPr>
-          <w:rFonts w:ascii="Assistant Medium" w:hAnsi="Assistant Medium" w:cs="Assistant Medium"/>
-        </w:rPr>
-        <w:t>- Sophos Firewalls</w:t>
-      </w:r>
-      <w:r>
-        <w:rPr>
-          <w:rFonts w:ascii="Assistant Medium" w:hAnsi="Assistant Medium" w:cs="Assistant Medium"/>
-          <w:lang w:val="en-US"/>
-        </w:rPr>
-        <w:br/>
-        <w:t xml:space="preserve">- </w:t>
-      </w:r>
-      <w:r>
-        <w:rPr>
-          <w:rFonts w:ascii="Assistant Medium" w:hAnsi="Assistant Medium" w:cs="Assistant Medium"/>
-        </w:rPr>
-        <w:t>Checkpoint Firewall SMB</w:t>
-      </w:r>
-      <w:r>
-        <w:rPr>
-          <w:rFonts w:ascii="Assistant Medium" w:hAnsi="Assistant Medium" w:cs="Assistant Medium"/>
-          <w:lang w:val="en-US"/>
-        </w:rPr>
-        <w:t xml:space="preserve"> (Now operates mainly as AP </w:t>
-      </w:r>
-      <w:r>
-        <w:rPr>
-          <w:rFonts w:ascii="Assistant Medium" w:hAnsi="Assistant Medium" w:cs="Assistant Medium"/>
-          <w:lang w:val="en-US"/>
-        </w:rPr>
-        <w:t>with some additional protections – no DPI)</w:t>
-      </w:r>
-    </w:p>
-    <w:p>
-      <w:pPr>
-        <w:spacing w:after="0" w:line="240" w:lineRule="auto"/>
-        <w:rPr>
-          <w:rFonts w:ascii="Assistant Medium" w:hAnsi="Assistant Medium" w:cs="Assistant Medium"/>
-          <w:lang w:val="en-US"/>
-        </w:rPr>
-      </w:pPr>
-      <w:r>
-        <w:rPr>
-          <w:rFonts w:ascii="Assistant Medium" w:hAnsi="Assistant Medium" w:cs="Assistant Medium"/>
-        </w:rPr>
-        <w:t>- Checkpoint harmony Endpoint EDR</w:t>
-      </w:r>
-      <w:r>
-        <w:rPr>
-          <w:rFonts w:ascii="Assistant Medium" w:hAnsi="Assistant Medium" w:cs="Assistant Medium"/>
-        </w:rPr>
-        <w:br/>
-        <w:t>- Checkpoint Harmony Mobile MTD</w:t>
-      </w:r>
-      <w:r>
-        <w:rPr>
-          <w:rFonts w:ascii="Assistant Medium" w:hAnsi="Assistant Medium" w:cs="Assistant Medium"/>
-        </w:rPr>
-        <w:br/>
-        <w:t xml:space="preserve">- Checkpoint harmony email protection </w:t>
-      </w:r>
-    </w:p>
-    <w:p>
-      <w:pPr>
-        <w:spacing w:after="0" w:line="240" w:lineRule="auto"/>
-        <w:rPr>
-          <w:rFonts w:ascii="Assistant Medium" w:hAnsi="Assistant Medium" w:cs="Assistant Medium"/>
-          <w:lang w:val="en-US"/>
-        </w:rPr>
-      </w:pPr>
-      <w:r>
-        <w:rPr>
-          <w:rFonts w:ascii="Assistant Medium" w:hAnsi="Assistant Medium" w:cs="Assistant Medium"/>
-        </w:rPr>
-        <w:t>- Checkpoint harmony browse</w:t>
-      </w:r>
-      <w:r>
-        <w:rPr>
-          <w:rFonts w:ascii="Assistant Medium" w:hAnsi="Assistant Medium" w:cs="Assistant Medium"/>
-        </w:rPr>
-        <w:br/>
-        <w:t>- WAZUH SIEM server over AWS EC2</w:t>
-      </w:r>
-      <w:r>
-        <w:rPr>
-          <w:rFonts w:ascii="Assistant Medium" w:hAnsi="Assistant Medium" w:cs="Assistant Medium"/>
-          <w:lang w:val="en-US"/>
-        </w:rPr>
-        <w:t xml:space="preserve"> with more than 550 custom rules.</w:t>
-      </w:r>
-      <w:r>
-        <w:rPr>
-          <w:rFonts w:ascii="Assistant Medium" w:hAnsi="Assistant Medium" w:cs="Assistant Medium"/>
-        </w:rPr>
-        <w:br/>
-        <w:t>- DNS Blackhole (Adguard home) over EC2 AWS, which connected to DNS Firewall.</w:t>
-      </w:r>
-      <w:r>
-        <w:rPr>
-          <w:rFonts w:ascii="Assistant Medium" w:hAnsi="Assistant Medium" w:cs="Assistant Medium"/>
-        </w:rPr>
-        <w:br/>
-        <w:t>- DNS fIrewall (nextdns)</w:t>
-      </w:r>
-      <w:r>
-        <w:rPr>
-          <w:rFonts w:ascii="Assistant Medium" w:hAnsi="Assistant Medium" w:cs="Assistant Medium"/>
-        </w:rPr>
-        <w:br/>
-        <w:t>- patch management :</w:t>
-      </w:r>
-      <w:r>
-        <w:rPr>
-          <w:rFonts w:ascii="Assistant Medium" w:hAnsi="Assistant Medium" w:cs="Assistant Medium"/>
-        </w:rPr>
-        <w:br/>
-        <w:t>Manageengine - Patch manager plus ,</w:t>
-      </w:r>
-      <w:r>
-        <w:rPr>
-          <w:rFonts w:ascii="Assistant Medium" w:hAnsi="Assistant Medium" w:cs="Assistant Medium"/>
-        </w:rPr>
-        <w:br/>
-        <w:t>0patch - virtual patching 0-days and more before the vendor have a patch.</w:t>
-      </w:r>
-      <w:r>
-        <w:rPr>
-          <w:rFonts w:ascii="Assistant Medium" w:hAnsi="Assistant Medium" w:cs="Assistant Medium"/>
-        </w:rPr>
-        <w:br/>
-        <w:t>Opswat it-ot access metadefnder endpoint</w:t>
-      </w:r>
-      <w:r>
-        <w:rPr>
-          <w:rFonts w:ascii="Assistant Medium" w:hAnsi="Assistant Medium" w:cs="Assistant Medium"/>
-        </w:rPr>
-        <w:br/>
-        <w:t>- MDM - Manageengine</w:t>
-      </w:r>
-      <w:r>
-        <w:rPr>
-          <w:rFonts w:ascii="Assistant Medium" w:hAnsi="Assistant Medium" w:cs="Assistant Medium"/>
-        </w:rPr>
-        <w:br/>
-        <w:t>- FIM (File integrity monitoring)</w:t>
-      </w:r>
-      <w:r>
-        <w:rPr>
-          <w:rFonts w:ascii="Assistant Medium" w:hAnsi="Assistant Medium" w:cs="Assistant Medium"/>
-        </w:rPr>
-        <w:br/>
-        <w:t>- virustotal integration by using the FIM hash file generating (not uploading file)</w:t>
-      </w:r>
-      <w:r>
-        <w:rPr>
-          <w:rFonts w:ascii="Assistant Medium" w:hAnsi="Assistant Medium" w:cs="Assistant Medium"/>
-        </w:rPr>
-        <w:br/>
-        <w:t>- Bunny CDN, WAF and DNS for personal website.</w:t>
-      </w:r>
-      <w:r>
-        <w:rPr>
-          <w:rFonts w:ascii="Assistant Medium" w:hAnsi="Assistant Medium" w:cs="Assistant Medium"/>
-        </w:rPr>
-        <w:br/>
-        <w:t>- 2 aws ec2 servers, cloudtrail, guardduty.</w:t>
-      </w:r>
-      <w:r>
-        <w:rPr>
-          <w:rFonts w:ascii="Assistant Medium" w:hAnsi="Assistant Medium" w:cs="Assistant Medium"/>
-        </w:rPr>
-        <w:br/>
-        <w:t>Other tools that aren't not managed:</w:t>
-      </w:r>
-      <w:r>
-        <w:rPr>
-          <w:rFonts w:ascii="Assistant Medium" w:hAnsi="Assistant Medium" w:cs="Assistant Medium"/>
-        </w:rPr>
-        <w:br/>
-        <w:t>- Password manager</w:t>
-      </w:r>
-      <w:r>
-        <w:rPr>
-          <w:rFonts w:ascii="Assistant Medium" w:hAnsi="Assistant Medium" w:cs="Assistant Medium"/>
+      <w:r>
+        <w:rPr>
+          <w:rFonts w:ascii="Assistant Medium" w:hAnsi="Assistant Medium" w:cs="Assistant Medium"/>
+          <w:sz w:val="26"/>
+          <w:szCs w:val="26"/>
+          <w:lang w:val="en-US"/>
+        </w:rPr>
+        <w:t xml:space="preserve">Everything here is working in production and rarely </w:t>
+      </w:r>
+      <w:r>
+        <w:rPr>
+          <w:rFonts w:ascii="Assistant Medium" w:hAnsi="Assistant Medium" w:cs="Assistant Medium"/>
+          <w:sz w:val="26"/>
+          <w:szCs w:val="26"/>
+          <w:lang w:val="en-US"/>
+        </w:rPr>
+        <w:t>is there</w:t>
+      </w:r>
+      <w:r>
+        <w:rPr>
+          <w:rFonts w:ascii="Assistant Medium" w:hAnsi="Assistant Medium" w:cs="Assistant Medium"/>
+          <w:sz w:val="26"/>
+          <w:szCs w:val="26"/>
+          <w:lang w:val="en-US"/>
+        </w:rPr>
+        <w:t xml:space="preserve"> an issue</w:t>
+      </w:r>
+      <w:r>
+        <w:rPr>
+          <w:rFonts w:ascii="Assistant Medium" w:hAnsi="Assistant Medium" w:cs="Assistant Medium"/>
+          <w:sz w:val="26"/>
+          <w:szCs w:val="26"/>
+          <w:lang w:val="en-US"/>
+        </w:rPr>
+        <w:t>, except whitelist</w:t>
+      </w:r>
+      <w:r>
+        <w:rPr>
+          <w:rFonts w:ascii="Assistant Medium" w:hAnsi="Assistant Medium" w:cs="Assistant Medium"/>
+          <w:sz w:val="26"/>
+          <w:szCs w:val="26"/>
           <w:lang w:val="en-US"/>
         </w:rPr>
         <w:t>s</w:t>
@@ -600,198 +299,48 @@
       <w:r>
         <w:rPr>
           <w:rFonts w:ascii="Assistant Medium" w:hAnsi="Assistant Medium" w:cs="Assistant Medium"/>
+          <w:sz w:val="26"/>
+          <w:szCs w:val="26"/>
+          <w:lang w:val="en-US"/>
+        </w:rPr>
+        <w:t xml:space="preserve"> from time to time</w:t>
+      </w:r>
+      <w:r>
+        <w:rPr>
+          <w:rFonts w:ascii="Assistant Medium" w:hAnsi="Assistant Medium" w:cs="Assistant Medium"/>
+          <w:sz w:val="26"/>
+          <w:szCs w:val="26"/>
+          <w:lang w:val="en-US"/>
+        </w:rPr>
+        <w:t>. Great experience and performance</w:t>
+      </w:r>
+      <w:r>
+        <w:rPr>
+          <w:rFonts w:ascii="Assistant Medium" w:hAnsi="Assistant Medium" w:cs="Assistant Medium"/>
+          <w:sz w:val="26"/>
+          <w:szCs w:val="26"/>
+          <w:lang w:val="en-US"/>
+        </w:rPr>
+        <w:t xml:space="preserve"> with no major complaints</w:t>
+      </w:r>
+      <w:r>
+        <w:rPr>
+          <w:rFonts w:ascii="Assistant Medium" w:hAnsi="Assistant Medium" w:cs="Assistant Medium"/>
+          <w:sz w:val="26"/>
+          <w:szCs w:val="26"/>
+          <w:lang w:val="en-US"/>
         </w:rPr>
         <w:t>.</w:t>
       </w:r>
       <w:r>
         <w:rPr>
           <w:rFonts w:ascii="Assistant Medium" w:hAnsi="Assistant Medium" w:cs="Assistant Medium"/>
-        </w:rPr>
-        <w:br/>
-        <w:t>- commercial VPN</w:t>
-      </w:r>
-      <w:r>
-        <w:rPr>
-          <w:rFonts w:ascii="Assistant Medium" w:hAnsi="Assistant Medium" w:cs="Assistant Medium"/>
-          <w:lang w:val="en-US"/>
-        </w:rPr>
-        <w:t>s</w:t>
-      </w:r>
-      <w:r>
-        <w:rPr>
-          <w:rFonts w:ascii="Assistant Medium" w:hAnsi="Assistant Medium" w:cs="Assistant Medium"/>
-        </w:rPr>
-        <w:t>.</w:t>
-      </w:r>
-      <w:r>
-        <w:rPr>
-          <w:rFonts w:ascii="Assistant Medium" w:hAnsi="Assistant Medium" w:cs="Assistant Medium"/>
-        </w:rPr>
-        <w:br/>
-        <w:t>- cloud backup.</w:t>
-      </w:r>
-    </w:p>
-    <w:p>
-      <w:pPr>
-        <w:spacing w:after="0" w:line="240" w:lineRule="auto"/>
-        <w:rPr>
-          <w:rFonts w:ascii="Assistant Medium" w:hAnsi="Assistant Medium" w:cs="Assistant Medium"/>
-          <w:lang w:val="en-US"/>
-        </w:rPr>
-      </w:pPr>
-      <w:r>
-        <w:rPr>
-          <w:rFonts w:ascii="Assistant Medium" w:hAnsi="Assistant Medium" w:cs="Assistant Medium"/>
-          <w:lang w:val="en-US"/>
-        </w:rPr>
-        <w:t xml:space="preserve">- CIS benchmark </w:t>
-      </w:r>
-      <w:r>
-        <w:rPr>
-          <w:rFonts w:ascii="Assistant Medium" w:hAnsi="Assistant Medium" w:cs="Assistant Medium"/>
-          <w:lang w:val="en-US"/>
-        </w:rPr>
-        <w:t>enhancement</w:t>
-      </w:r>
-    </w:p>
-    <w:p>
-      <w:pPr>
-        <w:spacing w:after="0" w:line="240" w:lineRule="auto"/>
-        <w:rPr>
-          <w:rFonts w:ascii="Assistant Medium" w:hAnsi="Assistant Medium" w:cs="Assistant Medium"/>
-          <w:lang w:val="en-US"/>
-        </w:rPr>
-      </w:pPr>
-      <w:r>
-        <w:rPr>
-          <w:rFonts w:ascii="Assistant Medium" w:hAnsi="Assistant Medium" w:cs="Assistant Medium"/>
-          <w:lang w:val="en-US"/>
-        </w:rPr>
-        <w:t xml:space="preserve">- </w:t>
-      </w:r>
-      <w:proofErr w:type="spellStart"/>
-      <w:r>
-        <w:rPr>
-          <w:rFonts w:ascii="Assistant Medium" w:hAnsi="Assistant Medium" w:cs="Assistant Medium"/>
-          <w:lang w:val="en-US"/>
-        </w:rPr>
-        <w:t>Yubikey</w:t>
-      </w:r>
-      <w:proofErr w:type="spellEnd"/>
-    </w:p>
-    <w:p>
-      <w:pPr>
-        <w:spacing w:after="0" w:line="240" w:lineRule="auto"/>
-        <w:rPr>
-          <w:rFonts w:ascii="Assistant Medium" w:hAnsi="Assistant Medium" w:cs="Assistant Medium"/>
-          <w:lang w:val="en-US"/>
-        </w:rPr>
-      </w:pPr>
-      <w:r>
-        <w:rPr>
-          <w:rFonts w:ascii="Assistant Medium" w:hAnsi="Assistant Medium" w:cs="Assistant Medium"/>
-          <w:lang w:val="en-US"/>
-        </w:rPr>
-        <w:t>- Finger print reader</w:t>
-      </w:r>
-    </w:p>
-    <w:p>
-      <w:pPr>
-        <w:spacing w:after="0" w:line="240" w:lineRule="auto"/>
-        <w:rPr>
-          <w:rFonts w:ascii="Assistant Medium" w:hAnsi="Assistant Medium" w:cs="Assistant Medium"/>
-          <w:lang w:val="en-US"/>
-        </w:rPr>
-      </w:pPr>
-      <w:r>
-        <w:rPr>
-          <w:rFonts w:ascii="Assistant Medium" w:hAnsi="Assistant Medium" w:cs="Assistant Medium"/>
-          <w:lang w:val="en-US"/>
-        </w:rPr>
-        <w:t>- Hardened Browser</w:t>
-      </w:r>
-    </w:p>
-    <w:p>
-      <w:pPr>
-        <w:spacing w:after="0" w:line="240" w:lineRule="auto"/>
-        <w:rPr>
-          <w:rFonts w:ascii="Assistant Medium" w:hAnsi="Assistant Medium" w:cs="Assistant Medium"/>
-          <w:lang w:val="en-US"/>
-        </w:rPr>
-      </w:pPr>
-      <w:r>
-        <w:rPr>
-          <w:rFonts w:ascii="Assistant Medium" w:hAnsi="Assistant Medium" w:cs="Assistant Medium"/>
-          <w:lang w:val="en-US"/>
-        </w:rPr>
-        <w:t>- Google advance protection program</w:t>
-      </w:r>
-      <w:r>
-        <w:rPr>
-          <w:rFonts w:ascii="Assistant Medium" w:hAnsi="Assistant Medium" w:cs="Assistant Medium"/>
-          <w:lang w:val="en-US"/>
-        </w:rPr>
-        <w:t>.</w:t>
-      </w:r>
-    </w:p>
-    <w:p>
-      <w:pPr>
-        <w:spacing w:after="0" w:line="240" w:lineRule="auto"/>
-        <w:rPr>
-          <w:rFonts w:ascii="Assistant Medium" w:hAnsi="Assistant Medium" w:cs="Assistant Medium"/>
-          <w:lang w:val="en-US"/>
-        </w:rPr>
-      </w:pPr>
-      <w:r>
-        <w:rPr>
-          <w:rFonts w:ascii="Assistant Medium" w:hAnsi="Assistant Medium" w:cs="Assistant Medium"/>
-          <w:lang w:val="en-US"/>
-        </w:rPr>
-        <w:t xml:space="preserve">- </w:t>
-      </w:r>
-      <w:proofErr w:type="spellStart"/>
-      <w:r>
-        <w:rPr>
-          <w:rFonts w:ascii="Assistant Medium" w:hAnsi="Assistant Medium" w:cs="Assistant Medium"/>
-          <w:lang w:val="en-US"/>
-        </w:rPr>
-        <w:t>Tuecaller</w:t>
-      </w:r>
-      <w:proofErr w:type="spellEnd"/>
-      <w:r>
-        <w:rPr>
-          <w:rFonts w:ascii="Assistant Medium" w:hAnsi="Assistant Medium" w:cs="Assistant Medium"/>
-          <w:lang w:val="en-US"/>
-        </w:rPr>
-        <w:t xml:space="preserve"> family premium.</w:t>
-      </w:r>
-    </w:p>
-    <w:p>
-      <w:pPr>
-        <w:spacing w:after="0" w:line="240" w:lineRule="auto"/>
-        <w:rPr>
-          <w:rFonts w:ascii="Assistant Medium" w:hAnsi="Assistant Medium" w:cs="Assistant Medium"/>
-          <w:lang w:val="en-US"/>
-        </w:rPr>
-      </w:pPr>
-    </w:p>
-    <w:p>
-      <w:pPr>
-        <w:spacing w:after="0" w:line="240" w:lineRule="auto"/>
-        <w:rPr>
-          <w:rFonts w:ascii="Assistant Medium" w:hAnsi="Assistant Medium" w:cs="Assistant Medium"/>
-          <w:lang w:val="en-US"/>
-        </w:rPr>
-      </w:pPr>
-    </w:p>
-    <w:p>
-      <w:pPr>
-        <w:spacing w:after="0" w:line="240" w:lineRule="auto"/>
-        <w:rPr>
-          <w:rFonts w:ascii="Assistant Medium" w:hAnsi="Assistant Medium" w:cs="Assistant Medium"/>
-          <w:lang w:val="en-US"/>
-        </w:rPr>
-      </w:pPr>
+          <w:sz w:val="26"/>
+          <w:szCs w:val="26"/>
+          <w:lang w:val="en-US"/>
+        </w:rPr>
+        <w:t xml:space="preserve"> </w:t>
+      </w:r>
     </w:p>
     <w:p>
       <w:pPr>
@@ -829,7 +378,6 @@
           <w:u w:val="single"/>
           <w:lang w:val="en-US"/>
         </w:rPr>
-        <w:lastRenderedPageBreak/>
         <w:t>Computers</w:t>
       </w:r>
       <w:r>
@@ -1159,21 +707,12 @@
           <w:lang w:val="en-US"/>
         </w:rPr>
       </w:pPr>
-      <w:proofErr w:type="spellStart"/>
-      <w:r>
-        <w:rPr>
-          <w:rFonts w:ascii="Assistant Medium" w:hAnsi="Assistant Medium" w:cs="Assistant Medium"/>
-          <w:lang w:val="en-US"/>
-        </w:rPr>
-        <w:t>Manageengine</w:t>
-      </w:r>
-      <w:proofErr w:type="spellEnd"/>
-      <w:r>
-        <w:rPr>
-          <w:rFonts w:ascii="Assistant Medium" w:hAnsi="Assistant Medium" w:cs="Assistant Medium"/>
-          <w:lang w:val="en-US"/>
-        </w:rPr>
-        <w:t xml:space="preserve"> patch management on auto update</w:t>
+      <w:r>
+        <w:rPr>
+          <w:rFonts w:ascii="Assistant Medium" w:hAnsi="Assistant Medium" w:cs="Assistant Medium"/>
+          <w:lang w:val="en-US"/>
+        </w:rPr>
+        <w:t>Manageengine patch management on auto update</w:t>
       </w:r>
       <w:r>
         <w:rPr>
@@ -1196,21 +735,12 @@
           <w:lang w:val="en-US"/>
         </w:rPr>
       </w:pPr>
-      <w:proofErr w:type="spellStart"/>
-      <w:r>
-        <w:rPr>
-          <w:rFonts w:ascii="Assistant Medium" w:hAnsi="Assistant Medium" w:cs="Assistant Medium"/>
-          <w:lang w:val="en-US"/>
-        </w:rPr>
-        <w:t>Opswat</w:t>
-      </w:r>
-      <w:proofErr w:type="spellEnd"/>
-      <w:r>
-        <w:rPr>
-          <w:rFonts w:ascii="Assistant Medium" w:hAnsi="Assistant Medium" w:cs="Assistant Medium"/>
-          <w:lang w:val="en-US"/>
-        </w:rPr>
-        <w:t xml:space="preserve"> patch management</w:t>
+      <w:r>
+        <w:rPr>
+          <w:rFonts w:ascii="Assistant Medium" w:hAnsi="Assistant Medium" w:cs="Assistant Medium"/>
+          <w:lang w:val="en-US"/>
+        </w:rPr>
+        <w:t>Opswat patch management</w:t>
       </w:r>
       <w:r>
         <w:rPr>
@@ -1219,7 +749,7 @@
         </w:rPr>
         <w:t xml:space="preserve"> on auto update (updating apps that </w:t>
       </w:r>
-      <w:proofErr w:type="spellStart"/>
+      <w:proofErr w:type="gramStart"/>
       <w:r>
         <w:rPr>
           <w:rFonts w:ascii="Assistant Medium" w:hAnsi="Assistant Medium" w:cs="Assistant Medium"/>
@@ -1227,7 +757,7 @@
         </w:rPr>
         <w:t>manageengine</w:t>
       </w:r>
-      <w:proofErr w:type="spellEnd"/>
+      <w:proofErr w:type="gramEnd"/>
       <w:r>
         <w:rPr>
           <w:rFonts w:ascii="Assistant Medium" w:hAnsi="Assistant Medium" w:cs="Assistant Medium"/>
@@ -1338,23 +868,7 @@
           <w:rFonts w:ascii="Assistant Medium" w:hAnsi="Assistant Medium" w:cs="Assistant Medium"/>
           <w:lang w:val="en-US"/>
         </w:rPr>
-        <w:t xml:space="preserve"> managed </w:t>
-      </w:r>
-      <w:proofErr w:type="spellStart"/>
-      <w:r>
-        <w:rPr>
-          <w:rFonts w:ascii="Assistant Medium" w:hAnsi="Assistant Medium" w:cs="Assistant Medium"/>
-          <w:lang w:val="en-US"/>
-        </w:rPr>
-        <w:t>dns</w:t>
-      </w:r>
-      <w:proofErr w:type="spellEnd"/>
-      <w:r>
-        <w:rPr>
-          <w:rFonts w:ascii="Assistant Medium" w:hAnsi="Assistant Medium" w:cs="Assistant Medium"/>
-          <w:lang w:val="en-US"/>
-        </w:rPr>
-        <w:t xml:space="preserve"> </w:t>
+        <w:t xml:space="preserve"> managed dns </w:t>
       </w:r>
       <w:r>
         <w:rPr>
@@ -1368,7 +882,15 @@
           <w:rFonts w:ascii="Assistant Medium" w:hAnsi="Assistant Medium" w:cs="Assistant Medium"/>
           <w:lang w:val="en-US"/>
         </w:rPr>
-        <w:t>over https with separate profiles</w:t>
+        <w:t xml:space="preserve">over https with separate </w:t>
+      </w:r>
+      <w:proofErr w:type="gramStart"/>
+      <w:r>
+        <w:rPr>
+          <w:rFonts w:ascii="Assistant Medium" w:hAnsi="Assistant Medium" w:cs="Assistant Medium"/>
+          <w:lang w:val="en-US"/>
+        </w:rPr>
+        <w:t>profiles</w:t>
       </w:r>
       <w:r>
         <w:rPr>
@@ -1383,7 +905,15 @@
           <w:rFonts w:ascii="Assistant Medium" w:hAnsi="Assistant Medium" w:cs="Assistant Medium"/>
           <w:lang w:val="en-US"/>
         </w:rPr>
-        <w:t xml:space="preserve"> per person</w:t>
+        <w:t xml:space="preserve"> per</w:t>
+      </w:r>
+      <w:proofErr w:type="gramEnd"/>
+      <w:r>
+        <w:rPr>
+          <w:rFonts w:ascii="Assistant Medium" w:hAnsi="Assistant Medium" w:cs="Assistant Medium"/>
+          <w:lang w:val="en-US"/>
+        </w:rPr>
+        <w:t xml:space="preserve"> person</w:t>
       </w:r>
       <w:r>
         <w:rPr>
@@ -1453,7 +983,23 @@
           <w:rFonts w:ascii="Assistant Medium" w:hAnsi="Assistant Medium" w:cs="Assistant Medium"/>
           <w:lang w:val="en-US"/>
         </w:rPr>
-        <w:t>Managed allowlist of addons for all browsers.</w:t>
+        <w:t xml:space="preserve">Managed </w:t>
+      </w:r>
+      <w:proofErr w:type="gramStart"/>
+      <w:r>
+        <w:rPr>
+          <w:rFonts w:ascii="Assistant Medium" w:hAnsi="Assistant Medium" w:cs="Assistant Medium"/>
+          <w:lang w:val="en-US"/>
+        </w:rPr>
+        <w:t>allowlist</w:t>
+      </w:r>
+      <w:proofErr w:type="gramEnd"/>
+      <w:r>
+        <w:rPr>
+          <w:rFonts w:ascii="Assistant Medium" w:hAnsi="Assistant Medium" w:cs="Assistant Medium"/>
+          <w:lang w:val="en-US"/>
+        </w:rPr>
+        <w:t xml:space="preserve"> of addons for all browsers.</w:t>
       </w:r>
     </w:p>
     <w:p>
@@ -1494,21 +1040,12 @@
           <w:lang w:val="en-US"/>
         </w:rPr>
       </w:pPr>
-      <w:proofErr w:type="spellStart"/>
-      <w:r>
-        <w:rPr>
-          <w:rFonts w:ascii="Assistant Medium" w:hAnsi="Assistant Medium" w:cs="Assistant Medium"/>
-          <w:lang w:val="en-US"/>
-        </w:rPr>
-        <w:t>Virustotal</w:t>
-      </w:r>
-      <w:proofErr w:type="spellEnd"/>
-      <w:r>
-        <w:rPr>
-          <w:rFonts w:ascii="Assistant Medium" w:hAnsi="Assistant Medium" w:cs="Assistant Medium"/>
-          <w:lang w:val="en-US"/>
-        </w:rPr>
-        <w:t xml:space="preserve"> check for selected directories</w:t>
+      <w:r>
+        <w:rPr>
+          <w:rFonts w:ascii="Assistant Medium" w:hAnsi="Assistant Medium" w:cs="Assistant Medium"/>
+          <w:lang w:val="en-US"/>
+        </w:rPr>
+        <w:t>Virustotal check for selected directories</w:t>
       </w:r>
       <w:r>
         <w:rPr>
@@ -1538,6 +1075,7 @@
           <w:rFonts w:ascii="Assistant Medium" w:hAnsi="Assistant Medium" w:cs="Assistant Medium"/>
           <w:lang w:val="en-US"/>
         </w:rPr>
+        <w:lastRenderedPageBreak/>
         <w:t>File integrity monitoring.</w:t>
       </w:r>
     </w:p>
@@ -1568,17 +1106,8 @@
           <w:rFonts w:ascii="Assistant Medium" w:hAnsi="Assistant Medium" w:cs="Assistant Medium"/>
           <w:lang w:val="en-US"/>
         </w:rPr>
-        <w:t xml:space="preserve">Windows logs and more to </w:t>
-      </w:r>
-      <w:proofErr w:type="spellStart"/>
-      <w:r>
-        <w:rPr>
-          <w:rFonts w:ascii="Assistant Medium" w:hAnsi="Assistant Medium" w:cs="Assistant Medium"/>
-          <w:lang w:val="en-US"/>
-        </w:rPr>
-        <w:t>siem</w:t>
-      </w:r>
-      <w:proofErr w:type="spellEnd"/>
+        <w:t>Windows logs and more to siem</w:t>
+      </w:r>
     </w:p>
     <w:p>
       <w:pPr>
@@ -1595,21 +1124,12 @@
           <w:lang w:val="en-US"/>
         </w:rPr>
       </w:pPr>
-      <w:proofErr w:type="spellStart"/>
-      <w:r>
-        <w:rPr>
-          <w:rFonts w:ascii="Assistant Medium" w:hAnsi="Assistant Medium" w:cs="Assistant Medium"/>
-          <w:lang w:val="en-US"/>
-        </w:rPr>
-        <w:t>Roboform</w:t>
-      </w:r>
-      <w:proofErr w:type="spellEnd"/>
-      <w:r>
-        <w:rPr>
-          <w:rFonts w:ascii="Assistant Medium" w:hAnsi="Assistant Medium" w:cs="Assistant Medium"/>
-          <w:lang w:val="en-US"/>
-        </w:rPr>
-        <w:t xml:space="preserve"> password manager.</w:t>
+      <w:r>
+        <w:rPr>
+          <w:rFonts w:ascii="Assistant Medium" w:hAnsi="Assistant Medium" w:cs="Assistant Medium"/>
+          <w:lang w:val="en-US"/>
+        </w:rPr>
+        <w:t>Roboform password manager.</w:t>
       </w:r>
     </w:p>
     <w:p>
@@ -1650,21 +1170,12 @@
           <w:lang w:val="en-US"/>
         </w:rPr>
       </w:pPr>
-      <w:proofErr w:type="spellStart"/>
-      <w:r>
-        <w:rPr>
-          <w:rFonts w:ascii="Assistant Medium" w:hAnsi="Assistant Medium" w:cs="Assistant Medium"/>
-          <w:lang w:val="en-US"/>
-        </w:rPr>
-        <w:t>Ublock</w:t>
-      </w:r>
-      <w:proofErr w:type="spellEnd"/>
-      <w:r>
-        <w:rPr>
-          <w:rFonts w:ascii="Assistant Medium" w:hAnsi="Assistant Medium" w:cs="Assistant Medium"/>
-          <w:lang w:val="en-US"/>
-        </w:rPr>
-        <w:t xml:space="preserve"> origin for ad blocking.</w:t>
+      <w:r>
+        <w:rPr>
+          <w:rFonts w:ascii="Assistant Medium" w:hAnsi="Assistant Medium" w:cs="Assistant Medium"/>
+          <w:lang w:val="en-US"/>
+        </w:rPr>
+        <w:t>Ublock origin for ad blocking.</w:t>
       </w:r>
     </w:p>
     <w:p>
@@ -1727,7 +1238,6 @@
           <w:rFonts w:ascii="Assistant Medium" w:hAnsi="Assistant Medium" w:cs="Assistant Medium"/>
           <w:lang w:val="en-US"/>
         </w:rPr>
-        <w:lastRenderedPageBreak/>
         <w:t>Additional About</w:t>
       </w:r>
       <w:r>
@@ -1737,6 +1247,7 @@
         </w:rPr>
         <w:t xml:space="preserve"> </w:t>
       </w:r>
+      <w:proofErr w:type="gramStart"/>
       <w:r>
         <w:rPr>
           <w:rFonts w:ascii="Assistant Medium" w:hAnsi="Assistant Medium" w:cs="Assistant Medium" w:hint="cs"/>
@@ -1749,7 +1260,15 @@
           <w:rFonts w:ascii="Assistant Medium" w:hAnsi="Assistant Medium" w:cs="Assistant Medium"/>
           <w:lang w:val="en-US"/>
         </w:rPr>
-        <w:t xml:space="preserve"> custom registry tweaks </w:t>
+        <w:t xml:space="preserve"> custom</w:t>
+      </w:r>
+      <w:proofErr w:type="gramEnd"/>
+      <w:r>
+        <w:rPr>
+          <w:rFonts w:ascii="Assistant Medium" w:hAnsi="Assistant Medium" w:cs="Assistant Medium"/>
+          <w:lang w:val="en-US"/>
+        </w:rPr>
+        <w:t xml:space="preserve"> registry tweaks </w:t>
       </w:r>
       <w:r>
         <w:rPr>
@@ -1816,21 +1335,12 @@
         </w:rPr>
         <w:t xml:space="preserve">selected </w:t>
       </w:r>
-      <w:proofErr w:type="spellStart"/>
-      <w:r>
-        <w:rPr>
-          <w:rFonts w:ascii="Assistant Medium" w:hAnsi="Assistant Medium" w:cs="Assistant Medium"/>
-          <w:lang w:val="en-US"/>
-        </w:rPr>
-        <w:t>bloatwares</w:t>
-      </w:r>
-      <w:proofErr w:type="spellEnd"/>
-      <w:r>
-        <w:rPr>
-          <w:rFonts w:ascii="Assistant Medium" w:hAnsi="Assistant Medium" w:cs="Assistant Medium"/>
-          <w:lang w:val="en-US"/>
-        </w:rPr>
-        <w:t xml:space="preserve"> from windows</w:t>
+      <w:r>
+        <w:rPr>
+          <w:rFonts w:ascii="Assistant Medium" w:hAnsi="Assistant Medium" w:cs="Assistant Medium"/>
+          <w:lang w:val="en-US"/>
+        </w:rPr>
+        <w:t>bloatwares from windows</w:t>
       </w:r>
       <w:r>
         <w:rPr>
@@ -1899,7 +1409,7 @@
         </w:rPr>
         <w:t xml:space="preserve">Commercial </w:t>
       </w:r>
-      <w:proofErr w:type="spellStart"/>
+      <w:proofErr w:type="gramStart"/>
       <w:r>
         <w:rPr>
           <w:rFonts w:ascii="Assistant Medium" w:hAnsi="Assistant Medium" w:cs="Assistant Medium"/>
@@ -1907,7 +1417,7 @@
         </w:rPr>
         <w:t>vpn</w:t>
       </w:r>
-      <w:proofErr w:type="spellEnd"/>
+      <w:proofErr w:type="gramEnd"/>
       <w:r>
         <w:rPr>
           <w:rFonts w:ascii="Assistant Medium" w:hAnsi="Assistant Medium" w:cs="Assistant Medium"/>
@@ -2045,21 +1555,12 @@
           <w:lang w:val="en-US"/>
         </w:rPr>
       </w:pPr>
-      <w:proofErr w:type="spellStart"/>
-      <w:r>
-        <w:rPr>
-          <w:rFonts w:ascii="Assistant Medium" w:hAnsi="Assistant Medium" w:cs="Assistant Medium"/>
-          <w:lang w:val="en-US"/>
-        </w:rPr>
-        <w:t>Yubikey</w:t>
-      </w:r>
-      <w:proofErr w:type="spellEnd"/>
-      <w:r>
-        <w:rPr>
-          <w:rFonts w:ascii="Assistant Medium" w:hAnsi="Assistant Medium" w:cs="Assistant Medium"/>
-          <w:lang w:val="en-US"/>
-        </w:rPr>
-        <w:t xml:space="preserve"> as hardware key</w:t>
+      <w:r>
+        <w:rPr>
+          <w:rFonts w:ascii="Assistant Medium" w:hAnsi="Assistant Medium" w:cs="Assistant Medium"/>
+          <w:lang w:val="en-US"/>
+        </w:rPr>
+        <w:t>Yubikey as hardware key</w:t>
       </w:r>
       <w:r>
         <w:rPr>
@@ -2089,21 +1590,12 @@
           <w:lang w:val="en-US"/>
         </w:rPr>
       </w:pPr>
-      <w:proofErr w:type="spellStart"/>
-      <w:r>
-        <w:rPr>
-          <w:rFonts w:ascii="Assistant Medium" w:hAnsi="Assistant Medium" w:cs="Assistant Medium"/>
-          <w:lang w:val="en-US"/>
-        </w:rPr>
-        <w:t>Keepassxc</w:t>
-      </w:r>
-      <w:proofErr w:type="spellEnd"/>
-      <w:r>
-        <w:rPr>
-          <w:rFonts w:ascii="Assistant Medium" w:hAnsi="Assistant Medium" w:cs="Assistant Medium"/>
-          <w:lang w:val="en-US"/>
-        </w:rPr>
-        <w:t>.</w:t>
+      <w:r>
+        <w:rPr>
+          <w:rFonts w:ascii="Assistant Medium" w:hAnsi="Assistant Medium" w:cs="Assistant Medium"/>
+          <w:lang w:val="en-US"/>
+        </w:rPr>
+        <w:t>Keepassxc.</w:t>
       </w:r>
     </w:p>
     <w:p>
@@ -2196,6 +1688,56 @@
         </w:rPr>
         <w:t>DNS firewall DNS over HTTPS with separated profile.</w:t>
       </w:r>
+    </w:p>
+    <w:p>
+      <w:pPr>
+        <w:pStyle w:val="ListParagraph"/>
+        <w:spacing w:after="0" w:line="360" w:lineRule="auto"/>
+        <w:rPr>
+          <w:rFonts w:ascii="Assistant Medium" w:hAnsi="Assistant Medium" w:cs="Assistant Medium"/>
+          <w:lang w:val="en-US"/>
+        </w:rPr>
+      </w:pPr>
+    </w:p>
+    <w:p>
+      <w:pPr>
+        <w:pStyle w:val="ListParagraph"/>
+        <w:spacing w:after="0" w:line="360" w:lineRule="auto"/>
+        <w:rPr>
+          <w:rFonts w:ascii="Assistant Medium" w:hAnsi="Assistant Medium" w:cs="Assistant Medium"/>
+          <w:lang w:val="en-US"/>
+        </w:rPr>
+      </w:pPr>
+    </w:p>
+    <w:p>
+      <w:pPr>
+        <w:pStyle w:val="ListParagraph"/>
+        <w:spacing w:after="0" w:line="360" w:lineRule="auto"/>
+        <w:rPr>
+          <w:rFonts w:ascii="Assistant Medium" w:hAnsi="Assistant Medium" w:cs="Assistant Medium"/>
+          <w:lang w:val="en-US"/>
+        </w:rPr>
+      </w:pPr>
+    </w:p>
+    <w:p>
+      <w:pPr>
+        <w:pStyle w:val="ListParagraph"/>
+        <w:spacing w:after="0" w:line="360" w:lineRule="auto"/>
+        <w:rPr>
+          <w:rFonts w:ascii="Assistant Medium" w:hAnsi="Assistant Medium" w:cs="Assistant Medium"/>
+          <w:lang w:val="en-US"/>
+        </w:rPr>
+      </w:pPr>
+    </w:p>
+    <w:p>
+      <w:pPr>
+        <w:pStyle w:val="ListParagraph"/>
+        <w:spacing w:after="0" w:line="360" w:lineRule="auto"/>
+        <w:rPr>
+          <w:rFonts w:ascii="Assistant Medium" w:hAnsi="Assistant Medium" w:cs="Assistant Medium"/>
+          <w:lang w:val="en-US"/>
+        </w:rPr>
+      </w:pPr>
     </w:p>
     <w:p>
       <w:pPr>
@@ -2237,6 +1779,7 @@
           <w:u w:val="single"/>
           <w:lang w:val="en-US"/>
         </w:rPr>
+        <w:lastRenderedPageBreak/>
         <w:t>Phones</w:t>
       </w:r>
       <w:r>
@@ -2436,7 +1979,6 @@
           <w:lang w:val="en-US"/>
         </w:rPr>
       </w:pPr>
-      <w:proofErr w:type="spellStart"/>
       <w:r>
         <w:rPr>
           <w:rFonts w:ascii="Assistant Medium" w:hAnsi="Assistant Medium" w:cs="Assistant Medium"/>
@@ -2444,7 +1986,6 @@
         </w:rPr>
         <w:t>Truecaller</w:t>
       </w:r>
-      <w:proofErr w:type="spellEnd"/>
       <w:r>
         <w:rPr>
           <w:rFonts w:ascii="Assistant Medium" w:hAnsi="Assistant Medium" w:cs="Assistant Medium"/>
@@ -2516,7 +2057,23 @@
           <w:rFonts w:ascii="Assistant Medium" w:hAnsi="Assistant Medium" w:cs="Assistant Medium"/>
           <w:lang w:val="en-US"/>
         </w:rPr>
-        <w:t>MDM to separate work profile for less Important applications.</w:t>
+        <w:t xml:space="preserve">MDM to separate work </w:t>
+      </w:r>
+      <w:proofErr w:type="gramStart"/>
+      <w:r>
+        <w:rPr>
+          <w:rFonts w:ascii="Assistant Medium" w:hAnsi="Assistant Medium" w:cs="Assistant Medium"/>
+          <w:lang w:val="en-US"/>
+        </w:rPr>
+        <w:t>profile</w:t>
+      </w:r>
+      <w:proofErr w:type="gramEnd"/>
+      <w:r>
+        <w:rPr>
+          <w:rFonts w:ascii="Assistant Medium" w:hAnsi="Assistant Medium" w:cs="Assistant Medium"/>
+          <w:lang w:val="en-US"/>
+        </w:rPr>
+        <w:t xml:space="preserve"> for less Important applications.</w:t>
       </w:r>
     </w:p>
     <w:p>
@@ -2799,39 +2356,23 @@
           <w:rFonts w:ascii="Assistant Medium" w:hAnsi="Assistant Medium" w:cs="Assistant Medium"/>
           <w:lang w:val="en-US"/>
         </w:rPr>
-        <w:t xml:space="preserve"> and also drop weak ciphers, old </w:t>
-      </w:r>
-      <w:proofErr w:type="spellStart"/>
-      <w:r>
-        <w:rPr>
-          <w:rFonts w:ascii="Assistant Medium" w:hAnsi="Assistant Medium" w:cs="Assistant Medium"/>
-          <w:lang w:val="en-US"/>
-        </w:rPr>
-        <w:t>ssl</w:t>
-      </w:r>
-      <w:proofErr w:type="spellEnd"/>
-      <w:r>
-        <w:rPr>
-          <w:rFonts w:ascii="Assistant Medium" w:hAnsi="Assistant Medium" w:cs="Assistant Medium"/>
-          <w:lang w:val="en-US"/>
-        </w:rPr>
-        <w:t xml:space="preserve">, compressed </w:t>
-      </w:r>
-      <w:proofErr w:type="spellStart"/>
-      <w:r>
-        <w:rPr>
-          <w:rFonts w:ascii="Assistant Medium" w:hAnsi="Assistant Medium" w:cs="Assistant Medium"/>
-          <w:lang w:val="en-US"/>
-        </w:rPr>
-        <w:t>ssl</w:t>
-      </w:r>
-      <w:proofErr w:type="spellEnd"/>
-      <w:r>
-        <w:rPr>
-          <w:rFonts w:ascii="Assistant Medium" w:hAnsi="Assistant Medium" w:cs="Assistant Medium"/>
-          <w:lang w:val="en-US"/>
-        </w:rPr>
-        <w:t xml:space="preserve"> and other certificates.</w:t>
+        <w:t xml:space="preserve"> </w:t>
+      </w:r>
+      <w:proofErr w:type="gramStart"/>
+      <w:r>
+        <w:rPr>
+          <w:rFonts w:ascii="Assistant Medium" w:hAnsi="Assistant Medium" w:cs="Assistant Medium"/>
+          <w:lang w:val="en-US"/>
+        </w:rPr>
+        <w:t>and also</w:t>
+      </w:r>
+      <w:proofErr w:type="gramEnd"/>
+      <w:r>
+        <w:rPr>
+          <w:rFonts w:ascii="Assistant Medium" w:hAnsi="Assistant Medium" w:cs="Assistant Medium"/>
+          <w:lang w:val="en-US"/>
+        </w:rPr>
+        <w:t xml:space="preserve"> drop weak ciphers, old ssl, compressed ssl and other certificates.</w:t>
       </w:r>
     </w:p>
     <w:p>
@@ -2901,7 +2442,23 @@
           <w:rFonts w:ascii="Assistant Medium" w:hAnsi="Assistant Medium" w:cs="Assistant Medium"/>
           <w:lang w:val="en-US"/>
         </w:rPr>
-        <w:t>Block wan to lan.</w:t>
+        <w:t xml:space="preserve">Block wan to </w:t>
+      </w:r>
+      <w:proofErr w:type="gramStart"/>
+      <w:r>
+        <w:rPr>
+          <w:rFonts w:ascii="Assistant Medium" w:hAnsi="Assistant Medium" w:cs="Assistant Medium"/>
+          <w:lang w:val="en-US"/>
+        </w:rPr>
+        <w:t>lan</w:t>
+      </w:r>
+      <w:proofErr w:type="gramEnd"/>
+      <w:r>
+        <w:rPr>
+          <w:rFonts w:ascii="Assistant Medium" w:hAnsi="Assistant Medium" w:cs="Assistant Medium"/>
+          <w:lang w:val="en-US"/>
+        </w:rPr>
+        <w:t>.</w:t>
       </w:r>
     </w:p>
     <w:p>
@@ -2964,6 +2521,7 @@
           <w:rFonts w:ascii="Assistant Medium" w:hAnsi="Assistant Medium" w:cs="Assistant Medium"/>
           <w:lang w:val="en-US"/>
         </w:rPr>
+        <w:lastRenderedPageBreak/>
         <w:t>Geo</w:t>
       </w:r>
       <w:r>
@@ -2978,23 +2536,7 @@
           <w:rFonts w:ascii="Assistant Medium" w:hAnsi="Assistant Medium" w:cs="Assistant Medium"/>
           <w:lang w:val="en-US"/>
         </w:rPr>
-        <w:t xml:space="preserve"> also to </w:t>
-      </w:r>
-      <w:proofErr w:type="spellStart"/>
-      <w:r>
-        <w:rPr>
-          <w:rFonts w:ascii="Assistant Medium" w:hAnsi="Assistant Medium" w:cs="Assistant Medium"/>
-          <w:lang w:val="en-US"/>
-        </w:rPr>
-        <w:t>oudbound</w:t>
-      </w:r>
-      <w:proofErr w:type="spellEnd"/>
-      <w:r>
-        <w:rPr>
-          <w:rFonts w:ascii="Assistant Medium" w:hAnsi="Assistant Medium" w:cs="Assistant Medium"/>
-          <w:lang w:val="en-US"/>
-        </w:rPr>
-        <w:t>.</w:t>
+        <w:t xml:space="preserve"> also to oudbound.</w:t>
       </w:r>
     </w:p>
     <w:p>
@@ -3050,23 +2592,7 @@
           <w:rFonts w:ascii="Assistant Medium" w:hAnsi="Assistant Medium" w:cs="Assistant Medium"/>
           <w:lang w:val="en-US"/>
         </w:rPr>
-        <w:t xml:space="preserve"> – </w:t>
-      </w:r>
-      <w:proofErr w:type="spellStart"/>
-      <w:r>
-        <w:rPr>
-          <w:rFonts w:ascii="Assistant Medium" w:hAnsi="Assistant Medium" w:cs="Assistant Medium"/>
-          <w:lang w:val="en-US"/>
-        </w:rPr>
-        <w:t>NextDNS</w:t>
-      </w:r>
-      <w:proofErr w:type="spellEnd"/>
-      <w:r>
-        <w:rPr>
-          <w:rFonts w:ascii="Assistant Medium" w:hAnsi="Assistant Medium" w:cs="Assistant Medium"/>
-          <w:lang w:val="en-US"/>
-        </w:rPr>
-        <w:t>.</w:t>
+        <w:t xml:space="preserve"> – NextDNS.</w:t>
       </w:r>
     </w:p>
     <w:p>
@@ -3187,21 +2713,12 @@
           <w:lang w:val="en-US"/>
         </w:rPr>
       </w:pPr>
-      <w:proofErr w:type="spellStart"/>
-      <w:r>
-        <w:rPr>
-          <w:rFonts w:ascii="Assistant Medium" w:hAnsi="Assistant Medium" w:cs="Assistant Medium"/>
-          <w:lang w:val="en-US"/>
-        </w:rPr>
-        <w:t>Typosquatting</w:t>
-      </w:r>
-      <w:proofErr w:type="spellEnd"/>
-      <w:r>
-        <w:rPr>
-          <w:rFonts w:ascii="Assistant Medium" w:hAnsi="Assistant Medium" w:cs="Assistant Medium"/>
-          <w:lang w:val="en-US"/>
-        </w:rPr>
-        <w:t xml:space="preserve"> Protection.</w:t>
+      <w:r>
+        <w:rPr>
+          <w:rFonts w:ascii="Assistant Medium" w:hAnsi="Assistant Medium" w:cs="Assistant Medium"/>
+          <w:lang w:val="en-US"/>
+        </w:rPr>
+        <w:t>Typosquatting Protection.</w:t>
       </w:r>
     </w:p>
     <w:p>
@@ -3285,7 +2802,6 @@
           <w:rFonts w:ascii="Assistant Medium" w:hAnsi="Assistant Medium" w:cs="Assistant Medium"/>
           <w:lang w:val="en-US"/>
         </w:rPr>
-        <w:lastRenderedPageBreak/>
         <w:t>Block Parked Domains.</w:t>
       </w:r>
     </w:p>
@@ -3370,23 +2886,7 @@
           <w:rFonts w:ascii="Assistant Medium" w:hAnsi="Assistant Medium" w:cs="Assistant Medium"/>
           <w:lang w:val="en-US"/>
         </w:rPr>
-        <w:t xml:space="preserve">Support </w:t>
-      </w:r>
-      <w:proofErr w:type="spellStart"/>
-      <w:r>
-        <w:rPr>
-          <w:rFonts w:ascii="Assistant Medium" w:hAnsi="Assistant Medium" w:cs="Assistant Medium"/>
-          <w:lang w:val="en-US"/>
-        </w:rPr>
-        <w:t>dnssec</w:t>
-      </w:r>
-      <w:proofErr w:type="spellEnd"/>
-      <w:r>
-        <w:rPr>
-          <w:rFonts w:ascii="Assistant Medium" w:hAnsi="Assistant Medium" w:cs="Assistant Medium"/>
-          <w:lang w:val="en-US"/>
-        </w:rPr>
-        <w:t>.</w:t>
+        <w:t>Support dnssec.</w:t>
       </w:r>
     </w:p>
     <w:p>
@@ -3407,39 +2907,7 @@
           <w:rFonts w:ascii="Assistant Medium" w:hAnsi="Assistant Medium" w:cs="Assistant Medium"/>
           <w:lang w:val="en-US"/>
         </w:rPr>
-        <w:t xml:space="preserve">Used with </w:t>
-      </w:r>
-      <w:proofErr w:type="spellStart"/>
-      <w:r>
-        <w:rPr>
-          <w:rFonts w:ascii="Assistant Medium" w:hAnsi="Assistant Medium" w:cs="Assistant Medium"/>
-          <w:lang w:val="en-US"/>
-        </w:rPr>
-        <w:t>dns</w:t>
-      </w:r>
-      <w:proofErr w:type="spellEnd"/>
-      <w:r>
-        <w:rPr>
-          <w:rFonts w:ascii="Assistant Medium" w:hAnsi="Assistant Medium" w:cs="Assistant Medium"/>
-          <w:lang w:val="en-US"/>
-        </w:rPr>
-        <w:t xml:space="preserve"> over </w:t>
-      </w:r>
-      <w:proofErr w:type="spellStart"/>
-      <w:r>
-        <w:rPr>
-          <w:rFonts w:ascii="Assistant Medium" w:hAnsi="Assistant Medium" w:cs="Assistant Medium"/>
-          <w:lang w:val="en-US"/>
-        </w:rPr>
-        <w:t>tls</w:t>
-      </w:r>
-      <w:proofErr w:type="spellEnd"/>
-      <w:r>
-        <w:rPr>
-          <w:rFonts w:ascii="Assistant Medium" w:hAnsi="Assistant Medium" w:cs="Assistant Medium"/>
-          <w:lang w:val="en-US"/>
-        </w:rPr>
-        <w:t xml:space="preserve"> or https.</w:t>
+        <w:t>Used with dns over tls or https.</w:t>
       </w:r>
     </w:p>
     <w:p>
@@ -3460,46 +2928,14 @@
           <w:rFonts w:ascii="Assistant Medium" w:hAnsi="Assistant Medium" w:cs="Assistant Medium"/>
           <w:lang w:val="en-US"/>
         </w:rPr>
-        <w:t xml:space="preserve">DNS server on AWS – </w:t>
-      </w:r>
-      <w:proofErr w:type="spellStart"/>
-      <w:r>
-        <w:rPr>
-          <w:rFonts w:ascii="Assistant Medium" w:hAnsi="Assistant Medium" w:cs="Assistant Medium"/>
-          <w:lang w:val="en-US"/>
-        </w:rPr>
-        <w:t>Adguard</w:t>
-      </w:r>
-      <w:proofErr w:type="spellEnd"/>
-      <w:r>
-        <w:rPr>
-          <w:rFonts w:ascii="Assistant Medium" w:hAnsi="Assistant Medium" w:cs="Assistant Medium"/>
-          <w:lang w:val="en-US"/>
-        </w:rPr>
-        <w:t xml:space="preserve"> home</w:t>
-      </w:r>
-      <w:r>
-        <w:rPr>
-          <w:rFonts w:ascii="Assistant Medium" w:hAnsi="Assistant Medium" w:cs="Assistant Medium"/>
-          <w:lang w:val="en-US"/>
-        </w:rPr>
-        <w:t xml:space="preserve"> – connected to </w:t>
-      </w:r>
-      <w:proofErr w:type="spellStart"/>
-      <w:r>
-        <w:rPr>
-          <w:rFonts w:ascii="Assistant Medium" w:hAnsi="Assistant Medium" w:cs="Assistant Medium"/>
-          <w:lang w:val="en-US"/>
-        </w:rPr>
-        <w:t>dns</w:t>
-      </w:r>
-      <w:proofErr w:type="spellEnd"/>
-      <w:r>
-        <w:rPr>
-          <w:rFonts w:ascii="Assistant Medium" w:hAnsi="Assistant Medium" w:cs="Assistant Medium"/>
-          <w:lang w:val="en-US"/>
-        </w:rPr>
-        <w:t xml:space="preserve"> firewall.</w:t>
+        <w:t>DNS server on AWS – Adguard home</w:t>
+      </w:r>
+      <w:r>
+        <w:rPr>
+          <w:rFonts w:ascii="Assistant Medium" w:hAnsi="Assistant Medium" w:cs="Assistant Medium"/>
+          <w:lang w:val="en-US"/>
+        </w:rPr>
+        <w:t xml:space="preserve"> – connected to dns firewall.</w:t>
       </w:r>
     </w:p>
     <w:p>
@@ -3645,7 +3081,15 @@
           <w:rFonts w:ascii="Assistant Medium" w:hAnsi="Assistant Medium" w:cs="Assistant Medium"/>
           <w:lang w:val="en-US"/>
         </w:rPr>
-        <w:t xml:space="preserve"> ( </w:t>
+        <w:t xml:space="preserve"> </w:t>
+      </w:r>
+      <w:proofErr w:type="gramStart"/>
+      <w:r>
+        <w:rPr>
+          <w:rFonts w:ascii="Assistant Medium" w:hAnsi="Assistant Medium" w:cs="Assistant Medium"/>
+          <w:lang w:val="en-US"/>
+        </w:rPr>
+        <w:t xml:space="preserve">( </w:t>
       </w:r>
       <w:r>
         <w:rPr>
@@ -3654,6 +3098,7 @@
         </w:rPr>
         <w:t>without</w:t>
       </w:r>
+      <w:proofErr w:type="gramEnd"/>
       <w:r>
         <w:rPr>
           <w:rFonts w:ascii="Assistant Medium" w:hAnsi="Assistant Medium" w:cs="Assistant Medium"/>
@@ -3661,6 +3106,33 @@
         </w:rPr>
         <w:t xml:space="preserve"> DPI).</w:t>
       </w:r>
+    </w:p>
+    <w:p>
+      <w:pPr>
+        <w:spacing w:after="0" w:line="360" w:lineRule="auto"/>
+        <w:rPr>
+          <w:rFonts w:ascii="Assistant Medium" w:hAnsi="Assistant Medium" w:cs="Assistant Medium"/>
+          <w:lang w:val="en-US"/>
+        </w:rPr>
+      </w:pPr>
+    </w:p>
+    <w:p>
+      <w:pPr>
+        <w:spacing w:after="0" w:line="360" w:lineRule="auto"/>
+        <w:rPr>
+          <w:rFonts w:ascii="Assistant Medium" w:hAnsi="Assistant Medium" w:cs="Assistant Medium"/>
+          <w:lang w:val="en-US"/>
+        </w:rPr>
+      </w:pPr>
+    </w:p>
+    <w:p>
+      <w:pPr>
+        <w:spacing w:after="0" w:line="360" w:lineRule="auto"/>
+        <w:rPr>
+          <w:rFonts w:ascii="Assistant Medium" w:hAnsi="Assistant Medium" w:cs="Assistant Medium"/>
+          <w:lang w:val="en-US"/>
+        </w:rPr>
+      </w:pPr>
     </w:p>
     <w:p>
       <w:pPr>
@@ -3694,6 +3166,7 @@
           <w:u w:val="single"/>
           <w:lang w:val="en-US"/>
         </w:rPr>
+        <w:lastRenderedPageBreak/>
         <w:t xml:space="preserve">Email </w:t>
       </w:r>
     </w:p>
@@ -3792,21 +3265,12 @@
           <w:lang w:val="en-US"/>
         </w:rPr>
       </w:pPr>
-      <w:proofErr w:type="spellStart"/>
-      <w:r>
-        <w:rPr>
-          <w:rFonts w:ascii="Assistant Medium" w:hAnsi="Assistant Medium" w:cs="Assistant Medium"/>
-          <w:lang w:val="en-US"/>
-        </w:rPr>
-        <w:t>Yubikey</w:t>
-      </w:r>
-      <w:proofErr w:type="spellEnd"/>
-      <w:r>
-        <w:rPr>
-          <w:rFonts w:ascii="Assistant Medium" w:hAnsi="Assistant Medium" w:cs="Assistant Medium"/>
-          <w:lang w:val="en-US"/>
-        </w:rPr>
-        <w:t xml:space="preserve"> login</w:t>
+      <w:r>
+        <w:rPr>
+          <w:rFonts w:ascii="Assistant Medium" w:hAnsi="Assistant Medium" w:cs="Assistant Medium"/>
+          <w:lang w:val="en-US"/>
+        </w:rPr>
+        <w:t>Yubikey login</w:t>
       </w:r>
     </w:p>
     <w:p>
@@ -3885,7 +3349,6 @@
           <w:lang w:val="en-US"/>
         </w:rPr>
       </w:pPr>
-      <w:proofErr w:type="spellStart"/>
       <w:r>
         <w:rPr>
           <w:rFonts w:ascii="Assistant Medium" w:hAnsi="Assistant Medium" w:cs="Assistant Medium"/>
@@ -3893,7 +3356,6 @@
         </w:rPr>
         <w:t>Dnssec</w:t>
       </w:r>
-      <w:proofErr w:type="spellEnd"/>
     </w:p>
     <w:p>
       <w:pPr>
@@ -3908,7 +3370,6 @@
           <w:lang w:val="en-US"/>
         </w:rPr>
       </w:pPr>
-      <w:proofErr w:type="spellStart"/>
       <w:r>
         <w:rPr>
           <w:rFonts w:ascii="Assistant Medium" w:hAnsi="Assistant Medium" w:cs="Assistant Medium"/>
@@ -3916,7 +3377,6 @@
         </w:rPr>
         <w:t>Spf</w:t>
       </w:r>
-      <w:proofErr w:type="spellEnd"/>
     </w:p>
     <w:p>
       <w:pPr>
@@ -3931,7 +3391,6 @@
           <w:lang w:val="en-US"/>
         </w:rPr>
       </w:pPr>
-      <w:proofErr w:type="spellStart"/>
       <w:r>
         <w:rPr>
           <w:rFonts w:ascii="Assistant Medium" w:hAnsi="Assistant Medium" w:cs="Assistant Medium"/>
@@ -3939,7 +3398,6 @@
         </w:rPr>
         <w:t>Mta-sts</w:t>
       </w:r>
-      <w:proofErr w:type="spellEnd"/>
     </w:p>
     <w:p>
       <w:pPr>
@@ -3954,7 +3412,6 @@
           <w:lang w:val="en-US"/>
         </w:rPr>
       </w:pPr>
-      <w:proofErr w:type="spellStart"/>
       <w:r>
         <w:rPr>
           <w:rFonts w:ascii="Assistant Medium" w:hAnsi="Assistant Medium" w:cs="Assistant Medium"/>
@@ -3962,7 +3419,6 @@
         </w:rPr>
         <w:t>Dmarc</w:t>
       </w:r>
-      <w:proofErr w:type="spellEnd"/>
     </w:p>
     <w:p>
       <w:pPr>
@@ -3977,7 +3433,6 @@
           <w:lang w:val="en-US"/>
         </w:rPr>
       </w:pPr>
-      <w:proofErr w:type="spellStart"/>
       <w:r>
         <w:rPr>
           <w:rFonts w:ascii="Assistant Medium" w:hAnsi="Assistant Medium" w:cs="Assistant Medium"/>
@@ -3985,7 +3440,6 @@
         </w:rPr>
         <w:t>Dkim</w:t>
       </w:r>
-      <w:proofErr w:type="spellEnd"/>
     </w:p>
     <w:p>
       <w:pPr>
@@ -4000,7 +3454,6 @@
           <w:lang w:val="en-US"/>
         </w:rPr>
       </w:pPr>
-      <w:proofErr w:type="spellStart"/>
       <w:r>
         <w:rPr>
           <w:rFonts w:ascii="Assistant Medium" w:hAnsi="Assistant Medium" w:cs="Assistant Medium"/>
@@ -4008,7 +3461,6 @@
         </w:rPr>
         <w:t>caa</w:t>
       </w:r>
-      <w:proofErr w:type="spellEnd"/>
     </w:p>
     <w:p>
       <w:pPr>
@@ -4055,7 +3507,10 @@
           <w:lang w:val="en-US"/>
         </w:rPr>
       </w:pPr>
-      <w:r>
+    </w:p>
+    <w:p>
+      <w:pPr>
+        <w:spacing w:after="0" w:line="360" w:lineRule="auto"/>
         <w:rPr>
           <w:rFonts w:ascii="Assistant Medium" w:hAnsi="Assistant Medium" w:cs="Assistant Medium"/>
           <w:b/>
@@ -4065,671 +3520,11 @@
           <w:u w:val="single"/>
           <w:lang w:val="en-US"/>
         </w:rPr>
-        <w:t>Monitoring</w:t>
-      </w:r>
-    </w:p>
-    <w:p>
-      <w:pPr>
-        <w:pStyle w:val="ListParagraph"/>
-        <w:numPr>
-          <w:ilvl w:val="0"/>
-          <w:numId w:val="2"/>
-        </w:numPr>
-        <w:spacing w:after="0" w:line="360" w:lineRule="auto"/>
-        <w:rPr>
-          <w:rFonts w:ascii="Assistant Medium" w:hAnsi="Assistant Medium" w:cs="Assistant Medium"/>
-          <w:lang w:val="en-US"/>
-        </w:rPr>
-      </w:pPr>
-      <w:r>
-        <w:rPr>
-          <w:rFonts w:ascii="Assistant Medium" w:hAnsi="Assistant Medium" w:cs="Assistant Medium"/>
-          <w:lang w:val="en-US"/>
-        </w:rPr>
-        <w:t xml:space="preserve">Wazuh SIEM </w:t>
-      </w:r>
-      <w:r>
-        <w:rPr>
-          <w:rFonts w:ascii="Assistant Medium" w:hAnsi="Assistant Medium" w:cs="Assistant Medium"/>
-          <w:lang w:val="en-US"/>
-        </w:rPr>
-        <w:t xml:space="preserve">- located </w:t>
-      </w:r>
-      <w:r>
-        <w:rPr>
-          <w:rFonts w:ascii="Assistant Medium" w:hAnsi="Assistant Medium" w:cs="Assistant Medium"/>
-          <w:lang w:val="en-US"/>
-        </w:rPr>
-        <w:t>on EC2 AWS.</w:t>
-      </w:r>
-    </w:p>
-    <w:p>
-      <w:pPr>
-        <w:pStyle w:val="ListParagraph"/>
-        <w:numPr>
-          <w:ilvl w:val="0"/>
-          <w:numId w:val="4"/>
-        </w:numPr>
-        <w:spacing w:after="0" w:line="360" w:lineRule="auto"/>
-        <w:rPr>
-          <w:rFonts w:ascii="Assistant Medium" w:hAnsi="Assistant Medium" w:cs="Assistant Medium"/>
-          <w:lang w:val="en-US"/>
-        </w:rPr>
-      </w:pPr>
-      <w:r>
-        <w:rPr>
-          <w:rFonts w:ascii="Assistant Medium" w:hAnsi="Assistant Medium" w:cs="Assistant Medium"/>
-          <w:lang w:val="en-US"/>
-        </w:rPr>
-        <w:t xml:space="preserve">More than 550 custom rules. </w:t>
-      </w:r>
-    </w:p>
-    <w:p>
-      <w:pPr>
-        <w:pStyle w:val="ListParagraph"/>
-        <w:numPr>
-          <w:ilvl w:val="0"/>
-          <w:numId w:val="4"/>
-        </w:numPr>
-        <w:spacing w:after="0" w:line="360" w:lineRule="auto"/>
-        <w:rPr>
-          <w:rFonts w:ascii="Assistant Medium" w:hAnsi="Assistant Medium" w:cs="Assistant Medium"/>
-          <w:lang w:val="en-US"/>
-        </w:rPr>
-      </w:pPr>
-      <w:r>
-        <w:rPr>
-          <w:rFonts w:ascii="Assistant Medium" w:hAnsi="Assistant Medium" w:cs="Assistant Medium"/>
-          <w:lang w:val="en-US"/>
-        </w:rPr>
-        <w:t>Alerting immediately to Slack on my phone.</w:t>
-      </w:r>
-    </w:p>
-    <w:p>
-      <w:pPr>
-        <w:pStyle w:val="ListParagraph"/>
-        <w:numPr>
-          <w:ilvl w:val="0"/>
-          <w:numId w:val="4"/>
-        </w:numPr>
-        <w:spacing w:after="0" w:line="360" w:lineRule="auto"/>
-        <w:rPr>
-          <w:rFonts w:ascii="Assistant Medium" w:hAnsi="Assistant Medium" w:cs="Assistant Medium"/>
-          <w:lang w:val="en-US"/>
-        </w:rPr>
-      </w:pPr>
-      <w:r>
-        <w:rPr>
-          <w:rFonts w:ascii="Assistant Medium" w:hAnsi="Assistant Medium" w:cs="Assistant Medium"/>
-          <w:lang w:val="en-US"/>
-        </w:rPr>
-        <w:t xml:space="preserve">All windows computers </w:t>
-      </w:r>
-      <w:r>
-        <w:rPr>
-          <w:rFonts w:ascii="Assistant Medium" w:hAnsi="Assistant Medium" w:cs="Assistant Medium"/>
-          <w:lang w:val="en-US"/>
-        </w:rPr>
-        <w:t>have</w:t>
-      </w:r>
-      <w:r>
-        <w:rPr>
-          <w:rFonts w:ascii="Assistant Medium" w:hAnsi="Assistant Medium" w:cs="Assistant Medium"/>
-          <w:lang w:val="en-US"/>
-        </w:rPr>
-        <w:t xml:space="preserve"> agent</w:t>
-      </w:r>
-      <w:r>
-        <w:rPr>
-          <w:rFonts w:ascii="Assistant Medium" w:hAnsi="Assistant Medium" w:cs="Assistant Medium"/>
-          <w:lang w:val="en-US"/>
-        </w:rPr>
-        <w:t>s</w:t>
-      </w:r>
-      <w:r>
-        <w:rPr>
-          <w:rFonts w:ascii="Assistant Medium" w:hAnsi="Assistant Medium" w:cs="Assistant Medium"/>
-          <w:lang w:val="en-US"/>
-        </w:rPr>
-        <w:t xml:space="preserve"> on them.</w:t>
-      </w:r>
-    </w:p>
-    <w:p>
-      <w:pPr>
-        <w:pStyle w:val="ListParagraph"/>
-        <w:numPr>
-          <w:ilvl w:val="0"/>
-          <w:numId w:val="4"/>
-        </w:numPr>
-        <w:spacing w:after="0" w:line="360" w:lineRule="auto"/>
-        <w:rPr>
-          <w:rFonts w:ascii="Assistant Medium" w:hAnsi="Assistant Medium" w:cs="Assistant Medium"/>
-          <w:lang w:val="en-US"/>
-        </w:rPr>
-      </w:pPr>
-      <w:r>
-        <w:rPr>
-          <w:rFonts w:ascii="Assistant Medium" w:hAnsi="Assistant Medium" w:cs="Assistant Medium"/>
-          <w:lang w:val="en-US"/>
-        </w:rPr>
-        <w:t>All servers have agent</w:t>
-      </w:r>
-      <w:r>
-        <w:rPr>
-          <w:rFonts w:ascii="Assistant Medium" w:hAnsi="Assistant Medium" w:cs="Assistant Medium"/>
-          <w:lang w:val="en-US"/>
-        </w:rPr>
-        <w:t>s</w:t>
-      </w:r>
-      <w:r>
-        <w:rPr>
-          <w:rFonts w:ascii="Assistant Medium" w:hAnsi="Assistant Medium" w:cs="Assistant Medium"/>
-          <w:lang w:val="en-US"/>
-        </w:rPr>
-        <w:t xml:space="preserve"> on them.</w:t>
-      </w:r>
-    </w:p>
-    <w:p>
-      <w:pPr>
-        <w:pStyle w:val="ListParagraph"/>
-        <w:numPr>
-          <w:ilvl w:val="0"/>
-          <w:numId w:val="4"/>
-        </w:numPr>
-        <w:spacing w:after="0" w:line="360" w:lineRule="auto"/>
-        <w:rPr>
-          <w:rFonts w:ascii="Assistant Medium" w:hAnsi="Assistant Medium" w:cs="Assistant Medium"/>
-          <w:lang w:val="en-US"/>
-        </w:rPr>
-      </w:pPr>
-      <w:r>
-        <w:rPr>
-          <w:rFonts w:ascii="Assistant Medium" w:hAnsi="Assistant Medium" w:cs="Assistant Medium"/>
-          <w:lang w:val="en-US"/>
-        </w:rPr>
-        <w:t>The Firewall</w:t>
-      </w:r>
-      <w:r>
-        <w:rPr>
-          <w:rFonts w:ascii="Assistant Medium" w:hAnsi="Assistant Medium" w:cs="Assistant Medium"/>
-          <w:lang w:val="en-US"/>
-        </w:rPr>
-        <w:t>s</w:t>
-      </w:r>
-      <w:r>
-        <w:rPr>
-          <w:rFonts w:ascii="Assistant Medium" w:hAnsi="Assistant Medium" w:cs="Assistant Medium"/>
-          <w:lang w:val="en-US"/>
-        </w:rPr>
-        <w:t xml:space="preserve"> gets monitored.</w:t>
-      </w:r>
-    </w:p>
-    <w:p>
-      <w:pPr>
-        <w:pStyle w:val="ListParagraph"/>
-        <w:numPr>
-          <w:ilvl w:val="0"/>
-          <w:numId w:val="4"/>
-        </w:numPr>
-        <w:spacing w:after="0" w:line="360" w:lineRule="auto"/>
-        <w:rPr>
-          <w:rFonts w:ascii="Assistant Medium" w:hAnsi="Assistant Medium" w:cs="Assistant Medium"/>
-          <w:lang w:val="en-US"/>
-        </w:rPr>
-      </w:pPr>
-      <w:r>
-        <w:rPr>
-          <w:rFonts w:ascii="Assistant Medium" w:hAnsi="Assistant Medium" w:cs="Assistant Medium"/>
-          <w:lang w:val="en-US"/>
-        </w:rPr>
-        <w:t>Checkpoint EDR monitored on pc and server.</w:t>
-      </w:r>
-    </w:p>
-    <w:p>
-      <w:pPr>
-        <w:pStyle w:val="ListParagraph"/>
-        <w:numPr>
-          <w:ilvl w:val="0"/>
-          <w:numId w:val="4"/>
-        </w:numPr>
-        <w:spacing w:after="0" w:line="360" w:lineRule="auto"/>
-        <w:rPr>
-          <w:rFonts w:ascii="Assistant Medium" w:hAnsi="Assistant Medium" w:cs="Assistant Medium"/>
-          <w:lang w:val="en-US"/>
-        </w:rPr>
-      </w:pPr>
-      <w:r>
-        <w:rPr>
-          <w:rFonts w:ascii="Assistant Medium" w:hAnsi="Assistant Medium" w:cs="Assistant Medium"/>
-          <w:lang w:val="en-US"/>
-        </w:rPr>
-        <w:t>Checkpoint harmony mobile monitoring.</w:t>
-      </w:r>
-    </w:p>
-    <w:p>
-      <w:pPr>
-        <w:pStyle w:val="ListParagraph"/>
-        <w:numPr>
-          <w:ilvl w:val="0"/>
-          <w:numId w:val="4"/>
-        </w:numPr>
-        <w:spacing w:after="0" w:line="360" w:lineRule="auto"/>
-        <w:rPr>
-          <w:rFonts w:ascii="Assistant Medium" w:hAnsi="Assistant Medium" w:cs="Assistant Medium"/>
-          <w:lang w:val="en-US"/>
-        </w:rPr>
-      </w:pPr>
-      <w:r>
-        <w:rPr>
-          <w:rFonts w:ascii="Assistant Medium" w:hAnsi="Assistant Medium" w:cs="Assistant Medium"/>
-          <w:lang w:val="en-US"/>
-        </w:rPr>
-        <w:t>Checkpoint Email monitoring</w:t>
-      </w:r>
-    </w:p>
-    <w:p>
-      <w:pPr>
-        <w:pStyle w:val="ListParagraph"/>
-        <w:numPr>
-          <w:ilvl w:val="0"/>
-          <w:numId w:val="4"/>
-        </w:numPr>
-        <w:spacing w:after="0" w:line="360" w:lineRule="auto"/>
-        <w:rPr>
-          <w:rFonts w:ascii="Assistant Medium" w:hAnsi="Assistant Medium" w:cs="Assistant Medium"/>
-          <w:lang w:val="en-US"/>
-        </w:rPr>
-      </w:pPr>
-      <w:proofErr w:type="spellStart"/>
-      <w:r>
-        <w:rPr>
-          <w:rFonts w:ascii="Assistant Medium" w:hAnsi="Assistant Medium" w:cs="Assistant Medium"/>
-          <w:lang w:val="en-US"/>
-        </w:rPr>
-        <w:t>Virustotal</w:t>
-      </w:r>
-      <w:proofErr w:type="spellEnd"/>
-      <w:r>
-        <w:rPr>
-          <w:rFonts w:ascii="Assistant Medium" w:hAnsi="Assistant Medium" w:cs="Assistant Medium"/>
-          <w:lang w:val="en-US"/>
-        </w:rPr>
-        <w:t xml:space="preserve"> on windows pc by agent.</w:t>
-      </w:r>
-    </w:p>
-    <w:p>
-      <w:pPr>
-        <w:pStyle w:val="ListParagraph"/>
-        <w:numPr>
-          <w:ilvl w:val="0"/>
-          <w:numId w:val="4"/>
-        </w:numPr>
-        <w:spacing w:after="0" w:line="360" w:lineRule="auto"/>
-        <w:rPr>
-          <w:rFonts w:ascii="Assistant Medium" w:hAnsi="Assistant Medium" w:cs="Assistant Medium"/>
-          <w:lang w:val="en-US"/>
-        </w:rPr>
-      </w:pPr>
-      <w:r>
-        <w:rPr>
-          <w:rFonts w:ascii="Assistant Medium" w:hAnsi="Assistant Medium" w:cs="Assistant Medium"/>
-          <w:lang w:val="en-US"/>
-        </w:rPr>
-        <w:t>File integrity monitoring.</w:t>
-      </w:r>
-    </w:p>
-    <w:p>
-      <w:pPr>
-        <w:pStyle w:val="ListParagraph"/>
-        <w:numPr>
-          <w:ilvl w:val="0"/>
-          <w:numId w:val="4"/>
-        </w:numPr>
-        <w:spacing w:after="0" w:line="360" w:lineRule="auto"/>
-        <w:rPr>
-          <w:rFonts w:ascii="Assistant Medium" w:hAnsi="Assistant Medium" w:cs="Assistant Medium"/>
-          <w:lang w:val="en-US"/>
-        </w:rPr>
-      </w:pPr>
-      <w:r>
-        <w:rPr>
-          <w:rFonts w:ascii="Assistant Medium" w:hAnsi="Assistant Medium" w:cs="Assistant Medium"/>
-          <w:lang w:val="en-US"/>
-        </w:rPr>
-        <w:t>Aws monitoring.</w:t>
-      </w:r>
-    </w:p>
-    <w:p>
-      <w:pPr>
-        <w:pStyle w:val="ListParagraph"/>
-        <w:numPr>
-          <w:ilvl w:val="0"/>
-          <w:numId w:val="4"/>
-        </w:numPr>
-        <w:spacing w:after="0" w:line="360" w:lineRule="auto"/>
-        <w:rPr>
-          <w:rFonts w:ascii="Assistant Medium" w:hAnsi="Assistant Medium" w:cs="Assistant Medium"/>
-          <w:lang w:val="en-US"/>
-        </w:rPr>
-      </w:pPr>
-      <w:r>
-        <w:rPr>
-          <w:rFonts w:ascii="Assistant Medium" w:hAnsi="Assistant Medium" w:cs="Assistant Medium"/>
-          <w:lang w:val="en-US"/>
-        </w:rPr>
-        <w:t>Cis benchmark checks.</w:t>
-      </w:r>
-    </w:p>
-    <w:p>
-      <w:pPr>
-        <w:pStyle w:val="ListParagraph"/>
-        <w:numPr>
-          <w:ilvl w:val="0"/>
-          <w:numId w:val="4"/>
-        </w:numPr>
-        <w:spacing w:after="0" w:line="360" w:lineRule="auto"/>
-        <w:rPr>
-          <w:rFonts w:ascii="Assistant Medium" w:hAnsi="Assistant Medium" w:cs="Assistant Medium"/>
-          <w:lang w:val="en-US"/>
-        </w:rPr>
-      </w:pPr>
-      <w:r>
-        <w:rPr>
-          <w:rFonts w:ascii="Assistant Medium" w:hAnsi="Assistant Medium" w:cs="Assistant Medium"/>
-          <w:lang w:val="en-US"/>
-        </w:rPr>
-        <w:t xml:space="preserve">Website monitoring for failures and </w:t>
-      </w:r>
-      <w:proofErr w:type="spellStart"/>
-      <w:r>
-        <w:rPr>
-          <w:rFonts w:ascii="Assistant Medium" w:hAnsi="Assistant Medium" w:cs="Assistant Medium"/>
-          <w:lang w:val="en-US"/>
-        </w:rPr>
-        <w:t>ddos</w:t>
-      </w:r>
-      <w:proofErr w:type="spellEnd"/>
-      <w:r>
-        <w:rPr>
-          <w:rFonts w:ascii="Assistant Medium" w:hAnsi="Assistant Medium" w:cs="Assistant Medium"/>
-          <w:lang w:val="en-US"/>
-        </w:rPr>
-        <w:t>.</w:t>
-      </w:r>
-    </w:p>
-    <w:p>
-      <w:pPr>
-        <w:pStyle w:val="ListParagraph"/>
-        <w:numPr>
-          <w:ilvl w:val="0"/>
-          <w:numId w:val="4"/>
-        </w:numPr>
-        <w:spacing w:after="0" w:line="360" w:lineRule="auto"/>
-        <w:rPr>
-          <w:rFonts w:ascii="Assistant Medium" w:hAnsi="Assistant Medium" w:cs="Assistant Medium"/>
-          <w:lang w:val="en-US"/>
-        </w:rPr>
-      </w:pPr>
-      <w:r>
-        <w:rPr>
-          <w:rFonts w:ascii="Assistant Medium" w:hAnsi="Assistant Medium" w:cs="Assistant Medium"/>
-          <w:lang w:val="en-US"/>
-        </w:rPr>
-        <w:t>Additional services are monitored.</w:t>
-      </w:r>
-    </w:p>
-    <w:p>
-      <w:pPr>
-        <w:pStyle w:val="ListParagraph"/>
-        <w:numPr>
-          <w:ilvl w:val="0"/>
-          <w:numId w:val="2"/>
-        </w:numPr>
-        <w:spacing w:after="0" w:line="360" w:lineRule="auto"/>
-        <w:rPr>
-          <w:rFonts w:ascii="Assistant Medium" w:hAnsi="Assistant Medium" w:cs="Assistant Medium"/>
-          <w:lang w:val="en-US"/>
-        </w:rPr>
-      </w:pPr>
-      <w:r>
-        <w:rPr>
-          <w:rFonts w:ascii="Assistant Medium" w:hAnsi="Assistant Medium" w:cs="Assistant Medium"/>
-          <w:lang w:val="en-US"/>
-        </w:rPr>
-        <w:t>Dark web monitoring</w:t>
-      </w:r>
-    </w:p>
-    <w:p>
-      <w:pPr>
-        <w:pStyle w:val="ListParagraph"/>
-        <w:numPr>
-          <w:ilvl w:val="0"/>
-          <w:numId w:val="4"/>
-        </w:numPr>
-        <w:spacing w:after="0" w:line="360" w:lineRule="auto"/>
-        <w:rPr>
-          <w:rFonts w:ascii="Assistant Medium" w:hAnsi="Assistant Medium" w:cs="Assistant Medium"/>
-          <w:lang w:val="en-US"/>
-        </w:rPr>
-      </w:pPr>
-      <w:proofErr w:type="spellStart"/>
-      <w:r>
-        <w:rPr>
-          <w:rFonts w:ascii="Assistant Medium" w:hAnsi="Assistant Medium" w:cs="Assistant Medium"/>
-          <w:lang w:val="en-US"/>
-        </w:rPr>
-        <w:t>Nordvpn</w:t>
-      </w:r>
-      <w:proofErr w:type="spellEnd"/>
-      <w:r>
-        <w:rPr>
-          <w:rFonts w:ascii="Assistant Medium" w:hAnsi="Assistant Medium" w:cs="Assistant Medium"/>
-          <w:lang w:val="en-US"/>
-        </w:rPr>
-        <w:t xml:space="preserve"> </w:t>
-      </w:r>
-      <w:proofErr w:type="spellStart"/>
-      <w:r>
-        <w:rPr>
-          <w:rFonts w:ascii="Assistant Medium" w:hAnsi="Assistant Medium" w:cs="Assistant Medium"/>
-          <w:lang w:val="en-US"/>
-        </w:rPr>
-        <w:t>darkweb</w:t>
-      </w:r>
-      <w:proofErr w:type="spellEnd"/>
-      <w:r>
-        <w:rPr>
-          <w:rFonts w:ascii="Assistant Medium" w:hAnsi="Assistant Medium" w:cs="Assistant Medium"/>
-          <w:lang w:val="en-US"/>
-        </w:rPr>
-        <w:t xml:space="preserve"> monitoring</w:t>
-      </w:r>
-    </w:p>
-    <w:p>
-      <w:pPr>
-        <w:pStyle w:val="ListParagraph"/>
-        <w:numPr>
-          <w:ilvl w:val="0"/>
-          <w:numId w:val="4"/>
-        </w:numPr>
-        <w:spacing w:after="0" w:line="360" w:lineRule="auto"/>
-        <w:rPr>
-          <w:rFonts w:ascii="Assistant Medium" w:hAnsi="Assistant Medium" w:cs="Assistant Medium"/>
-          <w:lang w:val="en-US"/>
-        </w:rPr>
-      </w:pPr>
-      <w:proofErr w:type="spellStart"/>
-      <w:r>
-        <w:rPr>
-          <w:rFonts w:ascii="Assistant Medium" w:hAnsi="Assistant Medium" w:cs="Assistant Medium"/>
-          <w:lang w:val="en-US"/>
-        </w:rPr>
-        <w:t>Roboform</w:t>
-      </w:r>
-      <w:proofErr w:type="spellEnd"/>
-      <w:r>
-        <w:rPr>
-          <w:rFonts w:ascii="Assistant Medium" w:hAnsi="Assistant Medium" w:cs="Assistant Medium"/>
-          <w:lang w:val="en-US"/>
-        </w:rPr>
-        <w:t xml:space="preserve"> – part of their dark web monitoring.</w:t>
-      </w:r>
-    </w:p>
-    <w:p>
-      <w:pPr>
-        <w:pStyle w:val="ListParagraph"/>
-        <w:numPr>
-          <w:ilvl w:val="0"/>
-          <w:numId w:val="2"/>
-        </w:numPr>
-        <w:spacing w:after="0" w:line="360" w:lineRule="auto"/>
-        <w:rPr>
-          <w:rFonts w:ascii="Assistant Medium" w:hAnsi="Assistant Medium" w:cs="Assistant Medium"/>
-          <w:lang w:val="en-US"/>
-        </w:rPr>
-      </w:pPr>
-      <w:r>
-        <w:rPr>
-          <w:rFonts w:ascii="Assistant Medium" w:hAnsi="Assistant Medium" w:cs="Assistant Medium"/>
-          <w:lang w:val="en-US"/>
-        </w:rPr>
-        <w:t>S</w:t>
-      </w:r>
-      <w:r>
-        <w:rPr>
-          <w:rFonts w:ascii="Assistant Medium" w:hAnsi="Assistant Medium" w:cs="Assistant Medium"/>
-        </w:rPr>
-        <w:t>cout suite - AWS misconfiguration checks</w:t>
-      </w:r>
-      <w:r>
-        <w:rPr>
-          <w:rFonts w:ascii="Assistant Medium" w:hAnsi="Assistant Medium" w:cs="Assistant Medium"/>
-          <w:lang w:val="en-US"/>
-        </w:rPr>
-        <w:t xml:space="preserve"> </w:t>
-      </w:r>
-      <w:r>
-        <w:rPr>
-          <w:rFonts w:ascii="Assistant Medium" w:hAnsi="Assistant Medium" w:cs="Assistant Medium"/>
-          <w:lang w:val="en-US"/>
-        </w:rPr>
-        <w:t>– Manual checks.</w:t>
-      </w:r>
-    </w:p>
-    <w:p>
-      <w:pPr>
-        <w:pStyle w:val="ListParagraph"/>
-        <w:numPr>
-          <w:ilvl w:val="0"/>
-          <w:numId w:val="2"/>
-        </w:numPr>
-        <w:spacing w:after="0" w:line="360" w:lineRule="auto"/>
-        <w:rPr>
-          <w:rFonts w:ascii="Assistant Medium" w:hAnsi="Assistant Medium" w:cs="Assistant Medium"/>
-          <w:lang w:val="en-US"/>
-        </w:rPr>
-      </w:pPr>
-      <w:proofErr w:type="spellStart"/>
-      <w:r>
-        <w:rPr>
-          <w:rFonts w:ascii="Assistant Medium" w:hAnsi="Assistant Medium" w:cs="Assistant Medium"/>
-          <w:lang w:val="en-US"/>
-        </w:rPr>
-        <w:t>Guardduty</w:t>
-      </w:r>
-      <w:proofErr w:type="spellEnd"/>
-      <w:r>
-        <w:rPr>
-          <w:rFonts w:ascii="Assistant Medium" w:hAnsi="Assistant Medium" w:cs="Assistant Medium"/>
-          <w:lang w:val="en-US"/>
-        </w:rPr>
-        <w:t xml:space="preserve"> – For AWS.</w:t>
-      </w:r>
-    </w:p>
-    <w:p>
-      <w:pPr>
-        <w:spacing w:after="0" w:line="360" w:lineRule="auto"/>
-        <w:rPr>
-          <w:rFonts w:ascii="Assistant Medium" w:hAnsi="Assistant Medium" w:cs="Assistant Medium"/>
-          <w:lang w:val="en-US"/>
-        </w:rPr>
-      </w:pPr>
-    </w:p>
-    <w:p>
-      <w:pPr>
-        <w:spacing w:after="0" w:line="360" w:lineRule="auto"/>
-        <w:rPr>
-          <w:rFonts w:ascii="Assistant Medium" w:hAnsi="Assistant Medium" w:cs="Assistant Medium"/>
-          <w:lang w:val="en-US"/>
-        </w:rPr>
-      </w:pPr>
-    </w:p>
-    <w:p>
-      <w:pPr>
-        <w:spacing w:after="0" w:line="360" w:lineRule="auto"/>
-        <w:rPr>
-          <w:rFonts w:ascii="Assistant Medium" w:hAnsi="Assistant Medium" w:cs="Assistant Medium"/>
-          <w:lang w:val="en-US"/>
-        </w:rPr>
-      </w:pPr>
-    </w:p>
-    <w:p>
-      <w:pPr>
-        <w:spacing w:after="0" w:line="360" w:lineRule="auto"/>
-        <w:rPr>
-          <w:rFonts w:ascii="Assistant Medium" w:hAnsi="Assistant Medium" w:cs="Assistant Medium"/>
-          <w:lang w:val="en-US"/>
-        </w:rPr>
-      </w:pPr>
-    </w:p>
-    <w:p>
-      <w:pPr>
-        <w:spacing w:after="0" w:line="360" w:lineRule="auto"/>
-        <w:rPr>
-          <w:rFonts w:ascii="Assistant Medium" w:hAnsi="Assistant Medium" w:cs="Assistant Medium"/>
-          <w:lang w:val="en-US"/>
-        </w:rPr>
-      </w:pPr>
-    </w:p>
-    <w:p>
-      <w:pPr>
-        <w:spacing w:after="0" w:line="360" w:lineRule="auto"/>
-        <w:rPr>
-          <w:rFonts w:ascii="Assistant Medium" w:hAnsi="Assistant Medium" w:cs="Assistant Medium"/>
-          <w:lang w:val="en-US"/>
-        </w:rPr>
-      </w:pPr>
-    </w:p>
-    <w:p>
-      <w:pPr>
-        <w:spacing w:after="0" w:line="360" w:lineRule="auto"/>
-        <w:rPr>
-          <w:rFonts w:ascii="Assistant Medium" w:hAnsi="Assistant Medium" w:cs="Assistant Medium"/>
-          <w:lang w:val="en-US"/>
-        </w:rPr>
-      </w:pPr>
-    </w:p>
-    <w:p>
-      <w:pPr>
-        <w:spacing w:after="0" w:line="360" w:lineRule="auto"/>
-        <w:rPr>
-          <w:rFonts w:ascii="Assistant Medium" w:hAnsi="Assistant Medium" w:cs="Assistant Medium"/>
-          <w:lang w:val="en-US"/>
-        </w:rPr>
-      </w:pPr>
-    </w:p>
-    <w:p>
-      <w:pPr>
-        <w:spacing w:after="0" w:line="360" w:lineRule="auto"/>
-        <w:rPr>
-          <w:rFonts w:ascii="Assistant Medium" w:hAnsi="Assistant Medium" w:cs="Assistant Medium"/>
-          <w:b/>
-          <w:bCs/>
-          <w:u w:val="single"/>
-          <w:lang w:val="en-US"/>
-        </w:rPr>
-      </w:pPr>
-      <w:r>
+      </w:pPr>
+    </w:p>
+    <w:p>
+      <w:pPr>
+        <w:spacing w:after="0" w:line="360" w:lineRule="auto"/>
         <w:rPr>
           <w:rFonts w:ascii="Assistant Medium" w:hAnsi="Assistant Medium" w:cs="Assistant Medium"/>
           <w:b/>
@@ -4739,619 +3534,6 @@
           <w:u w:val="single"/>
           <w:lang w:val="en-US"/>
         </w:rPr>
-        <w:t>Servers</w:t>
-      </w:r>
-    </w:p>
-    <w:p>
-      <w:pPr>
-        <w:spacing w:after="0" w:line="360" w:lineRule="auto"/>
-        <w:rPr>
-          <w:rFonts w:ascii="Assistant Medium" w:hAnsi="Assistant Medium" w:cs="Assistant Medium"/>
-          <w:b/>
-          <w:bCs/>
-          <w:u w:val="single"/>
-          <w:lang w:val="en-US"/>
-        </w:rPr>
-      </w:pPr>
-    </w:p>
-    <w:p>
-      <w:pPr>
-        <w:pStyle w:val="ListParagraph"/>
-        <w:numPr>
-          <w:ilvl w:val="0"/>
-          <w:numId w:val="2"/>
-        </w:numPr>
-        <w:spacing w:after="0" w:line="360" w:lineRule="auto"/>
-        <w:rPr>
-          <w:rFonts w:ascii="Assistant Medium" w:hAnsi="Assistant Medium" w:cs="Assistant Medium"/>
-          <w:lang w:val="en-US"/>
-        </w:rPr>
-      </w:pPr>
-      <w:r>
-        <w:rPr>
-          <w:rFonts w:ascii="Assistant Medium" w:hAnsi="Assistant Medium" w:cs="Assistant Medium"/>
-          <w:lang w:val="en-US"/>
-        </w:rPr>
-        <w:t>Wazuh</w:t>
-      </w:r>
-      <w:r>
-        <w:rPr>
-          <w:rFonts w:ascii="Assistant Medium" w:hAnsi="Assistant Medium" w:cs="Assistant Medium"/>
-          <w:lang w:val="en-US"/>
-        </w:rPr>
-        <w:t xml:space="preserve"> </w:t>
-      </w:r>
-      <w:r>
-        <w:rPr>
-          <w:rFonts w:ascii="Assistant Medium" w:hAnsi="Assistant Medium" w:cs="Assistant Medium"/>
-          <w:lang w:val="en-US"/>
-        </w:rPr>
-        <w:t xml:space="preserve">agent </w:t>
-      </w:r>
-      <w:r>
-        <w:rPr>
-          <w:rFonts w:ascii="Assistant Medium" w:hAnsi="Assistant Medium" w:cs="Assistant Medium"/>
-          <w:lang w:val="en-US"/>
-        </w:rPr>
-        <w:t>installed.</w:t>
-      </w:r>
-    </w:p>
-    <w:p>
-      <w:pPr>
-        <w:pStyle w:val="ListParagraph"/>
-        <w:numPr>
-          <w:ilvl w:val="0"/>
-          <w:numId w:val="2"/>
-        </w:numPr>
-        <w:spacing w:after="0" w:line="360" w:lineRule="auto"/>
-        <w:rPr>
-          <w:rFonts w:ascii="Assistant Medium" w:hAnsi="Assistant Medium" w:cs="Assistant Medium"/>
-          <w:lang w:val="en-US"/>
-        </w:rPr>
-      </w:pPr>
-      <w:r>
-        <w:rPr>
-          <w:rFonts w:ascii="Assistant Medium" w:hAnsi="Assistant Medium" w:cs="Assistant Medium"/>
-          <w:lang w:val="en-US"/>
-        </w:rPr>
-        <w:t>Check point harmony endpoint</w:t>
-      </w:r>
-      <w:r>
-        <w:rPr>
-          <w:rFonts w:ascii="Assistant Medium" w:hAnsi="Assistant Medium" w:cs="Assistant Medium"/>
-          <w:lang w:val="en-US"/>
-        </w:rPr>
-        <w:t xml:space="preserve"> EDR.</w:t>
-      </w:r>
-    </w:p>
-    <w:p>
-      <w:pPr>
-        <w:pStyle w:val="ListParagraph"/>
-        <w:numPr>
-          <w:ilvl w:val="0"/>
-          <w:numId w:val="2"/>
-        </w:numPr>
-        <w:spacing w:after="0" w:line="360" w:lineRule="auto"/>
-        <w:rPr>
-          <w:rFonts w:ascii="Assistant Medium" w:hAnsi="Assistant Medium" w:cs="Assistant Medium"/>
-          <w:lang w:val="en-US"/>
-        </w:rPr>
-      </w:pPr>
-      <w:r>
-        <w:rPr>
-          <w:rFonts w:ascii="Assistant Medium" w:hAnsi="Assistant Medium" w:cs="Assistant Medium"/>
-          <w:lang w:val="en-US"/>
-        </w:rPr>
-        <w:t>Custom security group</w:t>
-      </w:r>
-      <w:r>
-        <w:rPr>
-          <w:rFonts w:ascii="Assistant Medium" w:hAnsi="Assistant Medium" w:cs="Assistant Medium"/>
-          <w:lang w:val="en-US"/>
-        </w:rPr>
-        <w:t>s</w:t>
-      </w:r>
-      <w:r>
-        <w:rPr>
-          <w:rFonts w:ascii="Assistant Medium" w:hAnsi="Assistant Medium" w:cs="Assistant Medium"/>
-          <w:lang w:val="en-US"/>
-        </w:rPr>
-        <w:t xml:space="preserve"> on ec2.</w:t>
-      </w:r>
-    </w:p>
-    <w:p>
-      <w:pPr>
-        <w:pStyle w:val="ListParagraph"/>
-        <w:numPr>
-          <w:ilvl w:val="0"/>
-          <w:numId w:val="2"/>
-        </w:numPr>
-        <w:spacing w:after="0" w:line="360" w:lineRule="auto"/>
-        <w:rPr>
-          <w:rFonts w:ascii="Assistant Medium" w:hAnsi="Assistant Medium" w:cs="Assistant Medium"/>
-          <w:lang w:val="en-US"/>
-        </w:rPr>
-      </w:pPr>
-      <w:r>
-        <w:rPr>
-          <w:rFonts w:ascii="Assistant Medium" w:hAnsi="Assistant Medium" w:cs="Assistant Medium"/>
-          <w:lang w:val="en-US"/>
-        </w:rPr>
-        <w:t xml:space="preserve">UFW </w:t>
-      </w:r>
-    </w:p>
-    <w:p>
-      <w:pPr>
-        <w:pStyle w:val="ListParagraph"/>
-        <w:numPr>
-          <w:ilvl w:val="0"/>
-          <w:numId w:val="2"/>
-        </w:numPr>
-        <w:spacing w:after="0" w:line="360" w:lineRule="auto"/>
-        <w:rPr>
-          <w:rFonts w:ascii="Assistant Medium" w:hAnsi="Assistant Medium" w:cs="Assistant Medium"/>
-          <w:lang w:val="en-US"/>
-        </w:rPr>
-      </w:pPr>
-      <w:proofErr w:type="spellStart"/>
-      <w:r>
-        <w:rPr>
-          <w:rFonts w:ascii="Assistant Medium" w:hAnsi="Assistant Medium" w:cs="Assistant Medium"/>
-          <w:lang w:val="en-US"/>
-        </w:rPr>
-        <w:t>Auditd</w:t>
-      </w:r>
-      <w:proofErr w:type="spellEnd"/>
-      <w:r>
-        <w:rPr>
-          <w:rFonts w:ascii="Assistant Medium" w:hAnsi="Assistant Medium" w:cs="Assistant Medium"/>
-          <w:lang w:val="en-US"/>
-        </w:rPr>
-        <w:t>.</w:t>
-      </w:r>
-    </w:p>
-    <w:p>
-      <w:pPr>
-        <w:pStyle w:val="ListParagraph"/>
-        <w:numPr>
-          <w:ilvl w:val="0"/>
-          <w:numId w:val="2"/>
-        </w:numPr>
-        <w:spacing w:after="0" w:line="360" w:lineRule="auto"/>
-        <w:rPr>
-          <w:rFonts w:ascii="Assistant Medium" w:hAnsi="Assistant Medium" w:cs="Assistant Medium"/>
-          <w:lang w:val="en-US"/>
-        </w:rPr>
-      </w:pPr>
-      <w:proofErr w:type="spellStart"/>
-      <w:r>
-        <w:rPr>
-          <w:rFonts w:ascii="Assistant Medium" w:hAnsi="Assistant Medium" w:cs="Assistant Medium"/>
-          <w:lang w:val="en-US"/>
-        </w:rPr>
-        <w:t>Guardduty</w:t>
-      </w:r>
-      <w:proofErr w:type="spellEnd"/>
-      <w:r>
-        <w:rPr>
-          <w:rFonts w:ascii="Assistant Medium" w:hAnsi="Assistant Medium" w:cs="Assistant Medium"/>
-          <w:lang w:val="en-US"/>
-        </w:rPr>
-        <w:t>.</w:t>
-      </w:r>
-    </w:p>
-    <w:p>
-      <w:pPr>
-        <w:pStyle w:val="ListParagraph"/>
-        <w:numPr>
-          <w:ilvl w:val="0"/>
-          <w:numId w:val="2"/>
-        </w:numPr>
-        <w:spacing w:after="0" w:line="360" w:lineRule="auto"/>
-        <w:rPr>
-          <w:rFonts w:ascii="Assistant Medium" w:hAnsi="Assistant Medium" w:cs="Assistant Medium"/>
-          <w:lang w:val="en-US"/>
-        </w:rPr>
-      </w:pPr>
-      <w:r>
-        <w:rPr>
-          <w:rFonts w:ascii="Assistant Medium" w:hAnsi="Assistant Medium" w:cs="Assistant Medium"/>
-          <w:lang w:val="en-US"/>
-        </w:rPr>
-        <w:t>Login with cert</w:t>
-      </w:r>
-      <w:r>
-        <w:rPr>
-          <w:rFonts w:ascii="Assistant Medium" w:hAnsi="Assistant Medium" w:cs="Assistant Medium"/>
-          <w:lang w:val="en-US"/>
-        </w:rPr>
-        <w:t>s</w:t>
-      </w:r>
-      <w:r>
-        <w:rPr>
-          <w:rFonts w:ascii="Assistant Medium" w:hAnsi="Assistant Medium" w:cs="Assistant Medium"/>
-          <w:lang w:val="en-US"/>
-        </w:rPr>
-        <w:t xml:space="preserve"> from specific whitelisted IP’s.</w:t>
-      </w:r>
-    </w:p>
-    <w:p>
-      <w:pPr>
-        <w:pStyle w:val="ListParagraph"/>
-        <w:numPr>
-          <w:ilvl w:val="0"/>
-          <w:numId w:val="2"/>
-        </w:numPr>
-        <w:spacing w:after="0" w:line="360" w:lineRule="auto"/>
-        <w:rPr>
-          <w:rFonts w:ascii="Assistant Medium" w:hAnsi="Assistant Medium" w:cs="Assistant Medium"/>
-          <w:lang w:val="en-US"/>
-        </w:rPr>
-      </w:pPr>
-      <w:r>
-        <w:rPr>
-          <w:rFonts w:ascii="Assistant Medium" w:hAnsi="Assistant Medium" w:cs="Assistant Medium"/>
-          <w:lang w:val="en-US"/>
-        </w:rPr>
-        <w:t>No root login and additional hardening.</w:t>
-      </w:r>
-    </w:p>
-    <w:p>
-      <w:pPr>
-        <w:pStyle w:val="ListParagraph"/>
-        <w:numPr>
-          <w:ilvl w:val="0"/>
-          <w:numId w:val="2"/>
-        </w:numPr>
-        <w:spacing w:after="0" w:line="360" w:lineRule="auto"/>
-        <w:rPr>
-          <w:rFonts w:ascii="Assistant Medium" w:hAnsi="Assistant Medium" w:cs="Assistant Medium"/>
-          <w:lang w:val="en-US"/>
-        </w:rPr>
-      </w:pPr>
-      <w:r>
-        <w:rPr>
-          <w:rFonts w:ascii="Assistant Medium" w:hAnsi="Assistant Medium" w:cs="Assistant Medium"/>
-          <w:lang w:val="en-US"/>
-        </w:rPr>
-        <w:t xml:space="preserve">Monthly backup. Additional </w:t>
-      </w:r>
-      <w:r>
-        <w:rPr>
-          <w:rFonts w:ascii="Assistant Medium" w:hAnsi="Assistant Medium" w:cs="Assistant Medium"/>
-          <w:lang w:val="en-US"/>
-        </w:rPr>
-        <w:t xml:space="preserve">quarterly </w:t>
-      </w:r>
-      <w:r>
-        <w:rPr>
-          <w:rFonts w:ascii="Assistant Medium" w:hAnsi="Assistant Medium" w:cs="Assistant Medium"/>
-          <w:lang w:val="en-US"/>
-        </w:rPr>
-        <w:t xml:space="preserve">backup to different </w:t>
-      </w:r>
-      <w:r>
-        <w:rPr>
-          <w:rFonts w:ascii="Assistant Medium" w:hAnsi="Assistant Medium" w:cs="Assistant Medium"/>
-          <w:lang w:val="en-US"/>
-        </w:rPr>
-        <w:t>regions</w:t>
-      </w:r>
-      <w:r>
-        <w:rPr>
-          <w:rFonts w:ascii="Assistant Medium" w:hAnsi="Assistant Medium" w:cs="Assistant Medium"/>
-          <w:lang w:val="en-US"/>
-        </w:rPr>
-        <w:t>.</w:t>
-      </w:r>
-    </w:p>
-    <w:p>
-      <w:pPr>
-        <w:pStyle w:val="ListParagraph"/>
-        <w:numPr>
-          <w:ilvl w:val="0"/>
-          <w:numId w:val="2"/>
-        </w:numPr>
-        <w:spacing w:after="0" w:line="360" w:lineRule="auto"/>
-        <w:rPr>
-          <w:rFonts w:ascii="Assistant Medium" w:hAnsi="Assistant Medium" w:cs="Assistant Medium"/>
-          <w:lang w:val="en-US"/>
-        </w:rPr>
-      </w:pPr>
-      <w:r>
-        <w:rPr>
-          <w:rFonts w:ascii="Assistant Medium" w:hAnsi="Assistant Medium" w:cs="Assistant Medium"/>
-          <w:lang w:val="en-US"/>
-        </w:rPr>
-        <w:t xml:space="preserve">All disks </w:t>
-      </w:r>
-      <w:r>
-        <w:rPr>
-          <w:rFonts w:ascii="Assistant Medium" w:hAnsi="Assistant Medium" w:cs="Assistant Medium"/>
-          <w:lang w:val="en-US"/>
-        </w:rPr>
-        <w:t xml:space="preserve">are </w:t>
-      </w:r>
-      <w:r>
-        <w:rPr>
-          <w:rFonts w:ascii="Assistant Medium" w:hAnsi="Assistant Medium" w:cs="Assistant Medium"/>
-          <w:lang w:val="en-US"/>
-        </w:rPr>
-        <w:t>encrypted.</w:t>
-      </w:r>
-    </w:p>
-    <w:p>
-      <w:pPr>
-        <w:pStyle w:val="ListParagraph"/>
-        <w:numPr>
-          <w:ilvl w:val="0"/>
-          <w:numId w:val="2"/>
-        </w:numPr>
-        <w:spacing w:after="0" w:line="360" w:lineRule="auto"/>
-        <w:rPr>
-          <w:rFonts w:ascii="Assistant Medium" w:hAnsi="Assistant Medium" w:cs="Assistant Medium"/>
-          <w:lang w:val="en-US"/>
-        </w:rPr>
-      </w:pPr>
-      <w:r>
-        <w:rPr>
-          <w:rFonts w:ascii="Assistant Medium" w:hAnsi="Assistant Medium" w:cs="Assistant Medium"/>
-          <w:lang w:val="en-US"/>
-        </w:rPr>
-        <w:t>S</w:t>
-      </w:r>
-      <w:r>
-        <w:rPr>
-          <w:rFonts w:ascii="Assistant Medium" w:hAnsi="Assistant Medium" w:cs="Assistant Medium"/>
-        </w:rPr>
-        <w:t>cout suite - AWS misconfiguration checks</w:t>
-      </w:r>
-      <w:r>
-        <w:rPr>
-          <w:rFonts w:ascii="Assistant Medium" w:hAnsi="Assistant Medium" w:cs="Assistant Medium"/>
-          <w:lang w:val="en-US"/>
-        </w:rPr>
-        <w:t xml:space="preserve"> – Manual checks.</w:t>
-      </w:r>
-    </w:p>
-    <w:p>
-      <w:pPr>
-        <w:pStyle w:val="ListParagraph"/>
-        <w:numPr>
-          <w:ilvl w:val="0"/>
-          <w:numId w:val="2"/>
-        </w:numPr>
-        <w:spacing w:after="0" w:line="360" w:lineRule="auto"/>
-        <w:rPr>
-          <w:rFonts w:ascii="Assistant Medium" w:hAnsi="Assistant Medium" w:cs="Assistant Medium"/>
-          <w:lang w:val="en-US"/>
-        </w:rPr>
-      </w:pPr>
-      <w:r>
-        <w:rPr>
-          <w:rFonts w:ascii="Assistant Medium" w:hAnsi="Assistant Medium" w:cs="Assistant Medium"/>
-          <w:lang w:val="en-US"/>
-        </w:rPr>
-        <w:t xml:space="preserve">Frequent </w:t>
-      </w:r>
-      <w:r>
-        <w:rPr>
-          <w:rFonts w:ascii="Assistant Medium" w:hAnsi="Assistant Medium" w:cs="Assistant Medium"/>
-          <w:lang w:val="en-US"/>
-        </w:rPr>
-        <w:t xml:space="preserve">apt </w:t>
-      </w:r>
-      <w:r>
-        <w:rPr>
-          <w:rFonts w:ascii="Assistant Medium" w:hAnsi="Assistant Medium" w:cs="Assistant Medium"/>
-          <w:lang w:val="en-US"/>
-        </w:rPr>
-        <w:t>updates.</w:t>
-      </w:r>
-    </w:p>
-    <w:p>
-      <w:pPr>
-        <w:pStyle w:val="ListParagraph"/>
-        <w:numPr>
-          <w:ilvl w:val="0"/>
-          <w:numId w:val="2"/>
-        </w:numPr>
-        <w:spacing w:after="0" w:line="360" w:lineRule="auto"/>
-        <w:rPr>
-          <w:rFonts w:ascii="Assistant Medium" w:hAnsi="Assistant Medium" w:cs="Assistant Medium"/>
-          <w:lang w:val="en-US"/>
-        </w:rPr>
-      </w:pPr>
-      <w:proofErr w:type="spellStart"/>
-      <w:r>
-        <w:rPr>
-          <w:rFonts w:ascii="Assistant Medium" w:hAnsi="Assistant Medium" w:cs="Assistant Medium"/>
-          <w:lang w:val="en-US"/>
-        </w:rPr>
-        <w:t>Ubunto</w:t>
-      </w:r>
-      <w:proofErr w:type="spellEnd"/>
-      <w:r>
-        <w:rPr>
-          <w:rFonts w:ascii="Assistant Medium" w:hAnsi="Assistant Medium" w:cs="Assistant Medium"/>
-          <w:lang w:val="en-US"/>
-        </w:rPr>
-        <w:t xml:space="preserve"> pro</w:t>
-      </w:r>
-      <w:r>
-        <w:rPr>
-          <w:rFonts w:ascii="Assistant Medium" w:hAnsi="Assistant Medium" w:cs="Assistant Medium"/>
-          <w:lang w:val="en-US"/>
-        </w:rPr>
-        <w:t xml:space="preserve"> on latest version.</w:t>
-      </w:r>
-    </w:p>
-    <w:p>
-      <w:pPr>
-        <w:pStyle w:val="ListParagraph"/>
-        <w:numPr>
-          <w:ilvl w:val="0"/>
-          <w:numId w:val="2"/>
-        </w:numPr>
-        <w:spacing w:after="0" w:line="360" w:lineRule="auto"/>
-        <w:rPr>
-          <w:rFonts w:ascii="Assistant Medium" w:hAnsi="Assistant Medium" w:cs="Assistant Medium"/>
-          <w:lang w:val="en-US"/>
-        </w:rPr>
-      </w:pPr>
-      <w:proofErr w:type="spellStart"/>
-      <w:r>
-        <w:rPr>
-          <w:rFonts w:ascii="Assistant Medium" w:hAnsi="Assistant Medium" w:cs="Assistant Medium"/>
-          <w:lang w:val="en-US"/>
-        </w:rPr>
-        <w:t>Cloudtrail</w:t>
-      </w:r>
-      <w:proofErr w:type="spellEnd"/>
-      <w:r>
-        <w:rPr>
-          <w:rFonts w:ascii="Assistant Medium" w:hAnsi="Assistant Medium" w:cs="Assistant Medium"/>
-          <w:lang w:val="en-US"/>
-        </w:rPr>
-        <w:t xml:space="preserve"> monitoring.</w:t>
-      </w:r>
-      <w:r>
-        <w:rPr>
-          <w:rFonts w:ascii="Assistant Medium" w:hAnsi="Assistant Medium" w:cs="Assistant Medium"/>
-          <w:lang w:val="en-US"/>
-        </w:rPr>
-        <w:t xml:space="preserve"> S3 not public, can </w:t>
-      </w:r>
-      <w:r>
-        <w:rPr>
-          <w:rFonts w:ascii="Assistant Medium" w:hAnsi="Assistant Medium" w:cs="Assistant Medium"/>
-          <w:lang w:val="en-US"/>
-        </w:rPr>
-        <w:t xml:space="preserve">read </w:t>
-      </w:r>
-      <w:r>
-        <w:rPr>
-          <w:rFonts w:ascii="Assistant Medium" w:hAnsi="Assistant Medium" w:cs="Assistant Medium"/>
-          <w:lang w:val="en-US"/>
-        </w:rPr>
-        <w:t>access from single IP.</w:t>
-      </w:r>
-    </w:p>
-    <w:p>
-      <w:pPr>
-        <w:spacing w:after="0" w:line="360" w:lineRule="auto"/>
-        <w:rPr>
-          <w:rFonts w:ascii="Assistant Medium" w:hAnsi="Assistant Medium" w:cs="Assistant Medium"/>
-          <w:lang w:val="en-US"/>
-        </w:rPr>
-      </w:pPr>
-    </w:p>
-    <w:p>
-      <w:pPr>
-        <w:spacing w:after="0" w:line="360" w:lineRule="auto"/>
-        <w:rPr>
-          <w:rFonts w:ascii="Assistant Medium" w:hAnsi="Assistant Medium" w:cs="Assistant Medium"/>
-          <w:lang w:val="en-US"/>
-        </w:rPr>
-      </w:pPr>
-    </w:p>
-    <w:p>
-      <w:pPr>
-        <w:spacing w:after="0" w:line="360" w:lineRule="auto"/>
-        <w:rPr>
-          <w:rFonts w:ascii="Assistant Medium" w:hAnsi="Assistant Medium" w:cs="Assistant Medium"/>
-          <w:lang w:val="en-US"/>
-        </w:rPr>
-      </w:pPr>
-    </w:p>
-    <w:p>
-      <w:pPr>
-        <w:spacing w:after="0" w:line="360" w:lineRule="auto"/>
-        <w:rPr>
-          <w:rFonts w:ascii="Assistant Medium" w:hAnsi="Assistant Medium" w:cs="Assistant Medium"/>
-          <w:lang w:val="en-US"/>
-        </w:rPr>
-      </w:pPr>
-    </w:p>
-    <w:p>
-      <w:pPr>
-        <w:spacing w:after="0" w:line="360" w:lineRule="auto"/>
-        <w:rPr>
-          <w:rFonts w:ascii="Assistant Medium" w:hAnsi="Assistant Medium" w:cs="Assistant Medium"/>
-          <w:lang w:val="en-US"/>
-        </w:rPr>
-      </w:pPr>
-    </w:p>
-    <w:p>
-      <w:pPr>
-        <w:spacing w:after="0" w:line="360" w:lineRule="auto"/>
-        <w:rPr>
-          <w:rFonts w:ascii="Assistant Medium" w:hAnsi="Assistant Medium" w:cs="Assistant Medium"/>
-          <w:lang w:val="en-US"/>
-        </w:rPr>
-      </w:pPr>
-    </w:p>
-    <w:p>
-      <w:pPr>
-        <w:spacing w:after="0" w:line="360" w:lineRule="auto"/>
-        <w:rPr>
-          <w:rFonts w:ascii="Assistant Medium" w:hAnsi="Assistant Medium" w:cs="Assistant Medium"/>
-          <w:lang w:val="en-US"/>
-        </w:rPr>
-      </w:pPr>
-    </w:p>
-    <w:p>
-      <w:pPr>
-        <w:spacing w:after="0" w:line="360" w:lineRule="auto"/>
-        <w:rPr>
-          <w:rFonts w:ascii="Assistant Medium" w:hAnsi="Assistant Medium" w:cs="Assistant Medium"/>
-          <w:lang w:val="en-US"/>
-        </w:rPr>
-      </w:pPr>
-    </w:p>
-    <w:p>
-      <w:pPr>
-        <w:spacing w:after="0" w:line="360" w:lineRule="auto"/>
-        <w:rPr>
-          <w:rFonts w:ascii="Assistant Medium" w:hAnsi="Assistant Medium" w:cs="Assistant Medium"/>
-          <w:lang w:val="en-US"/>
-        </w:rPr>
-      </w:pPr>
-    </w:p>
-    <w:p>
-      <w:pPr>
-        <w:spacing w:after="0" w:line="360" w:lineRule="auto"/>
-        <w:rPr>
-          <w:rFonts w:ascii="Assistant Medium" w:hAnsi="Assistant Medium" w:cs="Assistant Medium"/>
-          <w:lang w:val="en-US"/>
-        </w:rPr>
-      </w:pPr>
-    </w:p>
-    <w:p>
-      <w:pPr>
-        <w:spacing w:after="0" w:line="360" w:lineRule="auto"/>
-        <w:rPr>
-          <w:rFonts w:ascii="Assistant Medium" w:hAnsi="Assistant Medium" w:cs="Assistant Medium"/>
-          <w:lang w:val="en-US"/>
-        </w:rPr>
-      </w:pPr>
-    </w:p>
-    <w:p>
-      <w:pPr>
-        <w:spacing w:after="0" w:line="360" w:lineRule="auto"/>
-        <w:rPr>
-          <w:rFonts w:ascii="Assistant Medium" w:hAnsi="Assistant Medium" w:cs="Assistant Medium"/>
-          <w:lang w:val="en-US"/>
-        </w:rPr>
-      </w:pPr>
-    </w:p>
-    <w:p>
-      <w:pPr>
-        <w:spacing w:after="0" w:line="360" w:lineRule="auto"/>
-        <w:rPr>
-          <w:rFonts w:ascii="Assistant Medium" w:hAnsi="Assistant Medium" w:cs="Assistant Medium"/>
-          <w:lang w:val="en-US"/>
-        </w:rPr>
       </w:pPr>
     </w:p>
     <w:p>
@@ -5367,7 +3549,10 @@
           <w:lang w:val="en-US"/>
         </w:rPr>
       </w:pPr>
-      <w:r>
+    </w:p>
+    <w:p>
+      <w:pPr>
+        <w:spacing w:after="0" w:line="360" w:lineRule="auto"/>
         <w:rPr>
           <w:rFonts w:ascii="Assistant Medium" w:hAnsi="Assistant Medium" w:cs="Assistant Medium"/>
           <w:b/>
@@ -5377,703 +3562,6 @@
           <w:u w:val="single"/>
           <w:lang w:val="en-US"/>
         </w:rPr>
-        <w:t>Website</w:t>
-      </w:r>
-    </w:p>
-    <w:p>
-      <w:pPr>
-        <w:spacing w:after="0" w:line="360" w:lineRule="auto"/>
-        <w:rPr>
-          <w:rFonts w:ascii="Assistant Medium" w:hAnsi="Assistant Medium" w:cs="Assistant Medium"/>
-          <w:b/>
-          <w:bCs/>
-          <w:lang w:val="en-US"/>
-        </w:rPr>
-      </w:pPr>
-      <w:r>
-        <w:rPr>
-          <w:rFonts w:ascii="Assistant Medium" w:hAnsi="Assistant Medium" w:cs="Assistant Medium"/>
-          <w:b/>
-          <w:bCs/>
-          <w:lang w:val="en-US"/>
-        </w:rPr>
-        <w:t xml:space="preserve">Squarespace and bunny </w:t>
-      </w:r>
-      <w:proofErr w:type="spellStart"/>
-      <w:r>
-        <w:rPr>
-          <w:rFonts w:ascii="Assistant Medium" w:hAnsi="Assistant Medium" w:cs="Assistant Medium"/>
-          <w:b/>
-          <w:bCs/>
-          <w:lang w:val="en-US"/>
-        </w:rPr>
-        <w:t>cdn</w:t>
-      </w:r>
-      <w:proofErr w:type="spellEnd"/>
-    </w:p>
-    <w:p>
-      <w:pPr>
-        <w:pStyle w:val="ListParagraph"/>
-        <w:numPr>
-          <w:ilvl w:val="0"/>
-          <w:numId w:val="2"/>
-        </w:numPr>
-        <w:spacing w:after="0" w:line="360" w:lineRule="auto"/>
-        <w:rPr>
-          <w:rFonts w:ascii="Assistant Medium" w:hAnsi="Assistant Medium" w:cs="Assistant Medium"/>
-          <w:b/>
-          <w:bCs/>
-          <w:u w:val="single"/>
-          <w:lang w:val="en-US"/>
-        </w:rPr>
-      </w:pPr>
-      <w:r>
-        <w:rPr>
-          <w:rFonts w:ascii="Assistant Medium" w:hAnsi="Assistant Medium" w:cs="Assistant Medium"/>
-          <w:lang w:val="en-US"/>
-        </w:rPr>
-        <w:t>CDN</w:t>
-      </w:r>
-    </w:p>
-    <w:p>
-      <w:pPr>
-        <w:pStyle w:val="ListParagraph"/>
-        <w:numPr>
-          <w:ilvl w:val="0"/>
-          <w:numId w:val="2"/>
-        </w:numPr>
-        <w:spacing w:after="0" w:line="360" w:lineRule="auto"/>
-        <w:rPr>
-          <w:rFonts w:ascii="Assistant Medium" w:hAnsi="Assistant Medium" w:cs="Assistant Medium"/>
-          <w:b/>
-          <w:bCs/>
-          <w:u w:val="single"/>
-          <w:lang w:val="en-US"/>
-        </w:rPr>
-      </w:pPr>
-      <w:r>
-        <w:rPr>
-          <w:rFonts w:ascii="Assistant Medium" w:hAnsi="Assistant Medium" w:cs="Assistant Medium"/>
-          <w:lang w:val="en-US"/>
-        </w:rPr>
-        <w:t>DNS</w:t>
-      </w:r>
-    </w:p>
-    <w:p>
-      <w:pPr>
-        <w:pStyle w:val="ListParagraph"/>
-        <w:numPr>
-          <w:ilvl w:val="0"/>
-          <w:numId w:val="4"/>
-        </w:numPr>
-        <w:spacing w:after="0" w:line="360" w:lineRule="auto"/>
-        <w:rPr>
-          <w:rFonts w:ascii="Assistant Medium" w:hAnsi="Assistant Medium" w:cs="Assistant Medium"/>
-          <w:lang w:val="en-US"/>
-        </w:rPr>
-      </w:pPr>
-      <w:proofErr w:type="spellStart"/>
-      <w:r>
-        <w:rPr>
-          <w:rFonts w:ascii="Assistant Medium" w:hAnsi="Assistant Medium" w:cs="Assistant Medium"/>
-          <w:lang w:val="en-US"/>
-        </w:rPr>
-        <w:t>Dnssec</w:t>
-      </w:r>
-      <w:proofErr w:type="spellEnd"/>
-    </w:p>
-    <w:p>
-      <w:pPr>
-        <w:pStyle w:val="ListParagraph"/>
-        <w:numPr>
-          <w:ilvl w:val="0"/>
-          <w:numId w:val="4"/>
-        </w:numPr>
-        <w:spacing w:after="0" w:line="360" w:lineRule="auto"/>
-        <w:rPr>
-          <w:rFonts w:ascii="Assistant Medium" w:hAnsi="Assistant Medium" w:cs="Assistant Medium"/>
-          <w:lang w:val="en-US"/>
-        </w:rPr>
-      </w:pPr>
-      <w:proofErr w:type="spellStart"/>
-      <w:r>
-        <w:rPr>
-          <w:rFonts w:ascii="Assistant Medium" w:hAnsi="Assistant Medium" w:cs="Assistant Medium"/>
-          <w:lang w:val="en-US"/>
-        </w:rPr>
-        <w:t>Spf</w:t>
-      </w:r>
-      <w:proofErr w:type="spellEnd"/>
-    </w:p>
-    <w:p>
-      <w:pPr>
-        <w:pStyle w:val="ListParagraph"/>
-        <w:numPr>
-          <w:ilvl w:val="0"/>
-          <w:numId w:val="4"/>
-        </w:numPr>
-        <w:spacing w:after="0" w:line="360" w:lineRule="auto"/>
-        <w:rPr>
-          <w:rFonts w:ascii="Assistant Medium" w:hAnsi="Assistant Medium" w:cs="Assistant Medium"/>
-          <w:lang w:val="en-US"/>
-        </w:rPr>
-      </w:pPr>
-      <w:proofErr w:type="spellStart"/>
-      <w:r>
-        <w:rPr>
-          <w:rFonts w:ascii="Assistant Medium" w:hAnsi="Assistant Medium" w:cs="Assistant Medium"/>
-          <w:lang w:val="en-US"/>
-        </w:rPr>
-        <w:t>Mta-sts</w:t>
-      </w:r>
-      <w:proofErr w:type="spellEnd"/>
-    </w:p>
-    <w:p>
-      <w:pPr>
-        <w:pStyle w:val="ListParagraph"/>
-        <w:numPr>
-          <w:ilvl w:val="0"/>
-          <w:numId w:val="4"/>
-        </w:numPr>
-        <w:spacing w:after="0" w:line="360" w:lineRule="auto"/>
-        <w:rPr>
-          <w:rFonts w:ascii="Assistant Medium" w:hAnsi="Assistant Medium" w:cs="Assistant Medium"/>
-          <w:lang w:val="en-US"/>
-        </w:rPr>
-      </w:pPr>
-      <w:proofErr w:type="spellStart"/>
-      <w:r>
-        <w:rPr>
-          <w:rFonts w:ascii="Assistant Medium" w:hAnsi="Assistant Medium" w:cs="Assistant Medium"/>
-          <w:lang w:val="en-US"/>
-        </w:rPr>
-        <w:t>Dmarc</w:t>
-      </w:r>
-      <w:proofErr w:type="spellEnd"/>
-    </w:p>
-    <w:p>
-      <w:pPr>
-        <w:pStyle w:val="ListParagraph"/>
-        <w:numPr>
-          <w:ilvl w:val="0"/>
-          <w:numId w:val="4"/>
-        </w:numPr>
-        <w:spacing w:after="0" w:line="360" w:lineRule="auto"/>
-        <w:rPr>
-          <w:rFonts w:ascii="Assistant Medium" w:hAnsi="Assistant Medium" w:cs="Assistant Medium"/>
-          <w:lang w:val="en-US"/>
-        </w:rPr>
-      </w:pPr>
-      <w:proofErr w:type="spellStart"/>
-      <w:r>
-        <w:rPr>
-          <w:rFonts w:ascii="Assistant Medium" w:hAnsi="Assistant Medium" w:cs="Assistant Medium"/>
-          <w:lang w:val="en-US"/>
-        </w:rPr>
-        <w:t>Dkim</w:t>
-      </w:r>
-      <w:proofErr w:type="spellEnd"/>
-    </w:p>
-    <w:p>
-      <w:pPr>
-        <w:pStyle w:val="ListParagraph"/>
-        <w:numPr>
-          <w:ilvl w:val="0"/>
-          <w:numId w:val="4"/>
-        </w:numPr>
-        <w:spacing w:after="0" w:line="360" w:lineRule="auto"/>
-        <w:rPr>
-          <w:rFonts w:ascii="Assistant Medium" w:hAnsi="Assistant Medium" w:cs="Assistant Medium"/>
-          <w:lang w:val="en-US"/>
-        </w:rPr>
-      </w:pPr>
-      <w:proofErr w:type="spellStart"/>
-      <w:r>
-        <w:rPr>
-          <w:rFonts w:ascii="Assistant Medium" w:hAnsi="Assistant Medium" w:cs="Assistant Medium"/>
-          <w:lang w:val="en-US"/>
-        </w:rPr>
-        <w:t>Caa</w:t>
-      </w:r>
-      <w:proofErr w:type="spellEnd"/>
-    </w:p>
-    <w:p>
-      <w:pPr>
-        <w:pStyle w:val="ListParagraph"/>
-        <w:numPr>
-          <w:ilvl w:val="0"/>
-          <w:numId w:val="2"/>
-        </w:numPr>
-        <w:spacing w:after="0" w:line="360" w:lineRule="auto"/>
-        <w:rPr>
-          <w:rFonts w:ascii="Assistant Medium" w:hAnsi="Assistant Medium" w:cs="Assistant Medium"/>
-          <w:b/>
-          <w:bCs/>
-          <w:u w:val="single"/>
-          <w:lang w:val="en-US"/>
-        </w:rPr>
-      </w:pPr>
-      <w:r>
-        <w:rPr>
-          <w:rFonts w:ascii="Assistant Medium" w:hAnsi="Assistant Medium" w:cs="Assistant Medium"/>
-          <w:lang w:val="en-US"/>
-        </w:rPr>
-        <w:t>Geo blocking.</w:t>
-      </w:r>
-    </w:p>
-    <w:p>
-      <w:pPr>
-        <w:pStyle w:val="ListParagraph"/>
-        <w:numPr>
-          <w:ilvl w:val="0"/>
-          <w:numId w:val="2"/>
-        </w:numPr>
-        <w:spacing w:after="0" w:line="360" w:lineRule="auto"/>
-        <w:rPr>
-          <w:rFonts w:ascii="Assistant Medium" w:hAnsi="Assistant Medium" w:cs="Assistant Medium"/>
-          <w:b/>
-          <w:bCs/>
-          <w:u w:val="single"/>
-          <w:lang w:val="en-US"/>
-        </w:rPr>
-      </w:pPr>
-      <w:r>
-        <w:rPr>
-          <w:rFonts w:ascii="Assistant Medium" w:hAnsi="Assistant Medium" w:cs="Assistant Medium"/>
-          <w:lang w:val="en-US"/>
-        </w:rPr>
-        <w:t>Rate limit.</w:t>
-      </w:r>
-    </w:p>
-    <w:p>
-      <w:pPr>
-        <w:pStyle w:val="ListParagraph"/>
-        <w:numPr>
-          <w:ilvl w:val="0"/>
-          <w:numId w:val="2"/>
-        </w:numPr>
-        <w:spacing w:after="0" w:line="360" w:lineRule="auto"/>
-        <w:rPr>
-          <w:rFonts w:ascii="Assistant Medium" w:hAnsi="Assistant Medium" w:cs="Assistant Medium"/>
-          <w:b/>
-          <w:bCs/>
-          <w:u w:val="single"/>
-          <w:lang w:val="en-US"/>
-        </w:rPr>
-      </w:pPr>
-      <w:r>
-        <w:rPr>
-          <w:rFonts w:ascii="Assistant Medium" w:hAnsi="Assistant Medium" w:cs="Assistant Medium"/>
-          <w:lang w:val="en-US"/>
-        </w:rPr>
-        <w:t>WAF</w:t>
-      </w:r>
-      <w:r>
-        <w:rPr>
-          <w:rFonts w:ascii="Assistant Medium" w:hAnsi="Assistant Medium" w:cs="Assistant Medium"/>
-          <w:lang w:val="en-US"/>
-        </w:rPr>
-        <w:t>.</w:t>
-      </w:r>
-    </w:p>
-    <w:p>
-      <w:pPr>
-        <w:pStyle w:val="ListParagraph"/>
-        <w:numPr>
-          <w:ilvl w:val="0"/>
-          <w:numId w:val="2"/>
-        </w:numPr>
-        <w:spacing w:after="0" w:line="360" w:lineRule="auto"/>
-        <w:rPr>
-          <w:rFonts w:ascii="Assistant Medium" w:hAnsi="Assistant Medium" w:cs="Assistant Medium"/>
-          <w:b/>
-          <w:bCs/>
-          <w:u w:val="single"/>
-          <w:lang w:val="en-US"/>
-        </w:rPr>
-      </w:pPr>
-      <w:r>
-        <w:rPr>
-          <w:rFonts w:ascii="Assistant Medium" w:hAnsi="Assistant Medium" w:cs="Assistant Medium"/>
-          <w:lang w:val="en-US"/>
-        </w:rPr>
-        <w:t>Anti bot.</w:t>
-      </w:r>
-    </w:p>
-    <w:p>
-      <w:pPr>
-        <w:pStyle w:val="ListParagraph"/>
-        <w:numPr>
-          <w:ilvl w:val="0"/>
-          <w:numId w:val="2"/>
-        </w:numPr>
-        <w:spacing w:after="0" w:line="360" w:lineRule="auto"/>
-        <w:rPr>
-          <w:rFonts w:ascii="Assistant Medium" w:hAnsi="Assistant Medium" w:cs="Assistant Medium"/>
-          <w:b/>
-          <w:bCs/>
-          <w:u w:val="single"/>
-          <w:lang w:val="en-US"/>
-        </w:rPr>
-      </w:pPr>
-      <w:r>
-        <w:rPr>
-          <w:rFonts w:ascii="Assistant Medium" w:hAnsi="Assistant Medium" w:cs="Assistant Medium"/>
-          <w:lang w:val="en-US"/>
-        </w:rPr>
-        <w:t>D</w:t>
-      </w:r>
-      <w:r>
-        <w:rPr>
-          <w:rFonts w:ascii="Assistant Medium" w:hAnsi="Assistant Medium" w:cs="Assistant Medium"/>
-          <w:lang w:val="en-US"/>
-        </w:rPr>
-        <w:t>DOS</w:t>
-      </w:r>
-      <w:r>
-        <w:rPr>
-          <w:rFonts w:ascii="Assistant Medium" w:hAnsi="Assistant Medium" w:cs="Assistant Medium"/>
-          <w:lang w:val="en-US"/>
-        </w:rPr>
-        <w:t xml:space="preserve"> protection.</w:t>
-      </w:r>
-    </w:p>
-    <w:p>
-      <w:pPr>
-        <w:pStyle w:val="ListParagraph"/>
-        <w:numPr>
-          <w:ilvl w:val="0"/>
-          <w:numId w:val="2"/>
-        </w:numPr>
-        <w:spacing w:after="0" w:line="360" w:lineRule="auto"/>
-        <w:rPr>
-          <w:rFonts w:ascii="Assistant Medium" w:hAnsi="Assistant Medium" w:cs="Assistant Medium"/>
-          <w:b/>
-          <w:bCs/>
-          <w:u w:val="single"/>
-          <w:lang w:val="en-US"/>
-        </w:rPr>
-      </w:pPr>
-      <w:r>
-        <w:rPr>
-          <w:rFonts w:ascii="Assistant Medium" w:hAnsi="Assistant Medium" w:cs="Assistant Medium"/>
-          <w:lang w:val="en-US"/>
-        </w:rPr>
-        <w:t xml:space="preserve">Major access lists </w:t>
-      </w:r>
-    </w:p>
-    <w:p>
-      <w:pPr>
-        <w:pStyle w:val="ListParagraph"/>
-        <w:numPr>
-          <w:ilvl w:val="0"/>
-          <w:numId w:val="4"/>
-        </w:numPr>
-        <w:spacing w:after="0" w:line="360" w:lineRule="auto"/>
-        <w:rPr>
-          <w:rFonts w:ascii="Assistant Medium" w:hAnsi="Assistant Medium" w:cs="Assistant Medium"/>
-          <w:b/>
-          <w:bCs/>
-          <w:u w:val="single"/>
-          <w:lang w:val="en-US"/>
-        </w:rPr>
-      </w:pPr>
-      <w:r>
-        <w:rPr>
-          <w:rFonts w:ascii="Assistant Medium" w:hAnsi="Assistant Medium" w:cs="Assistant Medium"/>
-          <w:lang w:val="en-US"/>
-        </w:rPr>
-        <w:t>Block VPN.</w:t>
-      </w:r>
-    </w:p>
-    <w:p>
-      <w:pPr>
-        <w:pStyle w:val="ListParagraph"/>
-        <w:numPr>
-          <w:ilvl w:val="0"/>
-          <w:numId w:val="4"/>
-        </w:numPr>
-        <w:spacing w:after="0" w:line="360" w:lineRule="auto"/>
-        <w:rPr>
-          <w:rFonts w:ascii="Assistant Medium" w:hAnsi="Assistant Medium" w:cs="Assistant Medium"/>
-          <w:b/>
-          <w:bCs/>
-          <w:u w:val="single"/>
-          <w:lang w:val="en-US"/>
-        </w:rPr>
-      </w:pPr>
-      <w:r>
-        <w:rPr>
-          <w:rFonts w:ascii="Assistant Medium" w:hAnsi="Assistant Medium" w:cs="Assistant Medium"/>
-          <w:lang w:val="en-US"/>
-        </w:rPr>
-        <w:t>Block traffic from datacenters.</w:t>
-      </w:r>
-    </w:p>
-    <w:p>
-      <w:pPr>
-        <w:pStyle w:val="ListParagraph"/>
-        <w:numPr>
-          <w:ilvl w:val="0"/>
-          <w:numId w:val="4"/>
-        </w:numPr>
-        <w:spacing w:after="0" w:line="360" w:lineRule="auto"/>
-        <w:rPr>
-          <w:rFonts w:ascii="Assistant Medium" w:hAnsi="Assistant Medium" w:cs="Assistant Medium"/>
-          <w:b/>
-          <w:bCs/>
-          <w:u w:val="single"/>
-          <w:lang w:val="en-US"/>
-        </w:rPr>
-      </w:pPr>
-      <w:r>
-        <w:rPr>
-          <w:rFonts w:ascii="Assistant Medium" w:hAnsi="Assistant Medium" w:cs="Assistant Medium"/>
-          <w:lang w:val="en-US"/>
-        </w:rPr>
-        <w:t>Block TOR</w:t>
-      </w:r>
-    </w:p>
-    <w:p>
-      <w:pPr>
-        <w:pStyle w:val="ListParagraph"/>
-        <w:numPr>
-          <w:ilvl w:val="0"/>
-          <w:numId w:val="4"/>
-        </w:numPr>
-        <w:spacing w:after="0" w:line="360" w:lineRule="auto"/>
-        <w:rPr>
-          <w:rFonts w:ascii="Assistant Medium" w:hAnsi="Assistant Medium" w:cs="Assistant Medium"/>
-          <w:b/>
-          <w:bCs/>
-          <w:u w:val="single"/>
-          <w:lang w:val="en-US"/>
-        </w:rPr>
-      </w:pPr>
-      <w:r>
-        <w:rPr>
-          <w:rFonts w:ascii="Assistant Medium" w:hAnsi="Assistant Medium" w:cs="Assistant Medium"/>
-          <w:lang w:val="en-US"/>
-        </w:rPr>
-        <w:t>Block known BOTS.</w:t>
-      </w:r>
-    </w:p>
-    <w:p>
-      <w:pPr>
-        <w:pStyle w:val="ListParagraph"/>
-        <w:numPr>
-          <w:ilvl w:val="0"/>
-          <w:numId w:val="4"/>
-        </w:numPr>
-        <w:spacing w:after="0" w:line="360" w:lineRule="auto"/>
-        <w:rPr>
-          <w:rFonts w:ascii="Assistant Medium" w:hAnsi="Assistant Medium" w:cs="Assistant Medium"/>
-          <w:b/>
-          <w:bCs/>
-          <w:u w:val="single"/>
-          <w:lang w:val="en-US"/>
-        </w:rPr>
-      </w:pPr>
-      <w:proofErr w:type="spellStart"/>
-      <w:r>
-        <w:rPr>
-          <w:rFonts w:ascii="Assistant Medium" w:hAnsi="Assistant Medium" w:cs="Assistant Medium"/>
-          <w:lang w:val="en-US"/>
-        </w:rPr>
-        <w:t>Abuseipdb</w:t>
-      </w:r>
-      <w:proofErr w:type="spellEnd"/>
-      <w:r>
-        <w:rPr>
-          <w:rFonts w:ascii="Assistant Medium" w:hAnsi="Assistant Medium" w:cs="Assistant Medium"/>
-          <w:lang w:val="en-US"/>
-        </w:rPr>
-        <w:t xml:space="preserve"> and other known feeds.</w:t>
-      </w:r>
-    </w:p>
-    <w:p>
-      <w:pPr>
-        <w:pStyle w:val="ListParagraph"/>
-        <w:numPr>
-          <w:ilvl w:val="0"/>
-          <w:numId w:val="2"/>
-        </w:numPr>
-        <w:spacing w:after="0" w:line="360" w:lineRule="auto"/>
-        <w:rPr>
-          <w:rFonts w:ascii="Assistant Medium" w:hAnsi="Assistant Medium" w:cs="Assistant Medium"/>
-          <w:b/>
-          <w:bCs/>
-          <w:u w:val="single"/>
-          <w:lang w:val="en-US"/>
-        </w:rPr>
-      </w:pPr>
-      <w:r>
-        <w:rPr>
-          <w:rFonts w:ascii="Assistant Medium" w:hAnsi="Assistant Medium" w:cs="Assistant Medium"/>
-          <w:lang w:val="en-US"/>
-        </w:rPr>
-        <w:t>Upload scanning</w:t>
-      </w:r>
-      <w:r>
-        <w:rPr>
-          <w:rFonts w:ascii="Assistant Medium" w:hAnsi="Assistant Medium" w:cs="Assistant Medium"/>
-          <w:lang w:val="en-US"/>
-        </w:rPr>
-        <w:t xml:space="preserve"> against malwares and CSAM.</w:t>
-      </w:r>
-    </w:p>
-    <w:p>
-      <w:pPr>
-        <w:pStyle w:val="ListParagraph"/>
-        <w:numPr>
-          <w:ilvl w:val="0"/>
-          <w:numId w:val="2"/>
-        </w:numPr>
-        <w:spacing w:after="0" w:line="360" w:lineRule="auto"/>
-        <w:rPr>
-          <w:rFonts w:ascii="Assistant Medium" w:hAnsi="Assistant Medium" w:cs="Assistant Medium"/>
-          <w:b/>
-          <w:bCs/>
-          <w:u w:val="single"/>
-          <w:lang w:val="en-US"/>
-        </w:rPr>
-      </w:pPr>
-      <w:r>
-        <w:rPr>
-          <w:rFonts w:ascii="Assistant Medium" w:hAnsi="Assistant Medium" w:cs="Assistant Medium"/>
-          <w:lang w:val="en-US"/>
-        </w:rPr>
-        <w:t>Domain hold.</w:t>
-      </w:r>
-    </w:p>
-    <w:p>
-      <w:pPr>
-        <w:pStyle w:val="ListParagraph"/>
-        <w:numPr>
-          <w:ilvl w:val="0"/>
-          <w:numId w:val="2"/>
-        </w:numPr>
-        <w:spacing w:after="0" w:line="360" w:lineRule="auto"/>
-        <w:rPr>
-          <w:rFonts w:ascii="Assistant Medium" w:hAnsi="Assistant Medium" w:cs="Assistant Medium"/>
-          <w:b/>
-          <w:bCs/>
-          <w:u w:val="single"/>
-          <w:lang w:val="en-US"/>
-        </w:rPr>
-      </w:pPr>
-      <w:proofErr w:type="spellStart"/>
-      <w:r>
-        <w:rPr>
-          <w:rFonts w:ascii="Assistant Medium" w:hAnsi="Assistant Medium" w:cs="Assistant Medium"/>
-          <w:lang w:val="en-US"/>
-        </w:rPr>
-        <w:t>Whois</w:t>
-      </w:r>
-      <w:proofErr w:type="spellEnd"/>
-      <w:r>
-        <w:rPr>
-          <w:rFonts w:ascii="Assistant Medium" w:hAnsi="Assistant Medium" w:cs="Assistant Medium"/>
-          <w:lang w:val="en-US"/>
-        </w:rPr>
-        <w:t xml:space="preserve"> privacy.</w:t>
-      </w:r>
-    </w:p>
-    <w:p>
-      <w:pPr>
-        <w:pStyle w:val="ListParagraph"/>
-        <w:numPr>
-          <w:ilvl w:val="0"/>
-          <w:numId w:val="2"/>
-        </w:numPr>
-        <w:spacing w:after="0" w:line="360" w:lineRule="auto"/>
-        <w:rPr>
-          <w:rFonts w:ascii="Assistant Medium" w:hAnsi="Assistant Medium" w:cs="Assistant Medium"/>
-          <w:b/>
-          <w:bCs/>
-          <w:u w:val="single"/>
-          <w:lang w:val="en-US"/>
-        </w:rPr>
-      </w:pPr>
-      <w:r>
-        <w:rPr>
-          <w:rFonts w:ascii="Assistant Medium" w:hAnsi="Assistant Medium" w:cs="Assistant Medium"/>
-          <w:lang w:val="en-US"/>
-        </w:rPr>
-        <w:t>Block post requests.</w:t>
-      </w:r>
-    </w:p>
-    <w:p>
-      <w:pPr>
-        <w:pStyle w:val="ListParagraph"/>
-        <w:numPr>
-          <w:ilvl w:val="0"/>
-          <w:numId w:val="2"/>
-        </w:numPr>
-        <w:spacing w:after="0" w:line="360" w:lineRule="auto"/>
-        <w:rPr>
-          <w:rFonts w:ascii="Assistant Medium" w:hAnsi="Assistant Medium" w:cs="Assistant Medium"/>
-          <w:b/>
-          <w:bCs/>
-          <w:u w:val="single"/>
-          <w:lang w:val="en-US"/>
-        </w:rPr>
-      </w:pPr>
-      <w:r>
-        <w:rPr>
-          <w:rFonts w:ascii="Assistant Medium" w:hAnsi="Assistant Medium" w:cs="Assistant Medium"/>
-          <w:lang w:val="en-US"/>
-        </w:rPr>
-        <w:t>Request and response body limit.</w:t>
-      </w:r>
-    </w:p>
-    <w:p>
-      <w:pPr>
-        <w:pStyle w:val="ListParagraph"/>
-        <w:numPr>
-          <w:ilvl w:val="0"/>
-          <w:numId w:val="2"/>
-        </w:numPr>
-        <w:spacing w:after="0" w:line="360" w:lineRule="auto"/>
-        <w:rPr>
-          <w:rFonts w:ascii="Assistant Medium" w:hAnsi="Assistant Medium" w:cs="Assistant Medium"/>
-          <w:lang w:val="en-US"/>
-        </w:rPr>
-      </w:pPr>
-      <w:r>
-        <w:rPr>
-          <w:rFonts w:ascii="Assistant Medium" w:hAnsi="Assistant Medium" w:cs="Assistant Medium"/>
-          <w:lang w:val="en-US"/>
-        </w:rPr>
-        <w:t>Real-time threat intelligence</w:t>
-      </w:r>
-      <w:r>
-        <w:rPr>
-          <w:rFonts w:ascii="Assistant Medium" w:hAnsi="Assistant Medium" w:cs="Assistant Medium"/>
-          <w:lang w:val="en-US"/>
-        </w:rPr>
-        <w:t>.</w:t>
-      </w:r>
-    </w:p>
-    <w:p>
-      <w:pPr>
-        <w:spacing w:after="0" w:line="360" w:lineRule="auto"/>
-        <w:rPr>
-          <w:rFonts w:ascii="Assistant Medium" w:hAnsi="Assistant Medium" w:cs="Assistant Medium"/>
-          <w:b/>
-          <w:bCs/>
-          <w:u w:val="single"/>
-          <w:lang w:val="en-US"/>
-        </w:rPr>
-      </w:pPr>
-    </w:p>
-    <w:p>
-      <w:pPr>
-        <w:spacing w:after="0" w:line="360" w:lineRule="auto"/>
-        <w:rPr>
-          <w:rFonts w:ascii="Assistant Medium" w:hAnsi="Assistant Medium" w:cs="Assistant Medium"/>
-          <w:lang w:val="en-US"/>
-        </w:rPr>
       </w:pPr>
     </w:p>
     <w:p>
@@ -6089,7 +3577,10 @@
           <w:lang w:val="en-US"/>
         </w:rPr>
       </w:pPr>
-      <w:r>
+    </w:p>
+    <w:p>
+      <w:pPr>
+        <w:spacing w:after="0" w:line="360" w:lineRule="auto"/>
         <w:rPr>
           <w:rFonts w:ascii="Assistant Medium" w:hAnsi="Assistant Medium" w:cs="Assistant Medium"/>
           <w:b/>
@@ -6099,181 +3590,6 @@
           <w:u w:val="single"/>
           <w:lang w:val="en-US"/>
         </w:rPr>
-        <w:t>Backups</w:t>
-      </w:r>
-    </w:p>
-    <w:p>
-      <w:pPr>
-        <w:pStyle w:val="ListParagraph"/>
-        <w:numPr>
-          <w:ilvl w:val="0"/>
-          <w:numId w:val="2"/>
-        </w:numPr>
-        <w:spacing w:after="0" w:line="360" w:lineRule="auto"/>
-        <w:rPr>
-          <w:rFonts w:ascii="Assistant Medium" w:hAnsi="Assistant Medium" w:cs="Assistant Medium"/>
-          <w:u w:val="single"/>
-          <w:lang w:val="en-US"/>
-        </w:rPr>
-      </w:pPr>
-      <w:r>
-        <w:rPr>
-          <w:rFonts w:ascii="Assistant Medium" w:hAnsi="Assistant Medium" w:cs="Assistant Medium"/>
-          <w:lang w:val="en-US"/>
-        </w:rPr>
-        <w:t xml:space="preserve">Fast </w:t>
-      </w:r>
-      <w:r>
-        <w:rPr>
-          <w:rFonts w:ascii="Assistant Medium" w:hAnsi="Assistant Medium" w:cs="Assistant Medium"/>
-          <w:lang w:val="en-US"/>
-        </w:rPr>
-        <w:t>Large</w:t>
-      </w:r>
-      <w:r>
-        <w:rPr>
-          <w:rFonts w:ascii="Assistant Medium" w:hAnsi="Assistant Medium" w:cs="Assistant Medium"/>
-          <w:lang w:val="en-US"/>
-        </w:rPr>
-        <w:t xml:space="preserve"> </w:t>
-      </w:r>
-      <w:r>
-        <w:rPr>
-          <w:rFonts w:ascii="Assistant Medium" w:hAnsi="Assistant Medium" w:cs="Assistant Medium"/>
-          <w:lang w:val="en-US"/>
-        </w:rPr>
-        <w:t>capacity Disk on keys</w:t>
-      </w:r>
-      <w:r>
-        <w:rPr>
-          <w:rFonts w:ascii="Assistant Medium" w:hAnsi="Assistant Medium" w:cs="Assistant Medium"/>
-          <w:lang w:val="en-US"/>
-        </w:rPr>
-        <w:t xml:space="preserve"> up to 1TB each.</w:t>
-      </w:r>
-    </w:p>
-    <w:p>
-      <w:pPr>
-        <w:pStyle w:val="ListParagraph"/>
-        <w:numPr>
-          <w:ilvl w:val="0"/>
-          <w:numId w:val="2"/>
-        </w:numPr>
-        <w:spacing w:after="0" w:line="360" w:lineRule="auto"/>
-        <w:rPr>
-          <w:rFonts w:ascii="Assistant Medium" w:hAnsi="Assistant Medium" w:cs="Assistant Medium"/>
-          <w:u w:val="single"/>
-          <w:lang w:val="en-US"/>
-        </w:rPr>
-      </w:pPr>
-      <w:r>
-        <w:rPr>
-          <w:rFonts w:ascii="Assistant Medium" w:hAnsi="Assistant Medium" w:cs="Assistant Medium"/>
-          <w:lang w:val="en-US"/>
-        </w:rPr>
-        <w:t>Hard disks.</w:t>
-      </w:r>
-    </w:p>
-    <w:p>
-      <w:pPr>
-        <w:pStyle w:val="ListParagraph"/>
-        <w:numPr>
-          <w:ilvl w:val="0"/>
-          <w:numId w:val="2"/>
-        </w:numPr>
-        <w:spacing w:after="0" w:line="360" w:lineRule="auto"/>
-        <w:rPr>
-          <w:rFonts w:ascii="Assistant Medium" w:hAnsi="Assistant Medium" w:cs="Assistant Medium"/>
-          <w:u w:val="single"/>
-          <w:lang w:val="en-US"/>
-        </w:rPr>
-      </w:pPr>
-      <w:proofErr w:type="spellStart"/>
-      <w:r>
-        <w:rPr>
-          <w:rFonts w:ascii="Assistant Medium" w:hAnsi="Assistant Medium" w:cs="Assistant Medium"/>
-          <w:lang w:val="en-US"/>
-        </w:rPr>
-        <w:t>Onedrive</w:t>
-      </w:r>
-      <w:proofErr w:type="spellEnd"/>
-      <w:r>
-        <w:rPr>
-          <w:rFonts w:ascii="Assistant Medium" w:hAnsi="Assistant Medium" w:cs="Assistant Medium"/>
-          <w:lang w:val="en-US"/>
-        </w:rPr>
-        <w:t xml:space="preserve"> (6x1TB).</w:t>
-      </w:r>
-    </w:p>
-    <w:p>
-      <w:pPr>
-        <w:pStyle w:val="ListParagraph"/>
-        <w:numPr>
-          <w:ilvl w:val="0"/>
-          <w:numId w:val="2"/>
-        </w:numPr>
-        <w:spacing w:after="0" w:line="360" w:lineRule="auto"/>
-        <w:rPr>
-          <w:rFonts w:ascii="Assistant Medium" w:hAnsi="Assistant Medium" w:cs="Assistant Medium"/>
-          <w:u w:val="single"/>
-          <w:lang w:val="en-US"/>
-        </w:rPr>
-      </w:pPr>
-      <w:r>
-        <w:rPr>
-          <w:rFonts w:ascii="Assistant Medium" w:hAnsi="Assistant Medium" w:cs="Assistant Medium"/>
-          <w:lang w:val="en-US"/>
-        </w:rPr>
-        <w:t>Family Google drive with combined 2TB shared with separate space per person.</w:t>
-      </w:r>
-    </w:p>
-    <w:p>
-      <w:pPr>
-        <w:pStyle w:val="ListParagraph"/>
-        <w:numPr>
-          <w:ilvl w:val="0"/>
-          <w:numId w:val="2"/>
-        </w:numPr>
-        <w:spacing w:after="0" w:line="360" w:lineRule="auto"/>
-        <w:rPr>
-          <w:rFonts w:ascii="Assistant Medium" w:hAnsi="Assistant Medium" w:cs="Assistant Medium"/>
-          <w:u w:val="single"/>
-          <w:lang w:val="en-US"/>
-        </w:rPr>
-      </w:pPr>
-      <w:r>
-        <w:rPr>
-          <w:rFonts w:ascii="Assistant Medium" w:hAnsi="Assistant Medium" w:cs="Assistant Medium"/>
-          <w:lang w:val="en-US"/>
-        </w:rPr>
-        <w:t>Servers</w:t>
-      </w:r>
-      <w:r>
-        <w:rPr>
-          <w:rFonts w:ascii="Assistant Medium" w:hAnsi="Assistant Medium" w:cs="Assistant Medium"/>
-          <w:lang w:val="en-US"/>
-        </w:rPr>
-        <w:t xml:space="preserve"> snapshots on multiple separated regions.</w:t>
-      </w:r>
-    </w:p>
-    <w:p>
-      <w:pPr>
-        <w:spacing w:after="0" w:line="360" w:lineRule="auto"/>
-        <w:rPr>
-          <w:rFonts w:ascii="Assistant Medium" w:hAnsi="Assistant Medium" w:cs="Assistant Medium"/>
-          <w:u w:val="single"/>
-          <w:lang w:val="en-US"/>
-        </w:rPr>
-      </w:pPr>
-    </w:p>
-    <w:p>
-      <w:pPr>
-        <w:spacing w:after="0" w:line="360" w:lineRule="auto"/>
-        <w:rPr>
-          <w:rFonts w:ascii="Assistant Medium" w:hAnsi="Assistant Medium" w:cs="Assistant Medium"/>
-          <w:u w:val="single"/>
-          <w:lang w:val="en-US"/>
-        </w:rPr>
       </w:pPr>
     </w:p>
     <w:p>
@@ -6289,7 +3605,10 @@
           <w:lang w:val="en-US"/>
         </w:rPr>
       </w:pPr>
-      <w:r>
+    </w:p>
+    <w:p>
+      <w:pPr>
+        <w:spacing w:after="0" w:line="360" w:lineRule="auto"/>
         <w:rPr>
           <w:rFonts w:ascii="Assistant Medium" w:hAnsi="Assistant Medium" w:cs="Assistant Medium"/>
           <w:b/>
@@ -6299,9 +3618,11 @@
           <w:u w:val="single"/>
           <w:lang w:val="en-US"/>
         </w:rPr>
-        <w:t xml:space="preserve">Previously </w:t>
-      </w:r>
-      <w:r>
+      </w:pPr>
+    </w:p>
+    <w:p>
+      <w:pPr>
+        <w:spacing w:after="0" w:line="360" w:lineRule="auto"/>
         <w:rPr>
           <w:rFonts w:ascii="Assistant Medium" w:hAnsi="Assistant Medium" w:cs="Assistant Medium"/>
           <w:b/>
@@ -6311,9 +3632,11 @@
           <w:u w:val="single"/>
           <w:lang w:val="en-US"/>
         </w:rPr>
-        <w:t>used</w:t>
-      </w:r>
-      <w:r>
+      </w:pPr>
+    </w:p>
+    <w:p>
+      <w:pPr>
+        <w:spacing w:after="0" w:line="360" w:lineRule="auto"/>
         <w:rPr>
           <w:rFonts w:ascii="Assistant Medium" w:hAnsi="Assistant Medium" w:cs="Assistant Medium"/>
           <w:b/>
@@ -6323,8 +3646,7 @@
           <w:u w:val="single"/>
           <w:lang w:val="en-US"/>
         </w:rPr>
-        <w:t>,</w:t>
-      </w:r>
+      </w:pPr>
       <w:r>
         <w:rPr>
           <w:rFonts w:ascii="Assistant Medium" w:hAnsi="Assistant Medium" w:cs="Assistant Medium"/>
@@ -6335,8 +3657,603 @@
           <w:u w:val="single"/>
           <w:lang w:val="en-US"/>
         </w:rPr>
+        <w:lastRenderedPageBreak/>
+        <w:t>Monitoring</w:t>
+      </w:r>
+    </w:p>
+    <w:p>
+      <w:pPr>
+        <w:pStyle w:val="ListParagraph"/>
+        <w:numPr>
+          <w:ilvl w:val="0"/>
+          <w:numId w:val="2"/>
+        </w:numPr>
+        <w:spacing w:after="0" w:line="360" w:lineRule="auto"/>
+        <w:rPr>
+          <w:rFonts w:ascii="Assistant Medium" w:hAnsi="Assistant Medium" w:cs="Assistant Medium"/>
+          <w:lang w:val="en-US"/>
+        </w:rPr>
+      </w:pPr>
+      <w:r>
+        <w:rPr>
+          <w:rFonts w:ascii="Assistant Medium" w:hAnsi="Assistant Medium" w:cs="Assistant Medium"/>
+          <w:lang w:val="en-US"/>
+        </w:rPr>
+        <w:t xml:space="preserve">Wazuh SIEM </w:t>
+      </w:r>
+      <w:r>
+        <w:rPr>
+          <w:rFonts w:ascii="Assistant Medium" w:hAnsi="Assistant Medium" w:cs="Assistant Medium"/>
+          <w:lang w:val="en-US"/>
+        </w:rPr>
+        <w:t xml:space="preserve">- located </w:t>
+      </w:r>
+      <w:r>
+        <w:rPr>
+          <w:rFonts w:ascii="Assistant Medium" w:hAnsi="Assistant Medium" w:cs="Assistant Medium"/>
+          <w:lang w:val="en-US"/>
+        </w:rPr>
+        <w:t>on EC2 AWS.</w:t>
+      </w:r>
+    </w:p>
+    <w:p>
+      <w:pPr>
+        <w:pStyle w:val="ListParagraph"/>
+        <w:numPr>
+          <w:ilvl w:val="0"/>
+          <w:numId w:val="4"/>
+        </w:numPr>
+        <w:spacing w:after="0" w:line="360" w:lineRule="auto"/>
+        <w:rPr>
+          <w:rFonts w:ascii="Assistant Medium" w:hAnsi="Assistant Medium" w:cs="Assistant Medium"/>
+          <w:lang w:val="en-US"/>
+        </w:rPr>
+      </w:pPr>
+      <w:r>
+        <w:rPr>
+          <w:rFonts w:ascii="Assistant Medium" w:hAnsi="Assistant Medium" w:cs="Assistant Medium"/>
+          <w:lang w:val="en-US"/>
+        </w:rPr>
+        <w:t xml:space="preserve">More than 550 custom rules. </w:t>
+      </w:r>
+    </w:p>
+    <w:p>
+      <w:pPr>
+        <w:pStyle w:val="ListParagraph"/>
+        <w:numPr>
+          <w:ilvl w:val="0"/>
+          <w:numId w:val="4"/>
+        </w:numPr>
+        <w:spacing w:after="0" w:line="360" w:lineRule="auto"/>
+        <w:rPr>
+          <w:rFonts w:ascii="Assistant Medium" w:hAnsi="Assistant Medium" w:cs="Assistant Medium"/>
+          <w:lang w:val="en-US"/>
+        </w:rPr>
+      </w:pPr>
+      <w:r>
+        <w:rPr>
+          <w:rFonts w:ascii="Assistant Medium" w:hAnsi="Assistant Medium" w:cs="Assistant Medium"/>
+          <w:lang w:val="en-US"/>
+        </w:rPr>
+        <w:t>Alerting immediately to Slack on my phone.</w:t>
+      </w:r>
+    </w:p>
+    <w:p>
+      <w:pPr>
+        <w:pStyle w:val="ListParagraph"/>
+        <w:numPr>
+          <w:ilvl w:val="0"/>
+          <w:numId w:val="4"/>
+        </w:numPr>
+        <w:spacing w:after="0" w:line="360" w:lineRule="auto"/>
+        <w:rPr>
+          <w:rFonts w:ascii="Assistant Medium" w:hAnsi="Assistant Medium" w:cs="Assistant Medium"/>
+          <w:lang w:val="en-US"/>
+        </w:rPr>
+      </w:pPr>
+      <w:r>
+        <w:rPr>
+          <w:rFonts w:ascii="Assistant Medium" w:hAnsi="Assistant Medium" w:cs="Assistant Medium"/>
+          <w:lang w:val="en-US"/>
+        </w:rPr>
+        <w:t xml:space="preserve">All windows computers </w:t>
+      </w:r>
+      <w:r>
+        <w:rPr>
+          <w:rFonts w:ascii="Assistant Medium" w:hAnsi="Assistant Medium" w:cs="Assistant Medium"/>
+          <w:lang w:val="en-US"/>
+        </w:rPr>
+        <w:t>have</w:t>
+      </w:r>
+      <w:r>
+        <w:rPr>
+          <w:rFonts w:ascii="Assistant Medium" w:hAnsi="Assistant Medium" w:cs="Assistant Medium"/>
+          <w:lang w:val="en-US"/>
+        </w:rPr>
+        <w:t xml:space="preserve"> agent</w:t>
+      </w:r>
+      <w:r>
+        <w:rPr>
+          <w:rFonts w:ascii="Assistant Medium" w:hAnsi="Assistant Medium" w:cs="Assistant Medium"/>
+          <w:lang w:val="en-US"/>
+        </w:rPr>
+        <w:t>s</w:t>
+      </w:r>
+      <w:r>
+        <w:rPr>
+          <w:rFonts w:ascii="Assistant Medium" w:hAnsi="Assistant Medium" w:cs="Assistant Medium"/>
+          <w:lang w:val="en-US"/>
+        </w:rPr>
+        <w:t xml:space="preserve"> on them.</w:t>
+      </w:r>
+    </w:p>
+    <w:p>
+      <w:pPr>
+        <w:pStyle w:val="ListParagraph"/>
+        <w:numPr>
+          <w:ilvl w:val="0"/>
+          <w:numId w:val="4"/>
+        </w:numPr>
+        <w:spacing w:after="0" w:line="360" w:lineRule="auto"/>
+        <w:rPr>
+          <w:rFonts w:ascii="Assistant Medium" w:hAnsi="Assistant Medium" w:cs="Assistant Medium"/>
+          <w:lang w:val="en-US"/>
+        </w:rPr>
+      </w:pPr>
+      <w:r>
+        <w:rPr>
+          <w:rFonts w:ascii="Assistant Medium" w:hAnsi="Assistant Medium" w:cs="Assistant Medium"/>
+          <w:lang w:val="en-US"/>
+        </w:rPr>
+        <w:t>All servers have agent</w:t>
+      </w:r>
+      <w:r>
+        <w:rPr>
+          <w:rFonts w:ascii="Assistant Medium" w:hAnsi="Assistant Medium" w:cs="Assistant Medium"/>
+          <w:lang w:val="en-US"/>
+        </w:rPr>
+        <w:t>s</w:t>
+      </w:r>
+      <w:r>
+        <w:rPr>
+          <w:rFonts w:ascii="Assistant Medium" w:hAnsi="Assistant Medium" w:cs="Assistant Medium"/>
+          <w:lang w:val="en-US"/>
+        </w:rPr>
+        <w:t xml:space="preserve"> on them.</w:t>
+      </w:r>
+    </w:p>
+    <w:p>
+      <w:pPr>
+        <w:pStyle w:val="ListParagraph"/>
+        <w:numPr>
+          <w:ilvl w:val="0"/>
+          <w:numId w:val="4"/>
+        </w:numPr>
+        <w:spacing w:after="0" w:line="360" w:lineRule="auto"/>
+        <w:rPr>
+          <w:rFonts w:ascii="Assistant Medium" w:hAnsi="Assistant Medium" w:cs="Assistant Medium"/>
+          <w:lang w:val="en-US"/>
+        </w:rPr>
+      </w:pPr>
+      <w:r>
+        <w:rPr>
+          <w:rFonts w:ascii="Assistant Medium" w:hAnsi="Assistant Medium" w:cs="Assistant Medium"/>
+          <w:lang w:val="en-US"/>
+        </w:rPr>
+        <w:t>The Firewall</w:t>
+      </w:r>
+      <w:r>
+        <w:rPr>
+          <w:rFonts w:ascii="Assistant Medium" w:hAnsi="Assistant Medium" w:cs="Assistant Medium"/>
+          <w:lang w:val="en-US"/>
+        </w:rPr>
+        <w:t>s</w:t>
+      </w:r>
+      <w:r>
+        <w:rPr>
+          <w:rFonts w:ascii="Assistant Medium" w:hAnsi="Assistant Medium" w:cs="Assistant Medium"/>
+          <w:lang w:val="en-US"/>
+        </w:rPr>
+        <w:t xml:space="preserve"> gets monitored.</w:t>
+      </w:r>
+    </w:p>
+    <w:p>
+      <w:pPr>
+        <w:pStyle w:val="ListParagraph"/>
+        <w:numPr>
+          <w:ilvl w:val="0"/>
+          <w:numId w:val="4"/>
+        </w:numPr>
+        <w:spacing w:after="0" w:line="360" w:lineRule="auto"/>
+        <w:rPr>
+          <w:rFonts w:ascii="Assistant Medium" w:hAnsi="Assistant Medium" w:cs="Assistant Medium"/>
+          <w:lang w:val="en-US"/>
+        </w:rPr>
+      </w:pPr>
+      <w:r>
+        <w:rPr>
+          <w:rFonts w:ascii="Assistant Medium" w:hAnsi="Assistant Medium" w:cs="Assistant Medium"/>
+          <w:lang w:val="en-US"/>
+        </w:rPr>
+        <w:t>Checkpoint EDR monitored on pc and server.</w:t>
+      </w:r>
+    </w:p>
+    <w:p>
+      <w:pPr>
+        <w:pStyle w:val="ListParagraph"/>
+        <w:numPr>
+          <w:ilvl w:val="0"/>
+          <w:numId w:val="4"/>
+        </w:numPr>
+        <w:spacing w:after="0" w:line="360" w:lineRule="auto"/>
+        <w:rPr>
+          <w:rFonts w:ascii="Assistant Medium" w:hAnsi="Assistant Medium" w:cs="Assistant Medium"/>
+          <w:lang w:val="en-US"/>
+        </w:rPr>
+      </w:pPr>
+      <w:r>
+        <w:rPr>
+          <w:rFonts w:ascii="Assistant Medium" w:hAnsi="Assistant Medium" w:cs="Assistant Medium"/>
+          <w:lang w:val="en-US"/>
+        </w:rPr>
+        <w:t>Checkpoint harmony mobile monitoring.</w:t>
+      </w:r>
+    </w:p>
+    <w:p>
+      <w:pPr>
+        <w:pStyle w:val="ListParagraph"/>
+        <w:numPr>
+          <w:ilvl w:val="0"/>
+          <w:numId w:val="4"/>
+        </w:numPr>
+        <w:spacing w:after="0" w:line="360" w:lineRule="auto"/>
+        <w:rPr>
+          <w:rFonts w:ascii="Assistant Medium" w:hAnsi="Assistant Medium" w:cs="Assistant Medium"/>
+          <w:lang w:val="en-US"/>
+        </w:rPr>
+      </w:pPr>
+      <w:r>
+        <w:rPr>
+          <w:rFonts w:ascii="Assistant Medium" w:hAnsi="Assistant Medium" w:cs="Assistant Medium"/>
+          <w:lang w:val="en-US"/>
+        </w:rPr>
+        <w:t>Checkpoint Email monitoring</w:t>
+      </w:r>
+    </w:p>
+    <w:p>
+      <w:pPr>
+        <w:pStyle w:val="ListParagraph"/>
+        <w:numPr>
+          <w:ilvl w:val="0"/>
+          <w:numId w:val="4"/>
+        </w:numPr>
+        <w:spacing w:after="0" w:line="360" w:lineRule="auto"/>
+        <w:rPr>
+          <w:rFonts w:ascii="Assistant Medium" w:hAnsi="Assistant Medium" w:cs="Assistant Medium"/>
+          <w:lang w:val="en-US"/>
+        </w:rPr>
+      </w:pPr>
+      <w:r>
+        <w:rPr>
+          <w:rFonts w:ascii="Assistant Medium" w:hAnsi="Assistant Medium" w:cs="Assistant Medium"/>
+          <w:lang w:val="en-US"/>
+        </w:rPr>
+        <w:t>Virustotal on windows pc by agent.</w:t>
+      </w:r>
+    </w:p>
+    <w:p>
+      <w:pPr>
+        <w:pStyle w:val="ListParagraph"/>
+        <w:numPr>
+          <w:ilvl w:val="0"/>
+          <w:numId w:val="4"/>
+        </w:numPr>
+        <w:spacing w:after="0" w:line="360" w:lineRule="auto"/>
+        <w:rPr>
+          <w:rFonts w:ascii="Assistant Medium" w:hAnsi="Assistant Medium" w:cs="Assistant Medium"/>
+          <w:lang w:val="en-US"/>
+        </w:rPr>
+      </w:pPr>
+      <w:r>
+        <w:rPr>
+          <w:rFonts w:ascii="Assistant Medium" w:hAnsi="Assistant Medium" w:cs="Assistant Medium"/>
+          <w:lang w:val="en-US"/>
+        </w:rPr>
+        <w:t>File integrity monitoring.</w:t>
+      </w:r>
+    </w:p>
+    <w:p>
+      <w:pPr>
+        <w:pStyle w:val="ListParagraph"/>
+        <w:numPr>
+          <w:ilvl w:val="0"/>
+          <w:numId w:val="4"/>
+        </w:numPr>
+        <w:spacing w:after="0" w:line="360" w:lineRule="auto"/>
+        <w:rPr>
+          <w:rFonts w:ascii="Assistant Medium" w:hAnsi="Assistant Medium" w:cs="Assistant Medium"/>
+          <w:lang w:val="en-US"/>
+        </w:rPr>
+      </w:pPr>
+      <w:r>
+        <w:rPr>
+          <w:rFonts w:ascii="Assistant Medium" w:hAnsi="Assistant Medium" w:cs="Assistant Medium"/>
+          <w:lang w:val="en-US"/>
+        </w:rPr>
+        <w:t>Aws monitoring.</w:t>
+      </w:r>
+    </w:p>
+    <w:p>
+      <w:pPr>
+        <w:pStyle w:val="ListParagraph"/>
+        <w:numPr>
+          <w:ilvl w:val="0"/>
+          <w:numId w:val="4"/>
+        </w:numPr>
+        <w:spacing w:after="0" w:line="360" w:lineRule="auto"/>
+        <w:rPr>
+          <w:rFonts w:ascii="Assistant Medium" w:hAnsi="Assistant Medium" w:cs="Assistant Medium"/>
+          <w:lang w:val="en-US"/>
+        </w:rPr>
+      </w:pPr>
+      <w:r>
+        <w:rPr>
+          <w:rFonts w:ascii="Assistant Medium" w:hAnsi="Assistant Medium" w:cs="Assistant Medium"/>
+          <w:lang w:val="en-US"/>
+        </w:rPr>
+        <w:t>Cis benchmark checks.</w:t>
+      </w:r>
+    </w:p>
+    <w:p>
+      <w:pPr>
+        <w:pStyle w:val="ListParagraph"/>
+        <w:numPr>
+          <w:ilvl w:val="0"/>
+          <w:numId w:val="4"/>
+        </w:numPr>
+        <w:spacing w:after="0" w:line="360" w:lineRule="auto"/>
+        <w:rPr>
+          <w:rFonts w:ascii="Assistant Medium" w:hAnsi="Assistant Medium" w:cs="Assistant Medium"/>
+          <w:lang w:val="en-US"/>
+        </w:rPr>
+      </w:pPr>
+      <w:r>
+        <w:rPr>
+          <w:rFonts w:ascii="Assistant Medium" w:hAnsi="Assistant Medium" w:cs="Assistant Medium"/>
+          <w:lang w:val="en-US"/>
+        </w:rPr>
+        <w:t>Website monitoring for failures and ddos.</w:t>
+      </w:r>
+    </w:p>
+    <w:p>
+      <w:pPr>
+        <w:pStyle w:val="ListParagraph"/>
+        <w:numPr>
+          <w:ilvl w:val="0"/>
+          <w:numId w:val="4"/>
+        </w:numPr>
+        <w:spacing w:after="0" w:line="360" w:lineRule="auto"/>
+        <w:rPr>
+          <w:rFonts w:ascii="Assistant Medium" w:hAnsi="Assistant Medium" w:cs="Assistant Medium"/>
+          <w:lang w:val="en-US"/>
+        </w:rPr>
+      </w:pPr>
+      <w:r>
+        <w:rPr>
+          <w:rFonts w:ascii="Assistant Medium" w:hAnsi="Assistant Medium" w:cs="Assistant Medium"/>
+          <w:lang w:val="en-US"/>
+        </w:rPr>
+        <w:t>Additional services are monitored.</w:t>
+      </w:r>
+    </w:p>
+    <w:p>
+      <w:pPr>
+        <w:pStyle w:val="ListParagraph"/>
+        <w:numPr>
+          <w:ilvl w:val="0"/>
+          <w:numId w:val="2"/>
+        </w:numPr>
+        <w:spacing w:after="0" w:line="360" w:lineRule="auto"/>
+        <w:rPr>
+          <w:rFonts w:ascii="Assistant Medium" w:hAnsi="Assistant Medium" w:cs="Assistant Medium"/>
+          <w:lang w:val="en-US"/>
+        </w:rPr>
+      </w:pPr>
+      <w:r>
+        <w:rPr>
+          <w:rFonts w:ascii="Assistant Medium" w:hAnsi="Assistant Medium" w:cs="Assistant Medium"/>
+          <w:lang w:val="en-US"/>
+        </w:rPr>
+        <w:t>Dark web monitoring</w:t>
+      </w:r>
+    </w:p>
+    <w:p>
+      <w:pPr>
+        <w:pStyle w:val="ListParagraph"/>
+        <w:numPr>
+          <w:ilvl w:val="0"/>
+          <w:numId w:val="4"/>
+        </w:numPr>
+        <w:spacing w:after="0" w:line="360" w:lineRule="auto"/>
+        <w:rPr>
+          <w:rFonts w:ascii="Assistant Medium" w:hAnsi="Assistant Medium" w:cs="Assistant Medium"/>
+          <w:lang w:val="en-US"/>
+        </w:rPr>
+      </w:pPr>
+      <w:r>
+        <w:rPr>
+          <w:rFonts w:ascii="Assistant Medium" w:hAnsi="Assistant Medium" w:cs="Assistant Medium"/>
+          <w:lang w:val="en-US"/>
+        </w:rPr>
+        <w:t>Nordvpn darkweb monitoring</w:t>
+      </w:r>
+    </w:p>
+    <w:p>
+      <w:pPr>
+        <w:pStyle w:val="ListParagraph"/>
+        <w:numPr>
+          <w:ilvl w:val="0"/>
+          <w:numId w:val="4"/>
+        </w:numPr>
+        <w:spacing w:after="0" w:line="360" w:lineRule="auto"/>
+        <w:rPr>
+          <w:rFonts w:ascii="Assistant Medium" w:hAnsi="Assistant Medium" w:cs="Assistant Medium"/>
+          <w:lang w:val="en-US"/>
+        </w:rPr>
+      </w:pPr>
+      <w:r>
+        <w:rPr>
+          <w:rFonts w:ascii="Assistant Medium" w:hAnsi="Assistant Medium" w:cs="Assistant Medium"/>
+          <w:lang w:val="en-US"/>
+        </w:rPr>
+        <w:t>Roboform – part of their dark web monitoring.</w:t>
+      </w:r>
+    </w:p>
+    <w:p>
+      <w:pPr>
+        <w:pStyle w:val="ListParagraph"/>
+        <w:numPr>
+          <w:ilvl w:val="0"/>
+          <w:numId w:val="2"/>
+        </w:numPr>
+        <w:spacing w:after="0" w:line="360" w:lineRule="auto"/>
+        <w:rPr>
+          <w:rFonts w:ascii="Assistant Medium" w:hAnsi="Assistant Medium" w:cs="Assistant Medium"/>
+          <w:lang w:val="en-US"/>
+        </w:rPr>
+      </w:pPr>
+      <w:r>
+        <w:rPr>
+          <w:rFonts w:ascii="Assistant Medium" w:hAnsi="Assistant Medium" w:cs="Assistant Medium"/>
+          <w:lang w:val="en-US"/>
+        </w:rPr>
+        <w:t>S</w:t>
+      </w:r>
+      <w:r>
+        <w:rPr>
+          <w:rFonts w:ascii="Assistant Medium" w:hAnsi="Assistant Medium" w:cs="Assistant Medium"/>
+        </w:rPr>
+        <w:t>cout suite - AWS misconfiguration checks</w:t>
+      </w:r>
+      <w:r>
+        <w:rPr>
+          <w:rFonts w:ascii="Assistant Medium" w:hAnsi="Assistant Medium" w:cs="Assistant Medium"/>
+          <w:lang w:val="en-US"/>
+        </w:rPr>
         <w:t xml:space="preserve"> </w:t>
       </w:r>
+      <w:r>
+        <w:rPr>
+          <w:rFonts w:ascii="Assistant Medium" w:hAnsi="Assistant Medium" w:cs="Assistant Medium"/>
+          <w:lang w:val="en-US"/>
+        </w:rPr>
+        <w:t>– Manual checks.</w:t>
+      </w:r>
+    </w:p>
+    <w:p>
+      <w:pPr>
+        <w:pStyle w:val="ListParagraph"/>
+        <w:numPr>
+          <w:ilvl w:val="0"/>
+          <w:numId w:val="2"/>
+        </w:numPr>
+        <w:spacing w:after="0" w:line="360" w:lineRule="auto"/>
+        <w:rPr>
+          <w:rFonts w:ascii="Assistant Medium" w:hAnsi="Assistant Medium" w:cs="Assistant Medium"/>
+          <w:lang w:val="en-US"/>
+        </w:rPr>
+      </w:pPr>
+      <w:r>
+        <w:rPr>
+          <w:rFonts w:ascii="Assistant Medium" w:hAnsi="Assistant Medium" w:cs="Assistant Medium"/>
+          <w:lang w:val="en-US"/>
+        </w:rPr>
+        <w:t>Guardduty – For AWS.</w:t>
+      </w:r>
+    </w:p>
+    <w:p>
+      <w:pPr>
+        <w:spacing w:after="0" w:line="360" w:lineRule="auto"/>
+        <w:rPr>
+          <w:rFonts w:ascii="Assistant Medium" w:hAnsi="Assistant Medium" w:cs="Assistant Medium"/>
+          <w:lang w:val="en-US"/>
+        </w:rPr>
+      </w:pPr>
+    </w:p>
+    <w:p>
+      <w:pPr>
+        <w:spacing w:after="0" w:line="360" w:lineRule="auto"/>
+        <w:rPr>
+          <w:rFonts w:ascii="Assistant Medium" w:hAnsi="Assistant Medium" w:cs="Assistant Medium"/>
+          <w:lang w:val="en-US"/>
+        </w:rPr>
+      </w:pPr>
+    </w:p>
+    <w:p>
+      <w:pPr>
+        <w:spacing w:after="0" w:line="360" w:lineRule="auto"/>
+        <w:rPr>
+          <w:rFonts w:ascii="Assistant Medium" w:hAnsi="Assistant Medium" w:cs="Assistant Medium"/>
+          <w:lang w:val="en-US"/>
+        </w:rPr>
+      </w:pPr>
+    </w:p>
+    <w:p>
+      <w:pPr>
+        <w:spacing w:after="0" w:line="360" w:lineRule="auto"/>
+        <w:rPr>
+          <w:rFonts w:ascii="Assistant Medium" w:hAnsi="Assistant Medium" w:cs="Assistant Medium"/>
+          <w:lang w:val="en-US"/>
+        </w:rPr>
+      </w:pPr>
+    </w:p>
+    <w:p>
+      <w:pPr>
+        <w:spacing w:after="0" w:line="360" w:lineRule="auto"/>
+        <w:rPr>
+          <w:rFonts w:ascii="Assistant Medium" w:hAnsi="Assistant Medium" w:cs="Assistant Medium"/>
+          <w:lang w:val="en-US"/>
+        </w:rPr>
+      </w:pPr>
+    </w:p>
+    <w:p>
+      <w:pPr>
+        <w:spacing w:after="0" w:line="360" w:lineRule="auto"/>
+        <w:rPr>
+          <w:rFonts w:ascii="Assistant Medium" w:hAnsi="Assistant Medium" w:cs="Assistant Medium"/>
+          <w:lang w:val="en-US"/>
+        </w:rPr>
+      </w:pPr>
+    </w:p>
+    <w:p>
+      <w:pPr>
+        <w:spacing w:after="0" w:line="360" w:lineRule="auto"/>
+        <w:rPr>
+          <w:rFonts w:ascii="Assistant Medium" w:hAnsi="Assistant Medium" w:cs="Assistant Medium"/>
+          <w:lang w:val="en-US"/>
+        </w:rPr>
+      </w:pPr>
+    </w:p>
+    <w:p>
+      <w:pPr>
+        <w:spacing w:after="0" w:line="360" w:lineRule="auto"/>
+        <w:rPr>
+          <w:rFonts w:ascii="Assistant Medium" w:hAnsi="Assistant Medium" w:cs="Assistant Medium"/>
+          <w:lang w:val="en-US"/>
+        </w:rPr>
+      </w:pPr>
+    </w:p>
+    <w:p>
+      <w:pPr>
+        <w:spacing w:after="0" w:line="360" w:lineRule="auto"/>
+        <w:rPr>
+          <w:rFonts w:ascii="Assistant Medium" w:hAnsi="Assistant Medium" w:cs="Assistant Medium"/>
+          <w:b/>
+          <w:bCs/>
+          <w:u w:val="single"/>
+          <w:lang w:val="en-US"/>
+        </w:rPr>
+      </w:pPr>
       <w:r>
         <w:rPr>
           <w:rFonts w:ascii="Assistant Medium" w:hAnsi="Assistant Medium" w:cs="Assistant Medium"/>
@@ -6347,6 +4264,1959 @@
           <w:u w:val="single"/>
           <w:lang w:val="en-US"/>
         </w:rPr>
+        <w:lastRenderedPageBreak/>
+        <w:t>Servers</w:t>
+      </w:r>
+    </w:p>
+    <w:p>
+      <w:pPr>
+        <w:spacing w:after="0" w:line="360" w:lineRule="auto"/>
+        <w:rPr>
+          <w:rFonts w:ascii="Assistant Medium" w:hAnsi="Assistant Medium" w:cs="Assistant Medium"/>
+          <w:b/>
+          <w:bCs/>
+          <w:u w:val="single"/>
+          <w:lang w:val="en-US"/>
+        </w:rPr>
+      </w:pPr>
+    </w:p>
+    <w:p>
+      <w:pPr>
+        <w:pStyle w:val="ListParagraph"/>
+        <w:numPr>
+          <w:ilvl w:val="0"/>
+          <w:numId w:val="2"/>
+        </w:numPr>
+        <w:spacing w:after="0" w:line="360" w:lineRule="auto"/>
+        <w:rPr>
+          <w:rFonts w:ascii="Assistant Medium" w:hAnsi="Assistant Medium" w:cs="Assistant Medium"/>
+          <w:lang w:val="en-US"/>
+        </w:rPr>
+      </w:pPr>
+      <w:proofErr w:type="gramStart"/>
+      <w:r>
+        <w:rPr>
+          <w:rFonts w:ascii="Assistant Medium" w:hAnsi="Assistant Medium" w:cs="Assistant Medium"/>
+          <w:lang w:val="en-US"/>
+        </w:rPr>
+        <w:t>Wazuh</w:t>
+      </w:r>
+      <w:r>
+        <w:rPr>
+          <w:rFonts w:ascii="Assistant Medium" w:hAnsi="Assistant Medium" w:cs="Assistant Medium"/>
+          <w:lang w:val="en-US"/>
+        </w:rPr>
+        <w:t xml:space="preserve"> </w:t>
+      </w:r>
+      <w:r>
+        <w:rPr>
+          <w:rFonts w:ascii="Assistant Medium" w:hAnsi="Assistant Medium" w:cs="Assistant Medium"/>
+          <w:lang w:val="en-US"/>
+        </w:rPr>
+        <w:t>agent</w:t>
+      </w:r>
+      <w:proofErr w:type="gramEnd"/>
+      <w:r>
+        <w:rPr>
+          <w:rFonts w:ascii="Assistant Medium" w:hAnsi="Assistant Medium" w:cs="Assistant Medium"/>
+          <w:lang w:val="en-US"/>
+        </w:rPr>
+        <w:t xml:space="preserve"> </w:t>
+      </w:r>
+      <w:r>
+        <w:rPr>
+          <w:rFonts w:ascii="Assistant Medium" w:hAnsi="Assistant Medium" w:cs="Assistant Medium"/>
+          <w:lang w:val="en-US"/>
+        </w:rPr>
+        <w:t>installed.</w:t>
+      </w:r>
+    </w:p>
+    <w:p>
+      <w:pPr>
+        <w:pStyle w:val="ListParagraph"/>
+        <w:numPr>
+          <w:ilvl w:val="0"/>
+          <w:numId w:val="2"/>
+        </w:numPr>
+        <w:spacing w:after="0" w:line="360" w:lineRule="auto"/>
+        <w:rPr>
+          <w:rFonts w:ascii="Assistant Medium" w:hAnsi="Assistant Medium" w:cs="Assistant Medium"/>
+          <w:lang w:val="en-US"/>
+        </w:rPr>
+      </w:pPr>
+      <w:r>
+        <w:rPr>
+          <w:rFonts w:ascii="Assistant Medium" w:hAnsi="Assistant Medium" w:cs="Assistant Medium"/>
+          <w:lang w:val="en-US"/>
+        </w:rPr>
+        <w:t>Check point harmony endpoint</w:t>
+      </w:r>
+      <w:r>
+        <w:rPr>
+          <w:rFonts w:ascii="Assistant Medium" w:hAnsi="Assistant Medium" w:cs="Assistant Medium"/>
+          <w:lang w:val="en-US"/>
+        </w:rPr>
+        <w:t xml:space="preserve"> EDR.</w:t>
+      </w:r>
+    </w:p>
+    <w:p>
+      <w:pPr>
+        <w:pStyle w:val="ListParagraph"/>
+        <w:numPr>
+          <w:ilvl w:val="0"/>
+          <w:numId w:val="2"/>
+        </w:numPr>
+        <w:spacing w:after="0" w:line="360" w:lineRule="auto"/>
+        <w:rPr>
+          <w:rFonts w:ascii="Assistant Medium" w:hAnsi="Assistant Medium" w:cs="Assistant Medium"/>
+          <w:lang w:val="en-US"/>
+        </w:rPr>
+      </w:pPr>
+      <w:r>
+        <w:rPr>
+          <w:rFonts w:ascii="Assistant Medium" w:hAnsi="Assistant Medium" w:cs="Assistant Medium"/>
+          <w:lang w:val="en-US"/>
+        </w:rPr>
+        <w:t>Custom security group</w:t>
+      </w:r>
+      <w:r>
+        <w:rPr>
+          <w:rFonts w:ascii="Assistant Medium" w:hAnsi="Assistant Medium" w:cs="Assistant Medium"/>
+          <w:lang w:val="en-US"/>
+        </w:rPr>
+        <w:t>s</w:t>
+      </w:r>
+      <w:r>
+        <w:rPr>
+          <w:rFonts w:ascii="Assistant Medium" w:hAnsi="Assistant Medium" w:cs="Assistant Medium"/>
+          <w:lang w:val="en-US"/>
+        </w:rPr>
+        <w:t xml:space="preserve"> on ec2.</w:t>
+      </w:r>
+    </w:p>
+    <w:p>
+      <w:pPr>
+        <w:pStyle w:val="ListParagraph"/>
+        <w:numPr>
+          <w:ilvl w:val="0"/>
+          <w:numId w:val="2"/>
+        </w:numPr>
+        <w:spacing w:after="0" w:line="360" w:lineRule="auto"/>
+        <w:rPr>
+          <w:rFonts w:ascii="Assistant Medium" w:hAnsi="Assistant Medium" w:cs="Assistant Medium"/>
+          <w:lang w:val="en-US"/>
+        </w:rPr>
+      </w:pPr>
+      <w:r>
+        <w:rPr>
+          <w:rFonts w:ascii="Assistant Medium" w:hAnsi="Assistant Medium" w:cs="Assistant Medium"/>
+          <w:lang w:val="en-US"/>
+        </w:rPr>
+        <w:t xml:space="preserve">UFW </w:t>
+      </w:r>
+    </w:p>
+    <w:p>
+      <w:pPr>
+        <w:pStyle w:val="ListParagraph"/>
+        <w:numPr>
+          <w:ilvl w:val="0"/>
+          <w:numId w:val="2"/>
+        </w:numPr>
+        <w:spacing w:after="0" w:line="360" w:lineRule="auto"/>
+        <w:rPr>
+          <w:rFonts w:ascii="Assistant Medium" w:hAnsi="Assistant Medium" w:cs="Assistant Medium"/>
+          <w:lang w:val="en-US"/>
+        </w:rPr>
+      </w:pPr>
+      <w:r>
+        <w:rPr>
+          <w:rFonts w:ascii="Assistant Medium" w:hAnsi="Assistant Medium" w:cs="Assistant Medium"/>
+          <w:lang w:val="en-US"/>
+        </w:rPr>
+        <w:t>Auditd.</w:t>
+      </w:r>
+    </w:p>
+    <w:p>
+      <w:pPr>
+        <w:pStyle w:val="ListParagraph"/>
+        <w:numPr>
+          <w:ilvl w:val="0"/>
+          <w:numId w:val="2"/>
+        </w:numPr>
+        <w:spacing w:after="0" w:line="360" w:lineRule="auto"/>
+        <w:rPr>
+          <w:rFonts w:ascii="Assistant Medium" w:hAnsi="Assistant Medium" w:cs="Assistant Medium"/>
+          <w:lang w:val="en-US"/>
+        </w:rPr>
+      </w:pPr>
+      <w:proofErr w:type="gramStart"/>
+      <w:r>
+        <w:rPr>
+          <w:rFonts w:ascii="Assistant Medium" w:hAnsi="Assistant Medium" w:cs="Assistant Medium"/>
+          <w:lang w:val="en-US"/>
+        </w:rPr>
+        <w:t>Guardduty</w:t>
+      </w:r>
+      <w:proofErr w:type="gramEnd"/>
+      <w:r>
+        <w:rPr>
+          <w:rFonts w:ascii="Assistant Medium" w:hAnsi="Assistant Medium" w:cs="Assistant Medium"/>
+          <w:lang w:val="en-US"/>
+        </w:rPr>
+        <w:t>.</w:t>
+      </w:r>
+    </w:p>
+    <w:p>
+      <w:pPr>
+        <w:pStyle w:val="ListParagraph"/>
+        <w:numPr>
+          <w:ilvl w:val="0"/>
+          <w:numId w:val="2"/>
+        </w:numPr>
+        <w:spacing w:after="0" w:line="360" w:lineRule="auto"/>
+        <w:rPr>
+          <w:rFonts w:ascii="Assistant Medium" w:hAnsi="Assistant Medium" w:cs="Assistant Medium"/>
+          <w:lang w:val="en-US"/>
+        </w:rPr>
+      </w:pPr>
+      <w:r>
+        <w:rPr>
+          <w:rFonts w:ascii="Assistant Medium" w:hAnsi="Assistant Medium" w:cs="Assistant Medium"/>
+          <w:lang w:val="en-US"/>
+        </w:rPr>
+        <w:t>Login with cert</w:t>
+      </w:r>
+      <w:r>
+        <w:rPr>
+          <w:rFonts w:ascii="Assistant Medium" w:hAnsi="Assistant Medium" w:cs="Assistant Medium"/>
+          <w:lang w:val="en-US"/>
+        </w:rPr>
+        <w:t>s</w:t>
+      </w:r>
+      <w:r>
+        <w:rPr>
+          <w:rFonts w:ascii="Assistant Medium" w:hAnsi="Assistant Medium" w:cs="Assistant Medium"/>
+          <w:lang w:val="en-US"/>
+        </w:rPr>
+        <w:t xml:space="preserve"> from specific whitelisted </w:t>
+      </w:r>
+      <w:proofErr w:type="gramStart"/>
+      <w:r>
+        <w:rPr>
+          <w:rFonts w:ascii="Assistant Medium" w:hAnsi="Assistant Medium" w:cs="Assistant Medium"/>
+          <w:lang w:val="en-US"/>
+        </w:rPr>
+        <w:t>IP’s</w:t>
+      </w:r>
+      <w:proofErr w:type="gramEnd"/>
+      <w:r>
+        <w:rPr>
+          <w:rFonts w:ascii="Assistant Medium" w:hAnsi="Assistant Medium" w:cs="Assistant Medium"/>
+          <w:lang w:val="en-US"/>
+        </w:rPr>
+        <w:t>.</w:t>
+      </w:r>
+    </w:p>
+    <w:p>
+      <w:pPr>
+        <w:pStyle w:val="ListParagraph"/>
+        <w:numPr>
+          <w:ilvl w:val="0"/>
+          <w:numId w:val="2"/>
+        </w:numPr>
+        <w:spacing w:after="0" w:line="360" w:lineRule="auto"/>
+        <w:rPr>
+          <w:rFonts w:ascii="Assistant Medium" w:hAnsi="Assistant Medium" w:cs="Assistant Medium"/>
+          <w:lang w:val="en-US"/>
+        </w:rPr>
+      </w:pPr>
+      <w:r>
+        <w:rPr>
+          <w:rFonts w:ascii="Assistant Medium" w:hAnsi="Assistant Medium" w:cs="Assistant Medium"/>
+          <w:lang w:val="en-US"/>
+        </w:rPr>
+        <w:t>No root login and additional hardening.</w:t>
+      </w:r>
+    </w:p>
+    <w:p>
+      <w:pPr>
+        <w:pStyle w:val="ListParagraph"/>
+        <w:numPr>
+          <w:ilvl w:val="0"/>
+          <w:numId w:val="2"/>
+        </w:numPr>
+        <w:spacing w:after="0" w:line="360" w:lineRule="auto"/>
+        <w:rPr>
+          <w:rFonts w:ascii="Assistant Medium" w:hAnsi="Assistant Medium" w:cs="Assistant Medium"/>
+          <w:lang w:val="en-US"/>
+        </w:rPr>
+      </w:pPr>
+      <w:r>
+        <w:rPr>
+          <w:rFonts w:ascii="Assistant Medium" w:hAnsi="Assistant Medium" w:cs="Assistant Medium"/>
+          <w:lang w:val="en-US"/>
+        </w:rPr>
+        <w:t xml:space="preserve">Monthly backup. Additional </w:t>
+      </w:r>
+      <w:r>
+        <w:rPr>
+          <w:rFonts w:ascii="Assistant Medium" w:hAnsi="Assistant Medium" w:cs="Assistant Medium"/>
+          <w:lang w:val="en-US"/>
+        </w:rPr>
+        <w:t xml:space="preserve">quarterly </w:t>
+      </w:r>
+      <w:r>
+        <w:rPr>
+          <w:rFonts w:ascii="Assistant Medium" w:hAnsi="Assistant Medium" w:cs="Assistant Medium"/>
+          <w:lang w:val="en-US"/>
+        </w:rPr>
+        <w:t xml:space="preserve">backup to different </w:t>
+      </w:r>
+      <w:r>
+        <w:rPr>
+          <w:rFonts w:ascii="Assistant Medium" w:hAnsi="Assistant Medium" w:cs="Assistant Medium"/>
+          <w:lang w:val="en-US"/>
+        </w:rPr>
+        <w:t>regions</w:t>
+      </w:r>
+      <w:r>
+        <w:rPr>
+          <w:rFonts w:ascii="Assistant Medium" w:hAnsi="Assistant Medium" w:cs="Assistant Medium"/>
+          <w:lang w:val="en-US"/>
+        </w:rPr>
+        <w:t>.</w:t>
+      </w:r>
+    </w:p>
+    <w:p>
+      <w:pPr>
+        <w:pStyle w:val="ListParagraph"/>
+        <w:numPr>
+          <w:ilvl w:val="0"/>
+          <w:numId w:val="2"/>
+        </w:numPr>
+        <w:spacing w:after="0" w:line="360" w:lineRule="auto"/>
+        <w:rPr>
+          <w:rFonts w:ascii="Assistant Medium" w:hAnsi="Assistant Medium" w:cs="Assistant Medium"/>
+          <w:lang w:val="en-US"/>
+        </w:rPr>
+      </w:pPr>
+      <w:r>
+        <w:rPr>
+          <w:rFonts w:ascii="Assistant Medium" w:hAnsi="Assistant Medium" w:cs="Assistant Medium"/>
+          <w:lang w:val="en-US"/>
+        </w:rPr>
+        <w:t xml:space="preserve">All disks </w:t>
+      </w:r>
+      <w:r>
+        <w:rPr>
+          <w:rFonts w:ascii="Assistant Medium" w:hAnsi="Assistant Medium" w:cs="Assistant Medium"/>
+          <w:lang w:val="en-US"/>
+        </w:rPr>
+        <w:t xml:space="preserve">are </w:t>
+      </w:r>
+      <w:r>
+        <w:rPr>
+          <w:rFonts w:ascii="Assistant Medium" w:hAnsi="Assistant Medium" w:cs="Assistant Medium"/>
+          <w:lang w:val="en-US"/>
+        </w:rPr>
+        <w:t>encrypted.</w:t>
+      </w:r>
+    </w:p>
+    <w:p>
+      <w:pPr>
+        <w:pStyle w:val="ListParagraph"/>
+        <w:numPr>
+          <w:ilvl w:val="0"/>
+          <w:numId w:val="2"/>
+        </w:numPr>
+        <w:spacing w:after="0" w:line="360" w:lineRule="auto"/>
+        <w:rPr>
+          <w:rFonts w:ascii="Assistant Medium" w:hAnsi="Assistant Medium" w:cs="Assistant Medium"/>
+          <w:lang w:val="en-US"/>
+        </w:rPr>
+      </w:pPr>
+      <w:r>
+        <w:rPr>
+          <w:rFonts w:ascii="Assistant Medium" w:hAnsi="Assistant Medium" w:cs="Assistant Medium"/>
+          <w:lang w:val="en-US"/>
+        </w:rPr>
+        <w:t>S</w:t>
+      </w:r>
+      <w:r>
+        <w:rPr>
+          <w:rFonts w:ascii="Assistant Medium" w:hAnsi="Assistant Medium" w:cs="Assistant Medium"/>
+        </w:rPr>
+        <w:t>cout suite - AWS misconfiguration checks</w:t>
+      </w:r>
+      <w:r>
+        <w:rPr>
+          <w:rFonts w:ascii="Assistant Medium" w:hAnsi="Assistant Medium" w:cs="Assistant Medium"/>
+          <w:lang w:val="en-US"/>
+        </w:rPr>
+        <w:t xml:space="preserve"> – Manual checks.</w:t>
+      </w:r>
+    </w:p>
+    <w:p>
+      <w:pPr>
+        <w:pStyle w:val="ListParagraph"/>
+        <w:numPr>
+          <w:ilvl w:val="0"/>
+          <w:numId w:val="2"/>
+        </w:numPr>
+        <w:spacing w:after="0" w:line="360" w:lineRule="auto"/>
+        <w:rPr>
+          <w:rFonts w:ascii="Assistant Medium" w:hAnsi="Assistant Medium" w:cs="Assistant Medium"/>
+          <w:lang w:val="en-US"/>
+        </w:rPr>
+      </w:pPr>
+      <w:r>
+        <w:rPr>
+          <w:rFonts w:ascii="Assistant Medium" w:hAnsi="Assistant Medium" w:cs="Assistant Medium"/>
+          <w:lang w:val="en-US"/>
+        </w:rPr>
+        <w:t xml:space="preserve">Frequent </w:t>
+      </w:r>
+      <w:r>
+        <w:rPr>
+          <w:rFonts w:ascii="Assistant Medium" w:hAnsi="Assistant Medium" w:cs="Assistant Medium"/>
+          <w:lang w:val="en-US"/>
+        </w:rPr>
+        <w:t xml:space="preserve">apt </w:t>
+      </w:r>
+      <w:r>
+        <w:rPr>
+          <w:rFonts w:ascii="Assistant Medium" w:hAnsi="Assistant Medium" w:cs="Assistant Medium"/>
+          <w:lang w:val="en-US"/>
+        </w:rPr>
+        <w:t>updates.</w:t>
+      </w:r>
+    </w:p>
+    <w:p>
+      <w:pPr>
+        <w:pStyle w:val="ListParagraph"/>
+        <w:numPr>
+          <w:ilvl w:val="0"/>
+          <w:numId w:val="2"/>
+        </w:numPr>
+        <w:spacing w:after="0" w:line="360" w:lineRule="auto"/>
+        <w:rPr>
+          <w:rFonts w:ascii="Assistant Medium" w:hAnsi="Assistant Medium" w:cs="Assistant Medium"/>
+          <w:lang w:val="en-US"/>
+        </w:rPr>
+      </w:pPr>
+      <w:r>
+        <w:rPr>
+          <w:rFonts w:ascii="Assistant Medium" w:hAnsi="Assistant Medium" w:cs="Assistant Medium"/>
+          <w:lang w:val="en-US"/>
+        </w:rPr>
+        <w:t>Ubunto pro</w:t>
+      </w:r>
+      <w:r>
+        <w:rPr>
+          <w:rFonts w:ascii="Assistant Medium" w:hAnsi="Assistant Medium" w:cs="Assistant Medium"/>
+          <w:lang w:val="en-US"/>
+        </w:rPr>
+        <w:t xml:space="preserve"> on latest version.</w:t>
+      </w:r>
+    </w:p>
+    <w:p>
+      <w:pPr>
+        <w:pStyle w:val="ListParagraph"/>
+        <w:numPr>
+          <w:ilvl w:val="0"/>
+          <w:numId w:val="2"/>
+        </w:numPr>
+        <w:spacing w:after="0" w:line="360" w:lineRule="auto"/>
+        <w:rPr>
+          <w:rFonts w:ascii="Assistant Medium" w:hAnsi="Assistant Medium" w:cs="Assistant Medium"/>
+          <w:lang w:val="en-US"/>
+        </w:rPr>
+      </w:pPr>
+      <w:r>
+        <w:rPr>
+          <w:rFonts w:ascii="Assistant Medium" w:hAnsi="Assistant Medium" w:cs="Assistant Medium"/>
+          <w:lang w:val="en-US"/>
+        </w:rPr>
+        <w:t>Cloudtrail monitoring.</w:t>
+      </w:r>
+      <w:r>
+        <w:rPr>
+          <w:rFonts w:ascii="Assistant Medium" w:hAnsi="Assistant Medium" w:cs="Assistant Medium"/>
+          <w:lang w:val="en-US"/>
+        </w:rPr>
+        <w:t xml:space="preserve"> S3 not public, can </w:t>
+      </w:r>
+      <w:r>
+        <w:rPr>
+          <w:rFonts w:ascii="Assistant Medium" w:hAnsi="Assistant Medium" w:cs="Assistant Medium"/>
+          <w:lang w:val="en-US"/>
+        </w:rPr>
+        <w:t xml:space="preserve">read </w:t>
+      </w:r>
+      <w:r>
+        <w:rPr>
+          <w:rFonts w:ascii="Assistant Medium" w:hAnsi="Assistant Medium" w:cs="Assistant Medium"/>
+          <w:lang w:val="en-US"/>
+        </w:rPr>
+        <w:t>access from single IP.</w:t>
+      </w:r>
+    </w:p>
+    <w:p>
+      <w:pPr>
+        <w:spacing w:after="0" w:line="360" w:lineRule="auto"/>
+        <w:rPr>
+          <w:rFonts w:ascii="Assistant Medium" w:hAnsi="Assistant Medium" w:cs="Assistant Medium"/>
+          <w:lang w:val="en-US"/>
+        </w:rPr>
+      </w:pPr>
+    </w:p>
+    <w:p>
+      <w:pPr>
+        <w:spacing w:after="0" w:line="360" w:lineRule="auto"/>
+        <w:rPr>
+          <w:rFonts w:ascii="Assistant Medium" w:hAnsi="Assistant Medium" w:cs="Assistant Medium"/>
+          <w:lang w:val="en-US"/>
+        </w:rPr>
+      </w:pPr>
+    </w:p>
+    <w:p>
+      <w:pPr>
+        <w:spacing w:after="0" w:line="360" w:lineRule="auto"/>
+        <w:rPr>
+          <w:rFonts w:ascii="Assistant Medium" w:hAnsi="Assistant Medium" w:cs="Assistant Medium"/>
+          <w:lang w:val="en-US"/>
+        </w:rPr>
+      </w:pPr>
+    </w:p>
+    <w:p>
+      <w:pPr>
+        <w:spacing w:after="0" w:line="360" w:lineRule="auto"/>
+        <w:rPr>
+          <w:rFonts w:ascii="Assistant Medium" w:hAnsi="Assistant Medium" w:cs="Assistant Medium"/>
+          <w:lang w:val="en-US"/>
+        </w:rPr>
+      </w:pPr>
+    </w:p>
+    <w:p>
+      <w:pPr>
+        <w:spacing w:after="0" w:line="360" w:lineRule="auto"/>
+        <w:rPr>
+          <w:rFonts w:ascii="Assistant Medium" w:hAnsi="Assistant Medium" w:cs="Assistant Medium"/>
+          <w:lang w:val="en-US"/>
+        </w:rPr>
+      </w:pPr>
+    </w:p>
+    <w:p>
+      <w:pPr>
+        <w:spacing w:after="0" w:line="360" w:lineRule="auto"/>
+        <w:rPr>
+          <w:rFonts w:ascii="Assistant Medium" w:hAnsi="Assistant Medium" w:cs="Assistant Medium"/>
+          <w:lang w:val="en-US"/>
+        </w:rPr>
+      </w:pPr>
+    </w:p>
+    <w:p>
+      <w:pPr>
+        <w:spacing w:after="0" w:line="360" w:lineRule="auto"/>
+        <w:rPr>
+          <w:rFonts w:ascii="Assistant Medium" w:hAnsi="Assistant Medium" w:cs="Assistant Medium"/>
+          <w:lang w:val="en-US"/>
+        </w:rPr>
+      </w:pPr>
+    </w:p>
+    <w:p>
+      <w:pPr>
+        <w:spacing w:after="0" w:line="360" w:lineRule="auto"/>
+        <w:rPr>
+          <w:rFonts w:ascii="Assistant Medium" w:hAnsi="Assistant Medium" w:cs="Assistant Medium"/>
+          <w:lang w:val="en-US"/>
+        </w:rPr>
+      </w:pPr>
+    </w:p>
+    <w:p>
+      <w:pPr>
+        <w:spacing w:after="0" w:line="360" w:lineRule="auto"/>
+        <w:rPr>
+          <w:rFonts w:ascii="Assistant Medium" w:hAnsi="Assistant Medium" w:cs="Assistant Medium"/>
+          <w:lang w:val="en-US"/>
+        </w:rPr>
+      </w:pPr>
+    </w:p>
+    <w:p>
+      <w:pPr>
+        <w:spacing w:after="0" w:line="360" w:lineRule="auto"/>
+        <w:rPr>
+          <w:rFonts w:ascii="Assistant Medium" w:hAnsi="Assistant Medium" w:cs="Assistant Medium"/>
+          <w:lang w:val="en-US"/>
+        </w:rPr>
+      </w:pPr>
+    </w:p>
+    <w:p>
+      <w:pPr>
+        <w:spacing w:after="0" w:line="360" w:lineRule="auto"/>
+        <w:rPr>
+          <w:rFonts w:ascii="Assistant Medium" w:hAnsi="Assistant Medium" w:cs="Assistant Medium"/>
+          <w:lang w:val="en-US"/>
+        </w:rPr>
+      </w:pPr>
+    </w:p>
+    <w:p>
+      <w:pPr>
+        <w:spacing w:after="0" w:line="360" w:lineRule="auto"/>
+        <w:rPr>
+          <w:rFonts w:ascii="Assistant Medium" w:hAnsi="Assistant Medium" w:cs="Assistant Medium"/>
+          <w:lang w:val="en-US"/>
+        </w:rPr>
+      </w:pPr>
+    </w:p>
+    <w:p>
+      <w:pPr>
+        <w:spacing w:after="0" w:line="360" w:lineRule="auto"/>
+        <w:rPr>
+          <w:rFonts w:ascii="Assistant Medium" w:hAnsi="Assistant Medium" w:cs="Assistant Medium"/>
+          <w:lang w:val="en-US"/>
+        </w:rPr>
+      </w:pPr>
+    </w:p>
+    <w:p>
+      <w:pPr>
+        <w:spacing w:after="0" w:line="360" w:lineRule="auto"/>
+        <w:rPr>
+          <w:rFonts w:ascii="Assistant Medium" w:hAnsi="Assistant Medium" w:cs="Assistant Medium"/>
+          <w:b/>
+          <w:bCs/>
+          <w:sz w:val="28"/>
+          <w:szCs w:val="28"/>
+          <w:u w:val="single"/>
+          <w:lang w:val="en-US"/>
+        </w:rPr>
+      </w:pPr>
+      <w:r>
+        <w:rPr>
+          <w:rFonts w:ascii="Assistant Medium" w:hAnsi="Assistant Medium" w:cs="Assistant Medium"/>
+          <w:b/>
+          <w:bCs/>
+          <w:sz w:val="28"/>
+          <w:szCs w:val="28"/>
+          <w:u w:val="single"/>
+          <w:lang w:val="en-US"/>
+        </w:rPr>
+        <w:lastRenderedPageBreak/>
+        <w:t>Website</w:t>
+      </w:r>
+    </w:p>
+    <w:p>
+      <w:pPr>
+        <w:spacing w:after="0" w:line="360" w:lineRule="auto"/>
+        <w:rPr>
+          <w:rFonts w:ascii="Assistant Medium" w:hAnsi="Assistant Medium" w:cs="Assistant Medium"/>
+          <w:b/>
+          <w:bCs/>
+          <w:lang w:val="en-US"/>
+        </w:rPr>
+      </w:pPr>
+      <w:r>
+        <w:rPr>
+          <w:rFonts w:ascii="Assistant Medium" w:hAnsi="Assistant Medium" w:cs="Assistant Medium"/>
+          <w:b/>
+          <w:bCs/>
+          <w:lang w:val="en-US"/>
+        </w:rPr>
+        <w:t>Squarespace and bunny cdn</w:t>
+      </w:r>
+    </w:p>
+    <w:p>
+      <w:pPr>
+        <w:pStyle w:val="ListParagraph"/>
+        <w:numPr>
+          <w:ilvl w:val="0"/>
+          <w:numId w:val="2"/>
+        </w:numPr>
+        <w:spacing w:after="0" w:line="360" w:lineRule="auto"/>
+        <w:rPr>
+          <w:rFonts w:ascii="Assistant Medium" w:hAnsi="Assistant Medium" w:cs="Assistant Medium"/>
+          <w:b/>
+          <w:bCs/>
+          <w:u w:val="single"/>
+          <w:lang w:val="en-US"/>
+        </w:rPr>
+      </w:pPr>
+      <w:r>
+        <w:rPr>
+          <w:rFonts w:ascii="Assistant Medium" w:hAnsi="Assistant Medium" w:cs="Assistant Medium"/>
+          <w:lang w:val="en-US"/>
+        </w:rPr>
+        <w:t>CDN</w:t>
+      </w:r>
+    </w:p>
+    <w:p>
+      <w:pPr>
+        <w:pStyle w:val="ListParagraph"/>
+        <w:numPr>
+          <w:ilvl w:val="0"/>
+          <w:numId w:val="2"/>
+        </w:numPr>
+        <w:spacing w:after="0" w:line="360" w:lineRule="auto"/>
+        <w:rPr>
+          <w:rFonts w:ascii="Assistant Medium" w:hAnsi="Assistant Medium" w:cs="Assistant Medium"/>
+          <w:b/>
+          <w:bCs/>
+          <w:u w:val="single"/>
+          <w:lang w:val="en-US"/>
+        </w:rPr>
+      </w:pPr>
+      <w:r>
+        <w:rPr>
+          <w:rFonts w:ascii="Assistant Medium" w:hAnsi="Assistant Medium" w:cs="Assistant Medium"/>
+          <w:lang w:val="en-US"/>
+        </w:rPr>
+        <w:t>DNS</w:t>
+      </w:r>
+    </w:p>
+    <w:p>
+      <w:pPr>
+        <w:pStyle w:val="ListParagraph"/>
+        <w:numPr>
+          <w:ilvl w:val="0"/>
+          <w:numId w:val="4"/>
+        </w:numPr>
+        <w:spacing w:after="0" w:line="360" w:lineRule="auto"/>
+        <w:rPr>
+          <w:rFonts w:ascii="Assistant Medium" w:hAnsi="Assistant Medium" w:cs="Assistant Medium"/>
+          <w:lang w:val="en-US"/>
+        </w:rPr>
+      </w:pPr>
+      <w:r>
+        <w:rPr>
+          <w:rFonts w:ascii="Assistant Medium" w:hAnsi="Assistant Medium" w:cs="Assistant Medium"/>
+          <w:lang w:val="en-US"/>
+        </w:rPr>
+        <w:t>Dnssec</w:t>
+      </w:r>
+    </w:p>
+    <w:p>
+      <w:pPr>
+        <w:pStyle w:val="ListParagraph"/>
+        <w:numPr>
+          <w:ilvl w:val="0"/>
+          <w:numId w:val="4"/>
+        </w:numPr>
+        <w:spacing w:after="0" w:line="360" w:lineRule="auto"/>
+        <w:rPr>
+          <w:rFonts w:ascii="Assistant Medium" w:hAnsi="Assistant Medium" w:cs="Assistant Medium"/>
+          <w:lang w:val="en-US"/>
+        </w:rPr>
+      </w:pPr>
+      <w:r>
+        <w:rPr>
+          <w:rFonts w:ascii="Assistant Medium" w:hAnsi="Assistant Medium" w:cs="Assistant Medium"/>
+          <w:lang w:val="en-US"/>
+        </w:rPr>
+        <w:t>Spf</w:t>
+      </w:r>
+    </w:p>
+    <w:p>
+      <w:pPr>
+        <w:pStyle w:val="ListParagraph"/>
+        <w:numPr>
+          <w:ilvl w:val="0"/>
+          <w:numId w:val="4"/>
+        </w:numPr>
+        <w:spacing w:after="0" w:line="360" w:lineRule="auto"/>
+        <w:rPr>
+          <w:rFonts w:ascii="Assistant Medium" w:hAnsi="Assistant Medium" w:cs="Assistant Medium"/>
+          <w:lang w:val="en-US"/>
+        </w:rPr>
+      </w:pPr>
+      <w:r>
+        <w:rPr>
+          <w:rFonts w:ascii="Assistant Medium" w:hAnsi="Assistant Medium" w:cs="Assistant Medium"/>
+          <w:lang w:val="en-US"/>
+        </w:rPr>
+        <w:t>Mta-sts</w:t>
+      </w:r>
+    </w:p>
+    <w:p>
+      <w:pPr>
+        <w:pStyle w:val="ListParagraph"/>
+        <w:numPr>
+          <w:ilvl w:val="0"/>
+          <w:numId w:val="4"/>
+        </w:numPr>
+        <w:spacing w:after="0" w:line="360" w:lineRule="auto"/>
+        <w:rPr>
+          <w:rFonts w:ascii="Assistant Medium" w:hAnsi="Assistant Medium" w:cs="Assistant Medium"/>
+          <w:lang w:val="en-US"/>
+        </w:rPr>
+      </w:pPr>
+      <w:r>
+        <w:rPr>
+          <w:rFonts w:ascii="Assistant Medium" w:hAnsi="Assistant Medium" w:cs="Assistant Medium"/>
+          <w:lang w:val="en-US"/>
+        </w:rPr>
+        <w:t>Dmarc</w:t>
+      </w:r>
+    </w:p>
+    <w:p>
+      <w:pPr>
+        <w:pStyle w:val="ListParagraph"/>
+        <w:numPr>
+          <w:ilvl w:val="0"/>
+          <w:numId w:val="4"/>
+        </w:numPr>
+        <w:spacing w:after="0" w:line="360" w:lineRule="auto"/>
+        <w:rPr>
+          <w:rFonts w:ascii="Assistant Medium" w:hAnsi="Assistant Medium" w:cs="Assistant Medium"/>
+          <w:lang w:val="en-US"/>
+        </w:rPr>
+      </w:pPr>
+      <w:r>
+        <w:rPr>
+          <w:rFonts w:ascii="Assistant Medium" w:hAnsi="Assistant Medium" w:cs="Assistant Medium"/>
+          <w:lang w:val="en-US"/>
+        </w:rPr>
+        <w:t>Dkim</w:t>
+      </w:r>
+    </w:p>
+    <w:p>
+      <w:pPr>
+        <w:pStyle w:val="ListParagraph"/>
+        <w:numPr>
+          <w:ilvl w:val="0"/>
+          <w:numId w:val="4"/>
+        </w:numPr>
+        <w:spacing w:after="0" w:line="360" w:lineRule="auto"/>
+        <w:rPr>
+          <w:rFonts w:ascii="Assistant Medium" w:hAnsi="Assistant Medium" w:cs="Assistant Medium"/>
+          <w:lang w:val="en-US"/>
+        </w:rPr>
+      </w:pPr>
+      <w:r>
+        <w:rPr>
+          <w:rFonts w:ascii="Assistant Medium" w:hAnsi="Assistant Medium" w:cs="Assistant Medium"/>
+          <w:lang w:val="en-US"/>
+        </w:rPr>
+        <w:t>Caa</w:t>
+      </w:r>
+    </w:p>
+    <w:p>
+      <w:pPr>
+        <w:pStyle w:val="ListParagraph"/>
+        <w:numPr>
+          <w:ilvl w:val="0"/>
+          <w:numId w:val="2"/>
+        </w:numPr>
+        <w:spacing w:after="0" w:line="360" w:lineRule="auto"/>
+        <w:rPr>
+          <w:rFonts w:ascii="Assistant Medium" w:hAnsi="Assistant Medium" w:cs="Assistant Medium"/>
+          <w:b/>
+          <w:bCs/>
+          <w:u w:val="single"/>
+          <w:lang w:val="en-US"/>
+        </w:rPr>
+      </w:pPr>
+      <w:r>
+        <w:rPr>
+          <w:rFonts w:ascii="Assistant Medium" w:hAnsi="Assistant Medium" w:cs="Assistant Medium"/>
+          <w:lang w:val="en-US"/>
+        </w:rPr>
+        <w:t>Geo blocking.</w:t>
+      </w:r>
+    </w:p>
+    <w:p>
+      <w:pPr>
+        <w:pStyle w:val="ListParagraph"/>
+        <w:numPr>
+          <w:ilvl w:val="0"/>
+          <w:numId w:val="2"/>
+        </w:numPr>
+        <w:spacing w:after="0" w:line="360" w:lineRule="auto"/>
+        <w:rPr>
+          <w:rFonts w:ascii="Assistant Medium" w:hAnsi="Assistant Medium" w:cs="Assistant Medium"/>
+          <w:b/>
+          <w:bCs/>
+          <w:u w:val="single"/>
+          <w:lang w:val="en-US"/>
+        </w:rPr>
+      </w:pPr>
+      <w:r>
+        <w:rPr>
+          <w:rFonts w:ascii="Assistant Medium" w:hAnsi="Assistant Medium" w:cs="Assistant Medium"/>
+          <w:lang w:val="en-US"/>
+        </w:rPr>
+        <w:t>Rate limit.</w:t>
+      </w:r>
+    </w:p>
+    <w:p>
+      <w:pPr>
+        <w:pStyle w:val="ListParagraph"/>
+        <w:numPr>
+          <w:ilvl w:val="0"/>
+          <w:numId w:val="2"/>
+        </w:numPr>
+        <w:spacing w:after="0" w:line="360" w:lineRule="auto"/>
+        <w:rPr>
+          <w:rFonts w:ascii="Assistant Medium" w:hAnsi="Assistant Medium" w:cs="Assistant Medium"/>
+          <w:b/>
+          <w:bCs/>
+          <w:u w:val="single"/>
+          <w:lang w:val="en-US"/>
+        </w:rPr>
+      </w:pPr>
+      <w:r>
+        <w:rPr>
+          <w:rFonts w:ascii="Assistant Medium" w:hAnsi="Assistant Medium" w:cs="Assistant Medium"/>
+          <w:lang w:val="en-US"/>
+        </w:rPr>
+        <w:t>WAF</w:t>
+      </w:r>
+      <w:r>
+        <w:rPr>
+          <w:rFonts w:ascii="Assistant Medium" w:hAnsi="Assistant Medium" w:cs="Assistant Medium"/>
+          <w:lang w:val="en-US"/>
+        </w:rPr>
+        <w:t>.</w:t>
+      </w:r>
+    </w:p>
+    <w:p>
+      <w:pPr>
+        <w:pStyle w:val="ListParagraph"/>
+        <w:numPr>
+          <w:ilvl w:val="0"/>
+          <w:numId w:val="2"/>
+        </w:numPr>
+        <w:spacing w:after="0" w:line="360" w:lineRule="auto"/>
+        <w:rPr>
+          <w:rFonts w:ascii="Assistant Medium" w:hAnsi="Assistant Medium" w:cs="Assistant Medium"/>
+          <w:b/>
+          <w:bCs/>
+          <w:u w:val="single"/>
+          <w:lang w:val="en-US"/>
+        </w:rPr>
+      </w:pPr>
+      <w:r>
+        <w:rPr>
+          <w:rFonts w:ascii="Assistant Medium" w:hAnsi="Assistant Medium" w:cs="Assistant Medium"/>
+          <w:lang w:val="en-US"/>
+        </w:rPr>
+        <w:t>Anti bot.</w:t>
+      </w:r>
+    </w:p>
+    <w:p>
+      <w:pPr>
+        <w:pStyle w:val="ListParagraph"/>
+        <w:numPr>
+          <w:ilvl w:val="0"/>
+          <w:numId w:val="2"/>
+        </w:numPr>
+        <w:spacing w:after="0" w:line="360" w:lineRule="auto"/>
+        <w:rPr>
+          <w:rFonts w:ascii="Assistant Medium" w:hAnsi="Assistant Medium" w:cs="Assistant Medium"/>
+          <w:b/>
+          <w:bCs/>
+          <w:u w:val="single"/>
+          <w:lang w:val="en-US"/>
+        </w:rPr>
+      </w:pPr>
+      <w:r>
+        <w:rPr>
+          <w:rFonts w:ascii="Assistant Medium" w:hAnsi="Assistant Medium" w:cs="Assistant Medium"/>
+          <w:lang w:val="en-US"/>
+        </w:rPr>
+        <w:t>D</w:t>
+      </w:r>
+      <w:r>
+        <w:rPr>
+          <w:rFonts w:ascii="Assistant Medium" w:hAnsi="Assistant Medium" w:cs="Assistant Medium"/>
+          <w:lang w:val="en-US"/>
+        </w:rPr>
+        <w:t>DOS</w:t>
+      </w:r>
+      <w:r>
+        <w:rPr>
+          <w:rFonts w:ascii="Assistant Medium" w:hAnsi="Assistant Medium" w:cs="Assistant Medium"/>
+          <w:lang w:val="en-US"/>
+        </w:rPr>
+        <w:t xml:space="preserve"> protection.</w:t>
+      </w:r>
+    </w:p>
+    <w:p>
+      <w:pPr>
+        <w:pStyle w:val="ListParagraph"/>
+        <w:numPr>
+          <w:ilvl w:val="0"/>
+          <w:numId w:val="2"/>
+        </w:numPr>
+        <w:spacing w:after="0" w:line="360" w:lineRule="auto"/>
+        <w:rPr>
+          <w:rFonts w:ascii="Assistant Medium" w:hAnsi="Assistant Medium" w:cs="Assistant Medium"/>
+          <w:b/>
+          <w:bCs/>
+          <w:u w:val="single"/>
+          <w:lang w:val="en-US"/>
+        </w:rPr>
+      </w:pPr>
+      <w:r>
+        <w:rPr>
+          <w:rFonts w:ascii="Assistant Medium" w:hAnsi="Assistant Medium" w:cs="Assistant Medium"/>
+          <w:lang w:val="en-US"/>
+        </w:rPr>
+        <w:t xml:space="preserve">Major access lists </w:t>
+      </w:r>
+    </w:p>
+    <w:p>
+      <w:pPr>
+        <w:pStyle w:val="ListParagraph"/>
+        <w:numPr>
+          <w:ilvl w:val="0"/>
+          <w:numId w:val="4"/>
+        </w:numPr>
+        <w:spacing w:after="0" w:line="360" w:lineRule="auto"/>
+        <w:rPr>
+          <w:rFonts w:ascii="Assistant Medium" w:hAnsi="Assistant Medium" w:cs="Assistant Medium"/>
+          <w:b/>
+          <w:bCs/>
+          <w:u w:val="single"/>
+          <w:lang w:val="en-US"/>
+        </w:rPr>
+      </w:pPr>
+      <w:r>
+        <w:rPr>
+          <w:rFonts w:ascii="Assistant Medium" w:hAnsi="Assistant Medium" w:cs="Assistant Medium"/>
+          <w:lang w:val="en-US"/>
+        </w:rPr>
+        <w:t>Block VPN.</w:t>
+      </w:r>
+    </w:p>
+    <w:p>
+      <w:pPr>
+        <w:pStyle w:val="ListParagraph"/>
+        <w:numPr>
+          <w:ilvl w:val="0"/>
+          <w:numId w:val="4"/>
+        </w:numPr>
+        <w:spacing w:after="0" w:line="360" w:lineRule="auto"/>
+        <w:rPr>
+          <w:rFonts w:ascii="Assistant Medium" w:hAnsi="Assistant Medium" w:cs="Assistant Medium"/>
+          <w:b/>
+          <w:bCs/>
+          <w:u w:val="single"/>
+          <w:lang w:val="en-US"/>
+        </w:rPr>
+      </w:pPr>
+      <w:r>
+        <w:rPr>
+          <w:rFonts w:ascii="Assistant Medium" w:hAnsi="Assistant Medium" w:cs="Assistant Medium"/>
+          <w:lang w:val="en-US"/>
+        </w:rPr>
+        <w:t>Block traffic from datacenters.</w:t>
+      </w:r>
+    </w:p>
+    <w:p>
+      <w:pPr>
+        <w:pStyle w:val="ListParagraph"/>
+        <w:numPr>
+          <w:ilvl w:val="0"/>
+          <w:numId w:val="4"/>
+        </w:numPr>
+        <w:spacing w:after="0" w:line="360" w:lineRule="auto"/>
+        <w:rPr>
+          <w:rFonts w:ascii="Assistant Medium" w:hAnsi="Assistant Medium" w:cs="Assistant Medium"/>
+          <w:b/>
+          <w:bCs/>
+          <w:u w:val="single"/>
+          <w:lang w:val="en-US"/>
+        </w:rPr>
+      </w:pPr>
+      <w:r>
+        <w:rPr>
+          <w:rFonts w:ascii="Assistant Medium" w:hAnsi="Assistant Medium" w:cs="Assistant Medium"/>
+          <w:lang w:val="en-US"/>
+        </w:rPr>
+        <w:t>Block TOR</w:t>
+      </w:r>
+    </w:p>
+    <w:p>
+      <w:pPr>
+        <w:pStyle w:val="ListParagraph"/>
+        <w:numPr>
+          <w:ilvl w:val="0"/>
+          <w:numId w:val="4"/>
+        </w:numPr>
+        <w:spacing w:after="0" w:line="360" w:lineRule="auto"/>
+        <w:rPr>
+          <w:rFonts w:ascii="Assistant Medium" w:hAnsi="Assistant Medium" w:cs="Assistant Medium"/>
+          <w:b/>
+          <w:bCs/>
+          <w:u w:val="single"/>
+          <w:lang w:val="en-US"/>
+        </w:rPr>
+      </w:pPr>
+      <w:r>
+        <w:rPr>
+          <w:rFonts w:ascii="Assistant Medium" w:hAnsi="Assistant Medium" w:cs="Assistant Medium"/>
+          <w:lang w:val="en-US"/>
+        </w:rPr>
+        <w:t>Block known BOTS.</w:t>
+      </w:r>
+    </w:p>
+    <w:p>
+      <w:pPr>
+        <w:pStyle w:val="ListParagraph"/>
+        <w:numPr>
+          <w:ilvl w:val="0"/>
+          <w:numId w:val="4"/>
+        </w:numPr>
+        <w:spacing w:after="0" w:line="360" w:lineRule="auto"/>
+        <w:rPr>
+          <w:rFonts w:ascii="Assistant Medium" w:hAnsi="Assistant Medium" w:cs="Assistant Medium"/>
+          <w:b/>
+          <w:bCs/>
+          <w:u w:val="single"/>
+          <w:lang w:val="en-US"/>
+        </w:rPr>
+      </w:pPr>
+      <w:r>
+        <w:rPr>
+          <w:rFonts w:ascii="Assistant Medium" w:hAnsi="Assistant Medium" w:cs="Assistant Medium"/>
+          <w:lang w:val="en-US"/>
+        </w:rPr>
+        <w:t>Abuseipdb and other known feeds.</w:t>
+      </w:r>
+    </w:p>
+    <w:p>
+      <w:pPr>
+        <w:pStyle w:val="ListParagraph"/>
+        <w:numPr>
+          <w:ilvl w:val="0"/>
+          <w:numId w:val="2"/>
+        </w:numPr>
+        <w:spacing w:after="0" w:line="360" w:lineRule="auto"/>
+        <w:rPr>
+          <w:rFonts w:ascii="Assistant Medium" w:hAnsi="Assistant Medium" w:cs="Assistant Medium"/>
+          <w:b/>
+          <w:bCs/>
+          <w:u w:val="single"/>
+          <w:lang w:val="en-US"/>
+        </w:rPr>
+      </w:pPr>
+      <w:r>
+        <w:rPr>
+          <w:rFonts w:ascii="Assistant Medium" w:hAnsi="Assistant Medium" w:cs="Assistant Medium"/>
+          <w:lang w:val="en-US"/>
+        </w:rPr>
+        <w:t>Upload scanning</w:t>
+      </w:r>
+      <w:r>
+        <w:rPr>
+          <w:rFonts w:ascii="Assistant Medium" w:hAnsi="Assistant Medium" w:cs="Assistant Medium"/>
+          <w:lang w:val="en-US"/>
+        </w:rPr>
+        <w:t xml:space="preserve"> against malwares and CSAM.</w:t>
+      </w:r>
+    </w:p>
+    <w:p>
+      <w:pPr>
+        <w:pStyle w:val="ListParagraph"/>
+        <w:numPr>
+          <w:ilvl w:val="0"/>
+          <w:numId w:val="2"/>
+        </w:numPr>
+        <w:spacing w:after="0" w:line="360" w:lineRule="auto"/>
+        <w:rPr>
+          <w:rFonts w:ascii="Assistant Medium" w:hAnsi="Assistant Medium" w:cs="Assistant Medium"/>
+          <w:b/>
+          <w:bCs/>
+          <w:u w:val="single"/>
+          <w:lang w:val="en-US"/>
+        </w:rPr>
+      </w:pPr>
+      <w:r>
+        <w:rPr>
+          <w:rFonts w:ascii="Assistant Medium" w:hAnsi="Assistant Medium" w:cs="Assistant Medium"/>
+          <w:lang w:val="en-US"/>
+        </w:rPr>
+        <w:t>Domain hold.</w:t>
+      </w:r>
+    </w:p>
+    <w:p>
+      <w:pPr>
+        <w:pStyle w:val="ListParagraph"/>
+        <w:numPr>
+          <w:ilvl w:val="0"/>
+          <w:numId w:val="2"/>
+        </w:numPr>
+        <w:spacing w:after="0" w:line="360" w:lineRule="auto"/>
+        <w:rPr>
+          <w:rFonts w:ascii="Assistant Medium" w:hAnsi="Assistant Medium" w:cs="Assistant Medium"/>
+          <w:b/>
+          <w:bCs/>
+          <w:u w:val="single"/>
+          <w:lang w:val="en-US"/>
+        </w:rPr>
+      </w:pPr>
+      <w:proofErr w:type="gramStart"/>
+      <w:r>
+        <w:rPr>
+          <w:rFonts w:ascii="Assistant Medium" w:hAnsi="Assistant Medium" w:cs="Assistant Medium"/>
+          <w:lang w:val="en-US"/>
+        </w:rPr>
+        <w:t>Whois</w:t>
+      </w:r>
+      <w:proofErr w:type="gramEnd"/>
+      <w:r>
+        <w:rPr>
+          <w:rFonts w:ascii="Assistant Medium" w:hAnsi="Assistant Medium" w:cs="Assistant Medium"/>
+          <w:lang w:val="en-US"/>
+        </w:rPr>
+        <w:t xml:space="preserve"> privacy.</w:t>
+      </w:r>
+    </w:p>
+    <w:p>
+      <w:pPr>
+        <w:pStyle w:val="ListParagraph"/>
+        <w:numPr>
+          <w:ilvl w:val="0"/>
+          <w:numId w:val="2"/>
+        </w:numPr>
+        <w:spacing w:after="0" w:line="360" w:lineRule="auto"/>
+        <w:rPr>
+          <w:rFonts w:ascii="Assistant Medium" w:hAnsi="Assistant Medium" w:cs="Assistant Medium"/>
+          <w:b/>
+          <w:bCs/>
+          <w:u w:val="single"/>
+          <w:lang w:val="en-US"/>
+        </w:rPr>
+      </w:pPr>
+      <w:r>
+        <w:rPr>
+          <w:rFonts w:ascii="Assistant Medium" w:hAnsi="Assistant Medium" w:cs="Assistant Medium"/>
+          <w:lang w:val="en-US"/>
+        </w:rPr>
+        <w:t>Block post requests.</w:t>
+      </w:r>
+    </w:p>
+    <w:p>
+      <w:pPr>
+        <w:pStyle w:val="ListParagraph"/>
+        <w:numPr>
+          <w:ilvl w:val="0"/>
+          <w:numId w:val="2"/>
+        </w:numPr>
+        <w:spacing w:after="0" w:line="360" w:lineRule="auto"/>
+        <w:rPr>
+          <w:rFonts w:ascii="Assistant Medium" w:hAnsi="Assistant Medium" w:cs="Assistant Medium"/>
+          <w:b/>
+          <w:bCs/>
+          <w:u w:val="single"/>
+          <w:lang w:val="en-US"/>
+        </w:rPr>
+      </w:pPr>
+      <w:r>
+        <w:rPr>
+          <w:rFonts w:ascii="Assistant Medium" w:hAnsi="Assistant Medium" w:cs="Assistant Medium"/>
+          <w:lang w:val="en-US"/>
+        </w:rPr>
+        <w:t>Request and response body limit.</w:t>
+      </w:r>
+    </w:p>
+    <w:p>
+      <w:pPr>
+        <w:pStyle w:val="ListParagraph"/>
+        <w:numPr>
+          <w:ilvl w:val="0"/>
+          <w:numId w:val="2"/>
+        </w:numPr>
+        <w:spacing w:after="0" w:line="360" w:lineRule="auto"/>
+        <w:rPr>
+          <w:rFonts w:ascii="Assistant Medium" w:hAnsi="Assistant Medium" w:cs="Assistant Medium"/>
+          <w:lang w:val="en-US"/>
+        </w:rPr>
+      </w:pPr>
+      <w:r>
+        <w:rPr>
+          <w:rFonts w:ascii="Assistant Medium" w:hAnsi="Assistant Medium" w:cs="Assistant Medium"/>
+          <w:lang w:val="en-US"/>
+        </w:rPr>
+        <w:t>Real-time threat intelligence</w:t>
+      </w:r>
+      <w:r>
+        <w:rPr>
+          <w:rFonts w:ascii="Assistant Medium" w:hAnsi="Assistant Medium" w:cs="Assistant Medium"/>
+          <w:lang w:val="en-US"/>
+        </w:rPr>
+        <w:t>.</w:t>
+      </w:r>
+    </w:p>
+    <w:p>
+      <w:pPr>
+        <w:spacing w:after="0" w:line="360" w:lineRule="auto"/>
+        <w:rPr>
+          <w:rFonts w:ascii="Assistant Medium" w:hAnsi="Assistant Medium" w:cs="Assistant Medium"/>
+          <w:b/>
+          <w:bCs/>
+          <w:u w:val="single"/>
+          <w:lang w:val="en-US"/>
+        </w:rPr>
+      </w:pPr>
+    </w:p>
+    <w:p>
+      <w:pPr>
+        <w:spacing w:after="0" w:line="360" w:lineRule="auto"/>
+        <w:rPr>
+          <w:rFonts w:ascii="Assistant Medium" w:hAnsi="Assistant Medium" w:cs="Assistant Medium"/>
+          <w:lang w:val="en-US"/>
+        </w:rPr>
+      </w:pPr>
+    </w:p>
+    <w:p>
+      <w:pPr>
+        <w:spacing w:after="0" w:line="360" w:lineRule="auto"/>
+        <w:rPr>
+          <w:rFonts w:ascii="Assistant Medium" w:hAnsi="Assistant Medium" w:cs="Assistant Medium"/>
+          <w:b/>
+          <w:bCs/>
+          <w:sz w:val="28"/>
+          <w:szCs w:val="28"/>
+          <w:u w:val="single"/>
+          <w:lang w:val="en-US"/>
+        </w:rPr>
+      </w:pPr>
+      <w:r>
+        <w:rPr>
+          <w:rFonts w:ascii="Assistant Medium" w:hAnsi="Assistant Medium" w:cs="Assistant Medium"/>
+          <w:b/>
+          <w:bCs/>
+          <w:sz w:val="28"/>
+          <w:szCs w:val="28"/>
+          <w:u w:val="single"/>
+          <w:lang w:val="en-US"/>
+        </w:rPr>
+        <w:lastRenderedPageBreak/>
+        <w:t>Backups</w:t>
+      </w:r>
+    </w:p>
+    <w:p>
+      <w:pPr>
+        <w:pStyle w:val="ListParagraph"/>
+        <w:numPr>
+          <w:ilvl w:val="0"/>
+          <w:numId w:val="2"/>
+        </w:numPr>
+        <w:spacing w:after="0" w:line="360" w:lineRule="auto"/>
+        <w:rPr>
+          <w:rFonts w:ascii="Assistant Medium" w:hAnsi="Assistant Medium" w:cs="Assistant Medium"/>
+          <w:u w:val="single"/>
+          <w:lang w:val="en-US"/>
+        </w:rPr>
+      </w:pPr>
+      <w:r>
+        <w:rPr>
+          <w:rFonts w:ascii="Assistant Medium" w:hAnsi="Assistant Medium" w:cs="Assistant Medium"/>
+          <w:lang w:val="en-US"/>
+        </w:rPr>
+        <w:t xml:space="preserve">Fast </w:t>
+      </w:r>
+      <w:r>
+        <w:rPr>
+          <w:rFonts w:ascii="Assistant Medium" w:hAnsi="Assistant Medium" w:cs="Assistant Medium"/>
+          <w:lang w:val="en-US"/>
+        </w:rPr>
+        <w:t>Large</w:t>
+      </w:r>
+      <w:r>
+        <w:rPr>
+          <w:rFonts w:ascii="Assistant Medium" w:hAnsi="Assistant Medium" w:cs="Assistant Medium"/>
+          <w:lang w:val="en-US"/>
+        </w:rPr>
+        <w:t xml:space="preserve"> </w:t>
+      </w:r>
+      <w:r>
+        <w:rPr>
+          <w:rFonts w:ascii="Assistant Medium" w:hAnsi="Assistant Medium" w:cs="Assistant Medium"/>
+          <w:lang w:val="en-US"/>
+        </w:rPr>
+        <w:t>capacity Disk on keys</w:t>
+      </w:r>
+      <w:r>
+        <w:rPr>
+          <w:rFonts w:ascii="Assistant Medium" w:hAnsi="Assistant Medium" w:cs="Assistant Medium"/>
+          <w:lang w:val="en-US"/>
+        </w:rPr>
+        <w:t xml:space="preserve"> up to 1TB each.</w:t>
+      </w:r>
+    </w:p>
+    <w:p>
+      <w:pPr>
+        <w:pStyle w:val="ListParagraph"/>
+        <w:numPr>
+          <w:ilvl w:val="0"/>
+          <w:numId w:val="2"/>
+        </w:numPr>
+        <w:spacing w:after="0" w:line="360" w:lineRule="auto"/>
+        <w:rPr>
+          <w:rFonts w:ascii="Assistant Medium" w:hAnsi="Assistant Medium" w:cs="Assistant Medium"/>
+          <w:u w:val="single"/>
+          <w:lang w:val="en-US"/>
+        </w:rPr>
+      </w:pPr>
+      <w:r>
+        <w:rPr>
+          <w:rFonts w:ascii="Assistant Medium" w:hAnsi="Assistant Medium" w:cs="Assistant Medium"/>
+          <w:lang w:val="en-US"/>
+        </w:rPr>
+        <w:t xml:space="preserve">Multiple </w:t>
+      </w:r>
+      <w:r>
+        <w:rPr>
+          <w:rFonts w:ascii="Assistant Medium" w:hAnsi="Assistant Medium" w:cs="Assistant Medium"/>
+          <w:lang w:val="en-US"/>
+        </w:rPr>
+        <w:t>Hard disks.</w:t>
+      </w:r>
+    </w:p>
+    <w:p>
+      <w:pPr>
+        <w:pStyle w:val="ListParagraph"/>
+        <w:numPr>
+          <w:ilvl w:val="0"/>
+          <w:numId w:val="2"/>
+        </w:numPr>
+        <w:spacing w:after="0" w:line="360" w:lineRule="auto"/>
+        <w:rPr>
+          <w:rFonts w:ascii="Assistant Medium" w:hAnsi="Assistant Medium" w:cs="Assistant Medium"/>
+          <w:u w:val="single"/>
+          <w:lang w:val="en-US"/>
+        </w:rPr>
+      </w:pPr>
+      <w:r>
+        <w:rPr>
+          <w:rFonts w:ascii="Assistant Medium" w:hAnsi="Assistant Medium" w:cs="Assistant Medium"/>
+          <w:lang w:val="en-US"/>
+        </w:rPr>
+        <w:t>Onedrive (6x1TB).</w:t>
+      </w:r>
+    </w:p>
+    <w:p>
+      <w:pPr>
+        <w:pStyle w:val="ListParagraph"/>
+        <w:numPr>
+          <w:ilvl w:val="0"/>
+          <w:numId w:val="2"/>
+        </w:numPr>
+        <w:spacing w:after="0" w:line="360" w:lineRule="auto"/>
+        <w:rPr>
+          <w:rFonts w:ascii="Assistant Medium" w:hAnsi="Assistant Medium" w:cs="Assistant Medium"/>
+          <w:u w:val="single"/>
+          <w:lang w:val="en-US"/>
+        </w:rPr>
+      </w:pPr>
+      <w:proofErr w:type="gramStart"/>
+      <w:r>
+        <w:rPr>
+          <w:rFonts w:ascii="Assistant Medium" w:hAnsi="Assistant Medium" w:cs="Assistant Medium"/>
+          <w:lang w:val="en-US"/>
+        </w:rPr>
+        <w:t>Family Google</w:t>
+      </w:r>
+      <w:proofErr w:type="gramEnd"/>
+      <w:r>
+        <w:rPr>
+          <w:rFonts w:ascii="Assistant Medium" w:hAnsi="Assistant Medium" w:cs="Assistant Medium"/>
+          <w:lang w:val="en-US"/>
+        </w:rPr>
+        <w:t xml:space="preserve"> storage</w:t>
+      </w:r>
+      <w:r>
+        <w:rPr>
+          <w:rFonts w:ascii="Assistant Medium" w:hAnsi="Assistant Medium" w:cs="Assistant Medium"/>
+          <w:lang w:val="en-US"/>
+        </w:rPr>
+        <w:t xml:space="preserve"> with combined </w:t>
+      </w:r>
+      <w:r>
+        <w:rPr>
+          <w:rFonts w:ascii="Assistant Medium" w:hAnsi="Assistant Medium" w:cs="Assistant Medium" w:hint="cs"/>
+          <w:rtl/>
+          <w:lang w:val="en-US"/>
+        </w:rPr>
+        <w:t>5</w:t>
+      </w:r>
+      <w:r>
+        <w:rPr>
+          <w:rFonts w:ascii="Assistant Medium" w:hAnsi="Assistant Medium" w:cs="Assistant Medium"/>
+          <w:lang w:val="en-US"/>
+        </w:rPr>
+        <w:t>TB shared with separate</w:t>
+      </w:r>
+      <w:r>
+        <w:rPr>
+          <w:rFonts w:ascii="Assistant Medium" w:hAnsi="Assistant Medium" w:cs="Assistant Medium"/>
+          <w:lang w:val="en-US"/>
+        </w:rPr>
+        <w:t xml:space="preserve"> allocation</w:t>
+      </w:r>
+      <w:r>
+        <w:rPr>
+          <w:rFonts w:ascii="Assistant Medium" w:hAnsi="Assistant Medium" w:cs="Assistant Medium"/>
+          <w:lang w:val="en-US"/>
+        </w:rPr>
+        <w:t xml:space="preserve"> per person.</w:t>
+      </w:r>
+    </w:p>
+    <w:p>
+      <w:pPr>
+        <w:pStyle w:val="ListParagraph"/>
+        <w:numPr>
+          <w:ilvl w:val="0"/>
+          <w:numId w:val="2"/>
+        </w:numPr>
+        <w:spacing w:after="0" w:line="360" w:lineRule="auto"/>
+        <w:rPr>
+          <w:rFonts w:ascii="Assistant Medium" w:hAnsi="Assistant Medium" w:cs="Assistant Medium"/>
+          <w:u w:val="single"/>
+          <w:lang w:val="en-US"/>
+        </w:rPr>
+      </w:pPr>
+      <w:r>
+        <w:rPr>
+          <w:rFonts w:ascii="Assistant Medium" w:hAnsi="Assistant Medium" w:cs="Assistant Medium"/>
+          <w:lang w:val="en-US"/>
+        </w:rPr>
+        <w:t>Servers’</w:t>
+      </w:r>
+      <w:r>
+        <w:rPr>
+          <w:rFonts w:ascii="Assistant Medium" w:hAnsi="Assistant Medium" w:cs="Assistant Medium"/>
+          <w:lang w:val="en-US"/>
+        </w:rPr>
+        <w:t xml:space="preserve"> snapshots on multiple separated regions.</w:t>
+      </w:r>
+    </w:p>
+    <w:p>
+      <w:pPr>
+        <w:spacing w:after="0" w:line="360" w:lineRule="auto"/>
+        <w:rPr>
+          <w:rFonts w:ascii="Assistant Medium" w:hAnsi="Assistant Medium" w:cs="Assistant Medium"/>
+          <w:u w:val="single"/>
+          <w:lang w:val="en-US"/>
+        </w:rPr>
+      </w:pPr>
+    </w:p>
+    <w:p>
+      <w:pPr>
+        <w:spacing w:after="0" w:line="360" w:lineRule="auto"/>
+        <w:rPr>
+          <w:rFonts w:ascii="Assistant Medium" w:hAnsi="Assistant Medium" w:cs="Assistant Medium"/>
+          <w:b/>
+          <w:bCs/>
+          <w:sz w:val="28"/>
+          <w:szCs w:val="28"/>
+          <w:u w:val="single"/>
+          <w:lang w:val="en-US"/>
+        </w:rPr>
+      </w:pPr>
+      <w:r>
+        <w:rPr>
+          <w:rFonts w:ascii="Assistant Medium" w:hAnsi="Assistant Medium" w:cs="Assistant Medium"/>
+          <w:b/>
+          <w:bCs/>
+          <w:u w:val="single"/>
+          <w:lang w:val="en-US"/>
+        </w:rPr>
+        <w:t>IT</w:t>
+      </w:r>
+      <w:r>
+        <w:rPr>
+          <w:rFonts w:ascii="Assistant Medium" w:hAnsi="Assistant Medium" w:cs="Assistant Medium"/>
+          <w:b/>
+          <w:bCs/>
+          <w:u w:val="single"/>
+          <w:lang w:val="en-US"/>
+        </w:rPr>
+        <w:t xml:space="preserve"> </w:t>
+      </w:r>
+      <w:r>
+        <w:rPr>
+          <w:rFonts w:ascii="Assistant Medium" w:hAnsi="Assistant Medium" w:cs="Assistant Medium"/>
+          <w:b/>
+          <w:bCs/>
+          <w:sz w:val="28"/>
+          <w:szCs w:val="28"/>
+          <w:u w:val="single"/>
+          <w:lang w:val="en-US"/>
+        </w:rPr>
+        <w:t>OTHER</w:t>
+      </w:r>
+      <w:r>
+        <w:rPr>
+          <w:rFonts w:ascii="Assistant Medium" w:hAnsi="Assistant Medium" w:cs="Assistant Medium"/>
+          <w:b/>
+          <w:bCs/>
+          <w:sz w:val="28"/>
+          <w:szCs w:val="28"/>
+          <w:u w:val="single"/>
+          <w:lang w:val="en-US"/>
+        </w:rPr>
+        <w:t xml:space="preserve"> – no security related</w:t>
+      </w:r>
+    </w:p>
+    <w:p>
+      <w:pPr>
+        <w:spacing w:after="0" w:line="360" w:lineRule="auto"/>
+        <w:rPr>
+          <w:rFonts w:ascii="Assistant Medium" w:hAnsi="Assistant Medium" w:cs="Assistant Medium"/>
+          <w:lang w:val="en-US"/>
+        </w:rPr>
+      </w:pPr>
+      <w:r>
+        <w:rPr>
+          <w:rFonts w:ascii="Assistant Medium" w:hAnsi="Assistant Medium" w:cs="Assistant Medium"/>
+          <w:lang w:val="en-US"/>
+        </w:rPr>
+        <w:t xml:space="preserve">For lowering risks from piracy </w:t>
+      </w:r>
+      <w:r>
+        <w:rPr>
+          <w:rFonts w:ascii="Assistant Medium" w:hAnsi="Assistant Medium" w:cs="Assistant Medium"/>
+          <w:lang w:val="en-US"/>
+        </w:rPr>
+        <w:t xml:space="preserve">and freeware/greyware </w:t>
+      </w:r>
+      <w:r>
+        <w:rPr>
+          <w:rFonts w:ascii="Assistant Medium" w:hAnsi="Assistant Medium" w:cs="Assistant Medium"/>
+          <w:lang w:val="en-US"/>
+        </w:rPr>
+        <w:t>and improve user experience.</w:t>
+      </w:r>
+    </w:p>
+    <w:p>
+      <w:pPr>
+        <w:pStyle w:val="ListParagraph"/>
+        <w:numPr>
+          <w:ilvl w:val="0"/>
+          <w:numId w:val="2"/>
+        </w:numPr>
+        <w:spacing w:after="0" w:line="360" w:lineRule="auto"/>
+        <w:rPr>
+          <w:rFonts w:ascii="Assistant Medium" w:hAnsi="Assistant Medium" w:cs="Assistant Medium"/>
+          <w:lang w:val="en-US"/>
+        </w:rPr>
+      </w:pPr>
+      <w:r>
+        <w:rPr>
+          <w:rFonts w:ascii="Assistant Medium" w:hAnsi="Assistant Medium" w:cs="Assistant Medium"/>
+          <w:lang w:val="en-US"/>
+        </w:rPr>
+        <w:t>Gemini AI PRO</w:t>
+      </w:r>
+      <w:r>
+        <w:rPr>
+          <w:rFonts w:ascii="Assistant Medium" w:hAnsi="Assistant Medium" w:cs="Assistant Medium"/>
+          <w:lang w:val="en-US"/>
+        </w:rPr>
+        <w:t xml:space="preserve"> – for all the family </w:t>
+      </w:r>
+      <w:r>
+        <w:rPr>
+          <w:rFonts w:ascii="Assistant Medium" w:hAnsi="Assistant Medium" w:cs="Assistant Medium"/>
+          <w:lang w:val="en-US"/>
+        </w:rPr>
+        <w:t>– 5TB shared storage included for all services.</w:t>
+      </w:r>
+    </w:p>
+    <w:p>
+      <w:pPr>
+        <w:pStyle w:val="ListParagraph"/>
+        <w:numPr>
+          <w:ilvl w:val="0"/>
+          <w:numId w:val="2"/>
+        </w:numPr>
+        <w:spacing w:after="0" w:line="360" w:lineRule="auto"/>
+        <w:rPr>
+          <w:rFonts w:ascii="Assistant Medium" w:hAnsi="Assistant Medium" w:cs="Assistant Medium"/>
+          <w:lang w:val="en-US"/>
+        </w:rPr>
+      </w:pPr>
+      <w:r>
+        <w:rPr>
+          <w:rFonts w:ascii="Assistant Medium" w:hAnsi="Assistant Medium" w:cs="Assistant Medium"/>
+          <w:lang w:val="en-US"/>
+        </w:rPr>
+        <w:t>Microsoft office 356 family plan.</w:t>
+      </w:r>
+    </w:p>
+    <w:p>
+      <w:pPr>
+        <w:pStyle w:val="ListParagraph"/>
+        <w:numPr>
+          <w:ilvl w:val="0"/>
+          <w:numId w:val="2"/>
+        </w:numPr>
+        <w:spacing w:after="0" w:line="360" w:lineRule="auto"/>
+        <w:rPr>
+          <w:rFonts w:ascii="Assistant Medium" w:hAnsi="Assistant Medium" w:cs="Assistant Medium"/>
+          <w:lang w:val="en-US"/>
+        </w:rPr>
+      </w:pPr>
+      <w:r>
+        <w:rPr>
+          <w:rFonts w:ascii="Assistant Medium" w:hAnsi="Assistant Medium" w:cs="Assistant Medium"/>
+          <w:lang w:val="en-US"/>
+        </w:rPr>
+        <w:t>Spotify</w:t>
+      </w:r>
+    </w:p>
+    <w:p>
+      <w:pPr>
+        <w:pStyle w:val="ListParagraph"/>
+        <w:numPr>
+          <w:ilvl w:val="0"/>
+          <w:numId w:val="2"/>
+        </w:numPr>
+        <w:spacing w:after="0" w:line="360" w:lineRule="auto"/>
+        <w:rPr>
+          <w:rFonts w:ascii="Assistant Medium" w:hAnsi="Assistant Medium" w:cs="Assistant Medium"/>
+          <w:lang w:val="en-US"/>
+        </w:rPr>
+      </w:pPr>
+      <w:r>
+        <w:rPr>
+          <w:rFonts w:ascii="Assistant Medium" w:hAnsi="Assistant Medium" w:cs="Assistant Medium"/>
+          <w:lang w:val="en-US"/>
+        </w:rPr>
+        <w:t>Netflix</w:t>
+      </w:r>
+    </w:p>
+    <w:p>
+      <w:pPr>
+        <w:pStyle w:val="ListParagraph"/>
+        <w:numPr>
+          <w:ilvl w:val="0"/>
+          <w:numId w:val="2"/>
+        </w:numPr>
+        <w:spacing w:after="0" w:line="360" w:lineRule="auto"/>
+        <w:rPr>
+          <w:rFonts w:ascii="Assistant Medium" w:hAnsi="Assistant Medium" w:cs="Assistant Medium"/>
+          <w:lang w:val="en-US"/>
+        </w:rPr>
+      </w:pPr>
+      <w:r>
+        <w:rPr>
+          <w:rFonts w:ascii="Assistant Medium" w:hAnsi="Assistant Medium" w:cs="Assistant Medium"/>
+          <w:lang w:val="en-US"/>
+        </w:rPr>
+        <w:t>Kartina.tv</w:t>
+      </w:r>
+    </w:p>
+    <w:p>
+      <w:pPr>
+        <w:pStyle w:val="ListParagraph"/>
+        <w:numPr>
+          <w:ilvl w:val="0"/>
+          <w:numId w:val="2"/>
+        </w:numPr>
+        <w:spacing w:after="0" w:line="360" w:lineRule="auto"/>
+        <w:rPr>
+          <w:rFonts w:ascii="Assistant Medium" w:hAnsi="Assistant Medium" w:cs="Assistant Medium"/>
+          <w:lang w:val="en-US"/>
+        </w:rPr>
+      </w:pPr>
+      <w:r>
+        <w:rPr>
+          <w:rFonts w:ascii="Assistant Medium" w:hAnsi="Assistant Medium" w:cs="Assistant Medium"/>
+          <w:lang w:val="en-US"/>
+        </w:rPr>
+        <w:t>Youtube premium family plan (no ads).</w:t>
+      </w:r>
+    </w:p>
+    <w:p>
+      <w:pPr>
+        <w:pStyle w:val="ListParagraph"/>
+        <w:numPr>
+          <w:ilvl w:val="0"/>
+          <w:numId w:val="2"/>
+        </w:numPr>
+        <w:spacing w:after="0" w:line="360" w:lineRule="auto"/>
+        <w:rPr>
+          <w:rFonts w:ascii="Assistant Medium" w:hAnsi="Assistant Medium" w:cs="Assistant Medium"/>
+          <w:lang w:val="en-US"/>
+        </w:rPr>
+      </w:pPr>
+      <w:r>
+        <w:rPr>
+          <w:rFonts w:ascii="Assistant Medium" w:hAnsi="Assistant Medium" w:cs="Assistant Medium"/>
+          <w:lang w:val="en-US"/>
+        </w:rPr>
+        <w:t xml:space="preserve">Tidal </w:t>
+      </w:r>
+    </w:p>
+    <w:p>
+      <w:pPr>
+        <w:pStyle w:val="ListParagraph"/>
+        <w:numPr>
+          <w:ilvl w:val="0"/>
+          <w:numId w:val="2"/>
+        </w:numPr>
+        <w:spacing w:after="0" w:line="360" w:lineRule="auto"/>
+        <w:rPr>
+          <w:rFonts w:ascii="Assistant Medium" w:hAnsi="Assistant Medium" w:cs="Assistant Medium"/>
+          <w:lang w:val="en-US"/>
+        </w:rPr>
+      </w:pPr>
+      <w:r>
+        <w:rPr>
+          <w:rFonts w:ascii="Assistant Medium" w:hAnsi="Assistant Medium" w:cs="Assistant Medium"/>
+          <w:lang w:val="en-US"/>
+        </w:rPr>
+        <w:t>Perplexity</w:t>
+      </w:r>
+    </w:p>
+    <w:p>
+      <w:pPr>
+        <w:pStyle w:val="ListParagraph"/>
+        <w:numPr>
+          <w:ilvl w:val="0"/>
+          <w:numId w:val="2"/>
+        </w:numPr>
+        <w:spacing w:after="0" w:line="360" w:lineRule="auto"/>
+        <w:rPr>
+          <w:rFonts w:ascii="Assistant Medium" w:hAnsi="Assistant Medium" w:cs="Assistant Medium"/>
+          <w:lang w:val="en-US"/>
+        </w:rPr>
+      </w:pPr>
+      <w:r>
+        <w:rPr>
+          <w:rFonts w:ascii="Assistant Medium" w:hAnsi="Assistant Medium" w:cs="Assistant Medium"/>
+          <w:lang w:val="en-US"/>
+        </w:rPr>
+        <w:t>Truecaller</w:t>
+      </w:r>
+    </w:p>
+    <w:p>
+      <w:pPr>
+        <w:pStyle w:val="ListParagraph"/>
+        <w:numPr>
+          <w:ilvl w:val="0"/>
+          <w:numId w:val="2"/>
+        </w:numPr>
+        <w:spacing w:after="0" w:line="360" w:lineRule="auto"/>
+        <w:rPr>
+          <w:rFonts w:ascii="Assistant Medium" w:hAnsi="Assistant Medium" w:cs="Assistant Medium"/>
+          <w:lang w:val="en-US"/>
+        </w:rPr>
+      </w:pPr>
+      <w:r>
+        <w:rPr>
+          <w:rFonts w:ascii="Assistant Medium" w:hAnsi="Assistant Medium" w:cs="Assistant Medium"/>
+          <w:lang w:val="en-US"/>
+        </w:rPr>
+        <w:t xml:space="preserve">Adobe creative cloud </w:t>
+      </w:r>
+    </w:p>
+    <w:p>
+      <w:pPr>
+        <w:pStyle w:val="ListParagraph"/>
+        <w:numPr>
+          <w:ilvl w:val="0"/>
+          <w:numId w:val="2"/>
+        </w:numPr>
+        <w:spacing w:after="0" w:line="360" w:lineRule="auto"/>
+        <w:rPr>
+          <w:rFonts w:ascii="Assistant Medium" w:hAnsi="Assistant Medium" w:cs="Assistant Medium"/>
+          <w:lang w:val="en-US"/>
+        </w:rPr>
+      </w:pPr>
+      <w:r>
+        <w:rPr>
+          <w:rFonts w:ascii="Assistant Medium" w:hAnsi="Assistant Medium" w:cs="Assistant Medium"/>
+          <w:lang w:val="en-US"/>
+        </w:rPr>
+        <w:t>Other entertainment apps.</w:t>
+      </w:r>
+    </w:p>
+    <w:p>
+      <w:pPr>
+        <w:spacing w:after="0" w:line="360" w:lineRule="auto"/>
+        <w:rPr>
+          <w:rFonts w:ascii="Assistant Medium" w:hAnsi="Assistant Medium" w:cs="Assistant Medium"/>
+          <w:u w:val="single"/>
+          <w:lang w:val="en-US"/>
+        </w:rPr>
+      </w:pPr>
+    </w:p>
+    <w:p>
+      <w:pPr>
+        <w:spacing w:after="0" w:line="360" w:lineRule="auto"/>
+        <w:rPr>
+          <w:rFonts w:ascii="Assistant Medium" w:hAnsi="Assistant Medium" w:cs="Assistant Medium"/>
+          <w:b/>
+          <w:bCs/>
+          <w:sz w:val="28"/>
+          <w:szCs w:val="28"/>
+          <w:u w:val="single"/>
+          <w:lang w:val="en-US"/>
+        </w:rPr>
+      </w:pPr>
+      <w:r>
+        <w:rPr>
+          <w:rFonts w:ascii="Assistant Medium" w:hAnsi="Assistant Medium" w:cs="Assistant Medium"/>
+          <w:b/>
+          <w:bCs/>
+          <w:sz w:val="28"/>
+          <w:szCs w:val="28"/>
+          <w:u w:val="single"/>
+          <w:lang w:val="en-US"/>
+        </w:rPr>
+        <w:t xml:space="preserve">Previously </w:t>
+      </w:r>
+      <w:r>
+        <w:rPr>
+          <w:rFonts w:ascii="Assistant Medium" w:hAnsi="Assistant Medium" w:cs="Assistant Medium"/>
+          <w:b/>
+          <w:bCs/>
+          <w:sz w:val="28"/>
+          <w:szCs w:val="28"/>
+          <w:u w:val="single"/>
+          <w:lang w:val="en-US"/>
+        </w:rPr>
+        <w:t>used</w:t>
+      </w:r>
+      <w:r>
+        <w:rPr>
+          <w:rFonts w:ascii="Assistant Medium" w:hAnsi="Assistant Medium" w:cs="Assistant Medium"/>
+          <w:b/>
+          <w:bCs/>
+          <w:sz w:val="28"/>
+          <w:szCs w:val="28"/>
+          <w:u w:val="single"/>
+          <w:lang w:val="en-US"/>
+        </w:rPr>
+        <w:t>,</w:t>
+      </w:r>
+      <w:r>
+        <w:rPr>
+          <w:rFonts w:ascii="Assistant Medium" w:hAnsi="Assistant Medium" w:cs="Assistant Medium"/>
+          <w:b/>
+          <w:bCs/>
+          <w:sz w:val="28"/>
+          <w:szCs w:val="28"/>
+          <w:u w:val="single"/>
+          <w:lang w:val="en-US"/>
+        </w:rPr>
+        <w:t xml:space="preserve"> </w:t>
+      </w:r>
+      <w:r>
+        <w:rPr>
+          <w:rFonts w:ascii="Assistant Medium" w:hAnsi="Assistant Medium" w:cs="Assistant Medium"/>
+          <w:b/>
+          <w:bCs/>
+          <w:sz w:val="28"/>
+          <w:szCs w:val="28"/>
+          <w:u w:val="single"/>
+          <w:lang w:val="en-US"/>
+        </w:rPr>
         <w:t>currently not activated</w:t>
       </w:r>
     </w:p>
@@ -6368,14 +6238,44 @@
           <w:rFonts w:ascii="Assistant Medium" w:hAnsi="Assistant Medium" w:cs="Assistant Medium"/>
           <w:lang w:val="en-US"/>
         </w:rPr>
-        <w:t xml:space="preserve">pentester[.]com </w:t>
-      </w:r>
-      <w:r>
-        <w:rPr>
-          <w:rFonts w:ascii="Assistant Medium" w:hAnsi="Assistant Medium" w:cs="Assistant Medium"/>
-          <w:lang w:val="en-US"/>
-        </w:rPr>
-        <w:t xml:space="preserve"> (temporary canceled because of duplication and issue with data broker removals).</w:t>
+        <w:t>pentester[.]</w:t>
+      </w:r>
+      <w:proofErr w:type="gramStart"/>
+      <w:r>
+        <w:rPr>
+          <w:rFonts w:ascii="Assistant Medium" w:hAnsi="Assistant Medium" w:cs="Assistant Medium"/>
+          <w:lang w:val="en-US"/>
+        </w:rPr>
+        <w:t xml:space="preserve">com </w:t>
+      </w:r>
+      <w:r>
+        <w:rPr>
+          <w:rFonts w:ascii="Assistant Medium" w:hAnsi="Assistant Medium" w:cs="Assistant Medium"/>
+          <w:lang w:val="en-US"/>
+        </w:rPr>
+        <w:t xml:space="preserve"> (</w:t>
+      </w:r>
+      <w:proofErr w:type="gramEnd"/>
+      <w:r>
+        <w:rPr>
+          <w:rFonts w:ascii="Assistant Medium" w:hAnsi="Assistant Medium" w:cs="Assistant Medium"/>
+          <w:lang w:val="en-US"/>
+        </w:rPr>
+        <w:t>temporary canceled because of duplication and issue with data broker removals</w:t>
+      </w:r>
+      <w:r>
+        <w:rPr>
+          <w:rFonts w:ascii="Assistant Medium" w:hAnsi="Assistant Medium" w:cs="Assistant Medium"/>
+          <w:lang w:val="en-US"/>
+        </w:rPr>
+        <w:t xml:space="preserve"> that not fully completed because of lack of supporting local laws</w:t>
+      </w:r>
+      <w:r>
+        <w:rPr>
+          <w:rFonts w:ascii="Assistant Medium" w:hAnsi="Assistant Medium" w:cs="Assistant Medium"/>
+          <w:lang w:val="en-US"/>
+        </w:rPr>
+        <w:t>).</w:t>
       </w:r>
     </w:p>
     <w:p>
@@ -6411,36 +6311,41 @@
         <w:pStyle w:val="ListParagraph"/>
         <w:numPr>
           <w:ilvl w:val="0"/>
-          <w:numId w:val="2"/>
-        </w:numPr>
-        <w:spacing w:after="0" w:line="360" w:lineRule="auto"/>
-        <w:rPr>
-          <w:rFonts w:ascii="Assistant Medium" w:hAnsi="Assistant Medium" w:cs="Assistant Medium"/>
-          <w:lang w:val="en-US"/>
-        </w:rPr>
-      </w:pPr>
-      <w:r>
-        <w:rPr>
-          <w:rFonts w:ascii="Assistant Medium" w:hAnsi="Assistant Medium" w:cs="Assistant Medium"/>
-          <w:lang w:val="en-US"/>
-        </w:rPr>
-        <w:t xml:space="preserve"> data broker removal, </w:t>
-      </w:r>
-      <w:proofErr w:type="spellStart"/>
-      <w:r>
-        <w:rPr>
-          <w:rFonts w:ascii="Assistant Medium" w:hAnsi="Assistant Medium" w:cs="Assistant Medium"/>
-          <w:lang w:val="en-US"/>
-        </w:rPr>
-        <w:t>osint</w:t>
-      </w:r>
-      <w:proofErr w:type="spellEnd"/>
-      <w:r>
-        <w:rPr>
-          <w:rFonts w:ascii="Assistant Medium" w:hAnsi="Assistant Medium" w:cs="Assistant Medium"/>
-          <w:lang w:val="en-US"/>
-        </w:rPr>
-        <w:t xml:space="preserve"> intel</w:t>
+          <w:numId w:val="4"/>
+        </w:numPr>
+        <w:spacing w:after="0" w:line="360" w:lineRule="auto"/>
+        <w:rPr>
+          <w:rFonts w:ascii="Assistant Medium" w:hAnsi="Assistant Medium" w:cs="Assistant Medium"/>
+          <w:lang w:val="en-US"/>
+        </w:rPr>
+      </w:pPr>
+      <w:r>
+        <w:rPr>
+          <w:rFonts w:ascii="Assistant Medium" w:hAnsi="Assistant Medium" w:cs="Assistant Medium"/>
+          <w:lang w:val="en-US"/>
+        </w:rPr>
+        <w:t xml:space="preserve"> data broker removal</w:t>
+      </w:r>
+    </w:p>
+    <w:p>
+      <w:pPr>
+        <w:pStyle w:val="ListParagraph"/>
+        <w:numPr>
+          <w:ilvl w:val="0"/>
+          <w:numId w:val="4"/>
+        </w:numPr>
+        <w:spacing w:after="0" w:line="360" w:lineRule="auto"/>
+        <w:rPr>
+          <w:rFonts w:ascii="Assistant Medium" w:hAnsi="Assistant Medium" w:cs="Assistant Medium"/>
+          <w:lang w:val="en-US"/>
+        </w:rPr>
+      </w:pPr>
+      <w:r>
+        <w:rPr>
+          <w:rFonts w:ascii="Assistant Medium" w:hAnsi="Assistant Medium" w:cs="Assistant Medium"/>
+          <w:lang w:val="en-US"/>
+        </w:rPr>
+        <w:t>osint intel</w:t>
       </w:r>
       <w:r>
         <w:rPr>

--- a/Cyber Security Architecture.docx
+++ b/Cyber Security Architecture.docx
@@ -707,12 +707,21 @@
           <w:lang w:val="en-US"/>
         </w:rPr>
       </w:pPr>
-      <w:r>
-        <w:rPr>
-          <w:rFonts w:ascii="Assistant Medium" w:hAnsi="Assistant Medium" w:cs="Assistant Medium"/>
-          <w:lang w:val="en-US"/>
-        </w:rPr>
-        <w:t>Manageengine patch management on auto update</w:t>
+      <w:proofErr w:type="spellStart"/>
+      <w:r>
+        <w:rPr>
+          <w:rFonts w:ascii="Assistant Medium" w:hAnsi="Assistant Medium" w:cs="Assistant Medium"/>
+          <w:lang w:val="en-US"/>
+        </w:rPr>
+        <w:t>Manageengine</w:t>
+      </w:r>
+      <w:proofErr w:type="spellEnd"/>
+      <w:r>
+        <w:rPr>
+          <w:rFonts w:ascii="Assistant Medium" w:hAnsi="Assistant Medium" w:cs="Assistant Medium"/>
+          <w:lang w:val="en-US"/>
+        </w:rPr>
+        <w:t xml:space="preserve"> patch management on auto update</w:t>
       </w:r>
       <w:r>
         <w:rPr>
@@ -735,12 +744,21 @@
           <w:lang w:val="en-US"/>
         </w:rPr>
       </w:pPr>
-      <w:r>
-        <w:rPr>
-          <w:rFonts w:ascii="Assistant Medium" w:hAnsi="Assistant Medium" w:cs="Assistant Medium"/>
-          <w:lang w:val="en-US"/>
-        </w:rPr>
-        <w:t>Opswat patch management</w:t>
+      <w:proofErr w:type="spellStart"/>
+      <w:r>
+        <w:rPr>
+          <w:rFonts w:ascii="Assistant Medium" w:hAnsi="Assistant Medium" w:cs="Assistant Medium"/>
+          <w:lang w:val="en-US"/>
+        </w:rPr>
+        <w:t>Opswat</w:t>
+      </w:r>
+      <w:proofErr w:type="spellEnd"/>
+      <w:r>
+        <w:rPr>
+          <w:rFonts w:ascii="Assistant Medium" w:hAnsi="Assistant Medium" w:cs="Assistant Medium"/>
+          <w:lang w:val="en-US"/>
+        </w:rPr>
+        <w:t xml:space="preserve"> patch management</w:t>
       </w:r>
       <w:r>
         <w:rPr>
@@ -749,7 +767,7 @@
         </w:rPr>
         <w:t xml:space="preserve"> on auto update (updating apps that </w:t>
       </w:r>
-      <w:proofErr w:type="gramStart"/>
+      <w:proofErr w:type="spellStart"/>
       <w:r>
         <w:rPr>
           <w:rFonts w:ascii="Assistant Medium" w:hAnsi="Assistant Medium" w:cs="Assistant Medium"/>
@@ -757,7 +775,7 @@
         </w:rPr>
         <w:t>manageengine</w:t>
       </w:r>
-      <w:proofErr w:type="gramEnd"/>
+      <w:proofErr w:type="spellEnd"/>
       <w:r>
         <w:rPr>
           <w:rFonts w:ascii="Assistant Medium" w:hAnsi="Assistant Medium" w:cs="Assistant Medium"/>
@@ -868,7 +886,23 @@
           <w:rFonts w:ascii="Assistant Medium" w:hAnsi="Assistant Medium" w:cs="Assistant Medium"/>
           <w:lang w:val="en-US"/>
         </w:rPr>
-        <w:t xml:space="preserve"> managed dns </w:t>
+        <w:t xml:space="preserve"> managed </w:t>
+      </w:r>
+      <w:proofErr w:type="spellStart"/>
+      <w:r>
+        <w:rPr>
+          <w:rFonts w:ascii="Assistant Medium" w:hAnsi="Assistant Medium" w:cs="Assistant Medium"/>
+          <w:lang w:val="en-US"/>
+        </w:rPr>
+        <w:t>dns</w:t>
+      </w:r>
+      <w:proofErr w:type="spellEnd"/>
+      <w:r>
+        <w:rPr>
+          <w:rFonts w:ascii="Assistant Medium" w:hAnsi="Assistant Medium" w:cs="Assistant Medium"/>
+          <w:lang w:val="en-US"/>
+        </w:rPr>
+        <w:t xml:space="preserve"> </w:t>
       </w:r>
       <w:r>
         <w:rPr>
@@ -882,15 +916,7 @@
           <w:rFonts w:ascii="Assistant Medium" w:hAnsi="Assistant Medium" w:cs="Assistant Medium"/>
           <w:lang w:val="en-US"/>
         </w:rPr>
-        <w:t xml:space="preserve">over https with separate </w:t>
-      </w:r>
-      <w:proofErr w:type="gramStart"/>
-      <w:r>
-        <w:rPr>
-          <w:rFonts w:ascii="Assistant Medium" w:hAnsi="Assistant Medium" w:cs="Assistant Medium"/>
-          <w:lang w:val="en-US"/>
-        </w:rPr>
-        <w:t>profiles</w:t>
+        <w:t>over https with separate profiles</w:t>
       </w:r>
       <w:r>
         <w:rPr>
@@ -905,15 +931,7 @@
           <w:rFonts w:ascii="Assistant Medium" w:hAnsi="Assistant Medium" w:cs="Assistant Medium"/>
           <w:lang w:val="en-US"/>
         </w:rPr>
-        <w:t xml:space="preserve"> per</w:t>
-      </w:r>
-      <w:proofErr w:type="gramEnd"/>
-      <w:r>
-        <w:rPr>
-          <w:rFonts w:ascii="Assistant Medium" w:hAnsi="Assistant Medium" w:cs="Assistant Medium"/>
-          <w:lang w:val="en-US"/>
-        </w:rPr>
-        <w:t xml:space="preserve"> person</w:t>
+        <w:t xml:space="preserve"> per person</w:t>
       </w:r>
       <w:r>
         <w:rPr>
@@ -983,23 +1001,7 @@
           <w:rFonts w:ascii="Assistant Medium" w:hAnsi="Assistant Medium" w:cs="Assistant Medium"/>
           <w:lang w:val="en-US"/>
         </w:rPr>
-        <w:t xml:space="preserve">Managed </w:t>
-      </w:r>
-      <w:proofErr w:type="gramStart"/>
-      <w:r>
-        <w:rPr>
-          <w:rFonts w:ascii="Assistant Medium" w:hAnsi="Assistant Medium" w:cs="Assistant Medium"/>
-          <w:lang w:val="en-US"/>
-        </w:rPr>
-        <w:t>allowlist</w:t>
-      </w:r>
-      <w:proofErr w:type="gramEnd"/>
-      <w:r>
-        <w:rPr>
-          <w:rFonts w:ascii="Assistant Medium" w:hAnsi="Assistant Medium" w:cs="Assistant Medium"/>
-          <w:lang w:val="en-US"/>
-        </w:rPr>
-        <w:t xml:space="preserve"> of addons for all browsers.</w:t>
+        <w:t>Managed allowlist of addons for all browsers.</w:t>
       </w:r>
     </w:p>
     <w:p>
@@ -1040,12 +1042,21 @@
           <w:lang w:val="en-US"/>
         </w:rPr>
       </w:pPr>
-      <w:r>
-        <w:rPr>
-          <w:rFonts w:ascii="Assistant Medium" w:hAnsi="Assistant Medium" w:cs="Assistant Medium"/>
-          <w:lang w:val="en-US"/>
-        </w:rPr>
-        <w:t>Virustotal check for selected directories</w:t>
+      <w:proofErr w:type="spellStart"/>
+      <w:r>
+        <w:rPr>
+          <w:rFonts w:ascii="Assistant Medium" w:hAnsi="Assistant Medium" w:cs="Assistant Medium"/>
+          <w:lang w:val="en-US"/>
+        </w:rPr>
+        <w:t>Virustotal</w:t>
+      </w:r>
+      <w:proofErr w:type="spellEnd"/>
+      <w:r>
+        <w:rPr>
+          <w:rFonts w:ascii="Assistant Medium" w:hAnsi="Assistant Medium" w:cs="Assistant Medium"/>
+          <w:lang w:val="en-US"/>
+        </w:rPr>
+        <w:t xml:space="preserve"> check for selected directories</w:t>
       </w:r>
       <w:r>
         <w:rPr>
@@ -1106,8 +1117,17 @@
           <w:rFonts w:ascii="Assistant Medium" w:hAnsi="Assistant Medium" w:cs="Assistant Medium"/>
           <w:lang w:val="en-US"/>
         </w:rPr>
-        <w:t>Windows logs and more to siem</w:t>
-      </w:r>
+        <w:t xml:space="preserve">Windows logs and more to </w:t>
+      </w:r>
+      <w:proofErr w:type="spellStart"/>
+      <w:r>
+        <w:rPr>
+          <w:rFonts w:ascii="Assistant Medium" w:hAnsi="Assistant Medium" w:cs="Assistant Medium"/>
+          <w:lang w:val="en-US"/>
+        </w:rPr>
+        <w:t>siem</w:t>
+      </w:r>
+      <w:proofErr w:type="spellEnd"/>
     </w:p>
     <w:p>
       <w:pPr>
@@ -1124,12 +1144,21 @@
           <w:lang w:val="en-US"/>
         </w:rPr>
       </w:pPr>
-      <w:r>
-        <w:rPr>
-          <w:rFonts w:ascii="Assistant Medium" w:hAnsi="Assistant Medium" w:cs="Assistant Medium"/>
-          <w:lang w:val="en-US"/>
-        </w:rPr>
-        <w:t>Roboform password manager.</w:t>
+      <w:proofErr w:type="spellStart"/>
+      <w:r>
+        <w:rPr>
+          <w:rFonts w:ascii="Assistant Medium" w:hAnsi="Assistant Medium" w:cs="Assistant Medium"/>
+          <w:lang w:val="en-US"/>
+        </w:rPr>
+        <w:t>Roboform</w:t>
+      </w:r>
+      <w:proofErr w:type="spellEnd"/>
+      <w:r>
+        <w:rPr>
+          <w:rFonts w:ascii="Assistant Medium" w:hAnsi="Assistant Medium" w:cs="Assistant Medium"/>
+          <w:lang w:val="en-US"/>
+        </w:rPr>
+        <w:t xml:space="preserve"> password manager.</w:t>
       </w:r>
     </w:p>
     <w:p>
@@ -1170,12 +1199,21 @@
           <w:lang w:val="en-US"/>
         </w:rPr>
       </w:pPr>
-      <w:r>
-        <w:rPr>
-          <w:rFonts w:ascii="Assistant Medium" w:hAnsi="Assistant Medium" w:cs="Assistant Medium"/>
-          <w:lang w:val="en-US"/>
-        </w:rPr>
-        <w:t>Ublock origin for ad blocking.</w:t>
+      <w:proofErr w:type="spellStart"/>
+      <w:r>
+        <w:rPr>
+          <w:rFonts w:ascii="Assistant Medium" w:hAnsi="Assistant Medium" w:cs="Assistant Medium"/>
+          <w:lang w:val="en-US"/>
+        </w:rPr>
+        <w:t>Ublock</w:t>
+      </w:r>
+      <w:proofErr w:type="spellEnd"/>
+      <w:r>
+        <w:rPr>
+          <w:rFonts w:ascii="Assistant Medium" w:hAnsi="Assistant Medium" w:cs="Assistant Medium"/>
+          <w:lang w:val="en-US"/>
+        </w:rPr>
+        <w:t xml:space="preserve"> origin for ad blocking.</w:t>
       </w:r>
     </w:p>
     <w:p>
@@ -1247,7 +1285,6 @@
         </w:rPr>
         <w:t xml:space="preserve"> </w:t>
       </w:r>
-      <w:proofErr w:type="gramStart"/>
       <w:r>
         <w:rPr>
           <w:rFonts w:ascii="Assistant Medium" w:hAnsi="Assistant Medium" w:cs="Assistant Medium" w:hint="cs"/>
@@ -1260,15 +1297,7 @@
           <w:rFonts w:ascii="Assistant Medium" w:hAnsi="Assistant Medium" w:cs="Assistant Medium"/>
           <w:lang w:val="en-US"/>
         </w:rPr>
-        <w:t xml:space="preserve"> custom</w:t>
-      </w:r>
-      <w:proofErr w:type="gramEnd"/>
-      <w:r>
-        <w:rPr>
-          <w:rFonts w:ascii="Assistant Medium" w:hAnsi="Assistant Medium" w:cs="Assistant Medium"/>
-          <w:lang w:val="en-US"/>
-        </w:rPr>
-        <w:t xml:space="preserve"> registry tweaks </w:t>
+        <w:t xml:space="preserve"> custom registry tweaks </w:t>
       </w:r>
       <w:r>
         <w:rPr>
@@ -1335,12 +1364,21 @@
         </w:rPr>
         <w:t xml:space="preserve">selected </w:t>
       </w:r>
-      <w:r>
-        <w:rPr>
-          <w:rFonts w:ascii="Assistant Medium" w:hAnsi="Assistant Medium" w:cs="Assistant Medium"/>
-          <w:lang w:val="en-US"/>
-        </w:rPr>
-        <w:t>bloatwares from windows</w:t>
+      <w:proofErr w:type="spellStart"/>
+      <w:r>
+        <w:rPr>
+          <w:rFonts w:ascii="Assistant Medium" w:hAnsi="Assistant Medium" w:cs="Assistant Medium"/>
+          <w:lang w:val="en-US"/>
+        </w:rPr>
+        <w:t>bloatwares</w:t>
+      </w:r>
+      <w:proofErr w:type="spellEnd"/>
+      <w:r>
+        <w:rPr>
+          <w:rFonts w:ascii="Assistant Medium" w:hAnsi="Assistant Medium" w:cs="Assistant Medium"/>
+          <w:lang w:val="en-US"/>
+        </w:rPr>
+        <w:t xml:space="preserve"> from windows</w:t>
       </w:r>
       <w:r>
         <w:rPr>
@@ -1409,7 +1447,7 @@
         </w:rPr>
         <w:t xml:space="preserve">Commercial </w:t>
       </w:r>
-      <w:proofErr w:type="gramStart"/>
+      <w:proofErr w:type="spellStart"/>
       <w:r>
         <w:rPr>
           <w:rFonts w:ascii="Assistant Medium" w:hAnsi="Assistant Medium" w:cs="Assistant Medium"/>
@@ -1417,7 +1455,7 @@
         </w:rPr>
         <w:t>vpn</w:t>
       </w:r>
-      <w:proofErr w:type="gramEnd"/>
+      <w:proofErr w:type="spellEnd"/>
       <w:r>
         <w:rPr>
           <w:rFonts w:ascii="Assistant Medium" w:hAnsi="Assistant Medium" w:cs="Assistant Medium"/>
@@ -1555,12 +1593,21 @@
           <w:lang w:val="en-US"/>
         </w:rPr>
       </w:pPr>
-      <w:r>
-        <w:rPr>
-          <w:rFonts w:ascii="Assistant Medium" w:hAnsi="Assistant Medium" w:cs="Assistant Medium"/>
-          <w:lang w:val="en-US"/>
-        </w:rPr>
-        <w:t>Yubikey as hardware key</w:t>
+      <w:proofErr w:type="spellStart"/>
+      <w:r>
+        <w:rPr>
+          <w:rFonts w:ascii="Assistant Medium" w:hAnsi="Assistant Medium" w:cs="Assistant Medium"/>
+          <w:lang w:val="en-US"/>
+        </w:rPr>
+        <w:t>Yubikey</w:t>
+      </w:r>
+      <w:proofErr w:type="spellEnd"/>
+      <w:r>
+        <w:rPr>
+          <w:rFonts w:ascii="Assistant Medium" w:hAnsi="Assistant Medium" w:cs="Assistant Medium"/>
+          <w:lang w:val="en-US"/>
+        </w:rPr>
+        <w:t xml:space="preserve"> as hardware key</w:t>
       </w:r>
       <w:r>
         <w:rPr>
@@ -1590,12 +1637,21 @@
           <w:lang w:val="en-US"/>
         </w:rPr>
       </w:pPr>
-      <w:r>
-        <w:rPr>
-          <w:rFonts w:ascii="Assistant Medium" w:hAnsi="Assistant Medium" w:cs="Assistant Medium"/>
-          <w:lang w:val="en-US"/>
-        </w:rPr>
-        <w:t>Keepassxc.</w:t>
+      <w:proofErr w:type="spellStart"/>
+      <w:r>
+        <w:rPr>
+          <w:rFonts w:ascii="Assistant Medium" w:hAnsi="Assistant Medium" w:cs="Assistant Medium"/>
+          <w:lang w:val="en-US"/>
+        </w:rPr>
+        <w:t>Keepassxc</w:t>
+      </w:r>
+      <w:proofErr w:type="spellEnd"/>
+      <w:r>
+        <w:rPr>
+          <w:rFonts w:ascii="Assistant Medium" w:hAnsi="Assistant Medium" w:cs="Assistant Medium"/>
+          <w:lang w:val="en-US"/>
+        </w:rPr>
+        <w:t>.</w:t>
       </w:r>
     </w:p>
     <w:p>
@@ -1979,6 +2035,7 @@
           <w:lang w:val="en-US"/>
         </w:rPr>
       </w:pPr>
+      <w:proofErr w:type="spellStart"/>
       <w:r>
         <w:rPr>
           <w:rFonts w:ascii="Assistant Medium" w:hAnsi="Assistant Medium" w:cs="Assistant Medium"/>
@@ -1986,6 +2043,7 @@
         </w:rPr>
         <w:t>Truecaller</w:t>
       </w:r>
+      <w:proofErr w:type="spellEnd"/>
       <w:r>
         <w:rPr>
           <w:rFonts w:ascii="Assistant Medium" w:hAnsi="Assistant Medium" w:cs="Assistant Medium"/>
@@ -2057,23 +2115,7 @@
           <w:rFonts w:ascii="Assistant Medium" w:hAnsi="Assistant Medium" w:cs="Assistant Medium"/>
           <w:lang w:val="en-US"/>
         </w:rPr>
-        <w:t xml:space="preserve">MDM to separate work </w:t>
-      </w:r>
-      <w:proofErr w:type="gramStart"/>
-      <w:r>
-        <w:rPr>
-          <w:rFonts w:ascii="Assistant Medium" w:hAnsi="Assistant Medium" w:cs="Assistant Medium"/>
-          <w:lang w:val="en-US"/>
-        </w:rPr>
-        <w:t>profile</w:t>
-      </w:r>
-      <w:proofErr w:type="gramEnd"/>
-      <w:r>
-        <w:rPr>
-          <w:rFonts w:ascii="Assistant Medium" w:hAnsi="Assistant Medium" w:cs="Assistant Medium"/>
-          <w:lang w:val="en-US"/>
-        </w:rPr>
-        <w:t xml:space="preserve"> for less Important applications.</w:t>
+        <w:t>MDM to separate work profile for less Important applications.</w:t>
       </w:r>
     </w:p>
     <w:p>
@@ -2356,23 +2398,39 @@
           <w:rFonts w:ascii="Assistant Medium" w:hAnsi="Assistant Medium" w:cs="Assistant Medium"/>
           <w:lang w:val="en-US"/>
         </w:rPr>
-        <w:t xml:space="preserve"> </w:t>
-      </w:r>
-      <w:proofErr w:type="gramStart"/>
-      <w:r>
-        <w:rPr>
-          <w:rFonts w:ascii="Assistant Medium" w:hAnsi="Assistant Medium" w:cs="Assistant Medium"/>
-          <w:lang w:val="en-US"/>
-        </w:rPr>
-        <w:t>and also</w:t>
-      </w:r>
-      <w:proofErr w:type="gramEnd"/>
-      <w:r>
-        <w:rPr>
-          <w:rFonts w:ascii="Assistant Medium" w:hAnsi="Assistant Medium" w:cs="Assistant Medium"/>
-          <w:lang w:val="en-US"/>
-        </w:rPr>
-        <w:t xml:space="preserve"> drop weak ciphers, old ssl, compressed ssl and other certificates.</w:t>
+        <w:t xml:space="preserve"> and also drop weak ciphers, old </w:t>
+      </w:r>
+      <w:proofErr w:type="spellStart"/>
+      <w:r>
+        <w:rPr>
+          <w:rFonts w:ascii="Assistant Medium" w:hAnsi="Assistant Medium" w:cs="Assistant Medium"/>
+          <w:lang w:val="en-US"/>
+        </w:rPr>
+        <w:t>ssl</w:t>
+      </w:r>
+      <w:proofErr w:type="spellEnd"/>
+      <w:r>
+        <w:rPr>
+          <w:rFonts w:ascii="Assistant Medium" w:hAnsi="Assistant Medium" w:cs="Assistant Medium"/>
+          <w:lang w:val="en-US"/>
+        </w:rPr>
+        <w:t xml:space="preserve">, compressed </w:t>
+      </w:r>
+      <w:proofErr w:type="spellStart"/>
+      <w:r>
+        <w:rPr>
+          <w:rFonts w:ascii="Assistant Medium" w:hAnsi="Assistant Medium" w:cs="Assistant Medium"/>
+          <w:lang w:val="en-US"/>
+        </w:rPr>
+        <w:t>ssl</w:t>
+      </w:r>
+      <w:proofErr w:type="spellEnd"/>
+      <w:r>
+        <w:rPr>
+          <w:rFonts w:ascii="Assistant Medium" w:hAnsi="Assistant Medium" w:cs="Assistant Medium"/>
+          <w:lang w:val="en-US"/>
+        </w:rPr>
+        <w:t xml:space="preserve"> and other certificates.</w:t>
       </w:r>
     </w:p>
     <w:p>
@@ -2442,23 +2500,7 @@
           <w:rFonts w:ascii="Assistant Medium" w:hAnsi="Assistant Medium" w:cs="Assistant Medium"/>
           <w:lang w:val="en-US"/>
         </w:rPr>
-        <w:t xml:space="preserve">Block wan to </w:t>
-      </w:r>
-      <w:proofErr w:type="gramStart"/>
-      <w:r>
-        <w:rPr>
-          <w:rFonts w:ascii="Assistant Medium" w:hAnsi="Assistant Medium" w:cs="Assistant Medium"/>
-          <w:lang w:val="en-US"/>
-        </w:rPr>
-        <w:t>lan</w:t>
-      </w:r>
-      <w:proofErr w:type="gramEnd"/>
-      <w:r>
-        <w:rPr>
-          <w:rFonts w:ascii="Assistant Medium" w:hAnsi="Assistant Medium" w:cs="Assistant Medium"/>
-          <w:lang w:val="en-US"/>
-        </w:rPr>
-        <w:t>.</w:t>
+        <w:t>Block wan to lan.</w:t>
       </w:r>
     </w:p>
     <w:p>
@@ -2536,7 +2578,23 @@
           <w:rFonts w:ascii="Assistant Medium" w:hAnsi="Assistant Medium" w:cs="Assistant Medium"/>
           <w:lang w:val="en-US"/>
         </w:rPr>
-        <w:t xml:space="preserve"> also to oudbound.</w:t>
+        <w:t xml:space="preserve"> also to </w:t>
+      </w:r>
+      <w:proofErr w:type="spellStart"/>
+      <w:r>
+        <w:rPr>
+          <w:rFonts w:ascii="Assistant Medium" w:hAnsi="Assistant Medium" w:cs="Assistant Medium"/>
+          <w:lang w:val="en-US"/>
+        </w:rPr>
+        <w:t>oudbound</w:t>
+      </w:r>
+      <w:proofErr w:type="spellEnd"/>
+      <w:r>
+        <w:rPr>
+          <w:rFonts w:ascii="Assistant Medium" w:hAnsi="Assistant Medium" w:cs="Assistant Medium"/>
+          <w:lang w:val="en-US"/>
+        </w:rPr>
+        <w:t>.</w:t>
       </w:r>
     </w:p>
     <w:p>
@@ -2592,7 +2650,23 @@
           <w:rFonts w:ascii="Assistant Medium" w:hAnsi="Assistant Medium" w:cs="Assistant Medium"/>
           <w:lang w:val="en-US"/>
         </w:rPr>
-        <w:t xml:space="preserve"> – NextDNS.</w:t>
+        <w:t xml:space="preserve"> – </w:t>
+      </w:r>
+      <w:proofErr w:type="spellStart"/>
+      <w:r>
+        <w:rPr>
+          <w:rFonts w:ascii="Assistant Medium" w:hAnsi="Assistant Medium" w:cs="Assistant Medium"/>
+          <w:lang w:val="en-US"/>
+        </w:rPr>
+        <w:t>NextDNS</w:t>
+      </w:r>
+      <w:proofErr w:type="spellEnd"/>
+      <w:r>
+        <w:rPr>
+          <w:rFonts w:ascii="Assistant Medium" w:hAnsi="Assistant Medium" w:cs="Assistant Medium"/>
+          <w:lang w:val="en-US"/>
+        </w:rPr>
+        <w:t>.</w:t>
       </w:r>
     </w:p>
     <w:p>
@@ -2713,12 +2787,21 @@
           <w:lang w:val="en-US"/>
         </w:rPr>
       </w:pPr>
-      <w:r>
-        <w:rPr>
-          <w:rFonts w:ascii="Assistant Medium" w:hAnsi="Assistant Medium" w:cs="Assistant Medium"/>
-          <w:lang w:val="en-US"/>
-        </w:rPr>
-        <w:t>Typosquatting Protection.</w:t>
+      <w:proofErr w:type="spellStart"/>
+      <w:r>
+        <w:rPr>
+          <w:rFonts w:ascii="Assistant Medium" w:hAnsi="Assistant Medium" w:cs="Assistant Medium"/>
+          <w:lang w:val="en-US"/>
+        </w:rPr>
+        <w:t>Typosquatting</w:t>
+      </w:r>
+      <w:proofErr w:type="spellEnd"/>
+      <w:r>
+        <w:rPr>
+          <w:rFonts w:ascii="Assistant Medium" w:hAnsi="Assistant Medium" w:cs="Assistant Medium"/>
+          <w:lang w:val="en-US"/>
+        </w:rPr>
+        <w:t xml:space="preserve"> Protection.</w:t>
       </w:r>
     </w:p>
     <w:p>
@@ -2886,7 +2969,23 @@
           <w:rFonts w:ascii="Assistant Medium" w:hAnsi="Assistant Medium" w:cs="Assistant Medium"/>
           <w:lang w:val="en-US"/>
         </w:rPr>
-        <w:t>Support dnssec.</w:t>
+        <w:t xml:space="preserve">Support </w:t>
+      </w:r>
+      <w:proofErr w:type="spellStart"/>
+      <w:r>
+        <w:rPr>
+          <w:rFonts w:ascii="Assistant Medium" w:hAnsi="Assistant Medium" w:cs="Assistant Medium"/>
+          <w:lang w:val="en-US"/>
+        </w:rPr>
+        <w:t>dnssec</w:t>
+      </w:r>
+      <w:proofErr w:type="spellEnd"/>
+      <w:r>
+        <w:rPr>
+          <w:rFonts w:ascii="Assistant Medium" w:hAnsi="Assistant Medium" w:cs="Assistant Medium"/>
+          <w:lang w:val="en-US"/>
+        </w:rPr>
+        <w:t>.</w:t>
       </w:r>
     </w:p>
     <w:p>
@@ -2907,7 +3006,39 @@
           <w:rFonts w:ascii="Assistant Medium" w:hAnsi="Assistant Medium" w:cs="Assistant Medium"/>
           <w:lang w:val="en-US"/>
         </w:rPr>
-        <w:t>Used with dns over tls or https.</w:t>
+        <w:t xml:space="preserve">Used with </w:t>
+      </w:r>
+      <w:proofErr w:type="spellStart"/>
+      <w:r>
+        <w:rPr>
+          <w:rFonts w:ascii="Assistant Medium" w:hAnsi="Assistant Medium" w:cs="Assistant Medium"/>
+          <w:lang w:val="en-US"/>
+        </w:rPr>
+        <w:t>dns</w:t>
+      </w:r>
+      <w:proofErr w:type="spellEnd"/>
+      <w:r>
+        <w:rPr>
+          <w:rFonts w:ascii="Assistant Medium" w:hAnsi="Assistant Medium" w:cs="Assistant Medium"/>
+          <w:lang w:val="en-US"/>
+        </w:rPr>
+        <w:t xml:space="preserve"> over </w:t>
+      </w:r>
+      <w:proofErr w:type="spellStart"/>
+      <w:r>
+        <w:rPr>
+          <w:rFonts w:ascii="Assistant Medium" w:hAnsi="Assistant Medium" w:cs="Assistant Medium"/>
+          <w:lang w:val="en-US"/>
+        </w:rPr>
+        <w:t>tls</w:t>
+      </w:r>
+      <w:proofErr w:type="spellEnd"/>
+      <w:r>
+        <w:rPr>
+          <w:rFonts w:ascii="Assistant Medium" w:hAnsi="Assistant Medium" w:cs="Assistant Medium"/>
+          <w:lang w:val="en-US"/>
+        </w:rPr>
+        <w:t xml:space="preserve"> or https.</w:t>
       </w:r>
     </w:p>
     <w:p>
@@ -2928,14 +3059,46 @@
           <w:rFonts w:ascii="Assistant Medium" w:hAnsi="Assistant Medium" w:cs="Assistant Medium"/>
           <w:lang w:val="en-US"/>
         </w:rPr>
-        <w:t>DNS server on AWS – Adguard home</w:t>
-      </w:r>
-      <w:r>
-        <w:rPr>
-          <w:rFonts w:ascii="Assistant Medium" w:hAnsi="Assistant Medium" w:cs="Assistant Medium"/>
-          <w:lang w:val="en-US"/>
-        </w:rPr>
-        <w:t xml:space="preserve"> – connected to dns firewall.</w:t>
+        <w:t xml:space="preserve">DNS server on AWS – </w:t>
+      </w:r>
+      <w:proofErr w:type="spellStart"/>
+      <w:r>
+        <w:rPr>
+          <w:rFonts w:ascii="Assistant Medium" w:hAnsi="Assistant Medium" w:cs="Assistant Medium"/>
+          <w:lang w:val="en-US"/>
+        </w:rPr>
+        <w:t>Adguard</w:t>
+      </w:r>
+      <w:proofErr w:type="spellEnd"/>
+      <w:r>
+        <w:rPr>
+          <w:rFonts w:ascii="Assistant Medium" w:hAnsi="Assistant Medium" w:cs="Assistant Medium"/>
+          <w:lang w:val="en-US"/>
+        </w:rPr>
+        <w:t xml:space="preserve"> home</w:t>
+      </w:r>
+      <w:r>
+        <w:rPr>
+          <w:rFonts w:ascii="Assistant Medium" w:hAnsi="Assistant Medium" w:cs="Assistant Medium"/>
+          <w:lang w:val="en-US"/>
+        </w:rPr>
+        <w:t xml:space="preserve"> – connected to </w:t>
+      </w:r>
+      <w:proofErr w:type="spellStart"/>
+      <w:r>
+        <w:rPr>
+          <w:rFonts w:ascii="Assistant Medium" w:hAnsi="Assistant Medium" w:cs="Assistant Medium"/>
+          <w:lang w:val="en-US"/>
+        </w:rPr>
+        <w:t>dns</w:t>
+      </w:r>
+      <w:proofErr w:type="spellEnd"/>
+      <w:r>
+        <w:rPr>
+          <w:rFonts w:ascii="Assistant Medium" w:hAnsi="Assistant Medium" w:cs="Assistant Medium"/>
+          <w:lang w:val="en-US"/>
+        </w:rPr>
+        <w:t xml:space="preserve"> firewall.</w:t>
       </w:r>
     </w:p>
     <w:p>
@@ -3081,15 +3244,7 @@
           <w:rFonts w:ascii="Assistant Medium" w:hAnsi="Assistant Medium" w:cs="Assistant Medium"/>
           <w:lang w:val="en-US"/>
         </w:rPr>
-        <w:t xml:space="preserve"> </w:t>
-      </w:r>
-      <w:proofErr w:type="gramStart"/>
-      <w:r>
-        <w:rPr>
-          <w:rFonts w:ascii="Assistant Medium" w:hAnsi="Assistant Medium" w:cs="Assistant Medium"/>
-          <w:lang w:val="en-US"/>
-        </w:rPr>
-        <w:t xml:space="preserve">( </w:t>
+        <w:t xml:space="preserve"> ( </w:t>
       </w:r>
       <w:r>
         <w:rPr>
@@ -3098,7 +3253,6 @@
         </w:rPr>
         <w:t>without</w:t>
       </w:r>
-      <w:proofErr w:type="gramEnd"/>
       <w:r>
         <w:rPr>
           <w:rFonts w:ascii="Assistant Medium" w:hAnsi="Assistant Medium" w:cs="Assistant Medium"/>
@@ -3265,12 +3419,21 @@
           <w:lang w:val="en-US"/>
         </w:rPr>
       </w:pPr>
-      <w:r>
-        <w:rPr>
-          <w:rFonts w:ascii="Assistant Medium" w:hAnsi="Assistant Medium" w:cs="Assistant Medium"/>
-          <w:lang w:val="en-US"/>
-        </w:rPr>
-        <w:t>Yubikey login</w:t>
+      <w:proofErr w:type="spellStart"/>
+      <w:r>
+        <w:rPr>
+          <w:rFonts w:ascii="Assistant Medium" w:hAnsi="Assistant Medium" w:cs="Assistant Medium"/>
+          <w:lang w:val="en-US"/>
+        </w:rPr>
+        <w:t>Yubikey</w:t>
+      </w:r>
+      <w:proofErr w:type="spellEnd"/>
+      <w:r>
+        <w:rPr>
+          <w:rFonts w:ascii="Assistant Medium" w:hAnsi="Assistant Medium" w:cs="Assistant Medium"/>
+          <w:lang w:val="en-US"/>
+        </w:rPr>
+        <w:t xml:space="preserve"> login</w:t>
       </w:r>
     </w:p>
     <w:p>
@@ -3349,6 +3512,7 @@
           <w:lang w:val="en-US"/>
         </w:rPr>
       </w:pPr>
+      <w:proofErr w:type="spellStart"/>
       <w:r>
         <w:rPr>
           <w:rFonts w:ascii="Assistant Medium" w:hAnsi="Assistant Medium" w:cs="Assistant Medium"/>
@@ -3356,6 +3520,7 @@
         </w:rPr>
         <w:t>Dnssec</w:t>
       </w:r>
+      <w:proofErr w:type="spellEnd"/>
     </w:p>
     <w:p>
       <w:pPr>
@@ -3370,6 +3535,7 @@
           <w:lang w:val="en-US"/>
         </w:rPr>
       </w:pPr>
+      <w:proofErr w:type="spellStart"/>
       <w:r>
         <w:rPr>
           <w:rFonts w:ascii="Assistant Medium" w:hAnsi="Assistant Medium" w:cs="Assistant Medium"/>
@@ -3377,6 +3543,7 @@
         </w:rPr>
         <w:t>Spf</w:t>
       </w:r>
+      <w:proofErr w:type="spellEnd"/>
     </w:p>
     <w:p>
       <w:pPr>
@@ -3391,6 +3558,7 @@
           <w:lang w:val="en-US"/>
         </w:rPr>
       </w:pPr>
+      <w:proofErr w:type="spellStart"/>
       <w:r>
         <w:rPr>
           <w:rFonts w:ascii="Assistant Medium" w:hAnsi="Assistant Medium" w:cs="Assistant Medium"/>
@@ -3398,6 +3566,7 @@
         </w:rPr>
         <w:t>Mta-sts</w:t>
       </w:r>
+      <w:proofErr w:type="spellEnd"/>
     </w:p>
     <w:p>
       <w:pPr>
@@ -3412,6 +3581,7 @@
           <w:lang w:val="en-US"/>
         </w:rPr>
       </w:pPr>
+      <w:proofErr w:type="spellStart"/>
       <w:r>
         <w:rPr>
           <w:rFonts w:ascii="Assistant Medium" w:hAnsi="Assistant Medium" w:cs="Assistant Medium"/>
@@ -3419,6 +3589,7 @@
         </w:rPr>
         <w:t>Dmarc</w:t>
       </w:r>
+      <w:proofErr w:type="spellEnd"/>
     </w:p>
     <w:p>
       <w:pPr>
@@ -3433,6 +3604,7 @@
           <w:lang w:val="en-US"/>
         </w:rPr>
       </w:pPr>
+      <w:proofErr w:type="spellStart"/>
       <w:r>
         <w:rPr>
           <w:rFonts w:ascii="Assistant Medium" w:hAnsi="Assistant Medium" w:cs="Assistant Medium"/>
@@ -3440,6 +3612,7 @@
         </w:rPr>
         <w:t>Dkim</w:t>
       </w:r>
+      <w:proofErr w:type="spellEnd"/>
     </w:p>
     <w:p>
       <w:pPr>
@@ -3454,6 +3627,7 @@
           <w:lang w:val="en-US"/>
         </w:rPr>
       </w:pPr>
+      <w:proofErr w:type="spellStart"/>
       <w:r>
         <w:rPr>
           <w:rFonts w:ascii="Assistant Medium" w:hAnsi="Assistant Medium" w:cs="Assistant Medium"/>
@@ -3461,6 +3635,7 @@
         </w:rPr>
         <w:t>caa</w:t>
       </w:r>
+      <w:proofErr w:type="spellEnd"/>
     </w:p>
     <w:p>
       <w:pPr>
@@ -3933,12 +4108,21 @@
           <w:lang w:val="en-US"/>
         </w:rPr>
       </w:pPr>
-      <w:r>
-        <w:rPr>
-          <w:rFonts w:ascii="Assistant Medium" w:hAnsi="Assistant Medium" w:cs="Assistant Medium"/>
-          <w:lang w:val="en-US"/>
-        </w:rPr>
-        <w:t>Virustotal on windows pc by agent.</w:t>
+      <w:proofErr w:type="spellStart"/>
+      <w:r>
+        <w:rPr>
+          <w:rFonts w:ascii="Assistant Medium" w:hAnsi="Assistant Medium" w:cs="Assistant Medium"/>
+          <w:lang w:val="en-US"/>
+        </w:rPr>
+        <w:t>Virustotal</w:t>
+      </w:r>
+      <w:proofErr w:type="spellEnd"/>
+      <w:r>
+        <w:rPr>
+          <w:rFonts w:ascii="Assistant Medium" w:hAnsi="Assistant Medium" w:cs="Assistant Medium"/>
+          <w:lang w:val="en-US"/>
+        </w:rPr>
+        <w:t xml:space="preserve"> on windows pc by agent.</w:t>
       </w:r>
     </w:p>
     <w:p>
@@ -4022,7 +4206,23 @@
           <w:rFonts w:ascii="Assistant Medium" w:hAnsi="Assistant Medium" w:cs="Assistant Medium"/>
           <w:lang w:val="en-US"/>
         </w:rPr>
-        <w:t>Website monitoring for failures and ddos.</w:t>
+        <w:t xml:space="preserve">Website monitoring for failures and </w:t>
+      </w:r>
+      <w:proofErr w:type="spellStart"/>
+      <w:r>
+        <w:rPr>
+          <w:rFonts w:ascii="Assistant Medium" w:hAnsi="Assistant Medium" w:cs="Assistant Medium"/>
+          <w:lang w:val="en-US"/>
+        </w:rPr>
+        <w:t>ddos</w:t>
+      </w:r>
+      <w:proofErr w:type="spellEnd"/>
+      <w:r>
+        <w:rPr>
+          <w:rFonts w:ascii="Assistant Medium" w:hAnsi="Assistant Medium" w:cs="Assistant Medium"/>
+          <w:lang w:val="en-US"/>
+        </w:rPr>
+        <w:t>.</w:t>
       </w:r>
     </w:p>
     <w:p>
@@ -4080,12 +4280,37 @@
           <w:lang w:val="en-US"/>
         </w:rPr>
       </w:pPr>
-      <w:r>
-        <w:rPr>
-          <w:rFonts w:ascii="Assistant Medium" w:hAnsi="Assistant Medium" w:cs="Assistant Medium"/>
-          <w:lang w:val="en-US"/>
-        </w:rPr>
-        <w:t>Nordvpn darkweb monitoring</w:t>
+      <w:proofErr w:type="spellStart"/>
+      <w:r>
+        <w:rPr>
+          <w:rFonts w:ascii="Assistant Medium" w:hAnsi="Assistant Medium" w:cs="Assistant Medium"/>
+          <w:lang w:val="en-US"/>
+        </w:rPr>
+        <w:t>Nordvpn</w:t>
+      </w:r>
+      <w:proofErr w:type="spellEnd"/>
+      <w:r>
+        <w:rPr>
+          <w:rFonts w:ascii="Assistant Medium" w:hAnsi="Assistant Medium" w:cs="Assistant Medium"/>
+          <w:lang w:val="en-US"/>
+        </w:rPr>
+        <w:t xml:space="preserve"> </w:t>
+      </w:r>
+      <w:proofErr w:type="spellStart"/>
+      <w:r>
+        <w:rPr>
+          <w:rFonts w:ascii="Assistant Medium" w:hAnsi="Assistant Medium" w:cs="Assistant Medium"/>
+          <w:lang w:val="en-US"/>
+        </w:rPr>
+        <w:t>darkweb</w:t>
+      </w:r>
+      <w:proofErr w:type="spellEnd"/>
+      <w:r>
+        <w:rPr>
+          <w:rFonts w:ascii="Assistant Medium" w:hAnsi="Assistant Medium" w:cs="Assistant Medium"/>
+          <w:lang w:val="en-US"/>
+        </w:rPr>
+        <w:t xml:space="preserve"> monitoring</w:t>
       </w:r>
     </w:p>
     <w:p>
@@ -4101,12 +4326,21 @@
           <w:lang w:val="en-US"/>
         </w:rPr>
       </w:pPr>
-      <w:r>
-        <w:rPr>
-          <w:rFonts w:ascii="Assistant Medium" w:hAnsi="Assistant Medium" w:cs="Assistant Medium"/>
-          <w:lang w:val="en-US"/>
-        </w:rPr>
-        <w:t>Roboform – part of their dark web monitoring.</w:t>
+      <w:proofErr w:type="spellStart"/>
+      <w:r>
+        <w:rPr>
+          <w:rFonts w:ascii="Assistant Medium" w:hAnsi="Assistant Medium" w:cs="Assistant Medium"/>
+          <w:lang w:val="en-US"/>
+        </w:rPr>
+        <w:t>Roboform</w:t>
+      </w:r>
+      <w:proofErr w:type="spellEnd"/>
+      <w:r>
+        <w:rPr>
+          <w:rFonts w:ascii="Assistant Medium" w:hAnsi="Assistant Medium" w:cs="Assistant Medium"/>
+          <w:lang w:val="en-US"/>
+        </w:rPr>
+        <w:t xml:space="preserve"> – part of their dark web monitoring.</w:t>
       </w:r>
     </w:p>
     <w:p>
@@ -4163,12 +4397,21 @@
           <w:lang w:val="en-US"/>
         </w:rPr>
       </w:pPr>
-      <w:r>
-        <w:rPr>
-          <w:rFonts w:ascii="Assistant Medium" w:hAnsi="Assistant Medium" w:cs="Assistant Medium"/>
-          <w:lang w:val="en-US"/>
-        </w:rPr>
-        <w:t>Guardduty – For AWS.</w:t>
+      <w:proofErr w:type="spellStart"/>
+      <w:r>
+        <w:rPr>
+          <w:rFonts w:ascii="Assistant Medium" w:hAnsi="Assistant Medium" w:cs="Assistant Medium"/>
+          <w:lang w:val="en-US"/>
+        </w:rPr>
+        <w:t>Guardduty</w:t>
+      </w:r>
+      <w:proofErr w:type="spellEnd"/>
+      <w:r>
+        <w:rPr>
+          <w:rFonts w:ascii="Assistant Medium" w:hAnsi="Assistant Medium" w:cs="Assistant Medium"/>
+          <w:lang w:val="en-US"/>
+        </w:rPr>
+        <w:t xml:space="preserve"> – For AWS.</w:t>
       </w:r>
     </w:p>
     <w:p>
@@ -4293,7 +4536,6 @@
           <w:lang w:val="en-US"/>
         </w:rPr>
       </w:pPr>
-      <w:proofErr w:type="gramStart"/>
       <w:r>
         <w:rPr>
           <w:rFonts w:ascii="Assistant Medium" w:hAnsi="Assistant Medium" w:cs="Assistant Medium"/>
@@ -4313,15 +4555,7 @@
           <w:rFonts w:ascii="Assistant Medium" w:hAnsi="Assistant Medium" w:cs="Assistant Medium"/>
           <w:lang w:val="en-US"/>
         </w:rPr>
-        <w:t>agent</w:t>
-      </w:r>
-      <w:proofErr w:type="gramEnd"/>
-      <w:r>
-        <w:rPr>
-          <w:rFonts w:ascii="Assistant Medium" w:hAnsi="Assistant Medium" w:cs="Assistant Medium"/>
-          <w:lang w:val="en-US"/>
-        </w:rPr>
-        <w:t xml:space="preserve"> </w:t>
+        <w:t xml:space="preserve">agent </w:t>
       </w:r>
       <w:r>
         <w:rPr>
@@ -4428,12 +4662,21 @@
           <w:lang w:val="en-US"/>
         </w:rPr>
       </w:pPr>
-      <w:r>
-        <w:rPr>
-          <w:rFonts w:ascii="Assistant Medium" w:hAnsi="Assistant Medium" w:cs="Assistant Medium"/>
-          <w:lang w:val="en-US"/>
-        </w:rPr>
-        <w:t>Auditd.</w:t>
+      <w:proofErr w:type="spellStart"/>
+      <w:r>
+        <w:rPr>
+          <w:rFonts w:ascii="Assistant Medium" w:hAnsi="Assistant Medium" w:cs="Assistant Medium"/>
+          <w:lang w:val="en-US"/>
+        </w:rPr>
+        <w:t>Auditd</w:t>
+      </w:r>
+      <w:proofErr w:type="spellEnd"/>
+      <w:r>
+        <w:rPr>
+          <w:rFonts w:ascii="Assistant Medium" w:hAnsi="Assistant Medium" w:cs="Assistant Medium"/>
+          <w:lang w:val="en-US"/>
+        </w:rPr>
+        <w:t>.</w:t>
       </w:r>
     </w:p>
     <w:p>
@@ -4449,7 +4692,7 @@
           <w:lang w:val="en-US"/>
         </w:rPr>
       </w:pPr>
-      <w:proofErr w:type="gramStart"/>
+      <w:proofErr w:type="spellStart"/>
       <w:r>
         <w:rPr>
           <w:rFonts w:ascii="Assistant Medium" w:hAnsi="Assistant Medium" w:cs="Assistant Medium"/>
@@ -4457,7 +4700,7 @@
         </w:rPr>
         <w:t>Guardduty</w:t>
       </w:r>
-      <w:proofErr w:type="gramEnd"/>
+      <w:proofErr w:type="spellEnd"/>
       <w:r>
         <w:rPr>
           <w:rFonts w:ascii="Assistant Medium" w:hAnsi="Assistant Medium" w:cs="Assistant Medium"/>
@@ -4498,17 +4741,71 @@
           <w:rFonts w:ascii="Assistant Medium" w:hAnsi="Assistant Medium" w:cs="Assistant Medium"/>
           <w:lang w:val="en-US"/>
         </w:rPr>
-        <w:t xml:space="preserve"> from specific whitelisted </w:t>
-      </w:r>
-      <w:proofErr w:type="gramStart"/>
-      <w:r>
-        <w:rPr>
-          <w:rFonts w:ascii="Assistant Medium" w:hAnsi="Assistant Medium" w:cs="Assistant Medium"/>
-          <w:lang w:val="en-US"/>
-        </w:rPr>
-        <w:t>IP’s</w:t>
-      </w:r>
-      <w:proofErr w:type="gramEnd"/>
+        <w:t xml:space="preserve"> from specific whitelisted IP’s.</w:t>
+      </w:r>
+    </w:p>
+    <w:p>
+      <w:pPr>
+        <w:pStyle w:val="ListParagraph"/>
+        <w:numPr>
+          <w:ilvl w:val="0"/>
+          <w:numId w:val="2"/>
+        </w:numPr>
+        <w:spacing w:after="0" w:line="360" w:lineRule="auto"/>
+        <w:rPr>
+          <w:rFonts w:ascii="Assistant Medium" w:hAnsi="Assistant Medium" w:cs="Assistant Medium"/>
+          <w:lang w:val="en-US"/>
+        </w:rPr>
+      </w:pPr>
+      <w:r>
+        <w:rPr>
+          <w:rFonts w:ascii="Assistant Medium" w:hAnsi="Assistant Medium" w:cs="Assistant Medium"/>
+          <w:lang w:val="en-US"/>
+        </w:rPr>
+        <w:t>No root login and additional hardening.</w:t>
+      </w:r>
+    </w:p>
+    <w:p>
+      <w:pPr>
+        <w:pStyle w:val="ListParagraph"/>
+        <w:numPr>
+          <w:ilvl w:val="0"/>
+          <w:numId w:val="2"/>
+        </w:numPr>
+        <w:spacing w:after="0" w:line="360" w:lineRule="auto"/>
+        <w:rPr>
+          <w:rFonts w:ascii="Assistant Medium" w:hAnsi="Assistant Medium" w:cs="Assistant Medium"/>
+          <w:lang w:val="en-US"/>
+        </w:rPr>
+      </w:pPr>
+      <w:r>
+        <w:rPr>
+          <w:rFonts w:ascii="Assistant Medium" w:hAnsi="Assistant Medium" w:cs="Assistant Medium"/>
+          <w:lang w:val="en-US"/>
+        </w:rPr>
+        <w:t xml:space="preserve">Monthly backup. Additional </w:t>
+      </w:r>
+      <w:r>
+        <w:rPr>
+          <w:rFonts w:ascii="Assistant Medium" w:hAnsi="Assistant Medium" w:cs="Assistant Medium"/>
+          <w:lang w:val="en-US"/>
+        </w:rPr>
+        <w:t xml:space="preserve">quarterly </w:t>
+      </w:r>
+      <w:r>
+        <w:rPr>
+          <w:rFonts w:ascii="Assistant Medium" w:hAnsi="Assistant Medium" w:cs="Assistant Medium"/>
+          <w:lang w:val="en-US"/>
+        </w:rPr>
+        <w:t xml:space="preserve">backup to different </w:t>
+      </w:r>
+      <w:r>
+        <w:rPr>
+          <w:rFonts w:ascii="Assistant Medium" w:hAnsi="Assistant Medium" w:cs="Assistant Medium"/>
+          <w:lang w:val="en-US"/>
+        </w:rPr>
+        <w:t>regions</w:t>
+      </w:r>
       <w:r>
         <w:rPr>
           <w:rFonts w:ascii="Assistant Medium" w:hAnsi="Assistant Medium" w:cs="Assistant Medium"/>
@@ -4535,7 +4832,21 @@
           <w:rFonts w:ascii="Assistant Medium" w:hAnsi="Assistant Medium" w:cs="Assistant Medium"/>
           <w:lang w:val="en-US"/>
         </w:rPr>
-        <w:t>No root login and additional hardening.</w:t>
+        <w:t xml:space="preserve">All disks </w:t>
+      </w:r>
+      <w:r>
+        <w:rPr>
+          <w:rFonts w:ascii="Assistant Medium" w:hAnsi="Assistant Medium" w:cs="Assistant Medium"/>
+          <w:lang w:val="en-US"/>
+        </w:rPr>
+        <w:t xml:space="preserve">are </w:t>
+      </w:r>
+      <w:r>
+        <w:rPr>
+          <w:rFonts w:ascii="Assistant Medium" w:hAnsi="Assistant Medium" w:cs="Assistant Medium"/>
+          <w:lang w:val="en-US"/>
+        </w:rPr>
+        <w:t>encrypted.</w:t>
       </w:r>
     </w:p>
     <w:p>
@@ -4556,35 +4867,20 @@
           <w:rFonts w:ascii="Assistant Medium" w:hAnsi="Assistant Medium" w:cs="Assistant Medium"/>
           <w:lang w:val="en-US"/>
         </w:rPr>
-        <w:t xml:space="preserve">Monthly backup. Additional </w:t>
-      </w:r>
-      <w:r>
-        <w:rPr>
-          <w:rFonts w:ascii="Assistant Medium" w:hAnsi="Assistant Medium" w:cs="Assistant Medium"/>
-          <w:lang w:val="en-US"/>
-        </w:rPr>
-        <w:t xml:space="preserve">quarterly </w:t>
-      </w:r>
-      <w:r>
-        <w:rPr>
-          <w:rFonts w:ascii="Assistant Medium" w:hAnsi="Assistant Medium" w:cs="Assistant Medium"/>
-          <w:lang w:val="en-US"/>
-        </w:rPr>
-        <w:t xml:space="preserve">backup to different </w:t>
-      </w:r>
-      <w:r>
-        <w:rPr>
-          <w:rFonts w:ascii="Assistant Medium" w:hAnsi="Assistant Medium" w:cs="Assistant Medium"/>
-          <w:lang w:val="en-US"/>
-        </w:rPr>
-        <w:t>regions</w:t>
-      </w:r>
-      <w:r>
-        <w:rPr>
-          <w:rFonts w:ascii="Assistant Medium" w:hAnsi="Assistant Medium" w:cs="Assistant Medium"/>
-          <w:lang w:val="en-US"/>
-        </w:rPr>
-        <w:t>.</w:t>
+        <w:t>S</w:t>
+      </w:r>
+      <w:r>
+        <w:rPr>
+          <w:rFonts w:ascii="Assistant Medium" w:hAnsi="Assistant Medium" w:cs="Assistant Medium"/>
+        </w:rPr>
+        <w:t>cout suite - AWS misconfiguration checks</w:t>
+      </w:r>
+      <w:r>
+        <w:rPr>
+          <w:rFonts w:ascii="Assistant Medium" w:hAnsi="Assistant Medium" w:cs="Assistant Medium"/>
+          <w:lang w:val="en-US"/>
+        </w:rPr>
+        <w:t xml:space="preserve"> – Manual checks.</w:t>
       </w:r>
     </w:p>
     <w:p>
@@ -4605,21 +4901,21 @@
           <w:rFonts w:ascii="Assistant Medium" w:hAnsi="Assistant Medium" w:cs="Assistant Medium"/>
           <w:lang w:val="en-US"/>
         </w:rPr>
-        <w:t xml:space="preserve">All disks </w:t>
-      </w:r>
-      <w:r>
-        <w:rPr>
-          <w:rFonts w:ascii="Assistant Medium" w:hAnsi="Assistant Medium" w:cs="Assistant Medium"/>
-          <w:lang w:val="en-US"/>
-        </w:rPr>
-        <w:t xml:space="preserve">are </w:t>
-      </w:r>
-      <w:r>
-        <w:rPr>
-          <w:rFonts w:ascii="Assistant Medium" w:hAnsi="Assistant Medium" w:cs="Assistant Medium"/>
-          <w:lang w:val="en-US"/>
-        </w:rPr>
-        <w:t>encrypted.</w:t>
+        <w:t xml:space="preserve">Frequent </w:t>
+      </w:r>
+      <w:r>
+        <w:rPr>
+          <w:rFonts w:ascii="Assistant Medium" w:hAnsi="Assistant Medium" w:cs="Assistant Medium"/>
+          <w:lang w:val="en-US"/>
+        </w:rPr>
+        <w:t xml:space="preserve">apt </w:t>
+      </w:r>
+      <w:r>
+        <w:rPr>
+          <w:rFonts w:ascii="Assistant Medium" w:hAnsi="Assistant Medium" w:cs="Assistant Medium"/>
+          <w:lang w:val="en-US"/>
+        </w:rPr>
+        <w:t>updates.</w:t>
       </w:r>
     </w:p>
     <w:p>
@@ -4635,25 +4931,28 @@
           <w:lang w:val="en-US"/>
         </w:rPr>
       </w:pPr>
-      <w:r>
-        <w:rPr>
-          <w:rFonts w:ascii="Assistant Medium" w:hAnsi="Assistant Medium" w:cs="Assistant Medium"/>
-          <w:lang w:val="en-US"/>
-        </w:rPr>
-        <w:t>S</w:t>
-      </w:r>
-      <w:r>
-        <w:rPr>
-          <w:rFonts w:ascii="Assistant Medium" w:hAnsi="Assistant Medium" w:cs="Assistant Medium"/>
-        </w:rPr>
-        <w:t>cout suite - AWS misconfiguration checks</w:t>
-      </w:r>
-      <w:r>
-        <w:rPr>
-          <w:rFonts w:ascii="Assistant Medium" w:hAnsi="Assistant Medium" w:cs="Assistant Medium"/>
-          <w:lang w:val="en-US"/>
-        </w:rPr>
-        <w:t xml:space="preserve"> – Manual checks.</w:t>
+      <w:proofErr w:type="spellStart"/>
+      <w:r>
+        <w:rPr>
+          <w:rFonts w:ascii="Assistant Medium" w:hAnsi="Assistant Medium" w:cs="Assistant Medium"/>
+          <w:lang w:val="en-US"/>
+        </w:rPr>
+        <w:t>Ubunto</w:t>
+      </w:r>
+      <w:proofErr w:type="spellEnd"/>
+      <w:r>
+        <w:rPr>
+          <w:rFonts w:ascii="Assistant Medium" w:hAnsi="Assistant Medium" w:cs="Assistant Medium"/>
+          <w:lang w:val="en-US"/>
+        </w:rPr>
+        <w:t xml:space="preserve"> pro</w:t>
+      </w:r>
+      <w:r>
+        <w:rPr>
+          <w:rFonts w:ascii="Assistant Medium" w:hAnsi="Assistant Medium" w:cs="Assistant Medium"/>
+          <w:lang w:val="en-US"/>
+        </w:rPr>
+        <w:t xml:space="preserve"> on latest version.</w:t>
       </w:r>
     </w:p>
     <w:p>
@@ -4669,75 +4968,21 @@
           <w:lang w:val="en-US"/>
         </w:rPr>
       </w:pPr>
-      <w:r>
-        <w:rPr>
-          <w:rFonts w:ascii="Assistant Medium" w:hAnsi="Assistant Medium" w:cs="Assistant Medium"/>
-          <w:lang w:val="en-US"/>
-        </w:rPr>
-        <w:t xml:space="preserve">Frequent </w:t>
-      </w:r>
-      <w:r>
-        <w:rPr>
-          <w:rFonts w:ascii="Assistant Medium" w:hAnsi="Assistant Medium" w:cs="Assistant Medium"/>
-          <w:lang w:val="en-US"/>
-        </w:rPr>
-        <w:t xml:space="preserve">apt </w:t>
-      </w:r>
-      <w:r>
-        <w:rPr>
-          <w:rFonts w:ascii="Assistant Medium" w:hAnsi="Assistant Medium" w:cs="Assistant Medium"/>
-          <w:lang w:val="en-US"/>
-        </w:rPr>
-        <w:t>updates.</w:t>
-      </w:r>
-    </w:p>
-    <w:p>
-      <w:pPr>
-        <w:pStyle w:val="ListParagraph"/>
-        <w:numPr>
-          <w:ilvl w:val="0"/>
-          <w:numId w:val="2"/>
-        </w:numPr>
-        <w:spacing w:after="0" w:line="360" w:lineRule="auto"/>
-        <w:rPr>
-          <w:rFonts w:ascii="Assistant Medium" w:hAnsi="Assistant Medium" w:cs="Assistant Medium"/>
-          <w:lang w:val="en-US"/>
-        </w:rPr>
-      </w:pPr>
-      <w:r>
-        <w:rPr>
-          <w:rFonts w:ascii="Assistant Medium" w:hAnsi="Assistant Medium" w:cs="Assistant Medium"/>
-          <w:lang w:val="en-US"/>
-        </w:rPr>
-        <w:t>Ubunto pro</w:t>
-      </w:r>
-      <w:r>
-        <w:rPr>
-          <w:rFonts w:ascii="Assistant Medium" w:hAnsi="Assistant Medium" w:cs="Assistant Medium"/>
-          <w:lang w:val="en-US"/>
-        </w:rPr>
-        <w:t xml:space="preserve"> on latest version.</w:t>
-      </w:r>
-    </w:p>
-    <w:p>
-      <w:pPr>
-        <w:pStyle w:val="ListParagraph"/>
-        <w:numPr>
-          <w:ilvl w:val="0"/>
-          <w:numId w:val="2"/>
-        </w:numPr>
-        <w:spacing w:after="0" w:line="360" w:lineRule="auto"/>
-        <w:rPr>
-          <w:rFonts w:ascii="Assistant Medium" w:hAnsi="Assistant Medium" w:cs="Assistant Medium"/>
-          <w:lang w:val="en-US"/>
-        </w:rPr>
-      </w:pPr>
-      <w:r>
-        <w:rPr>
-          <w:rFonts w:ascii="Assistant Medium" w:hAnsi="Assistant Medium" w:cs="Assistant Medium"/>
-          <w:lang w:val="en-US"/>
-        </w:rPr>
-        <w:t>Cloudtrail monitoring.</w:t>
+      <w:proofErr w:type="spellStart"/>
+      <w:r>
+        <w:rPr>
+          <w:rFonts w:ascii="Assistant Medium" w:hAnsi="Assistant Medium" w:cs="Assistant Medium"/>
+          <w:lang w:val="en-US"/>
+        </w:rPr>
+        <w:t>Cloudtrail</w:t>
+      </w:r>
+      <w:proofErr w:type="spellEnd"/>
+      <w:r>
+        <w:rPr>
+          <w:rFonts w:ascii="Assistant Medium" w:hAnsi="Assistant Medium" w:cs="Assistant Medium"/>
+          <w:lang w:val="en-US"/>
+        </w:rPr>
+        <w:t xml:space="preserve"> monitoring.</w:t>
       </w:r>
       <w:r>
         <w:rPr>
@@ -4922,8 +5167,19 @@
           <w:bCs/>
           <w:lang w:val="en-US"/>
         </w:rPr>
-        <w:t>Squarespace and bunny cdn</w:t>
-      </w:r>
+        <w:t xml:space="preserve">Squarespace and bunny </w:t>
+      </w:r>
+      <w:proofErr w:type="spellStart"/>
+      <w:r>
+        <w:rPr>
+          <w:rFonts w:ascii="Assistant Medium" w:hAnsi="Assistant Medium" w:cs="Assistant Medium"/>
+          <w:b/>
+          <w:bCs/>
+          <w:lang w:val="en-US"/>
+        </w:rPr>
+        <w:t>cdn</w:t>
+      </w:r>
+      <w:proofErr w:type="spellEnd"/>
     </w:p>
     <w:p>
       <w:pPr>
@@ -4986,6 +5242,7 @@
           <w:lang w:val="en-US"/>
         </w:rPr>
       </w:pPr>
+      <w:proofErr w:type="spellStart"/>
       <w:r>
         <w:rPr>
           <w:rFonts w:ascii="Assistant Medium" w:hAnsi="Assistant Medium" w:cs="Assistant Medium"/>
@@ -4993,6 +5250,7 @@
         </w:rPr>
         <w:t>Dnssec</w:t>
       </w:r>
+      <w:proofErr w:type="spellEnd"/>
     </w:p>
     <w:p>
       <w:pPr>
@@ -5007,6 +5265,7 @@
           <w:lang w:val="en-US"/>
         </w:rPr>
       </w:pPr>
+      <w:proofErr w:type="spellStart"/>
       <w:r>
         <w:rPr>
           <w:rFonts w:ascii="Assistant Medium" w:hAnsi="Assistant Medium" w:cs="Assistant Medium"/>
@@ -5014,6 +5273,7 @@
         </w:rPr>
         <w:t>Spf</w:t>
       </w:r>
+      <w:proofErr w:type="spellEnd"/>
     </w:p>
     <w:p>
       <w:pPr>
@@ -5028,6 +5288,7 @@
           <w:lang w:val="en-US"/>
         </w:rPr>
       </w:pPr>
+      <w:proofErr w:type="spellStart"/>
       <w:r>
         <w:rPr>
           <w:rFonts w:ascii="Assistant Medium" w:hAnsi="Assistant Medium" w:cs="Assistant Medium"/>
@@ -5035,6 +5296,7 @@
         </w:rPr>
         <w:t>Mta-sts</w:t>
       </w:r>
+      <w:proofErr w:type="spellEnd"/>
     </w:p>
     <w:p>
       <w:pPr>
@@ -5049,6 +5311,7 @@
           <w:lang w:val="en-US"/>
         </w:rPr>
       </w:pPr>
+      <w:proofErr w:type="spellStart"/>
       <w:r>
         <w:rPr>
           <w:rFonts w:ascii="Assistant Medium" w:hAnsi="Assistant Medium" w:cs="Assistant Medium"/>
@@ -5056,6 +5319,7 @@
         </w:rPr>
         <w:t>Dmarc</w:t>
       </w:r>
+      <w:proofErr w:type="spellEnd"/>
     </w:p>
     <w:p>
       <w:pPr>
@@ -5070,6 +5334,7 @@
           <w:lang w:val="en-US"/>
         </w:rPr>
       </w:pPr>
+      <w:proofErr w:type="spellStart"/>
       <w:r>
         <w:rPr>
           <w:rFonts w:ascii="Assistant Medium" w:hAnsi="Assistant Medium" w:cs="Assistant Medium"/>
@@ -5077,6 +5342,7 @@
         </w:rPr>
         <w:t>Dkim</w:t>
       </w:r>
+      <w:proofErr w:type="spellEnd"/>
     </w:p>
     <w:p>
       <w:pPr>
@@ -5091,6 +5357,7 @@
           <w:lang w:val="en-US"/>
         </w:rPr>
       </w:pPr>
+      <w:proofErr w:type="spellStart"/>
       <w:r>
         <w:rPr>
           <w:rFonts w:ascii="Assistant Medium" w:hAnsi="Assistant Medium" w:cs="Assistant Medium"/>
@@ -5098,6 +5365,7 @@
         </w:rPr>
         <w:t>Caa</w:t>
       </w:r>
+      <w:proofErr w:type="spellEnd"/>
     </w:p>
     <w:p>
       <w:pPr>
@@ -5376,12 +5644,21 @@
           <w:lang w:val="en-US"/>
         </w:rPr>
       </w:pPr>
-      <w:r>
-        <w:rPr>
-          <w:rFonts w:ascii="Assistant Medium" w:hAnsi="Assistant Medium" w:cs="Assistant Medium"/>
-          <w:lang w:val="en-US"/>
-        </w:rPr>
-        <w:t>Abuseipdb and other known feeds.</w:t>
+      <w:proofErr w:type="spellStart"/>
+      <w:r>
+        <w:rPr>
+          <w:rFonts w:ascii="Assistant Medium" w:hAnsi="Assistant Medium" w:cs="Assistant Medium"/>
+          <w:lang w:val="en-US"/>
+        </w:rPr>
+        <w:t>Abuseipdb</w:t>
+      </w:r>
+      <w:proofErr w:type="spellEnd"/>
+      <w:r>
+        <w:rPr>
+          <w:rFonts w:ascii="Assistant Medium" w:hAnsi="Assistant Medium" w:cs="Assistant Medium"/>
+          <w:lang w:val="en-US"/>
+        </w:rPr>
+        <w:t xml:space="preserve"> and other known feeds.</w:t>
       </w:r>
     </w:p>
     <w:p>
@@ -5455,7 +5732,7 @@
           <w:lang w:val="en-US"/>
         </w:rPr>
       </w:pPr>
-      <w:proofErr w:type="gramStart"/>
+      <w:proofErr w:type="spellStart"/>
       <w:r>
         <w:rPr>
           <w:rFonts w:ascii="Assistant Medium" w:hAnsi="Assistant Medium" w:cs="Assistant Medium"/>
@@ -5463,7 +5740,7 @@
         </w:rPr>
         <w:t>Whois</w:t>
       </w:r>
-      <w:proofErr w:type="gramEnd"/>
+      <w:proofErr w:type="spellEnd"/>
       <w:r>
         <w:rPr>
           <w:rFonts w:ascii="Assistant Medium" w:hAnsi="Assistant Medium" w:cs="Assistant Medium"/>
@@ -5689,12 +5966,21 @@
           <w:lang w:val="en-US"/>
         </w:rPr>
       </w:pPr>
-      <w:r>
-        <w:rPr>
-          <w:rFonts w:ascii="Assistant Medium" w:hAnsi="Assistant Medium" w:cs="Assistant Medium"/>
-          <w:lang w:val="en-US"/>
-        </w:rPr>
-        <w:t>Onedrive (6x1TB).</w:t>
+      <w:proofErr w:type="spellStart"/>
+      <w:r>
+        <w:rPr>
+          <w:rFonts w:ascii="Assistant Medium" w:hAnsi="Assistant Medium" w:cs="Assistant Medium"/>
+          <w:lang w:val="en-US"/>
+        </w:rPr>
+        <w:t>Onedrive</w:t>
+      </w:r>
+      <w:proofErr w:type="spellEnd"/>
+      <w:r>
+        <w:rPr>
+          <w:rFonts w:ascii="Assistant Medium" w:hAnsi="Assistant Medium" w:cs="Assistant Medium"/>
+          <w:lang w:val="en-US"/>
+        </w:rPr>
+        <w:t xml:space="preserve"> (6x1TB).</w:t>
       </w:r>
     </w:p>
     <w:p>
@@ -5711,7 +5997,6 @@
           <w:lang w:val="en-US"/>
         </w:rPr>
       </w:pPr>
-      <w:proofErr w:type="gramStart"/>
       <w:r>
         <w:rPr>
           <w:rFonts w:ascii="Assistant Medium" w:hAnsi="Assistant Medium" w:cs="Assistant Medium"/>
@@ -5719,7 +6004,6 @@
         </w:rPr>
         <w:t>Family Google</w:t>
       </w:r>
-      <w:proofErr w:type="gramEnd"/>
       <w:r>
         <w:rPr>
           <w:rFonts w:ascii="Assistant Medium" w:hAnsi="Assistant Medium" w:cs="Assistant Medium"/>
@@ -5916,14 +6200,42 @@
           <w:rFonts w:ascii="Assistant Medium" w:hAnsi="Assistant Medium" w:cs="Assistant Medium"/>
           <w:lang w:val="en-US"/>
         </w:rPr>
-        <w:t xml:space="preserve"> – for all the family </w:t>
-      </w:r>
-      <w:r>
-        <w:rPr>
-          <w:rFonts w:ascii="Assistant Medium" w:hAnsi="Assistant Medium" w:cs="Assistant Medium"/>
-          <w:lang w:val="en-US"/>
-        </w:rPr>
-        <w:t>– 5TB shared storage included for all services.</w:t>
+        <w:t xml:space="preserve"> – </w:t>
+      </w:r>
+      <w:r>
+        <w:rPr>
+          <w:rFonts w:ascii="Assistant Medium" w:hAnsi="Assistant Medium" w:cs="Assistant Medium"/>
+          <w:lang w:val="en-US"/>
+        </w:rPr>
+        <w:t>family plan</w:t>
+      </w:r>
+      <w:r>
+        <w:rPr>
+          <w:rFonts w:ascii="Assistant Medium" w:hAnsi="Assistant Medium" w:cs="Assistant Medium"/>
+          <w:lang w:val="en-US"/>
+        </w:rPr>
+        <w:t xml:space="preserve"> </w:t>
+      </w:r>
+      <w:r>
+        <w:rPr>
+          <w:rFonts w:ascii="Assistant Medium" w:hAnsi="Assistant Medium" w:cs="Assistant Medium"/>
+          <w:lang w:val="en-US"/>
+        </w:rPr>
+        <w:t xml:space="preserve">– 5TB shared storage included for all </w:t>
+      </w:r>
+      <w:r>
+        <w:rPr>
+          <w:rFonts w:ascii="Assistant Medium" w:hAnsi="Assistant Medium" w:cs="Assistant Medium"/>
+          <w:lang w:val="en-US"/>
+        </w:rPr>
+        <w:t xml:space="preserve">google </w:t>
+      </w:r>
+      <w:r>
+        <w:rPr>
+          <w:rFonts w:ascii="Assistant Medium" w:hAnsi="Assistant Medium" w:cs="Assistant Medium"/>
+          <w:lang w:val="en-US"/>
+        </w:rPr>
+        <w:t>services.</w:t>
       </w:r>
     </w:p>
     <w:p>
@@ -6023,12 +6335,21 @@
           <w:lang w:val="en-US"/>
         </w:rPr>
       </w:pPr>
-      <w:r>
-        <w:rPr>
-          <w:rFonts w:ascii="Assistant Medium" w:hAnsi="Assistant Medium" w:cs="Assistant Medium"/>
-          <w:lang w:val="en-US"/>
-        </w:rPr>
-        <w:t>Youtube premium family plan (no ads).</w:t>
+      <w:proofErr w:type="spellStart"/>
+      <w:r>
+        <w:rPr>
+          <w:rFonts w:ascii="Assistant Medium" w:hAnsi="Assistant Medium" w:cs="Assistant Medium"/>
+          <w:lang w:val="en-US"/>
+        </w:rPr>
+        <w:t>Youtube</w:t>
+      </w:r>
+      <w:proofErr w:type="spellEnd"/>
+      <w:r>
+        <w:rPr>
+          <w:rFonts w:ascii="Assistant Medium" w:hAnsi="Assistant Medium" w:cs="Assistant Medium"/>
+          <w:lang w:val="en-US"/>
+        </w:rPr>
+        <w:t xml:space="preserve"> premium family plan (no ads).</w:t>
       </w:r>
     </w:p>
     <w:p>
@@ -6071,27 +6392,6 @@
           <w:lang w:val="en-US"/>
         </w:rPr>
         <w:t>Perplexity</w:t>
-      </w:r>
-    </w:p>
-    <w:p>
-      <w:pPr>
-        <w:pStyle w:val="ListParagraph"/>
-        <w:numPr>
-          <w:ilvl w:val="0"/>
-          <w:numId w:val="2"/>
-        </w:numPr>
-        <w:spacing w:after="0" w:line="360" w:lineRule="auto"/>
-        <w:rPr>
-          <w:rFonts w:ascii="Assistant Medium" w:hAnsi="Assistant Medium" w:cs="Assistant Medium"/>
-          <w:lang w:val="en-US"/>
-        </w:rPr>
-      </w:pPr>
-      <w:r>
-        <w:rPr>
-          <w:rFonts w:ascii="Assistant Medium" w:hAnsi="Assistant Medium" w:cs="Assistant Medium"/>
-          <w:lang w:val="en-US"/>
-        </w:rPr>
-        <w:t>Truecaller</w:t>
       </w:r>
     </w:p>
     <w:p>
@@ -6238,30 +6538,14 @@
           <w:rFonts w:ascii="Assistant Medium" w:hAnsi="Assistant Medium" w:cs="Assistant Medium"/>
           <w:lang w:val="en-US"/>
         </w:rPr>
-        <w:t>pentester[.]</w:t>
-      </w:r>
-      <w:proofErr w:type="gramStart"/>
-      <w:r>
-        <w:rPr>
-          <w:rFonts w:ascii="Assistant Medium" w:hAnsi="Assistant Medium" w:cs="Assistant Medium"/>
-          <w:lang w:val="en-US"/>
-        </w:rPr>
-        <w:t xml:space="preserve">com </w:t>
-      </w:r>
-      <w:r>
-        <w:rPr>
-          <w:rFonts w:ascii="Assistant Medium" w:hAnsi="Assistant Medium" w:cs="Assistant Medium"/>
-          <w:lang w:val="en-US"/>
-        </w:rPr>
-        <w:t xml:space="preserve"> (</w:t>
-      </w:r>
-      <w:proofErr w:type="gramEnd"/>
-      <w:r>
-        <w:rPr>
-          <w:rFonts w:ascii="Assistant Medium" w:hAnsi="Assistant Medium" w:cs="Assistant Medium"/>
-          <w:lang w:val="en-US"/>
-        </w:rPr>
-        <w:t>temporary canceled because of duplication and issue with data broker removals</w:t>
+        <w:t xml:space="preserve">pentester[.]com </w:t>
+      </w:r>
+      <w:r>
+        <w:rPr>
+          <w:rFonts w:ascii="Assistant Medium" w:hAnsi="Assistant Medium" w:cs="Assistant Medium"/>
+          <w:lang w:val="en-US"/>
+        </w:rPr>
+        <w:t xml:space="preserve"> (temporary canceled because of duplication and issue with data broker removals</w:t>
       </w:r>
       <w:r>
         <w:rPr>
@@ -6340,12 +6624,21 @@
           <w:lang w:val="en-US"/>
         </w:rPr>
       </w:pPr>
-      <w:r>
-        <w:rPr>
-          <w:rFonts w:ascii="Assistant Medium" w:hAnsi="Assistant Medium" w:cs="Assistant Medium"/>
-          <w:lang w:val="en-US"/>
-        </w:rPr>
-        <w:t>osint intel</w:t>
+      <w:proofErr w:type="spellStart"/>
+      <w:r>
+        <w:rPr>
+          <w:rFonts w:ascii="Assistant Medium" w:hAnsi="Assistant Medium" w:cs="Assistant Medium"/>
+          <w:lang w:val="en-US"/>
+        </w:rPr>
+        <w:t>osint</w:t>
+      </w:r>
+      <w:proofErr w:type="spellEnd"/>
+      <w:r>
+        <w:rPr>
+          <w:rFonts w:ascii="Assistant Medium" w:hAnsi="Assistant Medium" w:cs="Assistant Medium"/>
+          <w:lang w:val="en-US"/>
+        </w:rPr>
+        <w:t xml:space="preserve"> intel</w:t>
       </w:r>
       <w:r>
         <w:rPr>

--- a/Cyber Security Architecture.docx
+++ b/Cyber Security Architecture.docx
@@ -13,7 +13,6 @@
           <w:sz w:val="32"/>
           <w:szCs w:val="32"/>
           <w:u w:val="single"/>
-          <w:lang w:val="en-US"/>
         </w:rPr>
       </w:pPr>
       <w:r>
@@ -24,7 +23,6 @@
           <w:sz w:val="32"/>
           <w:szCs w:val="32"/>
           <w:u w:val="single"/>
-          <w:lang w:val="en-US"/>
         </w:rPr>
         <w:t xml:space="preserve">Cyber </w:t>
       </w:r>
@@ -36,7 +34,6 @@
           <w:sz w:val="32"/>
           <w:szCs w:val="32"/>
           <w:u w:val="single"/>
-          <w:lang w:val="en-US"/>
         </w:rPr>
         <w:t>S</w:t>
       </w:r>
@@ -48,7 +45,6 @@
           <w:sz w:val="32"/>
           <w:szCs w:val="32"/>
           <w:u w:val="single"/>
-          <w:lang w:val="en-US"/>
         </w:rPr>
         <w:t>ecurity</w:t>
       </w:r>
@@ -60,7 +56,6 @@
           <w:sz w:val="32"/>
           <w:szCs w:val="32"/>
           <w:u w:val="single"/>
-          <w:lang w:val="en-US"/>
         </w:rPr>
         <w:t xml:space="preserve"> Architecture</w:t>
       </w:r>
@@ -72,7 +67,6 @@
           <w:sz w:val="32"/>
           <w:szCs w:val="32"/>
           <w:u w:val="single"/>
-          <w:lang w:val="en-US"/>
         </w:rPr>
         <w:t xml:space="preserve"> – </w:t>
       </w:r>
@@ -84,7 +78,6 @@
           <w:sz w:val="32"/>
           <w:szCs w:val="32"/>
           <w:u w:val="single"/>
-          <w:lang w:val="en-US"/>
         </w:rPr>
         <w:t xml:space="preserve">My </w:t>
       </w:r>
@@ -96,7 +89,6 @@
           <w:sz w:val="32"/>
           <w:szCs w:val="32"/>
           <w:u w:val="single"/>
-          <w:lang w:val="en-US"/>
         </w:rPr>
         <w:t>Family</w:t>
       </w:r>
@@ -108,7 +100,6 @@
           <w:sz w:val="32"/>
           <w:szCs w:val="32"/>
           <w:u w:val="single"/>
-          <w:lang w:val="en-US"/>
         </w:rPr>
         <w:t xml:space="preserve"> </w:t>
       </w:r>
@@ -120,7 +111,6 @@
           <w:sz w:val="32"/>
           <w:szCs w:val="32"/>
           <w:u w:val="single"/>
-          <w:lang w:val="en-US"/>
         </w:rPr>
         <w:t>S</w:t>
       </w:r>
@@ -132,7 +122,6 @@
           <w:sz w:val="32"/>
           <w:szCs w:val="32"/>
           <w:u w:val="single"/>
-          <w:lang w:val="en-US"/>
         </w:rPr>
         <w:t>etup</w:t>
       </w:r>
@@ -144,7 +133,6 @@
           <w:sz w:val="32"/>
           <w:szCs w:val="32"/>
           <w:u w:val="single"/>
-          <w:lang w:val="en-US"/>
         </w:rPr>
         <w:t xml:space="preserve"> </w:t>
       </w:r>
@@ -156,7 +144,6 @@
           <w:sz w:val="32"/>
           <w:szCs w:val="32"/>
           <w:u w:val="single"/>
-          <w:lang w:val="en-US"/>
         </w:rPr>
         <w:t>06</w:t>
       </w:r>
@@ -168,7 +155,6 @@
           <w:sz w:val="32"/>
           <w:szCs w:val="32"/>
           <w:u w:val="single"/>
-          <w:lang w:val="en-US"/>
         </w:rPr>
         <w:t>/</w:t>
       </w:r>
@@ -180,7 +166,6 @@
           <w:sz w:val="32"/>
           <w:szCs w:val="32"/>
           <w:u w:val="single"/>
-          <w:lang w:val="en-US"/>
         </w:rPr>
         <w:t>Apr</w:t>
       </w:r>
@@ -192,7 +177,6 @@
           <w:sz w:val="32"/>
           <w:szCs w:val="32"/>
           <w:u w:val="single"/>
-          <w:lang w:val="en-US"/>
         </w:rPr>
         <w:t>/2026</w:t>
       </w:r>
@@ -202,7 +186,6 @@
         <w:spacing w:after="0" w:line="240" w:lineRule="auto"/>
         <w:rPr>
           <w:rFonts w:ascii="Assistant Medium" w:hAnsi="Assistant Medium" w:cs="Assistant Medium"/>
-          <w:lang w:val="en-US"/>
         </w:rPr>
       </w:pPr>
       <w:r>
@@ -213,7 +196,6 @@
           <w:sz w:val="32"/>
           <w:szCs w:val="32"/>
           <w:u w:val="single"/>
-          <w:lang w:val="en-US"/>
         </w:rPr>
         <w:br/>
       </w:r>
@@ -230,7 +212,6 @@
           <w:rFonts w:ascii="Assistant Medium" w:hAnsi="Assistant Medium" w:cs="Assistant Medium"/>
           <w:sz w:val="26"/>
           <w:szCs w:val="26"/>
-          <w:lang w:val="en-US"/>
         </w:rPr>
         <w:t xml:space="preserve"> as a hobby </w:t>
       </w:r>
@@ -240,104 +221,85 @@
           <w:sz w:val="26"/>
           <w:szCs w:val="26"/>
         </w:rPr>
-        <w:t>for my family devices and network.</w:t>
+        <w:t xml:space="preserve">for my family devices and network. </w:t>
       </w:r>
       <w:r>
         <w:rPr>
           <w:rFonts w:ascii="Assistant Medium" w:hAnsi="Assistant Medium" w:cs="Assistant Medium"/>
           <w:sz w:val="26"/>
           <w:szCs w:val="26"/>
-          <w:lang w:val="en-US"/>
-        </w:rPr>
-        <w:t xml:space="preserve"> </w:t>
+        </w:rPr>
+        <w:t xml:space="preserve">Everything here is working in production and rarely </w:t>
       </w:r>
       <w:r>
         <w:rPr>
           <w:rFonts w:ascii="Assistant Medium" w:hAnsi="Assistant Medium" w:cs="Assistant Medium"/>
           <w:sz w:val="26"/>
           <w:szCs w:val="26"/>
-          <w:lang w:val="en-US"/>
-        </w:rPr>
-        <w:t xml:space="preserve">Everything here is working in production and rarely </w:t>
+        </w:rPr>
+        <w:t>is there</w:t>
       </w:r>
       <w:r>
         <w:rPr>
           <w:rFonts w:ascii="Assistant Medium" w:hAnsi="Assistant Medium" w:cs="Assistant Medium"/>
           <w:sz w:val="26"/>
           <w:szCs w:val="26"/>
-          <w:lang w:val="en-US"/>
-        </w:rPr>
-        <w:t>is there</w:t>
+        </w:rPr>
+        <w:t xml:space="preserve"> an issue</w:t>
       </w:r>
       <w:r>
         <w:rPr>
           <w:rFonts w:ascii="Assistant Medium" w:hAnsi="Assistant Medium" w:cs="Assistant Medium"/>
           <w:sz w:val="26"/>
           <w:szCs w:val="26"/>
-          <w:lang w:val="en-US"/>
-        </w:rPr>
-        <w:t xml:space="preserve"> an issue</w:t>
+        </w:rPr>
+        <w:t>, except whitelist</w:t>
       </w:r>
       <w:r>
         <w:rPr>
           <w:rFonts w:ascii="Assistant Medium" w:hAnsi="Assistant Medium" w:cs="Assistant Medium"/>
           <w:sz w:val="26"/>
           <w:szCs w:val="26"/>
-          <w:lang w:val="en-US"/>
-        </w:rPr>
-        <w:t>, except whitelist</w:t>
+        </w:rPr>
+        <w:t>s</w:t>
       </w:r>
       <w:r>
         <w:rPr>
           <w:rFonts w:ascii="Assistant Medium" w:hAnsi="Assistant Medium" w:cs="Assistant Medium"/>
           <w:sz w:val="26"/>
           <w:szCs w:val="26"/>
-          <w:lang w:val="en-US"/>
-        </w:rPr>
-        <w:t>s</w:t>
+        </w:rPr>
+        <w:t xml:space="preserve"> from time to time</w:t>
       </w:r>
       <w:r>
         <w:rPr>
           <w:rFonts w:ascii="Assistant Medium" w:hAnsi="Assistant Medium" w:cs="Assistant Medium"/>
           <w:sz w:val="26"/>
           <w:szCs w:val="26"/>
-          <w:lang w:val="en-US"/>
-        </w:rPr>
-        <w:t xml:space="preserve"> from time to time</w:t>
+        </w:rPr>
+        <w:t>. Great experience and performance</w:t>
       </w:r>
       <w:r>
         <w:rPr>
           <w:rFonts w:ascii="Assistant Medium" w:hAnsi="Assistant Medium" w:cs="Assistant Medium"/>
           <w:sz w:val="26"/>
           <w:szCs w:val="26"/>
-          <w:lang w:val="en-US"/>
-        </w:rPr>
-        <w:t>. Great experience and performance</w:t>
+        </w:rPr>
+        <w:t xml:space="preserve"> with no major complaints</w:t>
       </w:r>
       <w:r>
         <w:rPr>
           <w:rFonts w:ascii="Assistant Medium" w:hAnsi="Assistant Medium" w:cs="Assistant Medium"/>
           <w:sz w:val="26"/>
           <w:szCs w:val="26"/>
-          <w:lang w:val="en-US"/>
-        </w:rPr>
-        <w:t xml:space="preserve"> with no major complaints</w:t>
+        </w:rPr>
+        <w:t>.</w:t>
       </w:r>
       <w:r>
         <w:rPr>
           <w:rFonts w:ascii="Assistant Medium" w:hAnsi="Assistant Medium" w:cs="Assistant Medium"/>
           <w:sz w:val="26"/>
           <w:szCs w:val="26"/>
-          <w:lang w:val="en-US"/>
-        </w:rPr>
-        <w:t>.</w:t>
-      </w:r>
-      <w:r>
-        <w:rPr>
-          <w:rFonts w:ascii="Assistant Medium" w:hAnsi="Assistant Medium" w:cs="Assistant Medium"/>
-          <w:sz w:val="26"/>
-          <w:szCs w:val="26"/>
-          <w:lang w:val="en-US"/>
         </w:rPr>
         <w:t xml:space="preserve"> </w:t>
       </w:r>
@@ -347,7 +309,6 @@
         <w:spacing w:after="0" w:line="240" w:lineRule="auto"/>
         <w:rPr>
           <w:rFonts w:ascii="Assistant Medium" w:hAnsi="Assistant Medium" w:cs="Assistant Medium"/>
-          <w:lang w:val="en-US"/>
         </w:rPr>
       </w:pPr>
     </w:p>
@@ -356,16 +317,14 @@
         <w:spacing w:after="0" w:line="240" w:lineRule="auto"/>
         <w:rPr>
           <w:rFonts w:ascii="Assistant Medium" w:hAnsi="Assistant Medium" w:cs="Assistant Medium"/>
-          <w:lang w:val="en-US"/>
-        </w:rPr>
-      </w:pPr>
-    </w:p>
-    <w:p>
-      <w:pPr>
-        <w:spacing w:after="0" w:line="360" w:lineRule="auto"/>
-        <w:rPr>
-          <w:rFonts w:ascii="Assistant Medium" w:hAnsi="Assistant Medium" w:cs="Assistant Medium"/>
-          <w:lang w:val="en-US"/>
+        </w:rPr>
+      </w:pPr>
+    </w:p>
+    <w:p>
+      <w:pPr>
+        <w:spacing w:after="0" w:line="360" w:lineRule="auto"/>
+        <w:rPr>
+          <w:rFonts w:ascii="Assistant Medium" w:hAnsi="Assistant Medium" w:cs="Assistant Medium"/>
         </w:rPr>
       </w:pPr>
       <w:r>
@@ -376,7 +335,6 @@
           <w:sz w:val="28"/>
           <w:szCs w:val="28"/>
           <w:u w:val="single"/>
-          <w:lang w:val="en-US"/>
         </w:rPr>
         <w:t>Computers</w:t>
       </w:r>
@@ -386,7 +344,6 @@
           <w:b/>
           <w:bCs/>
           <w:u w:val="single"/>
-          <w:lang w:val="en-US"/>
         </w:rPr>
         <w:br/>
       </w:r>
@@ -395,7 +352,6 @@
           <w:rFonts w:ascii="Assistant Medium" w:hAnsi="Assistant Medium" w:cs="Assistant Medium"/>
           <w:b/>
           <w:bCs/>
-          <w:lang w:val="en-US"/>
         </w:rPr>
         <w:t>For the family</w:t>
       </w:r>
@@ -410,20 +366,17 @@
         <w:spacing w:after="0" w:line="360" w:lineRule="auto"/>
         <w:rPr>
           <w:rFonts w:ascii="Assistant Medium" w:hAnsi="Assistant Medium" w:cs="Assistant Medium"/>
-          <w:lang w:val="en-US"/>
-        </w:rPr>
-      </w:pPr>
-      <w:r>
-        <w:rPr>
-          <w:rFonts w:ascii="Assistant Medium" w:hAnsi="Assistant Medium" w:cs="Assistant Medium"/>
-          <w:lang w:val="en-US"/>
+        </w:rPr>
+      </w:pPr>
+      <w:r>
+        <w:rPr>
+          <w:rFonts w:ascii="Assistant Medium" w:hAnsi="Assistant Medium" w:cs="Assistant Medium"/>
         </w:rPr>
         <w:t>Checkpoint harmony endpoint</w:t>
       </w:r>
       <w:r>
         <w:rPr>
           <w:rFonts w:ascii="Assistant Medium" w:hAnsi="Assistant Medium" w:cs="Assistant Medium"/>
-          <w:lang w:val="en-US"/>
         </w:rPr>
         <w:t>.</w:t>
       </w:r>
@@ -438,20 +391,17 @@
         <w:spacing w:after="0" w:line="360" w:lineRule="auto"/>
         <w:rPr>
           <w:rFonts w:ascii="Assistant Medium" w:hAnsi="Assistant Medium" w:cs="Assistant Medium"/>
-          <w:lang w:val="en-US"/>
-        </w:rPr>
-      </w:pPr>
-      <w:r>
-        <w:rPr>
-          <w:rFonts w:ascii="Assistant Medium" w:hAnsi="Assistant Medium" w:cs="Assistant Medium"/>
-          <w:lang w:val="en-US"/>
+        </w:rPr>
+      </w:pPr>
+      <w:r>
+        <w:rPr>
+          <w:rFonts w:ascii="Assistant Medium" w:hAnsi="Assistant Medium" w:cs="Assistant Medium"/>
         </w:rPr>
         <w:t>URLF</w:t>
       </w:r>
       <w:r>
         <w:rPr>
           <w:rFonts w:ascii="Assistant Medium" w:hAnsi="Assistant Medium" w:cs="Assistant Medium"/>
-          <w:lang w:val="en-US"/>
         </w:rPr>
         <w:t>.</w:t>
       </w:r>
@@ -466,20 +416,17 @@
         <w:spacing w:after="0" w:line="360" w:lineRule="auto"/>
         <w:rPr>
           <w:rFonts w:ascii="Assistant Medium" w:hAnsi="Assistant Medium" w:cs="Assistant Medium"/>
-          <w:lang w:val="en-US"/>
-        </w:rPr>
-      </w:pPr>
-      <w:r>
-        <w:rPr>
-          <w:rFonts w:ascii="Assistant Medium" w:hAnsi="Assistant Medium" w:cs="Assistant Medium"/>
-          <w:lang w:val="en-US"/>
+        </w:rPr>
+      </w:pPr>
+      <w:r>
+        <w:rPr>
+          <w:rFonts w:ascii="Assistant Medium" w:hAnsi="Assistant Medium" w:cs="Assistant Medium"/>
         </w:rPr>
         <w:t>Anti bot</w:t>
       </w:r>
       <w:r>
         <w:rPr>
           <w:rFonts w:ascii="Assistant Medium" w:hAnsi="Assistant Medium" w:cs="Assistant Medium"/>
-          <w:lang w:val="en-US"/>
         </w:rPr>
         <w:t>.</w:t>
       </w:r>
@@ -494,20 +441,17 @@
         <w:spacing w:after="0" w:line="360" w:lineRule="auto"/>
         <w:rPr>
           <w:rFonts w:ascii="Assistant Medium" w:hAnsi="Assistant Medium" w:cs="Assistant Medium"/>
-          <w:lang w:val="en-US"/>
-        </w:rPr>
-      </w:pPr>
-      <w:r>
-        <w:rPr>
-          <w:rFonts w:ascii="Assistant Medium" w:hAnsi="Assistant Medium" w:cs="Assistant Medium"/>
-          <w:lang w:val="en-US"/>
+        </w:rPr>
+      </w:pPr>
+      <w:r>
+        <w:rPr>
+          <w:rFonts w:ascii="Assistant Medium" w:hAnsi="Assistant Medium" w:cs="Assistant Medium"/>
         </w:rPr>
         <w:t>Anti ransomware</w:t>
       </w:r>
       <w:r>
         <w:rPr>
           <w:rFonts w:ascii="Assistant Medium" w:hAnsi="Assistant Medium" w:cs="Assistant Medium"/>
-          <w:lang w:val="en-US"/>
         </w:rPr>
         <w:t>.</w:t>
       </w:r>
@@ -522,20 +466,17 @@
         <w:spacing w:after="0" w:line="360" w:lineRule="auto"/>
         <w:rPr>
           <w:rFonts w:ascii="Assistant Medium" w:hAnsi="Assistant Medium" w:cs="Assistant Medium"/>
-          <w:lang w:val="en-US"/>
-        </w:rPr>
-      </w:pPr>
-      <w:r>
-        <w:rPr>
-          <w:rFonts w:ascii="Assistant Medium" w:hAnsi="Assistant Medium" w:cs="Assistant Medium"/>
-          <w:lang w:val="en-US"/>
+        </w:rPr>
+      </w:pPr>
+      <w:r>
+        <w:rPr>
+          <w:rFonts w:ascii="Assistant Medium" w:hAnsi="Assistant Medium" w:cs="Assistant Medium"/>
         </w:rPr>
         <w:t>Behavioral</w:t>
       </w:r>
       <w:r>
         <w:rPr>
           <w:rFonts w:ascii="Assistant Medium" w:hAnsi="Assistant Medium" w:cs="Assistant Medium"/>
-          <w:lang w:val="en-US"/>
         </w:rPr>
         <w:t>.</w:t>
       </w:r>
@@ -550,20 +491,17 @@
         <w:spacing w:after="0" w:line="360" w:lineRule="auto"/>
         <w:rPr>
           <w:rFonts w:ascii="Assistant Medium" w:hAnsi="Assistant Medium" w:cs="Assistant Medium"/>
-          <w:lang w:val="en-US"/>
-        </w:rPr>
-      </w:pPr>
-      <w:r>
-        <w:rPr>
-          <w:rFonts w:ascii="Assistant Medium" w:hAnsi="Assistant Medium" w:cs="Assistant Medium"/>
-          <w:lang w:val="en-US"/>
+        </w:rPr>
+      </w:pPr>
+      <w:r>
+        <w:rPr>
+          <w:rFonts w:ascii="Assistant Medium" w:hAnsi="Assistant Medium" w:cs="Assistant Medium"/>
         </w:rPr>
         <w:t>Forensic</w:t>
       </w:r>
       <w:r>
         <w:rPr>
           <w:rFonts w:ascii="Assistant Medium" w:hAnsi="Assistant Medium" w:cs="Assistant Medium"/>
-          <w:lang w:val="en-US"/>
         </w:rPr>
         <w:t>.</w:t>
       </w:r>
@@ -578,20 +516,17 @@
         <w:spacing w:after="0" w:line="360" w:lineRule="auto"/>
         <w:rPr>
           <w:rFonts w:ascii="Assistant Medium" w:hAnsi="Assistant Medium" w:cs="Assistant Medium"/>
-          <w:lang w:val="en-US"/>
-        </w:rPr>
-      </w:pPr>
-      <w:r>
-        <w:rPr>
-          <w:rFonts w:ascii="Assistant Medium" w:hAnsi="Assistant Medium" w:cs="Assistant Medium"/>
-          <w:lang w:val="en-US"/>
+        </w:rPr>
+      </w:pPr>
+      <w:r>
+        <w:rPr>
+          <w:rFonts w:ascii="Assistant Medium" w:hAnsi="Assistant Medium" w:cs="Assistant Medium"/>
         </w:rPr>
         <w:t>Firewall</w:t>
       </w:r>
       <w:r>
         <w:rPr>
           <w:rFonts w:ascii="Assistant Medium" w:hAnsi="Assistant Medium" w:cs="Assistant Medium"/>
-          <w:lang w:val="en-US"/>
         </w:rPr>
         <w:t>.</w:t>
       </w:r>
@@ -606,13 +541,11 @@
         <w:spacing w:after="0" w:line="360" w:lineRule="auto"/>
         <w:rPr>
           <w:rFonts w:ascii="Assistant Medium" w:hAnsi="Assistant Medium" w:cs="Assistant Medium"/>
-          <w:lang w:val="en-US"/>
-        </w:rPr>
-      </w:pPr>
-      <w:r>
-        <w:rPr>
-          <w:rFonts w:ascii="Assistant Medium" w:hAnsi="Assistant Medium" w:cs="Assistant Medium"/>
-          <w:lang w:val="en-US"/>
+        </w:rPr>
+      </w:pPr>
+      <w:r>
+        <w:rPr>
+          <w:rFonts w:ascii="Assistant Medium" w:hAnsi="Assistant Medium" w:cs="Assistant Medium"/>
         </w:rPr>
         <w:t>Content disarm and reconstruct CDR.</w:t>
       </w:r>
@@ -627,13 +560,11 @@
         <w:spacing w:after="0" w:line="360" w:lineRule="auto"/>
         <w:rPr>
           <w:rFonts w:ascii="Assistant Medium" w:hAnsi="Assistant Medium" w:cs="Assistant Medium"/>
-          <w:lang w:val="en-US"/>
-        </w:rPr>
-      </w:pPr>
-      <w:r>
-        <w:rPr>
-          <w:rFonts w:ascii="Assistant Medium" w:hAnsi="Assistant Medium" w:cs="Assistant Medium"/>
-          <w:lang w:val="en-US"/>
+        </w:rPr>
+      </w:pPr>
+      <w:r>
+        <w:rPr>
+          <w:rFonts w:ascii="Assistant Medium" w:hAnsi="Assistant Medium" w:cs="Assistant Medium"/>
         </w:rPr>
         <w:t>Sandbox</w:t>
       </w:r>
@@ -648,13 +579,11 @@
         <w:spacing w:after="0" w:line="360" w:lineRule="auto"/>
         <w:rPr>
           <w:rFonts w:ascii="Assistant Medium" w:hAnsi="Assistant Medium" w:cs="Assistant Medium"/>
-          <w:lang w:val="en-US"/>
-        </w:rPr>
-      </w:pPr>
-      <w:r>
-        <w:rPr>
-          <w:rFonts w:ascii="Assistant Medium" w:hAnsi="Assistant Medium" w:cs="Assistant Medium"/>
-          <w:lang w:val="en-US"/>
+        </w:rPr>
+      </w:pPr>
+      <w:r>
+        <w:rPr>
+          <w:rFonts w:ascii="Assistant Medium" w:hAnsi="Assistant Medium" w:cs="Assistant Medium"/>
         </w:rPr>
         <w:t>Anti phishing.</w:t>
       </w:r>
@@ -669,27 +598,23 @@
         <w:spacing w:after="0" w:line="360" w:lineRule="auto"/>
         <w:rPr>
           <w:rFonts w:ascii="Assistant Medium" w:hAnsi="Assistant Medium" w:cs="Assistant Medium"/>
-          <w:lang w:val="en-US"/>
-        </w:rPr>
-      </w:pPr>
-      <w:r>
-        <w:rPr>
-          <w:rFonts w:ascii="Assistant Medium" w:hAnsi="Assistant Medium" w:cs="Assistant Medium"/>
-          <w:lang w:val="en-US"/>
+        </w:rPr>
+      </w:pPr>
+      <w:r>
+        <w:rPr>
+          <w:rFonts w:ascii="Assistant Medium" w:hAnsi="Assistant Medium" w:cs="Assistant Medium"/>
         </w:rPr>
         <w:t>0patch for virtual patching</w:t>
       </w:r>
       <w:r>
         <w:rPr>
           <w:rFonts w:ascii="Assistant Medium" w:hAnsi="Assistant Medium" w:cs="Assistant Medium"/>
-          <w:lang w:val="en-US"/>
         </w:rPr>
         <w:t xml:space="preserve"> – patching before vendors update release</w:t>
       </w:r>
       <w:r>
         <w:rPr>
           <w:rFonts w:ascii="Assistant Medium" w:hAnsi="Assistant Medium" w:cs="Assistant Medium"/>
-          <w:lang w:val="en-US"/>
         </w:rPr>
         <w:t>.</w:t>
       </w:r>
@@ -704,29 +629,17 @@
         <w:spacing w:after="0" w:line="360" w:lineRule="auto"/>
         <w:rPr>
           <w:rFonts w:ascii="Assistant Medium" w:hAnsi="Assistant Medium" w:cs="Assistant Medium"/>
-          <w:lang w:val="en-US"/>
-        </w:rPr>
-      </w:pPr>
-      <w:proofErr w:type="spellStart"/>
-      <w:r>
-        <w:rPr>
-          <w:rFonts w:ascii="Assistant Medium" w:hAnsi="Assistant Medium" w:cs="Assistant Medium"/>
-          <w:lang w:val="en-US"/>
-        </w:rPr>
-        <w:t>Manageengine</w:t>
-      </w:r>
-      <w:proofErr w:type="spellEnd"/>
-      <w:r>
-        <w:rPr>
-          <w:rFonts w:ascii="Assistant Medium" w:hAnsi="Assistant Medium" w:cs="Assistant Medium"/>
-          <w:lang w:val="en-US"/>
-        </w:rPr>
-        <w:t xml:space="preserve"> patch management on auto update</w:t>
-      </w:r>
-      <w:r>
-        <w:rPr>
-          <w:rFonts w:ascii="Assistant Medium" w:hAnsi="Assistant Medium" w:cs="Assistant Medium"/>
-          <w:lang w:val="en-US"/>
+        </w:rPr>
+      </w:pPr>
+      <w:r>
+        <w:rPr>
+          <w:rFonts w:ascii="Assistant Medium" w:hAnsi="Assistant Medium" w:cs="Assistant Medium"/>
+        </w:rPr>
+        <w:t>Manageengine patch management on auto update</w:t>
+      </w:r>
+      <w:r>
+        <w:rPr>
+          <w:rFonts w:ascii="Assistant Medium" w:hAnsi="Assistant Medium" w:cs="Assistant Medium"/>
         </w:rPr>
         <w:t>.</w:t>
       </w:r>
@@ -741,52 +654,23 @@
         <w:spacing w:after="0" w:line="360" w:lineRule="auto"/>
         <w:rPr>
           <w:rFonts w:ascii="Assistant Medium" w:hAnsi="Assistant Medium" w:cs="Assistant Medium"/>
-          <w:lang w:val="en-US"/>
-        </w:rPr>
-      </w:pPr>
-      <w:proofErr w:type="spellStart"/>
-      <w:r>
-        <w:rPr>
-          <w:rFonts w:ascii="Assistant Medium" w:hAnsi="Assistant Medium" w:cs="Assistant Medium"/>
-          <w:lang w:val="en-US"/>
-        </w:rPr>
-        <w:t>Opswat</w:t>
-      </w:r>
-      <w:proofErr w:type="spellEnd"/>
-      <w:r>
-        <w:rPr>
-          <w:rFonts w:ascii="Assistant Medium" w:hAnsi="Assistant Medium" w:cs="Assistant Medium"/>
-          <w:lang w:val="en-US"/>
-        </w:rPr>
-        <w:t xml:space="preserve"> patch management</w:t>
-      </w:r>
-      <w:r>
-        <w:rPr>
-          <w:rFonts w:ascii="Assistant Medium" w:hAnsi="Assistant Medium" w:cs="Assistant Medium"/>
-          <w:lang w:val="en-US"/>
-        </w:rPr>
-        <w:t xml:space="preserve"> on auto update (updating apps that </w:t>
-      </w:r>
-      <w:proofErr w:type="spellStart"/>
-      <w:r>
-        <w:rPr>
-          <w:rFonts w:ascii="Assistant Medium" w:hAnsi="Assistant Medium" w:cs="Assistant Medium"/>
-          <w:lang w:val="en-US"/>
-        </w:rPr>
-        <w:t>manageengine</w:t>
-      </w:r>
-      <w:proofErr w:type="spellEnd"/>
-      <w:r>
-        <w:rPr>
-          <w:rFonts w:ascii="Assistant Medium" w:hAnsi="Assistant Medium" w:cs="Assistant Medium"/>
-          <w:lang w:val="en-US"/>
-        </w:rPr>
-        <w:t xml:space="preserve"> miss)</w:t>
-      </w:r>
-      <w:r>
-        <w:rPr>
-          <w:rFonts w:ascii="Assistant Medium" w:hAnsi="Assistant Medium" w:cs="Assistant Medium"/>
-          <w:lang w:val="en-US"/>
+        </w:rPr>
+      </w:pPr>
+      <w:r>
+        <w:rPr>
+          <w:rFonts w:ascii="Assistant Medium" w:hAnsi="Assistant Medium" w:cs="Assistant Medium"/>
+        </w:rPr>
+        <w:t>Opswat patch management</w:t>
+      </w:r>
+      <w:r>
+        <w:rPr>
+          <w:rFonts w:ascii="Assistant Medium" w:hAnsi="Assistant Medium" w:cs="Assistant Medium"/>
+        </w:rPr>
+        <w:t xml:space="preserve"> on auto update (updating apps that manageengine miss)</w:t>
+      </w:r>
+      <w:r>
+        <w:rPr>
+          <w:rFonts w:ascii="Assistant Medium" w:hAnsi="Assistant Medium" w:cs="Assistant Medium"/>
         </w:rPr>
         <w:t>.</w:t>
       </w:r>
@@ -801,34 +685,29 @@
         <w:spacing w:after="0" w:line="360" w:lineRule="auto"/>
         <w:rPr>
           <w:rFonts w:ascii="Assistant Medium" w:hAnsi="Assistant Medium" w:cs="Assistant Medium"/>
-          <w:lang w:val="en-US"/>
-        </w:rPr>
-      </w:pPr>
-      <w:r>
-        <w:rPr>
-          <w:rFonts w:ascii="Assistant Medium" w:hAnsi="Assistant Medium" w:cs="Assistant Medium"/>
-          <w:lang w:val="en-US"/>
+        </w:rPr>
+      </w:pPr>
+      <w:r>
+        <w:rPr>
+          <w:rFonts w:ascii="Assistant Medium" w:hAnsi="Assistant Medium" w:cs="Assistant Medium"/>
         </w:rPr>
         <w:t xml:space="preserve">Zoho assist – for me </w:t>
       </w:r>
       <w:r>
         <w:rPr>
           <w:rFonts w:ascii="Assistant Medium" w:hAnsi="Assistant Medium" w:cs="Assistant Medium"/>
-          <w:lang w:val="en-US"/>
         </w:rPr>
         <w:t>t</w:t>
       </w:r>
       <w:r>
         <w:rPr>
           <w:rFonts w:ascii="Assistant Medium" w:hAnsi="Assistant Medium" w:cs="Assistant Medium"/>
-          <w:lang w:val="en-US"/>
         </w:rPr>
         <w:t>o remote control</w:t>
       </w:r>
       <w:r>
         <w:rPr>
           <w:rFonts w:ascii="Assistant Medium" w:hAnsi="Assistant Medium" w:cs="Assistant Medium"/>
-          <w:lang w:val="en-US"/>
         </w:rPr>
         <w:t>.</w:t>
       </w:r>
@@ -843,13 +722,11 @@
         <w:spacing w:after="0" w:line="360" w:lineRule="auto"/>
         <w:rPr>
           <w:rFonts w:ascii="Assistant Medium" w:hAnsi="Assistant Medium" w:cs="Assistant Medium"/>
-          <w:lang w:val="en-US"/>
-        </w:rPr>
-      </w:pPr>
-      <w:r>
-        <w:rPr>
-          <w:rFonts w:ascii="Assistant Medium" w:hAnsi="Assistant Medium" w:cs="Assistant Medium"/>
-          <w:lang w:val="en-US"/>
+        </w:rPr>
+      </w:pPr>
+      <w:r>
+        <w:rPr>
+          <w:rFonts w:ascii="Assistant Medium" w:hAnsi="Assistant Medium" w:cs="Assistant Medium"/>
         </w:rPr>
         <w:t>Browsers:</w:t>
       </w:r>
@@ -864,57 +741,35 @@
         <w:spacing w:after="0" w:line="360" w:lineRule="auto"/>
         <w:rPr>
           <w:rFonts w:ascii="Assistant Medium" w:hAnsi="Assistant Medium" w:cs="Assistant Medium"/>
-          <w:lang w:val="en-US"/>
-        </w:rPr>
-      </w:pPr>
-      <w:r>
-        <w:rPr>
-          <w:rFonts w:ascii="Assistant Medium" w:hAnsi="Assistant Medium" w:cs="Assistant Medium"/>
-          <w:lang w:val="en-US"/>
+        </w:rPr>
+      </w:pPr>
+      <w:r>
+        <w:rPr>
+          <w:rFonts w:ascii="Assistant Medium" w:hAnsi="Assistant Medium" w:cs="Assistant Medium"/>
         </w:rPr>
         <w:t xml:space="preserve">All Browser </w:t>
       </w:r>
       <w:r>
         <w:rPr>
           <w:rFonts w:ascii="Assistant Medium" w:hAnsi="Assistant Medium" w:cs="Assistant Medium"/>
-          <w:lang w:val="en-US"/>
         </w:rPr>
         <w:t>has</w:t>
       </w:r>
       <w:r>
         <w:rPr>
           <w:rFonts w:ascii="Assistant Medium" w:hAnsi="Assistant Medium" w:cs="Assistant Medium"/>
-          <w:lang w:val="en-US"/>
-        </w:rPr>
-        <w:t xml:space="preserve"> managed </w:t>
-      </w:r>
-      <w:proofErr w:type="spellStart"/>
-      <w:r>
-        <w:rPr>
-          <w:rFonts w:ascii="Assistant Medium" w:hAnsi="Assistant Medium" w:cs="Assistant Medium"/>
-          <w:lang w:val="en-US"/>
-        </w:rPr>
-        <w:t>dns</w:t>
-      </w:r>
-      <w:proofErr w:type="spellEnd"/>
-      <w:r>
-        <w:rPr>
-          <w:rFonts w:ascii="Assistant Medium" w:hAnsi="Assistant Medium" w:cs="Assistant Medium"/>
-          <w:lang w:val="en-US"/>
-        </w:rPr>
-        <w:t xml:space="preserve"> </w:t>
-      </w:r>
-      <w:r>
-        <w:rPr>
-          <w:rFonts w:ascii="Assistant Medium" w:hAnsi="Assistant Medium" w:cs="Assistant Medium"/>
-          <w:lang w:val="en-US"/>
+        </w:rPr>
+        <w:t xml:space="preserve"> managed dns </w:t>
+      </w:r>
+      <w:r>
+        <w:rPr>
+          <w:rFonts w:ascii="Assistant Medium" w:hAnsi="Assistant Medium" w:cs="Assistant Medium"/>
         </w:rPr>
         <w:t xml:space="preserve">firewall </w:t>
       </w:r>
       <w:r>
         <w:rPr>
           <w:rFonts w:ascii="Assistant Medium" w:hAnsi="Assistant Medium" w:cs="Assistant Medium"/>
-          <w:lang w:val="en-US"/>
         </w:rPr>
         <w:t>over https with separate profiles</w:t>
       </w:r>
@@ -922,63 +777,54 @@
         <w:rPr>
           <w:rFonts w:ascii="Assistant Medium" w:hAnsi="Assistant Medium" w:cs="Assistant Medium" w:hint="cs"/>
           <w:rtl/>
-          <w:lang w:val="en-US"/>
         </w:rPr>
         <w:t xml:space="preserve"> </w:t>
       </w:r>
       <w:r>
         <w:rPr>
           <w:rFonts w:ascii="Assistant Medium" w:hAnsi="Assistant Medium" w:cs="Assistant Medium"/>
-          <w:lang w:val="en-US"/>
         </w:rPr>
         <w:t xml:space="preserve"> per person</w:t>
       </w:r>
       <w:r>
         <w:rPr>
           <w:rFonts w:ascii="Assistant Medium" w:hAnsi="Assistant Medium" w:cs="Assistant Medium"/>
-          <w:lang w:val="en-US"/>
         </w:rPr>
         <w:t>.</w:t>
       </w:r>
       <w:r>
         <w:rPr>
           <w:rFonts w:ascii="Assistant Medium" w:hAnsi="Assistant Medium" w:cs="Assistant Medium"/>
-          <w:lang w:val="en-US"/>
         </w:rPr>
         <w:t xml:space="preserve"> </w:t>
       </w:r>
       <w:r>
         <w:rPr>
           <w:rFonts w:ascii="Assistant Medium" w:hAnsi="Assistant Medium" w:cs="Assistant Medium"/>
-          <w:lang w:val="en-US"/>
         </w:rPr>
         <w:t xml:space="preserve">For lowering risk </w:t>
       </w:r>
       <w:r>
         <w:rPr>
           <w:rFonts w:ascii="Assistant Medium" w:hAnsi="Assistant Medium" w:cs="Assistant Medium"/>
-          <w:lang w:val="en-US"/>
         </w:rPr>
         <w:t>and</w:t>
       </w:r>
       <w:r>
         <w:rPr>
           <w:rFonts w:ascii="Assistant Medium" w:hAnsi="Assistant Medium" w:cs="Assistant Medium"/>
-          <w:lang w:val="en-US"/>
         </w:rPr>
         <w:t xml:space="preserve"> </w:t>
       </w:r>
       <w:r>
         <w:rPr>
           <w:rFonts w:ascii="Assistant Medium" w:hAnsi="Assistant Medium" w:cs="Assistant Medium"/>
-          <w:lang w:val="en-US"/>
         </w:rPr>
         <w:t>blocking ads</w:t>
       </w:r>
       <w:r>
         <w:rPr>
           <w:rFonts w:ascii="Assistant Medium" w:hAnsi="Assistant Medium" w:cs="Assistant Medium"/>
-          <w:lang w:val="en-US"/>
         </w:rPr>
         <w:t>.</w:t>
       </w:r>
@@ -993,13 +839,11 @@
         <w:spacing w:after="0" w:line="360" w:lineRule="auto"/>
         <w:rPr>
           <w:rFonts w:ascii="Assistant Medium" w:hAnsi="Assistant Medium" w:cs="Assistant Medium"/>
-          <w:lang w:val="en-US"/>
-        </w:rPr>
-      </w:pPr>
-      <w:r>
-        <w:rPr>
-          <w:rFonts w:ascii="Assistant Medium" w:hAnsi="Assistant Medium" w:cs="Assistant Medium"/>
-          <w:lang w:val="en-US"/>
+        </w:rPr>
+      </w:pPr>
+      <w:r>
+        <w:rPr>
+          <w:rFonts w:ascii="Assistant Medium" w:hAnsi="Assistant Medium" w:cs="Assistant Medium"/>
         </w:rPr>
         <w:t>Managed allowlist of addons for all browsers.</w:t>
       </w:r>
@@ -1016,13 +860,11 @@
           <w:rFonts w:ascii="Assistant Medium" w:hAnsi="Assistant Medium" w:cs="Assistant Medium"/>
           <w:b/>
           <w:bCs/>
-          <w:lang w:val="en-US"/>
-        </w:rPr>
-      </w:pPr>
-      <w:r>
-        <w:rPr>
-          <w:rFonts w:ascii="Assistant Medium" w:hAnsi="Assistant Medium" w:cs="Assistant Medium"/>
-          <w:lang w:val="en-US"/>
+        </w:rPr>
+      </w:pPr>
+      <w:r>
+        <w:rPr>
+          <w:rFonts w:ascii="Assistant Medium" w:hAnsi="Assistant Medium" w:cs="Assistant Medium"/>
         </w:rPr>
         <w:t>Wazuh Agent.</w:t>
       </w:r>
@@ -1039,29 +881,17 @@
           <w:rFonts w:ascii="Assistant Medium" w:hAnsi="Assistant Medium" w:cs="Assistant Medium"/>
           <w:b/>
           <w:bCs/>
-          <w:lang w:val="en-US"/>
-        </w:rPr>
-      </w:pPr>
-      <w:proofErr w:type="spellStart"/>
-      <w:r>
-        <w:rPr>
-          <w:rFonts w:ascii="Assistant Medium" w:hAnsi="Assistant Medium" w:cs="Assistant Medium"/>
-          <w:lang w:val="en-US"/>
-        </w:rPr>
-        <w:t>Virustotal</w:t>
-      </w:r>
-      <w:proofErr w:type="spellEnd"/>
-      <w:r>
-        <w:rPr>
-          <w:rFonts w:ascii="Assistant Medium" w:hAnsi="Assistant Medium" w:cs="Assistant Medium"/>
-          <w:lang w:val="en-US"/>
-        </w:rPr>
-        <w:t xml:space="preserve"> check for selected directories</w:t>
-      </w:r>
-      <w:r>
-        <w:rPr>
-          <w:rFonts w:ascii="Assistant Medium" w:hAnsi="Assistant Medium" w:cs="Assistant Medium"/>
-          <w:lang w:val="en-US"/>
+        </w:rPr>
+      </w:pPr>
+      <w:r>
+        <w:rPr>
+          <w:rFonts w:ascii="Assistant Medium" w:hAnsi="Assistant Medium" w:cs="Assistant Medium"/>
+        </w:rPr>
+        <w:t>Virustotal check for selected directories</w:t>
+      </w:r>
+      <w:r>
+        <w:rPr>
+          <w:rFonts w:ascii="Assistant Medium" w:hAnsi="Assistant Medium" w:cs="Assistant Medium"/>
         </w:rPr>
         <w:t xml:space="preserve"> based on file hash.</w:t>
       </w:r>
@@ -1078,13 +908,11 @@
           <w:rFonts w:ascii="Assistant Medium" w:hAnsi="Assistant Medium" w:cs="Assistant Medium"/>
           <w:b/>
           <w:bCs/>
-          <w:lang w:val="en-US"/>
-        </w:rPr>
-      </w:pPr>
-      <w:r>
-        <w:rPr>
-          <w:rFonts w:ascii="Assistant Medium" w:hAnsi="Assistant Medium" w:cs="Assistant Medium"/>
-          <w:lang w:val="en-US"/>
+        </w:rPr>
+      </w:pPr>
+      <w:r>
+        <w:rPr>
+          <w:rFonts w:ascii="Assistant Medium" w:hAnsi="Assistant Medium" w:cs="Assistant Medium"/>
         </w:rPr>
         <w:lastRenderedPageBreak/>
         <w:t>File integrity monitoring.</w:t>
@@ -1102,32 +930,20 @@
           <w:rFonts w:ascii="Assistant Medium" w:hAnsi="Assistant Medium" w:cs="Assistant Medium"/>
           <w:b/>
           <w:bCs/>
-          <w:lang w:val="en-US"/>
-        </w:rPr>
-      </w:pPr>
-      <w:r>
-        <w:rPr>
-          <w:rFonts w:ascii="Assistant Medium" w:hAnsi="Assistant Medium" w:cs="Assistant Medium"/>
-          <w:lang w:val="en-US"/>
+        </w:rPr>
+      </w:pPr>
+      <w:r>
+        <w:rPr>
+          <w:rFonts w:ascii="Assistant Medium" w:hAnsi="Assistant Medium" w:cs="Assistant Medium"/>
         </w:rPr>
         <w:t xml:space="preserve">Send </w:t>
       </w:r>
       <w:r>
         <w:rPr>
           <w:rFonts w:ascii="Assistant Medium" w:hAnsi="Assistant Medium" w:cs="Assistant Medium"/>
-          <w:lang w:val="en-US"/>
-        </w:rPr>
-        <w:t xml:space="preserve">Windows logs and more to </w:t>
-      </w:r>
-      <w:proofErr w:type="spellStart"/>
-      <w:r>
-        <w:rPr>
-          <w:rFonts w:ascii="Assistant Medium" w:hAnsi="Assistant Medium" w:cs="Assistant Medium"/>
-          <w:lang w:val="en-US"/>
-        </w:rPr>
-        <w:t>siem</w:t>
-      </w:r>
-      <w:proofErr w:type="spellEnd"/>
+        </w:rPr>
+        <w:t>Windows logs and more to siem</w:t>
+      </w:r>
     </w:p>
     <w:p>
       <w:pPr>
@@ -1141,24 +957,13 @@
           <w:rFonts w:ascii="Assistant Medium" w:hAnsi="Assistant Medium" w:cs="Assistant Medium"/>
           <w:b/>
           <w:bCs/>
-          <w:lang w:val="en-US"/>
-        </w:rPr>
-      </w:pPr>
-      <w:proofErr w:type="spellStart"/>
-      <w:r>
-        <w:rPr>
-          <w:rFonts w:ascii="Assistant Medium" w:hAnsi="Assistant Medium" w:cs="Assistant Medium"/>
-          <w:lang w:val="en-US"/>
-        </w:rPr>
-        <w:t>Roboform</w:t>
-      </w:r>
-      <w:proofErr w:type="spellEnd"/>
-      <w:r>
-        <w:rPr>
-          <w:rFonts w:ascii="Assistant Medium" w:hAnsi="Assistant Medium" w:cs="Assistant Medium"/>
-          <w:lang w:val="en-US"/>
-        </w:rPr>
-        <w:t xml:space="preserve"> password manager.</w:t>
+        </w:rPr>
+      </w:pPr>
+      <w:r>
+        <w:rPr>
+          <w:rFonts w:ascii="Assistant Medium" w:hAnsi="Assistant Medium" w:cs="Assistant Medium"/>
+        </w:rPr>
+        <w:t>Roboform password manager.</w:t>
       </w:r>
     </w:p>
     <w:p>
@@ -1173,13 +978,11 @@
           <w:rFonts w:ascii="Assistant Medium" w:hAnsi="Assistant Medium" w:cs="Assistant Medium"/>
           <w:b/>
           <w:bCs/>
-          <w:lang w:val="en-US"/>
-        </w:rPr>
-      </w:pPr>
-      <w:r>
-        <w:rPr>
-          <w:rFonts w:ascii="Assistant Medium" w:hAnsi="Assistant Medium" w:cs="Assistant Medium"/>
-          <w:lang w:val="en-US"/>
+        </w:rPr>
+      </w:pPr>
+      <w:r>
+        <w:rPr>
+          <w:rFonts w:ascii="Assistant Medium" w:hAnsi="Assistant Medium" w:cs="Assistant Medium"/>
         </w:rPr>
         <w:t>Bitdefender browser addon for anti-phishing.</w:t>
       </w:r>
@@ -1196,24 +999,13 @@
           <w:rFonts w:ascii="Assistant Medium" w:hAnsi="Assistant Medium" w:cs="Assistant Medium"/>
           <w:b/>
           <w:bCs/>
-          <w:lang w:val="en-US"/>
-        </w:rPr>
-      </w:pPr>
-      <w:proofErr w:type="spellStart"/>
-      <w:r>
-        <w:rPr>
-          <w:rFonts w:ascii="Assistant Medium" w:hAnsi="Assistant Medium" w:cs="Assistant Medium"/>
-          <w:lang w:val="en-US"/>
-        </w:rPr>
-        <w:t>Ublock</w:t>
-      </w:r>
-      <w:proofErr w:type="spellEnd"/>
-      <w:r>
-        <w:rPr>
-          <w:rFonts w:ascii="Assistant Medium" w:hAnsi="Assistant Medium" w:cs="Assistant Medium"/>
-          <w:lang w:val="en-US"/>
-        </w:rPr>
-        <w:t xml:space="preserve"> origin for ad blocking.</w:t>
+        </w:rPr>
+      </w:pPr>
+      <w:r>
+        <w:rPr>
+          <w:rFonts w:ascii="Assistant Medium" w:hAnsi="Assistant Medium" w:cs="Assistant Medium"/>
+        </w:rPr>
+        <w:t>Ublock origin for ad blocking.</w:t>
       </w:r>
     </w:p>
     <w:p>
@@ -1226,34 +1018,29 @@
         <w:spacing w:after="0" w:line="360" w:lineRule="auto"/>
         <w:rPr>
           <w:rFonts w:ascii="Assistant Medium" w:hAnsi="Assistant Medium" w:cs="Assistant Medium"/>
-          <w:lang w:val="en-US"/>
-        </w:rPr>
-      </w:pPr>
-      <w:r>
-        <w:rPr>
-          <w:rFonts w:ascii="Assistant Medium" w:hAnsi="Assistant Medium" w:cs="Assistant Medium"/>
-          <w:lang w:val="en-US"/>
+        </w:rPr>
+      </w:pPr>
+      <w:r>
+        <w:rPr>
+          <w:rFonts w:ascii="Assistant Medium" w:hAnsi="Assistant Medium" w:cs="Assistant Medium"/>
         </w:rPr>
         <w:t xml:space="preserve">About </w:t>
       </w:r>
       <w:r>
         <w:rPr>
           <w:rFonts w:ascii="Assistant Medium" w:hAnsi="Assistant Medium" w:cs="Assistant Medium"/>
-          <w:lang w:val="en-US"/>
         </w:rPr>
         <w:t>1</w:t>
       </w:r>
       <w:r>
         <w:rPr>
           <w:rFonts w:ascii="Assistant Medium" w:hAnsi="Assistant Medium" w:cs="Assistant Medium"/>
-          <w:lang w:val="en-US"/>
         </w:rPr>
         <w:t>68</w:t>
       </w:r>
       <w:r>
         <w:rPr>
           <w:rFonts w:ascii="Assistant Medium" w:hAnsi="Assistant Medium" w:cs="Assistant Medium"/>
-          <w:lang w:val="en-US"/>
         </w:rPr>
         <w:t xml:space="preserve"> custom registry settings for cis benchmark.</w:t>
       </w:r>
@@ -1268,20 +1055,17 @@
         <w:spacing w:after="0" w:line="360" w:lineRule="auto"/>
         <w:rPr>
           <w:rFonts w:ascii="Assistant Medium" w:hAnsi="Assistant Medium" w:cs="Assistant Medium"/>
-          <w:lang w:val="en-US"/>
-        </w:rPr>
-      </w:pPr>
-      <w:r>
-        <w:rPr>
-          <w:rFonts w:ascii="Assistant Medium" w:hAnsi="Assistant Medium" w:cs="Assistant Medium"/>
-          <w:lang w:val="en-US"/>
+        </w:rPr>
+      </w:pPr>
+      <w:r>
+        <w:rPr>
+          <w:rFonts w:ascii="Assistant Medium" w:hAnsi="Assistant Medium" w:cs="Assistant Medium"/>
         </w:rPr>
         <w:t>Additional About</w:t>
       </w:r>
       <w:r>
         <w:rPr>
           <w:rFonts w:ascii="Assistant Medium" w:hAnsi="Assistant Medium" w:cs="Assistant Medium"/>
-          <w:lang w:val="en-US"/>
         </w:rPr>
         <w:t xml:space="preserve"> </w:t>
       </w:r>
@@ -1295,28 +1079,24 @@
       <w:r>
         <w:rPr>
           <w:rFonts w:ascii="Assistant Medium" w:hAnsi="Assistant Medium" w:cs="Assistant Medium"/>
-          <w:lang w:val="en-US"/>
         </w:rPr>
         <w:t xml:space="preserve"> custom registry tweaks </w:t>
       </w:r>
       <w:r>
         <w:rPr>
           <w:rFonts w:ascii="Assistant Medium" w:hAnsi="Assistant Medium" w:cs="Assistant Medium"/>
-          <w:lang w:val="en-US"/>
         </w:rPr>
         <w:t xml:space="preserve">for </w:t>
       </w:r>
       <w:r>
         <w:rPr>
           <w:rFonts w:ascii="Assistant Medium" w:hAnsi="Assistant Medium" w:cs="Assistant Medium"/>
-          <w:lang w:val="en-US"/>
         </w:rPr>
         <w:t>privacy</w:t>
       </w:r>
       <w:r>
         <w:rPr>
           <w:rFonts w:ascii="Assistant Medium" w:hAnsi="Assistant Medium" w:cs="Assistant Medium"/>
-          <w:lang w:val="en-US"/>
         </w:rPr>
         <w:t>, performance, removing AI, removing ads, removing telemetry and more.</w:t>
       </w:r>
@@ -1333,64 +1113,47 @@
           <w:rFonts w:ascii="Assistant Medium" w:hAnsi="Assistant Medium" w:cs="Assistant Medium"/>
           <w:b/>
           <w:bCs/>
-          <w:lang w:val="en-US"/>
-        </w:rPr>
-      </w:pPr>
-      <w:r>
-        <w:rPr>
-          <w:rFonts w:ascii="Assistant Medium" w:hAnsi="Assistant Medium" w:cs="Assistant Medium"/>
-          <w:lang w:val="en-US"/>
+        </w:rPr>
+      </w:pPr>
+      <w:r>
+        <w:rPr>
+          <w:rFonts w:ascii="Assistant Medium" w:hAnsi="Assistant Medium" w:cs="Assistant Medium"/>
         </w:rPr>
         <w:t xml:space="preserve">Custom scripts to remove </w:t>
       </w:r>
       <w:r>
         <w:rPr>
           <w:rFonts w:ascii="Assistant Medium" w:hAnsi="Assistant Medium" w:cs="Assistant Medium"/>
-          <w:lang w:val="en-US"/>
         </w:rPr>
         <w:t>about 30</w:t>
       </w:r>
       <w:r>
         <w:rPr>
           <w:rFonts w:ascii="Assistant Medium" w:hAnsi="Assistant Medium" w:cs="Assistant Medium"/>
-          <w:lang w:val="en-US"/>
         </w:rPr>
         <w:t xml:space="preserve"> </w:t>
       </w:r>
       <w:r>
         <w:rPr>
           <w:rFonts w:ascii="Assistant Medium" w:hAnsi="Assistant Medium" w:cs="Assistant Medium"/>
-          <w:lang w:val="en-US"/>
         </w:rPr>
         <w:t xml:space="preserve">selected </w:t>
       </w:r>
-      <w:proofErr w:type="spellStart"/>
-      <w:r>
-        <w:rPr>
-          <w:rFonts w:ascii="Assistant Medium" w:hAnsi="Assistant Medium" w:cs="Assistant Medium"/>
-          <w:lang w:val="en-US"/>
-        </w:rPr>
-        <w:t>bloatwares</w:t>
-      </w:r>
-      <w:proofErr w:type="spellEnd"/>
-      <w:r>
-        <w:rPr>
-          <w:rFonts w:ascii="Assistant Medium" w:hAnsi="Assistant Medium" w:cs="Assistant Medium"/>
-          <w:lang w:val="en-US"/>
-        </w:rPr>
-        <w:t xml:space="preserve"> from windows</w:t>
-      </w:r>
-      <w:r>
-        <w:rPr>
-          <w:rFonts w:ascii="Assistant Medium" w:hAnsi="Assistant Medium" w:cs="Assistant Medium"/>
-          <w:lang w:val="en-US"/>
+      <w:r>
+        <w:rPr>
+          <w:rFonts w:ascii="Assistant Medium" w:hAnsi="Assistant Medium" w:cs="Assistant Medium"/>
+        </w:rPr>
+        <w:t>bloatwares from windows</w:t>
+      </w:r>
+      <w:r>
+        <w:rPr>
+          <w:rFonts w:ascii="Assistant Medium" w:hAnsi="Assistant Medium" w:cs="Assistant Medium"/>
         </w:rPr>
         <w:t xml:space="preserve"> (Other were removed manually)</w:t>
       </w:r>
       <w:r>
         <w:rPr>
           <w:rFonts w:ascii="Assistant Medium" w:hAnsi="Assistant Medium" w:cs="Assistant Medium"/>
-          <w:lang w:val="en-US"/>
         </w:rPr>
         <w:t>.</w:t>
       </w:r>
@@ -1407,20 +1170,17 @@
           <w:rFonts w:ascii="Assistant Medium" w:hAnsi="Assistant Medium" w:cs="Assistant Medium"/>
           <w:b/>
           <w:bCs/>
-          <w:lang w:val="en-US"/>
-        </w:rPr>
-      </w:pPr>
-      <w:r>
-        <w:rPr>
-          <w:rFonts w:ascii="Assistant Medium" w:hAnsi="Assistant Medium" w:cs="Assistant Medium"/>
-          <w:lang w:val="en-US"/>
+        </w:rPr>
+      </w:pPr>
+      <w:r>
+        <w:rPr>
+          <w:rFonts w:ascii="Assistant Medium" w:hAnsi="Assistant Medium" w:cs="Assistant Medium"/>
         </w:rPr>
         <w:t>Microsoft defender periodic scanning</w:t>
       </w:r>
       <w:r>
         <w:rPr>
           <w:rFonts w:ascii="Assistant Medium" w:hAnsi="Assistant Medium" w:cs="Assistant Medium"/>
-          <w:lang w:val="en-US"/>
         </w:rPr>
         <w:t xml:space="preserve"> (No real time).</w:t>
       </w:r>
@@ -1437,47 +1197,27 @@
           <w:rFonts w:ascii="Assistant Medium" w:hAnsi="Assistant Medium" w:cs="Assistant Medium"/>
           <w:b/>
           <w:bCs/>
-          <w:lang w:val="en-US"/>
-        </w:rPr>
-      </w:pPr>
-      <w:r>
-        <w:rPr>
-          <w:rFonts w:ascii="Assistant Medium" w:hAnsi="Assistant Medium" w:cs="Assistant Medium"/>
-          <w:lang w:val="en-US"/>
-        </w:rPr>
-        <w:t xml:space="preserve">Commercial </w:t>
-      </w:r>
-      <w:proofErr w:type="spellStart"/>
-      <w:r>
-        <w:rPr>
-          <w:rFonts w:ascii="Assistant Medium" w:hAnsi="Assistant Medium" w:cs="Assistant Medium"/>
-          <w:lang w:val="en-US"/>
-        </w:rPr>
-        <w:t>vpn</w:t>
-      </w:r>
-      <w:proofErr w:type="spellEnd"/>
-      <w:r>
-        <w:rPr>
-          <w:rFonts w:ascii="Assistant Medium" w:hAnsi="Assistant Medium" w:cs="Assistant Medium"/>
-          <w:lang w:val="en-US"/>
-        </w:rPr>
-        <w:t xml:space="preserve"> for selected members.</w:t>
-      </w:r>
-    </w:p>
-    <w:p>
-      <w:pPr>
-        <w:spacing w:after="0" w:line="360" w:lineRule="auto"/>
-        <w:rPr>
-          <w:rFonts w:ascii="Assistant Medium" w:hAnsi="Assistant Medium" w:cs="Assistant Medium"/>
-          <w:lang w:val="en-US"/>
-        </w:rPr>
-      </w:pPr>
-      <w:r>
-        <w:rPr>
-          <w:rFonts w:ascii="Assistant Medium" w:hAnsi="Assistant Medium" w:cs="Assistant Medium"/>
-          <w:b/>
-          <w:bCs/>
-          <w:lang w:val="en-US"/>
+        </w:rPr>
+      </w:pPr>
+      <w:r>
+        <w:rPr>
+          <w:rFonts w:ascii="Assistant Medium" w:hAnsi="Assistant Medium" w:cs="Assistant Medium"/>
+        </w:rPr>
+        <w:t>Commercial vpn for selected members.</w:t>
+      </w:r>
+    </w:p>
+    <w:p>
+      <w:pPr>
+        <w:spacing w:after="0" w:line="360" w:lineRule="auto"/>
+        <w:rPr>
+          <w:rFonts w:ascii="Assistant Medium" w:hAnsi="Assistant Medium" w:cs="Assistant Medium"/>
+        </w:rPr>
+      </w:pPr>
+      <w:r>
+        <w:rPr>
+          <w:rFonts w:ascii="Assistant Medium" w:hAnsi="Assistant Medium" w:cs="Assistant Medium"/>
+          <w:b/>
+          <w:bCs/>
         </w:rPr>
         <w:t>Additional For me:</w:t>
       </w:r>
@@ -1492,20 +1232,17 @@
         <w:spacing w:after="0" w:line="360" w:lineRule="auto"/>
         <w:rPr>
           <w:rFonts w:ascii="Assistant Medium" w:hAnsi="Assistant Medium" w:cs="Assistant Medium"/>
-          <w:lang w:val="en-US"/>
-        </w:rPr>
-      </w:pPr>
-      <w:r>
-        <w:rPr>
-          <w:rFonts w:ascii="Assistant Medium" w:hAnsi="Assistant Medium" w:cs="Assistant Medium"/>
-          <w:lang w:val="en-US"/>
+        </w:rPr>
+      </w:pPr>
+      <w:r>
+        <w:rPr>
+          <w:rFonts w:ascii="Assistant Medium" w:hAnsi="Assistant Medium" w:cs="Assistant Medium"/>
         </w:rPr>
         <w:t>Full disk encryption</w:t>
       </w:r>
       <w:r>
         <w:rPr>
           <w:rFonts w:ascii="Assistant Medium" w:hAnsi="Assistant Medium" w:cs="Assistant Medium"/>
-          <w:lang w:val="en-US"/>
         </w:rPr>
         <w:t>.</w:t>
       </w:r>
@@ -1520,34 +1257,29 @@
         <w:spacing w:after="0" w:line="360" w:lineRule="auto"/>
         <w:rPr>
           <w:rFonts w:ascii="Assistant Medium" w:hAnsi="Assistant Medium" w:cs="Assistant Medium"/>
-          <w:lang w:val="en-US"/>
-        </w:rPr>
-      </w:pPr>
-      <w:r>
-        <w:rPr>
-          <w:rFonts w:ascii="Assistant Medium" w:hAnsi="Assistant Medium" w:cs="Assistant Medium"/>
-          <w:lang w:val="en-US"/>
+        </w:rPr>
+      </w:pPr>
+      <w:r>
+        <w:rPr>
+          <w:rFonts w:ascii="Assistant Medium" w:hAnsi="Assistant Medium" w:cs="Assistant Medium"/>
         </w:rPr>
         <w:t xml:space="preserve">Block </w:t>
       </w:r>
       <w:r>
         <w:rPr>
           <w:rFonts w:ascii="Assistant Medium" w:hAnsi="Assistant Medium" w:cs="Assistant Medium"/>
-          <w:lang w:val="en-US"/>
         </w:rPr>
         <w:t xml:space="preserve">Unknown </w:t>
       </w:r>
       <w:r>
         <w:rPr>
           <w:rFonts w:ascii="Assistant Medium" w:hAnsi="Assistant Medium" w:cs="Assistant Medium"/>
-          <w:lang w:val="en-US"/>
         </w:rPr>
         <w:t>external keyboards</w:t>
       </w:r>
       <w:r>
         <w:rPr>
           <w:rFonts w:ascii="Assistant Medium" w:hAnsi="Assistant Medium" w:cs="Assistant Medium"/>
-          <w:lang w:val="en-US"/>
         </w:rPr>
         <w:t>.</w:t>
       </w:r>
@@ -1562,20 +1294,17 @@
         <w:spacing w:after="0" w:line="360" w:lineRule="auto"/>
         <w:rPr>
           <w:rFonts w:ascii="Assistant Medium" w:hAnsi="Assistant Medium" w:cs="Assistant Medium"/>
-          <w:lang w:val="en-US"/>
-        </w:rPr>
-      </w:pPr>
-      <w:r>
-        <w:rPr>
-          <w:rFonts w:ascii="Assistant Medium" w:hAnsi="Assistant Medium" w:cs="Assistant Medium"/>
-          <w:lang w:val="en-US"/>
+        </w:rPr>
+      </w:pPr>
+      <w:r>
+        <w:rPr>
+          <w:rFonts w:ascii="Assistant Medium" w:hAnsi="Assistant Medium" w:cs="Assistant Medium"/>
         </w:rPr>
         <w:t>Fingerprint reader</w:t>
       </w:r>
       <w:r>
         <w:rPr>
           <w:rFonts w:ascii="Assistant Medium" w:hAnsi="Assistant Medium" w:cs="Assistant Medium"/>
-          <w:lang w:val="en-US"/>
         </w:rPr>
         <w:t>.</w:t>
       </w:r>
@@ -1590,36 +1319,23 @@
         <w:spacing w:after="0" w:line="360" w:lineRule="auto"/>
         <w:rPr>
           <w:rFonts w:ascii="Assistant Medium" w:hAnsi="Assistant Medium" w:cs="Assistant Medium"/>
-          <w:lang w:val="en-US"/>
-        </w:rPr>
-      </w:pPr>
-      <w:proofErr w:type="spellStart"/>
-      <w:r>
-        <w:rPr>
-          <w:rFonts w:ascii="Assistant Medium" w:hAnsi="Assistant Medium" w:cs="Assistant Medium"/>
-          <w:lang w:val="en-US"/>
-        </w:rPr>
-        <w:t>Yubikey</w:t>
-      </w:r>
-      <w:proofErr w:type="spellEnd"/>
-      <w:r>
-        <w:rPr>
-          <w:rFonts w:ascii="Assistant Medium" w:hAnsi="Assistant Medium" w:cs="Assistant Medium"/>
-          <w:lang w:val="en-US"/>
-        </w:rPr>
-        <w:t xml:space="preserve"> as hardware key</w:t>
-      </w:r>
-      <w:r>
-        <w:rPr>
-          <w:rFonts w:ascii="Assistant Medium" w:hAnsi="Assistant Medium" w:cs="Assistant Medium"/>
-          <w:lang w:val="en-US"/>
+        </w:rPr>
+      </w:pPr>
+      <w:r>
+        <w:rPr>
+          <w:rFonts w:ascii="Assistant Medium" w:hAnsi="Assistant Medium" w:cs="Assistant Medium"/>
+        </w:rPr>
+        <w:t>Yubikey as hardware key</w:t>
+      </w:r>
+      <w:r>
+        <w:rPr>
+          <w:rFonts w:ascii="Assistant Medium" w:hAnsi="Assistant Medium" w:cs="Assistant Medium"/>
         </w:rPr>
         <w:t xml:space="preserve"> and passkeys</w:t>
       </w:r>
       <w:r>
         <w:rPr>
           <w:rFonts w:ascii="Assistant Medium" w:hAnsi="Assistant Medium" w:cs="Assistant Medium"/>
-          <w:lang w:val="en-US"/>
         </w:rPr>
         <w:t>.</w:t>
       </w:r>
@@ -1634,24 +1350,13 @@
         <w:spacing w:after="0" w:line="360" w:lineRule="auto"/>
         <w:rPr>
           <w:rFonts w:ascii="Assistant Medium" w:hAnsi="Assistant Medium" w:cs="Assistant Medium"/>
-          <w:lang w:val="en-US"/>
-        </w:rPr>
-      </w:pPr>
-      <w:proofErr w:type="spellStart"/>
-      <w:r>
-        <w:rPr>
-          <w:rFonts w:ascii="Assistant Medium" w:hAnsi="Assistant Medium" w:cs="Assistant Medium"/>
-          <w:lang w:val="en-US"/>
-        </w:rPr>
-        <w:t>Keepassxc</w:t>
-      </w:r>
-      <w:proofErr w:type="spellEnd"/>
-      <w:r>
-        <w:rPr>
-          <w:rFonts w:ascii="Assistant Medium" w:hAnsi="Assistant Medium" w:cs="Assistant Medium"/>
-          <w:lang w:val="en-US"/>
-        </w:rPr>
-        <w:t>.</w:t>
+        </w:rPr>
+      </w:pPr>
+      <w:r>
+        <w:rPr>
+          <w:rFonts w:ascii="Assistant Medium" w:hAnsi="Assistant Medium" w:cs="Assistant Medium"/>
+        </w:rPr>
+        <w:t>Keepassxc.</w:t>
       </w:r>
     </w:p>
     <w:p>
@@ -1664,13 +1369,11 @@
         <w:spacing w:after="0" w:line="360" w:lineRule="auto"/>
         <w:rPr>
           <w:rFonts w:ascii="Assistant Medium" w:hAnsi="Assistant Medium" w:cs="Assistant Medium"/>
-          <w:lang w:val="en-US"/>
-        </w:rPr>
-      </w:pPr>
-      <w:r>
-        <w:rPr>
-          <w:rFonts w:ascii="Assistant Medium" w:hAnsi="Assistant Medium" w:cs="Assistant Medium"/>
-          <w:lang w:val="en-US"/>
+        </w:rPr>
+      </w:pPr>
+      <w:r>
+        <w:rPr>
+          <w:rFonts w:ascii="Assistant Medium" w:hAnsi="Assistant Medium" w:cs="Assistant Medium"/>
         </w:rPr>
         <w:t>Customized browsers.</w:t>
       </w:r>
@@ -1685,41 +1388,35 @@
         <w:spacing w:after="0" w:line="360" w:lineRule="auto"/>
         <w:rPr>
           <w:rFonts w:ascii="Assistant Medium" w:hAnsi="Assistant Medium" w:cs="Assistant Medium"/>
-          <w:lang w:val="en-US"/>
-        </w:rPr>
-      </w:pPr>
-      <w:r>
-        <w:rPr>
-          <w:rFonts w:ascii="Assistant Medium" w:hAnsi="Assistant Medium" w:cs="Assistant Medium"/>
-          <w:lang w:val="en-US"/>
+        </w:rPr>
+      </w:pPr>
+      <w:r>
+        <w:rPr>
+          <w:rFonts w:ascii="Assistant Medium" w:hAnsi="Assistant Medium" w:cs="Assistant Medium"/>
         </w:rPr>
         <w:t xml:space="preserve">Firefox with </w:t>
       </w:r>
       <w:r>
         <w:rPr>
           <w:rFonts w:ascii="Assistant Medium" w:hAnsi="Assistant Medium" w:cs="Assistant Medium"/>
-          <w:lang w:val="en-US"/>
         </w:rPr>
         <w:t>about</w:t>
       </w:r>
       <w:r>
         <w:rPr>
           <w:rFonts w:ascii="Assistant Medium" w:hAnsi="Assistant Medium" w:cs="Assistant Medium"/>
-          <w:lang w:val="en-US"/>
         </w:rPr>
         <w:t xml:space="preserve"> 1</w:t>
       </w:r>
       <w:r>
         <w:rPr>
           <w:rFonts w:ascii="Assistant Medium" w:hAnsi="Assistant Medium" w:cs="Assistant Medium"/>
-          <w:lang w:val="en-US"/>
         </w:rPr>
         <w:t>5</w:t>
       </w:r>
       <w:r>
         <w:rPr>
           <w:rFonts w:ascii="Assistant Medium" w:hAnsi="Assistant Medium" w:cs="Assistant Medium"/>
-          <w:lang w:val="en-US"/>
         </w:rPr>
         <w:t>0 custom settings for security, privacy and performance.</w:t>
       </w:r>
@@ -1734,13 +1431,11 @@
         <w:spacing w:after="0" w:line="360" w:lineRule="auto"/>
         <w:rPr>
           <w:rFonts w:ascii="Assistant Medium" w:hAnsi="Assistant Medium" w:cs="Assistant Medium"/>
-          <w:lang w:val="en-US"/>
-        </w:rPr>
-      </w:pPr>
-      <w:r>
-        <w:rPr>
-          <w:rFonts w:ascii="Assistant Medium" w:hAnsi="Assistant Medium" w:cs="Assistant Medium"/>
-          <w:lang w:val="en-US"/>
+        </w:rPr>
+      </w:pPr>
+      <w:r>
+        <w:rPr>
+          <w:rFonts w:ascii="Assistant Medium" w:hAnsi="Assistant Medium" w:cs="Assistant Medium"/>
         </w:rPr>
         <w:t>DNS firewall DNS over HTTPS with separated profile.</w:t>
       </w:r>
@@ -1751,78 +1446,70 @@
         <w:spacing w:after="0" w:line="360" w:lineRule="auto"/>
         <w:rPr>
           <w:rFonts w:ascii="Assistant Medium" w:hAnsi="Assistant Medium" w:cs="Assistant Medium"/>
-          <w:lang w:val="en-US"/>
-        </w:rPr>
-      </w:pPr>
-    </w:p>
-    <w:p>
-      <w:pPr>
-        <w:pStyle w:val="ListParagraph"/>
-        <w:spacing w:after="0" w:line="360" w:lineRule="auto"/>
-        <w:rPr>
-          <w:rFonts w:ascii="Assistant Medium" w:hAnsi="Assistant Medium" w:cs="Assistant Medium"/>
-          <w:lang w:val="en-US"/>
-        </w:rPr>
-      </w:pPr>
-    </w:p>
-    <w:p>
-      <w:pPr>
-        <w:pStyle w:val="ListParagraph"/>
-        <w:spacing w:after="0" w:line="360" w:lineRule="auto"/>
-        <w:rPr>
-          <w:rFonts w:ascii="Assistant Medium" w:hAnsi="Assistant Medium" w:cs="Assistant Medium"/>
-          <w:lang w:val="en-US"/>
-        </w:rPr>
-      </w:pPr>
-    </w:p>
-    <w:p>
-      <w:pPr>
-        <w:pStyle w:val="ListParagraph"/>
-        <w:spacing w:after="0" w:line="360" w:lineRule="auto"/>
-        <w:rPr>
-          <w:rFonts w:ascii="Assistant Medium" w:hAnsi="Assistant Medium" w:cs="Assistant Medium"/>
-          <w:lang w:val="en-US"/>
-        </w:rPr>
-      </w:pPr>
-    </w:p>
-    <w:p>
-      <w:pPr>
-        <w:pStyle w:val="ListParagraph"/>
-        <w:spacing w:after="0" w:line="360" w:lineRule="auto"/>
-        <w:rPr>
-          <w:rFonts w:ascii="Assistant Medium" w:hAnsi="Assistant Medium" w:cs="Assistant Medium"/>
-          <w:lang w:val="en-US"/>
-        </w:rPr>
-      </w:pPr>
-    </w:p>
-    <w:p>
-      <w:pPr>
-        <w:pStyle w:val="ListParagraph"/>
-        <w:spacing w:after="0" w:line="360" w:lineRule="auto"/>
-        <w:rPr>
-          <w:rFonts w:ascii="Assistant Medium" w:hAnsi="Assistant Medium" w:cs="Assistant Medium"/>
-          <w:lang w:val="en-US"/>
-        </w:rPr>
-      </w:pPr>
-    </w:p>
-    <w:p>
-      <w:pPr>
-        <w:pStyle w:val="ListParagraph"/>
-        <w:spacing w:after="0" w:line="360" w:lineRule="auto"/>
-        <w:rPr>
-          <w:rFonts w:ascii="Assistant Medium" w:hAnsi="Assistant Medium" w:cs="Assistant Medium"/>
-          <w:lang w:val="en-US"/>
-        </w:rPr>
-      </w:pPr>
-    </w:p>
-    <w:p>
-      <w:pPr>
-        <w:spacing w:after="0" w:line="360" w:lineRule="auto"/>
-        <w:rPr>
-          <w:rFonts w:ascii="Assistant Medium" w:hAnsi="Assistant Medium" w:cs="Assistant Medium"/>
-          <w:b/>
-          <w:bCs/>
-          <w:lang w:val="en-US"/>
+        </w:rPr>
+      </w:pPr>
+    </w:p>
+    <w:p>
+      <w:pPr>
+        <w:pStyle w:val="ListParagraph"/>
+        <w:spacing w:after="0" w:line="360" w:lineRule="auto"/>
+        <w:rPr>
+          <w:rFonts w:ascii="Assistant Medium" w:hAnsi="Assistant Medium" w:cs="Assistant Medium"/>
+        </w:rPr>
+      </w:pPr>
+    </w:p>
+    <w:p>
+      <w:pPr>
+        <w:pStyle w:val="ListParagraph"/>
+        <w:spacing w:after="0" w:line="360" w:lineRule="auto"/>
+        <w:rPr>
+          <w:rFonts w:ascii="Assistant Medium" w:hAnsi="Assistant Medium" w:cs="Assistant Medium"/>
+        </w:rPr>
+      </w:pPr>
+    </w:p>
+    <w:p>
+      <w:pPr>
+        <w:pStyle w:val="ListParagraph"/>
+        <w:spacing w:after="0" w:line="360" w:lineRule="auto"/>
+        <w:rPr>
+          <w:rFonts w:ascii="Assistant Medium" w:hAnsi="Assistant Medium" w:cs="Assistant Medium"/>
+        </w:rPr>
+      </w:pPr>
+    </w:p>
+    <w:p>
+      <w:pPr>
+        <w:pStyle w:val="ListParagraph"/>
+        <w:spacing w:after="0" w:line="360" w:lineRule="auto"/>
+        <w:rPr>
+          <w:rFonts w:ascii="Assistant Medium" w:hAnsi="Assistant Medium" w:cs="Assistant Medium"/>
+        </w:rPr>
+      </w:pPr>
+    </w:p>
+    <w:p>
+      <w:pPr>
+        <w:pStyle w:val="ListParagraph"/>
+        <w:spacing w:after="0" w:line="360" w:lineRule="auto"/>
+        <w:rPr>
+          <w:rFonts w:ascii="Assistant Medium" w:hAnsi="Assistant Medium" w:cs="Assistant Medium"/>
+        </w:rPr>
+      </w:pPr>
+    </w:p>
+    <w:p>
+      <w:pPr>
+        <w:pStyle w:val="ListParagraph"/>
+        <w:spacing w:after="0" w:line="360" w:lineRule="auto"/>
+        <w:rPr>
+          <w:rFonts w:ascii="Assistant Medium" w:hAnsi="Assistant Medium" w:cs="Assistant Medium"/>
+        </w:rPr>
+      </w:pPr>
+    </w:p>
+    <w:p>
+      <w:pPr>
+        <w:spacing w:after="0" w:line="360" w:lineRule="auto"/>
+        <w:rPr>
+          <w:rFonts w:ascii="Assistant Medium" w:hAnsi="Assistant Medium" w:cs="Assistant Medium"/>
+          <w:b/>
+          <w:bCs/>
         </w:rPr>
       </w:pPr>
       <w:r>
@@ -1833,7 +1520,6 @@
           <w:sz w:val="28"/>
           <w:szCs w:val="28"/>
           <w:u w:val="single"/>
-          <w:lang w:val="en-US"/>
         </w:rPr>
         <w:lastRenderedPageBreak/>
         <w:t>Phones</w:t>
@@ -1844,7 +1530,6 @@
           <w:b/>
           <w:bCs/>
           <w:u w:val="single"/>
-          <w:lang w:val="en-US"/>
         </w:rPr>
         <w:br/>
       </w:r>
@@ -1853,7 +1538,6 @@
           <w:rFonts w:ascii="Assistant Medium" w:hAnsi="Assistant Medium" w:cs="Assistant Medium"/>
           <w:b/>
           <w:bCs/>
-          <w:lang w:val="en-US"/>
         </w:rPr>
         <w:t xml:space="preserve">For all the </w:t>
       </w:r>
@@ -1862,7 +1546,6 @@
           <w:rFonts w:ascii="Assistant Medium" w:hAnsi="Assistant Medium" w:cs="Assistant Medium"/>
           <w:b/>
           <w:bCs/>
-          <w:lang w:val="en-US"/>
         </w:rPr>
         <w:t>family</w:t>
       </w:r>
@@ -1877,27 +1560,23 @@
         <w:spacing w:after="0" w:line="360" w:lineRule="auto"/>
         <w:rPr>
           <w:rFonts w:ascii="Assistant Medium" w:hAnsi="Assistant Medium" w:cs="Assistant Medium"/>
-          <w:lang w:val="en-US"/>
-        </w:rPr>
-      </w:pPr>
-      <w:r>
-        <w:rPr>
-          <w:rFonts w:ascii="Assistant Medium" w:hAnsi="Assistant Medium" w:cs="Assistant Medium"/>
-          <w:lang w:val="en-US"/>
+        </w:rPr>
+      </w:pPr>
+      <w:r>
+        <w:rPr>
+          <w:rFonts w:ascii="Assistant Medium" w:hAnsi="Assistant Medium" w:cs="Assistant Medium"/>
         </w:rPr>
         <w:t>Up to 93.33 percent of cis benchmark</w:t>
       </w:r>
       <w:r>
         <w:rPr>
           <w:rFonts w:ascii="Assistant Medium" w:hAnsi="Assistant Medium" w:cs="Assistant Medium"/>
-          <w:lang w:val="en-US"/>
         </w:rPr>
         <w:t xml:space="preserve"> for android</w:t>
       </w:r>
       <w:r>
         <w:rPr>
           <w:rFonts w:ascii="Assistant Medium" w:hAnsi="Assistant Medium" w:cs="Assistant Medium"/>
-          <w:lang w:val="en-US"/>
         </w:rPr>
         <w:t>.</w:t>
       </w:r>
@@ -1912,13 +1591,11 @@
         <w:spacing w:after="0" w:line="360" w:lineRule="auto"/>
         <w:rPr>
           <w:rFonts w:ascii="Assistant Medium" w:hAnsi="Assistant Medium" w:cs="Assistant Medium"/>
-          <w:lang w:val="en-US"/>
-        </w:rPr>
-      </w:pPr>
-      <w:r>
-        <w:rPr>
-          <w:rFonts w:ascii="Assistant Medium" w:hAnsi="Assistant Medium" w:cs="Assistant Medium"/>
-          <w:lang w:val="en-US"/>
+        </w:rPr>
+      </w:pPr>
+      <w:r>
+        <w:rPr>
+          <w:rFonts w:ascii="Assistant Medium" w:hAnsi="Assistant Medium" w:cs="Assistant Medium"/>
         </w:rPr>
         <w:t>Checkpoint harmony mobile MTD.</w:t>
       </w:r>
@@ -1933,13 +1610,11 @@
         <w:spacing w:after="0" w:line="360" w:lineRule="auto"/>
         <w:rPr>
           <w:rFonts w:ascii="Assistant Medium" w:hAnsi="Assistant Medium" w:cs="Assistant Medium"/>
-          <w:lang w:val="en-US"/>
-        </w:rPr>
-      </w:pPr>
-      <w:r>
-        <w:rPr>
-          <w:rFonts w:ascii="Assistant Medium" w:hAnsi="Assistant Medium" w:cs="Assistant Medium"/>
-          <w:lang w:val="en-US"/>
+        </w:rPr>
+      </w:pPr>
+      <w:r>
+        <w:rPr>
+          <w:rFonts w:ascii="Assistant Medium" w:hAnsi="Assistant Medium" w:cs="Assistant Medium"/>
         </w:rPr>
         <w:t>URLF.</w:t>
       </w:r>
@@ -1954,13 +1629,11 @@
         <w:spacing w:after="0" w:line="360" w:lineRule="auto"/>
         <w:rPr>
           <w:rFonts w:ascii="Assistant Medium" w:hAnsi="Assistant Medium" w:cs="Assistant Medium"/>
-          <w:lang w:val="en-US"/>
-        </w:rPr>
-      </w:pPr>
-      <w:r>
-        <w:rPr>
-          <w:rFonts w:ascii="Assistant Medium" w:hAnsi="Assistant Medium" w:cs="Assistant Medium"/>
-          <w:lang w:val="en-US"/>
+        </w:rPr>
+      </w:pPr>
+      <w:r>
+        <w:rPr>
+          <w:rFonts w:ascii="Assistant Medium" w:hAnsi="Assistant Medium" w:cs="Assistant Medium"/>
         </w:rPr>
         <w:t>DNS Firewall.</w:t>
       </w:r>
@@ -1975,13 +1648,11 @@
         <w:spacing w:after="0" w:line="360" w:lineRule="auto"/>
         <w:rPr>
           <w:rFonts w:ascii="Assistant Medium" w:hAnsi="Assistant Medium" w:cs="Assistant Medium"/>
-          <w:lang w:val="en-US"/>
-        </w:rPr>
-      </w:pPr>
-      <w:r>
-        <w:rPr>
-          <w:rFonts w:ascii="Assistant Medium" w:hAnsi="Assistant Medium" w:cs="Assistant Medium"/>
-          <w:lang w:val="en-US"/>
+        </w:rPr>
+      </w:pPr>
+      <w:r>
+        <w:rPr>
+          <w:rFonts w:ascii="Assistant Medium" w:hAnsi="Assistant Medium" w:cs="Assistant Medium"/>
         </w:rPr>
         <w:t>VPN</w:t>
       </w:r>
@@ -1989,35 +1660,30 @@
         <w:rPr>
           <w:rFonts w:ascii="Assistant Medium" w:hAnsi="Assistant Medium" w:cs="Assistant Medium"/>
           <w:rtl/>
-          <w:lang w:val="en-US"/>
         </w:rPr>
         <w:t xml:space="preserve"> </w:t>
       </w:r>
       <w:r>
         <w:rPr>
           <w:rFonts w:ascii="Assistant Medium" w:hAnsi="Assistant Medium" w:cs="Assistant Medium"/>
-          <w:lang w:val="en-US"/>
         </w:rPr>
         <w:t>auto</w:t>
       </w:r>
       <w:r>
         <w:rPr>
           <w:rFonts w:ascii="Assistant Medium" w:hAnsi="Assistant Medium" w:cs="Assistant Medium"/>
-          <w:lang w:val="en-US"/>
         </w:rPr>
         <w:t>-</w:t>
       </w:r>
       <w:r>
         <w:rPr>
           <w:rFonts w:ascii="Assistant Medium" w:hAnsi="Assistant Medium" w:cs="Assistant Medium"/>
-          <w:lang w:val="en-US"/>
         </w:rPr>
         <w:t>connect</w:t>
       </w:r>
       <w:r>
         <w:rPr>
           <w:rFonts w:ascii="Assistant Medium" w:hAnsi="Assistant Medium" w:cs="Assistant Medium"/>
-          <w:lang w:val="en-US"/>
         </w:rPr>
         <w:t xml:space="preserve"> on untrusted network.</w:t>
       </w:r>
@@ -2032,22 +1698,17 @@
         <w:spacing w:after="0" w:line="360" w:lineRule="auto"/>
         <w:rPr>
           <w:rFonts w:ascii="Assistant Medium" w:hAnsi="Assistant Medium" w:cs="Assistant Medium"/>
-          <w:lang w:val="en-US"/>
-        </w:rPr>
-      </w:pPr>
-      <w:proofErr w:type="spellStart"/>
-      <w:r>
-        <w:rPr>
-          <w:rFonts w:ascii="Assistant Medium" w:hAnsi="Assistant Medium" w:cs="Assistant Medium"/>
-          <w:lang w:val="en-US"/>
+        </w:rPr>
+      </w:pPr>
+      <w:r>
+        <w:rPr>
+          <w:rFonts w:ascii="Assistant Medium" w:hAnsi="Assistant Medium" w:cs="Assistant Medium"/>
         </w:rPr>
         <w:t>Truecaller</w:t>
       </w:r>
-      <w:proofErr w:type="spellEnd"/>
-      <w:r>
-        <w:rPr>
-          <w:rFonts w:ascii="Assistant Medium" w:hAnsi="Assistant Medium" w:cs="Assistant Medium"/>
-          <w:lang w:val="en-US"/>
+      <w:r>
+        <w:rPr>
+          <w:rFonts w:ascii="Assistant Medium" w:hAnsi="Assistant Medium" w:cs="Assistant Medium"/>
         </w:rPr>
         <w:t xml:space="preserve"> premium for family.</w:t>
       </w:r>
@@ -2059,15 +1720,13 @@
           <w:rFonts w:ascii="Assistant Medium" w:hAnsi="Assistant Medium" w:cs="Assistant Medium"/>
           <w:b/>
           <w:bCs/>
-          <w:lang w:val="en-US"/>
-        </w:rPr>
-      </w:pPr>
-      <w:r>
-        <w:rPr>
-          <w:rFonts w:ascii="Assistant Medium" w:hAnsi="Assistant Medium" w:cs="Assistant Medium"/>
-          <w:b/>
-          <w:bCs/>
-          <w:lang w:val="en-US"/>
+        </w:rPr>
+      </w:pPr>
+      <w:r>
+        <w:rPr>
+          <w:rFonts w:ascii="Assistant Medium" w:hAnsi="Assistant Medium" w:cs="Assistant Medium"/>
+          <w:b/>
+          <w:bCs/>
         </w:rPr>
         <w:t>Additional For me:</w:t>
       </w:r>
@@ -2084,13 +1743,11 @@
           <w:rFonts w:ascii="Assistant Medium" w:hAnsi="Assistant Medium" w:cs="Assistant Medium"/>
           <w:b/>
           <w:bCs/>
-          <w:lang w:val="en-US"/>
-        </w:rPr>
-      </w:pPr>
-      <w:r>
-        <w:rPr>
-          <w:rFonts w:ascii="Assistant Medium" w:hAnsi="Assistant Medium" w:cs="Assistant Medium"/>
-          <w:lang w:val="en-US"/>
+        </w:rPr>
+      </w:pPr>
+      <w:r>
+        <w:rPr>
+          <w:rFonts w:ascii="Assistant Medium" w:hAnsi="Assistant Medium" w:cs="Assistant Medium"/>
         </w:rPr>
         <w:t>Secure folder for High value applications.</w:t>
       </w:r>
@@ -2107,13 +1764,11 @@
           <w:rFonts w:ascii="Assistant Medium" w:hAnsi="Assistant Medium" w:cs="Assistant Medium"/>
           <w:b/>
           <w:bCs/>
-          <w:lang w:val="en-US"/>
-        </w:rPr>
-      </w:pPr>
-      <w:r>
-        <w:rPr>
-          <w:rFonts w:ascii="Assistant Medium" w:hAnsi="Assistant Medium" w:cs="Assistant Medium"/>
-          <w:lang w:val="en-US"/>
+        </w:rPr>
+      </w:pPr>
+      <w:r>
+        <w:rPr>
+          <w:rFonts w:ascii="Assistant Medium" w:hAnsi="Assistant Medium" w:cs="Assistant Medium"/>
         </w:rPr>
         <w:t>MDM to separate work profile for less Important applications.</w:t>
       </w:r>
@@ -2123,25 +1778,22 @@
         <w:spacing w:after="0" w:line="360" w:lineRule="auto"/>
         <w:rPr>
           <w:rFonts w:ascii="Assistant Medium" w:hAnsi="Assistant Medium" w:cs="Assistant Medium"/>
-          <w:lang w:val="en-US"/>
-        </w:rPr>
-      </w:pPr>
-    </w:p>
-    <w:p>
-      <w:pPr>
-        <w:spacing w:after="0" w:line="360" w:lineRule="auto"/>
-        <w:rPr>
-          <w:rFonts w:ascii="Assistant Medium" w:hAnsi="Assistant Medium" w:cs="Assistant Medium"/>
-          <w:lang w:val="en-US"/>
-        </w:rPr>
-      </w:pPr>
-    </w:p>
-    <w:p>
-      <w:pPr>
-        <w:spacing w:after="0" w:line="360" w:lineRule="auto"/>
-        <w:rPr>
-          <w:rFonts w:ascii="Assistant Medium" w:hAnsi="Assistant Medium" w:cs="Assistant Medium"/>
-          <w:lang w:val="en-US"/>
+        </w:rPr>
+      </w:pPr>
+    </w:p>
+    <w:p>
+      <w:pPr>
+        <w:spacing w:after="0" w:line="360" w:lineRule="auto"/>
+        <w:rPr>
+          <w:rFonts w:ascii="Assistant Medium" w:hAnsi="Assistant Medium" w:cs="Assistant Medium"/>
+        </w:rPr>
+      </w:pPr>
+    </w:p>
+    <w:p>
+      <w:pPr>
+        <w:spacing w:after="0" w:line="360" w:lineRule="auto"/>
+        <w:rPr>
+          <w:rFonts w:ascii="Assistant Medium" w:hAnsi="Assistant Medium" w:cs="Assistant Medium"/>
         </w:rPr>
       </w:pPr>
     </w:p>
@@ -2155,7 +1807,6 @@
           <w:sz w:val="28"/>
           <w:szCs w:val="28"/>
           <w:u w:val="single"/>
-          <w:lang w:val="en-US"/>
         </w:rPr>
       </w:pPr>
       <w:r>
@@ -2166,7 +1817,6 @@
           <w:sz w:val="28"/>
           <w:szCs w:val="28"/>
           <w:u w:val="single"/>
-          <w:lang w:val="en-US"/>
         </w:rPr>
         <w:t>Network</w:t>
       </w:r>
@@ -2178,15 +1828,13 @@
           <w:rFonts w:ascii="Assistant Medium" w:hAnsi="Assistant Medium" w:cs="Assistant Medium"/>
           <w:b/>
           <w:bCs/>
-          <w:lang w:val="en-US"/>
-        </w:rPr>
-      </w:pPr>
-      <w:r>
-        <w:rPr>
-          <w:rFonts w:ascii="Assistant Medium" w:hAnsi="Assistant Medium" w:cs="Assistant Medium"/>
-          <w:b/>
-          <w:bCs/>
-          <w:lang w:val="en-US"/>
+        </w:rPr>
+      </w:pPr>
+      <w:r>
+        <w:rPr>
+          <w:rFonts w:ascii="Assistant Medium" w:hAnsi="Assistant Medium" w:cs="Assistant Medium"/>
+          <w:b/>
+          <w:bCs/>
         </w:rPr>
         <w:t>For the family</w:t>
       </w:r>
@@ -2201,13 +1849,11 @@
         <w:spacing w:after="0" w:line="360" w:lineRule="auto"/>
         <w:rPr>
           <w:rFonts w:ascii="Assistant Medium" w:hAnsi="Assistant Medium" w:cs="Assistant Medium"/>
-          <w:lang w:val="en-US"/>
-        </w:rPr>
-      </w:pPr>
-      <w:r>
-        <w:rPr>
-          <w:rFonts w:ascii="Assistant Medium" w:hAnsi="Assistant Medium" w:cs="Assistant Medium"/>
-          <w:lang w:val="en-US"/>
+        </w:rPr>
+      </w:pPr>
+      <w:r>
+        <w:rPr>
+          <w:rFonts w:ascii="Assistant Medium" w:hAnsi="Assistant Medium" w:cs="Assistant Medium"/>
         </w:rPr>
         <w:t>Sophos Firewalls.</w:t>
       </w:r>
@@ -2222,13 +1868,11 @@
         <w:spacing w:after="0" w:line="360" w:lineRule="auto"/>
         <w:rPr>
           <w:rFonts w:ascii="Assistant Medium" w:hAnsi="Assistant Medium" w:cs="Assistant Medium"/>
-          <w:lang w:val="en-US"/>
-        </w:rPr>
-      </w:pPr>
-      <w:r>
-        <w:rPr>
-          <w:rFonts w:ascii="Assistant Medium" w:hAnsi="Assistant Medium" w:cs="Assistant Medium"/>
-          <w:lang w:val="en-US"/>
+        </w:rPr>
+      </w:pPr>
+      <w:r>
+        <w:rPr>
+          <w:rFonts w:ascii="Assistant Medium" w:hAnsi="Assistant Medium" w:cs="Assistant Medium"/>
         </w:rPr>
         <w:t>URLF.</w:t>
       </w:r>
@@ -2243,13 +1887,11 @@
         <w:spacing w:after="0" w:line="360" w:lineRule="auto"/>
         <w:rPr>
           <w:rFonts w:ascii="Assistant Medium" w:hAnsi="Assistant Medium" w:cs="Assistant Medium"/>
-          <w:lang w:val="en-US"/>
-        </w:rPr>
-      </w:pPr>
-      <w:r>
-        <w:rPr>
-          <w:rFonts w:ascii="Assistant Medium" w:hAnsi="Assistant Medium" w:cs="Assistant Medium"/>
-          <w:lang w:val="en-US"/>
+        </w:rPr>
+      </w:pPr>
+      <w:r>
+        <w:rPr>
+          <w:rFonts w:ascii="Assistant Medium" w:hAnsi="Assistant Medium" w:cs="Assistant Medium"/>
         </w:rPr>
         <w:t>IPS.</w:t>
       </w:r>
@@ -2264,27 +1906,23 @@
         <w:spacing w:after="0" w:line="360" w:lineRule="auto"/>
         <w:rPr>
           <w:rFonts w:ascii="Assistant Medium" w:hAnsi="Assistant Medium" w:cs="Assistant Medium"/>
-          <w:lang w:val="en-US"/>
-        </w:rPr>
-      </w:pPr>
-      <w:r>
-        <w:rPr>
-          <w:rFonts w:ascii="Assistant Medium" w:hAnsi="Assistant Medium" w:cs="Assistant Medium"/>
-          <w:lang w:val="en-US"/>
+        </w:rPr>
+      </w:pPr>
+      <w:r>
+        <w:rPr>
+          <w:rFonts w:ascii="Assistant Medium" w:hAnsi="Assistant Medium" w:cs="Assistant Medium"/>
         </w:rPr>
         <w:t xml:space="preserve">2 </w:t>
       </w:r>
       <w:r>
         <w:rPr>
           <w:rFonts w:ascii="Assistant Medium" w:hAnsi="Assistant Medium" w:cs="Assistant Medium"/>
-          <w:lang w:val="en-US"/>
         </w:rPr>
         <w:t>Anti malware</w:t>
       </w:r>
       <w:r>
         <w:rPr>
           <w:rFonts w:ascii="Assistant Medium" w:hAnsi="Assistant Medium" w:cs="Assistant Medium"/>
-          <w:lang w:val="en-US"/>
         </w:rPr>
         <w:t xml:space="preserve"> engines.</w:t>
       </w:r>
@@ -2299,13 +1937,11 @@
         <w:spacing w:after="0" w:line="360" w:lineRule="auto"/>
         <w:rPr>
           <w:rFonts w:ascii="Assistant Medium" w:hAnsi="Assistant Medium" w:cs="Assistant Medium"/>
-          <w:lang w:val="en-US"/>
-        </w:rPr>
-      </w:pPr>
-      <w:r>
-        <w:rPr>
-          <w:rFonts w:ascii="Assistant Medium" w:hAnsi="Assistant Medium" w:cs="Assistant Medium"/>
-          <w:lang w:val="en-US"/>
+        </w:rPr>
+      </w:pPr>
+      <w:r>
+        <w:rPr>
+          <w:rFonts w:ascii="Assistant Medium" w:hAnsi="Assistant Medium" w:cs="Assistant Medium"/>
         </w:rPr>
         <w:t>Sandbox.</w:t>
       </w:r>
@@ -2320,27 +1956,23 @@
         <w:spacing w:after="0" w:line="360" w:lineRule="auto"/>
         <w:rPr>
           <w:rFonts w:ascii="Assistant Medium" w:hAnsi="Assistant Medium" w:cs="Assistant Medium"/>
-          <w:lang w:val="en-US"/>
-        </w:rPr>
-      </w:pPr>
-      <w:r>
-        <w:rPr>
-          <w:rFonts w:ascii="Assistant Medium" w:hAnsi="Assistant Medium" w:cs="Assistant Medium"/>
-          <w:lang w:val="en-US"/>
+        </w:rPr>
+      </w:pPr>
+      <w:r>
+        <w:rPr>
+          <w:rFonts w:ascii="Assistant Medium" w:hAnsi="Assistant Medium" w:cs="Assistant Medium"/>
         </w:rPr>
         <w:t xml:space="preserve">Sophos </w:t>
       </w:r>
       <w:r>
         <w:rPr>
           <w:rFonts w:ascii="Assistant Medium" w:hAnsi="Assistant Medium" w:cs="Assistant Medium"/>
-          <w:lang w:val="en-US"/>
         </w:rPr>
         <w:t>active</w:t>
       </w:r>
       <w:r>
         <w:rPr>
           <w:rFonts w:ascii="Assistant Medium" w:hAnsi="Assistant Medium" w:cs="Assistant Medium"/>
-          <w:lang w:val="en-US"/>
         </w:rPr>
         <w:t xml:space="preserve"> threat protection.</w:t>
       </w:r>
@@ -2355,20 +1987,17 @@
         <w:spacing w:after="0" w:line="360" w:lineRule="auto"/>
         <w:rPr>
           <w:rFonts w:ascii="Assistant Medium" w:hAnsi="Assistant Medium" w:cs="Assistant Medium"/>
-          <w:lang w:val="en-US"/>
-        </w:rPr>
-      </w:pPr>
-      <w:r>
-        <w:rPr>
-          <w:rFonts w:ascii="Assistant Medium" w:hAnsi="Assistant Medium" w:cs="Assistant Medium"/>
-          <w:lang w:val="en-US"/>
+        </w:rPr>
+      </w:pPr>
+      <w:r>
+        <w:rPr>
+          <w:rFonts w:ascii="Assistant Medium" w:hAnsi="Assistant Medium" w:cs="Assistant Medium"/>
         </w:rPr>
         <w:t>Custom IOC Feeds</w:t>
       </w:r>
       <w:r>
         <w:rPr>
           <w:rFonts w:ascii="Assistant Medium" w:hAnsi="Assistant Medium" w:cs="Assistant Medium"/>
-          <w:lang w:val="en-US"/>
         </w:rPr>
         <w:t xml:space="preserve"> with more than 200,000 objects.</w:t>
       </w:r>
@@ -2383,80 +2012,42 @@
         <w:spacing w:after="0" w:line="360" w:lineRule="auto"/>
         <w:rPr>
           <w:rFonts w:ascii="Assistant Medium" w:hAnsi="Assistant Medium" w:cs="Assistant Medium"/>
-          <w:lang w:val="en-US"/>
-        </w:rPr>
-      </w:pPr>
-      <w:r>
-        <w:rPr>
-          <w:rFonts w:ascii="Assistant Medium" w:hAnsi="Assistant Medium" w:cs="Assistant Medium"/>
-          <w:lang w:val="en-US"/>
+        </w:rPr>
+      </w:pPr>
+      <w:r>
+        <w:rPr>
+          <w:rFonts w:ascii="Assistant Medium" w:hAnsi="Assistant Medium" w:cs="Assistant Medium"/>
         </w:rPr>
         <w:t>DPI</w:t>
       </w:r>
       <w:r>
         <w:rPr>
           <w:rFonts w:ascii="Assistant Medium" w:hAnsi="Assistant Medium" w:cs="Assistant Medium"/>
-          <w:lang w:val="en-US"/>
-        </w:rPr>
-        <w:t xml:space="preserve"> and also drop weak ciphers, old </w:t>
-      </w:r>
-      <w:proofErr w:type="spellStart"/>
-      <w:r>
-        <w:rPr>
-          <w:rFonts w:ascii="Assistant Medium" w:hAnsi="Assistant Medium" w:cs="Assistant Medium"/>
-          <w:lang w:val="en-US"/>
-        </w:rPr>
-        <w:t>ssl</w:t>
-      </w:r>
-      <w:proofErr w:type="spellEnd"/>
-      <w:r>
-        <w:rPr>
-          <w:rFonts w:ascii="Assistant Medium" w:hAnsi="Assistant Medium" w:cs="Assistant Medium"/>
-          <w:lang w:val="en-US"/>
-        </w:rPr>
-        <w:t xml:space="preserve">, compressed </w:t>
-      </w:r>
-      <w:proofErr w:type="spellStart"/>
-      <w:r>
-        <w:rPr>
-          <w:rFonts w:ascii="Assistant Medium" w:hAnsi="Assistant Medium" w:cs="Assistant Medium"/>
-          <w:lang w:val="en-US"/>
-        </w:rPr>
-        <w:t>ssl</w:t>
-      </w:r>
-      <w:proofErr w:type="spellEnd"/>
-      <w:r>
-        <w:rPr>
-          <w:rFonts w:ascii="Assistant Medium" w:hAnsi="Assistant Medium" w:cs="Assistant Medium"/>
-          <w:lang w:val="en-US"/>
-        </w:rPr>
-        <w:t xml:space="preserve"> and other certificates.</w:t>
-      </w:r>
-    </w:p>
-    <w:p>
-      <w:pPr>
-        <w:pStyle w:val="ListParagraph"/>
-        <w:numPr>
-          <w:ilvl w:val="0"/>
-          <w:numId w:val="4"/>
-        </w:numPr>
-        <w:spacing w:after="0" w:line="360" w:lineRule="auto"/>
-        <w:rPr>
-          <w:rFonts w:ascii="Assistant Medium" w:hAnsi="Assistant Medium" w:cs="Assistant Medium"/>
-          <w:lang w:val="en-US"/>
-        </w:rPr>
-      </w:pPr>
-      <w:r>
-        <w:rPr>
-          <w:rFonts w:ascii="Assistant Medium" w:hAnsi="Assistant Medium" w:cs="Assistant Medium"/>
-          <w:lang w:val="en-US"/>
+        </w:rPr>
+        <w:t xml:space="preserve"> and also drop weak ciphers, old ssl, compressed ssl and other certificates.</w:t>
+      </w:r>
+    </w:p>
+    <w:p>
+      <w:pPr>
+        <w:pStyle w:val="ListParagraph"/>
+        <w:numPr>
+          <w:ilvl w:val="0"/>
+          <w:numId w:val="4"/>
+        </w:numPr>
+        <w:spacing w:after="0" w:line="360" w:lineRule="auto"/>
+        <w:rPr>
+          <w:rFonts w:ascii="Assistant Medium" w:hAnsi="Assistant Medium" w:cs="Assistant Medium"/>
+        </w:rPr>
+      </w:pPr>
+      <w:r>
+        <w:rPr>
+          <w:rFonts w:ascii="Assistant Medium" w:hAnsi="Assistant Medium" w:cs="Assistant Medium"/>
         </w:rPr>
         <w:t>Layer 2 total client Isolation</w:t>
       </w:r>
       <w:r>
         <w:rPr>
           <w:rFonts w:ascii="Assistant Medium" w:hAnsi="Assistant Medium" w:cs="Assistant Medium"/>
-          <w:lang w:val="en-US"/>
         </w:rPr>
         <w:t xml:space="preserve"> (On access point).</w:t>
       </w:r>
@@ -2471,13 +2062,11 @@
         <w:spacing w:after="0" w:line="360" w:lineRule="auto"/>
         <w:rPr>
           <w:rFonts w:ascii="Assistant Medium" w:hAnsi="Assistant Medium" w:cs="Assistant Medium"/>
-          <w:lang w:val="en-US"/>
-        </w:rPr>
-      </w:pPr>
-      <w:r>
-        <w:rPr>
-          <w:rFonts w:ascii="Assistant Medium" w:hAnsi="Assistant Medium" w:cs="Assistant Medium"/>
-          <w:lang w:val="en-US"/>
+        </w:rPr>
+      </w:pPr>
+      <w:r>
+        <w:rPr>
+          <w:rFonts w:ascii="Assistant Medium" w:hAnsi="Assistant Medium" w:cs="Assistant Medium"/>
         </w:rPr>
         <w:t>Layer 3 block most lan to lan.</w:t>
       </w:r>
@@ -2492,13 +2081,11 @@
         <w:spacing w:after="0" w:line="360" w:lineRule="auto"/>
         <w:rPr>
           <w:rFonts w:ascii="Assistant Medium" w:hAnsi="Assistant Medium" w:cs="Assistant Medium"/>
-          <w:lang w:val="en-US"/>
-        </w:rPr>
-      </w:pPr>
-      <w:r>
-        <w:rPr>
-          <w:rFonts w:ascii="Assistant Medium" w:hAnsi="Assistant Medium" w:cs="Assistant Medium"/>
-          <w:lang w:val="en-US"/>
+        </w:rPr>
+      </w:pPr>
+      <w:r>
+        <w:rPr>
+          <w:rFonts w:ascii="Assistant Medium" w:hAnsi="Assistant Medium" w:cs="Assistant Medium"/>
         </w:rPr>
         <w:t>Block wan to lan.</w:t>
       </w:r>
@@ -2513,13 +2100,11 @@
         <w:spacing w:after="0" w:line="360" w:lineRule="auto"/>
         <w:rPr>
           <w:rFonts w:ascii="Assistant Medium" w:hAnsi="Assistant Medium" w:cs="Assistant Medium"/>
-          <w:lang w:val="en-US"/>
-        </w:rPr>
-      </w:pPr>
-      <w:r>
-        <w:rPr>
-          <w:rFonts w:ascii="Assistant Medium" w:hAnsi="Assistant Medium" w:cs="Assistant Medium"/>
-          <w:lang w:val="en-US"/>
+        </w:rPr>
+      </w:pPr>
+      <w:r>
+        <w:rPr>
+          <w:rFonts w:ascii="Assistant Medium" w:hAnsi="Assistant Medium" w:cs="Assistant Medium"/>
         </w:rPr>
         <w:t>Block outbound risky ports.</w:t>
       </w:r>
@@ -2534,13 +2119,11 @@
         <w:spacing w:after="0" w:line="360" w:lineRule="auto"/>
         <w:rPr>
           <w:rFonts w:ascii="Assistant Medium" w:hAnsi="Assistant Medium" w:cs="Assistant Medium"/>
-          <w:lang w:val="en-US"/>
-        </w:rPr>
-      </w:pPr>
-      <w:r>
-        <w:rPr>
-          <w:rFonts w:ascii="Assistant Medium" w:hAnsi="Assistant Medium" w:cs="Assistant Medium"/>
-          <w:lang w:val="en-US"/>
+        </w:rPr>
+      </w:pPr>
+      <w:r>
+        <w:rPr>
+          <w:rFonts w:ascii="Assistant Medium" w:hAnsi="Assistant Medium" w:cs="Assistant Medium"/>
         </w:rPr>
         <w:t>Connected to DNS Firewall via DNS server on AWS.</w:t>
       </w:r>
@@ -2555,13 +2138,11 @@
         <w:spacing w:after="0" w:line="360" w:lineRule="auto"/>
         <w:rPr>
           <w:rFonts w:ascii="Assistant Medium" w:hAnsi="Assistant Medium" w:cs="Assistant Medium"/>
-          <w:lang w:val="en-US"/>
-        </w:rPr>
-      </w:pPr>
-      <w:r>
-        <w:rPr>
-          <w:rFonts w:ascii="Assistant Medium" w:hAnsi="Assistant Medium" w:cs="Assistant Medium"/>
-          <w:lang w:val="en-US"/>
+        </w:rPr>
+      </w:pPr>
+      <w:r>
+        <w:rPr>
+          <w:rFonts w:ascii="Assistant Medium" w:hAnsi="Assistant Medium" w:cs="Assistant Medium"/>
         </w:rPr>
         <w:lastRenderedPageBreak/>
         <w:t>Geo</w:t>
@@ -2569,58 +2150,37 @@
       <w:r>
         <w:rPr>
           <w:rFonts w:ascii="Assistant Medium" w:hAnsi="Assistant Medium" w:cs="Assistant Medium"/>
-          <w:lang w:val="en-US"/>
         </w:rPr>
         <w:t xml:space="preserve"> blocking</w:t>
       </w:r>
       <w:r>
         <w:rPr>
           <w:rFonts w:ascii="Assistant Medium" w:hAnsi="Assistant Medium" w:cs="Assistant Medium"/>
-          <w:lang w:val="en-US"/>
-        </w:rPr>
-        <w:t xml:space="preserve"> also to </w:t>
-      </w:r>
-      <w:proofErr w:type="spellStart"/>
-      <w:r>
-        <w:rPr>
-          <w:rFonts w:ascii="Assistant Medium" w:hAnsi="Assistant Medium" w:cs="Assistant Medium"/>
-          <w:lang w:val="en-US"/>
-        </w:rPr>
-        <w:t>oudbound</w:t>
-      </w:r>
-      <w:proofErr w:type="spellEnd"/>
-      <w:r>
-        <w:rPr>
-          <w:rFonts w:ascii="Assistant Medium" w:hAnsi="Assistant Medium" w:cs="Assistant Medium"/>
-          <w:lang w:val="en-US"/>
-        </w:rPr>
-        <w:t>.</w:t>
-      </w:r>
-    </w:p>
-    <w:p>
-      <w:pPr>
-        <w:pStyle w:val="ListParagraph"/>
-        <w:numPr>
-          <w:ilvl w:val="0"/>
-          <w:numId w:val="4"/>
-        </w:numPr>
-        <w:spacing w:after="0" w:line="360" w:lineRule="auto"/>
-        <w:rPr>
-          <w:rFonts w:ascii="Assistant Medium" w:hAnsi="Assistant Medium" w:cs="Assistant Medium"/>
-          <w:lang w:val="en-US"/>
-        </w:rPr>
-      </w:pPr>
-      <w:r>
-        <w:rPr>
-          <w:rFonts w:ascii="Assistant Medium" w:hAnsi="Assistant Medium" w:cs="Assistant Medium"/>
-          <w:lang w:val="en-US"/>
+        </w:rPr>
+        <w:t xml:space="preserve"> also to oudbound.</w:t>
+      </w:r>
+    </w:p>
+    <w:p>
+      <w:pPr>
+        <w:pStyle w:val="ListParagraph"/>
+        <w:numPr>
+          <w:ilvl w:val="0"/>
+          <w:numId w:val="4"/>
+        </w:numPr>
+        <w:spacing w:after="0" w:line="360" w:lineRule="auto"/>
+        <w:rPr>
+          <w:rFonts w:ascii="Assistant Medium" w:hAnsi="Assistant Medium" w:cs="Assistant Medium"/>
+        </w:rPr>
+      </w:pPr>
+      <w:r>
+        <w:rPr>
+          <w:rFonts w:ascii="Assistant Medium" w:hAnsi="Assistant Medium" w:cs="Assistant Medium"/>
         </w:rPr>
         <w:t>MFA for login</w:t>
       </w:r>
       <w:r>
         <w:rPr>
           <w:rFonts w:ascii="Assistant Medium" w:hAnsi="Assistant Medium" w:cs="Assistant Medium"/>
-          <w:lang w:val="en-US"/>
         </w:rPr>
         <w:t xml:space="preserve"> from LAN.</w:t>
       </w:r>
@@ -2635,57 +2195,36 @@
         <w:spacing w:after="0" w:line="360" w:lineRule="auto"/>
         <w:rPr>
           <w:rFonts w:ascii="Assistant Medium" w:hAnsi="Assistant Medium" w:cs="Assistant Medium"/>
-          <w:lang w:val="en-US"/>
-        </w:rPr>
-      </w:pPr>
-      <w:r>
-        <w:rPr>
-          <w:rFonts w:ascii="Assistant Medium" w:hAnsi="Assistant Medium" w:cs="Assistant Medium"/>
-          <w:lang w:val="en-US"/>
+        </w:rPr>
+      </w:pPr>
+      <w:r>
+        <w:rPr>
+          <w:rFonts w:ascii="Assistant Medium" w:hAnsi="Assistant Medium" w:cs="Assistant Medium"/>
         </w:rPr>
         <w:t>DNS Firewall</w:t>
       </w:r>
       <w:r>
         <w:rPr>
           <w:rFonts w:ascii="Assistant Medium" w:hAnsi="Assistant Medium" w:cs="Assistant Medium"/>
-          <w:lang w:val="en-US"/>
-        </w:rPr>
-        <w:t xml:space="preserve"> – </w:t>
-      </w:r>
-      <w:proofErr w:type="spellStart"/>
-      <w:r>
-        <w:rPr>
-          <w:rFonts w:ascii="Assistant Medium" w:hAnsi="Assistant Medium" w:cs="Assistant Medium"/>
-          <w:lang w:val="en-US"/>
-        </w:rPr>
-        <w:t>NextDNS</w:t>
-      </w:r>
-      <w:proofErr w:type="spellEnd"/>
-      <w:r>
-        <w:rPr>
-          <w:rFonts w:ascii="Assistant Medium" w:hAnsi="Assistant Medium" w:cs="Assistant Medium"/>
-          <w:lang w:val="en-US"/>
-        </w:rPr>
-        <w:t>.</w:t>
-      </w:r>
-    </w:p>
-    <w:p>
-      <w:pPr>
-        <w:pStyle w:val="ListParagraph"/>
-        <w:numPr>
-          <w:ilvl w:val="0"/>
-          <w:numId w:val="4"/>
-        </w:numPr>
-        <w:spacing w:after="0" w:line="360" w:lineRule="auto"/>
-        <w:rPr>
-          <w:rFonts w:ascii="Assistant Medium" w:hAnsi="Assistant Medium" w:cs="Assistant Medium"/>
-          <w:lang w:val="en-US"/>
-        </w:rPr>
-      </w:pPr>
-      <w:r>
-        <w:rPr>
-          <w:rFonts w:ascii="Assistant Medium" w:hAnsi="Assistant Medium" w:cs="Assistant Medium"/>
-          <w:lang w:val="en-US"/>
+        </w:rPr>
+        <w:t xml:space="preserve"> – NextDNS.</w:t>
+      </w:r>
+    </w:p>
+    <w:p>
+      <w:pPr>
+        <w:pStyle w:val="ListParagraph"/>
+        <w:numPr>
+          <w:ilvl w:val="0"/>
+          <w:numId w:val="4"/>
+        </w:numPr>
+        <w:spacing w:after="0" w:line="360" w:lineRule="auto"/>
+        <w:rPr>
+          <w:rFonts w:ascii="Assistant Medium" w:hAnsi="Assistant Medium" w:cs="Assistant Medium"/>
+        </w:rPr>
+      </w:pPr>
+      <w:r>
+        <w:rPr>
+          <w:rFonts w:ascii="Assistant Medium" w:hAnsi="Assistant Medium" w:cs="Assistant Medium"/>
         </w:rPr>
         <w:t>Threat intelligence blocking feeds.</w:t>
       </w:r>
@@ -2700,13 +2239,11 @@
         <w:spacing w:after="0" w:line="360" w:lineRule="auto"/>
         <w:rPr>
           <w:rFonts w:ascii="Assistant Medium" w:hAnsi="Assistant Medium" w:cs="Assistant Medium"/>
-          <w:lang w:val="en-US"/>
-        </w:rPr>
-      </w:pPr>
-      <w:r>
-        <w:rPr>
-          <w:rFonts w:ascii="Assistant Medium" w:hAnsi="Assistant Medium" w:cs="Assistant Medium"/>
-          <w:lang w:val="en-US"/>
+        </w:rPr>
+      </w:pPr>
+      <w:r>
+        <w:rPr>
+          <w:rFonts w:ascii="Assistant Medium" w:hAnsi="Assistant Medium" w:cs="Assistant Medium"/>
         </w:rPr>
         <w:t>AI-Driven Threat Detection.</w:t>
       </w:r>
@@ -2721,13 +2258,11 @@
         <w:spacing w:after="0" w:line="360" w:lineRule="auto"/>
         <w:rPr>
           <w:rFonts w:ascii="Assistant Medium" w:hAnsi="Assistant Medium" w:cs="Assistant Medium"/>
-          <w:lang w:val="en-US"/>
-        </w:rPr>
-      </w:pPr>
-      <w:r>
-        <w:rPr>
-          <w:rFonts w:ascii="Assistant Medium" w:hAnsi="Assistant Medium" w:cs="Assistant Medium"/>
-          <w:lang w:val="en-US"/>
+        </w:rPr>
+      </w:pPr>
+      <w:r>
+        <w:rPr>
+          <w:rFonts w:ascii="Assistant Medium" w:hAnsi="Assistant Medium" w:cs="Assistant Medium"/>
         </w:rPr>
         <w:t>Google Safe Browsing.</w:t>
       </w:r>
@@ -2742,13 +2277,11 @@
         <w:spacing w:after="0" w:line="360" w:lineRule="auto"/>
         <w:rPr>
           <w:rFonts w:ascii="Assistant Medium" w:hAnsi="Assistant Medium" w:cs="Assistant Medium"/>
-          <w:lang w:val="en-US"/>
-        </w:rPr>
-      </w:pPr>
-      <w:r>
-        <w:rPr>
-          <w:rFonts w:ascii="Assistant Medium" w:hAnsi="Assistant Medium" w:cs="Assistant Medium"/>
-          <w:lang w:val="en-US"/>
+        </w:rPr>
+      </w:pPr>
+      <w:r>
+        <w:rPr>
+          <w:rFonts w:ascii="Assistant Medium" w:hAnsi="Assistant Medium" w:cs="Assistant Medium"/>
         </w:rPr>
         <w:t>Cryptojacking Protection.</w:t>
       </w:r>
@@ -2763,13 +2296,11 @@
         <w:spacing w:after="0" w:line="360" w:lineRule="auto"/>
         <w:rPr>
           <w:rFonts w:ascii="Assistant Medium" w:hAnsi="Assistant Medium" w:cs="Assistant Medium"/>
-          <w:lang w:val="en-US"/>
-        </w:rPr>
-      </w:pPr>
-      <w:r>
-        <w:rPr>
-          <w:rFonts w:ascii="Assistant Medium" w:hAnsi="Assistant Medium" w:cs="Assistant Medium"/>
-          <w:lang w:val="en-US"/>
+        </w:rPr>
+      </w:pPr>
+      <w:r>
+        <w:rPr>
+          <w:rFonts w:ascii="Assistant Medium" w:hAnsi="Assistant Medium" w:cs="Assistant Medium"/>
         </w:rPr>
         <w:t>IDN Homograph Attacks Protection.</w:t>
       </w:r>
@@ -2784,43 +2315,30 @@
         <w:spacing w:after="0" w:line="360" w:lineRule="auto"/>
         <w:rPr>
           <w:rFonts w:ascii="Assistant Medium" w:hAnsi="Assistant Medium" w:cs="Assistant Medium"/>
-          <w:lang w:val="en-US"/>
-        </w:rPr>
-      </w:pPr>
-      <w:proofErr w:type="spellStart"/>
-      <w:r>
-        <w:rPr>
-          <w:rFonts w:ascii="Assistant Medium" w:hAnsi="Assistant Medium" w:cs="Assistant Medium"/>
-          <w:lang w:val="en-US"/>
-        </w:rPr>
-        <w:t>Typosquatting</w:t>
-      </w:r>
-      <w:proofErr w:type="spellEnd"/>
-      <w:r>
-        <w:rPr>
-          <w:rFonts w:ascii="Assistant Medium" w:hAnsi="Assistant Medium" w:cs="Assistant Medium"/>
-          <w:lang w:val="en-US"/>
-        </w:rPr>
-        <w:t xml:space="preserve"> Protection.</w:t>
-      </w:r>
-    </w:p>
-    <w:p>
-      <w:pPr>
-        <w:pStyle w:val="ListParagraph"/>
-        <w:numPr>
-          <w:ilvl w:val="0"/>
-          <w:numId w:val="4"/>
-        </w:numPr>
-        <w:spacing w:after="0" w:line="360" w:lineRule="auto"/>
-        <w:rPr>
-          <w:rFonts w:ascii="Assistant Medium" w:hAnsi="Assistant Medium" w:cs="Assistant Medium"/>
-          <w:lang w:val="en-US"/>
-        </w:rPr>
-      </w:pPr>
-      <w:r>
-        <w:rPr>
-          <w:rFonts w:ascii="Assistant Medium" w:hAnsi="Assistant Medium" w:cs="Assistant Medium"/>
-          <w:lang w:val="en-US"/>
+        </w:rPr>
+      </w:pPr>
+      <w:r>
+        <w:rPr>
+          <w:rFonts w:ascii="Assistant Medium" w:hAnsi="Assistant Medium" w:cs="Assistant Medium"/>
+        </w:rPr>
+        <w:t>Typosquatting Protection.</w:t>
+      </w:r>
+    </w:p>
+    <w:p>
+      <w:pPr>
+        <w:pStyle w:val="ListParagraph"/>
+        <w:numPr>
+          <w:ilvl w:val="0"/>
+          <w:numId w:val="4"/>
+        </w:numPr>
+        <w:spacing w:after="0" w:line="360" w:lineRule="auto"/>
+        <w:rPr>
+          <w:rFonts w:ascii="Assistant Medium" w:hAnsi="Assistant Medium" w:cs="Assistant Medium"/>
+        </w:rPr>
+      </w:pPr>
+      <w:r>
+        <w:rPr>
+          <w:rFonts w:ascii="Assistant Medium" w:hAnsi="Assistant Medium" w:cs="Assistant Medium"/>
         </w:rPr>
         <w:t>Domain Generation Algorithms (DGAs) Protection.</w:t>
       </w:r>
@@ -2835,13 +2353,11 @@
         <w:spacing w:after="0" w:line="360" w:lineRule="auto"/>
         <w:rPr>
           <w:rFonts w:ascii="Assistant Medium" w:hAnsi="Assistant Medium" w:cs="Assistant Medium"/>
-          <w:lang w:val="en-US"/>
-        </w:rPr>
-      </w:pPr>
-      <w:r>
-        <w:rPr>
-          <w:rFonts w:ascii="Assistant Medium" w:hAnsi="Assistant Medium" w:cs="Assistant Medium"/>
-          <w:lang w:val="en-US"/>
+        </w:rPr>
+      </w:pPr>
+      <w:r>
+        <w:rPr>
+          <w:rFonts w:ascii="Assistant Medium" w:hAnsi="Assistant Medium" w:cs="Assistant Medium"/>
         </w:rPr>
         <w:t>Block Newly Registered Domains (NRDs).</w:t>
       </w:r>
@@ -2856,13 +2372,11 @@
         <w:spacing w:after="0" w:line="360" w:lineRule="auto"/>
         <w:rPr>
           <w:rFonts w:ascii="Assistant Medium" w:hAnsi="Assistant Medium" w:cs="Assistant Medium"/>
-          <w:lang w:val="en-US"/>
-        </w:rPr>
-      </w:pPr>
-      <w:r>
-        <w:rPr>
-          <w:rFonts w:ascii="Assistant Medium" w:hAnsi="Assistant Medium" w:cs="Assistant Medium"/>
-          <w:lang w:val="en-US"/>
+        </w:rPr>
+      </w:pPr>
+      <w:r>
+        <w:rPr>
+          <w:rFonts w:ascii="Assistant Medium" w:hAnsi="Assistant Medium" w:cs="Assistant Medium"/>
         </w:rPr>
         <w:t>Block Dynamic DNS Hostnames.</w:t>
       </w:r>
@@ -2877,13 +2391,11 @@
         <w:spacing w:after="0" w:line="360" w:lineRule="auto"/>
         <w:rPr>
           <w:rFonts w:ascii="Assistant Medium" w:hAnsi="Assistant Medium" w:cs="Assistant Medium"/>
-          <w:lang w:val="en-US"/>
-        </w:rPr>
-      </w:pPr>
-      <w:r>
-        <w:rPr>
-          <w:rFonts w:ascii="Assistant Medium" w:hAnsi="Assistant Medium" w:cs="Assistant Medium"/>
-          <w:lang w:val="en-US"/>
+        </w:rPr>
+      </w:pPr>
+      <w:r>
+        <w:rPr>
+          <w:rFonts w:ascii="Assistant Medium" w:hAnsi="Assistant Medium" w:cs="Assistant Medium"/>
         </w:rPr>
         <w:t>Block Parked Domains.</w:t>
       </w:r>
@@ -2898,13 +2410,11 @@
         <w:spacing w:after="0" w:line="360" w:lineRule="auto"/>
         <w:rPr>
           <w:rFonts w:ascii="Assistant Medium" w:hAnsi="Assistant Medium" w:cs="Assistant Medium"/>
-          <w:lang w:val="en-US"/>
-        </w:rPr>
-      </w:pPr>
-      <w:r>
-        <w:rPr>
-          <w:rFonts w:ascii="Assistant Medium" w:hAnsi="Assistant Medium" w:cs="Assistant Medium"/>
-          <w:lang w:val="en-US"/>
+        </w:rPr>
+      </w:pPr>
+      <w:r>
+        <w:rPr>
+          <w:rFonts w:ascii="Assistant Medium" w:hAnsi="Assistant Medium" w:cs="Assistant Medium"/>
         </w:rPr>
         <w:t>Block many risky Top-Level Domains (TLDs)</w:t>
       </w:r>
@@ -2919,13 +2429,11 @@
         <w:spacing w:after="0" w:line="360" w:lineRule="auto"/>
         <w:rPr>
           <w:rFonts w:ascii="Assistant Medium" w:hAnsi="Assistant Medium" w:cs="Assistant Medium"/>
-          <w:lang w:val="en-US"/>
-        </w:rPr>
-      </w:pPr>
-      <w:r>
-        <w:rPr>
-          <w:rFonts w:ascii="Assistant Medium" w:hAnsi="Assistant Medium" w:cs="Assistant Medium"/>
-          <w:lang w:val="en-US"/>
+        </w:rPr>
+      </w:pPr>
+      <w:r>
+        <w:rPr>
+          <w:rFonts w:ascii="Assistant Medium" w:hAnsi="Assistant Medium" w:cs="Assistant Medium"/>
         </w:rPr>
         <w:t>Ad blocking</w:t>
       </w:r>
@@ -2940,13 +2448,11 @@
         <w:spacing w:after="0" w:line="360" w:lineRule="auto"/>
         <w:rPr>
           <w:rFonts w:ascii="Assistant Medium" w:hAnsi="Assistant Medium" w:cs="Assistant Medium"/>
-          <w:lang w:val="en-US"/>
-        </w:rPr>
-      </w:pPr>
-      <w:r>
-        <w:rPr>
-          <w:rFonts w:ascii="Assistant Medium" w:hAnsi="Assistant Medium" w:cs="Assistant Medium"/>
-          <w:lang w:val="en-US"/>
+        </w:rPr>
+      </w:pPr>
+      <w:r>
+        <w:rPr>
+          <w:rFonts w:ascii="Assistant Medium" w:hAnsi="Assistant Medium" w:cs="Assistant Medium"/>
         </w:rPr>
         <w:t>Tracking protection.</w:t>
       </w:r>
@@ -2961,84 +2467,32 @@
         <w:spacing w:after="0" w:line="360" w:lineRule="auto"/>
         <w:rPr>
           <w:rFonts w:ascii="Assistant Medium" w:hAnsi="Assistant Medium" w:cs="Assistant Medium"/>
-          <w:lang w:val="en-US"/>
-        </w:rPr>
-      </w:pPr>
-      <w:r>
-        <w:rPr>
-          <w:rFonts w:ascii="Assistant Medium" w:hAnsi="Assistant Medium" w:cs="Assistant Medium"/>
-          <w:lang w:val="en-US"/>
-        </w:rPr>
-        <w:t xml:space="preserve">Support </w:t>
-      </w:r>
-      <w:proofErr w:type="spellStart"/>
-      <w:r>
-        <w:rPr>
-          <w:rFonts w:ascii="Assistant Medium" w:hAnsi="Assistant Medium" w:cs="Assistant Medium"/>
-          <w:lang w:val="en-US"/>
-        </w:rPr>
-        <w:t>dnssec</w:t>
-      </w:r>
-      <w:proofErr w:type="spellEnd"/>
-      <w:r>
-        <w:rPr>
-          <w:rFonts w:ascii="Assistant Medium" w:hAnsi="Assistant Medium" w:cs="Assistant Medium"/>
-          <w:lang w:val="en-US"/>
-        </w:rPr>
-        <w:t>.</w:t>
-      </w:r>
-    </w:p>
-    <w:p>
-      <w:pPr>
-        <w:pStyle w:val="ListParagraph"/>
-        <w:numPr>
-          <w:ilvl w:val="0"/>
-          <w:numId w:val="4"/>
-        </w:numPr>
-        <w:spacing w:after="0" w:line="360" w:lineRule="auto"/>
-        <w:rPr>
-          <w:rFonts w:ascii="Assistant Medium" w:hAnsi="Assistant Medium" w:cs="Assistant Medium"/>
-          <w:lang w:val="en-US"/>
-        </w:rPr>
-      </w:pPr>
-      <w:r>
-        <w:rPr>
-          <w:rFonts w:ascii="Assistant Medium" w:hAnsi="Assistant Medium" w:cs="Assistant Medium"/>
-          <w:lang w:val="en-US"/>
-        </w:rPr>
-        <w:t xml:space="preserve">Used with </w:t>
-      </w:r>
-      <w:proofErr w:type="spellStart"/>
-      <w:r>
-        <w:rPr>
-          <w:rFonts w:ascii="Assistant Medium" w:hAnsi="Assistant Medium" w:cs="Assistant Medium"/>
-          <w:lang w:val="en-US"/>
-        </w:rPr>
-        <w:t>dns</w:t>
-      </w:r>
-      <w:proofErr w:type="spellEnd"/>
-      <w:r>
-        <w:rPr>
-          <w:rFonts w:ascii="Assistant Medium" w:hAnsi="Assistant Medium" w:cs="Assistant Medium"/>
-          <w:lang w:val="en-US"/>
-        </w:rPr>
-        <w:t xml:space="preserve"> over </w:t>
-      </w:r>
-      <w:proofErr w:type="spellStart"/>
-      <w:r>
-        <w:rPr>
-          <w:rFonts w:ascii="Assistant Medium" w:hAnsi="Assistant Medium" w:cs="Assistant Medium"/>
-          <w:lang w:val="en-US"/>
-        </w:rPr>
-        <w:t>tls</w:t>
-      </w:r>
-      <w:proofErr w:type="spellEnd"/>
-      <w:r>
-        <w:rPr>
-          <w:rFonts w:ascii="Assistant Medium" w:hAnsi="Assistant Medium" w:cs="Assistant Medium"/>
-          <w:lang w:val="en-US"/>
-        </w:rPr>
-        <w:t xml:space="preserve"> or https.</w:t>
+        </w:rPr>
+      </w:pPr>
+      <w:r>
+        <w:rPr>
+          <w:rFonts w:ascii="Assistant Medium" w:hAnsi="Assistant Medium" w:cs="Assistant Medium"/>
+        </w:rPr>
+        <w:t>Support dnssec.</w:t>
+      </w:r>
+    </w:p>
+    <w:p>
+      <w:pPr>
+        <w:pStyle w:val="ListParagraph"/>
+        <w:numPr>
+          <w:ilvl w:val="0"/>
+          <w:numId w:val="4"/>
+        </w:numPr>
+        <w:spacing w:after="0" w:line="360" w:lineRule="auto"/>
+        <w:rPr>
+          <w:rFonts w:ascii="Assistant Medium" w:hAnsi="Assistant Medium" w:cs="Assistant Medium"/>
+        </w:rPr>
+      </w:pPr>
+      <w:r>
+        <w:rPr>
+          <w:rFonts w:ascii="Assistant Medium" w:hAnsi="Assistant Medium" w:cs="Assistant Medium"/>
+        </w:rPr>
+        <w:t>Used with dns over tls or https.</w:t>
       </w:r>
     </w:p>
     <w:p>
@@ -3051,73 +2505,36 @@
         <w:spacing w:after="0" w:line="360" w:lineRule="auto"/>
         <w:rPr>
           <w:rFonts w:ascii="Assistant Medium" w:hAnsi="Assistant Medium" w:cs="Assistant Medium"/>
-          <w:lang w:val="en-US"/>
-        </w:rPr>
-      </w:pPr>
-      <w:r>
-        <w:rPr>
-          <w:rFonts w:ascii="Assistant Medium" w:hAnsi="Assistant Medium" w:cs="Assistant Medium"/>
-          <w:lang w:val="en-US"/>
-        </w:rPr>
-        <w:t xml:space="preserve">DNS server on AWS – </w:t>
-      </w:r>
-      <w:proofErr w:type="spellStart"/>
-      <w:r>
-        <w:rPr>
-          <w:rFonts w:ascii="Assistant Medium" w:hAnsi="Assistant Medium" w:cs="Assistant Medium"/>
-          <w:lang w:val="en-US"/>
-        </w:rPr>
-        <w:t>Adguard</w:t>
-      </w:r>
-      <w:proofErr w:type="spellEnd"/>
-      <w:r>
-        <w:rPr>
-          <w:rFonts w:ascii="Assistant Medium" w:hAnsi="Assistant Medium" w:cs="Assistant Medium"/>
-          <w:lang w:val="en-US"/>
-        </w:rPr>
-        <w:t xml:space="preserve"> home</w:t>
-      </w:r>
-      <w:r>
-        <w:rPr>
-          <w:rFonts w:ascii="Assistant Medium" w:hAnsi="Assistant Medium" w:cs="Assistant Medium"/>
-          <w:lang w:val="en-US"/>
-        </w:rPr>
-        <w:t xml:space="preserve"> – connected to </w:t>
-      </w:r>
-      <w:proofErr w:type="spellStart"/>
-      <w:r>
-        <w:rPr>
-          <w:rFonts w:ascii="Assistant Medium" w:hAnsi="Assistant Medium" w:cs="Assistant Medium"/>
-          <w:lang w:val="en-US"/>
-        </w:rPr>
-        <w:t>dns</w:t>
-      </w:r>
-      <w:proofErr w:type="spellEnd"/>
-      <w:r>
-        <w:rPr>
-          <w:rFonts w:ascii="Assistant Medium" w:hAnsi="Assistant Medium" w:cs="Assistant Medium"/>
-          <w:lang w:val="en-US"/>
-        </w:rPr>
-        <w:t xml:space="preserve"> firewall.</w:t>
-      </w:r>
-    </w:p>
-    <w:p>
-      <w:pPr>
-        <w:pStyle w:val="ListParagraph"/>
-        <w:numPr>
-          <w:ilvl w:val="0"/>
-          <w:numId w:val="4"/>
-        </w:numPr>
-        <w:spacing w:after="0" w:line="360" w:lineRule="auto"/>
-        <w:rPr>
-          <w:rFonts w:ascii="Assistant Medium" w:hAnsi="Assistant Medium" w:cs="Assistant Medium"/>
-          <w:lang w:val="en-US"/>
-        </w:rPr>
-      </w:pPr>
-      <w:r>
-        <w:rPr>
-          <w:rFonts w:ascii="Assistant Medium" w:hAnsi="Assistant Medium" w:cs="Assistant Medium"/>
-          <w:lang w:val="en-US"/>
+        </w:rPr>
+      </w:pPr>
+      <w:r>
+        <w:rPr>
+          <w:rFonts w:ascii="Assistant Medium" w:hAnsi="Assistant Medium" w:cs="Assistant Medium"/>
+        </w:rPr>
+        <w:t>DNS server on AWS – Adguard home</w:t>
+      </w:r>
+      <w:r>
+        <w:rPr>
+          <w:rFonts w:ascii="Assistant Medium" w:hAnsi="Assistant Medium" w:cs="Assistant Medium"/>
+        </w:rPr>
+        <w:t xml:space="preserve"> – connected to dns firewall.</w:t>
+      </w:r>
+    </w:p>
+    <w:p>
+      <w:pPr>
+        <w:pStyle w:val="ListParagraph"/>
+        <w:numPr>
+          <w:ilvl w:val="0"/>
+          <w:numId w:val="4"/>
+        </w:numPr>
+        <w:spacing w:after="0" w:line="360" w:lineRule="auto"/>
+        <w:rPr>
+          <w:rFonts w:ascii="Assistant Medium" w:hAnsi="Assistant Medium" w:cs="Assistant Medium"/>
+        </w:rPr>
+      </w:pPr>
+      <w:r>
+        <w:rPr>
+          <w:rFonts w:ascii="Assistant Medium" w:hAnsi="Assistant Medium" w:cs="Assistant Medium"/>
         </w:rPr>
         <w:t>Threat intelligence feeds.</w:t>
       </w:r>
@@ -3132,13 +2549,11 @@
         <w:spacing w:after="0" w:line="360" w:lineRule="auto"/>
         <w:rPr>
           <w:rFonts w:ascii="Assistant Medium" w:hAnsi="Assistant Medium" w:cs="Assistant Medium"/>
-          <w:lang w:val="en-US"/>
-        </w:rPr>
-      </w:pPr>
-      <w:r>
-        <w:rPr>
-          <w:rFonts w:ascii="Assistant Medium" w:hAnsi="Assistant Medium" w:cs="Assistant Medium"/>
-          <w:lang w:val="en-US"/>
+        </w:rPr>
+      </w:pPr>
+      <w:r>
+        <w:rPr>
+          <w:rFonts w:ascii="Assistant Medium" w:hAnsi="Assistant Medium" w:cs="Assistant Medium"/>
         </w:rPr>
         <w:t>Ad blocking.</w:t>
       </w:r>
@@ -3153,13 +2568,11 @@
         <w:spacing w:after="0" w:line="360" w:lineRule="auto"/>
         <w:rPr>
           <w:rFonts w:ascii="Assistant Medium" w:hAnsi="Assistant Medium" w:cs="Assistant Medium"/>
-          <w:lang w:val="en-US"/>
-        </w:rPr>
-      </w:pPr>
-      <w:r>
-        <w:rPr>
-          <w:rFonts w:ascii="Assistant Medium" w:hAnsi="Assistant Medium" w:cs="Assistant Medium"/>
-          <w:lang w:val="en-US"/>
+        </w:rPr>
+      </w:pPr>
+      <w:r>
+        <w:rPr>
+          <w:rFonts w:ascii="Assistant Medium" w:hAnsi="Assistant Medium" w:cs="Assistant Medium"/>
         </w:rPr>
         <w:t>Tracking protection.</w:t>
       </w:r>
@@ -3171,15 +2584,13 @@
           <w:rFonts w:ascii="Assistant Medium" w:hAnsi="Assistant Medium" w:cs="Assistant Medium"/>
           <w:b/>
           <w:bCs/>
-          <w:lang w:val="en-US"/>
-        </w:rPr>
-      </w:pPr>
-      <w:r>
-        <w:rPr>
-          <w:rFonts w:ascii="Assistant Medium" w:hAnsi="Assistant Medium" w:cs="Assistant Medium"/>
-          <w:b/>
-          <w:bCs/>
-          <w:lang w:val="en-US"/>
+        </w:rPr>
+      </w:pPr>
+      <w:r>
+        <w:rPr>
+          <w:rFonts w:ascii="Assistant Medium" w:hAnsi="Assistant Medium" w:cs="Assistant Medium"/>
+          <w:b/>
+          <w:bCs/>
         </w:rPr>
         <w:t>Additional For me:</w:t>
       </w:r>
@@ -3194,69 +2605,59 @@
         <w:spacing w:after="0" w:line="360" w:lineRule="auto"/>
         <w:rPr>
           <w:rFonts w:ascii="Assistant Medium" w:hAnsi="Assistant Medium" w:cs="Assistant Medium"/>
-          <w:lang w:val="en-US"/>
-        </w:rPr>
-      </w:pPr>
-      <w:r>
-        <w:rPr>
-          <w:rFonts w:ascii="Assistant Medium" w:hAnsi="Assistant Medium" w:cs="Assistant Medium"/>
-          <w:lang w:val="en-US"/>
+        </w:rPr>
+      </w:pPr>
+      <w:r>
+        <w:rPr>
+          <w:rFonts w:ascii="Assistant Medium" w:hAnsi="Assistant Medium" w:cs="Assistant Medium"/>
         </w:rPr>
         <w:t>Checkpoint SMB Firewall</w:t>
       </w:r>
       <w:r>
         <w:rPr>
           <w:rFonts w:ascii="Assistant Medium" w:hAnsi="Assistant Medium" w:cs="Assistant Medium"/>
-          <w:lang w:val="en-US"/>
         </w:rPr>
         <w:t>, Used now mainly as access point</w:t>
       </w:r>
       <w:r>
         <w:rPr>
           <w:rFonts w:ascii="Assistant Medium" w:hAnsi="Assistant Medium" w:cs="Assistant Medium"/>
-          <w:lang w:val="en-US"/>
         </w:rPr>
         <w:t xml:space="preserve"> with </w:t>
       </w:r>
       <w:r>
         <w:rPr>
           <w:rFonts w:ascii="Assistant Medium" w:hAnsi="Assistant Medium" w:cs="Assistant Medium"/>
-          <w:lang w:val="en-US"/>
         </w:rPr>
         <w:t>additional</w:t>
       </w:r>
       <w:r>
         <w:rPr>
           <w:rFonts w:ascii="Assistant Medium" w:hAnsi="Assistant Medium" w:cs="Assistant Medium"/>
-          <w:lang w:val="en-US"/>
         </w:rPr>
         <w:t xml:space="preserve"> </w:t>
       </w:r>
       <w:r>
         <w:rPr>
           <w:rFonts w:ascii="Assistant Medium" w:hAnsi="Assistant Medium" w:cs="Assistant Medium"/>
-          <w:lang w:val="en-US"/>
         </w:rPr>
         <w:t>protection</w:t>
       </w:r>
       <w:r>
         <w:rPr>
           <w:rFonts w:ascii="Assistant Medium" w:hAnsi="Assistant Medium" w:cs="Assistant Medium"/>
-          <w:lang w:val="en-US"/>
         </w:rPr>
         <w:t xml:space="preserve"> ( </w:t>
       </w:r>
       <w:r>
         <w:rPr>
           <w:rFonts w:ascii="Assistant Medium" w:hAnsi="Assistant Medium" w:cs="Assistant Medium"/>
-          <w:lang w:val="en-US"/>
         </w:rPr>
         <w:t>without</w:t>
       </w:r>
       <w:r>
         <w:rPr>
           <w:rFonts w:ascii="Assistant Medium" w:hAnsi="Assistant Medium" w:cs="Assistant Medium"/>
-          <w:lang w:val="en-US"/>
         </w:rPr>
         <w:t xml:space="preserve"> DPI).</w:t>
       </w:r>
@@ -3266,34 +2667,30 @@
         <w:spacing w:after="0" w:line="360" w:lineRule="auto"/>
         <w:rPr>
           <w:rFonts w:ascii="Assistant Medium" w:hAnsi="Assistant Medium" w:cs="Assistant Medium"/>
-          <w:lang w:val="en-US"/>
-        </w:rPr>
-      </w:pPr>
-    </w:p>
-    <w:p>
-      <w:pPr>
-        <w:spacing w:after="0" w:line="360" w:lineRule="auto"/>
-        <w:rPr>
-          <w:rFonts w:ascii="Assistant Medium" w:hAnsi="Assistant Medium" w:cs="Assistant Medium"/>
-          <w:lang w:val="en-US"/>
-        </w:rPr>
-      </w:pPr>
-    </w:p>
-    <w:p>
-      <w:pPr>
-        <w:spacing w:after="0" w:line="360" w:lineRule="auto"/>
-        <w:rPr>
-          <w:rFonts w:ascii="Assistant Medium" w:hAnsi="Assistant Medium" w:cs="Assistant Medium"/>
-          <w:lang w:val="en-US"/>
-        </w:rPr>
-      </w:pPr>
-    </w:p>
-    <w:p>
-      <w:pPr>
-        <w:spacing w:after="0" w:line="360" w:lineRule="auto"/>
-        <w:rPr>
-          <w:rFonts w:ascii="Assistant Medium" w:hAnsi="Assistant Medium" w:cs="Assistant Medium"/>
-          <w:lang w:val="en-US"/>
+        </w:rPr>
+      </w:pPr>
+    </w:p>
+    <w:p>
+      <w:pPr>
+        <w:spacing w:after="0" w:line="360" w:lineRule="auto"/>
+        <w:rPr>
+          <w:rFonts w:ascii="Assistant Medium" w:hAnsi="Assistant Medium" w:cs="Assistant Medium"/>
+        </w:rPr>
+      </w:pPr>
+    </w:p>
+    <w:p>
+      <w:pPr>
+        <w:spacing w:after="0" w:line="360" w:lineRule="auto"/>
+        <w:rPr>
+          <w:rFonts w:ascii="Assistant Medium" w:hAnsi="Assistant Medium" w:cs="Assistant Medium"/>
+        </w:rPr>
+      </w:pPr>
+    </w:p>
+    <w:p>
+      <w:pPr>
+        <w:spacing w:after="0" w:line="360" w:lineRule="auto"/>
+        <w:rPr>
+          <w:rFonts w:ascii="Assistant Medium" w:hAnsi="Assistant Medium" w:cs="Assistant Medium"/>
         </w:rPr>
       </w:pPr>
     </w:p>
@@ -3307,7 +2704,6 @@
           <w:sz w:val="28"/>
           <w:szCs w:val="28"/>
           <w:u w:val="single"/>
-          <w:lang w:val="en-US"/>
         </w:rPr>
       </w:pPr>
       <w:r>
@@ -3318,7 +2714,6 @@
           <w:sz w:val="28"/>
           <w:szCs w:val="28"/>
           <w:u w:val="single"/>
-          <w:lang w:val="en-US"/>
         </w:rPr>
         <w:lastRenderedPageBreak/>
         <w:t xml:space="preserve">Email </w:t>
@@ -3331,15 +2726,13 @@
           <w:rFonts w:ascii="Assistant Medium" w:hAnsi="Assistant Medium" w:cs="Assistant Medium"/>
           <w:b/>
           <w:bCs/>
-          <w:lang w:val="en-US"/>
-        </w:rPr>
-      </w:pPr>
-      <w:r>
-        <w:rPr>
-          <w:rFonts w:ascii="Assistant Medium" w:hAnsi="Assistant Medium" w:cs="Assistant Medium"/>
-          <w:b/>
-          <w:bCs/>
-          <w:lang w:val="en-US"/>
+        </w:rPr>
+      </w:pPr>
+      <w:r>
+        <w:rPr>
+          <w:rFonts w:ascii="Assistant Medium" w:hAnsi="Assistant Medium" w:cs="Assistant Medium"/>
+          <w:b/>
+          <w:bCs/>
         </w:rPr>
         <w:t>For the family</w:t>
       </w:r>
@@ -3354,13 +2747,11 @@
         <w:spacing w:after="0" w:line="360" w:lineRule="auto"/>
         <w:rPr>
           <w:rFonts w:ascii="Assistant Medium" w:hAnsi="Assistant Medium" w:cs="Assistant Medium"/>
-          <w:lang w:val="en-US"/>
-        </w:rPr>
-      </w:pPr>
-      <w:r>
-        <w:rPr>
-          <w:rFonts w:ascii="Assistant Medium" w:hAnsi="Assistant Medium" w:cs="Assistant Medium"/>
-          <w:lang w:val="en-US"/>
+        </w:rPr>
+      </w:pPr>
+      <w:r>
+        <w:rPr>
+          <w:rFonts w:ascii="Assistant Medium" w:hAnsi="Assistant Medium" w:cs="Assistant Medium"/>
         </w:rPr>
         <w:t>Passkeys login.</w:t>
       </w:r>
@@ -3375,13 +2766,11 @@
         <w:spacing w:after="0" w:line="360" w:lineRule="auto"/>
         <w:rPr>
           <w:rFonts w:ascii="Assistant Medium" w:hAnsi="Assistant Medium" w:cs="Assistant Medium"/>
-          <w:lang w:val="en-US"/>
-        </w:rPr>
-      </w:pPr>
-      <w:r>
-        <w:rPr>
-          <w:rFonts w:ascii="Assistant Medium" w:hAnsi="Assistant Medium" w:cs="Assistant Medium"/>
-          <w:lang w:val="en-US"/>
+        </w:rPr>
+      </w:pPr>
+      <w:r>
+        <w:rPr>
+          <w:rFonts w:ascii="Assistant Medium" w:hAnsi="Assistant Medium" w:cs="Assistant Medium"/>
         </w:rPr>
         <w:t>MFA.</w:t>
       </w:r>
@@ -3393,15 +2782,13 @@
           <w:rFonts w:ascii="Assistant Medium" w:hAnsi="Assistant Medium" w:cs="Assistant Medium"/>
           <w:b/>
           <w:bCs/>
-          <w:lang w:val="en-US"/>
-        </w:rPr>
-      </w:pPr>
-      <w:r>
-        <w:rPr>
-          <w:rFonts w:ascii="Assistant Medium" w:hAnsi="Assistant Medium" w:cs="Assistant Medium"/>
-          <w:b/>
-          <w:bCs/>
-          <w:lang w:val="en-US"/>
+        </w:rPr>
+      </w:pPr>
+      <w:r>
+        <w:rPr>
+          <w:rFonts w:ascii="Assistant Medium" w:hAnsi="Assistant Medium" w:cs="Assistant Medium"/>
+          <w:b/>
+          <w:bCs/>
         </w:rPr>
         <w:t>Additional For me</w:t>
       </w:r>
@@ -3416,24 +2803,13 @@
         <w:spacing w:after="0" w:line="360" w:lineRule="auto"/>
         <w:rPr>
           <w:rFonts w:ascii="Assistant Medium" w:hAnsi="Assistant Medium" w:cs="Assistant Medium"/>
-          <w:lang w:val="en-US"/>
-        </w:rPr>
-      </w:pPr>
-      <w:proofErr w:type="spellStart"/>
-      <w:r>
-        <w:rPr>
-          <w:rFonts w:ascii="Assistant Medium" w:hAnsi="Assistant Medium" w:cs="Assistant Medium"/>
-          <w:lang w:val="en-US"/>
-        </w:rPr>
-        <w:t>Yubikey</w:t>
-      </w:r>
-      <w:proofErr w:type="spellEnd"/>
-      <w:r>
-        <w:rPr>
-          <w:rFonts w:ascii="Assistant Medium" w:hAnsi="Assistant Medium" w:cs="Assistant Medium"/>
-          <w:lang w:val="en-US"/>
-        </w:rPr>
-        <w:t xml:space="preserve"> login</w:t>
+        </w:rPr>
+      </w:pPr>
+      <w:r>
+        <w:rPr>
+          <w:rFonts w:ascii="Assistant Medium" w:hAnsi="Assistant Medium" w:cs="Assistant Medium"/>
+        </w:rPr>
+        <w:t>Yubikey login</w:t>
       </w:r>
     </w:p>
     <w:p>
@@ -3446,13 +2822,11 @@
         <w:spacing w:after="0" w:line="360" w:lineRule="auto"/>
         <w:rPr>
           <w:rFonts w:ascii="Assistant Medium" w:hAnsi="Assistant Medium" w:cs="Assistant Medium"/>
-          <w:lang w:val="en-US"/>
-        </w:rPr>
-      </w:pPr>
-      <w:r>
-        <w:rPr>
-          <w:rFonts w:ascii="Assistant Medium" w:hAnsi="Assistant Medium" w:cs="Assistant Medium"/>
-          <w:lang w:val="en-US"/>
+        </w:rPr>
+      </w:pPr>
+      <w:r>
+        <w:rPr>
+          <w:rFonts w:ascii="Assistant Medium" w:hAnsi="Assistant Medium" w:cs="Assistant Medium"/>
         </w:rPr>
         <w:t>Advance Protection Program</w:t>
       </w:r>
@@ -3467,34 +2841,29 @@
         <w:spacing w:after="0" w:line="360" w:lineRule="auto"/>
         <w:rPr>
           <w:rFonts w:ascii="Assistant Medium" w:hAnsi="Assistant Medium" w:cs="Assistant Medium"/>
-          <w:lang w:val="en-US"/>
-        </w:rPr>
-      </w:pPr>
-      <w:r>
-        <w:rPr>
-          <w:rFonts w:ascii="Assistant Medium" w:hAnsi="Assistant Medium" w:cs="Assistant Medium"/>
-          <w:lang w:val="en-US"/>
+        </w:rPr>
+      </w:pPr>
+      <w:r>
+        <w:rPr>
+          <w:rFonts w:ascii="Assistant Medium" w:hAnsi="Assistant Medium" w:cs="Assistant Medium"/>
         </w:rPr>
         <w:t>Check point email protection for 1 Mailbox</w:t>
       </w:r>
       <w:r>
         <w:rPr>
           <w:rFonts w:ascii="Assistant Medium" w:hAnsi="Assistant Medium" w:cs="Assistant Medium"/>
-          <w:lang w:val="en-US"/>
         </w:rPr>
         <w:t xml:space="preserve"> on google workspace</w:t>
       </w:r>
       <w:r>
         <w:rPr>
           <w:rFonts w:ascii="Assistant Medium" w:hAnsi="Assistant Medium" w:cs="Assistant Medium"/>
-          <w:lang w:val="en-US"/>
         </w:rPr>
         <w:t xml:space="preserve"> with a domain</w:t>
       </w:r>
       <w:r>
         <w:rPr>
           <w:rFonts w:ascii="Assistant Medium" w:hAnsi="Assistant Medium" w:cs="Assistant Medium"/>
-          <w:lang w:val="en-US"/>
         </w:rPr>
         <w:t>.</w:t>
       </w:r>
@@ -3509,149 +2878,123 @@
         <w:spacing w:after="0" w:line="360" w:lineRule="auto"/>
         <w:rPr>
           <w:rFonts w:ascii="Assistant Medium" w:hAnsi="Assistant Medium" w:cs="Assistant Medium"/>
-          <w:lang w:val="en-US"/>
-        </w:rPr>
-      </w:pPr>
-      <w:proofErr w:type="spellStart"/>
-      <w:r>
-        <w:rPr>
-          <w:rFonts w:ascii="Assistant Medium" w:hAnsi="Assistant Medium" w:cs="Assistant Medium"/>
-          <w:lang w:val="en-US"/>
+        </w:rPr>
+      </w:pPr>
+      <w:r>
+        <w:rPr>
+          <w:rFonts w:ascii="Assistant Medium" w:hAnsi="Assistant Medium" w:cs="Assistant Medium"/>
         </w:rPr>
         <w:t>Dnssec</w:t>
       </w:r>
-      <w:proofErr w:type="spellEnd"/>
-    </w:p>
-    <w:p>
-      <w:pPr>
-        <w:pStyle w:val="ListParagraph"/>
-        <w:numPr>
-          <w:ilvl w:val="0"/>
-          <w:numId w:val="4"/>
-        </w:numPr>
-        <w:spacing w:after="0" w:line="360" w:lineRule="auto"/>
-        <w:rPr>
-          <w:rFonts w:ascii="Assistant Medium" w:hAnsi="Assistant Medium" w:cs="Assistant Medium"/>
-          <w:lang w:val="en-US"/>
-        </w:rPr>
-      </w:pPr>
-      <w:proofErr w:type="spellStart"/>
-      <w:r>
-        <w:rPr>
-          <w:rFonts w:ascii="Assistant Medium" w:hAnsi="Assistant Medium" w:cs="Assistant Medium"/>
-          <w:lang w:val="en-US"/>
+    </w:p>
+    <w:p>
+      <w:pPr>
+        <w:pStyle w:val="ListParagraph"/>
+        <w:numPr>
+          <w:ilvl w:val="0"/>
+          <w:numId w:val="4"/>
+        </w:numPr>
+        <w:spacing w:after="0" w:line="360" w:lineRule="auto"/>
+        <w:rPr>
+          <w:rFonts w:ascii="Assistant Medium" w:hAnsi="Assistant Medium" w:cs="Assistant Medium"/>
+        </w:rPr>
+      </w:pPr>
+      <w:r>
+        <w:rPr>
+          <w:rFonts w:ascii="Assistant Medium" w:hAnsi="Assistant Medium" w:cs="Assistant Medium"/>
         </w:rPr>
         <w:t>Spf</w:t>
       </w:r>
-      <w:proofErr w:type="spellEnd"/>
-    </w:p>
-    <w:p>
-      <w:pPr>
-        <w:pStyle w:val="ListParagraph"/>
-        <w:numPr>
-          <w:ilvl w:val="0"/>
-          <w:numId w:val="4"/>
-        </w:numPr>
-        <w:spacing w:after="0" w:line="360" w:lineRule="auto"/>
-        <w:rPr>
-          <w:rFonts w:ascii="Assistant Medium" w:hAnsi="Assistant Medium" w:cs="Assistant Medium"/>
-          <w:lang w:val="en-US"/>
-        </w:rPr>
-      </w:pPr>
-      <w:proofErr w:type="spellStart"/>
-      <w:r>
-        <w:rPr>
-          <w:rFonts w:ascii="Assistant Medium" w:hAnsi="Assistant Medium" w:cs="Assistant Medium"/>
-          <w:lang w:val="en-US"/>
+    </w:p>
+    <w:p>
+      <w:pPr>
+        <w:pStyle w:val="ListParagraph"/>
+        <w:numPr>
+          <w:ilvl w:val="0"/>
+          <w:numId w:val="4"/>
+        </w:numPr>
+        <w:spacing w:after="0" w:line="360" w:lineRule="auto"/>
+        <w:rPr>
+          <w:rFonts w:ascii="Assistant Medium" w:hAnsi="Assistant Medium" w:cs="Assistant Medium"/>
+        </w:rPr>
+      </w:pPr>
+      <w:r>
+        <w:rPr>
+          <w:rFonts w:ascii="Assistant Medium" w:hAnsi="Assistant Medium" w:cs="Assistant Medium"/>
         </w:rPr>
         <w:t>Mta-sts</w:t>
       </w:r>
-      <w:proofErr w:type="spellEnd"/>
-    </w:p>
-    <w:p>
-      <w:pPr>
-        <w:pStyle w:val="ListParagraph"/>
-        <w:numPr>
-          <w:ilvl w:val="0"/>
-          <w:numId w:val="4"/>
-        </w:numPr>
-        <w:spacing w:after="0" w:line="360" w:lineRule="auto"/>
-        <w:rPr>
-          <w:rFonts w:ascii="Assistant Medium" w:hAnsi="Assistant Medium" w:cs="Assistant Medium"/>
-          <w:lang w:val="en-US"/>
-        </w:rPr>
-      </w:pPr>
-      <w:proofErr w:type="spellStart"/>
-      <w:r>
-        <w:rPr>
-          <w:rFonts w:ascii="Assistant Medium" w:hAnsi="Assistant Medium" w:cs="Assistant Medium"/>
-          <w:lang w:val="en-US"/>
+    </w:p>
+    <w:p>
+      <w:pPr>
+        <w:pStyle w:val="ListParagraph"/>
+        <w:numPr>
+          <w:ilvl w:val="0"/>
+          <w:numId w:val="4"/>
+        </w:numPr>
+        <w:spacing w:after="0" w:line="360" w:lineRule="auto"/>
+        <w:rPr>
+          <w:rFonts w:ascii="Assistant Medium" w:hAnsi="Assistant Medium" w:cs="Assistant Medium"/>
+        </w:rPr>
+      </w:pPr>
+      <w:r>
+        <w:rPr>
+          <w:rFonts w:ascii="Assistant Medium" w:hAnsi="Assistant Medium" w:cs="Assistant Medium"/>
         </w:rPr>
         <w:t>Dmarc</w:t>
       </w:r>
-      <w:proofErr w:type="spellEnd"/>
-    </w:p>
-    <w:p>
-      <w:pPr>
-        <w:pStyle w:val="ListParagraph"/>
-        <w:numPr>
-          <w:ilvl w:val="0"/>
-          <w:numId w:val="4"/>
-        </w:numPr>
-        <w:spacing w:after="0" w:line="360" w:lineRule="auto"/>
-        <w:rPr>
-          <w:rFonts w:ascii="Assistant Medium" w:hAnsi="Assistant Medium" w:cs="Assistant Medium"/>
-          <w:lang w:val="en-US"/>
-        </w:rPr>
-      </w:pPr>
-      <w:proofErr w:type="spellStart"/>
-      <w:r>
-        <w:rPr>
-          <w:rFonts w:ascii="Assistant Medium" w:hAnsi="Assistant Medium" w:cs="Assistant Medium"/>
-          <w:lang w:val="en-US"/>
+    </w:p>
+    <w:p>
+      <w:pPr>
+        <w:pStyle w:val="ListParagraph"/>
+        <w:numPr>
+          <w:ilvl w:val="0"/>
+          <w:numId w:val="4"/>
+        </w:numPr>
+        <w:spacing w:after="0" w:line="360" w:lineRule="auto"/>
+        <w:rPr>
+          <w:rFonts w:ascii="Assistant Medium" w:hAnsi="Assistant Medium" w:cs="Assistant Medium"/>
+        </w:rPr>
+      </w:pPr>
+      <w:r>
+        <w:rPr>
+          <w:rFonts w:ascii="Assistant Medium" w:hAnsi="Assistant Medium" w:cs="Assistant Medium"/>
         </w:rPr>
         <w:t>Dkim</w:t>
       </w:r>
-      <w:proofErr w:type="spellEnd"/>
-    </w:p>
-    <w:p>
-      <w:pPr>
-        <w:pStyle w:val="ListParagraph"/>
-        <w:numPr>
-          <w:ilvl w:val="0"/>
-          <w:numId w:val="4"/>
-        </w:numPr>
-        <w:spacing w:after="0" w:line="360" w:lineRule="auto"/>
-        <w:rPr>
-          <w:rFonts w:ascii="Assistant Medium" w:hAnsi="Assistant Medium" w:cs="Assistant Medium"/>
-          <w:lang w:val="en-US"/>
-        </w:rPr>
-      </w:pPr>
-      <w:proofErr w:type="spellStart"/>
-      <w:r>
-        <w:rPr>
-          <w:rFonts w:ascii="Assistant Medium" w:hAnsi="Assistant Medium" w:cs="Assistant Medium"/>
-          <w:lang w:val="en-US"/>
+    </w:p>
+    <w:p>
+      <w:pPr>
+        <w:pStyle w:val="ListParagraph"/>
+        <w:numPr>
+          <w:ilvl w:val="0"/>
+          <w:numId w:val="4"/>
+        </w:numPr>
+        <w:spacing w:after="0" w:line="360" w:lineRule="auto"/>
+        <w:rPr>
+          <w:rFonts w:ascii="Assistant Medium" w:hAnsi="Assistant Medium" w:cs="Assistant Medium"/>
+        </w:rPr>
+      </w:pPr>
+      <w:r>
+        <w:rPr>
+          <w:rFonts w:ascii="Assistant Medium" w:hAnsi="Assistant Medium" w:cs="Assistant Medium"/>
         </w:rPr>
         <w:t>caa</w:t>
       </w:r>
-      <w:proofErr w:type="spellEnd"/>
-    </w:p>
-    <w:p>
-      <w:pPr>
-        <w:spacing w:after="0" w:line="360" w:lineRule="auto"/>
-        <w:rPr>
-          <w:rFonts w:ascii="Assistant Medium" w:hAnsi="Assistant Medium" w:cs="Assistant Medium"/>
-          <w:lang w:val="en-US"/>
-        </w:rPr>
-      </w:pPr>
-    </w:p>
-    <w:p>
-      <w:pPr>
-        <w:spacing w:after="0" w:line="360" w:lineRule="auto"/>
-        <w:rPr>
-          <w:rFonts w:ascii="Assistant Medium" w:hAnsi="Assistant Medium" w:cs="Assistant Medium"/>
-          <w:lang w:val="en-US"/>
+    </w:p>
+    <w:p>
+      <w:pPr>
+        <w:spacing w:after="0" w:line="360" w:lineRule="auto"/>
+        <w:rPr>
+          <w:rFonts w:ascii="Assistant Medium" w:hAnsi="Assistant Medium" w:cs="Assistant Medium"/>
+        </w:rPr>
+      </w:pPr>
+    </w:p>
+    <w:p>
+      <w:pPr>
+        <w:spacing w:after="0" w:line="360" w:lineRule="auto"/>
+        <w:rPr>
+          <w:rFonts w:ascii="Assistant Medium" w:hAnsi="Assistant Medium" w:cs="Assistant Medium"/>
         </w:rPr>
       </w:pPr>
     </w:p>
@@ -3665,7 +3008,6 @@
           <w:sz w:val="28"/>
           <w:szCs w:val="28"/>
           <w:u w:val="single"/>
-          <w:lang w:val="en-US"/>
         </w:rPr>
       </w:pPr>
     </w:p>
@@ -3679,7 +3021,6 @@
           <w:sz w:val="28"/>
           <w:szCs w:val="28"/>
           <w:u w:val="single"/>
-          <w:lang w:val="en-US"/>
         </w:rPr>
       </w:pPr>
     </w:p>
@@ -3693,7 +3034,6 @@
           <w:sz w:val="28"/>
           <w:szCs w:val="28"/>
           <w:u w:val="single"/>
-          <w:lang w:val="en-US"/>
         </w:rPr>
       </w:pPr>
     </w:p>
@@ -3707,7 +3047,6 @@
           <w:sz w:val="28"/>
           <w:szCs w:val="28"/>
           <w:u w:val="single"/>
-          <w:lang w:val="en-US"/>
         </w:rPr>
       </w:pPr>
     </w:p>
@@ -3721,7 +3060,6 @@
           <w:sz w:val="28"/>
           <w:szCs w:val="28"/>
           <w:u w:val="single"/>
-          <w:lang w:val="en-US"/>
         </w:rPr>
       </w:pPr>
     </w:p>
@@ -3735,7 +3073,6 @@
           <w:sz w:val="28"/>
           <w:szCs w:val="28"/>
           <w:u w:val="single"/>
-          <w:lang w:val="en-US"/>
         </w:rPr>
       </w:pPr>
     </w:p>
@@ -3749,7 +3086,6 @@
           <w:sz w:val="28"/>
           <w:szCs w:val="28"/>
           <w:u w:val="single"/>
-          <w:lang w:val="en-US"/>
         </w:rPr>
       </w:pPr>
     </w:p>
@@ -3763,7 +3099,6 @@
           <w:sz w:val="28"/>
           <w:szCs w:val="28"/>
           <w:u w:val="single"/>
-          <w:lang w:val="en-US"/>
         </w:rPr>
       </w:pPr>
     </w:p>
@@ -3777,7 +3112,6 @@
           <w:sz w:val="28"/>
           <w:szCs w:val="28"/>
           <w:u w:val="single"/>
-          <w:lang w:val="en-US"/>
         </w:rPr>
       </w:pPr>
     </w:p>
@@ -3791,7 +3125,6 @@
           <w:sz w:val="28"/>
           <w:szCs w:val="28"/>
           <w:u w:val="single"/>
-          <w:lang w:val="en-US"/>
         </w:rPr>
       </w:pPr>
     </w:p>
@@ -3805,7 +3138,6 @@
           <w:sz w:val="28"/>
           <w:szCs w:val="28"/>
           <w:u w:val="single"/>
-          <w:lang w:val="en-US"/>
         </w:rPr>
       </w:pPr>
     </w:p>
@@ -3819,7 +3151,6 @@
           <w:sz w:val="28"/>
           <w:szCs w:val="28"/>
           <w:u w:val="single"/>
-          <w:lang w:val="en-US"/>
         </w:rPr>
       </w:pPr>
       <w:r>
@@ -3830,7 +3161,6 @@
           <w:sz w:val="28"/>
           <w:szCs w:val="28"/>
           <w:u w:val="single"/>
-          <w:lang w:val="en-US"/>
         </w:rPr>
         <w:lastRenderedPageBreak/>
         <w:t>Monitoring</w:t>
@@ -3846,27 +3176,23 @@
         <w:spacing w:after="0" w:line="360" w:lineRule="auto"/>
         <w:rPr>
           <w:rFonts w:ascii="Assistant Medium" w:hAnsi="Assistant Medium" w:cs="Assistant Medium"/>
-          <w:lang w:val="en-US"/>
-        </w:rPr>
-      </w:pPr>
-      <w:r>
-        <w:rPr>
-          <w:rFonts w:ascii="Assistant Medium" w:hAnsi="Assistant Medium" w:cs="Assistant Medium"/>
-          <w:lang w:val="en-US"/>
+        </w:rPr>
+      </w:pPr>
+      <w:r>
+        <w:rPr>
+          <w:rFonts w:ascii="Assistant Medium" w:hAnsi="Assistant Medium" w:cs="Assistant Medium"/>
         </w:rPr>
         <w:t xml:space="preserve">Wazuh SIEM </w:t>
       </w:r>
       <w:r>
         <w:rPr>
           <w:rFonts w:ascii="Assistant Medium" w:hAnsi="Assistant Medium" w:cs="Assistant Medium"/>
-          <w:lang w:val="en-US"/>
         </w:rPr>
         <w:t xml:space="preserve">- located </w:t>
       </w:r>
       <w:r>
         <w:rPr>
           <w:rFonts w:ascii="Assistant Medium" w:hAnsi="Assistant Medium" w:cs="Assistant Medium"/>
-          <w:lang w:val="en-US"/>
         </w:rPr>
         <w:t>on EC2 AWS.</w:t>
       </w:r>
@@ -3881,13 +3207,11 @@
         <w:spacing w:after="0" w:line="360" w:lineRule="auto"/>
         <w:rPr>
           <w:rFonts w:ascii="Assistant Medium" w:hAnsi="Assistant Medium" w:cs="Assistant Medium"/>
-          <w:lang w:val="en-US"/>
-        </w:rPr>
-      </w:pPr>
-      <w:r>
-        <w:rPr>
-          <w:rFonts w:ascii="Assistant Medium" w:hAnsi="Assistant Medium" w:cs="Assistant Medium"/>
-          <w:lang w:val="en-US"/>
+        </w:rPr>
+      </w:pPr>
+      <w:r>
+        <w:rPr>
+          <w:rFonts w:ascii="Assistant Medium" w:hAnsi="Assistant Medium" w:cs="Assistant Medium"/>
         </w:rPr>
         <w:t xml:space="preserve">More than 550 custom rules. </w:t>
       </w:r>
@@ -3902,13 +3226,11 @@
         <w:spacing w:after="0" w:line="360" w:lineRule="auto"/>
         <w:rPr>
           <w:rFonts w:ascii="Assistant Medium" w:hAnsi="Assistant Medium" w:cs="Assistant Medium"/>
-          <w:lang w:val="en-US"/>
-        </w:rPr>
-      </w:pPr>
-      <w:r>
-        <w:rPr>
-          <w:rFonts w:ascii="Assistant Medium" w:hAnsi="Assistant Medium" w:cs="Assistant Medium"/>
-          <w:lang w:val="en-US"/>
+        </w:rPr>
+      </w:pPr>
+      <w:r>
+        <w:rPr>
+          <w:rFonts w:ascii="Assistant Medium" w:hAnsi="Assistant Medium" w:cs="Assistant Medium"/>
         </w:rPr>
         <w:t>Alerting immediately to Slack on my phone.</w:t>
       </w:r>
@@ -3923,41 +3245,35 @@
         <w:spacing w:after="0" w:line="360" w:lineRule="auto"/>
         <w:rPr>
           <w:rFonts w:ascii="Assistant Medium" w:hAnsi="Assistant Medium" w:cs="Assistant Medium"/>
-          <w:lang w:val="en-US"/>
-        </w:rPr>
-      </w:pPr>
-      <w:r>
-        <w:rPr>
-          <w:rFonts w:ascii="Assistant Medium" w:hAnsi="Assistant Medium" w:cs="Assistant Medium"/>
-          <w:lang w:val="en-US"/>
+        </w:rPr>
+      </w:pPr>
+      <w:r>
+        <w:rPr>
+          <w:rFonts w:ascii="Assistant Medium" w:hAnsi="Assistant Medium" w:cs="Assistant Medium"/>
         </w:rPr>
         <w:t xml:space="preserve">All windows computers </w:t>
       </w:r>
       <w:r>
         <w:rPr>
           <w:rFonts w:ascii="Assistant Medium" w:hAnsi="Assistant Medium" w:cs="Assistant Medium"/>
-          <w:lang w:val="en-US"/>
         </w:rPr>
         <w:t>have</w:t>
       </w:r>
       <w:r>
         <w:rPr>
           <w:rFonts w:ascii="Assistant Medium" w:hAnsi="Assistant Medium" w:cs="Assistant Medium"/>
-          <w:lang w:val="en-US"/>
         </w:rPr>
         <w:t xml:space="preserve"> agent</w:t>
       </w:r>
       <w:r>
         <w:rPr>
           <w:rFonts w:ascii="Assistant Medium" w:hAnsi="Assistant Medium" w:cs="Assistant Medium"/>
-          <w:lang w:val="en-US"/>
         </w:rPr>
         <w:t>s</w:t>
       </w:r>
       <w:r>
         <w:rPr>
           <w:rFonts w:ascii="Assistant Medium" w:hAnsi="Assistant Medium" w:cs="Assistant Medium"/>
-          <w:lang w:val="en-US"/>
         </w:rPr>
         <w:t xml:space="preserve"> on them.</w:t>
       </w:r>
@@ -3972,27 +3288,23 @@
         <w:spacing w:after="0" w:line="360" w:lineRule="auto"/>
         <w:rPr>
           <w:rFonts w:ascii="Assistant Medium" w:hAnsi="Assistant Medium" w:cs="Assistant Medium"/>
-          <w:lang w:val="en-US"/>
-        </w:rPr>
-      </w:pPr>
-      <w:r>
-        <w:rPr>
-          <w:rFonts w:ascii="Assistant Medium" w:hAnsi="Assistant Medium" w:cs="Assistant Medium"/>
-          <w:lang w:val="en-US"/>
+        </w:rPr>
+      </w:pPr>
+      <w:r>
+        <w:rPr>
+          <w:rFonts w:ascii="Assistant Medium" w:hAnsi="Assistant Medium" w:cs="Assistant Medium"/>
         </w:rPr>
         <w:t>All servers have agent</w:t>
       </w:r>
       <w:r>
         <w:rPr>
           <w:rFonts w:ascii="Assistant Medium" w:hAnsi="Assistant Medium" w:cs="Assistant Medium"/>
-          <w:lang w:val="en-US"/>
         </w:rPr>
         <w:t>s</w:t>
       </w:r>
       <w:r>
         <w:rPr>
           <w:rFonts w:ascii="Assistant Medium" w:hAnsi="Assistant Medium" w:cs="Assistant Medium"/>
-          <w:lang w:val="en-US"/>
         </w:rPr>
         <w:t xml:space="preserve"> on them.</w:t>
       </w:r>
@@ -4007,27 +3319,23 @@
         <w:spacing w:after="0" w:line="360" w:lineRule="auto"/>
         <w:rPr>
           <w:rFonts w:ascii="Assistant Medium" w:hAnsi="Assistant Medium" w:cs="Assistant Medium"/>
-          <w:lang w:val="en-US"/>
-        </w:rPr>
-      </w:pPr>
-      <w:r>
-        <w:rPr>
-          <w:rFonts w:ascii="Assistant Medium" w:hAnsi="Assistant Medium" w:cs="Assistant Medium"/>
-          <w:lang w:val="en-US"/>
+        </w:rPr>
+      </w:pPr>
+      <w:r>
+        <w:rPr>
+          <w:rFonts w:ascii="Assistant Medium" w:hAnsi="Assistant Medium" w:cs="Assistant Medium"/>
         </w:rPr>
         <w:t>The Firewall</w:t>
       </w:r>
       <w:r>
         <w:rPr>
           <w:rFonts w:ascii="Assistant Medium" w:hAnsi="Assistant Medium" w:cs="Assistant Medium"/>
-          <w:lang w:val="en-US"/>
         </w:rPr>
         <w:t>s</w:t>
       </w:r>
       <w:r>
         <w:rPr>
           <w:rFonts w:ascii="Assistant Medium" w:hAnsi="Assistant Medium" w:cs="Assistant Medium"/>
-          <w:lang w:val="en-US"/>
         </w:rPr>
         <w:t xml:space="preserve"> gets monitored.</w:t>
       </w:r>
@@ -4042,13 +3350,11 @@
         <w:spacing w:after="0" w:line="360" w:lineRule="auto"/>
         <w:rPr>
           <w:rFonts w:ascii="Assistant Medium" w:hAnsi="Assistant Medium" w:cs="Assistant Medium"/>
-          <w:lang w:val="en-US"/>
-        </w:rPr>
-      </w:pPr>
-      <w:r>
-        <w:rPr>
-          <w:rFonts w:ascii="Assistant Medium" w:hAnsi="Assistant Medium" w:cs="Assistant Medium"/>
-          <w:lang w:val="en-US"/>
+        </w:rPr>
+      </w:pPr>
+      <w:r>
+        <w:rPr>
+          <w:rFonts w:ascii="Assistant Medium" w:hAnsi="Assistant Medium" w:cs="Assistant Medium"/>
         </w:rPr>
         <w:t>Checkpoint EDR monitored on pc and server.</w:t>
       </w:r>
@@ -4063,13 +3369,11 @@
         <w:spacing w:after="0" w:line="360" w:lineRule="auto"/>
         <w:rPr>
           <w:rFonts w:ascii="Assistant Medium" w:hAnsi="Assistant Medium" w:cs="Assistant Medium"/>
-          <w:lang w:val="en-US"/>
-        </w:rPr>
-      </w:pPr>
-      <w:r>
-        <w:rPr>
-          <w:rFonts w:ascii="Assistant Medium" w:hAnsi="Assistant Medium" w:cs="Assistant Medium"/>
-          <w:lang w:val="en-US"/>
+        </w:rPr>
+      </w:pPr>
+      <w:r>
+        <w:rPr>
+          <w:rFonts w:ascii="Assistant Medium" w:hAnsi="Assistant Medium" w:cs="Assistant Medium"/>
         </w:rPr>
         <w:t>Checkpoint harmony mobile monitoring.</w:t>
       </w:r>
@@ -4084,13 +3388,11 @@
         <w:spacing w:after="0" w:line="360" w:lineRule="auto"/>
         <w:rPr>
           <w:rFonts w:ascii="Assistant Medium" w:hAnsi="Assistant Medium" w:cs="Assistant Medium"/>
-          <w:lang w:val="en-US"/>
-        </w:rPr>
-      </w:pPr>
-      <w:r>
-        <w:rPr>
-          <w:rFonts w:ascii="Assistant Medium" w:hAnsi="Assistant Medium" w:cs="Assistant Medium"/>
-          <w:lang w:val="en-US"/>
+        </w:rPr>
+      </w:pPr>
+      <w:r>
+        <w:rPr>
+          <w:rFonts w:ascii="Assistant Medium" w:hAnsi="Assistant Medium" w:cs="Assistant Medium"/>
         </w:rPr>
         <w:t>Checkpoint Email monitoring</w:t>
       </w:r>
@@ -4105,43 +3407,30 @@
         <w:spacing w:after="0" w:line="360" w:lineRule="auto"/>
         <w:rPr>
           <w:rFonts w:ascii="Assistant Medium" w:hAnsi="Assistant Medium" w:cs="Assistant Medium"/>
-          <w:lang w:val="en-US"/>
-        </w:rPr>
-      </w:pPr>
-      <w:proofErr w:type="spellStart"/>
-      <w:r>
-        <w:rPr>
-          <w:rFonts w:ascii="Assistant Medium" w:hAnsi="Assistant Medium" w:cs="Assistant Medium"/>
-          <w:lang w:val="en-US"/>
-        </w:rPr>
-        <w:t>Virustotal</w:t>
-      </w:r>
-      <w:proofErr w:type="spellEnd"/>
-      <w:r>
-        <w:rPr>
-          <w:rFonts w:ascii="Assistant Medium" w:hAnsi="Assistant Medium" w:cs="Assistant Medium"/>
-          <w:lang w:val="en-US"/>
-        </w:rPr>
-        <w:t xml:space="preserve"> on windows pc by agent.</w:t>
-      </w:r>
-    </w:p>
-    <w:p>
-      <w:pPr>
-        <w:pStyle w:val="ListParagraph"/>
-        <w:numPr>
-          <w:ilvl w:val="0"/>
-          <w:numId w:val="4"/>
-        </w:numPr>
-        <w:spacing w:after="0" w:line="360" w:lineRule="auto"/>
-        <w:rPr>
-          <w:rFonts w:ascii="Assistant Medium" w:hAnsi="Assistant Medium" w:cs="Assistant Medium"/>
-          <w:lang w:val="en-US"/>
-        </w:rPr>
-      </w:pPr>
-      <w:r>
-        <w:rPr>
-          <w:rFonts w:ascii="Assistant Medium" w:hAnsi="Assistant Medium" w:cs="Assistant Medium"/>
-          <w:lang w:val="en-US"/>
+        </w:rPr>
+      </w:pPr>
+      <w:r>
+        <w:rPr>
+          <w:rFonts w:ascii="Assistant Medium" w:hAnsi="Assistant Medium" w:cs="Assistant Medium"/>
+        </w:rPr>
+        <w:t>Virustotal on windows pc by agent.</w:t>
+      </w:r>
+    </w:p>
+    <w:p>
+      <w:pPr>
+        <w:pStyle w:val="ListParagraph"/>
+        <w:numPr>
+          <w:ilvl w:val="0"/>
+          <w:numId w:val="4"/>
+        </w:numPr>
+        <w:spacing w:after="0" w:line="360" w:lineRule="auto"/>
+        <w:rPr>
+          <w:rFonts w:ascii="Assistant Medium" w:hAnsi="Assistant Medium" w:cs="Assistant Medium"/>
+        </w:rPr>
+      </w:pPr>
+      <w:r>
+        <w:rPr>
+          <w:rFonts w:ascii="Assistant Medium" w:hAnsi="Assistant Medium" w:cs="Assistant Medium"/>
         </w:rPr>
         <w:t>File integrity monitoring.</w:t>
       </w:r>
@@ -4156,13 +3445,11 @@
         <w:spacing w:after="0" w:line="360" w:lineRule="auto"/>
         <w:rPr>
           <w:rFonts w:ascii="Assistant Medium" w:hAnsi="Assistant Medium" w:cs="Assistant Medium"/>
-          <w:lang w:val="en-US"/>
-        </w:rPr>
-      </w:pPr>
-      <w:r>
-        <w:rPr>
-          <w:rFonts w:ascii="Assistant Medium" w:hAnsi="Assistant Medium" w:cs="Assistant Medium"/>
-          <w:lang w:val="en-US"/>
+        </w:rPr>
+      </w:pPr>
+      <w:r>
+        <w:rPr>
+          <w:rFonts w:ascii="Assistant Medium" w:hAnsi="Assistant Medium" w:cs="Assistant Medium"/>
         </w:rPr>
         <w:t>Aws monitoring.</w:t>
       </w:r>
@@ -4177,13 +3464,11 @@
         <w:spacing w:after="0" w:line="360" w:lineRule="auto"/>
         <w:rPr>
           <w:rFonts w:ascii="Assistant Medium" w:hAnsi="Assistant Medium" w:cs="Assistant Medium"/>
-          <w:lang w:val="en-US"/>
-        </w:rPr>
-      </w:pPr>
-      <w:r>
-        <w:rPr>
-          <w:rFonts w:ascii="Assistant Medium" w:hAnsi="Assistant Medium" w:cs="Assistant Medium"/>
-          <w:lang w:val="en-US"/>
+        </w:rPr>
+      </w:pPr>
+      <w:r>
+        <w:rPr>
+          <w:rFonts w:ascii="Assistant Medium" w:hAnsi="Assistant Medium" w:cs="Assistant Medium"/>
         </w:rPr>
         <w:t>Cis benchmark checks.</w:t>
       </w:r>
@@ -4198,50 +3483,30 @@
         <w:spacing w:after="0" w:line="360" w:lineRule="auto"/>
         <w:rPr>
           <w:rFonts w:ascii="Assistant Medium" w:hAnsi="Assistant Medium" w:cs="Assistant Medium"/>
-          <w:lang w:val="en-US"/>
-        </w:rPr>
-      </w:pPr>
-      <w:r>
-        <w:rPr>
-          <w:rFonts w:ascii="Assistant Medium" w:hAnsi="Assistant Medium" w:cs="Assistant Medium"/>
-          <w:lang w:val="en-US"/>
-        </w:rPr>
-        <w:t xml:space="preserve">Website monitoring for failures and </w:t>
-      </w:r>
-      <w:proofErr w:type="spellStart"/>
-      <w:r>
-        <w:rPr>
-          <w:rFonts w:ascii="Assistant Medium" w:hAnsi="Assistant Medium" w:cs="Assistant Medium"/>
-          <w:lang w:val="en-US"/>
-        </w:rPr>
-        <w:t>ddos</w:t>
-      </w:r>
-      <w:proofErr w:type="spellEnd"/>
-      <w:r>
-        <w:rPr>
-          <w:rFonts w:ascii="Assistant Medium" w:hAnsi="Assistant Medium" w:cs="Assistant Medium"/>
-          <w:lang w:val="en-US"/>
-        </w:rPr>
-        <w:t>.</w:t>
-      </w:r>
-    </w:p>
-    <w:p>
-      <w:pPr>
-        <w:pStyle w:val="ListParagraph"/>
-        <w:numPr>
-          <w:ilvl w:val="0"/>
-          <w:numId w:val="4"/>
-        </w:numPr>
-        <w:spacing w:after="0" w:line="360" w:lineRule="auto"/>
-        <w:rPr>
-          <w:rFonts w:ascii="Assistant Medium" w:hAnsi="Assistant Medium" w:cs="Assistant Medium"/>
-          <w:lang w:val="en-US"/>
-        </w:rPr>
-      </w:pPr>
-      <w:r>
-        <w:rPr>
-          <w:rFonts w:ascii="Assistant Medium" w:hAnsi="Assistant Medium" w:cs="Assistant Medium"/>
-          <w:lang w:val="en-US"/>
+        </w:rPr>
+      </w:pPr>
+      <w:r>
+        <w:rPr>
+          <w:rFonts w:ascii="Assistant Medium" w:hAnsi="Assistant Medium" w:cs="Assistant Medium"/>
+        </w:rPr>
+        <w:t>Website monitoring for failures and ddos.</w:t>
+      </w:r>
+    </w:p>
+    <w:p>
+      <w:pPr>
+        <w:pStyle w:val="ListParagraph"/>
+        <w:numPr>
+          <w:ilvl w:val="0"/>
+          <w:numId w:val="4"/>
+        </w:numPr>
+        <w:spacing w:after="0" w:line="360" w:lineRule="auto"/>
+        <w:rPr>
+          <w:rFonts w:ascii="Assistant Medium" w:hAnsi="Assistant Medium" w:cs="Assistant Medium"/>
+        </w:rPr>
+      </w:pPr>
+      <w:r>
+        <w:rPr>
+          <w:rFonts w:ascii="Assistant Medium" w:hAnsi="Assistant Medium" w:cs="Assistant Medium"/>
         </w:rPr>
         <w:t>Additional services are monitored.</w:t>
       </w:r>
@@ -4256,13 +3521,11 @@
         <w:spacing w:after="0" w:line="360" w:lineRule="auto"/>
         <w:rPr>
           <w:rFonts w:ascii="Assistant Medium" w:hAnsi="Assistant Medium" w:cs="Assistant Medium"/>
-          <w:lang w:val="en-US"/>
-        </w:rPr>
-      </w:pPr>
-      <w:r>
-        <w:rPr>
-          <w:rFonts w:ascii="Assistant Medium" w:hAnsi="Assistant Medium" w:cs="Assistant Medium"/>
-          <w:lang w:val="en-US"/>
+        </w:rPr>
+      </w:pPr>
+      <w:r>
+        <w:rPr>
+          <w:rFonts w:ascii="Assistant Medium" w:hAnsi="Assistant Medium" w:cs="Assistant Medium"/>
         </w:rPr>
         <w:t>Dark web monitoring</w:t>
       </w:r>
@@ -4277,70 +3540,32 @@
         <w:spacing w:after="0" w:line="360" w:lineRule="auto"/>
         <w:rPr>
           <w:rFonts w:ascii="Assistant Medium" w:hAnsi="Assistant Medium" w:cs="Assistant Medium"/>
-          <w:lang w:val="en-US"/>
-        </w:rPr>
-      </w:pPr>
-      <w:proofErr w:type="spellStart"/>
-      <w:r>
-        <w:rPr>
-          <w:rFonts w:ascii="Assistant Medium" w:hAnsi="Assistant Medium" w:cs="Assistant Medium"/>
-          <w:lang w:val="en-US"/>
-        </w:rPr>
-        <w:t>Nordvpn</w:t>
-      </w:r>
-      <w:proofErr w:type="spellEnd"/>
-      <w:r>
-        <w:rPr>
-          <w:rFonts w:ascii="Assistant Medium" w:hAnsi="Assistant Medium" w:cs="Assistant Medium"/>
-          <w:lang w:val="en-US"/>
-        </w:rPr>
-        <w:t xml:space="preserve"> </w:t>
-      </w:r>
-      <w:proofErr w:type="spellStart"/>
-      <w:r>
-        <w:rPr>
-          <w:rFonts w:ascii="Assistant Medium" w:hAnsi="Assistant Medium" w:cs="Assistant Medium"/>
-          <w:lang w:val="en-US"/>
-        </w:rPr>
-        <w:t>darkweb</w:t>
-      </w:r>
-      <w:proofErr w:type="spellEnd"/>
-      <w:r>
-        <w:rPr>
-          <w:rFonts w:ascii="Assistant Medium" w:hAnsi="Assistant Medium" w:cs="Assistant Medium"/>
-          <w:lang w:val="en-US"/>
-        </w:rPr>
-        <w:t xml:space="preserve"> monitoring</w:t>
-      </w:r>
-    </w:p>
-    <w:p>
-      <w:pPr>
-        <w:pStyle w:val="ListParagraph"/>
-        <w:numPr>
-          <w:ilvl w:val="0"/>
-          <w:numId w:val="4"/>
-        </w:numPr>
-        <w:spacing w:after="0" w:line="360" w:lineRule="auto"/>
-        <w:rPr>
-          <w:rFonts w:ascii="Assistant Medium" w:hAnsi="Assistant Medium" w:cs="Assistant Medium"/>
-          <w:lang w:val="en-US"/>
-        </w:rPr>
-      </w:pPr>
-      <w:proofErr w:type="spellStart"/>
-      <w:r>
-        <w:rPr>
-          <w:rFonts w:ascii="Assistant Medium" w:hAnsi="Assistant Medium" w:cs="Assistant Medium"/>
-          <w:lang w:val="en-US"/>
-        </w:rPr>
-        <w:t>Roboform</w:t>
-      </w:r>
-      <w:proofErr w:type="spellEnd"/>
-      <w:r>
-        <w:rPr>
-          <w:rFonts w:ascii="Assistant Medium" w:hAnsi="Assistant Medium" w:cs="Assistant Medium"/>
-          <w:lang w:val="en-US"/>
-        </w:rPr>
-        <w:t xml:space="preserve"> – part of their dark web monitoring.</w:t>
+        </w:rPr>
+      </w:pPr>
+      <w:r>
+        <w:rPr>
+          <w:rFonts w:ascii="Assistant Medium" w:hAnsi="Assistant Medium" w:cs="Assistant Medium"/>
+        </w:rPr>
+        <w:t>Nordvpn darkweb monitoring</w:t>
+      </w:r>
+    </w:p>
+    <w:p>
+      <w:pPr>
+        <w:pStyle w:val="ListParagraph"/>
+        <w:numPr>
+          <w:ilvl w:val="0"/>
+          <w:numId w:val="4"/>
+        </w:numPr>
+        <w:spacing w:after="0" w:line="360" w:lineRule="auto"/>
+        <w:rPr>
+          <w:rFonts w:ascii="Assistant Medium" w:hAnsi="Assistant Medium" w:cs="Assistant Medium"/>
+        </w:rPr>
+      </w:pPr>
+      <w:r>
+        <w:rPr>
+          <w:rFonts w:ascii="Assistant Medium" w:hAnsi="Assistant Medium" w:cs="Assistant Medium"/>
+        </w:rPr>
+        <w:t>Roboform – part of their dark web monitoring.</w:t>
       </w:r>
     </w:p>
     <w:p>
@@ -4353,13 +3578,11 @@
         <w:spacing w:after="0" w:line="360" w:lineRule="auto"/>
         <w:rPr>
           <w:rFonts w:ascii="Assistant Medium" w:hAnsi="Assistant Medium" w:cs="Assistant Medium"/>
-          <w:lang w:val="en-US"/>
-        </w:rPr>
-      </w:pPr>
-      <w:r>
-        <w:rPr>
-          <w:rFonts w:ascii="Assistant Medium" w:hAnsi="Assistant Medium" w:cs="Assistant Medium"/>
-          <w:lang w:val="en-US"/>
+        </w:rPr>
+      </w:pPr>
+      <w:r>
+        <w:rPr>
+          <w:rFonts w:ascii="Assistant Medium" w:hAnsi="Assistant Medium" w:cs="Assistant Medium"/>
         </w:rPr>
         <w:t>S</w:t>
       </w:r>
@@ -4367,19 +3590,11 @@
         <w:rPr>
           <w:rFonts w:ascii="Assistant Medium" w:hAnsi="Assistant Medium" w:cs="Assistant Medium"/>
         </w:rPr>
-        <w:t>cout suite - AWS misconfiguration checks</w:t>
-      </w:r>
-      <w:r>
-        <w:rPr>
-          <w:rFonts w:ascii="Assistant Medium" w:hAnsi="Assistant Medium" w:cs="Assistant Medium"/>
-          <w:lang w:val="en-US"/>
-        </w:rPr>
-        <w:t xml:space="preserve"> </w:t>
-      </w:r>
-      <w:r>
-        <w:rPr>
-          <w:rFonts w:ascii="Assistant Medium" w:hAnsi="Assistant Medium" w:cs="Assistant Medium"/>
-          <w:lang w:val="en-US"/>
+        <w:t xml:space="preserve">cout suite - AWS misconfiguration checks </w:t>
+      </w:r>
+      <w:r>
+        <w:rPr>
+          <w:rFonts w:ascii="Assistant Medium" w:hAnsi="Assistant Medium" w:cs="Assistant Medium"/>
         </w:rPr>
         <w:t>– Manual checks.</w:t>
       </w:r>
@@ -4394,107 +3609,87 @@
         <w:spacing w:after="0" w:line="360" w:lineRule="auto"/>
         <w:rPr>
           <w:rFonts w:ascii="Assistant Medium" w:hAnsi="Assistant Medium" w:cs="Assistant Medium"/>
-          <w:lang w:val="en-US"/>
-        </w:rPr>
-      </w:pPr>
-      <w:proofErr w:type="spellStart"/>
-      <w:r>
-        <w:rPr>
-          <w:rFonts w:ascii="Assistant Medium" w:hAnsi="Assistant Medium" w:cs="Assistant Medium"/>
-          <w:lang w:val="en-US"/>
-        </w:rPr>
-        <w:t>Guardduty</w:t>
-      </w:r>
-      <w:proofErr w:type="spellEnd"/>
-      <w:r>
-        <w:rPr>
-          <w:rFonts w:ascii="Assistant Medium" w:hAnsi="Assistant Medium" w:cs="Assistant Medium"/>
-          <w:lang w:val="en-US"/>
-        </w:rPr>
-        <w:t xml:space="preserve"> – For AWS.</w:t>
-      </w:r>
-    </w:p>
-    <w:p>
-      <w:pPr>
-        <w:spacing w:after="0" w:line="360" w:lineRule="auto"/>
-        <w:rPr>
-          <w:rFonts w:ascii="Assistant Medium" w:hAnsi="Assistant Medium" w:cs="Assistant Medium"/>
-          <w:lang w:val="en-US"/>
-        </w:rPr>
-      </w:pPr>
-    </w:p>
-    <w:p>
-      <w:pPr>
-        <w:spacing w:after="0" w:line="360" w:lineRule="auto"/>
-        <w:rPr>
-          <w:rFonts w:ascii="Assistant Medium" w:hAnsi="Assistant Medium" w:cs="Assistant Medium"/>
-          <w:lang w:val="en-US"/>
-        </w:rPr>
-      </w:pPr>
-    </w:p>
-    <w:p>
-      <w:pPr>
-        <w:spacing w:after="0" w:line="360" w:lineRule="auto"/>
-        <w:rPr>
-          <w:rFonts w:ascii="Assistant Medium" w:hAnsi="Assistant Medium" w:cs="Assistant Medium"/>
-          <w:lang w:val="en-US"/>
-        </w:rPr>
-      </w:pPr>
-    </w:p>
-    <w:p>
-      <w:pPr>
-        <w:spacing w:after="0" w:line="360" w:lineRule="auto"/>
-        <w:rPr>
-          <w:rFonts w:ascii="Assistant Medium" w:hAnsi="Assistant Medium" w:cs="Assistant Medium"/>
-          <w:lang w:val="en-US"/>
-        </w:rPr>
-      </w:pPr>
-    </w:p>
-    <w:p>
-      <w:pPr>
-        <w:spacing w:after="0" w:line="360" w:lineRule="auto"/>
-        <w:rPr>
-          <w:rFonts w:ascii="Assistant Medium" w:hAnsi="Assistant Medium" w:cs="Assistant Medium"/>
-          <w:lang w:val="en-US"/>
-        </w:rPr>
-      </w:pPr>
-    </w:p>
-    <w:p>
-      <w:pPr>
-        <w:spacing w:after="0" w:line="360" w:lineRule="auto"/>
-        <w:rPr>
-          <w:rFonts w:ascii="Assistant Medium" w:hAnsi="Assistant Medium" w:cs="Assistant Medium"/>
-          <w:lang w:val="en-US"/>
-        </w:rPr>
-      </w:pPr>
-    </w:p>
-    <w:p>
-      <w:pPr>
-        <w:spacing w:after="0" w:line="360" w:lineRule="auto"/>
-        <w:rPr>
-          <w:rFonts w:ascii="Assistant Medium" w:hAnsi="Assistant Medium" w:cs="Assistant Medium"/>
-          <w:lang w:val="en-US"/>
-        </w:rPr>
-      </w:pPr>
-    </w:p>
-    <w:p>
-      <w:pPr>
-        <w:spacing w:after="0" w:line="360" w:lineRule="auto"/>
-        <w:rPr>
-          <w:rFonts w:ascii="Assistant Medium" w:hAnsi="Assistant Medium" w:cs="Assistant Medium"/>
-          <w:lang w:val="en-US"/>
-        </w:rPr>
-      </w:pPr>
-    </w:p>
-    <w:p>
-      <w:pPr>
-        <w:spacing w:after="0" w:line="360" w:lineRule="auto"/>
-        <w:rPr>
-          <w:rFonts w:ascii="Assistant Medium" w:hAnsi="Assistant Medium" w:cs="Assistant Medium"/>
-          <w:b/>
-          <w:bCs/>
-          <w:u w:val="single"/>
-          <w:lang w:val="en-US"/>
+        </w:rPr>
+      </w:pPr>
+      <w:r>
+        <w:rPr>
+          <w:rFonts w:ascii="Assistant Medium" w:hAnsi="Assistant Medium" w:cs="Assistant Medium"/>
+        </w:rPr>
+        <w:t>Guardduty – For AWS.</w:t>
+      </w:r>
+    </w:p>
+    <w:p>
+      <w:pPr>
+        <w:spacing w:after="0" w:line="360" w:lineRule="auto"/>
+        <w:rPr>
+          <w:rFonts w:ascii="Assistant Medium" w:hAnsi="Assistant Medium" w:cs="Assistant Medium"/>
+        </w:rPr>
+      </w:pPr>
+    </w:p>
+    <w:p>
+      <w:pPr>
+        <w:spacing w:after="0" w:line="360" w:lineRule="auto"/>
+        <w:rPr>
+          <w:rFonts w:ascii="Assistant Medium" w:hAnsi="Assistant Medium" w:cs="Assistant Medium"/>
+        </w:rPr>
+      </w:pPr>
+    </w:p>
+    <w:p>
+      <w:pPr>
+        <w:spacing w:after="0" w:line="360" w:lineRule="auto"/>
+        <w:rPr>
+          <w:rFonts w:ascii="Assistant Medium" w:hAnsi="Assistant Medium" w:cs="Assistant Medium"/>
+        </w:rPr>
+      </w:pPr>
+    </w:p>
+    <w:p>
+      <w:pPr>
+        <w:spacing w:after="0" w:line="360" w:lineRule="auto"/>
+        <w:rPr>
+          <w:rFonts w:ascii="Assistant Medium" w:hAnsi="Assistant Medium" w:cs="Assistant Medium"/>
+        </w:rPr>
+      </w:pPr>
+    </w:p>
+    <w:p>
+      <w:pPr>
+        <w:spacing w:after="0" w:line="360" w:lineRule="auto"/>
+        <w:rPr>
+          <w:rFonts w:ascii="Assistant Medium" w:hAnsi="Assistant Medium" w:cs="Assistant Medium"/>
+        </w:rPr>
+      </w:pPr>
+    </w:p>
+    <w:p>
+      <w:pPr>
+        <w:spacing w:after="0" w:line="360" w:lineRule="auto"/>
+        <w:rPr>
+          <w:rFonts w:ascii="Assistant Medium" w:hAnsi="Assistant Medium" w:cs="Assistant Medium"/>
+        </w:rPr>
+      </w:pPr>
+    </w:p>
+    <w:p>
+      <w:pPr>
+        <w:spacing w:after="0" w:line="360" w:lineRule="auto"/>
+        <w:rPr>
+          <w:rFonts w:ascii="Assistant Medium" w:hAnsi="Assistant Medium" w:cs="Assistant Medium"/>
+        </w:rPr>
+      </w:pPr>
+    </w:p>
+    <w:p>
+      <w:pPr>
+        <w:spacing w:after="0" w:line="360" w:lineRule="auto"/>
+        <w:rPr>
+          <w:rFonts w:ascii="Assistant Medium" w:hAnsi="Assistant Medium" w:cs="Assistant Medium"/>
+        </w:rPr>
+      </w:pPr>
+    </w:p>
+    <w:p>
+      <w:pPr>
+        <w:spacing w:after="0" w:line="360" w:lineRule="auto"/>
+        <w:rPr>
+          <w:rFonts w:ascii="Assistant Medium" w:hAnsi="Assistant Medium" w:cs="Assistant Medium"/>
+          <w:b/>
+          <w:bCs/>
+          <w:u w:val="single"/>
         </w:rPr>
       </w:pPr>
       <w:r>
@@ -4505,7 +3700,6 @@
           <w:sz w:val="28"/>
           <w:szCs w:val="28"/>
           <w:u w:val="single"/>
-          <w:lang w:val="en-US"/>
         </w:rPr>
         <w:lastRenderedPageBreak/>
         <w:t>Servers</w:t>
@@ -4519,7 +3713,6 @@
           <w:b/>
           <w:bCs/>
           <w:u w:val="single"/>
-          <w:lang w:val="en-US"/>
         </w:rPr>
       </w:pPr>
     </w:p>
@@ -4533,34 +3726,29 @@
         <w:spacing w:after="0" w:line="360" w:lineRule="auto"/>
         <w:rPr>
           <w:rFonts w:ascii="Assistant Medium" w:hAnsi="Assistant Medium" w:cs="Assistant Medium"/>
-          <w:lang w:val="en-US"/>
-        </w:rPr>
-      </w:pPr>
-      <w:r>
-        <w:rPr>
-          <w:rFonts w:ascii="Assistant Medium" w:hAnsi="Assistant Medium" w:cs="Assistant Medium"/>
-          <w:lang w:val="en-US"/>
+        </w:rPr>
+      </w:pPr>
+      <w:r>
+        <w:rPr>
+          <w:rFonts w:ascii="Assistant Medium" w:hAnsi="Assistant Medium" w:cs="Assistant Medium"/>
         </w:rPr>
         <w:t>Wazuh</w:t>
       </w:r>
       <w:r>
         <w:rPr>
           <w:rFonts w:ascii="Assistant Medium" w:hAnsi="Assistant Medium" w:cs="Assistant Medium"/>
-          <w:lang w:val="en-US"/>
         </w:rPr>
         <w:t xml:space="preserve"> </w:t>
       </w:r>
       <w:r>
         <w:rPr>
           <w:rFonts w:ascii="Assistant Medium" w:hAnsi="Assistant Medium" w:cs="Assistant Medium"/>
-          <w:lang w:val="en-US"/>
         </w:rPr>
         <w:t xml:space="preserve">agent </w:t>
       </w:r>
       <w:r>
         <w:rPr>
           <w:rFonts w:ascii="Assistant Medium" w:hAnsi="Assistant Medium" w:cs="Assistant Medium"/>
-          <w:lang w:val="en-US"/>
         </w:rPr>
         <w:t>installed.</w:t>
       </w:r>
@@ -4575,20 +3763,17 @@
         <w:spacing w:after="0" w:line="360" w:lineRule="auto"/>
         <w:rPr>
           <w:rFonts w:ascii="Assistant Medium" w:hAnsi="Assistant Medium" w:cs="Assistant Medium"/>
-          <w:lang w:val="en-US"/>
-        </w:rPr>
-      </w:pPr>
-      <w:r>
-        <w:rPr>
-          <w:rFonts w:ascii="Assistant Medium" w:hAnsi="Assistant Medium" w:cs="Assistant Medium"/>
-          <w:lang w:val="en-US"/>
+        </w:rPr>
+      </w:pPr>
+      <w:r>
+        <w:rPr>
+          <w:rFonts w:ascii="Assistant Medium" w:hAnsi="Assistant Medium" w:cs="Assistant Medium"/>
         </w:rPr>
         <w:t>Check point harmony endpoint</w:t>
       </w:r>
       <w:r>
         <w:rPr>
           <w:rFonts w:ascii="Assistant Medium" w:hAnsi="Assistant Medium" w:cs="Assistant Medium"/>
-          <w:lang w:val="en-US"/>
         </w:rPr>
         <w:t xml:space="preserve"> EDR.</w:t>
       </w:r>
@@ -4603,27 +3788,23 @@
         <w:spacing w:after="0" w:line="360" w:lineRule="auto"/>
         <w:rPr>
           <w:rFonts w:ascii="Assistant Medium" w:hAnsi="Assistant Medium" w:cs="Assistant Medium"/>
-          <w:lang w:val="en-US"/>
-        </w:rPr>
-      </w:pPr>
-      <w:r>
-        <w:rPr>
-          <w:rFonts w:ascii="Assistant Medium" w:hAnsi="Assistant Medium" w:cs="Assistant Medium"/>
-          <w:lang w:val="en-US"/>
+        </w:rPr>
+      </w:pPr>
+      <w:r>
+        <w:rPr>
+          <w:rFonts w:ascii="Assistant Medium" w:hAnsi="Assistant Medium" w:cs="Assistant Medium"/>
         </w:rPr>
         <w:t>Custom security group</w:t>
       </w:r>
       <w:r>
         <w:rPr>
           <w:rFonts w:ascii="Assistant Medium" w:hAnsi="Assistant Medium" w:cs="Assistant Medium"/>
-          <w:lang w:val="en-US"/>
         </w:rPr>
         <w:t>s</w:t>
       </w:r>
       <w:r>
         <w:rPr>
           <w:rFonts w:ascii="Assistant Medium" w:hAnsi="Assistant Medium" w:cs="Assistant Medium"/>
-          <w:lang w:val="en-US"/>
         </w:rPr>
         <w:t xml:space="preserve"> on ec2.</w:t>
       </w:r>
@@ -4638,13 +3819,11 @@
         <w:spacing w:after="0" w:line="360" w:lineRule="auto"/>
         <w:rPr>
           <w:rFonts w:ascii="Assistant Medium" w:hAnsi="Assistant Medium" w:cs="Assistant Medium"/>
-          <w:lang w:val="en-US"/>
-        </w:rPr>
-      </w:pPr>
-      <w:r>
-        <w:rPr>
-          <w:rFonts w:ascii="Assistant Medium" w:hAnsi="Assistant Medium" w:cs="Assistant Medium"/>
-          <w:lang w:val="en-US"/>
+        </w:rPr>
+      </w:pPr>
+      <w:r>
+        <w:rPr>
+          <w:rFonts w:ascii="Assistant Medium" w:hAnsi="Assistant Medium" w:cs="Assistant Medium"/>
         </w:rPr>
         <w:t xml:space="preserve">UFW </w:t>
       </w:r>
@@ -4659,22 +3838,123 @@
         <w:spacing w:after="0" w:line="360" w:lineRule="auto"/>
         <w:rPr>
           <w:rFonts w:ascii="Assistant Medium" w:hAnsi="Assistant Medium" w:cs="Assistant Medium"/>
-          <w:lang w:val="en-US"/>
-        </w:rPr>
-      </w:pPr>
-      <w:proofErr w:type="spellStart"/>
-      <w:r>
-        <w:rPr>
-          <w:rFonts w:ascii="Assistant Medium" w:hAnsi="Assistant Medium" w:cs="Assistant Medium"/>
-          <w:lang w:val="en-US"/>
-        </w:rPr>
-        <w:t>Auditd</w:t>
-      </w:r>
-      <w:proofErr w:type="spellEnd"/>
-      <w:r>
-        <w:rPr>
-          <w:rFonts w:ascii="Assistant Medium" w:hAnsi="Assistant Medium" w:cs="Assistant Medium"/>
-          <w:lang w:val="en-US"/>
+        </w:rPr>
+      </w:pPr>
+      <w:r>
+        <w:rPr>
+          <w:rFonts w:ascii="Assistant Medium" w:hAnsi="Assistant Medium" w:cs="Assistant Medium"/>
+        </w:rPr>
+        <w:t>Auditd.</w:t>
+      </w:r>
+    </w:p>
+    <w:p>
+      <w:pPr>
+        <w:pStyle w:val="ListParagraph"/>
+        <w:numPr>
+          <w:ilvl w:val="0"/>
+          <w:numId w:val="2"/>
+        </w:numPr>
+        <w:spacing w:after="0" w:line="360" w:lineRule="auto"/>
+        <w:rPr>
+          <w:rFonts w:ascii="Assistant Medium" w:hAnsi="Assistant Medium" w:cs="Assistant Medium"/>
+        </w:rPr>
+      </w:pPr>
+      <w:r>
+        <w:rPr>
+          <w:rFonts w:ascii="Assistant Medium" w:hAnsi="Assistant Medium" w:cs="Assistant Medium"/>
+        </w:rPr>
+        <w:t>Guardduty.</w:t>
+      </w:r>
+    </w:p>
+    <w:p>
+      <w:pPr>
+        <w:pStyle w:val="ListParagraph"/>
+        <w:numPr>
+          <w:ilvl w:val="0"/>
+          <w:numId w:val="2"/>
+        </w:numPr>
+        <w:spacing w:after="0" w:line="360" w:lineRule="auto"/>
+        <w:rPr>
+          <w:rFonts w:ascii="Assistant Medium" w:hAnsi="Assistant Medium" w:cs="Assistant Medium"/>
+        </w:rPr>
+      </w:pPr>
+      <w:r>
+        <w:rPr>
+          <w:rFonts w:ascii="Assistant Medium" w:hAnsi="Assistant Medium" w:cs="Assistant Medium"/>
+        </w:rPr>
+        <w:t>Login with cert</w:t>
+      </w:r>
+      <w:r>
+        <w:rPr>
+          <w:rFonts w:ascii="Assistant Medium" w:hAnsi="Assistant Medium" w:cs="Assistant Medium"/>
+        </w:rPr>
+        <w:t>s</w:t>
+      </w:r>
+      <w:r>
+        <w:rPr>
+          <w:rFonts w:ascii="Assistant Medium" w:hAnsi="Assistant Medium" w:cs="Assistant Medium"/>
+        </w:rPr>
+        <w:t xml:space="preserve"> from specific whitelisted IP’s.</w:t>
+      </w:r>
+    </w:p>
+    <w:p>
+      <w:pPr>
+        <w:pStyle w:val="ListParagraph"/>
+        <w:numPr>
+          <w:ilvl w:val="0"/>
+          <w:numId w:val="2"/>
+        </w:numPr>
+        <w:spacing w:after="0" w:line="360" w:lineRule="auto"/>
+        <w:rPr>
+          <w:rFonts w:ascii="Assistant Medium" w:hAnsi="Assistant Medium" w:cs="Assistant Medium"/>
+        </w:rPr>
+      </w:pPr>
+      <w:r>
+        <w:rPr>
+          <w:rFonts w:ascii="Assistant Medium" w:hAnsi="Assistant Medium" w:cs="Assistant Medium"/>
+        </w:rPr>
+        <w:t>No root login and additional hardening.</w:t>
+      </w:r>
+    </w:p>
+    <w:p>
+      <w:pPr>
+        <w:pStyle w:val="ListParagraph"/>
+        <w:numPr>
+          <w:ilvl w:val="0"/>
+          <w:numId w:val="2"/>
+        </w:numPr>
+        <w:spacing w:after="0" w:line="360" w:lineRule="auto"/>
+        <w:rPr>
+          <w:rFonts w:ascii="Assistant Medium" w:hAnsi="Assistant Medium" w:cs="Assistant Medium"/>
+        </w:rPr>
+      </w:pPr>
+      <w:r>
+        <w:rPr>
+          <w:rFonts w:ascii="Assistant Medium" w:hAnsi="Assistant Medium" w:cs="Assistant Medium"/>
+        </w:rPr>
+        <w:t xml:space="preserve">Monthly backup. Additional </w:t>
+      </w:r>
+      <w:r>
+        <w:rPr>
+          <w:rFonts w:ascii="Assistant Medium" w:hAnsi="Assistant Medium" w:cs="Assistant Medium"/>
+        </w:rPr>
+        <w:t xml:space="preserve">quarterly </w:t>
+      </w:r>
+      <w:r>
+        <w:rPr>
+          <w:rFonts w:ascii="Assistant Medium" w:hAnsi="Assistant Medium" w:cs="Assistant Medium"/>
+        </w:rPr>
+        <w:t xml:space="preserve">backup to different </w:t>
+      </w:r>
+      <w:r>
+        <w:rPr>
+          <w:rFonts w:ascii="Assistant Medium" w:hAnsi="Assistant Medium" w:cs="Assistant Medium"/>
+        </w:rPr>
+        <w:t>regions</w:t>
+      </w:r>
+      <w:r>
+        <w:rPr>
+          <w:rFonts w:ascii="Assistant Medium" w:hAnsi="Assistant Medium" w:cs="Assistant Medium"/>
         </w:rPr>
         <w:t>.</w:t>
       </w:r>
@@ -4689,24 +3969,25 @@
         <w:spacing w:after="0" w:line="360" w:lineRule="auto"/>
         <w:rPr>
           <w:rFonts w:ascii="Assistant Medium" w:hAnsi="Assistant Medium" w:cs="Assistant Medium"/>
-          <w:lang w:val="en-US"/>
-        </w:rPr>
-      </w:pPr>
-      <w:proofErr w:type="spellStart"/>
-      <w:r>
-        <w:rPr>
-          <w:rFonts w:ascii="Assistant Medium" w:hAnsi="Assistant Medium" w:cs="Assistant Medium"/>
-          <w:lang w:val="en-US"/>
-        </w:rPr>
-        <w:t>Guardduty</w:t>
-      </w:r>
-      <w:proofErr w:type="spellEnd"/>
-      <w:r>
-        <w:rPr>
-          <w:rFonts w:ascii="Assistant Medium" w:hAnsi="Assistant Medium" w:cs="Assistant Medium"/>
-          <w:lang w:val="en-US"/>
-        </w:rPr>
-        <w:t>.</w:t>
+        </w:rPr>
+      </w:pPr>
+      <w:r>
+        <w:rPr>
+          <w:rFonts w:ascii="Assistant Medium" w:hAnsi="Assistant Medium" w:cs="Assistant Medium"/>
+        </w:rPr>
+        <w:t xml:space="preserve">All disks </w:t>
+      </w:r>
+      <w:r>
+        <w:rPr>
+          <w:rFonts w:ascii="Assistant Medium" w:hAnsi="Assistant Medium" w:cs="Assistant Medium"/>
+        </w:rPr>
+        <w:t xml:space="preserve">are </w:t>
+      </w:r>
+      <w:r>
+        <w:rPr>
+          <w:rFonts w:ascii="Assistant Medium" w:hAnsi="Assistant Medium" w:cs="Assistant Medium"/>
+        </w:rPr>
+        <w:t>encrypted.</w:t>
       </w:r>
     </w:p>
     <w:p>
@@ -4719,29 +4000,13 @@
         <w:spacing w:after="0" w:line="360" w:lineRule="auto"/>
         <w:rPr>
           <w:rFonts w:ascii="Assistant Medium" w:hAnsi="Assistant Medium" w:cs="Assistant Medium"/>
-          <w:lang w:val="en-US"/>
-        </w:rPr>
-      </w:pPr>
-      <w:r>
-        <w:rPr>
-          <w:rFonts w:ascii="Assistant Medium" w:hAnsi="Assistant Medium" w:cs="Assistant Medium"/>
-          <w:lang w:val="en-US"/>
-        </w:rPr>
-        <w:t>Login with cert</w:t>
-      </w:r>
-      <w:r>
-        <w:rPr>
-          <w:rFonts w:ascii="Assistant Medium" w:hAnsi="Assistant Medium" w:cs="Assistant Medium"/>
-          <w:lang w:val="en-US"/>
-        </w:rPr>
-        <w:t>s</w:t>
-      </w:r>
-      <w:r>
-        <w:rPr>
-          <w:rFonts w:ascii="Assistant Medium" w:hAnsi="Assistant Medium" w:cs="Assistant Medium"/>
-          <w:lang w:val="en-US"/>
-        </w:rPr>
-        <w:t xml:space="preserve"> from specific whitelisted IP’s.</w:t>
+        </w:rPr>
+      </w:pPr>
+      <w:r>
+        <w:rPr>
+          <w:rFonts w:ascii="Assistant Medium" w:hAnsi="Assistant Medium" w:cs="Assistant Medium"/>
+        </w:rPr>
+        <w:t>Scout suite - AWS misconfiguration checks – Manual checks.</w:t>
       </w:r>
     </w:p>
     <w:p>
@@ -4754,15 +4019,25 @@
         <w:spacing w:after="0" w:line="360" w:lineRule="auto"/>
         <w:rPr>
           <w:rFonts w:ascii="Assistant Medium" w:hAnsi="Assistant Medium" w:cs="Assistant Medium"/>
-          <w:lang w:val="en-US"/>
-        </w:rPr>
-      </w:pPr>
-      <w:r>
-        <w:rPr>
-          <w:rFonts w:ascii="Assistant Medium" w:hAnsi="Assistant Medium" w:cs="Assistant Medium"/>
-          <w:lang w:val="en-US"/>
-        </w:rPr>
-        <w:t>No root login and additional hardening.</w:t>
+        </w:rPr>
+      </w:pPr>
+      <w:r>
+        <w:rPr>
+          <w:rFonts w:ascii="Assistant Medium" w:hAnsi="Assistant Medium" w:cs="Assistant Medium"/>
+        </w:rPr>
+        <w:t xml:space="preserve">Frequent </w:t>
+      </w:r>
+      <w:r>
+        <w:rPr>
+          <w:rFonts w:ascii="Assistant Medium" w:hAnsi="Assistant Medium" w:cs="Assistant Medium"/>
+        </w:rPr>
+        <w:t xml:space="preserve">apt </w:t>
+      </w:r>
+      <w:r>
+        <w:rPr>
+          <w:rFonts w:ascii="Assistant Medium" w:hAnsi="Assistant Medium" w:cs="Assistant Medium"/>
+        </w:rPr>
+        <w:t>updates.</w:t>
       </w:r>
     </w:p>
     <w:p>
@@ -4775,43 +4050,19 @@
         <w:spacing w:after="0" w:line="360" w:lineRule="auto"/>
         <w:rPr>
           <w:rFonts w:ascii="Assistant Medium" w:hAnsi="Assistant Medium" w:cs="Assistant Medium"/>
-          <w:lang w:val="en-US"/>
-        </w:rPr>
-      </w:pPr>
-      <w:r>
-        <w:rPr>
-          <w:rFonts w:ascii="Assistant Medium" w:hAnsi="Assistant Medium" w:cs="Assistant Medium"/>
-          <w:lang w:val="en-US"/>
-        </w:rPr>
-        <w:t xml:space="preserve">Monthly backup. Additional </w:t>
-      </w:r>
-      <w:r>
-        <w:rPr>
-          <w:rFonts w:ascii="Assistant Medium" w:hAnsi="Assistant Medium" w:cs="Assistant Medium"/>
-          <w:lang w:val="en-US"/>
-        </w:rPr>
-        <w:t xml:space="preserve">quarterly </w:t>
-      </w:r>
-      <w:r>
-        <w:rPr>
-          <w:rFonts w:ascii="Assistant Medium" w:hAnsi="Assistant Medium" w:cs="Assistant Medium"/>
-          <w:lang w:val="en-US"/>
-        </w:rPr>
-        <w:t xml:space="preserve">backup to different </w:t>
-      </w:r>
-      <w:r>
-        <w:rPr>
-          <w:rFonts w:ascii="Assistant Medium" w:hAnsi="Assistant Medium" w:cs="Assistant Medium"/>
-          <w:lang w:val="en-US"/>
-        </w:rPr>
-        <w:t>regions</w:t>
-      </w:r>
-      <w:r>
-        <w:rPr>
-          <w:rFonts w:ascii="Assistant Medium" w:hAnsi="Assistant Medium" w:cs="Assistant Medium"/>
-          <w:lang w:val="en-US"/>
-        </w:rPr>
-        <w:t>.</w:t>
+        </w:rPr>
+      </w:pPr>
+      <w:r>
+        <w:rPr>
+          <w:rFonts w:ascii="Assistant Medium" w:hAnsi="Assistant Medium" w:cs="Assistant Medium"/>
+        </w:rPr>
+        <w:t>Ubunto pro</w:t>
+      </w:r>
+      <w:r>
+        <w:rPr>
+          <w:rFonts w:ascii="Assistant Medium" w:hAnsi="Assistant Medium" w:cs="Assistant Medium"/>
+        </w:rPr>
+        <w:t xml:space="preserve"> on latest version.</w:t>
       </w:r>
     </w:p>
     <w:p>
@@ -4824,184 +4075,29 @@
         <w:spacing w:after="0" w:line="360" w:lineRule="auto"/>
         <w:rPr>
           <w:rFonts w:ascii="Assistant Medium" w:hAnsi="Assistant Medium" w:cs="Assistant Medium"/>
-          <w:lang w:val="en-US"/>
-        </w:rPr>
-      </w:pPr>
-      <w:r>
-        <w:rPr>
-          <w:rFonts w:ascii="Assistant Medium" w:hAnsi="Assistant Medium" w:cs="Assistant Medium"/>
-          <w:lang w:val="en-US"/>
-        </w:rPr>
-        <w:t xml:space="preserve">All disks </w:t>
-      </w:r>
-      <w:r>
-        <w:rPr>
-          <w:rFonts w:ascii="Assistant Medium" w:hAnsi="Assistant Medium" w:cs="Assistant Medium"/>
-          <w:lang w:val="en-US"/>
-        </w:rPr>
-        <w:t xml:space="preserve">are </w:t>
-      </w:r>
-      <w:r>
-        <w:rPr>
-          <w:rFonts w:ascii="Assistant Medium" w:hAnsi="Assistant Medium" w:cs="Assistant Medium"/>
-          <w:lang w:val="en-US"/>
-        </w:rPr>
-        <w:t>encrypted.</w:t>
-      </w:r>
-    </w:p>
-    <w:p>
-      <w:pPr>
-        <w:pStyle w:val="ListParagraph"/>
-        <w:numPr>
-          <w:ilvl w:val="0"/>
-          <w:numId w:val="2"/>
-        </w:numPr>
-        <w:spacing w:after="0" w:line="360" w:lineRule="auto"/>
-        <w:rPr>
-          <w:rFonts w:ascii="Assistant Medium" w:hAnsi="Assistant Medium" w:cs="Assistant Medium"/>
-          <w:lang w:val="en-US"/>
-        </w:rPr>
-      </w:pPr>
-      <w:r>
-        <w:rPr>
-          <w:rFonts w:ascii="Assistant Medium" w:hAnsi="Assistant Medium" w:cs="Assistant Medium"/>
-          <w:lang w:val="en-US"/>
-        </w:rPr>
-        <w:t>S</w:t>
-      </w:r>
-      <w:r>
-        <w:rPr>
-          <w:rFonts w:ascii="Assistant Medium" w:hAnsi="Assistant Medium" w:cs="Assistant Medium"/>
-        </w:rPr>
-        <w:t>cout suite - AWS misconfiguration checks</w:t>
-      </w:r>
-      <w:r>
-        <w:rPr>
-          <w:rFonts w:ascii="Assistant Medium" w:hAnsi="Assistant Medium" w:cs="Assistant Medium"/>
-          <w:lang w:val="en-US"/>
-        </w:rPr>
-        <w:t xml:space="preserve"> – Manual checks.</w:t>
-      </w:r>
-    </w:p>
-    <w:p>
-      <w:pPr>
-        <w:pStyle w:val="ListParagraph"/>
-        <w:numPr>
-          <w:ilvl w:val="0"/>
-          <w:numId w:val="2"/>
-        </w:numPr>
-        <w:spacing w:after="0" w:line="360" w:lineRule="auto"/>
-        <w:rPr>
-          <w:rFonts w:ascii="Assistant Medium" w:hAnsi="Assistant Medium" w:cs="Assistant Medium"/>
-          <w:lang w:val="en-US"/>
-        </w:rPr>
-      </w:pPr>
-      <w:r>
-        <w:rPr>
-          <w:rFonts w:ascii="Assistant Medium" w:hAnsi="Assistant Medium" w:cs="Assistant Medium"/>
-          <w:lang w:val="en-US"/>
-        </w:rPr>
-        <w:t xml:space="preserve">Frequent </w:t>
-      </w:r>
-      <w:r>
-        <w:rPr>
-          <w:rFonts w:ascii="Assistant Medium" w:hAnsi="Assistant Medium" w:cs="Assistant Medium"/>
-          <w:lang w:val="en-US"/>
-        </w:rPr>
-        <w:t xml:space="preserve">apt </w:t>
-      </w:r>
-      <w:r>
-        <w:rPr>
-          <w:rFonts w:ascii="Assistant Medium" w:hAnsi="Assistant Medium" w:cs="Assistant Medium"/>
-          <w:lang w:val="en-US"/>
-        </w:rPr>
-        <w:t>updates.</w:t>
-      </w:r>
-    </w:p>
-    <w:p>
-      <w:pPr>
-        <w:pStyle w:val="ListParagraph"/>
-        <w:numPr>
-          <w:ilvl w:val="0"/>
-          <w:numId w:val="2"/>
-        </w:numPr>
-        <w:spacing w:after="0" w:line="360" w:lineRule="auto"/>
-        <w:rPr>
-          <w:rFonts w:ascii="Assistant Medium" w:hAnsi="Assistant Medium" w:cs="Assistant Medium"/>
-          <w:lang w:val="en-US"/>
-        </w:rPr>
-      </w:pPr>
-      <w:proofErr w:type="spellStart"/>
-      <w:r>
-        <w:rPr>
-          <w:rFonts w:ascii="Assistant Medium" w:hAnsi="Assistant Medium" w:cs="Assistant Medium"/>
-          <w:lang w:val="en-US"/>
-        </w:rPr>
-        <w:t>Ubunto</w:t>
-      </w:r>
-      <w:proofErr w:type="spellEnd"/>
-      <w:r>
-        <w:rPr>
-          <w:rFonts w:ascii="Assistant Medium" w:hAnsi="Assistant Medium" w:cs="Assistant Medium"/>
-          <w:lang w:val="en-US"/>
-        </w:rPr>
-        <w:t xml:space="preserve"> pro</w:t>
-      </w:r>
-      <w:r>
-        <w:rPr>
-          <w:rFonts w:ascii="Assistant Medium" w:hAnsi="Assistant Medium" w:cs="Assistant Medium"/>
-          <w:lang w:val="en-US"/>
-        </w:rPr>
-        <w:t xml:space="preserve"> on latest version.</w:t>
-      </w:r>
-    </w:p>
-    <w:p>
-      <w:pPr>
-        <w:pStyle w:val="ListParagraph"/>
-        <w:numPr>
-          <w:ilvl w:val="0"/>
-          <w:numId w:val="2"/>
-        </w:numPr>
-        <w:spacing w:after="0" w:line="360" w:lineRule="auto"/>
-        <w:rPr>
-          <w:rFonts w:ascii="Assistant Medium" w:hAnsi="Assistant Medium" w:cs="Assistant Medium"/>
-          <w:lang w:val="en-US"/>
-        </w:rPr>
-      </w:pPr>
-      <w:proofErr w:type="spellStart"/>
-      <w:r>
-        <w:rPr>
-          <w:rFonts w:ascii="Assistant Medium" w:hAnsi="Assistant Medium" w:cs="Assistant Medium"/>
-          <w:lang w:val="en-US"/>
-        </w:rPr>
-        <w:t>Cloudtrail</w:t>
-      </w:r>
-      <w:proofErr w:type="spellEnd"/>
-      <w:r>
-        <w:rPr>
-          <w:rFonts w:ascii="Assistant Medium" w:hAnsi="Assistant Medium" w:cs="Assistant Medium"/>
-          <w:lang w:val="en-US"/>
-        </w:rPr>
-        <w:t xml:space="preserve"> monitoring.</w:t>
-      </w:r>
-      <w:r>
-        <w:rPr>
-          <w:rFonts w:ascii="Assistant Medium" w:hAnsi="Assistant Medium" w:cs="Assistant Medium"/>
-          <w:lang w:val="en-US"/>
+        </w:rPr>
+      </w:pPr>
+      <w:r>
+        <w:rPr>
+          <w:rFonts w:ascii="Assistant Medium" w:hAnsi="Assistant Medium" w:cs="Assistant Medium"/>
+        </w:rPr>
+        <w:t>Cloudtrail monitoring.</w:t>
+      </w:r>
+      <w:r>
+        <w:rPr>
+          <w:rFonts w:ascii="Assistant Medium" w:hAnsi="Assistant Medium" w:cs="Assistant Medium"/>
         </w:rPr>
         <w:t xml:space="preserve"> S3 not public, can </w:t>
       </w:r>
       <w:r>
         <w:rPr>
           <w:rFonts w:ascii="Assistant Medium" w:hAnsi="Assistant Medium" w:cs="Assistant Medium"/>
-          <w:lang w:val="en-US"/>
         </w:rPr>
         <w:t xml:space="preserve">read </w:t>
       </w:r>
       <w:r>
         <w:rPr>
           <w:rFonts w:ascii="Assistant Medium" w:hAnsi="Assistant Medium" w:cs="Assistant Medium"/>
-          <w:lang w:val="en-US"/>
         </w:rPr>
         <w:t>access from single IP.</w:t>
       </w:r>
@@ -5011,115 +4107,102 @@
         <w:spacing w:after="0" w:line="360" w:lineRule="auto"/>
         <w:rPr>
           <w:rFonts w:ascii="Assistant Medium" w:hAnsi="Assistant Medium" w:cs="Assistant Medium"/>
-          <w:lang w:val="en-US"/>
-        </w:rPr>
-      </w:pPr>
-    </w:p>
-    <w:p>
-      <w:pPr>
-        <w:spacing w:after="0" w:line="360" w:lineRule="auto"/>
-        <w:rPr>
-          <w:rFonts w:ascii="Assistant Medium" w:hAnsi="Assistant Medium" w:cs="Assistant Medium"/>
-          <w:lang w:val="en-US"/>
-        </w:rPr>
-      </w:pPr>
-    </w:p>
-    <w:p>
-      <w:pPr>
-        <w:spacing w:after="0" w:line="360" w:lineRule="auto"/>
-        <w:rPr>
-          <w:rFonts w:ascii="Assistant Medium" w:hAnsi="Assistant Medium" w:cs="Assistant Medium"/>
-          <w:lang w:val="en-US"/>
-        </w:rPr>
-      </w:pPr>
-    </w:p>
-    <w:p>
-      <w:pPr>
-        <w:spacing w:after="0" w:line="360" w:lineRule="auto"/>
-        <w:rPr>
-          <w:rFonts w:ascii="Assistant Medium" w:hAnsi="Assistant Medium" w:cs="Assistant Medium"/>
-          <w:lang w:val="en-US"/>
-        </w:rPr>
-      </w:pPr>
-    </w:p>
-    <w:p>
-      <w:pPr>
-        <w:spacing w:after="0" w:line="360" w:lineRule="auto"/>
-        <w:rPr>
-          <w:rFonts w:ascii="Assistant Medium" w:hAnsi="Assistant Medium" w:cs="Assistant Medium"/>
-          <w:lang w:val="en-US"/>
-        </w:rPr>
-      </w:pPr>
-    </w:p>
-    <w:p>
-      <w:pPr>
-        <w:spacing w:after="0" w:line="360" w:lineRule="auto"/>
-        <w:rPr>
-          <w:rFonts w:ascii="Assistant Medium" w:hAnsi="Assistant Medium" w:cs="Assistant Medium"/>
-          <w:lang w:val="en-US"/>
-        </w:rPr>
-      </w:pPr>
-    </w:p>
-    <w:p>
-      <w:pPr>
-        <w:spacing w:after="0" w:line="360" w:lineRule="auto"/>
-        <w:rPr>
-          <w:rFonts w:ascii="Assistant Medium" w:hAnsi="Assistant Medium" w:cs="Assistant Medium"/>
-          <w:lang w:val="en-US"/>
-        </w:rPr>
-      </w:pPr>
-    </w:p>
-    <w:p>
-      <w:pPr>
-        <w:spacing w:after="0" w:line="360" w:lineRule="auto"/>
-        <w:rPr>
-          <w:rFonts w:ascii="Assistant Medium" w:hAnsi="Assistant Medium" w:cs="Assistant Medium"/>
-          <w:lang w:val="en-US"/>
-        </w:rPr>
-      </w:pPr>
-    </w:p>
-    <w:p>
-      <w:pPr>
-        <w:spacing w:after="0" w:line="360" w:lineRule="auto"/>
-        <w:rPr>
-          <w:rFonts w:ascii="Assistant Medium" w:hAnsi="Assistant Medium" w:cs="Assistant Medium"/>
-          <w:lang w:val="en-US"/>
-        </w:rPr>
-      </w:pPr>
-    </w:p>
-    <w:p>
-      <w:pPr>
-        <w:spacing w:after="0" w:line="360" w:lineRule="auto"/>
-        <w:rPr>
-          <w:rFonts w:ascii="Assistant Medium" w:hAnsi="Assistant Medium" w:cs="Assistant Medium"/>
-          <w:lang w:val="en-US"/>
-        </w:rPr>
-      </w:pPr>
-    </w:p>
-    <w:p>
-      <w:pPr>
-        <w:spacing w:after="0" w:line="360" w:lineRule="auto"/>
-        <w:rPr>
-          <w:rFonts w:ascii="Assistant Medium" w:hAnsi="Assistant Medium" w:cs="Assistant Medium"/>
-          <w:lang w:val="en-US"/>
-        </w:rPr>
-      </w:pPr>
-    </w:p>
-    <w:p>
-      <w:pPr>
-        <w:spacing w:after="0" w:line="360" w:lineRule="auto"/>
-        <w:rPr>
-          <w:rFonts w:ascii="Assistant Medium" w:hAnsi="Assistant Medium" w:cs="Assistant Medium"/>
-          <w:lang w:val="en-US"/>
-        </w:rPr>
-      </w:pPr>
-    </w:p>
-    <w:p>
-      <w:pPr>
-        <w:spacing w:after="0" w:line="360" w:lineRule="auto"/>
-        <w:rPr>
-          <w:rFonts w:ascii="Assistant Medium" w:hAnsi="Assistant Medium" w:cs="Assistant Medium"/>
-          <w:lang w:val="en-US"/>
+        </w:rPr>
+      </w:pPr>
+    </w:p>
+    <w:p>
+      <w:pPr>
+        <w:spacing w:after="0" w:line="360" w:lineRule="auto"/>
+        <w:rPr>
+          <w:rFonts w:ascii="Assistant Medium" w:hAnsi="Assistant Medium" w:cs="Assistant Medium"/>
+        </w:rPr>
+      </w:pPr>
+    </w:p>
+    <w:p>
+      <w:pPr>
+        <w:spacing w:after="0" w:line="360" w:lineRule="auto"/>
+        <w:rPr>
+          <w:rFonts w:ascii="Assistant Medium" w:hAnsi="Assistant Medium" w:cs="Assistant Medium"/>
+        </w:rPr>
+      </w:pPr>
+    </w:p>
+    <w:p>
+      <w:pPr>
+        <w:spacing w:after="0" w:line="360" w:lineRule="auto"/>
+        <w:rPr>
+          <w:rFonts w:ascii="Assistant Medium" w:hAnsi="Assistant Medium" w:cs="Assistant Medium"/>
+        </w:rPr>
+      </w:pPr>
+    </w:p>
+    <w:p>
+      <w:pPr>
+        <w:spacing w:after="0" w:line="360" w:lineRule="auto"/>
+        <w:rPr>
+          <w:rFonts w:ascii="Assistant Medium" w:hAnsi="Assistant Medium" w:cs="Assistant Medium"/>
+        </w:rPr>
+      </w:pPr>
+    </w:p>
+    <w:p>
+      <w:pPr>
+        <w:spacing w:after="0" w:line="360" w:lineRule="auto"/>
+        <w:rPr>
+          <w:rFonts w:ascii="Assistant Medium" w:hAnsi="Assistant Medium" w:cs="Assistant Medium"/>
+        </w:rPr>
+      </w:pPr>
+    </w:p>
+    <w:p>
+      <w:pPr>
+        <w:spacing w:after="0" w:line="360" w:lineRule="auto"/>
+        <w:rPr>
+          <w:rFonts w:ascii="Assistant Medium" w:hAnsi="Assistant Medium" w:cs="Assistant Medium"/>
+        </w:rPr>
+      </w:pPr>
+    </w:p>
+    <w:p>
+      <w:pPr>
+        <w:spacing w:after="0" w:line="360" w:lineRule="auto"/>
+        <w:rPr>
+          <w:rFonts w:ascii="Assistant Medium" w:hAnsi="Assistant Medium" w:cs="Assistant Medium"/>
+        </w:rPr>
+      </w:pPr>
+    </w:p>
+    <w:p>
+      <w:pPr>
+        <w:spacing w:after="0" w:line="360" w:lineRule="auto"/>
+        <w:rPr>
+          <w:rFonts w:ascii="Assistant Medium" w:hAnsi="Assistant Medium" w:cs="Assistant Medium"/>
+        </w:rPr>
+      </w:pPr>
+    </w:p>
+    <w:p>
+      <w:pPr>
+        <w:spacing w:after="0" w:line="360" w:lineRule="auto"/>
+        <w:rPr>
+          <w:rFonts w:ascii="Assistant Medium" w:hAnsi="Assistant Medium" w:cs="Assistant Medium"/>
+        </w:rPr>
+      </w:pPr>
+    </w:p>
+    <w:p>
+      <w:pPr>
+        <w:spacing w:after="0" w:line="360" w:lineRule="auto"/>
+        <w:rPr>
+          <w:rFonts w:ascii="Assistant Medium" w:hAnsi="Assistant Medium" w:cs="Assistant Medium"/>
+        </w:rPr>
+      </w:pPr>
+    </w:p>
+    <w:p>
+      <w:pPr>
+        <w:spacing w:after="0" w:line="360" w:lineRule="auto"/>
+        <w:rPr>
+          <w:rFonts w:ascii="Assistant Medium" w:hAnsi="Assistant Medium" w:cs="Assistant Medium"/>
+        </w:rPr>
+      </w:pPr>
+    </w:p>
+    <w:p>
+      <w:pPr>
+        <w:spacing w:after="0" w:line="360" w:lineRule="auto"/>
+        <w:rPr>
+          <w:rFonts w:ascii="Assistant Medium" w:hAnsi="Assistant Medium" w:cs="Assistant Medium"/>
         </w:rPr>
       </w:pPr>
     </w:p>
@@ -5133,7 +4216,6 @@
           <w:sz w:val="28"/>
           <w:szCs w:val="28"/>
           <w:u w:val="single"/>
-          <w:lang w:val="en-US"/>
         </w:rPr>
       </w:pPr>
       <w:r>
@@ -5144,7 +4226,6 @@
           <w:sz w:val="28"/>
           <w:szCs w:val="28"/>
           <w:u w:val="single"/>
-          <w:lang w:val="en-US"/>
         </w:rPr>
         <w:lastRenderedPageBreak/>
         <w:t>Website</w:t>
@@ -5157,29 +4238,16 @@
           <w:rFonts w:ascii="Assistant Medium" w:hAnsi="Assistant Medium" w:cs="Assistant Medium"/>
           <w:b/>
           <w:bCs/>
-          <w:lang w:val="en-US"/>
-        </w:rPr>
-      </w:pPr>
-      <w:r>
-        <w:rPr>
-          <w:rFonts w:ascii="Assistant Medium" w:hAnsi="Assistant Medium" w:cs="Assistant Medium"/>
-          <w:b/>
-          <w:bCs/>
-          <w:lang w:val="en-US"/>
-        </w:rPr>
-        <w:t xml:space="preserve">Squarespace and bunny </w:t>
-      </w:r>
-      <w:proofErr w:type="spellStart"/>
-      <w:r>
-        <w:rPr>
-          <w:rFonts w:ascii="Assistant Medium" w:hAnsi="Assistant Medium" w:cs="Assistant Medium"/>
-          <w:b/>
-          <w:bCs/>
-          <w:lang w:val="en-US"/>
-        </w:rPr>
-        <w:t>cdn</w:t>
-      </w:r>
-      <w:proofErr w:type="spellEnd"/>
+        </w:rPr>
+      </w:pPr>
+      <w:r>
+        <w:rPr>
+          <w:rFonts w:ascii="Assistant Medium" w:hAnsi="Assistant Medium" w:cs="Assistant Medium"/>
+          <w:b/>
+          <w:bCs/>
+        </w:rPr>
+        <w:t>Squarespace and bunny cdn</w:t>
+      </w:r>
     </w:p>
     <w:p>
       <w:pPr>
@@ -5194,13 +4262,11 @@
           <w:b/>
           <w:bCs/>
           <w:u w:val="single"/>
-          <w:lang w:val="en-US"/>
-        </w:rPr>
-      </w:pPr>
-      <w:r>
-        <w:rPr>
-          <w:rFonts w:ascii="Assistant Medium" w:hAnsi="Assistant Medium" w:cs="Assistant Medium"/>
-          <w:lang w:val="en-US"/>
+        </w:rPr>
+      </w:pPr>
+      <w:r>
+        <w:rPr>
+          <w:rFonts w:ascii="Assistant Medium" w:hAnsi="Assistant Medium" w:cs="Assistant Medium"/>
         </w:rPr>
         <w:t>CDN</w:t>
       </w:r>
@@ -5218,13 +4284,11 @@
           <w:b/>
           <w:bCs/>
           <w:u w:val="single"/>
-          <w:lang w:val="en-US"/>
-        </w:rPr>
-      </w:pPr>
-      <w:r>
-        <w:rPr>
-          <w:rFonts w:ascii="Assistant Medium" w:hAnsi="Assistant Medium" w:cs="Assistant Medium"/>
-          <w:lang w:val="en-US"/>
+        </w:rPr>
+      </w:pPr>
+      <w:r>
+        <w:rPr>
+          <w:rFonts w:ascii="Assistant Medium" w:hAnsi="Assistant Medium" w:cs="Assistant Medium"/>
         </w:rPr>
         <w:t>DNS</w:t>
       </w:r>
@@ -5239,133 +4303,109 @@
         <w:spacing w:after="0" w:line="360" w:lineRule="auto"/>
         <w:rPr>
           <w:rFonts w:ascii="Assistant Medium" w:hAnsi="Assistant Medium" w:cs="Assistant Medium"/>
-          <w:lang w:val="en-US"/>
-        </w:rPr>
-      </w:pPr>
-      <w:proofErr w:type="spellStart"/>
-      <w:r>
-        <w:rPr>
-          <w:rFonts w:ascii="Assistant Medium" w:hAnsi="Assistant Medium" w:cs="Assistant Medium"/>
-          <w:lang w:val="en-US"/>
+        </w:rPr>
+      </w:pPr>
+      <w:r>
+        <w:rPr>
+          <w:rFonts w:ascii="Assistant Medium" w:hAnsi="Assistant Medium" w:cs="Assistant Medium"/>
         </w:rPr>
         <w:t>Dnssec</w:t>
       </w:r>
-      <w:proofErr w:type="spellEnd"/>
-    </w:p>
-    <w:p>
-      <w:pPr>
-        <w:pStyle w:val="ListParagraph"/>
-        <w:numPr>
-          <w:ilvl w:val="0"/>
-          <w:numId w:val="4"/>
-        </w:numPr>
-        <w:spacing w:after="0" w:line="360" w:lineRule="auto"/>
-        <w:rPr>
-          <w:rFonts w:ascii="Assistant Medium" w:hAnsi="Assistant Medium" w:cs="Assistant Medium"/>
-          <w:lang w:val="en-US"/>
-        </w:rPr>
-      </w:pPr>
-      <w:proofErr w:type="spellStart"/>
-      <w:r>
-        <w:rPr>
-          <w:rFonts w:ascii="Assistant Medium" w:hAnsi="Assistant Medium" w:cs="Assistant Medium"/>
-          <w:lang w:val="en-US"/>
+    </w:p>
+    <w:p>
+      <w:pPr>
+        <w:pStyle w:val="ListParagraph"/>
+        <w:numPr>
+          <w:ilvl w:val="0"/>
+          <w:numId w:val="4"/>
+        </w:numPr>
+        <w:spacing w:after="0" w:line="360" w:lineRule="auto"/>
+        <w:rPr>
+          <w:rFonts w:ascii="Assistant Medium" w:hAnsi="Assistant Medium" w:cs="Assistant Medium"/>
+        </w:rPr>
+      </w:pPr>
+      <w:r>
+        <w:rPr>
+          <w:rFonts w:ascii="Assistant Medium" w:hAnsi="Assistant Medium" w:cs="Assistant Medium"/>
         </w:rPr>
         <w:t>Spf</w:t>
       </w:r>
-      <w:proofErr w:type="spellEnd"/>
-    </w:p>
-    <w:p>
-      <w:pPr>
-        <w:pStyle w:val="ListParagraph"/>
-        <w:numPr>
-          <w:ilvl w:val="0"/>
-          <w:numId w:val="4"/>
-        </w:numPr>
-        <w:spacing w:after="0" w:line="360" w:lineRule="auto"/>
-        <w:rPr>
-          <w:rFonts w:ascii="Assistant Medium" w:hAnsi="Assistant Medium" w:cs="Assistant Medium"/>
-          <w:lang w:val="en-US"/>
-        </w:rPr>
-      </w:pPr>
-      <w:proofErr w:type="spellStart"/>
-      <w:r>
-        <w:rPr>
-          <w:rFonts w:ascii="Assistant Medium" w:hAnsi="Assistant Medium" w:cs="Assistant Medium"/>
-          <w:lang w:val="en-US"/>
+    </w:p>
+    <w:p>
+      <w:pPr>
+        <w:pStyle w:val="ListParagraph"/>
+        <w:numPr>
+          <w:ilvl w:val="0"/>
+          <w:numId w:val="4"/>
+        </w:numPr>
+        <w:spacing w:after="0" w:line="360" w:lineRule="auto"/>
+        <w:rPr>
+          <w:rFonts w:ascii="Assistant Medium" w:hAnsi="Assistant Medium" w:cs="Assistant Medium"/>
+        </w:rPr>
+      </w:pPr>
+      <w:r>
+        <w:rPr>
+          <w:rFonts w:ascii="Assistant Medium" w:hAnsi="Assistant Medium" w:cs="Assistant Medium"/>
         </w:rPr>
         <w:t>Mta-sts</w:t>
       </w:r>
-      <w:proofErr w:type="spellEnd"/>
-    </w:p>
-    <w:p>
-      <w:pPr>
-        <w:pStyle w:val="ListParagraph"/>
-        <w:numPr>
-          <w:ilvl w:val="0"/>
-          <w:numId w:val="4"/>
-        </w:numPr>
-        <w:spacing w:after="0" w:line="360" w:lineRule="auto"/>
-        <w:rPr>
-          <w:rFonts w:ascii="Assistant Medium" w:hAnsi="Assistant Medium" w:cs="Assistant Medium"/>
-          <w:lang w:val="en-US"/>
-        </w:rPr>
-      </w:pPr>
-      <w:proofErr w:type="spellStart"/>
-      <w:r>
-        <w:rPr>
-          <w:rFonts w:ascii="Assistant Medium" w:hAnsi="Assistant Medium" w:cs="Assistant Medium"/>
-          <w:lang w:val="en-US"/>
+    </w:p>
+    <w:p>
+      <w:pPr>
+        <w:pStyle w:val="ListParagraph"/>
+        <w:numPr>
+          <w:ilvl w:val="0"/>
+          <w:numId w:val="4"/>
+        </w:numPr>
+        <w:spacing w:after="0" w:line="360" w:lineRule="auto"/>
+        <w:rPr>
+          <w:rFonts w:ascii="Assistant Medium" w:hAnsi="Assistant Medium" w:cs="Assistant Medium"/>
+        </w:rPr>
+      </w:pPr>
+      <w:r>
+        <w:rPr>
+          <w:rFonts w:ascii="Assistant Medium" w:hAnsi="Assistant Medium" w:cs="Assistant Medium"/>
         </w:rPr>
         <w:t>Dmarc</w:t>
       </w:r>
-      <w:proofErr w:type="spellEnd"/>
-    </w:p>
-    <w:p>
-      <w:pPr>
-        <w:pStyle w:val="ListParagraph"/>
-        <w:numPr>
-          <w:ilvl w:val="0"/>
-          <w:numId w:val="4"/>
-        </w:numPr>
-        <w:spacing w:after="0" w:line="360" w:lineRule="auto"/>
-        <w:rPr>
-          <w:rFonts w:ascii="Assistant Medium" w:hAnsi="Assistant Medium" w:cs="Assistant Medium"/>
-          <w:lang w:val="en-US"/>
-        </w:rPr>
-      </w:pPr>
-      <w:proofErr w:type="spellStart"/>
-      <w:r>
-        <w:rPr>
-          <w:rFonts w:ascii="Assistant Medium" w:hAnsi="Assistant Medium" w:cs="Assistant Medium"/>
-          <w:lang w:val="en-US"/>
+    </w:p>
+    <w:p>
+      <w:pPr>
+        <w:pStyle w:val="ListParagraph"/>
+        <w:numPr>
+          <w:ilvl w:val="0"/>
+          <w:numId w:val="4"/>
+        </w:numPr>
+        <w:spacing w:after="0" w:line="360" w:lineRule="auto"/>
+        <w:rPr>
+          <w:rFonts w:ascii="Assistant Medium" w:hAnsi="Assistant Medium" w:cs="Assistant Medium"/>
+        </w:rPr>
+      </w:pPr>
+      <w:r>
+        <w:rPr>
+          <w:rFonts w:ascii="Assistant Medium" w:hAnsi="Assistant Medium" w:cs="Assistant Medium"/>
         </w:rPr>
         <w:t>Dkim</w:t>
       </w:r>
-      <w:proofErr w:type="spellEnd"/>
-    </w:p>
-    <w:p>
-      <w:pPr>
-        <w:pStyle w:val="ListParagraph"/>
-        <w:numPr>
-          <w:ilvl w:val="0"/>
-          <w:numId w:val="4"/>
-        </w:numPr>
-        <w:spacing w:after="0" w:line="360" w:lineRule="auto"/>
-        <w:rPr>
-          <w:rFonts w:ascii="Assistant Medium" w:hAnsi="Assistant Medium" w:cs="Assistant Medium"/>
-          <w:lang w:val="en-US"/>
-        </w:rPr>
-      </w:pPr>
-      <w:proofErr w:type="spellStart"/>
-      <w:r>
-        <w:rPr>
-          <w:rFonts w:ascii="Assistant Medium" w:hAnsi="Assistant Medium" w:cs="Assistant Medium"/>
-          <w:lang w:val="en-US"/>
+    </w:p>
+    <w:p>
+      <w:pPr>
+        <w:pStyle w:val="ListParagraph"/>
+        <w:numPr>
+          <w:ilvl w:val="0"/>
+          <w:numId w:val="4"/>
+        </w:numPr>
+        <w:spacing w:after="0" w:line="360" w:lineRule="auto"/>
+        <w:rPr>
+          <w:rFonts w:ascii="Assistant Medium" w:hAnsi="Assistant Medium" w:cs="Assistant Medium"/>
+        </w:rPr>
+      </w:pPr>
+      <w:r>
+        <w:rPr>
+          <w:rFonts w:ascii="Assistant Medium" w:hAnsi="Assistant Medium" w:cs="Assistant Medium"/>
         </w:rPr>
         <w:t>Caa</w:t>
       </w:r>
-      <w:proofErr w:type="spellEnd"/>
     </w:p>
     <w:p>
       <w:pPr>
@@ -5380,13 +4420,11 @@
           <w:b/>
           <w:bCs/>
           <w:u w:val="single"/>
-          <w:lang w:val="en-US"/>
-        </w:rPr>
-      </w:pPr>
-      <w:r>
-        <w:rPr>
-          <w:rFonts w:ascii="Assistant Medium" w:hAnsi="Assistant Medium" w:cs="Assistant Medium"/>
-          <w:lang w:val="en-US"/>
+        </w:rPr>
+      </w:pPr>
+      <w:r>
+        <w:rPr>
+          <w:rFonts w:ascii="Assistant Medium" w:hAnsi="Assistant Medium" w:cs="Assistant Medium"/>
         </w:rPr>
         <w:t>Geo blocking.</w:t>
       </w:r>
@@ -5404,13 +4442,11 @@
           <w:b/>
           <w:bCs/>
           <w:u w:val="single"/>
-          <w:lang w:val="en-US"/>
-        </w:rPr>
-      </w:pPr>
-      <w:r>
-        <w:rPr>
-          <w:rFonts w:ascii="Assistant Medium" w:hAnsi="Assistant Medium" w:cs="Assistant Medium"/>
-          <w:lang w:val="en-US"/>
+        </w:rPr>
+      </w:pPr>
+      <w:r>
+        <w:rPr>
+          <w:rFonts w:ascii="Assistant Medium" w:hAnsi="Assistant Medium" w:cs="Assistant Medium"/>
         </w:rPr>
         <w:t>Rate limit.</w:t>
       </w:r>
@@ -5428,20 +4464,17 @@
           <w:b/>
           <w:bCs/>
           <w:u w:val="single"/>
-          <w:lang w:val="en-US"/>
-        </w:rPr>
-      </w:pPr>
-      <w:r>
-        <w:rPr>
-          <w:rFonts w:ascii="Assistant Medium" w:hAnsi="Assistant Medium" w:cs="Assistant Medium"/>
-          <w:lang w:val="en-US"/>
+        </w:rPr>
+      </w:pPr>
+      <w:r>
+        <w:rPr>
+          <w:rFonts w:ascii="Assistant Medium" w:hAnsi="Assistant Medium" w:cs="Assistant Medium"/>
         </w:rPr>
         <w:t>WAF</w:t>
       </w:r>
       <w:r>
         <w:rPr>
           <w:rFonts w:ascii="Assistant Medium" w:hAnsi="Assistant Medium" w:cs="Assistant Medium"/>
-          <w:lang w:val="en-US"/>
         </w:rPr>
         <w:t>.</w:t>
       </w:r>
@@ -5459,13 +4492,11 @@
           <w:b/>
           <w:bCs/>
           <w:u w:val="single"/>
-          <w:lang w:val="en-US"/>
-        </w:rPr>
-      </w:pPr>
-      <w:r>
-        <w:rPr>
-          <w:rFonts w:ascii="Assistant Medium" w:hAnsi="Assistant Medium" w:cs="Assistant Medium"/>
-          <w:lang w:val="en-US"/>
+        </w:rPr>
+      </w:pPr>
+      <w:r>
+        <w:rPr>
+          <w:rFonts w:ascii="Assistant Medium" w:hAnsi="Assistant Medium" w:cs="Assistant Medium"/>
         </w:rPr>
         <w:t>Anti bot.</w:t>
       </w:r>
@@ -5483,27 +4514,23 @@
           <w:b/>
           <w:bCs/>
           <w:u w:val="single"/>
-          <w:lang w:val="en-US"/>
-        </w:rPr>
-      </w:pPr>
-      <w:r>
-        <w:rPr>
-          <w:rFonts w:ascii="Assistant Medium" w:hAnsi="Assistant Medium" w:cs="Assistant Medium"/>
-          <w:lang w:val="en-US"/>
+        </w:rPr>
+      </w:pPr>
+      <w:r>
+        <w:rPr>
+          <w:rFonts w:ascii="Assistant Medium" w:hAnsi="Assistant Medium" w:cs="Assistant Medium"/>
         </w:rPr>
         <w:t>D</w:t>
       </w:r>
       <w:r>
         <w:rPr>
           <w:rFonts w:ascii="Assistant Medium" w:hAnsi="Assistant Medium" w:cs="Assistant Medium"/>
-          <w:lang w:val="en-US"/>
         </w:rPr>
         <w:t>DOS</w:t>
       </w:r>
       <w:r>
         <w:rPr>
           <w:rFonts w:ascii="Assistant Medium" w:hAnsi="Assistant Medium" w:cs="Assistant Medium"/>
-          <w:lang w:val="en-US"/>
         </w:rPr>
         <w:t xml:space="preserve"> protection.</w:t>
       </w:r>
@@ -5521,13 +4548,11 @@
           <w:b/>
           <w:bCs/>
           <w:u w:val="single"/>
-          <w:lang w:val="en-US"/>
-        </w:rPr>
-      </w:pPr>
-      <w:r>
-        <w:rPr>
-          <w:rFonts w:ascii="Assistant Medium" w:hAnsi="Assistant Medium" w:cs="Assistant Medium"/>
-          <w:lang w:val="en-US"/>
+        </w:rPr>
+      </w:pPr>
+      <w:r>
+        <w:rPr>
+          <w:rFonts w:ascii="Assistant Medium" w:hAnsi="Assistant Medium" w:cs="Assistant Medium"/>
         </w:rPr>
         <w:t xml:space="preserve">Major access lists </w:t>
       </w:r>
@@ -5545,13 +4570,11 @@
           <w:b/>
           <w:bCs/>
           <w:u w:val="single"/>
-          <w:lang w:val="en-US"/>
-        </w:rPr>
-      </w:pPr>
-      <w:r>
-        <w:rPr>
-          <w:rFonts w:ascii="Assistant Medium" w:hAnsi="Assistant Medium" w:cs="Assistant Medium"/>
-          <w:lang w:val="en-US"/>
+        </w:rPr>
+      </w:pPr>
+      <w:r>
+        <w:rPr>
+          <w:rFonts w:ascii="Assistant Medium" w:hAnsi="Assistant Medium" w:cs="Assistant Medium"/>
         </w:rPr>
         <w:t>Block VPN.</w:t>
       </w:r>
@@ -5569,13 +4592,11 @@
           <w:b/>
           <w:bCs/>
           <w:u w:val="single"/>
-          <w:lang w:val="en-US"/>
-        </w:rPr>
-      </w:pPr>
-      <w:r>
-        <w:rPr>
-          <w:rFonts w:ascii="Assistant Medium" w:hAnsi="Assistant Medium" w:cs="Assistant Medium"/>
-          <w:lang w:val="en-US"/>
+        </w:rPr>
+      </w:pPr>
+      <w:r>
+        <w:rPr>
+          <w:rFonts w:ascii="Assistant Medium" w:hAnsi="Assistant Medium" w:cs="Assistant Medium"/>
         </w:rPr>
         <w:t>Block traffic from datacenters.</w:t>
       </w:r>
@@ -5593,13 +4614,11 @@
           <w:b/>
           <w:bCs/>
           <w:u w:val="single"/>
-          <w:lang w:val="en-US"/>
-        </w:rPr>
-      </w:pPr>
-      <w:r>
-        <w:rPr>
-          <w:rFonts w:ascii="Assistant Medium" w:hAnsi="Assistant Medium" w:cs="Assistant Medium"/>
-          <w:lang w:val="en-US"/>
+        </w:rPr>
+      </w:pPr>
+      <w:r>
+        <w:rPr>
+          <w:rFonts w:ascii="Assistant Medium" w:hAnsi="Assistant Medium" w:cs="Assistant Medium"/>
         </w:rPr>
         <w:t>Block TOR</w:t>
       </w:r>
@@ -5617,13 +4636,11 @@
           <w:b/>
           <w:bCs/>
           <w:u w:val="single"/>
-          <w:lang w:val="en-US"/>
-        </w:rPr>
-      </w:pPr>
-      <w:r>
-        <w:rPr>
-          <w:rFonts w:ascii="Assistant Medium" w:hAnsi="Assistant Medium" w:cs="Assistant Medium"/>
-          <w:lang w:val="en-US"/>
+        </w:rPr>
+      </w:pPr>
+      <w:r>
+        <w:rPr>
+          <w:rFonts w:ascii="Assistant Medium" w:hAnsi="Assistant Medium" w:cs="Assistant Medium"/>
         </w:rPr>
         <w:t>Block known BOTS.</w:t>
       </w:r>
@@ -5641,24 +4658,13 @@
           <w:b/>
           <w:bCs/>
           <w:u w:val="single"/>
-          <w:lang w:val="en-US"/>
-        </w:rPr>
-      </w:pPr>
-      <w:proofErr w:type="spellStart"/>
-      <w:r>
-        <w:rPr>
-          <w:rFonts w:ascii="Assistant Medium" w:hAnsi="Assistant Medium" w:cs="Assistant Medium"/>
-          <w:lang w:val="en-US"/>
-        </w:rPr>
-        <w:t>Abuseipdb</w:t>
-      </w:r>
-      <w:proofErr w:type="spellEnd"/>
-      <w:r>
-        <w:rPr>
-          <w:rFonts w:ascii="Assistant Medium" w:hAnsi="Assistant Medium" w:cs="Assistant Medium"/>
-          <w:lang w:val="en-US"/>
-        </w:rPr>
-        <w:t xml:space="preserve"> and other known feeds.</w:t>
+        </w:rPr>
+      </w:pPr>
+      <w:r>
+        <w:rPr>
+          <w:rFonts w:ascii="Assistant Medium" w:hAnsi="Assistant Medium" w:cs="Assistant Medium"/>
+        </w:rPr>
+        <w:t>Abuseipdb and other known feeds.</w:t>
       </w:r>
     </w:p>
     <w:p>
@@ -5674,20 +4680,17 @@
           <w:b/>
           <w:bCs/>
           <w:u w:val="single"/>
-          <w:lang w:val="en-US"/>
-        </w:rPr>
-      </w:pPr>
-      <w:r>
-        <w:rPr>
-          <w:rFonts w:ascii="Assistant Medium" w:hAnsi="Assistant Medium" w:cs="Assistant Medium"/>
-          <w:lang w:val="en-US"/>
+        </w:rPr>
+      </w:pPr>
+      <w:r>
+        <w:rPr>
+          <w:rFonts w:ascii="Assistant Medium" w:hAnsi="Assistant Medium" w:cs="Assistant Medium"/>
         </w:rPr>
         <w:t>Upload scanning</w:t>
       </w:r>
       <w:r>
         <w:rPr>
           <w:rFonts w:ascii="Assistant Medium" w:hAnsi="Assistant Medium" w:cs="Assistant Medium"/>
-          <w:lang w:val="en-US"/>
         </w:rPr>
         <w:t xml:space="preserve"> against malwares and CSAM.</w:t>
       </w:r>
@@ -5705,13 +4708,11 @@
           <w:b/>
           <w:bCs/>
           <w:u w:val="single"/>
-          <w:lang w:val="en-US"/>
-        </w:rPr>
-      </w:pPr>
-      <w:r>
-        <w:rPr>
-          <w:rFonts w:ascii="Assistant Medium" w:hAnsi="Assistant Medium" w:cs="Assistant Medium"/>
-          <w:lang w:val="en-US"/>
+        </w:rPr>
+      </w:pPr>
+      <w:r>
+        <w:rPr>
+          <w:rFonts w:ascii="Assistant Medium" w:hAnsi="Assistant Medium" w:cs="Assistant Medium"/>
         </w:rPr>
         <w:t>Domain hold.</w:t>
       </w:r>
@@ -5729,24 +4730,13 @@
           <w:b/>
           <w:bCs/>
           <w:u w:val="single"/>
-          <w:lang w:val="en-US"/>
-        </w:rPr>
-      </w:pPr>
-      <w:proofErr w:type="spellStart"/>
-      <w:r>
-        <w:rPr>
-          <w:rFonts w:ascii="Assistant Medium" w:hAnsi="Assistant Medium" w:cs="Assistant Medium"/>
-          <w:lang w:val="en-US"/>
-        </w:rPr>
-        <w:t>Whois</w:t>
-      </w:r>
-      <w:proofErr w:type="spellEnd"/>
-      <w:r>
-        <w:rPr>
-          <w:rFonts w:ascii="Assistant Medium" w:hAnsi="Assistant Medium" w:cs="Assistant Medium"/>
-          <w:lang w:val="en-US"/>
-        </w:rPr>
-        <w:t xml:space="preserve"> privacy.</w:t>
+        </w:rPr>
+      </w:pPr>
+      <w:r>
+        <w:rPr>
+          <w:rFonts w:ascii="Assistant Medium" w:hAnsi="Assistant Medium" w:cs="Assistant Medium"/>
+        </w:rPr>
+        <w:t>Whois privacy.</w:t>
       </w:r>
     </w:p>
     <w:p>
@@ -5762,13 +4752,11 @@
           <w:b/>
           <w:bCs/>
           <w:u w:val="single"/>
-          <w:lang w:val="en-US"/>
-        </w:rPr>
-      </w:pPr>
-      <w:r>
-        <w:rPr>
-          <w:rFonts w:ascii="Assistant Medium" w:hAnsi="Assistant Medium" w:cs="Assistant Medium"/>
-          <w:lang w:val="en-US"/>
+        </w:rPr>
+      </w:pPr>
+      <w:r>
+        <w:rPr>
+          <w:rFonts w:ascii="Assistant Medium" w:hAnsi="Assistant Medium" w:cs="Assistant Medium"/>
         </w:rPr>
         <w:t>Block post requests.</w:t>
       </w:r>
@@ -5786,13 +4774,11 @@
           <w:b/>
           <w:bCs/>
           <w:u w:val="single"/>
-          <w:lang w:val="en-US"/>
-        </w:rPr>
-      </w:pPr>
-      <w:r>
-        <w:rPr>
-          <w:rFonts w:ascii="Assistant Medium" w:hAnsi="Assistant Medium" w:cs="Assistant Medium"/>
-          <w:lang w:val="en-US"/>
+        </w:rPr>
+      </w:pPr>
+      <w:r>
+        <w:rPr>
+          <w:rFonts w:ascii="Assistant Medium" w:hAnsi="Assistant Medium" w:cs="Assistant Medium"/>
         </w:rPr>
         <w:t>Request and response body limit.</w:t>
       </w:r>
@@ -5807,20 +4793,17 @@
         <w:spacing w:after="0" w:line="360" w:lineRule="auto"/>
         <w:rPr>
           <w:rFonts w:ascii="Assistant Medium" w:hAnsi="Assistant Medium" w:cs="Assistant Medium"/>
-          <w:lang w:val="en-US"/>
-        </w:rPr>
-      </w:pPr>
-      <w:r>
-        <w:rPr>
-          <w:rFonts w:ascii="Assistant Medium" w:hAnsi="Assistant Medium" w:cs="Assistant Medium"/>
-          <w:lang w:val="en-US"/>
+        </w:rPr>
+      </w:pPr>
+      <w:r>
+        <w:rPr>
+          <w:rFonts w:ascii="Assistant Medium" w:hAnsi="Assistant Medium" w:cs="Assistant Medium"/>
         </w:rPr>
         <w:t>Real-time threat intelligence</w:t>
       </w:r>
       <w:r>
         <w:rPr>
           <w:rFonts w:ascii="Assistant Medium" w:hAnsi="Assistant Medium" w:cs="Assistant Medium"/>
-          <w:lang w:val="en-US"/>
         </w:rPr>
         <w:t>.</w:t>
       </w:r>
@@ -5833,16 +4816,14 @@
           <w:b/>
           <w:bCs/>
           <w:u w:val="single"/>
-          <w:lang w:val="en-US"/>
-        </w:rPr>
-      </w:pPr>
-    </w:p>
-    <w:p>
-      <w:pPr>
-        <w:spacing w:after="0" w:line="360" w:lineRule="auto"/>
-        <w:rPr>
-          <w:rFonts w:ascii="Assistant Medium" w:hAnsi="Assistant Medium" w:cs="Assistant Medium"/>
-          <w:lang w:val="en-US"/>
+        </w:rPr>
+      </w:pPr>
+    </w:p>
+    <w:p>
+      <w:pPr>
+        <w:spacing w:after="0" w:line="360" w:lineRule="auto"/>
+        <w:rPr>
+          <w:rFonts w:ascii="Assistant Medium" w:hAnsi="Assistant Medium" w:cs="Assistant Medium"/>
         </w:rPr>
       </w:pPr>
     </w:p>
@@ -5856,7 +4837,6 @@
           <w:sz w:val="28"/>
           <w:szCs w:val="28"/>
           <w:u w:val="single"/>
-          <w:lang w:val="en-US"/>
         </w:rPr>
       </w:pPr>
       <w:r>
@@ -5867,7 +4847,6 @@
           <w:sz w:val="28"/>
           <w:szCs w:val="28"/>
           <w:u w:val="single"/>
-          <w:lang w:val="en-US"/>
         </w:rPr>
         <w:lastRenderedPageBreak/>
         <w:t>Backups</w:t>
@@ -5884,41 +4863,35 @@
         <w:rPr>
           <w:rFonts w:ascii="Assistant Medium" w:hAnsi="Assistant Medium" w:cs="Assistant Medium"/>
           <w:u w:val="single"/>
-          <w:lang w:val="en-US"/>
-        </w:rPr>
-      </w:pPr>
-      <w:r>
-        <w:rPr>
-          <w:rFonts w:ascii="Assistant Medium" w:hAnsi="Assistant Medium" w:cs="Assistant Medium"/>
-          <w:lang w:val="en-US"/>
+        </w:rPr>
+      </w:pPr>
+      <w:r>
+        <w:rPr>
+          <w:rFonts w:ascii="Assistant Medium" w:hAnsi="Assistant Medium" w:cs="Assistant Medium"/>
         </w:rPr>
         <w:t xml:space="preserve">Fast </w:t>
       </w:r>
       <w:r>
         <w:rPr>
           <w:rFonts w:ascii="Assistant Medium" w:hAnsi="Assistant Medium" w:cs="Assistant Medium"/>
-          <w:lang w:val="en-US"/>
         </w:rPr>
         <w:t>Large</w:t>
       </w:r>
       <w:r>
         <w:rPr>
           <w:rFonts w:ascii="Assistant Medium" w:hAnsi="Assistant Medium" w:cs="Assistant Medium"/>
-          <w:lang w:val="en-US"/>
         </w:rPr>
         <w:t xml:space="preserve"> </w:t>
       </w:r>
       <w:r>
         <w:rPr>
           <w:rFonts w:ascii="Assistant Medium" w:hAnsi="Assistant Medium" w:cs="Assistant Medium"/>
-          <w:lang w:val="en-US"/>
         </w:rPr>
         <w:t>capacity Disk on keys</w:t>
       </w:r>
       <w:r>
         <w:rPr>
           <w:rFonts w:ascii="Assistant Medium" w:hAnsi="Assistant Medium" w:cs="Assistant Medium"/>
-          <w:lang w:val="en-US"/>
         </w:rPr>
         <w:t xml:space="preserve"> up to 1TB each.</w:t>
       </w:r>
@@ -5934,20 +4907,17 @@
         <w:rPr>
           <w:rFonts w:ascii="Assistant Medium" w:hAnsi="Assistant Medium" w:cs="Assistant Medium"/>
           <w:u w:val="single"/>
-          <w:lang w:val="en-US"/>
-        </w:rPr>
-      </w:pPr>
-      <w:r>
-        <w:rPr>
-          <w:rFonts w:ascii="Assistant Medium" w:hAnsi="Assistant Medium" w:cs="Assistant Medium"/>
-          <w:lang w:val="en-US"/>
+        </w:rPr>
+      </w:pPr>
+      <w:r>
+        <w:rPr>
+          <w:rFonts w:ascii="Assistant Medium" w:hAnsi="Assistant Medium" w:cs="Assistant Medium"/>
         </w:rPr>
         <w:t xml:space="preserve">Multiple </w:t>
       </w:r>
       <w:r>
         <w:rPr>
           <w:rFonts w:ascii="Assistant Medium" w:hAnsi="Assistant Medium" w:cs="Assistant Medium"/>
-          <w:lang w:val="en-US"/>
         </w:rPr>
         <w:t>Hard disks.</w:t>
       </w:r>
@@ -5963,24 +4933,13 @@
         <w:rPr>
           <w:rFonts w:ascii="Assistant Medium" w:hAnsi="Assistant Medium" w:cs="Assistant Medium"/>
           <w:u w:val="single"/>
-          <w:lang w:val="en-US"/>
-        </w:rPr>
-      </w:pPr>
-      <w:proofErr w:type="spellStart"/>
-      <w:r>
-        <w:rPr>
-          <w:rFonts w:ascii="Assistant Medium" w:hAnsi="Assistant Medium" w:cs="Assistant Medium"/>
-          <w:lang w:val="en-US"/>
-        </w:rPr>
-        <w:t>Onedrive</w:t>
-      </w:r>
-      <w:proofErr w:type="spellEnd"/>
-      <w:r>
-        <w:rPr>
-          <w:rFonts w:ascii="Assistant Medium" w:hAnsi="Assistant Medium" w:cs="Assistant Medium"/>
-          <w:lang w:val="en-US"/>
-        </w:rPr>
-        <w:t xml:space="preserve"> (6x1TB).</w:t>
+        </w:rPr>
+      </w:pPr>
+      <w:r>
+        <w:rPr>
+          <w:rFonts w:ascii="Assistant Medium" w:hAnsi="Assistant Medium" w:cs="Assistant Medium"/>
+        </w:rPr>
+        <w:t>Onedrive (6x1TB).</w:t>
       </w:r>
     </w:p>
     <w:p>
@@ -5994,27 +4953,23 @@
         <w:rPr>
           <w:rFonts w:ascii="Assistant Medium" w:hAnsi="Assistant Medium" w:cs="Assistant Medium"/>
           <w:u w:val="single"/>
-          <w:lang w:val="en-US"/>
-        </w:rPr>
-      </w:pPr>
-      <w:r>
-        <w:rPr>
-          <w:rFonts w:ascii="Assistant Medium" w:hAnsi="Assistant Medium" w:cs="Assistant Medium"/>
-          <w:lang w:val="en-US"/>
+        </w:rPr>
+      </w:pPr>
+      <w:r>
+        <w:rPr>
+          <w:rFonts w:ascii="Assistant Medium" w:hAnsi="Assistant Medium" w:cs="Assistant Medium"/>
         </w:rPr>
         <w:t>Family Google</w:t>
       </w:r>
       <w:r>
         <w:rPr>
           <w:rFonts w:ascii="Assistant Medium" w:hAnsi="Assistant Medium" w:cs="Assistant Medium"/>
-          <w:lang w:val="en-US"/>
         </w:rPr>
         <w:t xml:space="preserve"> storage</w:t>
       </w:r>
       <w:r>
         <w:rPr>
           <w:rFonts w:ascii="Assistant Medium" w:hAnsi="Assistant Medium" w:cs="Assistant Medium"/>
-          <w:lang w:val="en-US"/>
         </w:rPr>
         <w:t xml:space="preserve"> with combined </w:t>
       </w:r>
@@ -6022,28 +4977,24 @@
         <w:rPr>
           <w:rFonts w:ascii="Assistant Medium" w:hAnsi="Assistant Medium" w:cs="Assistant Medium" w:hint="cs"/>
           <w:rtl/>
-          <w:lang w:val="en-US"/>
         </w:rPr>
         <w:t>5</w:t>
       </w:r>
       <w:r>
         <w:rPr>
           <w:rFonts w:ascii="Assistant Medium" w:hAnsi="Assistant Medium" w:cs="Assistant Medium"/>
-          <w:lang w:val="en-US"/>
         </w:rPr>
         <w:t>TB shared with separate</w:t>
       </w:r>
       <w:r>
         <w:rPr>
           <w:rFonts w:ascii="Assistant Medium" w:hAnsi="Assistant Medium" w:cs="Assistant Medium"/>
-          <w:lang w:val="en-US"/>
         </w:rPr>
         <w:t xml:space="preserve"> allocation</w:t>
       </w:r>
       <w:r>
         <w:rPr>
           <w:rFonts w:ascii="Assistant Medium" w:hAnsi="Assistant Medium" w:cs="Assistant Medium"/>
-          <w:lang w:val="en-US"/>
         </w:rPr>
         <w:t xml:space="preserve"> per person.</w:t>
       </w:r>
@@ -6059,20 +5010,17 @@
         <w:rPr>
           <w:rFonts w:ascii="Assistant Medium" w:hAnsi="Assistant Medium" w:cs="Assistant Medium"/>
           <w:u w:val="single"/>
-          <w:lang w:val="en-US"/>
-        </w:rPr>
-      </w:pPr>
-      <w:r>
-        <w:rPr>
-          <w:rFonts w:ascii="Assistant Medium" w:hAnsi="Assistant Medium" w:cs="Assistant Medium"/>
-          <w:lang w:val="en-US"/>
+        </w:rPr>
+      </w:pPr>
+      <w:r>
+        <w:rPr>
+          <w:rFonts w:ascii="Assistant Medium" w:hAnsi="Assistant Medium" w:cs="Assistant Medium"/>
         </w:rPr>
         <w:t>Servers’</w:t>
       </w:r>
       <w:r>
         <w:rPr>
           <w:rFonts w:ascii="Assistant Medium" w:hAnsi="Assistant Medium" w:cs="Assistant Medium"/>
-          <w:lang w:val="en-US"/>
         </w:rPr>
         <w:t xml:space="preserve"> snapshots on multiple separated regions.</w:t>
       </w:r>
@@ -6083,7 +5031,6 @@
         <w:rPr>
           <w:rFonts w:ascii="Assistant Medium" w:hAnsi="Assistant Medium" w:cs="Assistant Medium"/>
           <w:u w:val="single"/>
-          <w:lang w:val="en-US"/>
         </w:rPr>
       </w:pPr>
     </w:p>
@@ -6097,16 +5044,14 @@
           <w:sz w:val="28"/>
           <w:szCs w:val="28"/>
           <w:u w:val="single"/>
-          <w:lang w:val="en-US"/>
-        </w:rPr>
-      </w:pPr>
-      <w:r>
-        <w:rPr>
-          <w:rFonts w:ascii="Assistant Medium" w:hAnsi="Assistant Medium" w:cs="Assistant Medium"/>
-          <w:b/>
-          <w:bCs/>
-          <w:u w:val="single"/>
-          <w:lang w:val="en-US"/>
+        </w:rPr>
+      </w:pPr>
+      <w:r>
+        <w:rPr>
+          <w:rFonts w:ascii="Assistant Medium" w:hAnsi="Assistant Medium" w:cs="Assistant Medium"/>
+          <w:b/>
+          <w:bCs/>
+          <w:u w:val="single"/>
         </w:rPr>
         <w:t>IT</w:t>
       </w:r>
@@ -6116,7 +5061,6 @@
           <w:b/>
           <w:bCs/>
           <w:u w:val="single"/>
-          <w:lang w:val="en-US"/>
         </w:rPr>
         <w:t xml:space="preserve"> </w:t>
       </w:r>
@@ -6128,7 +5072,6 @@
           <w:sz w:val="28"/>
           <w:szCs w:val="28"/>
           <w:u w:val="single"/>
-          <w:lang w:val="en-US"/>
         </w:rPr>
         <w:t>OTHER</w:t>
       </w:r>
@@ -6140,7 +5083,6 @@
           <w:sz w:val="28"/>
           <w:szCs w:val="28"/>
           <w:u w:val="single"/>
-          <w:lang w:val="en-US"/>
         </w:rPr>
         <w:t xml:space="preserve"> – no security related</w:t>
       </w:r>
@@ -6150,27 +5092,23 @@
         <w:spacing w:after="0" w:line="360" w:lineRule="auto"/>
         <w:rPr>
           <w:rFonts w:ascii="Assistant Medium" w:hAnsi="Assistant Medium" w:cs="Assistant Medium"/>
-          <w:lang w:val="en-US"/>
-        </w:rPr>
-      </w:pPr>
-      <w:r>
-        <w:rPr>
-          <w:rFonts w:ascii="Assistant Medium" w:hAnsi="Assistant Medium" w:cs="Assistant Medium"/>
-          <w:lang w:val="en-US"/>
+        </w:rPr>
+      </w:pPr>
+      <w:r>
+        <w:rPr>
+          <w:rFonts w:ascii="Assistant Medium" w:hAnsi="Assistant Medium" w:cs="Assistant Medium"/>
         </w:rPr>
         <w:t xml:space="preserve">For lowering risks from piracy </w:t>
       </w:r>
       <w:r>
         <w:rPr>
           <w:rFonts w:ascii="Assistant Medium" w:hAnsi="Assistant Medium" w:cs="Assistant Medium"/>
-          <w:lang w:val="en-US"/>
         </w:rPr>
         <w:t xml:space="preserve">and freeware/greyware </w:t>
       </w:r>
       <w:r>
         <w:rPr>
           <w:rFonts w:ascii="Assistant Medium" w:hAnsi="Assistant Medium" w:cs="Assistant Medium"/>
-          <w:lang w:val="en-US"/>
         </w:rPr>
         <w:t>and improve user experience.</w:t>
       </w:r>
@@ -6185,55 +5123,47 @@
         <w:spacing w:after="0" w:line="360" w:lineRule="auto"/>
         <w:rPr>
           <w:rFonts w:ascii="Assistant Medium" w:hAnsi="Assistant Medium" w:cs="Assistant Medium"/>
-          <w:lang w:val="en-US"/>
-        </w:rPr>
-      </w:pPr>
-      <w:r>
-        <w:rPr>
-          <w:rFonts w:ascii="Assistant Medium" w:hAnsi="Assistant Medium" w:cs="Assistant Medium"/>
-          <w:lang w:val="en-US"/>
+        </w:rPr>
+      </w:pPr>
+      <w:r>
+        <w:rPr>
+          <w:rFonts w:ascii="Assistant Medium" w:hAnsi="Assistant Medium" w:cs="Assistant Medium"/>
         </w:rPr>
         <w:t>Gemini AI PRO</w:t>
       </w:r>
       <w:r>
         <w:rPr>
           <w:rFonts w:ascii="Assistant Medium" w:hAnsi="Assistant Medium" w:cs="Assistant Medium"/>
-          <w:lang w:val="en-US"/>
         </w:rPr>
         <w:t xml:space="preserve"> – </w:t>
       </w:r>
       <w:r>
         <w:rPr>
           <w:rFonts w:ascii="Assistant Medium" w:hAnsi="Assistant Medium" w:cs="Assistant Medium"/>
-          <w:lang w:val="en-US"/>
         </w:rPr>
         <w:t>family plan</w:t>
       </w:r>
       <w:r>
         <w:rPr>
           <w:rFonts w:ascii="Assistant Medium" w:hAnsi="Assistant Medium" w:cs="Assistant Medium"/>
-          <w:lang w:val="en-US"/>
         </w:rPr>
         <w:t xml:space="preserve"> </w:t>
       </w:r>
       <w:r>
         <w:rPr>
           <w:rFonts w:ascii="Assistant Medium" w:hAnsi="Assistant Medium" w:cs="Assistant Medium"/>
-          <w:lang w:val="en-US"/>
         </w:rPr>
         <w:t xml:space="preserve">– 5TB shared storage included for all </w:t>
       </w:r>
       <w:r>
         <w:rPr>
           <w:rFonts w:ascii="Assistant Medium" w:hAnsi="Assistant Medium" w:cs="Assistant Medium"/>
-          <w:lang w:val="en-US"/>
         </w:rPr>
         <w:t xml:space="preserve">google </w:t>
       </w:r>
       <w:r>
         <w:rPr>
           <w:rFonts w:ascii="Assistant Medium" w:hAnsi="Assistant Medium" w:cs="Assistant Medium"/>
-          <w:lang w:val="en-US"/>
         </w:rPr>
         <w:t>services.</w:t>
       </w:r>
@@ -6248,13 +5178,11 @@
         <w:spacing w:after="0" w:line="360" w:lineRule="auto"/>
         <w:rPr>
           <w:rFonts w:ascii="Assistant Medium" w:hAnsi="Assistant Medium" w:cs="Assistant Medium"/>
-          <w:lang w:val="en-US"/>
-        </w:rPr>
-      </w:pPr>
-      <w:r>
-        <w:rPr>
-          <w:rFonts w:ascii="Assistant Medium" w:hAnsi="Assistant Medium" w:cs="Assistant Medium"/>
-          <w:lang w:val="en-US"/>
+        </w:rPr>
+      </w:pPr>
+      <w:r>
+        <w:rPr>
+          <w:rFonts w:ascii="Assistant Medium" w:hAnsi="Assistant Medium" w:cs="Assistant Medium"/>
         </w:rPr>
         <w:t>Microsoft office 356 family plan.</w:t>
       </w:r>
@@ -6269,13 +5197,11 @@
         <w:spacing w:after="0" w:line="360" w:lineRule="auto"/>
         <w:rPr>
           <w:rFonts w:ascii="Assistant Medium" w:hAnsi="Assistant Medium" w:cs="Assistant Medium"/>
-          <w:lang w:val="en-US"/>
-        </w:rPr>
-      </w:pPr>
-      <w:r>
-        <w:rPr>
-          <w:rFonts w:ascii="Assistant Medium" w:hAnsi="Assistant Medium" w:cs="Assistant Medium"/>
-          <w:lang w:val="en-US"/>
+        </w:rPr>
+      </w:pPr>
+      <w:r>
+        <w:rPr>
+          <w:rFonts w:ascii="Assistant Medium" w:hAnsi="Assistant Medium" w:cs="Assistant Medium"/>
         </w:rPr>
         <w:t>Spotify</w:t>
       </w:r>
@@ -6290,13 +5216,11 @@
         <w:spacing w:after="0" w:line="360" w:lineRule="auto"/>
         <w:rPr>
           <w:rFonts w:ascii="Assistant Medium" w:hAnsi="Assistant Medium" w:cs="Assistant Medium"/>
-          <w:lang w:val="en-US"/>
-        </w:rPr>
-      </w:pPr>
-      <w:r>
-        <w:rPr>
-          <w:rFonts w:ascii="Assistant Medium" w:hAnsi="Assistant Medium" w:cs="Assistant Medium"/>
-          <w:lang w:val="en-US"/>
+        </w:rPr>
+      </w:pPr>
+      <w:r>
+        <w:rPr>
+          <w:rFonts w:ascii="Assistant Medium" w:hAnsi="Assistant Medium" w:cs="Assistant Medium"/>
         </w:rPr>
         <w:t>Netflix</w:t>
       </w:r>
@@ -6311,13 +5235,11 @@
         <w:spacing w:after="0" w:line="360" w:lineRule="auto"/>
         <w:rPr>
           <w:rFonts w:ascii="Assistant Medium" w:hAnsi="Assistant Medium" w:cs="Assistant Medium"/>
-          <w:lang w:val="en-US"/>
-        </w:rPr>
-      </w:pPr>
-      <w:r>
-        <w:rPr>
-          <w:rFonts w:ascii="Assistant Medium" w:hAnsi="Assistant Medium" w:cs="Assistant Medium"/>
-          <w:lang w:val="en-US"/>
+        </w:rPr>
+      </w:pPr>
+      <w:r>
+        <w:rPr>
+          <w:rFonts w:ascii="Assistant Medium" w:hAnsi="Assistant Medium" w:cs="Assistant Medium"/>
         </w:rPr>
         <w:t>Kartina.tv</w:t>
       </w:r>
@@ -6332,24 +5254,13 @@
         <w:spacing w:after="0" w:line="360" w:lineRule="auto"/>
         <w:rPr>
           <w:rFonts w:ascii="Assistant Medium" w:hAnsi="Assistant Medium" w:cs="Assistant Medium"/>
-          <w:lang w:val="en-US"/>
-        </w:rPr>
-      </w:pPr>
-      <w:proofErr w:type="spellStart"/>
-      <w:r>
-        <w:rPr>
-          <w:rFonts w:ascii="Assistant Medium" w:hAnsi="Assistant Medium" w:cs="Assistant Medium"/>
-          <w:lang w:val="en-US"/>
-        </w:rPr>
-        <w:t>Youtube</w:t>
-      </w:r>
-      <w:proofErr w:type="spellEnd"/>
-      <w:r>
-        <w:rPr>
-          <w:rFonts w:ascii="Assistant Medium" w:hAnsi="Assistant Medium" w:cs="Assistant Medium"/>
-          <w:lang w:val="en-US"/>
-        </w:rPr>
-        <w:t xml:space="preserve"> premium family plan (no ads).</w:t>
+        </w:rPr>
+      </w:pPr>
+      <w:r>
+        <w:rPr>
+          <w:rFonts w:ascii="Assistant Medium" w:hAnsi="Assistant Medium" w:cs="Assistant Medium"/>
+        </w:rPr>
+        <w:t>Youtube premium family plan (no ads).</w:t>
       </w:r>
     </w:p>
     <w:p>
@@ -6362,13 +5273,11 @@
         <w:spacing w:after="0" w:line="360" w:lineRule="auto"/>
         <w:rPr>
           <w:rFonts w:ascii="Assistant Medium" w:hAnsi="Assistant Medium" w:cs="Assistant Medium"/>
-          <w:lang w:val="en-US"/>
-        </w:rPr>
-      </w:pPr>
-      <w:r>
-        <w:rPr>
-          <w:rFonts w:ascii="Assistant Medium" w:hAnsi="Assistant Medium" w:cs="Assistant Medium"/>
-          <w:lang w:val="en-US"/>
+        </w:rPr>
+      </w:pPr>
+      <w:r>
+        <w:rPr>
+          <w:rFonts w:ascii="Assistant Medium" w:hAnsi="Assistant Medium" w:cs="Assistant Medium"/>
         </w:rPr>
         <w:t xml:space="preserve">Tidal </w:t>
       </w:r>
@@ -6383,13 +5292,11 @@
         <w:spacing w:after="0" w:line="360" w:lineRule="auto"/>
         <w:rPr>
           <w:rFonts w:ascii="Assistant Medium" w:hAnsi="Assistant Medium" w:cs="Assistant Medium"/>
-          <w:lang w:val="en-US"/>
-        </w:rPr>
-      </w:pPr>
-      <w:r>
-        <w:rPr>
-          <w:rFonts w:ascii="Assistant Medium" w:hAnsi="Assistant Medium" w:cs="Assistant Medium"/>
-          <w:lang w:val="en-US"/>
+        </w:rPr>
+      </w:pPr>
+      <w:r>
+        <w:rPr>
+          <w:rFonts w:ascii="Assistant Medium" w:hAnsi="Assistant Medium" w:cs="Assistant Medium"/>
         </w:rPr>
         <w:t>Perplexity</w:t>
       </w:r>
@@ -6404,13 +5311,11 @@
         <w:spacing w:after="0" w:line="360" w:lineRule="auto"/>
         <w:rPr>
           <w:rFonts w:ascii="Assistant Medium" w:hAnsi="Assistant Medium" w:cs="Assistant Medium"/>
-          <w:lang w:val="en-US"/>
-        </w:rPr>
-      </w:pPr>
-      <w:r>
-        <w:rPr>
-          <w:rFonts w:ascii="Assistant Medium" w:hAnsi="Assistant Medium" w:cs="Assistant Medium"/>
-          <w:lang w:val="en-US"/>
+        </w:rPr>
+      </w:pPr>
+      <w:r>
+        <w:rPr>
+          <w:rFonts w:ascii="Assistant Medium" w:hAnsi="Assistant Medium" w:cs="Assistant Medium"/>
         </w:rPr>
         <w:t xml:space="preserve">Adobe creative cloud </w:t>
       </w:r>
@@ -6425,13 +5330,11 @@
         <w:spacing w:after="0" w:line="360" w:lineRule="auto"/>
         <w:rPr>
           <w:rFonts w:ascii="Assistant Medium" w:hAnsi="Assistant Medium" w:cs="Assistant Medium"/>
-          <w:lang w:val="en-US"/>
-        </w:rPr>
-      </w:pPr>
-      <w:r>
-        <w:rPr>
-          <w:rFonts w:ascii="Assistant Medium" w:hAnsi="Assistant Medium" w:cs="Assistant Medium"/>
-          <w:lang w:val="en-US"/>
+        </w:rPr>
+      </w:pPr>
+      <w:r>
+        <w:rPr>
+          <w:rFonts w:ascii="Assistant Medium" w:hAnsi="Assistant Medium" w:cs="Assistant Medium"/>
         </w:rPr>
         <w:t>Other entertainment apps.</w:t>
       </w:r>
@@ -6442,7 +5345,78 @@
         <w:rPr>
           <w:rFonts w:ascii="Assistant Medium" w:hAnsi="Assistant Medium" w:cs="Assistant Medium"/>
           <w:u w:val="single"/>
-          <w:lang w:val="en-US"/>
+        </w:rPr>
+      </w:pPr>
+    </w:p>
+    <w:p>
+      <w:pPr>
+        <w:spacing w:after="0" w:line="360" w:lineRule="auto"/>
+        <w:rPr>
+          <w:rFonts w:ascii="Assistant Medium" w:hAnsi="Assistant Medium" w:cs="Assistant Medium"/>
+          <w:u w:val="single"/>
+        </w:rPr>
+      </w:pPr>
+    </w:p>
+    <w:p>
+      <w:pPr>
+        <w:spacing w:after="0" w:line="360" w:lineRule="auto"/>
+        <w:rPr>
+          <w:rFonts w:ascii="Assistant Medium" w:hAnsi="Assistant Medium" w:cs="Assistant Medium"/>
+          <w:u w:val="single"/>
+        </w:rPr>
+      </w:pPr>
+    </w:p>
+    <w:p>
+      <w:pPr>
+        <w:spacing w:after="0" w:line="360" w:lineRule="auto"/>
+        <w:rPr>
+          <w:rFonts w:ascii="Assistant Medium" w:hAnsi="Assistant Medium" w:cs="Assistant Medium"/>
+          <w:u w:val="single"/>
+        </w:rPr>
+      </w:pPr>
+    </w:p>
+    <w:p>
+      <w:pPr>
+        <w:spacing w:after="0" w:line="360" w:lineRule="auto"/>
+        <w:rPr>
+          <w:rFonts w:ascii="Assistant Medium" w:hAnsi="Assistant Medium" w:cs="Assistant Medium"/>
+          <w:u w:val="single"/>
+        </w:rPr>
+      </w:pPr>
+    </w:p>
+    <w:p>
+      <w:pPr>
+        <w:spacing w:after="0" w:line="360" w:lineRule="auto"/>
+        <w:rPr>
+          <w:rFonts w:ascii="Assistant Medium" w:hAnsi="Assistant Medium" w:cs="Assistant Medium"/>
+          <w:u w:val="single"/>
+        </w:rPr>
+      </w:pPr>
+    </w:p>
+    <w:p>
+      <w:pPr>
+        <w:spacing w:after="0" w:line="360" w:lineRule="auto"/>
+        <w:rPr>
+          <w:rFonts w:ascii="Assistant Medium" w:hAnsi="Assistant Medium" w:cs="Assistant Medium"/>
+          <w:u w:val="single"/>
+        </w:rPr>
+      </w:pPr>
+    </w:p>
+    <w:p>
+      <w:pPr>
+        <w:spacing w:after="0" w:line="360" w:lineRule="auto"/>
+        <w:rPr>
+          <w:rFonts w:ascii="Assistant Medium" w:hAnsi="Assistant Medium" w:cs="Assistant Medium"/>
+          <w:u w:val="single"/>
+        </w:rPr>
+      </w:pPr>
+    </w:p>
+    <w:p>
+      <w:pPr>
+        <w:spacing w:after="0" w:line="360" w:lineRule="auto"/>
+        <w:rPr>
+          <w:rFonts w:ascii="Assistant Medium" w:hAnsi="Assistant Medium" w:cs="Assistant Medium"/>
+          <w:u w:val="single"/>
         </w:rPr>
       </w:pPr>
     </w:p>
@@ -6456,7 +5430,6 @@
           <w:sz w:val="28"/>
           <w:szCs w:val="28"/>
           <w:u w:val="single"/>
-          <w:lang w:val="en-US"/>
         </w:rPr>
       </w:pPr>
       <w:r>
@@ -6467,9 +5440,9 @@
           <w:sz w:val="28"/>
           <w:szCs w:val="28"/>
           <w:u w:val="single"/>
-          <w:lang w:val="en-US"/>
-        </w:rPr>
-        <w:t xml:space="preserve">Previously </w:t>
+        </w:rPr>
+        <w:lastRenderedPageBreak/>
+        <w:t xml:space="preserve">SPLUNK </w:t>
       </w:r>
       <w:r>
         <w:rPr>
@@ -6479,9 +5452,8 @@
           <w:sz w:val="28"/>
           <w:szCs w:val="28"/>
           <w:u w:val="single"/>
-          <w:lang w:val="en-US"/>
-        </w:rPr>
-        <w:t>used</w:t>
+        </w:rPr>
+        <w:t>Home lab, not production</w:t>
       </w:r>
       <w:r>
         <w:rPr>
@@ -6491,11 +5463,476 @@
           <w:sz w:val="28"/>
           <w:szCs w:val="28"/>
           <w:u w:val="single"/>
-          <w:lang w:val="en-US"/>
-        </w:rPr>
-        <w:t>,</w:t>
-      </w:r>
-      <w:r>
+        </w:rPr>
+        <w:t>, as a testing environment</w:t>
+      </w:r>
+    </w:p>
+    <w:p>
+      <w:pPr>
+        <w:spacing w:after="0" w:line="360" w:lineRule="auto"/>
+        <w:rPr>
+          <w:rFonts w:ascii="Assistant Medium" w:hAnsi="Assistant Medium" w:cs="Assistant Medium"/>
+        </w:rPr>
+      </w:pPr>
+      <w:r>
+        <w:rPr>
+          <w:rFonts w:ascii="Assistant Medium" w:hAnsi="Assistant Medium" w:cs="Assistant Medium"/>
+        </w:rPr>
+        <w:t>Splunk Enterprise clusters with ES, as a testing environment for my enterprise clients. Build on Vmware workstation pro as VM'S (14 VM'S) on two old computers</w:t>
+      </w:r>
+      <w:r>
+        <w:rPr>
+          <w:rFonts w:ascii="Assistant Medium" w:hAnsi="Assistant Medium" w:cs="Assistant Medium"/>
+        </w:rPr>
+        <w:t xml:space="preserve"> that most of the time turned off for electricity saving. But can be turned remotely</w:t>
+      </w:r>
+      <w:r>
+        <w:rPr>
+          <w:rFonts w:ascii="Assistant Medium" w:hAnsi="Assistant Medium" w:cs="Assistant Medium"/>
+        </w:rPr>
+        <w:t>.</w:t>
+      </w:r>
+    </w:p>
+    <w:p>
+      <w:pPr>
+        <w:pStyle w:val="ListParagraph"/>
+        <w:numPr>
+          <w:ilvl w:val="0"/>
+          <w:numId w:val="2"/>
+        </w:numPr>
+        <w:spacing w:after="0" w:line="360" w:lineRule="auto"/>
+        <w:rPr>
+          <w:rFonts w:ascii="Assistant Medium" w:hAnsi="Assistant Medium" w:cs="Assistant Medium"/>
+        </w:rPr>
+      </w:pPr>
+      <w:r>
+        <w:rPr>
+          <w:rFonts w:ascii="Assistant Medium" w:hAnsi="Assistant Medium" w:cs="Assistant Medium"/>
+        </w:rPr>
+        <w:t>14 VM's in clusters mode.</w:t>
+      </w:r>
+    </w:p>
+    <w:p>
+      <w:pPr>
+        <w:pStyle w:val="ListParagraph"/>
+        <w:numPr>
+          <w:ilvl w:val="0"/>
+          <w:numId w:val="4"/>
+        </w:numPr>
+        <w:spacing w:after="0" w:line="360" w:lineRule="auto"/>
+        <w:rPr>
+          <w:rFonts w:ascii="Assistant Medium" w:hAnsi="Assistant Medium" w:cs="Assistant Medium"/>
+        </w:rPr>
+      </w:pPr>
+      <w:r>
+        <w:rPr>
+          <w:rFonts w:ascii="Assistant Medium" w:hAnsi="Assistant Medium" w:cs="Assistant Medium"/>
+        </w:rPr>
+        <w:t>Cluster manager.</w:t>
+      </w:r>
+    </w:p>
+    <w:p>
+      <w:pPr>
+        <w:pStyle w:val="ListParagraph"/>
+        <w:numPr>
+          <w:ilvl w:val="0"/>
+          <w:numId w:val="4"/>
+        </w:numPr>
+        <w:spacing w:after="0" w:line="360" w:lineRule="auto"/>
+        <w:rPr>
+          <w:rFonts w:ascii="Assistant Medium" w:hAnsi="Assistant Medium" w:cs="Assistant Medium"/>
+        </w:rPr>
+      </w:pPr>
+      <w:r>
+        <w:rPr>
+          <w:rFonts w:ascii="Assistant Medium" w:hAnsi="Assistant Medium" w:cs="Assistant Medium"/>
+        </w:rPr>
+        <w:t>Deployer</w:t>
+      </w:r>
+    </w:p>
+    <w:p>
+      <w:pPr>
+        <w:pStyle w:val="ListParagraph"/>
+        <w:numPr>
+          <w:ilvl w:val="0"/>
+          <w:numId w:val="4"/>
+        </w:numPr>
+        <w:spacing w:after="0" w:line="360" w:lineRule="auto"/>
+        <w:rPr>
+          <w:rFonts w:ascii="Assistant Medium" w:hAnsi="Assistant Medium" w:cs="Assistant Medium"/>
+        </w:rPr>
+      </w:pPr>
+      <w:r>
+        <w:rPr>
+          <w:rFonts w:ascii="Assistant Medium" w:hAnsi="Assistant Medium" w:cs="Assistant Medium"/>
+        </w:rPr>
+        <w:t>3 Indexers in clusters mode and multi-site</w:t>
+      </w:r>
+      <w:r>
+        <w:rPr>
+          <w:rFonts w:ascii="Assistant Medium" w:hAnsi="Assistant Medium" w:cs="Assistant Medium"/>
+        </w:rPr>
+        <w:t xml:space="preserve"> and 3 level indexes replications.</w:t>
+      </w:r>
+    </w:p>
+    <w:p>
+      <w:pPr>
+        <w:pStyle w:val="ListParagraph"/>
+        <w:numPr>
+          <w:ilvl w:val="0"/>
+          <w:numId w:val="4"/>
+        </w:numPr>
+        <w:spacing w:after="0" w:line="360" w:lineRule="auto"/>
+        <w:rPr>
+          <w:rFonts w:ascii="Assistant Medium" w:hAnsi="Assistant Medium" w:cs="Assistant Medium"/>
+        </w:rPr>
+      </w:pPr>
+      <w:r>
+        <w:rPr>
+          <w:rFonts w:ascii="Assistant Medium" w:hAnsi="Assistant Medium" w:cs="Assistant Medium"/>
+        </w:rPr>
+        <w:t xml:space="preserve">3 Search head with Enterprise security </w:t>
+      </w:r>
+      <w:r>
+        <w:rPr>
+          <w:rFonts w:ascii="Assistant Medium" w:hAnsi="Assistant Medium" w:cs="Assistant Medium"/>
+        </w:rPr>
+        <w:t>v</w:t>
+      </w:r>
+      <w:r>
+        <w:rPr>
+          <w:rFonts w:ascii="Assistant Medium" w:hAnsi="Assistant Medium" w:cs="Assistant Medium"/>
+        </w:rPr>
+        <w:t>8.3 in a cluster mode and multi</w:t>
+      </w:r>
+      <w:r>
+        <w:rPr>
+          <w:rFonts w:ascii="Assistant Medium" w:hAnsi="Assistant Medium" w:cs="Assistant Medium"/>
+        </w:rPr>
+        <w:t>-</w:t>
+      </w:r>
+      <w:r>
+        <w:rPr>
+          <w:rFonts w:ascii="Assistant Medium" w:hAnsi="Assistant Medium" w:cs="Assistant Medium"/>
+        </w:rPr>
+        <w:t>site</w:t>
+      </w:r>
+    </w:p>
+    <w:p>
+      <w:pPr>
+        <w:pStyle w:val="ListParagraph"/>
+        <w:numPr>
+          <w:ilvl w:val="0"/>
+          <w:numId w:val="4"/>
+        </w:numPr>
+        <w:spacing w:after="0" w:line="360" w:lineRule="auto"/>
+        <w:rPr>
+          <w:rFonts w:ascii="Assistant Medium" w:hAnsi="Assistant Medium" w:cs="Assistant Medium"/>
+        </w:rPr>
+      </w:pPr>
+      <w:r>
+        <w:rPr>
+          <w:rFonts w:ascii="Assistant Medium" w:hAnsi="Assistant Medium" w:cs="Assistant Medium"/>
+        </w:rPr>
+        <w:t>License manager with monitoring console</w:t>
+      </w:r>
+    </w:p>
+    <w:p>
+      <w:pPr>
+        <w:pStyle w:val="ListParagraph"/>
+        <w:numPr>
+          <w:ilvl w:val="0"/>
+          <w:numId w:val="4"/>
+        </w:numPr>
+        <w:spacing w:after="0" w:line="360" w:lineRule="auto"/>
+        <w:rPr>
+          <w:rFonts w:ascii="Assistant Medium" w:hAnsi="Assistant Medium" w:cs="Assistant Medium"/>
+        </w:rPr>
+      </w:pPr>
+      <w:r>
+        <w:rPr>
+          <w:rFonts w:ascii="Assistant Medium" w:hAnsi="Assistant Medium" w:cs="Assistant Medium"/>
+        </w:rPr>
+        <w:t>Deployment server</w:t>
+      </w:r>
+    </w:p>
+    <w:p>
+      <w:pPr>
+        <w:pStyle w:val="ListParagraph"/>
+        <w:numPr>
+          <w:ilvl w:val="0"/>
+          <w:numId w:val="4"/>
+        </w:numPr>
+        <w:spacing w:after="0" w:line="360" w:lineRule="auto"/>
+        <w:rPr>
+          <w:rFonts w:ascii="Assistant Medium" w:hAnsi="Assistant Medium" w:cs="Assistant Medium"/>
+        </w:rPr>
+      </w:pPr>
+      <w:r>
+        <w:rPr>
+          <w:rFonts w:ascii="Assistant Medium" w:hAnsi="Assistant Medium" w:cs="Assistant Medium"/>
+        </w:rPr>
+        <w:t>SC4S</w:t>
+      </w:r>
+    </w:p>
+    <w:p>
+      <w:pPr>
+        <w:pStyle w:val="ListParagraph"/>
+        <w:numPr>
+          <w:ilvl w:val="0"/>
+          <w:numId w:val="4"/>
+        </w:numPr>
+        <w:spacing w:after="0" w:line="360" w:lineRule="auto"/>
+        <w:rPr>
+          <w:rFonts w:ascii="Assistant Medium" w:hAnsi="Assistant Medium" w:cs="Assistant Medium"/>
+        </w:rPr>
+      </w:pPr>
+      <w:r>
+        <w:rPr>
+          <w:rFonts w:ascii="Assistant Medium" w:hAnsi="Assistant Medium" w:cs="Assistant Medium"/>
+        </w:rPr>
+        <w:t>Heavy forwarder</w:t>
+      </w:r>
+    </w:p>
+    <w:p>
+      <w:pPr>
+        <w:pStyle w:val="ListParagraph"/>
+        <w:numPr>
+          <w:ilvl w:val="0"/>
+          <w:numId w:val="4"/>
+        </w:numPr>
+        <w:spacing w:after="0" w:line="360" w:lineRule="auto"/>
+        <w:rPr>
+          <w:rFonts w:ascii="Assistant Medium" w:hAnsi="Assistant Medium" w:cs="Assistant Medium"/>
+        </w:rPr>
+      </w:pPr>
+      <w:r>
+        <w:rPr>
+          <w:rFonts w:ascii="Assistant Medium" w:hAnsi="Assistant Medium" w:cs="Assistant Medium"/>
+        </w:rPr>
+        <w:t>Linux VM for sending logs by UF, and also syslog by Rsyslog to SC4S.</w:t>
+      </w:r>
+    </w:p>
+    <w:p>
+      <w:pPr>
+        <w:pStyle w:val="ListParagraph"/>
+        <w:numPr>
+          <w:ilvl w:val="0"/>
+          <w:numId w:val="4"/>
+        </w:numPr>
+        <w:spacing w:after="0" w:line="360" w:lineRule="auto"/>
+        <w:rPr>
+          <w:rFonts w:ascii="Assistant Medium" w:hAnsi="Assistant Medium" w:cs="Assistant Medium"/>
+        </w:rPr>
+      </w:pPr>
+      <w:r>
+        <w:rPr>
+          <w:rFonts w:ascii="Assistant Medium" w:hAnsi="Assistant Medium" w:cs="Assistant Medium"/>
+        </w:rPr>
+        <w:t>Windows VM for sending logs by UF, and also Syslog to SC4S by solarwinds event forwarder -&gt; Kiwi Syslog server -&gt; SC4S -&gt; Splunk (Mimic air-gapped environment).</w:t>
+      </w:r>
+    </w:p>
+    <w:p>
+      <w:pPr>
+        <w:pStyle w:val="ListParagraph"/>
+        <w:numPr>
+          <w:ilvl w:val="0"/>
+          <w:numId w:val="2"/>
+        </w:numPr>
+        <w:spacing w:after="0" w:line="360" w:lineRule="auto"/>
+        <w:rPr>
+          <w:rFonts w:ascii="Assistant Medium" w:hAnsi="Assistant Medium" w:cs="Assistant Medium"/>
+        </w:rPr>
+      </w:pPr>
+      <w:r>
+        <w:rPr>
+          <w:rFonts w:ascii="Assistant Medium" w:hAnsi="Assistant Medium" w:cs="Assistant Medium"/>
+        </w:rPr>
+        <w:t>Custom</w:t>
+      </w:r>
+      <w:r>
+        <w:rPr>
+          <w:rFonts w:ascii="Assistant Medium" w:hAnsi="Assistant Medium" w:cs="Assistant Medium"/>
+        </w:rPr>
+        <w:t xml:space="preserve"> architecture for the implementation.</w:t>
+      </w:r>
+    </w:p>
+    <w:p>
+      <w:pPr>
+        <w:pStyle w:val="ListParagraph"/>
+        <w:numPr>
+          <w:ilvl w:val="0"/>
+          <w:numId w:val="4"/>
+        </w:numPr>
+        <w:spacing w:after="0" w:line="360" w:lineRule="auto"/>
+        <w:rPr>
+          <w:rFonts w:ascii="Assistant Medium" w:hAnsi="Assistant Medium" w:cs="Assistant Medium"/>
+        </w:rPr>
+      </w:pPr>
+      <w:r>
+        <w:rPr>
+          <w:rFonts w:ascii="Assistant Medium" w:hAnsi="Assistant Medium" w:cs="Assistant Medium"/>
+        </w:rPr>
+        <w:t>Using Raspberry pi on the same network for using wake on lan to turn on the computers (hosts).</w:t>
+      </w:r>
+    </w:p>
+    <w:p>
+      <w:pPr>
+        <w:pStyle w:val="ListParagraph"/>
+        <w:numPr>
+          <w:ilvl w:val="0"/>
+          <w:numId w:val="4"/>
+        </w:numPr>
+        <w:spacing w:after="0" w:line="360" w:lineRule="auto"/>
+        <w:rPr>
+          <w:rFonts w:ascii="Assistant Medium" w:hAnsi="Assistant Medium" w:cs="Assistant Medium"/>
+        </w:rPr>
+      </w:pPr>
+      <w:r>
+        <w:rPr>
+          <w:rFonts w:ascii="Assistant Medium" w:hAnsi="Assistant Medium" w:cs="Assistant Medium"/>
+        </w:rPr>
+        <w:t>Each VM gets a static IP by DHCP from check point firewall.</w:t>
+      </w:r>
+    </w:p>
+    <w:p>
+      <w:pPr>
+        <w:pStyle w:val="ListParagraph"/>
+        <w:numPr>
+          <w:ilvl w:val="0"/>
+          <w:numId w:val="4"/>
+        </w:numPr>
+        <w:spacing w:after="0" w:line="360" w:lineRule="auto"/>
+        <w:rPr>
+          <w:rFonts w:ascii="Assistant Medium" w:hAnsi="Assistant Medium" w:cs="Assistant Medium"/>
+        </w:rPr>
+      </w:pPr>
+      <w:r>
+        <w:rPr>
+          <w:rFonts w:ascii="Assistant Medium" w:hAnsi="Assistant Medium" w:cs="Assistant Medium"/>
+        </w:rPr>
+        <w:t>Using Twingate ztna connector on one of the VM for login to rest of the VM.</w:t>
+      </w:r>
+    </w:p>
+    <w:p>
+      <w:pPr>
+        <w:pStyle w:val="ListParagraph"/>
+        <w:numPr>
+          <w:ilvl w:val="0"/>
+          <w:numId w:val="4"/>
+        </w:numPr>
+        <w:spacing w:after="0" w:line="360" w:lineRule="auto"/>
+        <w:rPr>
+          <w:rFonts w:ascii="Assistant Medium" w:hAnsi="Assistant Medium" w:cs="Assistant Medium"/>
+        </w:rPr>
+      </w:pPr>
+      <w:r>
+        <w:rPr>
+          <w:rFonts w:ascii="Assistant Medium" w:hAnsi="Assistant Medium" w:cs="Assistant Medium"/>
+        </w:rPr>
+        <w:t>Custom DNS records on the DNS firewall for using local hostnames for the VM's.</w:t>
+      </w:r>
+    </w:p>
+    <w:p>
+      <w:pPr>
+        <w:pStyle w:val="ListParagraph"/>
+        <w:numPr>
+          <w:ilvl w:val="0"/>
+          <w:numId w:val="4"/>
+        </w:numPr>
+        <w:spacing w:after="0" w:line="360" w:lineRule="auto"/>
+        <w:rPr>
+          <w:rFonts w:ascii="Assistant Medium" w:hAnsi="Assistant Medium" w:cs="Assistant Medium"/>
+        </w:rPr>
+      </w:pPr>
+      <w:r>
+        <w:rPr>
+          <w:rFonts w:ascii="Assistant Medium" w:hAnsi="Assistant Medium" w:cs="Assistant Medium"/>
+        </w:rPr>
+        <w:t>Self-signed tls certificates.</w:t>
+      </w:r>
+    </w:p>
+    <w:p>
+      <w:pPr>
+        <w:pStyle w:val="ListParagraph"/>
+        <w:numPr>
+          <w:ilvl w:val="0"/>
+          <w:numId w:val="4"/>
+        </w:numPr>
+        <w:spacing w:after="0" w:line="360" w:lineRule="auto"/>
+        <w:rPr>
+          <w:rFonts w:ascii="Assistant Medium" w:hAnsi="Assistant Medium" w:cs="Assistant Medium"/>
+        </w:rPr>
+      </w:pPr>
+      <w:r>
+        <w:rPr>
+          <w:rFonts w:ascii="Assistant Medium" w:hAnsi="Assistant Medium" w:cs="Assistant Medium"/>
+        </w:rPr>
+        <w:t>Each Linux VM can't use ROOT login, and login done by CERT key.</w:t>
+      </w:r>
+    </w:p>
+    <w:p>
+      <w:pPr>
+        <w:pStyle w:val="ListParagraph"/>
+        <w:numPr>
+          <w:ilvl w:val="0"/>
+          <w:numId w:val="4"/>
+        </w:numPr>
+        <w:spacing w:after="0" w:line="360" w:lineRule="auto"/>
+        <w:rPr>
+          <w:rFonts w:ascii="Assistant Medium" w:hAnsi="Assistant Medium" w:cs="Assistant Medium"/>
+        </w:rPr>
+      </w:pPr>
+      <w:r>
+        <w:rPr>
+          <w:rFonts w:ascii="Assistant Medium" w:hAnsi="Assistant Medium" w:cs="Assistant Medium"/>
+        </w:rPr>
+        <w:t>The Checkpoint firewall has a always turned on switch button, in case of power drop.</w:t>
+      </w:r>
+    </w:p>
+    <w:p>
+      <w:pPr>
+        <w:pStyle w:val="ListParagraph"/>
+        <w:spacing w:after="0" w:line="360" w:lineRule="auto"/>
+        <w:ind w:left="1080"/>
+        <w:rPr>
+          <w:rFonts w:ascii="Assistant Medium" w:hAnsi="Assistant Medium" w:cs="Assistant Medium"/>
+        </w:rPr>
+      </w:pPr>
+    </w:p>
+    <w:p>
+      <w:pPr>
+        <w:pStyle w:val="ListParagraph"/>
+        <w:spacing w:after="0" w:line="360" w:lineRule="auto"/>
+        <w:ind w:left="1080"/>
+        <w:rPr>
+          <w:rFonts w:ascii="Assistant Medium" w:hAnsi="Assistant Medium" w:cs="Assistant Medium"/>
+        </w:rPr>
+      </w:pPr>
+    </w:p>
+    <w:p>
+      <w:pPr>
+        <w:pStyle w:val="ListParagraph"/>
+        <w:spacing w:after="0" w:line="360" w:lineRule="auto"/>
+        <w:ind w:left="1080"/>
+        <w:rPr>
+          <w:rFonts w:ascii="Assistant Medium" w:hAnsi="Assistant Medium" w:cs="Assistant Medium"/>
+        </w:rPr>
+      </w:pPr>
+    </w:p>
+    <w:p>
+      <w:pPr>
+        <w:pStyle w:val="ListParagraph"/>
+        <w:spacing w:after="0" w:line="360" w:lineRule="auto"/>
+        <w:ind w:left="1080"/>
+        <w:rPr>
+          <w:rFonts w:ascii="Assistant Medium" w:hAnsi="Assistant Medium" w:cs="Assistant Medium"/>
+        </w:rPr>
+      </w:pPr>
+    </w:p>
+    <w:p>
+      <w:pPr>
+        <w:spacing w:after="0" w:line="360" w:lineRule="auto"/>
         <w:rPr>
           <w:rFonts w:ascii="Assistant Medium" w:hAnsi="Assistant Medium" w:cs="Assistant Medium"/>
           <w:b/>
@@ -6503,10 +5940,8 @@
           <w:sz w:val="28"/>
           <w:szCs w:val="28"/>
           <w:u w:val="single"/>
-          <w:lang w:val="en-US"/>
-        </w:rPr>
-        <w:t xml:space="preserve"> </w:t>
-      </w:r>
+        </w:rPr>
+      </w:pPr>
       <w:r>
         <w:rPr>
           <w:rFonts w:ascii="Assistant Medium" w:hAnsi="Assistant Medium" w:cs="Assistant Medium"/>
@@ -6515,7 +5950,50 @@
           <w:sz w:val="28"/>
           <w:szCs w:val="28"/>
           <w:u w:val="single"/>
-          <w:lang w:val="en-US"/>
+        </w:rPr>
+        <w:t xml:space="preserve">Previously </w:t>
+      </w:r>
+      <w:r>
+        <w:rPr>
+          <w:rFonts w:ascii="Assistant Medium" w:hAnsi="Assistant Medium" w:cs="Assistant Medium"/>
+          <w:b/>
+          <w:bCs/>
+          <w:sz w:val="28"/>
+          <w:szCs w:val="28"/>
+          <w:u w:val="single"/>
+        </w:rPr>
+        <w:t>used</w:t>
+      </w:r>
+      <w:r>
+        <w:rPr>
+          <w:rFonts w:ascii="Assistant Medium" w:hAnsi="Assistant Medium" w:cs="Assistant Medium"/>
+          <w:b/>
+          <w:bCs/>
+          <w:sz w:val="28"/>
+          <w:szCs w:val="28"/>
+          <w:u w:val="single"/>
+        </w:rPr>
+        <w:t>,</w:t>
+      </w:r>
+      <w:r>
+        <w:rPr>
+          <w:rFonts w:ascii="Assistant Medium" w:hAnsi="Assistant Medium" w:cs="Assistant Medium"/>
+          <w:b/>
+          <w:bCs/>
+          <w:sz w:val="28"/>
+          <w:szCs w:val="28"/>
+          <w:u w:val="single"/>
+        </w:rPr>
+        <w:t xml:space="preserve"> </w:t>
+      </w:r>
+      <w:r>
+        <w:rPr>
+          <w:rFonts w:ascii="Assistant Medium" w:hAnsi="Assistant Medium" w:cs="Assistant Medium"/>
+          <w:b/>
+          <w:bCs/>
+          <w:sz w:val="28"/>
+          <w:szCs w:val="28"/>
+          <w:u w:val="single"/>
         </w:rPr>
         <w:t>currently not activated</w:t>
       </w:r>
@@ -6530,34 +6008,29 @@
         <w:spacing w:after="0" w:line="360" w:lineRule="auto"/>
         <w:rPr>
           <w:rFonts w:ascii="Assistant Medium" w:hAnsi="Assistant Medium" w:cs="Assistant Medium"/>
-          <w:lang w:val="en-US"/>
-        </w:rPr>
-      </w:pPr>
-      <w:r>
-        <w:rPr>
-          <w:rFonts w:ascii="Assistant Medium" w:hAnsi="Assistant Medium" w:cs="Assistant Medium"/>
-          <w:lang w:val="en-US"/>
+        </w:rPr>
+      </w:pPr>
+      <w:r>
+        <w:rPr>
+          <w:rFonts w:ascii="Assistant Medium" w:hAnsi="Assistant Medium" w:cs="Assistant Medium"/>
         </w:rPr>
         <w:t xml:space="preserve">pentester[.]com </w:t>
       </w:r>
       <w:r>
         <w:rPr>
           <w:rFonts w:ascii="Assistant Medium" w:hAnsi="Assistant Medium" w:cs="Assistant Medium"/>
-          <w:lang w:val="en-US"/>
         </w:rPr>
         <w:t xml:space="preserve"> (temporary canceled because of duplication and issue with data broker removals</w:t>
       </w:r>
       <w:r>
         <w:rPr>
           <w:rFonts w:ascii="Assistant Medium" w:hAnsi="Assistant Medium" w:cs="Assistant Medium"/>
-          <w:lang w:val="en-US"/>
         </w:rPr>
         <w:t xml:space="preserve"> that not fully completed because of lack of supporting local laws</w:t>
       </w:r>
       <w:r>
         <w:rPr>
           <w:rFonts w:ascii="Assistant Medium" w:hAnsi="Assistant Medium" w:cs="Assistant Medium"/>
-          <w:lang w:val="en-US"/>
         </w:rPr>
         <w:t>).</w:t>
       </w:r>
@@ -6572,20 +6045,17 @@
         <w:spacing w:after="0" w:line="360" w:lineRule="auto"/>
         <w:rPr>
           <w:rFonts w:ascii="Assistant Medium" w:hAnsi="Assistant Medium" w:cs="Assistant Medium"/>
-          <w:lang w:val="en-US"/>
-        </w:rPr>
-      </w:pPr>
-      <w:r>
-        <w:rPr>
-          <w:rFonts w:ascii="Assistant Medium" w:hAnsi="Assistant Medium" w:cs="Assistant Medium"/>
-          <w:lang w:val="en-US"/>
+        </w:rPr>
+      </w:pPr>
+      <w:r>
+        <w:rPr>
+          <w:rFonts w:ascii="Assistant Medium" w:hAnsi="Assistant Medium" w:cs="Assistant Medium"/>
         </w:rPr>
         <w:t>Dark web monitoring for breached credentials</w:t>
       </w:r>
       <w:r>
         <w:rPr>
           <w:rFonts w:ascii="Assistant Medium" w:hAnsi="Assistant Medium" w:cs="Assistant Medium"/>
-          <w:lang w:val="en-US"/>
         </w:rPr>
         <w:t>.</w:t>
       </w:r>
@@ -6600,13 +6070,11 @@
         <w:spacing w:after="0" w:line="360" w:lineRule="auto"/>
         <w:rPr>
           <w:rFonts w:ascii="Assistant Medium" w:hAnsi="Assistant Medium" w:cs="Assistant Medium"/>
-          <w:lang w:val="en-US"/>
-        </w:rPr>
-      </w:pPr>
-      <w:r>
-        <w:rPr>
-          <w:rFonts w:ascii="Assistant Medium" w:hAnsi="Assistant Medium" w:cs="Assistant Medium"/>
-          <w:lang w:val="en-US"/>
+        </w:rPr>
+      </w:pPr>
+      <w:r>
+        <w:rPr>
+          <w:rFonts w:ascii="Assistant Medium" w:hAnsi="Assistant Medium" w:cs="Assistant Medium"/>
         </w:rPr>
         <w:t xml:space="preserve"> data broker removal</w:t>
       </w:r>
@@ -6621,29 +6089,17 @@
         <w:spacing w:after="0" w:line="360" w:lineRule="auto"/>
         <w:rPr>
           <w:rFonts w:ascii="Assistant Medium" w:hAnsi="Assistant Medium" w:cs="Assistant Medium"/>
-          <w:lang w:val="en-US"/>
-        </w:rPr>
-      </w:pPr>
-      <w:proofErr w:type="spellStart"/>
-      <w:r>
-        <w:rPr>
-          <w:rFonts w:ascii="Assistant Medium" w:hAnsi="Assistant Medium" w:cs="Assistant Medium"/>
-          <w:lang w:val="en-US"/>
-        </w:rPr>
-        <w:t>osint</w:t>
-      </w:r>
-      <w:proofErr w:type="spellEnd"/>
-      <w:r>
-        <w:rPr>
-          <w:rFonts w:ascii="Assistant Medium" w:hAnsi="Assistant Medium" w:cs="Assistant Medium"/>
-          <w:lang w:val="en-US"/>
-        </w:rPr>
-        <w:t xml:space="preserve"> intel</w:t>
-      </w:r>
-      <w:r>
-        <w:rPr>
-          <w:rFonts w:ascii="Assistant Medium" w:hAnsi="Assistant Medium" w:cs="Assistant Medium"/>
-          <w:lang w:val="en-US"/>
+        </w:rPr>
+      </w:pPr>
+      <w:r>
+        <w:rPr>
+          <w:rFonts w:ascii="Assistant Medium" w:hAnsi="Assistant Medium" w:cs="Assistant Medium"/>
+        </w:rPr>
+        <w:t>osint intel</w:t>
+      </w:r>
+      <w:r>
+        <w:rPr>
+          <w:rFonts w:ascii="Assistant Medium" w:hAnsi="Assistant Medium" w:cs="Assistant Medium"/>
         </w:rPr>
         <w:t>.</w:t>
       </w:r>
@@ -6658,62 +6114,53 @@
         <w:spacing w:after="0" w:line="360" w:lineRule="auto"/>
         <w:rPr>
           <w:rFonts w:ascii="Assistant Medium" w:hAnsi="Assistant Medium" w:cs="Assistant Medium"/>
-          <w:lang w:val="en-US"/>
-        </w:rPr>
-      </w:pPr>
-      <w:r>
-        <w:rPr>
-          <w:rFonts w:ascii="Assistant Medium" w:hAnsi="Assistant Medium" w:cs="Assistant Medium"/>
-          <w:lang w:val="en-US"/>
+        </w:rPr>
+      </w:pPr>
+      <w:r>
+        <w:rPr>
+          <w:rFonts w:ascii="Assistant Medium" w:hAnsi="Assistant Medium" w:cs="Assistant Medium"/>
         </w:rPr>
         <w:t>Yara</w:t>
       </w:r>
       <w:r>
         <w:rPr>
           <w:rFonts w:ascii="Assistant Medium" w:hAnsi="Assistant Medium" w:cs="Assistant Medium"/>
-          <w:lang w:val="en-US"/>
         </w:rPr>
         <w:t xml:space="preserve"> </w:t>
       </w:r>
       <w:r>
         <w:rPr>
           <w:rFonts w:ascii="Assistant Medium" w:hAnsi="Assistant Medium" w:cs="Assistant Medium"/>
-          <w:lang w:val="en-US"/>
         </w:rPr>
         <w:t xml:space="preserve">detection and auto remove IOC </w:t>
       </w:r>
       <w:r>
         <w:rPr>
           <w:rFonts w:ascii="Assistant Medium" w:hAnsi="Assistant Medium" w:cs="Assistant Medium"/>
-          <w:lang w:val="en-US"/>
         </w:rPr>
         <w:t>on pc’s</w:t>
       </w:r>
       <w:r>
         <w:rPr>
           <w:rFonts w:ascii="Assistant Medium" w:hAnsi="Assistant Medium" w:cs="Assistant Medium"/>
-          <w:lang w:val="en-US"/>
         </w:rPr>
         <w:t xml:space="preserve"> (Issue to maintain</w:t>
       </w:r>
       <w:r>
         <w:rPr>
           <w:rFonts w:ascii="Assistant Medium" w:hAnsi="Assistant Medium" w:cs="Assistant Medium"/>
-          <w:lang w:val="en-US"/>
         </w:rPr>
         <w:t xml:space="preserve"> remotely</w:t>
       </w:r>
       <w:r>
         <w:rPr>
           <w:rFonts w:ascii="Assistant Medium" w:hAnsi="Assistant Medium" w:cs="Assistant Medium"/>
-          <w:lang w:val="en-US"/>
         </w:rPr>
         <w:t>)</w:t>
       </w:r>
       <w:r>
         <w:rPr>
           <w:rFonts w:ascii="Assistant Medium" w:hAnsi="Assistant Medium" w:cs="Assistant Medium"/>
-          <w:lang w:val="en-US"/>
         </w:rPr>
         <w:t>.</w:t>
       </w:r>
@@ -7557,7 +7004,7 @@
         <w:kern w:val="2"/>
         <w:sz w:val="24"/>
         <w:szCs w:val="24"/>
-        <w:lang w:eastAsia="en-US" w:bidi="he-IL"/>
+        <w:lang w:val="en-US" w:eastAsia="en-US" w:bidi="he-IL"/>
         <w14:ligatures w14:val="standardContextual"/>
       </w:rPr>
     </w:rPrDefault>

--- a/Cyber Security Architecture.docx
+++ b/Cyber Security Architecture.docx
@@ -309,8 +309,41 @@
         <w:spacing w:after="0" w:line="240" w:lineRule="auto"/>
         <w:rPr>
           <w:rFonts w:ascii="Assistant Medium" w:hAnsi="Assistant Medium" w:cs="Assistant Medium"/>
-        </w:rPr>
-      </w:pPr>
+          <w:rtl/>
+        </w:rPr>
+      </w:pPr>
+      <w:hyperlink r:id="rId8" w:history="1">
+        <w:r>
+          <w:rPr>
+            <w:rStyle w:val="Hyperlink"/>
+          </w:rPr>
+          <w:t>https://github.com/dimaoudegrim</w:t>
+        </w:r>
+      </w:hyperlink>
+    </w:p>
+    <w:p>
+      <w:pPr>
+        <w:spacing w:after="0" w:line="240" w:lineRule="auto"/>
+        <w:rPr>
+          <w:rFonts w:ascii="Assistant Medium" w:hAnsi="Assistant Medium" w:cs="Assistant Medium"/>
+        </w:rPr>
+      </w:pPr>
+      <w:hyperlink r:id="rId9" w:history="1">
+        <w:r>
+          <w:rPr>
+            <w:rStyle w:val="Hyperlink"/>
+            <w:rFonts w:ascii="Assistant Medium" w:hAnsi="Assistant Medium" w:cs="Assistant Medium"/>
+          </w:rPr>
+          <w:t>https://www.linkedin.com/in/nir-roitman</w:t>
+        </w:r>
+      </w:hyperlink>
+      <w:r>
+        <w:rPr>
+          <w:rFonts w:ascii="Assistant Medium" w:hAnsi="Assistant Medium" w:cs="Assistant Medium" w:hint="cs"/>
+          <w:rtl/>
+        </w:rPr>
+        <w:t xml:space="preserve"> </w:t>
+      </w:r>
     </w:p>
     <w:p>
       <w:pPr>
@@ -2049,26 +2082,38 @@
         <w:rPr>
           <w:rFonts w:ascii="Assistant Medium" w:hAnsi="Assistant Medium" w:cs="Assistant Medium"/>
         </w:rPr>
-        <w:t xml:space="preserve"> (On access point).</w:t>
-      </w:r>
-    </w:p>
-    <w:p>
-      <w:pPr>
-        <w:pStyle w:val="ListParagraph"/>
-        <w:numPr>
-          <w:ilvl w:val="0"/>
-          <w:numId w:val="4"/>
-        </w:numPr>
-        <w:spacing w:after="0" w:line="360" w:lineRule="auto"/>
-        <w:rPr>
-          <w:rFonts w:ascii="Assistant Medium" w:hAnsi="Assistant Medium" w:cs="Assistant Medium"/>
-        </w:rPr>
-      </w:pPr>
-      <w:r>
-        <w:rPr>
-          <w:rFonts w:ascii="Assistant Medium" w:hAnsi="Assistant Medium" w:cs="Assistant Medium"/>
-        </w:rPr>
-        <w:t>Layer 3 block most lan to lan.</w:t>
+        <w:t xml:space="preserve"> (On access point</w:t>
+      </w:r>
+      <w:r>
+        <w:rPr>
+          <w:rFonts w:ascii="Assistant Medium" w:hAnsi="Assistant Medium" w:cs="Assistant Medium"/>
+        </w:rPr>
+        <w:t xml:space="preserve"> wifi access)</w:t>
+      </w:r>
+    </w:p>
+    <w:p>
+      <w:pPr>
+        <w:pStyle w:val="ListParagraph"/>
+        <w:numPr>
+          <w:ilvl w:val="0"/>
+          <w:numId w:val="4"/>
+        </w:numPr>
+        <w:spacing w:after="0" w:line="360" w:lineRule="auto"/>
+        <w:rPr>
+          <w:rFonts w:ascii="Assistant Medium" w:hAnsi="Assistant Medium" w:cs="Assistant Medium"/>
+        </w:rPr>
+      </w:pPr>
+      <w:r>
+        <w:rPr>
+          <w:rFonts w:ascii="Assistant Medium" w:hAnsi="Assistant Medium" w:cs="Assistant Medium"/>
+        </w:rPr>
+        <w:t>Layer 3 block most lan to lan</w:t>
+      </w:r>
+      <w:r>
+        <w:rPr>
+          <w:rFonts w:ascii="Assistant Medium" w:hAnsi="Assistant Medium" w:cs="Assistant Medium"/>
+        </w:rPr>
+        <w:t xml:space="preserve"> (on parents firewalls, not mine because of splunk lab).</w:t>
       </w:r>
     </w:p>
     <w:p>
@@ -2125,6 +2170,7 @@
         <w:rPr>
           <w:rFonts w:ascii="Assistant Medium" w:hAnsi="Assistant Medium" w:cs="Assistant Medium"/>
         </w:rPr>
+        <w:lastRenderedPageBreak/>
         <w:t>Connected to DNS Firewall via DNS server on AWS.</w:t>
       </w:r>
     </w:p>
@@ -2144,7 +2190,6 @@
         <w:rPr>
           <w:rFonts w:ascii="Assistant Medium" w:hAnsi="Assistant Medium" w:cs="Assistant Medium"/>
         </w:rPr>
-        <w:lastRenderedPageBreak/>
         <w:t>Geo</w:t>
       </w:r>
       <w:r>
@@ -2617,49 +2662,26 @@
         <w:rPr>
           <w:rFonts w:ascii="Assistant Medium" w:hAnsi="Assistant Medium" w:cs="Assistant Medium"/>
         </w:rPr>
-        <w:t>, Used now mainly as access point</w:t>
-      </w:r>
-      <w:r>
-        <w:rPr>
-          <w:rFonts w:ascii="Assistant Medium" w:hAnsi="Assistant Medium" w:cs="Assistant Medium"/>
-        </w:rPr>
-        <w:t xml:space="preserve"> with </w:t>
-      </w:r>
-      <w:r>
-        <w:rPr>
-          <w:rFonts w:ascii="Assistant Medium" w:hAnsi="Assistant Medium" w:cs="Assistant Medium"/>
-        </w:rPr>
-        <w:t>additional</w:t>
-      </w:r>
-      <w:r>
-        <w:rPr>
-          <w:rFonts w:ascii="Assistant Medium" w:hAnsi="Assistant Medium" w:cs="Assistant Medium"/>
-        </w:rPr>
-        <w:t xml:space="preserve"> </w:t>
-      </w:r>
-      <w:r>
-        <w:rPr>
-          <w:rFonts w:ascii="Assistant Medium" w:hAnsi="Assistant Medium" w:cs="Assistant Medium"/>
-        </w:rPr>
-        <w:t>protection</w:t>
-      </w:r>
-      <w:r>
-        <w:rPr>
-          <w:rFonts w:ascii="Assistant Medium" w:hAnsi="Assistant Medium" w:cs="Assistant Medium"/>
-        </w:rPr>
-        <w:t xml:space="preserve"> ( </w:t>
-      </w:r>
-      <w:r>
-        <w:rPr>
-          <w:rFonts w:ascii="Assistant Medium" w:hAnsi="Assistant Medium" w:cs="Assistant Medium"/>
-        </w:rPr>
-        <w:t>without</w:t>
-      </w:r>
-      <w:r>
-        <w:rPr>
-          <w:rFonts w:ascii="Assistant Medium" w:hAnsi="Assistant Medium" w:cs="Assistant Medium"/>
-        </w:rPr>
-        <w:t xml:space="preserve"> DPI).</w:t>
+        <w:t>.</w:t>
+      </w:r>
+    </w:p>
+    <w:p>
+      <w:pPr>
+        <w:pStyle w:val="ListParagraph"/>
+        <w:numPr>
+          <w:ilvl w:val="0"/>
+          <w:numId w:val="2"/>
+        </w:numPr>
+        <w:spacing w:after="0" w:line="360" w:lineRule="auto"/>
+        <w:rPr>
+          <w:rFonts w:ascii="Assistant Medium" w:hAnsi="Assistant Medium" w:cs="Assistant Medium"/>
+        </w:rPr>
+      </w:pPr>
+      <w:r>
+        <w:rPr>
+          <w:rFonts w:ascii="Assistant Medium" w:hAnsi="Assistant Medium" w:cs="Assistant Medium"/>
+        </w:rPr>
+        <w:t>Twingate ZTNA.</w:t>
       </w:r>
     </w:p>
     <w:p>
@@ -2715,7 +2737,6 @@
           <w:szCs w:val="28"/>
           <w:u w:val="single"/>
         </w:rPr>
-        <w:lastRenderedPageBreak/>
         <w:t xml:space="preserve">Email </w:t>
       </w:r>
     </w:p>
@@ -5478,7 +5499,19 @@
         <w:rPr>
           <w:rFonts w:ascii="Assistant Medium" w:hAnsi="Assistant Medium" w:cs="Assistant Medium"/>
         </w:rPr>
-        <w:t>Splunk Enterprise clusters with ES, as a testing environment for my enterprise clients. Build on Vmware workstation pro as VM'S (14 VM'S) on two old computers</w:t>
+        <w:t>Splunk Enterprise clusters with ES, as a testing environment for my enterprise clients. Build on Vmware workstation pro as VM'S (1</w:t>
+      </w:r>
+      <w:r>
+        <w:rPr>
+          <w:rFonts w:ascii="Assistant Medium" w:hAnsi="Assistant Medium" w:cs="Assistant Medium"/>
+        </w:rPr>
+        <w:t>6</w:t>
+      </w:r>
+      <w:r>
+        <w:rPr>
+          <w:rFonts w:ascii="Assistant Medium" w:hAnsi="Assistant Medium" w:cs="Assistant Medium"/>
+        </w:rPr>
+        <w:t xml:space="preserve"> VM'S) on two old computers</w:t>
       </w:r>
       <w:r>
         <w:rPr>
@@ -5509,7 +5542,19 @@
         <w:rPr>
           <w:rFonts w:ascii="Assistant Medium" w:hAnsi="Assistant Medium" w:cs="Assistant Medium"/>
         </w:rPr>
-        <w:t>14 VM's in clusters mode.</w:t>
+        <w:t>1</w:t>
+      </w:r>
+      <w:r>
+        <w:rPr>
+          <w:rFonts w:ascii="Assistant Medium" w:hAnsi="Assistant Medium" w:cs="Assistant Medium"/>
+        </w:rPr>
+        <w:t>2</w:t>
+      </w:r>
+      <w:r>
+        <w:rPr>
+          <w:rFonts w:ascii="Assistant Medium" w:hAnsi="Assistant Medium" w:cs="Assistant Medium"/>
+        </w:rPr>
+        <w:t xml:space="preserve"> VM's in clusters mode.</w:t>
       </w:r>
     </w:p>
     <w:p>
@@ -5893,12 +5938,96 @@
     <w:p>
       <w:pPr>
         <w:pStyle w:val="ListParagraph"/>
-        <w:spacing w:after="0" w:line="360" w:lineRule="auto"/>
-        <w:ind w:left="1080"/>
-        <w:rPr>
-          <w:rFonts w:ascii="Assistant Medium" w:hAnsi="Assistant Medium" w:cs="Assistant Medium"/>
-        </w:rPr>
-      </w:pPr>
+        <w:numPr>
+          <w:ilvl w:val="0"/>
+          <w:numId w:val="2"/>
+        </w:numPr>
+        <w:spacing w:after="0" w:line="360" w:lineRule="auto"/>
+        <w:rPr>
+          <w:rFonts w:ascii="Assistant Medium" w:hAnsi="Assistant Medium" w:cs="Assistant Medium"/>
+        </w:rPr>
+      </w:pPr>
+      <w:r>
+        <w:rPr>
+          <w:rFonts w:ascii="Assistant Medium" w:hAnsi="Assistant Medium" w:cs="Assistant Medium"/>
+        </w:rPr>
+        <w:t>Additional servers for the splunk cluster:</w:t>
+      </w:r>
+    </w:p>
+    <w:p>
+      <w:pPr>
+        <w:pStyle w:val="ListParagraph"/>
+        <w:numPr>
+          <w:ilvl w:val="0"/>
+          <w:numId w:val="4"/>
+        </w:numPr>
+        <w:spacing w:after="0" w:line="360" w:lineRule="auto"/>
+        <w:rPr>
+          <w:rFonts w:ascii="Assistant Medium" w:hAnsi="Assistant Medium" w:cs="Assistant Medium"/>
+        </w:rPr>
+      </w:pPr>
+      <w:r>
+        <w:rPr>
+          <w:rFonts w:ascii="Assistant Medium" w:hAnsi="Assistant Medium" w:cs="Assistant Medium"/>
+        </w:rPr>
+        <w:t>MISP – was needed</w:t>
+      </w:r>
+      <w:r>
+        <w:rPr>
+          <w:rFonts w:ascii="Assistant Medium" w:hAnsi="Assistant Medium" w:cs="Assistant Medium"/>
+        </w:rPr>
+        <w:t xml:space="preserve"> for connecting misp to threat intelligence module.</w:t>
+      </w:r>
+      <w:r>
+        <w:rPr>
+          <w:rFonts w:ascii="Assistant Medium" w:hAnsi="Assistant Medium" w:cs="Assistant Medium"/>
+        </w:rPr>
+        <w:t xml:space="preserve"> </w:t>
+      </w:r>
+    </w:p>
+    <w:p>
+      <w:pPr>
+        <w:pStyle w:val="ListParagraph"/>
+        <w:numPr>
+          <w:ilvl w:val="0"/>
+          <w:numId w:val="4"/>
+        </w:numPr>
+        <w:spacing w:after="0" w:line="360" w:lineRule="auto"/>
+        <w:rPr>
+          <w:rFonts w:ascii="Assistant Medium" w:hAnsi="Assistant Medium" w:cs="Assistant Medium"/>
+        </w:rPr>
+      </w:pPr>
+      <w:r>
+        <w:rPr>
+          <w:rFonts w:ascii="Assistant Medium" w:hAnsi="Assistant Medium" w:cs="Assistant Medium"/>
+        </w:rPr>
+        <w:lastRenderedPageBreak/>
+        <w:t>Wazuh – needed for</w:t>
+      </w:r>
+      <w:r>
+        <w:rPr>
+          <w:rFonts w:ascii="Assistant Medium" w:hAnsi="Assistant Medium" w:cs="Assistant Medium"/>
+        </w:rPr>
+        <w:t xml:space="preserve"> testing sending to multiple sources </w:t>
+      </w:r>
+      <w:r>
+        <w:rPr>
+          <w:rFonts w:ascii="Assistant Medium" w:hAnsi="Assistant Medium" w:cs="Assistant Medium"/>
+        </w:rPr>
+        <w:t xml:space="preserve">from appliances that can send to just one dest. </w:t>
+      </w:r>
+      <w:r>
+        <w:rPr>
+          <w:rFonts w:ascii="Assistant Medium" w:hAnsi="Assistant Medium" w:cs="Assistant Medium"/>
+        </w:rPr>
+        <w:t>while one of the sources isn't splunk</w:t>
+      </w:r>
+      <w:r>
+        <w:rPr>
+          <w:rFonts w:ascii="Assistant Medium" w:hAnsi="Assistant Medium" w:cs="Assistant Medium"/>
+        </w:rPr>
+        <w:t xml:space="preserve"> SIEM.</w:t>
+      </w:r>
     </w:p>
     <w:p>
       <w:pPr>
@@ -6166,8 +6295,8 @@
       </w:r>
     </w:p>
     <w:sectPr>
-      <w:headerReference w:type="default" r:id="rId8"/>
-      <w:footerReference w:type="default" r:id="rId9"/>
+      <w:headerReference w:type="default" r:id="rId10"/>
+      <w:footerReference w:type="default" r:id="rId11"/>
       <w:pgSz w:w="11906" w:h="16838"/>
       <w:pgMar w:top="1440" w:right="1440" w:bottom="1440" w:left="1440" w:header="708" w:footer="708" w:gutter="0"/>
       <w:cols w:space="708"/>
@@ -7962,6 +8091,29 @@
     <w:uiPriority w:val="99"/>
     <w:rsid w:val="00C9451D"/>
   </w:style>
+  <w:style w:type="character" w:styleId="Hyperlink">
+    <w:name w:val="Hyperlink"/>
+    <w:basedOn w:val="DefaultParagraphFont"/>
+    <w:uiPriority w:val="99"/>
+    <w:unhideWhenUsed/>
+    <w:rsid w:val="004056F8"/>
+    <w:rPr>
+      <w:color w:val="467886" w:themeColor="hyperlink"/>
+      <w:u w:val="single"/>
+    </w:rPr>
+  </w:style>
+  <w:style w:type="character" w:styleId="UnresolvedMention">
+    <w:name w:val="Unresolved Mention"/>
+    <w:basedOn w:val="DefaultParagraphFont"/>
+    <w:uiPriority w:val="99"/>
+    <w:semiHidden/>
+    <w:unhideWhenUsed/>
+    <w:rsid w:val="004056F8"/>
+    <w:rPr>
+      <w:color w:val="605E5C"/>
+      <w:shd w:val="clear" w:color="auto" w:fill="E1DFDD"/>
+    </w:rPr>
+  </w:style>
 </w:styles>
 </file>
 
